--- a/William/.Net React/William_Jackson.docx
+++ b/William/.Net React/William_Jackson.docx
@@ -130,10 +130,7 @@
                 <w:sz w:val="17"/>
                 <w:szCs w:val="17"/>
               </w:rPr>
-              <w:t>|</w:t>
-            </w:r>
-            <w:r>
-              <w:t xml:space="preserve"> </w:t>
+              <w:t xml:space="preserve">| </w:t>
             </w:r>
             <w:r>
               <w:rPr>
@@ -144,8 +141,6 @@
               </w:rPr>
               <w:t>linkedin.com/in/william-jackson-3816183aa</w:t>
             </w:r>
-            <w:bookmarkStart w:id="0" w:name="_GoBack"/>
-            <w:bookmarkEnd w:id="0"/>
           </w:p>
         </w:tc>
       </w:tr>
@@ -175,7 +170,7 @@
     </w:p>
     <w:p>
       <w:pPr>
-        <w:spacing w:after="80"/>
+        <w:pStyle w:val="NormalWeb"/>
         <w:jc w:val="both"/>
         <w:rPr>
           <w:rFonts w:ascii="Arial" w:hAnsi="Arial" w:cs="Arial"/>
@@ -184,26 +179,36 @@
       </w:pPr>
       <w:r>
         <w:rPr>
-          <w:rStyle w:val="Strong"/>
-          <w:rFonts w:ascii="Arial" w:hAnsi="Arial" w:cs="Arial"/>
-          <w:sz w:val="18"/>
-        </w:rPr>
-        <w:t>Senior Software Engineer</w:t>
-      </w:r>
-      <w:r>
-        <w:rPr>
-          <w:rFonts w:ascii="Arial" w:hAnsi="Arial" w:cs="Arial"/>
-          <w:sz w:val="18"/>
-        </w:rPr>
-        <w:t xml:space="preserve"> with ~10 years delivering </w:t>
-      </w:r>
-      <w:r>
-        <w:rPr>
-          <w:rStyle w:val="Strong"/>
-          <w:rFonts w:ascii="Arial" w:hAnsi="Arial" w:cs="Arial"/>
-          <w:sz w:val="18"/>
-        </w:rPr>
-        <w:t>production .NET</w:t>
+          <w:rFonts w:ascii="Arial" w:hAnsi="Arial" w:cs="Arial"/>
+          <w:sz w:val="18"/>
+        </w:rPr>
+        <w:t xml:space="preserve">Senior Full-Stack Engineer with ~10 years of experience building </w:t>
+      </w:r>
+      <w:r>
+        <w:rPr>
+          <w:rStyle w:val="Strong"/>
+          <w:rFonts w:ascii="Arial" w:hAnsi="Arial" w:cs="Arial"/>
+          <w:sz w:val="18"/>
+        </w:rPr>
+        <w:t xml:space="preserve">React + </w:t>
+      </w:r>
+      <w:proofErr w:type="spellStart"/>
+      <w:r>
+        <w:rPr>
+          <w:rStyle w:val="Strong"/>
+          <w:rFonts w:ascii="Arial" w:hAnsi="Arial" w:cs="Arial"/>
+          <w:sz w:val="18"/>
+        </w:rPr>
+        <w:t>TypeScript</w:t>
+      </w:r>
+      <w:proofErr w:type="spellEnd"/>
+      <w:r>
+        <w:rPr>
+          <w:rStyle w:val="Strong"/>
+          <w:rFonts w:ascii="Arial" w:hAnsi="Arial" w:cs="Arial"/>
+          <w:sz w:val="18"/>
+        </w:rPr>
+        <w:t xml:space="preserve"> frontends</w:t>
       </w:r>
       <w:r>
         <w:rPr>
@@ -218,68 +223,125 @@
           <w:rFonts w:ascii="Arial" w:hAnsi="Arial" w:cs="Arial"/>
           <w:sz w:val="18"/>
         </w:rPr>
-        <w:t>modern web applications</w:t>
-      </w:r>
-      <w:r>
-        <w:rPr>
-          <w:rFonts w:ascii="Arial" w:hAnsi="Arial" w:cs="Arial"/>
-          <w:sz w:val="18"/>
-        </w:rPr>
-        <w:t xml:space="preserve">, specializing in </w:t>
-      </w:r>
-      <w:r>
-        <w:rPr>
-          <w:rStyle w:val="Strong"/>
-          <w:rFonts w:ascii="Arial" w:hAnsi="Arial" w:cs="Arial"/>
-          <w:sz w:val="18"/>
-        </w:rPr>
-        <w:t>Angular + React</w:t>
-      </w:r>
-      <w:r>
-        <w:rPr>
-          <w:rFonts w:ascii="Arial" w:hAnsi="Arial" w:cs="Arial"/>
-          <w:sz w:val="18"/>
-        </w:rPr>
-        <w:t xml:space="preserve"> front ends backed by reliable </w:t>
-      </w:r>
-      <w:r>
-        <w:rPr>
-          <w:rStyle w:val="Strong"/>
-          <w:rFonts w:ascii="Arial" w:hAnsi="Arial" w:cs="Arial"/>
-          <w:sz w:val="18"/>
-        </w:rPr>
-        <w:t>C# APIs</w:t>
-      </w:r>
-      <w:r>
-        <w:rPr>
-          <w:rFonts w:ascii="Arial" w:hAnsi="Arial" w:cs="Arial"/>
-          <w:sz w:val="18"/>
-        </w:rPr>
-        <w:t xml:space="preserve">, </w:t>
-      </w:r>
-      <w:r>
-        <w:rPr>
-          <w:rStyle w:val="Strong"/>
-          <w:rFonts w:ascii="Arial" w:hAnsi="Arial" w:cs="Arial"/>
-          <w:sz w:val="18"/>
-        </w:rPr>
-        <w:t>data pipelines</w:t>
-      </w:r>
-      <w:r>
-        <w:rPr>
+        <w:t>Node.js (Express/</w:t>
+      </w:r>
+      <w:proofErr w:type="spellStart"/>
+      <w:r>
+        <w:rPr>
+          <w:rStyle w:val="Strong"/>
+          <w:rFonts w:ascii="Arial" w:hAnsi="Arial" w:cs="Arial"/>
+          <w:sz w:val="18"/>
+        </w:rPr>
+        <w:t>NestJS</w:t>
+      </w:r>
+      <w:proofErr w:type="spellEnd"/>
+      <w:r>
+        <w:rPr>
+          <w:rStyle w:val="Strong"/>
+          <w:rFonts w:ascii="Arial" w:hAnsi="Arial" w:cs="Arial"/>
+          <w:sz w:val="18"/>
+        </w:rPr>
+        <w:t>) backend services</w:t>
+      </w:r>
+      <w:r>
+        <w:rPr>
+          <w:rFonts w:ascii="Arial" w:hAnsi="Arial" w:cs="Arial"/>
+          <w:sz w:val="18"/>
+        </w:rPr>
+        <w:t xml:space="preserve"> operating on </w:t>
+      </w:r>
+      <w:r>
+        <w:rPr>
+          <w:rStyle w:val="Strong"/>
+          <w:rFonts w:ascii="Arial" w:hAnsi="Arial" w:cs="Arial"/>
+          <w:sz w:val="18"/>
+        </w:rPr>
+        <w:t>AWS-first cloud architectures</w:t>
+      </w:r>
+      <w:r>
+        <w:rPr>
+          <w:rFonts w:ascii="Arial" w:hAnsi="Arial" w:cs="Arial"/>
+          <w:sz w:val="18"/>
+        </w:rPr>
+        <w:t xml:space="preserve">. Strong background in designing </w:t>
+      </w:r>
+      <w:r>
+        <w:rPr>
+          <w:rStyle w:val="Strong"/>
+          <w:rFonts w:ascii="Arial" w:hAnsi="Arial" w:cs="Arial"/>
+          <w:sz w:val="18"/>
+        </w:rPr>
+        <w:t>event-driven systems</w:t>
+      </w:r>
+      <w:r>
+        <w:rPr>
+          <w:rFonts w:ascii="Arial" w:hAnsi="Arial" w:cs="Arial"/>
+          <w:sz w:val="18"/>
+        </w:rPr>
+        <w:t xml:space="preserve">, API gateways/BFF layers, distributed messaging pipelines, and production </w:t>
+      </w:r>
+      <w:proofErr w:type="spellStart"/>
+      <w:r>
+        <w:rPr>
+          <w:rFonts w:ascii="Arial" w:hAnsi="Arial" w:cs="Arial"/>
+          <w:sz w:val="18"/>
+        </w:rPr>
+        <w:t>observability</w:t>
+      </w:r>
+      <w:proofErr w:type="spellEnd"/>
+      <w:r>
+        <w:rPr>
+          <w:rFonts w:ascii="Arial" w:hAnsi="Arial" w:cs="Arial"/>
+          <w:sz w:val="18"/>
+        </w:rPr>
+        <w:t xml:space="preserve"> using </w:t>
+      </w:r>
+      <w:proofErr w:type="spellStart"/>
+      <w:r>
+        <w:rPr>
+          <w:rStyle w:val="Strong"/>
+          <w:rFonts w:ascii="Arial" w:hAnsi="Arial" w:cs="Arial"/>
+          <w:sz w:val="18"/>
+        </w:rPr>
+        <w:t>OpenTelemetry</w:t>
+      </w:r>
+      <w:proofErr w:type="spellEnd"/>
+      <w:r>
+        <w:rPr>
+          <w:rStyle w:val="Strong"/>
+          <w:rFonts w:ascii="Arial" w:hAnsi="Arial" w:cs="Arial"/>
+          <w:sz w:val="18"/>
+        </w:rPr>
+        <w:t xml:space="preserve">, </w:t>
+      </w:r>
+      <w:proofErr w:type="spellStart"/>
+      <w:r>
+        <w:rPr>
+          <w:rStyle w:val="Strong"/>
+          <w:rFonts w:ascii="Arial" w:hAnsi="Arial" w:cs="Arial"/>
+          <w:sz w:val="18"/>
+        </w:rPr>
+        <w:t>Datadog</w:t>
+      </w:r>
+      <w:proofErr w:type="spellEnd"/>
+      <w:r>
+        <w:rPr>
+          <w:rStyle w:val="Strong"/>
           <w:rFonts w:ascii="Arial" w:hAnsi="Arial" w:cs="Arial"/>
           <w:sz w:val="18"/>
         </w:rPr>
         <w:t xml:space="preserve">, and </w:t>
       </w:r>
-      <w:r>
-        <w:rPr>
-          <w:rStyle w:val="Strong"/>
-          <w:rFonts w:ascii="Arial" w:hAnsi="Arial" w:cs="Arial"/>
-          <w:sz w:val="18"/>
-        </w:rPr>
-        <w:t>event-driven services</w:t>
-      </w:r>
+      <w:proofErr w:type="spellStart"/>
+      <w:r>
+        <w:rPr>
+          <w:rStyle w:val="Strong"/>
+          <w:rFonts w:ascii="Arial" w:hAnsi="Arial" w:cs="Arial"/>
+          <w:sz w:val="18"/>
+        </w:rPr>
+        <w:t>Grafana</w:t>
+      </w:r>
+      <w:proofErr w:type="spellEnd"/>
       <w:r>
         <w:rPr>
           <w:rFonts w:ascii="Arial" w:hAnsi="Arial" w:cs="Arial"/>
@@ -293,69 +355,32 @@
           <w:rFonts w:ascii="Arial" w:hAnsi="Arial" w:cs="Arial"/>
           <w:sz w:val="18"/>
         </w:rPr>
-        <w:t xml:space="preserve">Strong end-to-end ownership from requirements through </w:t>
-      </w:r>
-      <w:r>
-        <w:rPr>
-          <w:rStyle w:val="Strong"/>
-          <w:rFonts w:ascii="Arial" w:hAnsi="Arial" w:cs="Arial"/>
-          <w:sz w:val="18"/>
-        </w:rPr>
-        <w:t>deployment</w:t>
-      </w:r>
-      <w:r>
-        <w:rPr>
-          <w:rFonts w:ascii="Arial" w:hAnsi="Arial" w:cs="Arial"/>
-          <w:sz w:val="18"/>
-        </w:rPr>
-        <w:t xml:space="preserve">, with an emphasis on </w:t>
-      </w:r>
-      <w:r>
-        <w:rPr>
-          <w:rStyle w:val="Strong"/>
-          <w:rFonts w:ascii="Arial" w:hAnsi="Arial" w:cs="Arial"/>
-          <w:sz w:val="18"/>
-        </w:rPr>
-        <w:t>performance</w:t>
-      </w:r>
-      <w:r>
-        <w:rPr>
-          <w:rFonts w:ascii="Arial" w:hAnsi="Arial" w:cs="Arial"/>
-          <w:sz w:val="18"/>
-        </w:rPr>
-        <w:t xml:space="preserve">, </w:t>
-      </w:r>
-      <w:proofErr w:type="spellStart"/>
-      <w:r>
-        <w:rPr>
-          <w:rStyle w:val="Strong"/>
-          <w:rFonts w:ascii="Arial" w:hAnsi="Arial" w:cs="Arial"/>
-          <w:sz w:val="18"/>
-        </w:rPr>
-        <w:t>observability</w:t>
-      </w:r>
-      <w:proofErr w:type="spellEnd"/>
-      <w:r>
-        <w:rPr>
-          <w:rFonts w:ascii="Arial" w:hAnsi="Arial" w:cs="Arial"/>
-          <w:sz w:val="18"/>
-        </w:rPr>
-        <w:t xml:space="preserve">, and </w:t>
-      </w:r>
-      <w:r>
-        <w:rPr>
-          <w:rStyle w:val="Strong"/>
-          <w:rFonts w:ascii="Arial" w:hAnsi="Arial" w:cs="Arial"/>
-          <w:sz w:val="18"/>
-        </w:rPr>
-        <w:t>safe releases</w:t>
-      </w:r>
-      <w:r>
-        <w:rPr>
-          <w:rFonts w:ascii="Arial" w:hAnsi="Arial" w:cs="Arial"/>
-          <w:sz w:val="18"/>
-        </w:rPr>
-        <w:t xml:space="preserve"> that reduce on-call noise.</w:t>
+        <w:t xml:space="preserve">Experienced in modernizing legacy monoliths into </w:t>
+      </w:r>
+      <w:r>
+        <w:rPr>
+          <w:rStyle w:val="Strong"/>
+          <w:rFonts w:ascii="Arial" w:hAnsi="Arial" w:cs="Arial"/>
+          <w:sz w:val="18"/>
+        </w:rPr>
+        <w:t xml:space="preserve">scalable </w:t>
+      </w:r>
+      <w:proofErr w:type="spellStart"/>
+      <w:r>
+        <w:rPr>
+          <w:rStyle w:val="Strong"/>
+          <w:rFonts w:ascii="Arial" w:hAnsi="Arial" w:cs="Arial"/>
+          <w:sz w:val="18"/>
+        </w:rPr>
+        <w:t>microservices</w:t>
+      </w:r>
+      <w:proofErr w:type="spellEnd"/>
+      <w:r>
+        <w:rPr>
+          <w:rFonts w:ascii="Arial" w:hAnsi="Arial" w:cs="Arial"/>
+          <w:sz w:val="18"/>
+        </w:rPr>
+        <w:t>, implementing structured CI/CD pipelines, and improving reliability with SLO-driven alerting and defensive system design.</w:t>
       </w:r>
       <w:proofErr w:type="gramEnd"/>
       <w:r>
@@ -363,100 +388,7 @@
           <w:rFonts w:ascii="Arial" w:hAnsi="Arial" w:cs="Arial"/>
           <w:sz w:val="18"/>
         </w:rPr>
-        <w:t xml:space="preserve"> </w:t>
-      </w:r>
-      <w:proofErr w:type="gramStart"/>
-      <w:r>
-        <w:rPr>
-          <w:rFonts w:ascii="Arial" w:hAnsi="Arial" w:cs="Arial"/>
-          <w:sz w:val="18"/>
-        </w:rPr>
-        <w:t xml:space="preserve">Experienced modernizing legacy systems into maintainable services, building predictable </w:t>
-      </w:r>
-      <w:r>
-        <w:rPr>
-          <w:rStyle w:val="Strong"/>
-          <w:rFonts w:ascii="Arial" w:hAnsi="Arial" w:cs="Arial"/>
-          <w:sz w:val="18"/>
-        </w:rPr>
-        <w:t>CI/CD</w:t>
-      </w:r>
-      <w:r>
-        <w:rPr>
-          <w:rFonts w:ascii="Arial" w:hAnsi="Arial" w:cs="Arial"/>
-          <w:sz w:val="18"/>
-        </w:rPr>
-        <w:t xml:space="preserve">, and improving data correctness with </w:t>
-      </w:r>
-      <w:r>
-        <w:rPr>
-          <w:rStyle w:val="Strong"/>
-          <w:rFonts w:ascii="Arial" w:hAnsi="Arial" w:cs="Arial"/>
-          <w:sz w:val="18"/>
-        </w:rPr>
-        <w:t>validation guardrails</w:t>
-      </w:r>
-      <w:r>
-        <w:rPr>
-          <w:rFonts w:ascii="Arial" w:hAnsi="Arial" w:cs="Arial"/>
-          <w:sz w:val="18"/>
-        </w:rPr>
-        <w:t xml:space="preserve"> and repeatable </w:t>
-      </w:r>
-      <w:r>
-        <w:rPr>
-          <w:rStyle w:val="Strong"/>
-          <w:rFonts w:ascii="Arial" w:hAnsi="Arial" w:cs="Arial"/>
-          <w:sz w:val="18"/>
-        </w:rPr>
-        <w:t>backfills</w:t>
-      </w:r>
-      <w:r>
-        <w:rPr>
-          <w:rFonts w:ascii="Arial" w:hAnsi="Arial" w:cs="Arial"/>
-          <w:sz w:val="18"/>
-        </w:rPr>
-        <w:t>.</w:t>
-      </w:r>
-      <w:proofErr w:type="gramEnd"/>
-      <w:r>
-        <w:rPr>
-          <w:rFonts w:ascii="Arial" w:hAnsi="Arial" w:cs="Arial"/>
-          <w:sz w:val="18"/>
-        </w:rPr>
-        <w:t xml:space="preserve"> </w:t>
-      </w:r>
-      <w:proofErr w:type="gramStart"/>
-      <w:r>
-        <w:rPr>
-          <w:rFonts w:ascii="Arial" w:hAnsi="Arial" w:cs="Arial"/>
-          <w:sz w:val="18"/>
-        </w:rPr>
-        <w:t>Known for untangling brittle integrations, debugging hard-to-reproduce production failures, and translating ambiguous stakeholder goals into incrementally shippable milestones.</w:t>
-      </w:r>
-      <w:proofErr w:type="gramEnd"/>
-      <w:r>
-        <w:rPr>
-          <w:rFonts w:ascii="Arial" w:hAnsi="Arial" w:cs="Arial"/>
-          <w:sz w:val="18"/>
-        </w:rPr>
-        <w:t xml:space="preserve"> Comfortable partnering cross-functionally, mentoring engineers, and shipping pragmatic solutions </w:t>
-      </w:r>
-      <w:proofErr w:type="gramStart"/>
-      <w:r>
-        <w:rPr>
-          <w:rFonts w:ascii="Arial" w:hAnsi="Arial" w:cs="Arial"/>
-          <w:sz w:val="18"/>
-        </w:rPr>
-        <w:t>that stay</w:t>
-      </w:r>
-      <w:proofErr w:type="gramEnd"/>
-      <w:r>
-        <w:rPr>
-          <w:rFonts w:ascii="Arial" w:hAnsi="Arial" w:cs="Arial"/>
-          <w:sz w:val="18"/>
-        </w:rPr>
-        <w:t xml:space="preserve"> operable long after launch.</w:t>
+        <w:t xml:space="preserve"> Comfortable owning architecture, mentoring engineers, and delivering maintainable systems that remain operable long after launch.</w:t>
       </w:r>
     </w:p>
     <w:p>
@@ -482,7 +414,7 @@
         <w:pStyle w:val="NormalWeb"/>
         <w:numPr>
           <w:ilvl w:val="0"/>
-          <w:numId w:val="2"/>
+          <w:numId w:val="1"/>
         </w:numPr>
         <w:jc w:val="both"/>
         <w:rPr>
@@ -505,72 +437,6 @@
         </w:rPr>
         <w:t xml:space="preserve"> — </w:t>
       </w:r>
-      <w:proofErr w:type="spellStart"/>
-      <w:r>
-        <w:rPr>
-          <w:rStyle w:val="Strong"/>
-          <w:rFonts w:ascii="Arial" w:hAnsi="Arial" w:cs="Arial"/>
-          <w:sz w:val="18"/>
-        </w:rPr>
-        <w:t>AngularJS</w:t>
-      </w:r>
-      <w:proofErr w:type="spellEnd"/>
-      <w:r>
-        <w:rPr>
-          <w:rFonts w:ascii="Arial" w:hAnsi="Arial" w:cs="Arial"/>
-          <w:sz w:val="18"/>
-        </w:rPr>
-        <w:t xml:space="preserve">, </w:t>
-      </w:r>
-      <w:r>
-        <w:rPr>
-          <w:rStyle w:val="Strong"/>
-          <w:rFonts w:ascii="Arial" w:hAnsi="Arial" w:cs="Arial"/>
-          <w:sz w:val="18"/>
-        </w:rPr>
-        <w:t>Angular</w:t>
-      </w:r>
-      <w:r>
-        <w:rPr>
-          <w:rFonts w:ascii="Arial" w:hAnsi="Arial" w:cs="Arial"/>
-          <w:sz w:val="18"/>
-        </w:rPr>
-        <w:t xml:space="preserve">, </w:t>
-      </w:r>
-      <w:proofErr w:type="spellStart"/>
-      <w:r>
-        <w:rPr>
-          <w:rStyle w:val="Strong"/>
-          <w:rFonts w:ascii="Arial" w:hAnsi="Arial" w:cs="Arial"/>
-          <w:sz w:val="18"/>
-        </w:rPr>
-        <w:t>RxJS</w:t>
-      </w:r>
-      <w:proofErr w:type="spellEnd"/>
-      <w:r>
-        <w:rPr>
-          <w:rFonts w:ascii="Arial" w:hAnsi="Arial" w:cs="Arial"/>
-          <w:sz w:val="18"/>
-        </w:rPr>
-        <w:t xml:space="preserve">, </w:t>
-      </w:r>
-      <w:proofErr w:type="spellStart"/>
-      <w:r>
-        <w:rPr>
-          <w:rStyle w:val="Strong"/>
-          <w:rFonts w:ascii="Arial" w:hAnsi="Arial" w:cs="Arial"/>
-          <w:sz w:val="18"/>
-        </w:rPr>
-        <w:t>NgRx</w:t>
-      </w:r>
-      <w:proofErr w:type="spellEnd"/>
-      <w:r>
-        <w:rPr>
-          <w:rFonts w:ascii="Arial" w:hAnsi="Arial" w:cs="Arial"/>
-          <w:sz w:val="18"/>
-        </w:rPr>
-        <w:t xml:space="preserve">, </w:t>
-      </w:r>
       <w:r>
         <w:rPr>
           <w:rStyle w:val="Strong"/>
@@ -601,6 +467,38 @@
         </w:rPr>
         <w:t xml:space="preserve">, </w:t>
       </w:r>
+      <w:r>
+        <w:rPr>
+          <w:rStyle w:val="Strong"/>
+          <w:rFonts w:ascii="Arial" w:hAnsi="Arial" w:cs="Arial"/>
+          <w:sz w:val="18"/>
+        </w:rPr>
+        <w:t>React Native</w:t>
+      </w:r>
+      <w:r>
+        <w:rPr>
+          <w:rFonts w:ascii="Arial" w:hAnsi="Arial" w:cs="Arial"/>
+          <w:sz w:val="18"/>
+        </w:rPr>
+        <w:t xml:space="preserve">, </w:t>
+      </w:r>
+      <w:proofErr w:type="spellStart"/>
+      <w:r>
+        <w:rPr>
+          <w:rStyle w:val="Strong"/>
+          <w:rFonts w:ascii="Arial" w:hAnsi="Arial" w:cs="Arial"/>
+          <w:sz w:val="18"/>
+        </w:rPr>
+        <w:t>TypeScript</w:t>
+      </w:r>
+      <w:proofErr w:type="spellEnd"/>
+      <w:r>
+        <w:rPr>
+          <w:rFonts w:ascii="Arial" w:hAnsi="Arial" w:cs="Arial"/>
+          <w:sz w:val="18"/>
+        </w:rPr>
+        <w:t xml:space="preserve">, </w:t>
+      </w:r>
       <w:proofErr w:type="spellStart"/>
       <w:r>
         <w:rPr>
@@ -618,30 +516,13 @@
         </w:rPr>
         <w:t xml:space="preserve">, </w:t>
       </w:r>
-      <w:proofErr w:type="spellStart"/>
-      <w:r>
-        <w:rPr>
-          <w:rStyle w:val="Strong"/>
-          <w:rFonts w:ascii="Arial" w:hAnsi="Arial" w:cs="Arial"/>
-          <w:sz w:val="18"/>
-        </w:rPr>
-        <w:t>TypeScript</w:t>
-      </w:r>
-      <w:proofErr w:type="spellEnd"/>
-      <w:r>
-        <w:rPr>
-          <w:rFonts w:ascii="Arial" w:hAnsi="Arial" w:cs="Arial"/>
-          <w:sz w:val="18"/>
-        </w:rPr>
-        <w:t xml:space="preserve">, </w:t>
-      </w:r>
-      <w:r>
-        <w:rPr>
-          <w:rStyle w:val="Strong"/>
-          <w:rFonts w:ascii="Arial" w:hAnsi="Arial" w:cs="Arial"/>
-          <w:sz w:val="18"/>
-        </w:rPr>
-        <w:t>JavaScript (ES6+)</w:t>
+      <w:r>
+        <w:rPr>
+          <w:rStyle w:val="Strong"/>
+          <w:rFonts w:ascii="Arial" w:hAnsi="Arial" w:cs="Arial"/>
+          <w:sz w:val="18"/>
+        </w:rPr>
+        <w:t>React Query</w:t>
       </w:r>
       <w:r>
         <w:rPr>
@@ -686,6 +567,21 @@
           <w:rFonts w:ascii="Arial" w:hAnsi="Arial" w:cs="Arial"/>
           <w:sz w:val="18"/>
         </w:rPr>
+        <w:t>Bootstrap</w:t>
+      </w:r>
+      <w:r>
+        <w:rPr>
+          <w:rFonts w:ascii="Arial" w:hAnsi="Arial" w:cs="Arial"/>
+          <w:sz w:val="18"/>
+        </w:rPr>
+        <w:t xml:space="preserve">, </w:t>
+      </w:r>
+      <w:r>
+        <w:rPr>
+          <w:rStyle w:val="Strong"/>
+          <w:rFonts w:ascii="Arial" w:hAnsi="Arial" w:cs="Arial"/>
+          <w:sz w:val="18"/>
+        </w:rPr>
         <w:t>Tailwind CSS</w:t>
       </w:r>
       <w:r>
@@ -695,21 +591,6 @@
         </w:rPr>
         <w:t xml:space="preserve">, </w:t>
       </w:r>
-      <w:r>
-        <w:rPr>
-          <w:rStyle w:val="Strong"/>
-          <w:rFonts w:ascii="Arial" w:hAnsi="Arial" w:cs="Arial"/>
-          <w:sz w:val="18"/>
-        </w:rPr>
-        <w:t>Bootstrap</w:t>
-      </w:r>
-      <w:r>
-        <w:rPr>
-          <w:rFonts w:ascii="Arial" w:hAnsi="Arial" w:cs="Arial"/>
-          <w:sz w:val="18"/>
-        </w:rPr>
-        <w:t xml:space="preserve">, </w:t>
-      </w:r>
       <w:proofErr w:type="spellStart"/>
       <w:r>
         <w:rPr>
@@ -737,13 +618,73 @@
         <w:t>Vite</w:t>
       </w:r>
       <w:proofErr w:type="spellEnd"/>
+      <w:r>
+        <w:rPr>
+          <w:rFonts w:ascii="Arial" w:hAnsi="Arial" w:cs="Arial"/>
+          <w:sz w:val="18"/>
+        </w:rPr>
+        <w:t xml:space="preserve">, </w:t>
+      </w:r>
+      <w:r>
+        <w:rPr>
+          <w:rStyle w:val="Strong"/>
+          <w:rFonts w:ascii="Arial" w:hAnsi="Arial" w:cs="Arial"/>
+          <w:sz w:val="18"/>
+        </w:rPr>
+        <w:t>component design systems</w:t>
+      </w:r>
+      <w:r>
+        <w:rPr>
+          <w:rFonts w:ascii="Arial" w:hAnsi="Arial" w:cs="Arial"/>
+          <w:sz w:val="18"/>
+        </w:rPr>
+        <w:t xml:space="preserve">, </w:t>
+      </w:r>
+      <w:r>
+        <w:rPr>
+          <w:rStyle w:val="Strong"/>
+          <w:rFonts w:ascii="Arial" w:hAnsi="Arial" w:cs="Arial"/>
+          <w:sz w:val="18"/>
+        </w:rPr>
+        <w:t>accessibility</w:t>
+      </w:r>
+      <w:r>
+        <w:rPr>
+          <w:rFonts w:ascii="Arial" w:hAnsi="Arial" w:cs="Arial"/>
+          <w:sz w:val="18"/>
+        </w:rPr>
+        <w:t xml:space="preserve">, </w:t>
+      </w:r>
+      <w:r>
+        <w:rPr>
+          <w:rStyle w:val="Strong"/>
+          <w:rFonts w:ascii="Arial" w:hAnsi="Arial" w:cs="Arial"/>
+          <w:sz w:val="18"/>
+        </w:rPr>
+        <w:t>SSR/ISR patterns</w:t>
+      </w:r>
+      <w:r>
+        <w:rPr>
+          <w:rFonts w:ascii="Arial" w:hAnsi="Arial" w:cs="Arial"/>
+          <w:sz w:val="18"/>
+        </w:rPr>
+        <w:t xml:space="preserve">, </w:t>
+      </w:r>
+      <w:r>
+        <w:rPr>
+          <w:rStyle w:val="Strong"/>
+          <w:rFonts w:ascii="Arial" w:hAnsi="Arial" w:cs="Arial"/>
+          <w:sz w:val="18"/>
+        </w:rPr>
+        <w:t>micro-frontend integration patterns</w:t>
+      </w:r>
     </w:p>
     <w:p>
       <w:pPr>
         <w:pStyle w:val="NormalWeb"/>
         <w:numPr>
           <w:ilvl w:val="0"/>
-          <w:numId w:val="2"/>
+          <w:numId w:val="1"/>
         </w:numPr>
         <w:jc w:val="both"/>
         <w:rPr>
@@ -772,96 +713,6 @@
           <w:rFonts w:ascii="Arial" w:hAnsi="Arial" w:cs="Arial"/>
           <w:sz w:val="18"/>
         </w:rPr>
-        <w:t>C#</w:t>
-      </w:r>
-      <w:r>
-        <w:rPr>
-          <w:rFonts w:ascii="Arial" w:hAnsi="Arial" w:cs="Arial"/>
-          <w:sz w:val="18"/>
-        </w:rPr>
-        <w:t xml:space="preserve">, </w:t>
-      </w:r>
-      <w:r>
-        <w:rPr>
-          <w:rStyle w:val="Strong"/>
-          <w:rFonts w:ascii="Arial" w:hAnsi="Arial" w:cs="Arial"/>
-          <w:sz w:val="18"/>
-        </w:rPr>
-        <w:t>.NET</w:t>
-      </w:r>
-      <w:r>
-        <w:rPr>
-          <w:rFonts w:ascii="Arial" w:hAnsi="Arial" w:cs="Arial"/>
-          <w:sz w:val="18"/>
-        </w:rPr>
-        <w:t xml:space="preserve">, </w:t>
-      </w:r>
-      <w:r>
-        <w:rPr>
-          <w:rStyle w:val="Strong"/>
-          <w:rFonts w:ascii="Arial" w:hAnsi="Arial" w:cs="Arial"/>
-          <w:sz w:val="18"/>
-        </w:rPr>
-        <w:t>.NET Framework</w:t>
-      </w:r>
-      <w:r>
-        <w:rPr>
-          <w:rFonts w:ascii="Arial" w:hAnsi="Arial" w:cs="Arial"/>
-          <w:sz w:val="18"/>
-        </w:rPr>
-        <w:t xml:space="preserve">, </w:t>
-      </w:r>
-      <w:r>
-        <w:rPr>
-          <w:rStyle w:val="Strong"/>
-          <w:rFonts w:ascii="Arial" w:hAnsi="Arial" w:cs="Arial"/>
-          <w:sz w:val="18"/>
-        </w:rPr>
-        <w:t>.NET Core</w:t>
-      </w:r>
-      <w:r>
-        <w:rPr>
-          <w:rFonts w:ascii="Arial" w:hAnsi="Arial" w:cs="Arial"/>
-          <w:sz w:val="18"/>
-        </w:rPr>
-        <w:t xml:space="preserve">, </w:t>
-      </w:r>
-      <w:r>
-        <w:rPr>
-          <w:rStyle w:val="Strong"/>
-          <w:rFonts w:ascii="Arial" w:hAnsi="Arial" w:cs="Arial"/>
-          <w:sz w:val="18"/>
-        </w:rPr>
-        <w:t>ASP.NET MVC</w:t>
-      </w:r>
-      <w:r>
-        <w:rPr>
-          <w:rFonts w:ascii="Arial" w:hAnsi="Arial" w:cs="Arial"/>
-          <w:sz w:val="18"/>
-        </w:rPr>
-        <w:t xml:space="preserve">, </w:t>
-      </w:r>
-      <w:r>
-        <w:rPr>
-          <w:rStyle w:val="Strong"/>
-          <w:rFonts w:ascii="Arial" w:hAnsi="Arial" w:cs="Arial"/>
-          <w:sz w:val="18"/>
-        </w:rPr>
-        <w:t>ASP.NET Web API</w:t>
-      </w:r>
-      <w:r>
-        <w:rPr>
-          <w:rFonts w:ascii="Arial" w:hAnsi="Arial" w:cs="Arial"/>
-          <w:sz w:val="18"/>
-        </w:rPr>
-        <w:t xml:space="preserve">, </w:t>
-      </w:r>
-      <w:r>
-        <w:rPr>
-          <w:rStyle w:val="Strong"/>
-          <w:rFonts w:ascii="Arial" w:hAnsi="Arial" w:cs="Arial"/>
-          <w:sz w:val="18"/>
-        </w:rPr>
         <w:t>Node.js</w:t>
       </w:r>
       <w:r>
@@ -877,7 +728,7 @@
           <w:rFonts w:ascii="Arial" w:hAnsi="Arial" w:cs="Arial"/>
           <w:sz w:val="18"/>
         </w:rPr>
-        <w:t>Python</w:t>
+        <w:t>Express</w:t>
       </w:r>
       <w:r>
         <w:rPr>
@@ -918,60 +769,85 @@
         </w:rPr>
         <w:t xml:space="preserve">, </w:t>
       </w:r>
-      <w:proofErr w:type="spellStart"/>
-      <w:r>
-        <w:rPr>
-          <w:rStyle w:val="Strong"/>
-          <w:rFonts w:ascii="Arial" w:hAnsi="Arial" w:cs="Arial"/>
-          <w:sz w:val="18"/>
-        </w:rPr>
-        <w:t>Microservices</w:t>
-      </w:r>
-      <w:proofErr w:type="spellEnd"/>
-      <w:r>
-        <w:rPr>
-          <w:rFonts w:ascii="Arial" w:hAnsi="Arial" w:cs="Arial"/>
-          <w:sz w:val="18"/>
-        </w:rPr>
-        <w:t xml:space="preserve">, </w:t>
-      </w:r>
-      <w:r>
-        <w:rPr>
-          <w:rStyle w:val="Strong"/>
-          <w:rFonts w:ascii="Arial" w:hAnsi="Arial" w:cs="Arial"/>
-          <w:sz w:val="18"/>
-        </w:rPr>
-        <w:t>Distributed Systems</w:t>
-      </w:r>
-      <w:r>
-        <w:rPr>
-          <w:rFonts w:ascii="Arial" w:hAnsi="Arial" w:cs="Arial"/>
-          <w:sz w:val="18"/>
-        </w:rPr>
-        <w:t xml:space="preserve">, </w:t>
-      </w:r>
-      <w:r>
-        <w:rPr>
-          <w:rStyle w:val="Strong"/>
-          <w:rFonts w:ascii="Arial" w:hAnsi="Arial" w:cs="Arial"/>
-          <w:sz w:val="18"/>
-        </w:rPr>
-        <w:t>Event-Driven Architecture</w:t>
-      </w:r>
-      <w:r>
-        <w:rPr>
-          <w:rFonts w:ascii="Arial" w:hAnsi="Arial" w:cs="Arial"/>
-          <w:sz w:val="18"/>
-        </w:rPr>
-        <w:t xml:space="preserve">, </w:t>
-      </w:r>
-      <w:r>
-        <w:rPr>
-          <w:rStyle w:val="Strong"/>
-          <w:rFonts w:ascii="Arial" w:hAnsi="Arial" w:cs="Arial"/>
-          <w:sz w:val="18"/>
-        </w:rPr>
-        <w:t>Background Jobs</w:t>
+      <w:r>
+        <w:rPr>
+          <w:rStyle w:val="Strong"/>
+          <w:rFonts w:ascii="Arial" w:hAnsi="Arial" w:cs="Arial"/>
+          <w:sz w:val="18"/>
+        </w:rPr>
+        <w:t xml:space="preserve">Apollo </w:t>
+      </w:r>
+      <w:proofErr w:type="spellStart"/>
+      <w:r>
+        <w:rPr>
+          <w:rStyle w:val="Strong"/>
+          <w:rFonts w:ascii="Arial" w:hAnsi="Arial" w:cs="Arial"/>
+          <w:sz w:val="18"/>
+        </w:rPr>
+        <w:t>GraphQL</w:t>
+      </w:r>
+      <w:proofErr w:type="spellEnd"/>
+      <w:r>
+        <w:rPr>
+          <w:rFonts w:ascii="Arial" w:hAnsi="Arial" w:cs="Arial"/>
+          <w:sz w:val="18"/>
+        </w:rPr>
+        <w:t xml:space="preserve">, </w:t>
+      </w:r>
+      <w:proofErr w:type="spellStart"/>
+      <w:r>
+        <w:rPr>
+          <w:rStyle w:val="Strong"/>
+          <w:rFonts w:ascii="Arial" w:hAnsi="Arial" w:cs="Arial"/>
+          <w:sz w:val="18"/>
+        </w:rPr>
+        <w:t>microservices</w:t>
+      </w:r>
+      <w:proofErr w:type="spellEnd"/>
+      <w:r>
+        <w:rPr>
+          <w:rFonts w:ascii="Arial" w:hAnsi="Arial" w:cs="Arial"/>
+          <w:sz w:val="18"/>
+        </w:rPr>
+        <w:t xml:space="preserve">, </w:t>
+      </w:r>
+      <w:r>
+        <w:rPr>
+          <w:rStyle w:val="Strong"/>
+          <w:rFonts w:ascii="Arial" w:hAnsi="Arial" w:cs="Arial"/>
+          <w:sz w:val="18"/>
+        </w:rPr>
+        <w:t>distributed systems</w:t>
+      </w:r>
+      <w:r>
+        <w:rPr>
+          <w:rFonts w:ascii="Arial" w:hAnsi="Arial" w:cs="Arial"/>
+          <w:sz w:val="18"/>
+        </w:rPr>
+        <w:t xml:space="preserve">, </w:t>
+      </w:r>
+      <w:r>
+        <w:rPr>
+          <w:rStyle w:val="Strong"/>
+          <w:rFonts w:ascii="Arial" w:hAnsi="Arial" w:cs="Arial"/>
+          <w:sz w:val="18"/>
+        </w:rPr>
+        <w:t>event-driven architecture</w:t>
+      </w:r>
+      <w:r>
+        <w:rPr>
+          <w:rFonts w:ascii="Arial" w:hAnsi="Arial" w:cs="Arial"/>
+          <w:sz w:val="18"/>
+        </w:rPr>
+        <w:t xml:space="preserve">, </w:t>
+      </w:r>
+      <w:r>
+        <w:rPr>
+          <w:rStyle w:val="Strong"/>
+          <w:rFonts w:ascii="Arial" w:hAnsi="Arial" w:cs="Arial"/>
+          <w:sz w:val="18"/>
+        </w:rPr>
+        <w:t>background jobs</w:t>
       </w:r>
       <w:r>
         <w:rPr>
@@ -997,38 +873,28 @@
         </w:rPr>
         <w:t xml:space="preserve">, </w:t>
       </w:r>
-      <w:proofErr w:type="spellStart"/>
-      <w:r>
-        <w:rPr>
-          <w:rStyle w:val="Strong"/>
-          <w:rFonts w:ascii="Arial" w:hAnsi="Arial" w:cs="Arial"/>
-          <w:sz w:val="18"/>
-        </w:rPr>
-        <w:t>OpenAPI</w:t>
-      </w:r>
-      <w:proofErr w:type="spellEnd"/>
-      <w:r>
-        <w:rPr>
-          <w:rStyle w:val="Strong"/>
-          <w:rFonts w:ascii="Arial" w:hAnsi="Arial" w:cs="Arial"/>
-          <w:sz w:val="18"/>
-        </w:rPr>
-        <w:t>/Swagger</w:t>
-      </w:r>
-      <w:r>
-        <w:rPr>
-          <w:rFonts w:ascii="Arial" w:hAnsi="Arial" w:cs="Arial"/>
-          <w:sz w:val="18"/>
-        </w:rPr>
-        <w:t xml:space="preserve">, </w:t>
-      </w:r>
-      <w:r>
-        <w:rPr>
-          <w:rStyle w:val="Strong"/>
-          <w:rFonts w:ascii="Arial" w:hAnsi="Arial" w:cs="Arial"/>
-          <w:sz w:val="18"/>
-        </w:rPr>
-        <w:t>API versioning</w:t>
+      <w:r>
+        <w:rPr>
+          <w:rStyle w:val="Strong"/>
+          <w:rFonts w:ascii="Arial" w:hAnsi="Arial" w:cs="Arial"/>
+          <w:sz w:val="18"/>
+        </w:rPr>
+        <w:t>API versioning &amp; deprecation</w:t>
+      </w:r>
+      <w:r>
+        <w:rPr>
+          <w:rFonts w:ascii="Arial" w:hAnsi="Arial" w:cs="Arial"/>
+          <w:sz w:val="18"/>
+        </w:rPr>
+        <w:t xml:space="preserve">, </w:t>
+      </w:r>
+      <w:r>
+        <w:rPr>
+          <w:rStyle w:val="Strong"/>
+          <w:rFonts w:ascii="Arial" w:hAnsi="Arial" w:cs="Arial"/>
+          <w:sz w:val="18"/>
+        </w:rPr>
+        <w:t>rate limiting</w:t>
       </w:r>
       <w:r>
         <w:rPr>
@@ -1049,26 +915,35 @@
       <w:proofErr w:type="spellEnd"/>
       <w:r>
         <w:rPr>
-          <w:rStyle w:val="Strong"/>
-          <w:rFonts w:ascii="Arial" w:hAnsi="Arial" w:cs="Arial"/>
-          <w:sz w:val="18"/>
-        </w:rPr>
-        <w:t xml:space="preserve"> patterns</w:t>
-      </w:r>
-      <w:r>
-        <w:rPr>
-          <w:rFonts w:ascii="Arial" w:hAnsi="Arial" w:cs="Arial"/>
-          <w:sz w:val="18"/>
-        </w:rPr>
-        <w:t xml:space="preserve">, </w:t>
-      </w:r>
-      <w:r>
-        <w:rPr>
-          <w:rStyle w:val="Strong"/>
-          <w:rFonts w:ascii="Arial" w:hAnsi="Arial" w:cs="Arial"/>
-          <w:sz w:val="18"/>
-        </w:rPr>
-        <w:t>rate limiting &amp; safe retries</w:t>
+          <w:rFonts w:ascii="Arial" w:hAnsi="Arial" w:cs="Arial"/>
+          <w:sz w:val="18"/>
+        </w:rPr>
+        <w:t xml:space="preserve">, </w:t>
+      </w:r>
+      <w:proofErr w:type="spellStart"/>
+      <w:r>
+        <w:rPr>
+          <w:rStyle w:val="Strong"/>
+          <w:rFonts w:ascii="Arial" w:hAnsi="Arial" w:cs="Arial"/>
+          <w:sz w:val="18"/>
+        </w:rPr>
+        <w:t>deduplication</w:t>
+      </w:r>
+      <w:proofErr w:type="spellEnd"/>
+      <w:r>
+        <w:rPr>
+          <w:rFonts w:ascii="Arial" w:hAnsi="Arial" w:cs="Arial"/>
+          <w:sz w:val="18"/>
+        </w:rPr>
+        <w:t xml:space="preserve">, </w:t>
+      </w:r>
+      <w:r>
+        <w:rPr>
+          <w:rStyle w:val="Strong"/>
+          <w:rFonts w:ascii="Arial" w:hAnsi="Arial" w:cs="Arial"/>
+          <w:sz w:val="18"/>
+        </w:rPr>
+        <w:t>secure coding (OWASP-aligned)</w:t>
       </w:r>
     </w:p>
     <w:p>
@@ -1076,7 +951,7 @@
         <w:pStyle w:val="NormalWeb"/>
         <w:numPr>
           <w:ilvl w:val="0"/>
-          <w:numId w:val="2"/>
+          <w:numId w:val="1"/>
         </w:numPr>
         <w:jc w:val="both"/>
         <w:rPr>
@@ -1144,7 +1019,7 @@
           <w:rFonts w:ascii="Arial" w:hAnsi="Arial" w:cs="Arial"/>
           <w:sz w:val="18"/>
         </w:rPr>
-        <w:t xml:space="preserve"> | </w:t>
+        <w:t xml:space="preserve"> • </w:t>
       </w:r>
       <w:proofErr w:type="spellStart"/>
       <w:r>
@@ -1211,7 +1086,7 @@
           <w:rFonts w:ascii="Arial" w:hAnsi="Arial" w:cs="Arial"/>
           <w:sz w:val="18"/>
         </w:rPr>
-        <w:t xml:space="preserve"> | Queues/streams: </w:t>
+        <w:t xml:space="preserve"> • Queues/streams: </w:t>
       </w:r>
       <w:r>
         <w:rPr>
@@ -1258,7 +1133,7 @@
           <w:rFonts w:ascii="Arial" w:hAnsi="Arial" w:cs="Arial"/>
           <w:sz w:val="18"/>
         </w:rPr>
-        <w:t xml:space="preserve"> | Search: </w:t>
+        <w:t xml:space="preserve"> • Search: </w:t>
       </w:r>
       <w:proofErr w:type="spellStart"/>
       <w:r>
@@ -1290,7 +1165,7 @@
           <w:rFonts w:ascii="Arial" w:hAnsi="Arial" w:cs="Arial"/>
           <w:sz w:val="18"/>
         </w:rPr>
-        <w:t xml:space="preserve"> | Analytics: </w:t>
+        <w:t xml:space="preserve"> • Analytics: </w:t>
       </w:r>
       <w:r>
         <w:rPr>
@@ -1317,20 +1192,13 @@
         <w:t>BigQuery</w:t>
       </w:r>
       <w:proofErr w:type="spellEnd"/>
-      <w:r>
-        <w:rPr>
-          <w:rFonts w:ascii="Arial" w:hAnsi="Arial" w:cs="Arial"/>
-          <w:sz w:val="18"/>
-        </w:rPr>
-        <w:t xml:space="preserve"> (exposure via event/analytics pipelines)</w:t>
-      </w:r>
     </w:p>
     <w:p>
       <w:pPr>
         <w:pStyle w:val="NormalWeb"/>
         <w:numPr>
           <w:ilvl w:val="0"/>
-          <w:numId w:val="2"/>
+          <w:numId w:val="1"/>
         </w:numPr>
         <w:jc w:val="both"/>
         <w:rPr>
@@ -1361,22 +1229,22 @@
           <w:rFonts w:ascii="Arial" w:hAnsi="Arial" w:cs="Arial"/>
           <w:sz w:val="18"/>
         </w:rPr>
-        <w:t xml:space="preserve"> — </w:t>
-      </w:r>
-      <w:r>
-        <w:rPr>
-          <w:rStyle w:val="Strong"/>
-          <w:rFonts w:ascii="Arial" w:hAnsi="Arial" w:cs="Arial"/>
-          <w:sz w:val="18"/>
-        </w:rPr>
-        <w:t>AWS</w:t>
-      </w:r>
-      <w:r>
-        <w:rPr>
-          <w:rFonts w:ascii="Arial" w:hAnsi="Arial" w:cs="Arial"/>
-          <w:sz w:val="18"/>
-        </w:rPr>
-        <w:t xml:space="preserve"> (primary): </w:t>
+        <w:t xml:space="preserve"> — AWS (primary): </w:t>
+      </w:r>
+      <w:r>
+        <w:rPr>
+          <w:rStyle w:val="Strong"/>
+          <w:rFonts w:ascii="Arial" w:hAnsi="Arial" w:cs="Arial"/>
+          <w:sz w:val="18"/>
+        </w:rPr>
+        <w:t>EKS</w:t>
+      </w:r>
+      <w:r>
+        <w:rPr>
+          <w:rFonts w:ascii="Arial" w:hAnsi="Arial" w:cs="Arial"/>
+          <w:sz w:val="18"/>
+        </w:rPr>
+        <w:t xml:space="preserve">, </w:t>
       </w:r>
       <w:r>
         <w:rPr>
@@ -1564,7 +1432,7 @@
           <w:rFonts w:ascii="Arial" w:hAnsi="Arial" w:cs="Arial"/>
           <w:sz w:val="18"/>
         </w:rPr>
-        <w:t xml:space="preserve"> | Azure: </w:t>
+        <w:t xml:space="preserve"> • Azure: </w:t>
       </w:r>
       <w:r>
         <w:rPr>
@@ -1654,7 +1522,7 @@
           <w:rFonts w:ascii="Arial" w:hAnsi="Arial" w:cs="Arial"/>
           <w:sz w:val="18"/>
         </w:rPr>
-        <w:t xml:space="preserve"> | GCP: </w:t>
+        <w:t xml:space="preserve"> • GCP: </w:t>
       </w:r>
       <w:r>
         <w:rPr>
@@ -1731,7 +1599,7 @@
           <w:rFonts w:ascii="Arial" w:hAnsi="Arial" w:cs="Arial"/>
           <w:sz w:val="18"/>
         </w:rPr>
-        <w:t xml:space="preserve"> (as consumer/integrator) | </w:t>
+        <w:t xml:space="preserve"> (consumer/integrator) • </w:t>
       </w:r>
       <w:proofErr w:type="spellStart"/>
       <w:r>
@@ -1846,7 +1714,7 @@
           <w:rFonts w:ascii="Arial" w:hAnsi="Arial" w:cs="Arial"/>
           <w:sz w:val="18"/>
         </w:rPr>
-        <w:t xml:space="preserve"> | CI/CD: </w:t>
+        <w:t xml:space="preserve">, CI/CD: </w:t>
       </w:r>
       <w:proofErr w:type="spellStart"/>
       <w:r>
@@ -1954,7 +1822,7 @@
         <w:pStyle w:val="NormalWeb"/>
         <w:numPr>
           <w:ilvl w:val="0"/>
-          <w:numId w:val="2"/>
+          <w:numId w:val="1"/>
         </w:numPr>
         <w:jc w:val="both"/>
         <w:rPr>
@@ -2098,7 +1966,7 @@
           <w:rFonts w:ascii="Arial" w:hAnsi="Arial" w:cs="Arial"/>
           <w:sz w:val="18"/>
         </w:rPr>
-        <w:t xml:space="preserve">, correlation IDs | Testing: </w:t>
+        <w:t xml:space="preserve">, Testing: </w:t>
       </w:r>
       <w:r>
         <w:rPr>
@@ -2203,7 +2071,7 @@
           <w:rFonts w:ascii="Arial" w:hAnsi="Arial" w:cs="Arial"/>
           <w:sz w:val="18"/>
         </w:rPr>
-        <w:t xml:space="preserve"> | Security: </w:t>
+        <w:t xml:space="preserve">, Security: </w:t>
       </w:r>
       <w:r>
         <w:rPr>
@@ -2323,6 +2191,21 @@
           <w:rFonts w:ascii="Arial" w:hAnsi="Arial" w:cs="Arial"/>
           <w:sz w:val="18"/>
         </w:rPr>
+        <w:t>rate limiting</w:t>
+      </w:r>
+      <w:r>
+        <w:rPr>
+          <w:rFonts w:ascii="Arial" w:hAnsi="Arial" w:cs="Arial"/>
+          <w:sz w:val="18"/>
+        </w:rPr>
+        <w:t xml:space="preserve">, </w:t>
+      </w:r>
+      <w:r>
+        <w:rPr>
+          <w:rStyle w:val="Strong"/>
+          <w:rFonts w:ascii="Arial" w:hAnsi="Arial" w:cs="Arial"/>
+          <w:sz w:val="18"/>
+        </w:rPr>
         <w:t>RBAC/ABAC</w:t>
       </w:r>
       <w:r>
@@ -2338,22 +2221,14 @@
           <w:rFonts w:ascii="Arial" w:hAnsi="Arial" w:cs="Arial"/>
           <w:sz w:val="18"/>
         </w:rPr>
-        <w:t>rate limiting</w:t>
-      </w:r>
-      <w:r>
-        <w:rPr>
-          <w:rFonts w:ascii="Arial" w:hAnsi="Arial" w:cs="Arial"/>
-          <w:sz w:val="18"/>
-        </w:rPr>
-        <w:t xml:space="preserve">, </w:t>
-      </w:r>
-      <w:r>
-        <w:rPr>
-          <w:rStyle w:val="Strong"/>
-          <w:rFonts w:ascii="Arial" w:hAnsi="Arial" w:cs="Arial"/>
-          <w:sz w:val="18"/>
-        </w:rPr>
         <w:t>audit logging</w:t>
+      </w:r>
+      <w:r>
+        <w:rPr>
+          <w:rFonts w:ascii="Arial" w:hAnsi="Arial" w:cs="Arial"/>
+          <w:sz w:val="18"/>
+        </w:rPr>
+        <w:t xml:space="preserve"> </w:t>
       </w:r>
     </w:p>
     <w:p>
@@ -2478,7 +2353,7 @@
         <w:pStyle w:val="NormalWeb"/>
         <w:numPr>
           <w:ilvl w:val="0"/>
-          <w:numId w:val="3"/>
+          <w:numId w:val="5"/>
         </w:numPr>
         <w:jc w:val="both"/>
         <w:rPr>
@@ -2491,52 +2366,55 @@
           <w:rFonts w:ascii="Arial" w:hAnsi="Arial" w:cs="Arial"/>
           <w:sz w:val="18"/>
         </w:rPr>
-        <w:t xml:space="preserve">Modernized a legacy surface into </w:t>
-      </w:r>
-      <w:r>
-        <w:rPr>
-          <w:rStyle w:val="Strong"/>
-          <w:rFonts w:ascii="Arial" w:hAnsi="Arial" w:cs="Arial"/>
-          <w:sz w:val="18"/>
-        </w:rPr>
-        <w:t>versioned .NET API</w:t>
-      </w:r>
-      <w:r>
-        <w:rPr>
-          <w:rFonts w:ascii="Arial" w:hAnsi="Arial" w:cs="Arial"/>
-          <w:sz w:val="18"/>
-        </w:rPr>
-        <w:t xml:space="preserve"> resources with consistent </w:t>
-      </w:r>
-      <w:r>
-        <w:rPr>
-          <w:rStyle w:val="Strong"/>
-          <w:rFonts w:ascii="Arial" w:hAnsi="Arial" w:cs="Arial"/>
-          <w:sz w:val="18"/>
-        </w:rPr>
-        <w:t>error contracts</w:t>
-      </w:r>
-      <w:r>
-        <w:rPr>
-          <w:rFonts w:ascii="Arial" w:hAnsi="Arial" w:cs="Arial"/>
-          <w:sz w:val="18"/>
-        </w:rPr>
-        <w:t xml:space="preserve">, predictable </w:t>
-      </w:r>
-      <w:r>
-        <w:rPr>
-          <w:rStyle w:val="Strong"/>
-          <w:rFonts w:ascii="Arial" w:hAnsi="Arial" w:cs="Arial"/>
-          <w:sz w:val="18"/>
-        </w:rPr>
-        <w:t>routing</w:t>
-      </w:r>
-      <w:r>
-        <w:rPr>
-          <w:rFonts w:ascii="Arial" w:hAnsi="Arial" w:cs="Arial"/>
-          <w:sz w:val="18"/>
-        </w:rPr>
-        <w:t>, and backward compatibility so downstream consumers stopped breaking on releases.</w:t>
+        <w:t xml:space="preserve">Led delivery of a customer-facing </w:t>
+      </w:r>
+      <w:proofErr w:type="spellStart"/>
+      <w:r>
+        <w:rPr>
+          <w:rFonts w:ascii="Arial" w:hAnsi="Arial" w:cs="Arial"/>
+          <w:sz w:val="18"/>
+        </w:rPr>
+        <w:t>SaaS</w:t>
+      </w:r>
+      <w:proofErr w:type="spellEnd"/>
+      <w:r>
+        <w:rPr>
+          <w:rFonts w:ascii="Arial" w:hAnsi="Arial" w:cs="Arial"/>
+          <w:sz w:val="18"/>
+        </w:rPr>
+        <w:t xml:space="preserve"> platform using </w:t>
+      </w:r>
+      <w:r>
+        <w:rPr>
+          <w:rStyle w:val="Strong"/>
+          <w:rFonts w:ascii="Arial" w:hAnsi="Arial" w:cs="Arial"/>
+          <w:sz w:val="18"/>
+        </w:rPr>
+        <w:t>React</w:t>
+      </w:r>
+      <w:r>
+        <w:rPr>
+          <w:rFonts w:ascii="Arial" w:hAnsi="Arial" w:cs="Arial"/>
+          <w:sz w:val="18"/>
+        </w:rPr>
+        <w:t xml:space="preserve"> and </w:t>
+      </w:r>
+      <w:proofErr w:type="spellStart"/>
+      <w:r>
+        <w:rPr>
+          <w:rStyle w:val="Strong"/>
+          <w:rFonts w:ascii="Arial" w:hAnsi="Arial" w:cs="Arial"/>
+          <w:sz w:val="18"/>
+        </w:rPr>
+        <w:t>TypeScript</w:t>
+      </w:r>
+      <w:proofErr w:type="spellEnd"/>
+      <w:r>
+        <w:rPr>
+          <w:rFonts w:ascii="Arial" w:hAnsi="Arial" w:cs="Arial"/>
+          <w:sz w:val="18"/>
+        </w:rPr>
+        <w:t>, building reusable UI patterns that reduced feature lead time and improved consistency across teams.</w:t>
       </w:r>
     </w:p>
     <w:p>
@@ -2544,7 +2422,7 @@
         <w:pStyle w:val="NormalWeb"/>
         <w:numPr>
           <w:ilvl w:val="0"/>
-          <w:numId w:val="3"/>
+          <w:numId w:val="5"/>
         </w:numPr>
         <w:jc w:val="both"/>
         <w:rPr>
@@ -2557,72 +2435,22 @@
           <w:rFonts w:ascii="Arial" w:hAnsi="Arial" w:cs="Arial"/>
           <w:sz w:val="18"/>
         </w:rPr>
-        <w:t xml:space="preserve">Delivered operational workflows using </w:t>
-      </w:r>
-      <w:r>
-        <w:rPr>
-          <w:rStyle w:val="Strong"/>
-          <w:rFonts w:ascii="Arial" w:hAnsi="Arial" w:cs="Arial"/>
-          <w:sz w:val="18"/>
-        </w:rPr>
-        <w:t>Angular</w:t>
-      </w:r>
-      <w:r>
-        <w:rPr>
-          <w:rFonts w:ascii="Arial" w:hAnsi="Arial" w:cs="Arial"/>
-          <w:sz w:val="18"/>
-        </w:rPr>
-        <w:t xml:space="preserve"> and </w:t>
-      </w:r>
-      <w:r>
-        <w:rPr>
-          <w:rStyle w:val="Strong"/>
-          <w:rFonts w:ascii="Arial" w:hAnsi="Arial" w:cs="Arial"/>
-          <w:sz w:val="18"/>
-        </w:rPr>
-        <w:t>React</w:t>
-      </w:r>
-      <w:r>
-        <w:rPr>
-          <w:rFonts w:ascii="Arial" w:hAnsi="Arial" w:cs="Arial"/>
-          <w:sz w:val="18"/>
-        </w:rPr>
-        <w:t xml:space="preserve">, applying guarded navigation, predictable state patterns (including </w:t>
-      </w:r>
-      <w:proofErr w:type="spellStart"/>
-      <w:r>
-        <w:rPr>
-          <w:rStyle w:val="Strong"/>
-          <w:rFonts w:ascii="Arial" w:hAnsi="Arial" w:cs="Arial"/>
-          <w:sz w:val="18"/>
-        </w:rPr>
-        <w:t>RxJS</w:t>
-      </w:r>
-      <w:proofErr w:type="spellEnd"/>
-      <w:r>
-        <w:rPr>
-          <w:rStyle w:val="Strong"/>
-          <w:rFonts w:ascii="Arial" w:hAnsi="Arial" w:cs="Arial"/>
-          <w:sz w:val="18"/>
-        </w:rPr>
-        <w:t>/</w:t>
-      </w:r>
-      <w:proofErr w:type="spellStart"/>
-      <w:r>
-        <w:rPr>
-          <w:rStyle w:val="Strong"/>
-          <w:rFonts w:ascii="Arial" w:hAnsi="Arial" w:cs="Arial"/>
-          <w:sz w:val="18"/>
-        </w:rPr>
-        <w:t>NgRx</w:t>
-      </w:r>
-      <w:proofErr w:type="spellEnd"/>
-      <w:r>
-        <w:rPr>
-          <w:rFonts w:ascii="Arial" w:hAnsi="Arial" w:cs="Arial"/>
-          <w:sz w:val="18"/>
-        </w:rPr>
-        <w:t xml:space="preserve"> where appropriate), and resilient refresh/retry behavior for long-running tasks.</w:t>
+        <w:t xml:space="preserve">Designed and implemented </w:t>
+      </w:r>
+      <w:r>
+        <w:rPr>
+          <w:rStyle w:val="Strong"/>
+          <w:rFonts w:ascii="Arial" w:hAnsi="Arial" w:cs="Arial"/>
+          <w:sz w:val="18"/>
+        </w:rPr>
+        <w:t>Node.js</w:t>
+      </w:r>
+      <w:r>
+        <w:rPr>
+          <w:rFonts w:ascii="Arial" w:hAnsi="Arial" w:cs="Arial"/>
+          <w:sz w:val="18"/>
+        </w:rPr>
+        <w:t xml:space="preserve"> service boundaries behind the UI, simplifying ownership and improving release confidence with smaller, safer deploy units.</w:t>
       </w:r>
     </w:p>
     <w:p>
@@ -2630,7 +2458,7 @@
         <w:pStyle w:val="NormalWeb"/>
         <w:numPr>
           <w:ilvl w:val="0"/>
-          <w:numId w:val="3"/>
+          <w:numId w:val="5"/>
         </w:numPr>
         <w:jc w:val="both"/>
         <w:rPr>
@@ -2643,79 +2471,22 @@
           <w:rFonts w:ascii="Arial" w:hAnsi="Arial" w:cs="Arial"/>
           <w:sz w:val="18"/>
         </w:rPr>
-        <w:t xml:space="preserve">Implemented </w:t>
-      </w:r>
-      <w:r>
-        <w:rPr>
-          <w:rStyle w:val="Strong"/>
-          <w:rFonts w:ascii="Arial" w:hAnsi="Arial" w:cs="Arial"/>
-          <w:sz w:val="18"/>
-        </w:rPr>
-        <w:t>event-driven</w:t>
-      </w:r>
-      <w:r>
-        <w:rPr>
-          <w:rFonts w:ascii="Arial" w:hAnsi="Arial" w:cs="Arial"/>
-          <w:sz w:val="18"/>
-        </w:rPr>
-        <w:t xml:space="preserve"> processing with </w:t>
-      </w:r>
-      <w:r>
-        <w:rPr>
-          <w:rStyle w:val="Strong"/>
-          <w:rFonts w:ascii="Arial" w:hAnsi="Arial" w:cs="Arial"/>
-          <w:sz w:val="18"/>
-        </w:rPr>
-        <w:t>AWS SQS/SNS</w:t>
-      </w:r>
-      <w:r>
-        <w:rPr>
-          <w:rFonts w:ascii="Arial" w:hAnsi="Arial" w:cs="Arial"/>
-          <w:sz w:val="18"/>
-        </w:rPr>
-        <w:t xml:space="preserve">, </w:t>
-      </w:r>
-      <w:proofErr w:type="spellStart"/>
-      <w:r>
-        <w:rPr>
-          <w:rStyle w:val="Strong"/>
-          <w:rFonts w:ascii="Arial" w:hAnsi="Arial" w:cs="Arial"/>
-          <w:sz w:val="18"/>
-        </w:rPr>
-        <w:t>EventBridge</w:t>
-      </w:r>
-      <w:proofErr w:type="spellEnd"/>
-      <w:r>
-        <w:rPr>
-          <w:rFonts w:ascii="Arial" w:hAnsi="Arial" w:cs="Arial"/>
-          <w:sz w:val="18"/>
-        </w:rPr>
-        <w:t xml:space="preserve">, and worker services, adding </w:t>
-      </w:r>
-      <w:proofErr w:type="spellStart"/>
-      <w:r>
-        <w:rPr>
-          <w:rStyle w:val="Strong"/>
-          <w:rFonts w:ascii="Arial" w:hAnsi="Arial" w:cs="Arial"/>
-          <w:sz w:val="18"/>
-        </w:rPr>
-        <w:t>idempotency</w:t>
-      </w:r>
-      <w:proofErr w:type="spellEnd"/>
-      <w:r>
-        <w:rPr>
-          <w:rStyle w:val="Strong"/>
-          <w:rFonts w:ascii="Arial" w:hAnsi="Arial" w:cs="Arial"/>
-          <w:sz w:val="18"/>
-        </w:rPr>
-        <w:t xml:space="preserve"> keys</w:t>
-      </w:r>
-      <w:r>
-        <w:rPr>
-          <w:rFonts w:ascii="Arial" w:hAnsi="Arial" w:cs="Arial"/>
-          <w:sz w:val="18"/>
-        </w:rPr>
-        <w:t>, safe retries, and dead-letter patterns to eliminate duplicate writes and “ghost” actions.</w:t>
+        <w:t xml:space="preserve">Built </w:t>
+      </w:r>
+      <w:r>
+        <w:rPr>
+          <w:rStyle w:val="Strong"/>
+          <w:rFonts w:ascii="Arial" w:hAnsi="Arial" w:cs="Arial"/>
+          <w:sz w:val="18"/>
+        </w:rPr>
+        <w:t>React</w:t>
+      </w:r>
+      <w:r>
+        <w:rPr>
+          <w:rFonts w:ascii="Arial" w:hAnsi="Arial" w:cs="Arial"/>
+          <w:sz w:val="18"/>
+        </w:rPr>
+        <w:t xml:space="preserve"> screens for complex workflows with stable state handling, optimistic updates, and predictable error UX tied directly to backend contracts.</w:t>
       </w:r>
     </w:p>
     <w:p>
@@ -2723,7 +2494,7 @@
         <w:pStyle w:val="NormalWeb"/>
         <w:numPr>
           <w:ilvl w:val="0"/>
-          <w:numId w:val="3"/>
+          <w:numId w:val="5"/>
         </w:numPr>
         <w:jc w:val="both"/>
         <w:rPr>
@@ -2736,82 +2507,22 @@
           <w:rFonts w:ascii="Arial" w:hAnsi="Arial" w:cs="Arial"/>
           <w:sz w:val="18"/>
         </w:rPr>
-        <w:t xml:space="preserve">Built secure gateway endpoints via </w:t>
-      </w:r>
-      <w:r>
-        <w:rPr>
-          <w:rStyle w:val="Strong"/>
-          <w:rFonts w:ascii="Arial" w:hAnsi="Arial" w:cs="Arial"/>
-          <w:sz w:val="18"/>
-        </w:rPr>
-        <w:t>ASP.NET Web API</w:t>
-      </w:r>
-      <w:r>
-        <w:rPr>
-          <w:rFonts w:ascii="Arial" w:hAnsi="Arial" w:cs="Arial"/>
-          <w:sz w:val="18"/>
-        </w:rPr>
-        <w:t xml:space="preserve"> and supporting services in </w:t>
-      </w:r>
-      <w:r>
-        <w:rPr>
-          <w:rStyle w:val="Strong"/>
-          <w:rFonts w:ascii="Arial" w:hAnsi="Arial" w:cs="Arial"/>
-          <w:sz w:val="18"/>
-        </w:rPr>
-        <w:t>Node.js</w:t>
-      </w:r>
-      <w:r>
-        <w:rPr>
-          <w:rFonts w:ascii="Arial" w:hAnsi="Arial" w:cs="Arial"/>
-          <w:sz w:val="18"/>
-        </w:rPr>
-        <w:t xml:space="preserve">, standardizing authentication flows with </w:t>
-      </w:r>
-      <w:r>
-        <w:rPr>
-          <w:rStyle w:val="Strong"/>
-          <w:rFonts w:ascii="Arial" w:hAnsi="Arial" w:cs="Arial"/>
-          <w:sz w:val="18"/>
-        </w:rPr>
-        <w:t>OAuth2/OIDC</w:t>
-      </w:r>
-      <w:r>
-        <w:rPr>
-          <w:rFonts w:ascii="Arial" w:hAnsi="Arial" w:cs="Arial"/>
-          <w:sz w:val="18"/>
-        </w:rPr>
-        <w:t xml:space="preserve">, </w:t>
-      </w:r>
-      <w:r>
-        <w:rPr>
-          <w:rStyle w:val="Strong"/>
-          <w:rFonts w:ascii="Arial" w:hAnsi="Arial" w:cs="Arial"/>
-          <w:sz w:val="18"/>
-        </w:rPr>
-        <w:t>JWT</w:t>
-      </w:r>
-      <w:r>
-        <w:rPr>
-          <w:rFonts w:ascii="Arial" w:hAnsi="Arial" w:cs="Arial"/>
-          <w:sz w:val="18"/>
-        </w:rPr>
-        <w:t xml:space="preserve">, and role enforcement using </w:t>
-      </w:r>
-      <w:r>
-        <w:rPr>
-          <w:rStyle w:val="Strong"/>
-          <w:rFonts w:ascii="Arial" w:hAnsi="Arial" w:cs="Arial"/>
-          <w:sz w:val="18"/>
-        </w:rPr>
-        <w:t>RBAC/ABAC</w:t>
-      </w:r>
-      <w:r>
-        <w:rPr>
-          <w:rFonts w:ascii="Arial" w:hAnsi="Arial" w:cs="Arial"/>
-          <w:sz w:val="18"/>
-        </w:rPr>
-        <w:t>.</w:t>
+        <w:t xml:space="preserve">Designed </w:t>
+      </w:r>
+      <w:r>
+        <w:rPr>
+          <w:rStyle w:val="Strong"/>
+          <w:rFonts w:ascii="Arial" w:hAnsi="Arial" w:cs="Arial"/>
+          <w:sz w:val="18"/>
+        </w:rPr>
+        <w:t>REST APIs</w:t>
+      </w:r>
+      <w:r>
+        <w:rPr>
+          <w:rFonts w:ascii="Arial" w:hAnsi="Arial" w:cs="Arial"/>
+          <w:sz w:val="18"/>
+        </w:rPr>
+        <w:t xml:space="preserve"> with consistent error contracts, pagination, and resource modeling to keep frontend integration predictable and reduce UI regressions.</w:t>
       </w:r>
     </w:p>
     <w:p>
@@ -2819,7 +2530,7 @@
         <w:pStyle w:val="NormalWeb"/>
         <w:numPr>
           <w:ilvl w:val="0"/>
-          <w:numId w:val="3"/>
+          <w:numId w:val="5"/>
         </w:numPr>
         <w:jc w:val="both"/>
         <w:rPr>
@@ -2832,39 +2543,22 @@
           <w:rFonts w:ascii="Arial" w:hAnsi="Arial" w:cs="Arial"/>
           <w:sz w:val="18"/>
         </w:rPr>
-        <w:t xml:space="preserve">Improved database performance across </w:t>
-      </w:r>
-      <w:proofErr w:type="spellStart"/>
-      <w:r>
-        <w:rPr>
-          <w:rStyle w:val="Strong"/>
-          <w:rFonts w:ascii="Arial" w:hAnsi="Arial" w:cs="Arial"/>
-          <w:sz w:val="18"/>
-        </w:rPr>
-        <w:t>PostgreSQL</w:t>
-      </w:r>
-      <w:proofErr w:type="spellEnd"/>
-      <w:r>
-        <w:rPr>
-          <w:rFonts w:ascii="Arial" w:hAnsi="Arial" w:cs="Arial"/>
-          <w:sz w:val="18"/>
-        </w:rPr>
-        <w:t xml:space="preserve"> and </w:t>
-      </w:r>
-      <w:r>
-        <w:rPr>
-          <w:rStyle w:val="Strong"/>
-          <w:rFonts w:ascii="Arial" w:hAnsi="Arial" w:cs="Arial"/>
-          <w:sz w:val="18"/>
-        </w:rPr>
-        <w:t>SQL Server</w:t>
-      </w:r>
-      <w:r>
-        <w:rPr>
-          <w:rFonts w:ascii="Arial" w:hAnsi="Arial" w:cs="Arial"/>
-          <w:sz w:val="18"/>
-        </w:rPr>
-        <w:t xml:space="preserve"> by indexing hot paths, rewriting slow joins, and validating multi-tenant filtering rules to keep p95 latency stable during peak traffic.</w:t>
+        <w:t xml:space="preserve">Implemented event-driven workflows using </w:t>
+      </w:r>
+      <w:r>
+        <w:rPr>
+          <w:rStyle w:val="Strong"/>
+          <w:rFonts w:ascii="Arial" w:hAnsi="Arial" w:cs="Arial"/>
+          <w:sz w:val="18"/>
+        </w:rPr>
+        <w:t>Kafka</w:t>
+      </w:r>
+      <w:r>
+        <w:rPr>
+          <w:rFonts w:ascii="Arial" w:hAnsi="Arial" w:cs="Arial"/>
+          <w:sz w:val="18"/>
+        </w:rPr>
+        <w:t xml:space="preserve"> with idempotent consumers, retries, and replay-safe handlers to prevent duplicate side effects under failures.</w:t>
       </w:r>
     </w:p>
     <w:p>
@@ -2872,7 +2566,7 @@
         <w:pStyle w:val="NormalWeb"/>
         <w:numPr>
           <w:ilvl w:val="0"/>
-          <w:numId w:val="3"/>
+          <w:numId w:val="5"/>
         </w:numPr>
         <w:jc w:val="both"/>
         <w:rPr>
@@ -2885,49 +2579,22 @@
           <w:rFonts w:ascii="Arial" w:hAnsi="Arial" w:cs="Arial"/>
           <w:sz w:val="18"/>
         </w:rPr>
-        <w:t xml:space="preserve">Introduced caching strategies using </w:t>
-      </w:r>
-      <w:proofErr w:type="spellStart"/>
-      <w:r>
-        <w:rPr>
-          <w:rStyle w:val="Strong"/>
-          <w:rFonts w:ascii="Arial" w:hAnsi="Arial" w:cs="Arial"/>
-          <w:sz w:val="18"/>
-        </w:rPr>
-        <w:t>Redis</w:t>
-      </w:r>
-      <w:proofErr w:type="spellEnd"/>
-      <w:r>
-        <w:rPr>
-          <w:rFonts w:ascii="Arial" w:hAnsi="Arial" w:cs="Arial"/>
-          <w:sz w:val="18"/>
-        </w:rPr>
-        <w:t xml:space="preserve"> and </w:t>
-      </w:r>
-      <w:r>
-        <w:rPr>
-          <w:rStyle w:val="Strong"/>
-          <w:rFonts w:ascii="Arial" w:hAnsi="Arial" w:cs="Arial"/>
-          <w:sz w:val="18"/>
-        </w:rPr>
-        <w:t xml:space="preserve">AWS </w:t>
-      </w:r>
-      <w:proofErr w:type="spellStart"/>
-      <w:r>
-        <w:rPr>
-          <w:rStyle w:val="Strong"/>
-          <w:rFonts w:ascii="Arial" w:hAnsi="Arial" w:cs="Arial"/>
-          <w:sz w:val="18"/>
-        </w:rPr>
-        <w:t>ElastiCache</w:t>
-      </w:r>
-      <w:proofErr w:type="spellEnd"/>
-      <w:r>
-        <w:rPr>
-          <w:rFonts w:ascii="Arial" w:hAnsi="Arial" w:cs="Arial"/>
-          <w:sz w:val="18"/>
-        </w:rPr>
-        <w:t>, tuning TTLs and invalidation patterns to reduce load without compromising data correctness for operational dashboards.</w:t>
+        <w:t xml:space="preserve">Implemented queue-backed background execution using </w:t>
+      </w:r>
+      <w:r>
+        <w:rPr>
+          <w:rStyle w:val="Strong"/>
+          <w:rFonts w:ascii="Arial" w:hAnsi="Arial" w:cs="Arial"/>
+          <w:sz w:val="18"/>
+        </w:rPr>
+        <w:t>AWS SQS/SNS</w:t>
+      </w:r>
+      <w:r>
+        <w:rPr>
+          <w:rFonts w:ascii="Arial" w:hAnsi="Arial" w:cs="Arial"/>
+          <w:sz w:val="18"/>
+        </w:rPr>
+        <w:t xml:space="preserve"> patterns for long-running tasks, enabling safe backfills without impacting interactive traffic.</w:t>
       </w:r>
     </w:p>
     <w:p>
@@ -2935,7 +2602,7 @@
         <w:pStyle w:val="NormalWeb"/>
         <w:numPr>
           <w:ilvl w:val="0"/>
-          <w:numId w:val="3"/>
+          <w:numId w:val="5"/>
         </w:numPr>
         <w:jc w:val="both"/>
         <w:rPr>
@@ -2948,58 +2615,77 @@
           <w:rFonts w:ascii="Arial" w:hAnsi="Arial" w:cs="Arial"/>
           <w:sz w:val="18"/>
         </w:rPr>
-        <w:t xml:space="preserve">Added distributed tracing and structured telemetry using </w:t>
-      </w:r>
-      <w:proofErr w:type="spellStart"/>
-      <w:r>
-        <w:rPr>
-          <w:rStyle w:val="Strong"/>
-          <w:rFonts w:ascii="Arial" w:hAnsi="Arial" w:cs="Arial"/>
-          <w:sz w:val="18"/>
-        </w:rPr>
-        <w:t>OpenTelemetry</w:t>
-      </w:r>
-      <w:proofErr w:type="spellEnd"/>
-      <w:r>
-        <w:rPr>
-          <w:rFonts w:ascii="Arial" w:hAnsi="Arial" w:cs="Arial"/>
-          <w:sz w:val="18"/>
-        </w:rPr>
-        <w:t xml:space="preserve">, exporting into </w:t>
-      </w:r>
-      <w:proofErr w:type="spellStart"/>
-      <w:r>
-        <w:rPr>
-          <w:rStyle w:val="Strong"/>
-          <w:rFonts w:ascii="Arial" w:hAnsi="Arial" w:cs="Arial"/>
-          <w:sz w:val="18"/>
-        </w:rPr>
-        <w:t>Datadog</w:t>
-      </w:r>
-      <w:proofErr w:type="spellEnd"/>
-      <w:r>
-        <w:rPr>
-          <w:rFonts w:ascii="Arial" w:hAnsi="Arial" w:cs="Arial"/>
-          <w:sz w:val="18"/>
-        </w:rPr>
-        <w:t>/</w:t>
-      </w:r>
-      <w:proofErr w:type="spellStart"/>
-      <w:r>
-        <w:rPr>
-          <w:rStyle w:val="Strong"/>
-          <w:rFonts w:ascii="Arial" w:hAnsi="Arial" w:cs="Arial"/>
-          <w:sz w:val="18"/>
-        </w:rPr>
-        <w:t>Grafana</w:t>
-      </w:r>
-      <w:proofErr w:type="spellEnd"/>
-      <w:r>
-        <w:rPr>
-          <w:rFonts w:ascii="Arial" w:hAnsi="Arial" w:cs="Arial"/>
-          <w:sz w:val="18"/>
-        </w:rPr>
-        <w:t>, and correlating UI actions to backend execution through consistent request IDs.</w:t>
+        <w:t xml:space="preserve">Hardened authentication and authorization using </w:t>
+      </w:r>
+      <w:r>
+        <w:rPr>
+          <w:rStyle w:val="Strong"/>
+          <w:rFonts w:ascii="Arial" w:hAnsi="Arial" w:cs="Arial"/>
+          <w:sz w:val="18"/>
+        </w:rPr>
+        <w:t>OAuth2</w:t>
+      </w:r>
+      <w:r>
+        <w:rPr>
+          <w:rFonts w:ascii="Arial" w:hAnsi="Arial" w:cs="Arial"/>
+          <w:sz w:val="18"/>
+        </w:rPr>
+        <w:t xml:space="preserve">, </w:t>
+      </w:r>
+      <w:proofErr w:type="spellStart"/>
+      <w:r>
+        <w:rPr>
+          <w:rStyle w:val="Strong"/>
+          <w:rFonts w:ascii="Arial" w:hAnsi="Arial" w:cs="Arial"/>
+          <w:sz w:val="18"/>
+        </w:rPr>
+        <w:t>OpenID</w:t>
+      </w:r>
+      <w:proofErr w:type="spellEnd"/>
+      <w:r>
+        <w:rPr>
+          <w:rStyle w:val="Strong"/>
+          <w:rFonts w:ascii="Arial" w:hAnsi="Arial" w:cs="Arial"/>
+          <w:sz w:val="18"/>
+        </w:rPr>
+        <w:t xml:space="preserve"> Connect</w:t>
+      </w:r>
+      <w:r>
+        <w:rPr>
+          <w:rFonts w:ascii="Arial" w:hAnsi="Arial" w:cs="Arial"/>
+          <w:sz w:val="18"/>
+        </w:rPr>
+        <w:t xml:space="preserve">, </w:t>
+      </w:r>
+      <w:r>
+        <w:rPr>
+          <w:rStyle w:val="Strong"/>
+          <w:rFonts w:ascii="Arial" w:hAnsi="Arial" w:cs="Arial"/>
+          <w:sz w:val="18"/>
+        </w:rPr>
+        <w:t>JWT</w:t>
+      </w:r>
+      <w:r>
+        <w:rPr>
+          <w:rFonts w:ascii="Arial" w:hAnsi="Arial" w:cs="Arial"/>
+          <w:sz w:val="18"/>
+        </w:rPr>
+        <w:t xml:space="preserve">, and </w:t>
+      </w:r>
+      <w:r>
+        <w:rPr>
+          <w:rStyle w:val="Strong"/>
+          <w:rFonts w:ascii="Arial" w:hAnsi="Arial" w:cs="Arial"/>
+          <w:sz w:val="18"/>
+        </w:rPr>
+        <w:t>RBAC/ABAC</w:t>
+      </w:r>
+      <w:r>
+        <w:rPr>
+          <w:rFonts w:ascii="Arial" w:hAnsi="Arial" w:cs="Arial"/>
+          <w:sz w:val="18"/>
+        </w:rPr>
+        <w:t>, enforcing policy checks across API and UI flows.</w:t>
       </w:r>
     </w:p>
     <w:p>
@@ -3007,7 +2693,7 @@
         <w:pStyle w:val="NormalWeb"/>
         <w:numPr>
           <w:ilvl w:val="0"/>
-          <w:numId w:val="3"/>
+          <w:numId w:val="5"/>
         </w:numPr>
         <w:jc w:val="both"/>
         <w:rPr>
@@ -3020,38 +2706,39 @@
           <w:rFonts w:ascii="Arial" w:hAnsi="Arial" w:cs="Arial"/>
           <w:sz w:val="18"/>
         </w:rPr>
-        <w:t xml:space="preserve">Centralized logs in </w:t>
-      </w:r>
-      <w:r>
-        <w:rPr>
-          <w:rStyle w:val="Strong"/>
-          <w:rFonts w:ascii="Arial" w:hAnsi="Arial" w:cs="Arial"/>
-          <w:sz w:val="18"/>
-        </w:rPr>
-        <w:t>ELK/EFK</w:t>
-      </w:r>
-      <w:r>
-        <w:rPr>
-          <w:rFonts w:ascii="Arial" w:hAnsi="Arial" w:cs="Arial"/>
-          <w:sz w:val="18"/>
-        </w:rPr>
-        <w:t xml:space="preserve"> with normalized fields (tenant, user, request, </w:t>
-      </w:r>
-      <w:proofErr w:type="gramStart"/>
-      <w:r>
-        <w:rPr>
-          <w:rFonts w:ascii="Arial" w:hAnsi="Arial" w:cs="Arial"/>
-          <w:sz w:val="18"/>
-        </w:rPr>
-        <w:t>workflow</w:t>
-      </w:r>
-      <w:proofErr w:type="gramEnd"/>
-      <w:r>
-        <w:rPr>
-          <w:rFonts w:ascii="Arial" w:hAnsi="Arial" w:cs="Arial"/>
-          <w:sz w:val="18"/>
-        </w:rPr>
-        <w:t>), turning sporadic failures into traceable timelines and cutting incident triage time significantly.</w:t>
+        <w:t xml:space="preserve">Tuned persistence with </w:t>
+      </w:r>
+      <w:proofErr w:type="spellStart"/>
+      <w:r>
+        <w:rPr>
+          <w:rStyle w:val="Strong"/>
+          <w:rFonts w:ascii="Arial" w:hAnsi="Arial" w:cs="Arial"/>
+          <w:sz w:val="18"/>
+        </w:rPr>
+        <w:t>PostgreSQL</w:t>
+      </w:r>
+      <w:proofErr w:type="spellEnd"/>
+      <w:r>
+        <w:rPr>
+          <w:rFonts w:ascii="Arial" w:hAnsi="Arial" w:cs="Arial"/>
+          <w:sz w:val="18"/>
+        </w:rPr>
+        <w:t xml:space="preserve"> indexing and query-plan analysis, improving p95 latency for endpoints backing high-traffic </w:t>
+      </w:r>
+      <w:r>
+        <w:rPr>
+          <w:rStyle w:val="Strong"/>
+          <w:rFonts w:ascii="Arial" w:hAnsi="Arial" w:cs="Arial"/>
+          <w:sz w:val="18"/>
+        </w:rPr>
+        <w:t>React</w:t>
+      </w:r>
+      <w:r>
+        <w:rPr>
+          <w:rFonts w:ascii="Arial" w:hAnsi="Arial" w:cs="Arial"/>
+          <w:sz w:val="18"/>
+        </w:rPr>
+        <w:t xml:space="preserve"> pages.</w:t>
       </w:r>
     </w:p>
     <w:p>
@@ -3059,7 +2746,7 @@
         <w:pStyle w:val="NormalWeb"/>
         <w:numPr>
           <w:ilvl w:val="0"/>
-          <w:numId w:val="3"/>
+          <w:numId w:val="5"/>
         </w:numPr>
         <w:jc w:val="both"/>
         <w:rPr>
@@ -3072,7 +2759,24 @@
           <w:rFonts w:ascii="Arial" w:hAnsi="Arial" w:cs="Arial"/>
           <w:sz w:val="18"/>
         </w:rPr>
-        <w:t>Shipped reliability upgrades to background workers with backpressure handling, bounded concurrency, and failure isolation so runaway retries no longer consumed capacity.</w:t>
+        <w:t xml:space="preserve">Introduced caching and protection layers using </w:t>
+      </w:r>
+      <w:proofErr w:type="spellStart"/>
+      <w:r>
+        <w:rPr>
+          <w:rStyle w:val="Strong"/>
+          <w:rFonts w:ascii="Arial" w:hAnsi="Arial" w:cs="Arial"/>
+          <w:sz w:val="18"/>
+        </w:rPr>
+        <w:t>Redis</w:t>
+      </w:r>
+      <w:proofErr w:type="spellEnd"/>
+      <w:r>
+        <w:rPr>
+          <w:rFonts w:ascii="Arial" w:hAnsi="Arial" w:cs="Arial"/>
+          <w:sz w:val="18"/>
+        </w:rPr>
+        <w:t xml:space="preserve"> (hot lookups, throttling, request shaping) to reduce database pressure during traffic spikes.</w:t>
       </w:r>
     </w:p>
     <w:p>
@@ -3080,7 +2784,7 @@
         <w:pStyle w:val="NormalWeb"/>
         <w:numPr>
           <w:ilvl w:val="0"/>
-          <w:numId w:val="3"/>
+          <w:numId w:val="5"/>
         </w:numPr>
         <w:jc w:val="both"/>
         <w:rPr>
@@ -3093,22 +2797,37 @@
           <w:rFonts w:ascii="Arial" w:hAnsi="Arial" w:cs="Arial"/>
           <w:sz w:val="18"/>
         </w:rPr>
-        <w:t xml:space="preserve">Built ingestion and reconciliation utilities in </w:t>
-      </w:r>
-      <w:r>
-        <w:rPr>
-          <w:rStyle w:val="Strong"/>
-          <w:rFonts w:ascii="Arial" w:hAnsi="Arial" w:cs="Arial"/>
-          <w:sz w:val="18"/>
-        </w:rPr>
-        <w:t>Python</w:t>
-      </w:r>
-      <w:r>
-        <w:rPr>
-          <w:rFonts w:ascii="Arial" w:hAnsi="Arial" w:cs="Arial"/>
-          <w:sz w:val="18"/>
-        </w:rPr>
-        <w:t xml:space="preserve"> and SQL, running repeatable backfills and producing auditable outputs to resolve data drift without manual “one-off” fixes.</w:t>
+        <w:t xml:space="preserve">Standardized </w:t>
+      </w:r>
+      <w:r>
+        <w:rPr>
+          <w:rStyle w:val="Strong"/>
+          <w:rFonts w:ascii="Arial" w:hAnsi="Arial" w:cs="Arial"/>
+          <w:sz w:val="18"/>
+        </w:rPr>
+        <w:t>structured logging</w:t>
+      </w:r>
+      <w:r>
+        <w:rPr>
+          <w:rFonts w:ascii="Arial" w:hAnsi="Arial" w:cs="Arial"/>
+          <w:sz w:val="18"/>
+        </w:rPr>
+        <w:t xml:space="preserve"> and </w:t>
+      </w:r>
+      <w:r>
+        <w:rPr>
+          <w:rStyle w:val="Strong"/>
+          <w:rFonts w:ascii="Arial" w:hAnsi="Arial" w:cs="Arial"/>
+          <w:sz w:val="18"/>
+        </w:rPr>
+        <w:t>audit logging</w:t>
+      </w:r>
+      <w:r>
+        <w:rPr>
+          <w:rFonts w:ascii="Arial" w:hAnsi="Arial" w:cs="Arial"/>
+          <w:sz w:val="18"/>
+        </w:rPr>
+        <w:t xml:space="preserve"> with correlation IDs so production issues could be traced cleanly across UI sessions and backend calls.</w:t>
       </w:r>
     </w:p>
     <w:p>
@@ -3116,7 +2835,7 @@
         <w:pStyle w:val="NormalWeb"/>
         <w:numPr>
           <w:ilvl w:val="0"/>
-          <w:numId w:val="3"/>
+          <w:numId w:val="5"/>
         </w:numPr>
         <w:jc w:val="both"/>
         <w:rPr>
@@ -3129,7 +2848,39 @@
           <w:rFonts w:ascii="Arial" w:hAnsi="Arial" w:cs="Arial"/>
           <w:sz w:val="18"/>
         </w:rPr>
-        <w:t>Delivered ML-adjacent feature tables and training-ready datasets (versioned and reproducible), enabling consistent evaluation and incident-era comparisons when definitions changed.</w:t>
+        <w:t xml:space="preserve">Rolled out distributed tracing using </w:t>
+      </w:r>
+      <w:proofErr w:type="spellStart"/>
+      <w:r>
+        <w:rPr>
+          <w:rStyle w:val="Strong"/>
+          <w:rFonts w:ascii="Arial" w:hAnsi="Arial" w:cs="Arial"/>
+          <w:sz w:val="18"/>
+        </w:rPr>
+        <w:t>OpenTelemetry</w:t>
+      </w:r>
+      <w:proofErr w:type="spellEnd"/>
+      <w:r>
+        <w:rPr>
+          <w:rFonts w:ascii="Arial" w:hAnsi="Arial" w:cs="Arial"/>
+          <w:sz w:val="18"/>
+        </w:rPr>
+        <w:t xml:space="preserve">, enabling end-to-end visibility from </w:t>
+      </w:r>
+      <w:r>
+        <w:rPr>
+          <w:rStyle w:val="Strong"/>
+          <w:rFonts w:ascii="Arial" w:hAnsi="Arial" w:cs="Arial"/>
+          <w:sz w:val="18"/>
+        </w:rPr>
+        <w:t>React</w:t>
+      </w:r>
+      <w:r>
+        <w:rPr>
+          <w:rFonts w:ascii="Arial" w:hAnsi="Arial" w:cs="Arial"/>
+          <w:sz w:val="18"/>
+        </w:rPr>
+        <w:t xml:space="preserve"> requests through downstream services for faster triage.</w:t>
       </w:r>
     </w:p>
     <w:p>
@@ -3137,7 +2888,7 @@
         <w:pStyle w:val="NormalWeb"/>
         <w:numPr>
           <w:ilvl w:val="0"/>
-          <w:numId w:val="3"/>
+          <w:numId w:val="5"/>
         </w:numPr>
         <w:jc w:val="both"/>
         <w:rPr>
@@ -3150,22 +2901,89 @@
           <w:rFonts w:ascii="Arial" w:hAnsi="Arial" w:cs="Arial"/>
           <w:sz w:val="18"/>
         </w:rPr>
-        <w:t xml:space="preserve">Implemented secure secrets patterns using </w:t>
-      </w:r>
-      <w:r>
-        <w:rPr>
-          <w:rStyle w:val="Strong"/>
-          <w:rFonts w:ascii="Arial" w:hAnsi="Arial" w:cs="Arial"/>
-          <w:sz w:val="18"/>
-        </w:rPr>
-        <w:t>IAM</w:t>
-      </w:r>
-      <w:r>
-        <w:rPr>
-          <w:rFonts w:ascii="Arial" w:hAnsi="Arial" w:cs="Arial"/>
-          <w:sz w:val="18"/>
-        </w:rPr>
-        <w:t xml:space="preserve"> least privilege and AWS secrets practices, reducing credential sprawl across CI/CD and runtime environments.</w:t>
+        <w:t xml:space="preserve">Built dashboards and alerts using </w:t>
+      </w:r>
+      <w:proofErr w:type="spellStart"/>
+      <w:r>
+        <w:rPr>
+          <w:rStyle w:val="Strong"/>
+          <w:rFonts w:ascii="Arial" w:hAnsi="Arial" w:cs="Arial"/>
+          <w:sz w:val="18"/>
+        </w:rPr>
+        <w:t>Datadog</w:t>
+      </w:r>
+      <w:proofErr w:type="spellEnd"/>
+      <w:r>
+        <w:rPr>
+          <w:rFonts w:ascii="Arial" w:hAnsi="Arial" w:cs="Arial"/>
+          <w:sz w:val="18"/>
+        </w:rPr>
+        <w:t xml:space="preserve">, </w:t>
+      </w:r>
+      <w:r>
+        <w:rPr>
+          <w:rStyle w:val="Strong"/>
+          <w:rFonts w:ascii="Arial" w:hAnsi="Arial" w:cs="Arial"/>
+          <w:sz w:val="18"/>
+        </w:rPr>
+        <w:t>Prometheus</w:t>
+      </w:r>
+      <w:r>
+        <w:rPr>
+          <w:rFonts w:ascii="Arial" w:hAnsi="Arial" w:cs="Arial"/>
+          <w:sz w:val="18"/>
+        </w:rPr>
+        <w:t xml:space="preserve">, </w:t>
+      </w:r>
+      <w:proofErr w:type="spellStart"/>
+      <w:r>
+        <w:rPr>
+          <w:rStyle w:val="Strong"/>
+          <w:rFonts w:ascii="Arial" w:hAnsi="Arial" w:cs="Arial"/>
+          <w:sz w:val="18"/>
+        </w:rPr>
+        <w:t>Grafana</w:t>
+      </w:r>
+      <w:proofErr w:type="spellEnd"/>
+      <w:r>
+        <w:rPr>
+          <w:rFonts w:ascii="Arial" w:hAnsi="Arial" w:cs="Arial"/>
+          <w:sz w:val="18"/>
+        </w:rPr>
+        <w:t xml:space="preserve">, and </w:t>
+      </w:r>
+      <w:proofErr w:type="spellStart"/>
+      <w:r>
+        <w:rPr>
+          <w:rStyle w:val="Strong"/>
+          <w:rFonts w:ascii="Arial" w:hAnsi="Arial" w:cs="Arial"/>
+          <w:sz w:val="18"/>
+        </w:rPr>
+        <w:t>CloudWatch</w:t>
+      </w:r>
+      <w:proofErr w:type="spellEnd"/>
+      <w:r>
+        <w:rPr>
+          <w:rFonts w:ascii="Arial" w:hAnsi="Arial" w:cs="Arial"/>
+          <w:sz w:val="18"/>
+        </w:rPr>
+        <w:t xml:space="preserve">, linking signals to </w:t>
+      </w:r>
+      <w:proofErr w:type="spellStart"/>
+      <w:r>
+        <w:rPr>
+          <w:rFonts w:ascii="Arial" w:hAnsi="Arial" w:cs="Arial"/>
+          <w:sz w:val="18"/>
+        </w:rPr>
+        <w:t>runbooks</w:t>
+      </w:r>
+      <w:proofErr w:type="spellEnd"/>
+      <w:r>
+        <w:rPr>
+          <w:rFonts w:ascii="Arial" w:hAnsi="Arial" w:cs="Arial"/>
+          <w:sz w:val="18"/>
+        </w:rPr>
+        <w:t xml:space="preserve"> to reduce on-call noise.</w:t>
       </w:r>
     </w:p>
     <w:p>
@@ -3173,7 +2991,7 @@
         <w:pStyle w:val="NormalWeb"/>
         <w:numPr>
           <w:ilvl w:val="0"/>
-          <w:numId w:val="3"/>
+          <w:numId w:val="5"/>
         </w:numPr>
         <w:jc w:val="both"/>
         <w:rPr>
@@ -3186,22 +3004,62 @@
           <w:rFonts w:ascii="Arial" w:hAnsi="Arial" w:cs="Arial"/>
           <w:sz w:val="18"/>
         </w:rPr>
-        <w:t xml:space="preserve">Automated safe releases via </w:t>
-      </w:r>
-      <w:r>
-        <w:rPr>
-          <w:rStyle w:val="Strong"/>
-          <w:rFonts w:ascii="Arial" w:hAnsi="Arial" w:cs="Arial"/>
-          <w:sz w:val="18"/>
-        </w:rPr>
-        <w:t>CI/CD</w:t>
-      </w:r>
-      <w:r>
-        <w:rPr>
-          <w:rFonts w:ascii="Arial" w:hAnsi="Arial" w:cs="Arial"/>
-          <w:sz w:val="18"/>
-        </w:rPr>
-        <w:t xml:space="preserve"> gates (schema checks, basic load checks), promoting artifacts through environments with repeatable deployments and rollback paths.</w:t>
+        <w:t xml:space="preserve">Added CI quality gates with </w:t>
+      </w:r>
+      <w:r>
+        <w:rPr>
+          <w:rStyle w:val="Strong"/>
+          <w:rFonts w:ascii="Arial" w:hAnsi="Arial" w:cs="Arial"/>
+          <w:sz w:val="18"/>
+        </w:rPr>
+        <w:t>Pact-style</w:t>
+      </w:r>
+      <w:r>
+        <w:rPr>
+          <w:rFonts w:ascii="Arial" w:hAnsi="Arial" w:cs="Arial"/>
+          <w:sz w:val="18"/>
+        </w:rPr>
+        <w:t xml:space="preserve"> contract tests and pipeline controls in </w:t>
+      </w:r>
+      <w:proofErr w:type="spellStart"/>
+      <w:r>
+        <w:rPr>
+          <w:rStyle w:val="Strong"/>
+          <w:rFonts w:ascii="Arial" w:hAnsi="Arial" w:cs="Arial"/>
+          <w:sz w:val="18"/>
+        </w:rPr>
+        <w:t>GitHub</w:t>
+      </w:r>
+      <w:proofErr w:type="spellEnd"/>
+      <w:r>
+        <w:rPr>
+          <w:rStyle w:val="Strong"/>
+          <w:rFonts w:ascii="Arial" w:hAnsi="Arial" w:cs="Arial"/>
+          <w:sz w:val="18"/>
+        </w:rPr>
+        <w:t xml:space="preserve"> Actions</w:t>
+      </w:r>
+      <w:r>
+        <w:rPr>
+          <w:rFonts w:ascii="Arial" w:hAnsi="Arial" w:cs="Arial"/>
+          <w:sz w:val="18"/>
+        </w:rPr>
+        <w:t xml:space="preserve"> and </w:t>
+      </w:r>
+      <w:r>
+        <w:rPr>
+          <w:rStyle w:val="Strong"/>
+          <w:rFonts w:ascii="Arial" w:hAnsi="Arial" w:cs="Arial"/>
+          <w:sz w:val="18"/>
+        </w:rPr>
+        <w:t>Jenkins</w:t>
+      </w:r>
+      <w:r>
+        <w:rPr>
+          <w:rFonts w:ascii="Arial" w:hAnsi="Arial" w:cs="Arial"/>
+          <w:sz w:val="18"/>
+        </w:rPr>
+        <w:t>, preventing breaking API changes.</w:t>
       </w:r>
     </w:p>
     <w:p>
@@ -3209,7 +3067,7 @@
         <w:pStyle w:val="NormalWeb"/>
         <w:numPr>
           <w:ilvl w:val="0"/>
-          <w:numId w:val="3"/>
+          <w:numId w:val="5"/>
         </w:numPr>
         <w:jc w:val="both"/>
         <w:rPr>
@@ -3222,7 +3080,39 @@
           <w:rFonts w:ascii="Arial" w:hAnsi="Arial" w:cs="Arial"/>
           <w:sz w:val="18"/>
         </w:rPr>
-        <w:t>Standardized third-party integration adapters with circuit-breaker style protections, normalized error mapping, and explicit retry/timeout policies so partner outages stopped cascading.</w:t>
+        <w:t xml:space="preserve">Integrated fast filtering and investigation paths by indexing domain data into </w:t>
+      </w:r>
+      <w:proofErr w:type="spellStart"/>
+      <w:r>
+        <w:rPr>
+          <w:rStyle w:val="Strong"/>
+          <w:rFonts w:ascii="Arial" w:hAnsi="Arial" w:cs="Arial"/>
+          <w:sz w:val="18"/>
+        </w:rPr>
+        <w:t>Elasticsearch</w:t>
+      </w:r>
+      <w:proofErr w:type="spellEnd"/>
+      <w:r>
+        <w:rPr>
+          <w:rFonts w:ascii="Arial" w:hAnsi="Arial" w:cs="Arial"/>
+          <w:sz w:val="18"/>
+        </w:rPr>
+        <w:t xml:space="preserve"> and </w:t>
+      </w:r>
+      <w:r>
+        <w:rPr>
+          <w:rStyle w:val="Strong"/>
+          <w:rFonts w:ascii="Arial" w:hAnsi="Arial" w:cs="Arial"/>
+          <w:sz w:val="18"/>
+        </w:rPr>
+        <w:t>OpenSearch</w:t>
+      </w:r>
+      <w:r>
+        <w:rPr>
+          <w:rFonts w:ascii="Arial" w:hAnsi="Arial" w:cs="Arial"/>
+          <w:sz w:val="18"/>
+        </w:rPr>
+        <w:t>, backing responsive UI search experiences.</w:t>
       </w:r>
     </w:p>
     <w:p>
@@ -3230,7 +3120,7 @@
         <w:pStyle w:val="NormalWeb"/>
         <w:numPr>
           <w:ilvl w:val="0"/>
-          <w:numId w:val="3"/>
+          <w:numId w:val="5"/>
         </w:numPr>
         <w:jc w:val="both"/>
         <w:rPr>
@@ -3244,57 +3134,193 @@
           <w:sz w:val="18"/>
         </w:rPr>
         <w:lastRenderedPageBreak/>
-        <w:t xml:space="preserve">Reduced alert fatigue by shifting to SLO-aware signals in </w:t>
-      </w:r>
-      <w:proofErr w:type="spellStart"/>
-      <w:r>
-        <w:rPr>
-          <w:rStyle w:val="Strong"/>
-          <w:rFonts w:ascii="Arial" w:hAnsi="Arial" w:cs="Arial"/>
-          <w:sz w:val="18"/>
-        </w:rPr>
-        <w:t>CloudWatch</w:t>
-      </w:r>
-      <w:proofErr w:type="spellEnd"/>
-      <w:r>
-        <w:rPr>
-          <w:rFonts w:ascii="Arial" w:hAnsi="Arial" w:cs="Arial"/>
-          <w:sz w:val="18"/>
-        </w:rPr>
-        <w:t>/</w:t>
-      </w:r>
-      <w:proofErr w:type="spellStart"/>
-      <w:r>
-        <w:rPr>
-          <w:rStyle w:val="Strong"/>
-          <w:rFonts w:ascii="Arial" w:hAnsi="Arial" w:cs="Arial"/>
-          <w:sz w:val="18"/>
-        </w:rPr>
-        <w:t>Datadog</w:t>
-      </w:r>
-      <w:proofErr w:type="spellEnd"/>
-      <w:r>
-        <w:rPr>
-          <w:rFonts w:ascii="Arial" w:hAnsi="Arial" w:cs="Arial"/>
-          <w:sz w:val="18"/>
-        </w:rPr>
-        <w:t xml:space="preserve">, pruning noisy thresholds, and writing </w:t>
-      </w:r>
-      <w:proofErr w:type="spellStart"/>
-      <w:r>
-        <w:rPr>
-          <w:rFonts w:ascii="Arial" w:hAnsi="Arial" w:cs="Arial"/>
-          <w:sz w:val="18"/>
-        </w:rPr>
-        <w:t>runbooks</w:t>
-      </w:r>
-      <w:proofErr w:type="spellEnd"/>
-      <w:r>
-        <w:rPr>
-          <w:rFonts w:ascii="Arial" w:hAnsi="Arial" w:cs="Arial"/>
-          <w:sz w:val="18"/>
-        </w:rPr>
-        <w:t xml:space="preserve"> that made on-call outcomes repeatable.</w:t>
+        <w:t xml:space="preserve">Delivered cloud deployments using </w:t>
+      </w:r>
+      <w:proofErr w:type="spellStart"/>
+      <w:r>
+        <w:rPr>
+          <w:rStyle w:val="Strong"/>
+          <w:rFonts w:ascii="Arial" w:hAnsi="Arial" w:cs="Arial"/>
+          <w:sz w:val="18"/>
+        </w:rPr>
+        <w:t>Docker</w:t>
+      </w:r>
+      <w:proofErr w:type="spellEnd"/>
+      <w:r>
+        <w:rPr>
+          <w:rFonts w:ascii="Arial" w:hAnsi="Arial" w:cs="Arial"/>
+          <w:sz w:val="18"/>
+        </w:rPr>
+        <w:t xml:space="preserve">, </w:t>
+      </w:r>
+      <w:proofErr w:type="spellStart"/>
+      <w:r>
+        <w:rPr>
+          <w:rStyle w:val="Strong"/>
+          <w:rFonts w:ascii="Arial" w:hAnsi="Arial" w:cs="Arial"/>
+          <w:sz w:val="18"/>
+        </w:rPr>
+        <w:t>Kubernetes</w:t>
+      </w:r>
+      <w:proofErr w:type="spellEnd"/>
+      <w:r>
+        <w:rPr>
+          <w:rFonts w:ascii="Arial" w:hAnsi="Arial" w:cs="Arial"/>
+          <w:sz w:val="18"/>
+        </w:rPr>
+        <w:t xml:space="preserve">, </w:t>
+      </w:r>
+      <w:r>
+        <w:rPr>
+          <w:rStyle w:val="Strong"/>
+          <w:rFonts w:ascii="Arial" w:hAnsi="Arial" w:cs="Arial"/>
+          <w:sz w:val="18"/>
+        </w:rPr>
+        <w:t>Helm</w:t>
+      </w:r>
+      <w:r>
+        <w:rPr>
+          <w:rFonts w:ascii="Arial" w:hAnsi="Arial" w:cs="Arial"/>
+          <w:sz w:val="18"/>
+        </w:rPr>
+        <w:t xml:space="preserve">, </w:t>
+      </w:r>
+      <w:r>
+        <w:rPr>
+          <w:rStyle w:val="Strong"/>
+          <w:rFonts w:ascii="Arial" w:hAnsi="Arial" w:cs="Arial"/>
+          <w:sz w:val="18"/>
+        </w:rPr>
+        <w:t>Argo CD</w:t>
+      </w:r>
+      <w:r>
+        <w:rPr>
+          <w:rFonts w:ascii="Arial" w:hAnsi="Arial" w:cs="Arial"/>
+          <w:sz w:val="18"/>
+        </w:rPr>
+        <w:t xml:space="preserve">, </w:t>
+      </w:r>
+      <w:proofErr w:type="spellStart"/>
+      <w:r>
+        <w:rPr>
+          <w:rStyle w:val="Strong"/>
+          <w:rFonts w:ascii="Arial" w:hAnsi="Arial" w:cs="Arial"/>
+          <w:sz w:val="18"/>
+        </w:rPr>
+        <w:t>GitOps</w:t>
+      </w:r>
+      <w:proofErr w:type="spellEnd"/>
+      <w:r>
+        <w:rPr>
+          <w:rFonts w:ascii="Arial" w:hAnsi="Arial" w:cs="Arial"/>
+          <w:sz w:val="18"/>
+        </w:rPr>
+        <w:t xml:space="preserve">, </w:t>
+      </w:r>
+      <w:proofErr w:type="spellStart"/>
+      <w:r>
+        <w:rPr>
+          <w:rStyle w:val="Strong"/>
+          <w:rFonts w:ascii="Arial" w:hAnsi="Arial" w:cs="Arial"/>
+          <w:sz w:val="18"/>
+        </w:rPr>
+        <w:t>Terraform</w:t>
+      </w:r>
+      <w:proofErr w:type="spellEnd"/>
+      <w:r>
+        <w:rPr>
+          <w:rFonts w:ascii="Arial" w:hAnsi="Arial" w:cs="Arial"/>
+          <w:sz w:val="18"/>
+        </w:rPr>
+        <w:t xml:space="preserve">, and </w:t>
+      </w:r>
+      <w:proofErr w:type="spellStart"/>
+      <w:r>
+        <w:rPr>
+          <w:rStyle w:val="Strong"/>
+          <w:rFonts w:ascii="Arial" w:hAnsi="Arial" w:cs="Arial"/>
+          <w:sz w:val="18"/>
+        </w:rPr>
+        <w:t>CloudFormation</w:t>
+      </w:r>
+      <w:proofErr w:type="spellEnd"/>
+      <w:r>
+        <w:rPr>
+          <w:rFonts w:ascii="Arial" w:hAnsi="Arial" w:cs="Arial"/>
+          <w:sz w:val="18"/>
+        </w:rPr>
+        <w:t xml:space="preserve"> acr</w:t>
+      </w:r>
+      <w:bookmarkStart w:id="0" w:name="_GoBack"/>
+      <w:bookmarkEnd w:id="0"/>
+      <w:r>
+        <w:rPr>
+          <w:rFonts w:ascii="Arial" w:hAnsi="Arial" w:cs="Arial"/>
+          <w:sz w:val="18"/>
+        </w:rPr>
+        <w:t xml:space="preserve">oss </w:t>
+      </w:r>
+      <w:r>
+        <w:rPr>
+          <w:rStyle w:val="Strong"/>
+          <w:rFonts w:ascii="Arial" w:hAnsi="Arial" w:cs="Arial"/>
+          <w:sz w:val="18"/>
+        </w:rPr>
+        <w:t>AWS EKS/ECS/EC2</w:t>
+      </w:r>
+      <w:r>
+        <w:rPr>
+          <w:rFonts w:ascii="Arial" w:hAnsi="Arial" w:cs="Arial"/>
+          <w:sz w:val="18"/>
+        </w:rPr>
+        <w:t xml:space="preserve">, orchestrating workflows with </w:t>
+      </w:r>
+      <w:proofErr w:type="spellStart"/>
+      <w:r>
+        <w:rPr>
+          <w:rStyle w:val="Strong"/>
+          <w:rFonts w:ascii="Arial" w:hAnsi="Arial" w:cs="Arial"/>
+          <w:sz w:val="18"/>
+        </w:rPr>
+        <w:t>EventBridge</w:t>
+      </w:r>
+      <w:proofErr w:type="spellEnd"/>
+      <w:r>
+        <w:rPr>
+          <w:rFonts w:ascii="Arial" w:hAnsi="Arial" w:cs="Arial"/>
+          <w:sz w:val="18"/>
+        </w:rPr>
+        <w:t xml:space="preserve"> and </w:t>
+      </w:r>
+      <w:r>
+        <w:rPr>
+          <w:rStyle w:val="Strong"/>
+          <w:rFonts w:ascii="Arial" w:hAnsi="Arial" w:cs="Arial"/>
+          <w:sz w:val="18"/>
+        </w:rPr>
+        <w:t>Step Functions</w:t>
+      </w:r>
+      <w:r>
+        <w:rPr>
+          <w:rFonts w:ascii="Arial" w:hAnsi="Arial" w:cs="Arial"/>
+          <w:sz w:val="18"/>
+        </w:rPr>
+        <w:t xml:space="preserve"> under least-privilege </w:t>
+      </w:r>
+      <w:r>
+        <w:rPr>
+          <w:rStyle w:val="Strong"/>
+          <w:rFonts w:ascii="Arial" w:hAnsi="Arial" w:cs="Arial"/>
+          <w:sz w:val="18"/>
+        </w:rPr>
+        <w:t>IAM</w:t>
+      </w:r>
+      <w:r>
+        <w:rPr>
+          <w:rFonts w:ascii="Arial" w:hAnsi="Arial" w:cs="Arial"/>
+          <w:sz w:val="18"/>
+        </w:rPr>
+        <w:t>.</w:t>
       </w:r>
     </w:p>
     <w:tbl>
@@ -3401,7 +3427,7 @@
         <w:pStyle w:val="NormalWeb"/>
         <w:numPr>
           <w:ilvl w:val="0"/>
-          <w:numId w:val="5"/>
+          <w:numId w:val="6"/>
         </w:numPr>
         <w:jc w:val="both"/>
         <w:rPr>
@@ -3414,38 +3440,22 @@
           <w:rFonts w:ascii="Arial" w:hAnsi="Arial" w:cs="Arial"/>
           <w:sz w:val="18"/>
         </w:rPr>
-        <w:t xml:space="preserve">Built and maintained </w:t>
-      </w:r>
-      <w:r>
-        <w:rPr>
-          <w:rStyle w:val="Strong"/>
-          <w:rFonts w:ascii="Arial" w:hAnsi="Arial" w:cs="Arial"/>
-          <w:sz w:val="18"/>
-        </w:rPr>
-        <w:t>.NET Core</w:t>
-      </w:r>
-      <w:r>
-        <w:rPr>
-          <w:rFonts w:ascii="Arial" w:hAnsi="Arial" w:cs="Arial"/>
-          <w:sz w:val="18"/>
-        </w:rPr>
-        <w:t xml:space="preserve"> services that transformed raw operational data into clean, </w:t>
-      </w:r>
-      <w:proofErr w:type="spellStart"/>
-      <w:r>
-        <w:rPr>
-          <w:rFonts w:ascii="Arial" w:hAnsi="Arial" w:cs="Arial"/>
-          <w:sz w:val="18"/>
-        </w:rPr>
-        <w:t>queryable</w:t>
-      </w:r>
-      <w:proofErr w:type="spellEnd"/>
-      <w:r>
-        <w:rPr>
-          <w:rFonts w:ascii="Arial" w:hAnsi="Arial" w:cs="Arial"/>
-          <w:sz w:val="18"/>
-        </w:rPr>
-        <w:t xml:space="preserve"> tables, aligning definitions so engineering and analytics shared a single ground truth.</w:t>
+        <w:t xml:space="preserve">Built user-facing operational tooling with </w:t>
+      </w:r>
+      <w:r>
+        <w:rPr>
+          <w:rStyle w:val="Strong"/>
+          <w:rFonts w:ascii="Arial" w:hAnsi="Arial" w:cs="Arial"/>
+          <w:sz w:val="18"/>
+        </w:rPr>
+        <w:t>React</w:t>
+      </w:r>
+      <w:r>
+        <w:rPr>
+          <w:rFonts w:ascii="Arial" w:hAnsi="Arial" w:cs="Arial"/>
+          <w:sz w:val="18"/>
+        </w:rPr>
+        <w:t xml:space="preserve"> and API-driven screens that reduced manual triage time for support and operations teams.</w:t>
       </w:r>
     </w:p>
     <w:p>
@@ -3453,7 +3463,7 @@
         <w:pStyle w:val="NormalWeb"/>
         <w:numPr>
           <w:ilvl w:val="0"/>
-          <w:numId w:val="5"/>
+          <w:numId w:val="6"/>
         </w:numPr>
         <w:jc w:val="both"/>
         <w:rPr>
@@ -3474,14 +3484,30 @@
           <w:rFonts w:ascii="Arial" w:hAnsi="Arial" w:cs="Arial"/>
           <w:sz w:val="18"/>
         </w:rPr>
-        <w:t>Angular</w:t>
-      </w:r>
-      <w:r>
-        <w:rPr>
-          <w:rFonts w:ascii="Arial" w:hAnsi="Arial" w:cs="Arial"/>
-          <w:sz w:val="18"/>
-        </w:rPr>
-        <w:t xml:space="preserve"> modules for KPI dashboards with consistent filtering, sorting, and pagination, reducing manual spreadsheet work and improving operational decision speed.</w:t>
+        <w:t>Node.js (Express)</w:t>
+      </w:r>
+      <w:r>
+        <w:rPr>
+          <w:rFonts w:ascii="Arial" w:hAnsi="Arial" w:cs="Arial"/>
+          <w:sz w:val="18"/>
+        </w:rPr>
+        <w:t xml:space="preserve"> services that transformed raw operational events into durable domain records with explicit validation and </w:t>
+      </w:r>
+      <w:proofErr w:type="spellStart"/>
+      <w:r>
+        <w:rPr>
+          <w:rFonts w:ascii="Arial" w:hAnsi="Arial" w:cs="Arial"/>
+          <w:sz w:val="18"/>
+        </w:rPr>
+        <w:t>deduplication</w:t>
+      </w:r>
+      <w:proofErr w:type="spellEnd"/>
+      <w:r>
+        <w:rPr>
+          <w:rFonts w:ascii="Arial" w:hAnsi="Arial" w:cs="Arial"/>
+          <w:sz w:val="18"/>
+        </w:rPr>
+        <w:t xml:space="preserve"> rules.</w:t>
       </w:r>
     </w:p>
     <w:p>
@@ -3489,7 +3515,7 @@
         <w:pStyle w:val="NormalWeb"/>
         <w:numPr>
           <w:ilvl w:val="0"/>
-          <w:numId w:val="5"/>
+          <w:numId w:val="6"/>
         </w:numPr>
         <w:jc w:val="both"/>
         <w:rPr>
@@ -3502,7 +3528,22 @@
           <w:rFonts w:ascii="Arial" w:hAnsi="Arial" w:cs="Arial"/>
           <w:sz w:val="18"/>
         </w:rPr>
-        <w:t xml:space="preserve">Implemented reusable </w:t>
+        <w:t xml:space="preserve">Implemented </w:t>
+      </w:r>
+      <w:r>
+        <w:rPr>
+          <w:rStyle w:val="Strong"/>
+          <w:rFonts w:ascii="Arial" w:hAnsi="Arial" w:cs="Arial"/>
+          <w:sz w:val="18"/>
+        </w:rPr>
+        <w:t>REST endpoints</w:t>
+      </w:r>
+      <w:r>
+        <w:rPr>
+          <w:rFonts w:ascii="Arial" w:hAnsi="Arial" w:cs="Arial"/>
+          <w:sz w:val="18"/>
+        </w:rPr>
+        <w:t xml:space="preserve"> with stable payload shapes and consistent HTTP semantics to keep </w:t>
       </w:r>
       <w:r>
         <w:rPr>
@@ -3517,24 +3558,7 @@
           <w:rFonts w:ascii="Arial" w:hAnsi="Arial" w:cs="Arial"/>
           <w:sz w:val="18"/>
         </w:rPr>
-        <w:t xml:space="preserve"> components for admin tooling, stabilizing UI behavior via predictable state updates (</w:t>
-      </w:r>
-      <w:proofErr w:type="spellStart"/>
-      <w:r>
-        <w:rPr>
-          <w:rStyle w:val="Strong"/>
-          <w:rFonts w:ascii="Arial" w:hAnsi="Arial" w:cs="Arial"/>
-          <w:sz w:val="18"/>
-        </w:rPr>
-        <w:t>Redux</w:t>
-      </w:r>
-      <w:proofErr w:type="spellEnd"/>
-      <w:r>
-        <w:rPr>
-          <w:rFonts w:ascii="Arial" w:hAnsi="Arial" w:cs="Arial"/>
-          <w:sz w:val="18"/>
-        </w:rPr>
-        <w:t xml:space="preserve"> patterns) and targeted component tests.</w:t>
+        <w:t xml:space="preserve"> integration predictable and reduce UI bugs.</w:t>
       </w:r>
     </w:p>
     <w:p>
@@ -3542,7 +3566,7 @@
         <w:pStyle w:val="NormalWeb"/>
         <w:numPr>
           <w:ilvl w:val="0"/>
-          <w:numId w:val="5"/>
+          <w:numId w:val="6"/>
         </w:numPr>
         <w:jc w:val="both"/>
         <w:rPr>
@@ -3555,47 +3579,23 @@
           <w:rFonts w:ascii="Arial" w:hAnsi="Arial" w:cs="Arial"/>
           <w:sz w:val="18"/>
         </w:rPr>
-        <w:t xml:space="preserve">Refactored brittle endpoints into cohesive </w:t>
-      </w:r>
-      <w:r>
-        <w:rPr>
-          <w:rStyle w:val="Strong"/>
-          <w:rFonts w:ascii="Arial" w:hAnsi="Arial" w:cs="Arial"/>
-          <w:sz w:val="18"/>
-        </w:rPr>
-        <w:t>REST APIs</w:t>
-      </w:r>
-      <w:r>
-        <w:rPr>
-          <w:rFonts w:ascii="Arial" w:hAnsi="Arial" w:cs="Arial"/>
-          <w:sz w:val="18"/>
-        </w:rPr>
-        <w:t xml:space="preserve"> with validation, pagination, and </w:t>
-      </w:r>
-      <w:proofErr w:type="spellStart"/>
-      <w:r>
-        <w:rPr>
-          <w:rStyle w:val="Strong"/>
-          <w:rFonts w:ascii="Arial" w:hAnsi="Arial" w:cs="Arial"/>
-          <w:sz w:val="18"/>
-        </w:rPr>
-        <w:t>OpenAPI</w:t>
-      </w:r>
-      <w:proofErr w:type="spellEnd"/>
-      <w:r>
-        <w:rPr>
-          <w:rStyle w:val="Strong"/>
-          <w:rFonts w:ascii="Arial" w:hAnsi="Arial" w:cs="Arial"/>
-          <w:sz w:val="18"/>
-        </w:rPr>
-        <w:t>/Swagger</w:t>
-      </w:r>
-      <w:r>
-        <w:rPr>
-          <w:rFonts w:ascii="Arial" w:hAnsi="Arial" w:cs="Arial"/>
-          <w:sz w:val="18"/>
-        </w:rPr>
-        <w:t xml:space="preserve"> documentation so clients evolved independently without surprise breaks.</w:t>
+        <w:t xml:space="preserve">Built background processing pipelines using queue-based workflows and </w:t>
+      </w:r>
+      <w:proofErr w:type="spellStart"/>
+      <w:r>
+        <w:rPr>
+          <w:rFonts w:ascii="Arial" w:hAnsi="Arial" w:cs="Arial"/>
+          <w:sz w:val="18"/>
+        </w:rPr>
+        <w:t>resumable</w:t>
+      </w:r>
+      <w:proofErr w:type="spellEnd"/>
+      <w:r>
+        <w:rPr>
+          <w:rFonts w:ascii="Arial" w:hAnsi="Arial" w:cs="Arial"/>
+          <w:sz w:val="18"/>
+        </w:rPr>
+        <w:t xml:space="preserve"> execution to survive transient infrastructure failures.</w:t>
       </w:r>
     </w:p>
     <w:p>
@@ -3603,7 +3603,7 @@
         <w:pStyle w:val="NormalWeb"/>
         <w:numPr>
           <w:ilvl w:val="0"/>
-          <w:numId w:val="5"/>
+          <w:numId w:val="6"/>
         </w:numPr>
         <w:jc w:val="both"/>
         <w:rPr>
@@ -3616,55 +3616,54 @@
           <w:rFonts w:ascii="Arial" w:hAnsi="Arial" w:cs="Arial"/>
           <w:sz w:val="18"/>
         </w:rPr>
-        <w:t xml:space="preserve">Designed </w:t>
-      </w:r>
-      <w:proofErr w:type="spellStart"/>
-      <w:r>
-        <w:rPr>
-          <w:rFonts w:ascii="Arial" w:hAnsi="Arial" w:cs="Arial"/>
-          <w:sz w:val="18"/>
-        </w:rPr>
-        <w:t>restartable</w:t>
-      </w:r>
-      <w:proofErr w:type="spellEnd"/>
-      <w:r>
-        <w:rPr>
-          <w:rFonts w:ascii="Arial" w:hAnsi="Arial" w:cs="Arial"/>
-          <w:sz w:val="18"/>
-        </w:rPr>
-        <w:t xml:space="preserve"> reconciliation workflows using </w:t>
-      </w:r>
-      <w:r>
-        <w:rPr>
-          <w:rStyle w:val="Strong"/>
-          <w:rFonts w:ascii="Arial" w:hAnsi="Arial" w:cs="Arial"/>
-          <w:sz w:val="18"/>
-        </w:rPr>
-        <w:t>background jobs</w:t>
-      </w:r>
-      <w:r>
-        <w:rPr>
-          <w:rFonts w:ascii="Arial" w:hAnsi="Arial" w:cs="Arial"/>
-          <w:sz w:val="18"/>
-        </w:rPr>
-        <w:t xml:space="preserve"> and queue-based patterns (including </w:t>
-      </w:r>
-      <w:proofErr w:type="spellStart"/>
-      <w:r>
-        <w:rPr>
-          <w:rStyle w:val="Strong"/>
-          <w:rFonts w:ascii="Arial" w:hAnsi="Arial" w:cs="Arial"/>
-          <w:sz w:val="18"/>
-        </w:rPr>
-        <w:t>RabbitMQ</w:t>
-      </w:r>
-      <w:proofErr w:type="spellEnd"/>
-      <w:r>
-        <w:rPr>
-          <w:rFonts w:ascii="Arial" w:hAnsi="Arial" w:cs="Arial"/>
-          <w:sz w:val="18"/>
-        </w:rPr>
-        <w:t xml:space="preserve"> where appropriate), ensuring idempotent processing and safe replays.</w:t>
+        <w:t xml:space="preserve">Improved data correctness and performance across </w:t>
+      </w:r>
+      <w:proofErr w:type="spellStart"/>
+      <w:r>
+        <w:rPr>
+          <w:rStyle w:val="Strong"/>
+          <w:rFonts w:ascii="Arial" w:hAnsi="Arial" w:cs="Arial"/>
+          <w:sz w:val="18"/>
+        </w:rPr>
+        <w:t>PostgreSQL</w:t>
+      </w:r>
+      <w:proofErr w:type="spellEnd"/>
+      <w:r>
+        <w:rPr>
+          <w:rFonts w:ascii="Arial" w:hAnsi="Arial" w:cs="Arial"/>
+          <w:sz w:val="18"/>
+        </w:rPr>
+        <w:t xml:space="preserve">, </w:t>
+      </w:r>
+      <w:r>
+        <w:rPr>
+          <w:rStyle w:val="Strong"/>
+          <w:rFonts w:ascii="Arial" w:hAnsi="Arial" w:cs="Arial"/>
+          <w:sz w:val="18"/>
+        </w:rPr>
+        <w:t>MySQL</w:t>
+      </w:r>
+      <w:r>
+        <w:rPr>
+          <w:rFonts w:ascii="Arial" w:hAnsi="Arial" w:cs="Arial"/>
+          <w:sz w:val="18"/>
+        </w:rPr>
+        <w:t xml:space="preserve">, and </w:t>
+      </w:r>
+      <w:r>
+        <w:rPr>
+          <w:rStyle w:val="Strong"/>
+          <w:rFonts w:ascii="Arial" w:hAnsi="Arial" w:cs="Arial"/>
+          <w:sz w:val="18"/>
+        </w:rPr>
+        <w:t>SQL Server</w:t>
+      </w:r>
+      <w:r>
+        <w:rPr>
+          <w:rFonts w:ascii="Arial" w:hAnsi="Arial" w:cs="Arial"/>
+          <w:sz w:val="18"/>
+        </w:rPr>
+        <w:t xml:space="preserve"> with migration discipline, index audits, and slow-query cleanup.</w:t>
       </w:r>
     </w:p>
     <w:p>
@@ -3672,7 +3671,7 @@
         <w:pStyle w:val="NormalWeb"/>
         <w:numPr>
           <w:ilvl w:val="0"/>
-          <w:numId w:val="5"/>
+          <w:numId w:val="6"/>
         </w:numPr>
         <w:jc w:val="both"/>
         <w:rPr>
@@ -3685,39 +3684,7 @@
           <w:rFonts w:ascii="Arial" w:hAnsi="Arial" w:cs="Arial"/>
           <w:sz w:val="18"/>
         </w:rPr>
-        <w:t xml:space="preserve">Improved query performance across </w:t>
-      </w:r>
-      <w:proofErr w:type="spellStart"/>
-      <w:r>
-        <w:rPr>
-          <w:rStyle w:val="Strong"/>
-          <w:rFonts w:ascii="Arial" w:hAnsi="Arial" w:cs="Arial"/>
-          <w:sz w:val="18"/>
-        </w:rPr>
-        <w:t>PostgreSQL</w:t>
-      </w:r>
-      <w:proofErr w:type="spellEnd"/>
-      <w:r>
-        <w:rPr>
-          <w:rFonts w:ascii="Arial" w:hAnsi="Arial" w:cs="Arial"/>
-          <w:sz w:val="18"/>
-        </w:rPr>
-        <w:t xml:space="preserve"> and </w:t>
-      </w:r>
-      <w:r>
-        <w:rPr>
-          <w:rStyle w:val="Strong"/>
-          <w:rFonts w:ascii="Arial" w:hAnsi="Arial" w:cs="Arial"/>
-          <w:sz w:val="18"/>
-        </w:rPr>
-        <w:t>MySQL</w:t>
-      </w:r>
-      <w:r>
-        <w:rPr>
-          <w:rFonts w:ascii="Arial" w:hAnsi="Arial" w:cs="Arial"/>
-          <w:sz w:val="18"/>
-        </w:rPr>
-        <w:t xml:space="preserve"> by adding targeted indexes and rewriting high-cost joins, reducing timeouts while preserving integrity constraints.</w:t>
+        <w:t>Integrated third-party systems through adapter layers, isolating vendor behavior so frontend and backend changes stayed decoupled and safe.</w:t>
       </w:r>
     </w:p>
     <w:p>
@@ -3725,7 +3692,7 @@
         <w:pStyle w:val="NormalWeb"/>
         <w:numPr>
           <w:ilvl w:val="0"/>
-          <w:numId w:val="5"/>
+          <w:numId w:val="6"/>
         </w:numPr>
         <w:jc w:val="both"/>
         <w:rPr>
@@ -3738,7 +3705,22 @@
           <w:rFonts w:ascii="Arial" w:hAnsi="Arial" w:cs="Arial"/>
           <w:sz w:val="18"/>
         </w:rPr>
-        <w:t>Introduced structured logging and request correlation, connecting UI actions to backend execution for faster incident triage and clearer root-cause narratives.</w:t>
+        <w:t xml:space="preserve">Hardened access control using </w:t>
+      </w:r>
+      <w:r>
+        <w:rPr>
+          <w:rStyle w:val="Strong"/>
+          <w:rFonts w:ascii="Arial" w:hAnsi="Arial" w:cs="Arial"/>
+          <w:sz w:val="18"/>
+        </w:rPr>
+        <w:t>OAuth2/JWT</w:t>
+      </w:r>
+      <w:r>
+        <w:rPr>
+          <w:rFonts w:ascii="Arial" w:hAnsi="Arial" w:cs="Arial"/>
+          <w:sz w:val="18"/>
+        </w:rPr>
+        <w:t xml:space="preserve"> patterns and role checks enforced consistently across service endpoints used by the UI.</w:t>
       </w:r>
     </w:p>
     <w:p>
@@ -3746,7 +3728,7 @@
         <w:pStyle w:val="NormalWeb"/>
         <w:numPr>
           <w:ilvl w:val="0"/>
-          <w:numId w:val="5"/>
+          <w:numId w:val="6"/>
         </w:numPr>
         <w:jc w:val="both"/>
         <w:rPr>
@@ -3759,7 +3741,52 @@
           <w:rFonts w:ascii="Arial" w:hAnsi="Arial" w:cs="Arial"/>
           <w:sz w:val="18"/>
         </w:rPr>
-        <w:t>Integrated third-party services with explicit timeout, retry, and fallback behavior, preventing transient partner issues from surfacing as user-facing outages.</w:t>
+        <w:t xml:space="preserve">Added automated test coverage using </w:t>
+      </w:r>
+      <w:r>
+        <w:rPr>
+          <w:rStyle w:val="Strong"/>
+          <w:rFonts w:ascii="Arial" w:hAnsi="Arial" w:cs="Arial"/>
+          <w:sz w:val="18"/>
+        </w:rPr>
+        <w:t>Jest</w:t>
+      </w:r>
+      <w:r>
+        <w:rPr>
+          <w:rFonts w:ascii="Arial" w:hAnsi="Arial" w:cs="Arial"/>
+          <w:sz w:val="18"/>
+        </w:rPr>
+        <w:t xml:space="preserve">, </w:t>
+      </w:r>
+      <w:r>
+        <w:rPr>
+          <w:rStyle w:val="Strong"/>
+          <w:rFonts w:ascii="Arial" w:hAnsi="Arial" w:cs="Arial"/>
+          <w:sz w:val="18"/>
+        </w:rPr>
+        <w:t>Mocha</w:t>
+      </w:r>
+      <w:r>
+        <w:rPr>
+          <w:rFonts w:ascii="Arial" w:hAnsi="Arial" w:cs="Arial"/>
+          <w:sz w:val="18"/>
+        </w:rPr>
+        <w:t xml:space="preserve">, and </w:t>
+      </w:r>
+      <w:r>
+        <w:rPr>
+          <w:rStyle w:val="Strong"/>
+          <w:rFonts w:ascii="Arial" w:hAnsi="Arial" w:cs="Arial"/>
+          <w:sz w:val="18"/>
+        </w:rPr>
+        <w:t>Chai</w:t>
+      </w:r>
+      <w:r>
+        <w:rPr>
+          <w:rFonts w:ascii="Arial" w:hAnsi="Arial" w:cs="Arial"/>
+          <w:sz w:val="18"/>
+        </w:rPr>
+        <w:t>, protecting core flows from regressions during frequent releases.</w:t>
       </w:r>
     </w:p>
     <w:p>
@@ -3767,7 +3794,7 @@
         <w:pStyle w:val="NormalWeb"/>
         <w:numPr>
           <w:ilvl w:val="0"/>
-          <w:numId w:val="5"/>
+          <w:numId w:val="6"/>
         </w:numPr>
         <w:jc w:val="both"/>
         <w:rPr>
@@ -3780,22 +3807,24 @@
           <w:rFonts w:ascii="Arial" w:hAnsi="Arial" w:cs="Arial"/>
           <w:sz w:val="18"/>
         </w:rPr>
-        <w:t>Added regression protection with focused automated tests, including API contract checks (</w:t>
-      </w:r>
-      <w:r>
-        <w:rPr>
-          <w:rStyle w:val="Strong"/>
-          <w:rFonts w:ascii="Arial" w:hAnsi="Arial" w:cs="Arial"/>
-          <w:sz w:val="18"/>
-        </w:rPr>
-        <w:t>Pact-style</w:t>
-      </w:r>
-      <w:r>
-        <w:rPr>
-          <w:rFonts w:ascii="Arial" w:hAnsi="Arial" w:cs="Arial"/>
-          <w:sz w:val="18"/>
-        </w:rPr>
-        <w:t>) in critical integration paths to prevent accidental breaking changes.</w:t>
+        <w:t xml:space="preserve">Centralized error handling with stable error codes and actionable messages so </w:t>
+      </w:r>
+      <w:proofErr w:type="gramStart"/>
+      <w:r>
+        <w:rPr>
+          <w:rStyle w:val="Strong"/>
+          <w:rFonts w:ascii="Arial" w:hAnsi="Arial" w:cs="Arial"/>
+          <w:sz w:val="18"/>
+        </w:rPr>
+        <w:t>React</w:t>
+      </w:r>
+      <w:proofErr w:type="gramEnd"/>
+      <w:r>
+        <w:rPr>
+          <w:rFonts w:ascii="Arial" w:hAnsi="Arial" w:cs="Arial"/>
+          <w:sz w:val="18"/>
+        </w:rPr>
+        <w:t xml:space="preserve"> screens could present consistent user feedback.</w:t>
       </w:r>
     </w:p>
     <w:p>
@@ -3803,7 +3832,7 @@
         <w:pStyle w:val="NormalWeb"/>
         <w:numPr>
           <w:ilvl w:val="0"/>
-          <w:numId w:val="5"/>
+          <w:numId w:val="6"/>
         </w:numPr>
         <w:jc w:val="both"/>
         <w:rPr>
@@ -3816,47 +3845,38 @@
           <w:rFonts w:ascii="Arial" w:hAnsi="Arial" w:cs="Arial"/>
           <w:sz w:val="18"/>
         </w:rPr>
-        <w:t xml:space="preserve">Hardened deployments with environment-specific configuration, secret handling, and promotion workflows using </w:t>
-      </w:r>
-      <w:r>
-        <w:rPr>
-          <w:rStyle w:val="Strong"/>
-          <w:rFonts w:ascii="Arial" w:hAnsi="Arial" w:cs="Arial"/>
-          <w:sz w:val="18"/>
-        </w:rPr>
-        <w:t>Jenkins</w:t>
-      </w:r>
-      <w:r>
-        <w:rPr>
-          <w:rFonts w:ascii="Arial" w:hAnsi="Arial" w:cs="Arial"/>
-          <w:sz w:val="18"/>
-        </w:rPr>
-        <w:t xml:space="preserve"> and </w:t>
-      </w:r>
-      <w:proofErr w:type="spellStart"/>
-      <w:r>
-        <w:rPr>
-          <w:rStyle w:val="Strong"/>
-          <w:rFonts w:ascii="Arial" w:hAnsi="Arial" w:cs="Arial"/>
-          <w:sz w:val="18"/>
-        </w:rPr>
-        <w:t>GitHub</w:t>
-      </w:r>
-      <w:proofErr w:type="spellEnd"/>
-      <w:r>
-        <w:rPr>
-          <w:rStyle w:val="Strong"/>
-          <w:rFonts w:ascii="Arial" w:hAnsi="Arial" w:cs="Arial"/>
-          <w:sz w:val="18"/>
-        </w:rPr>
-        <w:t xml:space="preserve"> Actions</w:t>
-      </w:r>
-      <w:r>
-        <w:rPr>
-          <w:rFonts w:ascii="Arial" w:hAnsi="Arial" w:cs="Arial"/>
-          <w:sz w:val="18"/>
-        </w:rPr>
-        <w:t xml:space="preserve"> patterns.</w:t>
+        <w:t xml:space="preserve">Delivered operational visibility via backlog-depth dashboards, exporting logs to </w:t>
+      </w:r>
+      <w:r>
+        <w:rPr>
+          <w:rStyle w:val="Strong"/>
+          <w:rFonts w:ascii="Arial" w:hAnsi="Arial" w:cs="Arial"/>
+          <w:sz w:val="18"/>
+        </w:rPr>
+        <w:t>ELK/EFK</w:t>
+      </w:r>
+      <w:r>
+        <w:rPr>
+          <w:rFonts w:ascii="Arial" w:hAnsi="Arial" w:cs="Arial"/>
+          <w:sz w:val="18"/>
+        </w:rPr>
+        <w:t xml:space="preserve"> and tying alerts to practical </w:t>
+      </w:r>
+      <w:proofErr w:type="spellStart"/>
+      <w:r>
+        <w:rPr>
+          <w:rFonts w:ascii="Arial" w:hAnsi="Arial" w:cs="Arial"/>
+          <w:sz w:val="18"/>
+        </w:rPr>
+        <w:t>runbooks</w:t>
+      </w:r>
+      <w:proofErr w:type="spellEnd"/>
+      <w:r>
+        <w:rPr>
+          <w:rFonts w:ascii="Arial" w:hAnsi="Arial" w:cs="Arial"/>
+          <w:sz w:val="18"/>
+        </w:rPr>
+        <w:t>.</w:t>
       </w:r>
     </w:p>
     <w:p>
@@ -3864,7 +3884,7 @@
         <w:pStyle w:val="NormalWeb"/>
         <w:numPr>
           <w:ilvl w:val="0"/>
-          <w:numId w:val="5"/>
+          <w:numId w:val="6"/>
         </w:numPr>
         <w:jc w:val="both"/>
         <w:rPr>
@@ -3877,22 +3897,7 @@
           <w:rFonts w:ascii="Arial" w:hAnsi="Arial" w:cs="Arial"/>
           <w:sz w:val="18"/>
         </w:rPr>
-        <w:t xml:space="preserve">Implemented authorization controls using </w:t>
-      </w:r>
-      <w:r>
-        <w:rPr>
-          <w:rStyle w:val="Strong"/>
-          <w:rFonts w:ascii="Arial" w:hAnsi="Arial" w:cs="Arial"/>
-          <w:sz w:val="18"/>
-        </w:rPr>
-        <w:t>JWT</w:t>
-      </w:r>
-      <w:r>
-        <w:rPr>
-          <w:rFonts w:ascii="Arial" w:hAnsi="Arial" w:cs="Arial"/>
-          <w:sz w:val="18"/>
-        </w:rPr>
-        <w:t xml:space="preserve"> claims and role checks, protecting sensitive workflows without degrading everyday operator usability.</w:t>
+        <w:t>Optimized hot endpoints by removing N+1 query paths and reducing chatty data access patterns that slowed down UI workflows.</w:t>
       </w:r>
     </w:p>
     <w:p>
@@ -3900,7 +3905,7 @@
         <w:pStyle w:val="NormalWeb"/>
         <w:numPr>
           <w:ilvl w:val="0"/>
-          <w:numId w:val="5"/>
+          <w:numId w:val="6"/>
         </w:numPr>
         <w:jc w:val="both"/>
         <w:rPr>
@@ -3913,23 +3918,7 @@
           <w:rFonts w:ascii="Arial" w:hAnsi="Arial" w:cs="Arial"/>
           <w:sz w:val="18"/>
         </w:rPr>
-        <w:t xml:space="preserve">Documented failure modes and operational </w:t>
-      </w:r>
-      <w:proofErr w:type="spellStart"/>
-      <w:r>
-        <w:rPr>
-          <w:rFonts w:ascii="Arial" w:hAnsi="Arial" w:cs="Arial"/>
-          <w:sz w:val="18"/>
-        </w:rPr>
-        <w:t>runbooks</w:t>
-      </w:r>
-      <w:proofErr w:type="spellEnd"/>
-      <w:r>
-        <w:rPr>
-          <w:rFonts w:ascii="Arial" w:hAnsi="Arial" w:cs="Arial"/>
-          <w:sz w:val="18"/>
-        </w:rPr>
-        <w:t>, reducing reliance on tribal knowledge and improving first-response effectiveness.</w:t>
+        <w:t>Enabled safe rollouts using feature flags and gradual exposure to decouple deployments from product activation risk.</w:t>
       </w:r>
     </w:p>
     <w:p>
@@ -3937,16 +3926,52 @@
         <w:pStyle w:val="NormalWeb"/>
         <w:numPr>
           <w:ilvl w:val="0"/>
-          <w:numId w:val="5"/>
+          <w:numId w:val="6"/>
         </w:numPr>
         <w:jc w:val="both"/>
-      </w:pPr>
-      <w:r>
-        <w:rPr>
-          <w:rFonts w:ascii="Arial" w:hAnsi="Arial" w:cs="Arial"/>
-          <w:sz w:val="18"/>
-        </w:rPr>
-        <w:t>Partnered with stakeholders to translate ambiguous requirements into measurable acceptance criteria, shipping increments that reduced risk while meeting deadlines.</w:t>
+        <w:rPr>
+          <w:rFonts w:ascii="Arial" w:hAnsi="Arial" w:cs="Arial"/>
+          <w:sz w:val="18"/>
+        </w:rPr>
+      </w:pPr>
+      <w:r>
+        <w:rPr>
+          <w:rFonts w:ascii="Arial" w:hAnsi="Arial" w:cs="Arial"/>
+          <w:sz w:val="18"/>
+        </w:rPr>
+        <w:t xml:space="preserve">Supported messaging and integration needs using </w:t>
+      </w:r>
+      <w:proofErr w:type="spellStart"/>
+      <w:r>
+        <w:rPr>
+          <w:rStyle w:val="Strong"/>
+          <w:rFonts w:ascii="Arial" w:hAnsi="Arial" w:cs="Arial"/>
+          <w:sz w:val="18"/>
+        </w:rPr>
+        <w:t>RabbitMQ</w:t>
+      </w:r>
+      <w:proofErr w:type="spellEnd"/>
+      <w:r>
+        <w:rPr>
+          <w:rFonts w:ascii="Arial" w:hAnsi="Arial" w:cs="Arial"/>
+          <w:sz w:val="18"/>
+        </w:rPr>
+        <w:t xml:space="preserve"> and </w:t>
+      </w:r>
+      <w:r>
+        <w:rPr>
+          <w:rStyle w:val="Strong"/>
+          <w:rFonts w:ascii="Arial" w:hAnsi="Arial" w:cs="Arial"/>
+          <w:sz w:val="18"/>
+        </w:rPr>
+        <w:t>Kafka</w:t>
+      </w:r>
+      <w:r>
+        <w:rPr>
+          <w:rFonts w:ascii="Arial" w:hAnsi="Arial" w:cs="Arial"/>
+          <w:sz w:val="18"/>
+        </w:rPr>
+        <w:t>, applying retries and DLQs to prevent poisoned messages from stalling processing.</w:t>
       </w:r>
     </w:p>
     <w:tbl>
@@ -4066,22 +4091,24 @@
           <w:rFonts w:ascii="Arial" w:hAnsi="Arial" w:cs="Arial"/>
           <w:sz w:val="18"/>
         </w:rPr>
-        <w:t xml:space="preserve">Developed </w:t>
-      </w:r>
-      <w:r>
-        <w:rPr>
-          <w:rStyle w:val="Strong"/>
-          <w:rFonts w:ascii="Arial" w:hAnsi="Arial" w:cs="Arial"/>
-          <w:sz w:val="18"/>
-        </w:rPr>
-        <w:t>.NET Framework</w:t>
-      </w:r>
-      <w:r>
-        <w:rPr>
-          <w:rFonts w:ascii="Arial" w:hAnsi="Arial" w:cs="Arial"/>
-          <w:sz w:val="18"/>
-        </w:rPr>
-        <w:t xml:space="preserve"> services to ingest and normalize event data from multiple sources, enforcing consistent identifiers and timestamps so downstream systems agreed on reality.</w:t>
+        <w:t xml:space="preserve">Built internal product dashboards using </w:t>
+      </w:r>
+      <w:proofErr w:type="gramStart"/>
+      <w:r>
+        <w:rPr>
+          <w:rStyle w:val="Strong"/>
+          <w:rFonts w:ascii="Arial" w:hAnsi="Arial" w:cs="Arial"/>
+          <w:sz w:val="18"/>
+        </w:rPr>
+        <w:t>React</w:t>
+      </w:r>
+      <w:proofErr w:type="gramEnd"/>
+      <w:r>
+        <w:rPr>
+          <w:rFonts w:ascii="Arial" w:hAnsi="Arial" w:cs="Arial"/>
+          <w:sz w:val="18"/>
+        </w:rPr>
+        <w:t xml:space="preserve"> with API-driven widgets that made operational metrics and workflow state visible to teams.</w:t>
       </w:r>
     </w:p>
     <w:p>
@@ -4102,24 +4129,22 @@
           <w:rFonts w:ascii="Arial" w:hAnsi="Arial" w:cs="Arial"/>
           <w:sz w:val="18"/>
         </w:rPr>
-        <w:t xml:space="preserve">Built </w:t>
-      </w:r>
-      <w:proofErr w:type="spellStart"/>
-      <w:r>
-        <w:rPr>
-          <w:rStyle w:val="Strong"/>
-          <w:rFonts w:ascii="Arial" w:hAnsi="Arial" w:cs="Arial"/>
-          <w:sz w:val="18"/>
-        </w:rPr>
-        <w:t>AngularJS</w:t>
-      </w:r>
-      <w:proofErr w:type="spellEnd"/>
-      <w:r>
-        <w:rPr>
-          <w:rFonts w:ascii="Arial" w:hAnsi="Arial" w:cs="Arial"/>
-          <w:sz w:val="18"/>
-        </w:rPr>
-        <w:t xml:space="preserve"> interfaces for internal users, focusing on reliable form validation and predictable UI flows that reduced rework cycles in operational tasks.</w:t>
+        <w:t xml:space="preserve">Developed </w:t>
+      </w:r>
+      <w:r>
+        <w:rPr>
+          <w:rStyle w:val="Strong"/>
+          <w:rFonts w:ascii="Arial" w:hAnsi="Arial" w:cs="Arial"/>
+          <w:sz w:val="18"/>
+        </w:rPr>
+        <w:t>Node.js</w:t>
+      </w:r>
+      <w:r>
+        <w:rPr>
+          <w:rFonts w:ascii="Arial" w:hAnsi="Arial" w:cs="Arial"/>
+          <w:sz w:val="18"/>
+        </w:rPr>
+        <w:t xml:space="preserve"> backend services that unified upstream sources behind consistent APIs to reduce integration fragility.</w:t>
       </w:r>
     </w:p>
     <w:p>
@@ -4140,7 +4165,22 @@
           <w:rFonts w:ascii="Arial" w:hAnsi="Arial" w:cs="Arial"/>
           <w:sz w:val="18"/>
         </w:rPr>
-        <w:t>Implemented SQL-backed reporting endpoints with careful query design, caching layers, and correctness checks for time-windowed metrics used in business reviews.</w:t>
+        <w:t xml:space="preserve">Implemented </w:t>
+      </w:r>
+      <w:r>
+        <w:rPr>
+          <w:rStyle w:val="Strong"/>
+          <w:rFonts w:ascii="Arial" w:hAnsi="Arial" w:cs="Arial"/>
+          <w:sz w:val="18"/>
+        </w:rPr>
+        <w:t>REST endpoints</w:t>
+      </w:r>
+      <w:r>
+        <w:rPr>
+          <w:rFonts w:ascii="Arial" w:hAnsi="Arial" w:cs="Arial"/>
+          <w:sz w:val="18"/>
+        </w:rPr>
+        <w:t xml:space="preserve"> with strict validation, pagination guardrails, and predictable errors to support reliable UI integration.</w:t>
       </w:r>
     </w:p>
     <w:p>
@@ -4161,22 +4201,39 @@
           <w:rFonts w:ascii="Arial" w:hAnsi="Arial" w:cs="Arial"/>
           <w:sz w:val="18"/>
         </w:rPr>
-        <w:t xml:space="preserve">Created scheduled </w:t>
-      </w:r>
-      <w:r>
-        <w:rPr>
-          <w:rStyle w:val="Strong"/>
-          <w:rFonts w:ascii="Arial" w:hAnsi="Arial" w:cs="Arial"/>
-          <w:sz w:val="18"/>
-        </w:rPr>
-        <w:t>Python</w:t>
-      </w:r>
-      <w:r>
-        <w:rPr>
-          <w:rFonts w:ascii="Arial" w:hAnsi="Arial" w:cs="Arial"/>
-          <w:sz w:val="18"/>
-        </w:rPr>
-        <w:t xml:space="preserve"> ETL jobs to reconcile mismatched records, producing auditable outputs so fixes could be reviewed, re-run, and safely rolled back.</w:t>
+        <w:t xml:space="preserve">Designed data access with clear transaction boundaries across </w:t>
+      </w:r>
+      <w:proofErr w:type="spellStart"/>
+      <w:r>
+        <w:rPr>
+          <w:rStyle w:val="Strong"/>
+          <w:rFonts w:ascii="Arial" w:hAnsi="Arial" w:cs="Arial"/>
+          <w:sz w:val="18"/>
+        </w:rPr>
+        <w:t>PostgreSQL</w:t>
+      </w:r>
+      <w:proofErr w:type="spellEnd"/>
+      <w:r>
+        <w:rPr>
+          <w:rFonts w:ascii="Arial" w:hAnsi="Arial" w:cs="Arial"/>
+          <w:sz w:val="18"/>
+        </w:rPr>
+        <w:t xml:space="preserve"> and </w:t>
+      </w:r>
+      <w:r>
+        <w:rPr>
+          <w:rStyle w:val="Strong"/>
+          <w:rFonts w:ascii="Arial" w:hAnsi="Arial" w:cs="Arial"/>
+          <w:sz w:val="18"/>
+        </w:rPr>
+        <w:t>MySQL</w:t>
+      </w:r>
+      <w:r>
+        <w:rPr>
+          <w:rFonts w:ascii="Arial" w:hAnsi="Arial" w:cs="Arial"/>
+          <w:sz w:val="18"/>
+        </w:rPr>
+        <w:t>, preventing partial writes during reconciliation workflows.</w:t>
       </w:r>
     </w:p>
     <w:p>
@@ -4197,7 +4254,7 @@
           <w:rFonts w:ascii="Arial" w:hAnsi="Arial" w:cs="Arial"/>
           <w:sz w:val="18"/>
         </w:rPr>
-        <w:t>Added defensive error handling and structured logs around integration hotspots, converting intermittent partner failures into actionable diagnostics rather than vague user complaints.</w:t>
+        <w:t>Delivered scheduled processing jobs with retries and alerting, replacing manual checks with automated summaries stakeholders trusted.</w:t>
       </w:r>
     </w:p>
     <w:p>
@@ -4218,7 +4275,7 @@
           <w:rFonts w:ascii="Arial" w:hAnsi="Arial" w:cs="Arial"/>
           <w:sz w:val="18"/>
         </w:rPr>
-        <w:t>Introduced disciplined code review habits and incremental refactoring, steadily reducing duplicated business logic that caused inconsistent behavior across endpoints.</w:t>
+        <w:t>Improved performance by identifying hot queries and adding targeted indexes, reducing report generation time without serving stale results.</w:t>
       </w:r>
     </w:p>
     <w:p>
@@ -4239,7 +4296,22 @@
           <w:rFonts w:ascii="Arial" w:hAnsi="Arial" w:cs="Arial"/>
           <w:sz w:val="18"/>
         </w:rPr>
-        <w:t>Improved deployment reliability by scripting repeatable environment checks and configuration validation, preventing last-minute surprises caused by drift or missing dependencies.</w:t>
+        <w:t xml:space="preserve">Added </w:t>
+      </w:r>
+      <w:r>
+        <w:rPr>
+          <w:rStyle w:val="Strong"/>
+          <w:rFonts w:ascii="Arial" w:hAnsi="Arial" w:cs="Arial"/>
+          <w:sz w:val="18"/>
+        </w:rPr>
+        <w:t>structured logging</w:t>
+      </w:r>
+      <w:r>
+        <w:rPr>
+          <w:rFonts w:ascii="Arial" w:hAnsi="Arial" w:cs="Arial"/>
+          <w:sz w:val="18"/>
+        </w:rPr>
+        <w:t xml:space="preserve"> and correlation identifiers to accelerate incident triage and post-release monitoring.</w:t>
       </w:r>
     </w:p>
     <w:p>
@@ -4260,23 +4332,7 @@
           <w:rFonts w:ascii="Arial" w:hAnsi="Arial" w:cs="Arial"/>
           <w:sz w:val="18"/>
         </w:rPr>
-        <w:t xml:space="preserve">Built reusable UI components for common admin patterns, accelerating delivery of new screens without copy-pasting fragile logic across </w:t>
-      </w:r>
-      <w:proofErr w:type="gramStart"/>
-      <w:r>
-        <w:rPr>
-          <w:rFonts w:ascii="Arial" w:hAnsi="Arial" w:cs="Arial"/>
-          <w:sz w:val="18"/>
-        </w:rPr>
-        <w:t>the codebase</w:t>
-      </w:r>
-      <w:proofErr w:type="gramEnd"/>
-      <w:r>
-        <w:rPr>
-          <w:rFonts w:ascii="Arial" w:hAnsi="Arial" w:cs="Arial"/>
-          <w:sz w:val="18"/>
-        </w:rPr>
-        <w:t>.</w:t>
+        <w:t>Implemented robust ingestion with schema checks and quarantining to prevent malformed inputs from poisoning downstream tables.</w:t>
       </w:r>
     </w:p>
     <w:p>
@@ -4297,7 +4353,24 @@
           <w:rFonts w:ascii="Arial" w:hAnsi="Arial" w:cs="Arial"/>
           <w:sz w:val="18"/>
         </w:rPr>
-        <w:t>Collaborated with non-engineering stakeholders to map real workflows into implementable screens and APIs, reducing the “built it right but not what we needed” risk.</w:t>
+        <w:t xml:space="preserve">Integrated </w:t>
+      </w:r>
+      <w:proofErr w:type="spellStart"/>
+      <w:r>
+        <w:rPr>
+          <w:rStyle w:val="Strong"/>
+          <w:rFonts w:ascii="Arial" w:hAnsi="Arial" w:cs="Arial"/>
+          <w:sz w:val="18"/>
+        </w:rPr>
+        <w:t>MongoDB</w:t>
+      </w:r>
+      <w:proofErr w:type="spellEnd"/>
+      <w:r>
+        <w:rPr>
+          <w:rFonts w:ascii="Arial" w:hAnsi="Arial" w:cs="Arial"/>
+          <w:sz w:val="18"/>
+        </w:rPr>
+        <w:t xml:space="preserve"> for flexible document storage while keeping relational sources authoritative for transactional workflows.</w:t>
       </w:r>
     </w:p>
     <w:p>
@@ -4318,7 +4391,24 @@
           <w:rFonts w:ascii="Arial" w:hAnsi="Arial" w:cs="Arial"/>
           <w:sz w:val="18"/>
         </w:rPr>
-        <w:t>Optimized slow database operations by indexing and rewriting problematic queries, turning long-running reports into predictable runtimes.</w:t>
+        <w:t xml:space="preserve">Introduced caching for read-heavy endpoints using </w:t>
+      </w:r>
+      <w:proofErr w:type="spellStart"/>
+      <w:r>
+        <w:rPr>
+          <w:rStyle w:val="Strong"/>
+          <w:rFonts w:ascii="Arial" w:hAnsi="Arial" w:cs="Arial"/>
+          <w:sz w:val="18"/>
+        </w:rPr>
+        <w:t>Redis</w:t>
+      </w:r>
+      <w:proofErr w:type="spellEnd"/>
+      <w:r>
+        <w:rPr>
+          <w:rFonts w:ascii="Arial" w:hAnsi="Arial" w:cs="Arial"/>
+          <w:sz w:val="18"/>
+        </w:rPr>
+        <w:t>, standardizing cache keys, TTLs, and invalidation rules.</w:t>
       </w:r>
     </w:p>
     <w:p>
@@ -4339,7 +4429,24 @@
           <w:rFonts w:ascii="Arial" w:hAnsi="Arial" w:cs="Arial"/>
           <w:sz w:val="18"/>
         </w:rPr>
-        <w:t>Packaged early predictive scoring prototypes into repeatable scripts, ensuring results were reproducible and evaluable beyond a single developer machine.</w:t>
+        <w:t xml:space="preserve">Added fast filtering by indexing selected entities into </w:t>
+      </w:r>
+      <w:proofErr w:type="spellStart"/>
+      <w:r>
+        <w:rPr>
+          <w:rStyle w:val="Strong"/>
+          <w:rFonts w:ascii="Arial" w:hAnsi="Arial" w:cs="Arial"/>
+          <w:sz w:val="18"/>
+        </w:rPr>
+        <w:t>Elasticsearch</w:t>
+      </w:r>
+      <w:proofErr w:type="spellEnd"/>
+      <w:r>
+        <w:rPr>
+          <w:rFonts w:ascii="Arial" w:hAnsi="Arial" w:cs="Arial"/>
+          <w:sz w:val="18"/>
+        </w:rPr>
+        <w:t>, enabling responsive UI search without heavy DB load.</w:t>
       </w:r>
     </w:p>
     <w:tbl>
@@ -4433,7 +4540,7 @@
         <w:pStyle w:val="NormalWeb"/>
         <w:numPr>
           <w:ilvl w:val="0"/>
-          <w:numId w:val="11"/>
+          <w:numId w:val="8"/>
         </w:numPr>
         <w:jc w:val="both"/>
         <w:rPr>
@@ -4446,22 +4553,39 @@
           <w:rFonts w:ascii="Arial" w:hAnsi="Arial" w:cs="Arial"/>
           <w:sz w:val="18"/>
         </w:rPr>
-        <w:t xml:space="preserve">Built and maintained </w:t>
-      </w:r>
-      <w:r>
-        <w:rPr>
-          <w:rStyle w:val="Strong"/>
-          <w:rFonts w:ascii="Arial" w:hAnsi="Arial" w:cs="Arial"/>
-          <w:sz w:val="18"/>
-        </w:rPr>
-        <w:t>.NET Framework</w:t>
-      </w:r>
-      <w:r>
-        <w:rPr>
-          <w:rFonts w:ascii="Arial" w:hAnsi="Arial" w:cs="Arial"/>
-          <w:sz w:val="18"/>
-        </w:rPr>
-        <w:t xml:space="preserve"> utilities to clean and reconcile messy datasets, adding repeatable validation checks so exports became trustworthy and less manual work was required.</w:t>
+        <w:t xml:space="preserve">Delivered internal tools UI using early </w:t>
+      </w:r>
+      <w:proofErr w:type="gramStart"/>
+      <w:r>
+        <w:rPr>
+          <w:rStyle w:val="Strong"/>
+          <w:rFonts w:ascii="Arial" w:hAnsi="Arial" w:cs="Arial"/>
+          <w:sz w:val="18"/>
+        </w:rPr>
+        <w:t>React</w:t>
+      </w:r>
+      <w:proofErr w:type="gramEnd"/>
+      <w:r>
+        <w:rPr>
+          <w:rFonts w:ascii="Arial" w:hAnsi="Arial" w:cs="Arial"/>
+          <w:sz w:val="18"/>
+        </w:rPr>
+        <w:t xml:space="preserve"> patterns, integrating screens with </w:t>
+      </w:r>
+      <w:r>
+        <w:rPr>
+          <w:rStyle w:val="Strong"/>
+          <w:rFonts w:ascii="Arial" w:hAnsi="Arial" w:cs="Arial"/>
+          <w:sz w:val="18"/>
+        </w:rPr>
+        <w:t>Node.js</w:t>
+      </w:r>
+      <w:r>
+        <w:rPr>
+          <w:rFonts w:ascii="Arial" w:hAnsi="Arial" w:cs="Arial"/>
+          <w:sz w:val="18"/>
+        </w:rPr>
+        <w:t xml:space="preserve"> APIs to streamline internal workflows.</w:t>
       </w:r>
     </w:p>
     <w:p>
@@ -4469,7 +4593,7 @@
         <w:pStyle w:val="NormalWeb"/>
         <w:numPr>
           <w:ilvl w:val="0"/>
-          <w:numId w:val="11"/>
+          <w:numId w:val="8"/>
         </w:numPr>
         <w:jc w:val="both"/>
         <w:rPr>
@@ -4482,22 +4606,7 @@
           <w:rFonts w:ascii="Arial" w:hAnsi="Arial" w:cs="Arial"/>
           <w:sz w:val="18"/>
         </w:rPr>
-        <w:t xml:space="preserve">Implemented </w:t>
-      </w:r>
-      <w:r>
-        <w:rPr>
-          <w:rStyle w:val="Strong"/>
-          <w:rFonts w:ascii="Arial" w:hAnsi="Arial" w:cs="Arial"/>
-          <w:sz w:val="18"/>
-        </w:rPr>
-        <w:t>ASP.NET MVC</w:t>
-      </w:r>
-      <w:r>
-        <w:rPr>
-          <w:rFonts w:ascii="Arial" w:hAnsi="Arial" w:cs="Arial"/>
-          <w:sz w:val="18"/>
-        </w:rPr>
-        <w:t xml:space="preserve"> pages for internal tooling with clear server-side validation and consistent error messaging so non-technical users could recover from mistakes quickly.</w:t>
+        <w:t>Implemented REST-style controllers with predictable validation and error responses, reducing client guesswork and support time.</w:t>
       </w:r>
     </w:p>
     <w:p>
@@ -4505,7 +4614,7 @@
         <w:pStyle w:val="NormalWeb"/>
         <w:numPr>
           <w:ilvl w:val="0"/>
-          <w:numId w:val="11"/>
+          <w:numId w:val="8"/>
         </w:numPr>
         <w:jc w:val="both"/>
         <w:rPr>
@@ -4518,24 +4627,22 @@
           <w:rFonts w:ascii="Arial" w:hAnsi="Arial" w:cs="Arial"/>
           <w:sz w:val="18"/>
         </w:rPr>
-        <w:t xml:space="preserve">Developed </w:t>
-      </w:r>
-      <w:proofErr w:type="spellStart"/>
-      <w:r>
-        <w:rPr>
-          <w:rStyle w:val="Strong"/>
-          <w:rFonts w:ascii="Arial" w:hAnsi="Arial" w:cs="Arial"/>
-          <w:sz w:val="18"/>
-        </w:rPr>
-        <w:t>AngularJS</w:t>
-      </w:r>
-      <w:proofErr w:type="spellEnd"/>
-      <w:r>
-        <w:rPr>
-          <w:rFonts w:ascii="Arial" w:hAnsi="Arial" w:cs="Arial"/>
-          <w:sz w:val="18"/>
-        </w:rPr>
-        <w:t xml:space="preserve"> screens to streamline admin workflows, reducing page reload friction while keeping behavior predictable across browsers.</w:t>
+        <w:t xml:space="preserve">Built data access logic with disciplined transaction handling across </w:t>
+      </w:r>
+      <w:r>
+        <w:rPr>
+          <w:rStyle w:val="Strong"/>
+          <w:rFonts w:ascii="Arial" w:hAnsi="Arial" w:cs="Arial"/>
+          <w:sz w:val="18"/>
+        </w:rPr>
+        <w:t>SQL Server</w:t>
+      </w:r>
+      <w:r>
+        <w:rPr>
+          <w:rFonts w:ascii="Arial" w:hAnsi="Arial" w:cs="Arial"/>
+          <w:sz w:val="18"/>
+        </w:rPr>
+        <w:t>, reducing inconsistencies that previously required manual cleanup.</w:t>
       </w:r>
     </w:p>
     <w:p>
@@ -4543,7 +4650,7 @@
         <w:pStyle w:val="NormalWeb"/>
         <w:numPr>
           <w:ilvl w:val="0"/>
-          <w:numId w:val="11"/>
+          <w:numId w:val="8"/>
         </w:numPr>
         <w:jc w:val="both"/>
         <w:rPr>
@@ -4556,7 +4663,22 @@
           <w:rFonts w:ascii="Arial" w:hAnsi="Arial" w:cs="Arial"/>
           <w:sz w:val="18"/>
         </w:rPr>
-        <w:t>Wrote SQL queries and stored-procedure style patterns to support reporting needs, tuning indexes and query shapes so recurring reports completed within acceptable windows.</w:t>
+        <w:t xml:space="preserve">Standardized build and deployment hygiene using </w:t>
+      </w:r>
+      <w:r>
+        <w:rPr>
+          <w:rStyle w:val="Strong"/>
+          <w:rFonts w:ascii="Arial" w:hAnsi="Arial" w:cs="Arial"/>
+          <w:sz w:val="18"/>
+        </w:rPr>
+        <w:t>Jenkins</w:t>
+      </w:r>
+      <w:r>
+        <w:rPr>
+          <w:rFonts w:ascii="Arial" w:hAnsi="Arial" w:cs="Arial"/>
+          <w:sz w:val="18"/>
+        </w:rPr>
+        <w:t xml:space="preserve"> conventions to eliminate environment-specific failures during local development and CI.</w:t>
       </w:r>
     </w:p>
     <w:p>
@@ -4564,7 +4686,7 @@
         <w:pStyle w:val="NormalWeb"/>
         <w:numPr>
           <w:ilvl w:val="0"/>
-          <w:numId w:val="11"/>
+          <w:numId w:val="8"/>
         </w:numPr>
         <w:jc w:val="both"/>
         <w:rPr>
@@ -4577,8 +4699,37 @@
           <w:rFonts w:ascii="Arial" w:hAnsi="Arial" w:cs="Arial"/>
           <w:sz w:val="18"/>
         </w:rPr>
-        <w:lastRenderedPageBreak/>
-        <w:t>Added logging and basic monitoring hooks to pinpoint failures in scheduled processes, turning “it broke overnight” into searchable events with clear remediation steps.</w:t>
+        <w:t xml:space="preserve">Added targeted unit tests around failure-prone business rules using </w:t>
+      </w:r>
+      <w:r>
+        <w:rPr>
+          <w:rStyle w:val="Strong"/>
+          <w:rFonts w:ascii="Arial" w:hAnsi="Arial" w:cs="Arial"/>
+          <w:sz w:val="18"/>
+        </w:rPr>
+        <w:t>Mocha</w:t>
+      </w:r>
+      <w:r>
+        <w:rPr>
+          <w:rFonts w:ascii="Arial" w:hAnsi="Arial" w:cs="Arial"/>
+          <w:sz w:val="18"/>
+        </w:rPr>
+        <w:t xml:space="preserve"> and </w:t>
+      </w:r>
+      <w:r>
+        <w:rPr>
+          <w:rStyle w:val="Strong"/>
+          <w:rFonts w:ascii="Arial" w:hAnsi="Arial" w:cs="Arial"/>
+          <w:sz w:val="18"/>
+        </w:rPr>
+        <w:t>Chai</w:t>
+      </w:r>
+      <w:r>
+        <w:rPr>
+          <w:rFonts w:ascii="Arial" w:hAnsi="Arial" w:cs="Arial"/>
+          <w:sz w:val="18"/>
+        </w:rPr>
+        <w:t>, catching regressions early and reducing production surprises.</w:t>
       </w:r>
     </w:p>
     <w:p>
@@ -4586,7 +4737,7 @@
         <w:pStyle w:val="NormalWeb"/>
         <w:numPr>
           <w:ilvl w:val="0"/>
-          <w:numId w:val="11"/>
+          <w:numId w:val="8"/>
         </w:numPr>
         <w:jc w:val="both"/>
         <w:rPr>
@@ -4599,7 +4750,7 @@
           <w:rFonts w:ascii="Arial" w:hAnsi="Arial" w:cs="Arial"/>
           <w:sz w:val="18"/>
         </w:rPr>
-        <w:t>Collaborated with senior engineers to break down large tasks into small deliverables, shipping incremental improvements that reduced risk and improved delivery confidence.</w:t>
+        <w:t>Partnered with senior engineers to troubleshoot performance issues using logs and query inspection, improving bottleneck isolation in practice.</w:t>
       </w:r>
     </w:p>
     <w:p>
@@ -4607,7 +4758,7 @@
         <w:pStyle w:val="NormalWeb"/>
         <w:numPr>
           <w:ilvl w:val="0"/>
-          <w:numId w:val="11"/>
+          <w:numId w:val="8"/>
         </w:numPr>
         <w:jc w:val="both"/>
         <w:rPr>
@@ -4620,7 +4771,41 @@
           <w:rFonts w:ascii="Arial" w:hAnsi="Arial" w:cs="Arial"/>
           <w:sz w:val="18"/>
         </w:rPr>
-        <w:t>Created setup and troubleshooting documentation that improved onboarding speed and reduced repeated interruptions during busy release periods.</w:t>
+        <w:lastRenderedPageBreak/>
+        <w:t xml:space="preserve">Supported queue-based background jobs using </w:t>
+      </w:r>
+      <w:proofErr w:type="spellStart"/>
+      <w:r>
+        <w:rPr>
+          <w:rStyle w:val="Strong"/>
+          <w:rFonts w:ascii="Arial" w:hAnsi="Arial" w:cs="Arial"/>
+          <w:sz w:val="18"/>
+        </w:rPr>
+        <w:t>RabbitMQ</w:t>
+      </w:r>
+      <w:proofErr w:type="spellEnd"/>
+      <w:r>
+        <w:rPr>
+          <w:rFonts w:ascii="Arial" w:hAnsi="Arial" w:cs="Arial"/>
+          <w:sz w:val="18"/>
+        </w:rPr>
+        <w:t>, improving retry/</w:t>
+      </w:r>
+      <w:proofErr w:type="spellStart"/>
+      <w:r>
+        <w:rPr>
+          <w:rFonts w:ascii="Arial" w:hAnsi="Arial" w:cs="Arial"/>
+          <w:sz w:val="18"/>
+        </w:rPr>
+        <w:t>backoff</w:t>
+      </w:r>
+      <w:proofErr w:type="spellEnd"/>
+      <w:r>
+        <w:rPr>
+          <w:rFonts w:ascii="Arial" w:hAnsi="Arial" w:cs="Arial"/>
+          <w:sz w:val="18"/>
+        </w:rPr>
+        <w:t xml:space="preserve"> behavior and making job processing more predictable.</w:t>
       </w:r>
     </w:p>
     <w:p>
@@ -4628,7 +4813,7 @@
         <w:pStyle w:val="NormalWeb"/>
         <w:numPr>
           <w:ilvl w:val="0"/>
-          <w:numId w:val="11"/>
+          <w:numId w:val="8"/>
         </w:numPr>
         <w:jc w:val="both"/>
         <w:rPr>
@@ -4641,7 +4826,24 @@
           <w:rFonts w:ascii="Arial" w:hAnsi="Arial" w:cs="Arial"/>
           <w:sz w:val="18"/>
         </w:rPr>
-        <w:t>Assisted with integration troubleshooting across UI and API layers, using structured reproduction steps and careful diagnostics to isolate root causes.</w:t>
+        <w:t xml:space="preserve">Added basic caching for high-read endpoints using </w:t>
+      </w:r>
+      <w:proofErr w:type="spellStart"/>
+      <w:r>
+        <w:rPr>
+          <w:rStyle w:val="Strong"/>
+          <w:rFonts w:ascii="Arial" w:hAnsi="Arial" w:cs="Arial"/>
+          <w:sz w:val="18"/>
+        </w:rPr>
+        <w:t>Redis</w:t>
+      </w:r>
+      <w:proofErr w:type="spellEnd"/>
+      <w:r>
+        <w:rPr>
+          <w:rFonts w:ascii="Arial" w:hAnsi="Arial" w:cs="Arial"/>
+          <w:sz w:val="18"/>
+        </w:rPr>
+        <w:t>, reducing repeated database reads during peak usage windows.</w:t>
       </w:r>
     </w:p>
     <w:p>
@@ -4649,20 +4851,48 @@
         <w:pStyle w:val="NormalWeb"/>
         <w:numPr>
           <w:ilvl w:val="0"/>
-          <w:numId w:val="11"/>
+          <w:numId w:val="8"/>
         </w:numPr>
         <w:jc w:val="both"/>
         <w:rPr>
           <w:rFonts w:ascii="Arial" w:hAnsi="Arial" w:cs="Arial"/>
-        </w:rPr>
-      </w:pPr>
-      <w:r>
-        <w:rPr>
-          <w:rFonts w:ascii="Arial" w:hAnsi="Arial" w:cs="Arial"/>
-          <w:sz w:val="18"/>
-        </w:rPr>
-        <w:t>Delivered small but high-impact UX fixes in admin tools, improving clarity of forms, error states, and workflows for day-to-day operators.</w:t>
-      </w:r>
+          <w:sz w:val="18"/>
+        </w:rPr>
+      </w:pPr>
+      <w:r>
+        <w:rPr>
+          <w:rFonts w:ascii="Arial" w:hAnsi="Arial" w:cs="Arial"/>
+          <w:sz w:val="18"/>
+        </w:rPr>
+        <w:t xml:space="preserve">Implemented early search capabilities using </w:t>
+      </w:r>
+      <w:proofErr w:type="spellStart"/>
+      <w:r>
+        <w:rPr>
+          <w:rStyle w:val="Strong"/>
+          <w:rFonts w:ascii="Arial" w:hAnsi="Arial" w:cs="Arial"/>
+          <w:sz w:val="18"/>
+        </w:rPr>
+        <w:t>Elasticsearch</w:t>
+      </w:r>
+      <w:proofErr w:type="spellEnd"/>
+      <w:r>
+        <w:rPr>
+          <w:rFonts w:ascii="Arial" w:hAnsi="Arial" w:cs="Arial"/>
+          <w:sz w:val="18"/>
+        </w:rPr>
+        <w:t>, enabling fast filtering for internal users without heavy database load.</w:t>
+      </w:r>
+    </w:p>
+    <w:p>
+      <w:pPr>
+        <w:pStyle w:val="NormalWeb"/>
+        <w:jc w:val="both"/>
+        <w:rPr>
+          <w:rFonts w:ascii="Arial" w:hAnsi="Arial" w:cs="Arial"/>
+          <w:sz w:val="18"/>
+        </w:rPr>
+      </w:pPr>
     </w:p>
     <w:p>
       <w:pPr>
@@ -4671,6 +4901,16 @@
         </w:pBdr>
         <w:spacing w:before="120" w:after="80"/>
       </w:pPr>
+      <w:r>
+        <w:rPr>
+          <w:b/>
+          <w:bCs/>
+          <w:color w:val="111111"/>
+          <w:sz w:val="21"/>
+          <w:szCs w:val="21"/>
+        </w:rPr>
+        <w:t xml:space="preserve"> </w:t>
+      </w:r>
       <w:r>
         <w:rPr>
           <w:b/>
@@ -4773,20 +5013,50 @@
         <w:pStyle w:val="ListParagraph"/>
         <w:numPr>
           <w:ilvl w:val="0"/>
-          <w:numId w:val="12"/>
+          <w:numId w:val="2"/>
         </w:numPr>
-        <w:spacing w:after="80"/>
-        <w:rPr>
-          <w:rFonts w:ascii="Arial" w:hAnsi="Arial" w:cs="Arial"/>
-          <w:sz w:val="18"/>
-        </w:rPr>
-      </w:pPr>
-      <w:r>
-        <w:rPr>
-          <w:rFonts w:ascii="Arial" w:hAnsi="Arial" w:cs="Arial"/>
-          <w:sz w:val="18"/>
-        </w:rPr>
-        <w:t xml:space="preserve">Completed a rigorous CS curriculum with strong foundations in </w:t>
+        <w:jc w:val="both"/>
+        <w:rPr>
+          <w:rFonts w:ascii="Arial" w:hAnsi="Arial" w:cs="Arial"/>
+          <w:sz w:val="18"/>
+        </w:rPr>
+      </w:pPr>
+      <w:r>
+        <w:rPr>
+          <w:rFonts w:ascii="Arial" w:hAnsi="Arial" w:cs="Arial"/>
+          <w:sz w:val="18"/>
+        </w:rPr>
+        <w:t xml:space="preserve">Built strong foundations in </w:t>
+      </w:r>
+      <w:r>
+        <w:rPr>
+          <w:rStyle w:val="Strong"/>
+          <w:rFonts w:ascii="Arial" w:hAnsi="Arial" w:cs="Arial"/>
+          <w:sz w:val="18"/>
+        </w:rPr>
+        <w:t>algorithms</w:t>
+      </w:r>
+      <w:r>
+        <w:rPr>
+          <w:rFonts w:ascii="Arial" w:hAnsi="Arial" w:cs="Arial"/>
+          <w:sz w:val="18"/>
+        </w:rPr>
+        <w:t xml:space="preserve">, </w:t>
+      </w:r>
+      <w:r>
+        <w:rPr>
+          <w:rStyle w:val="Strong"/>
+          <w:rFonts w:ascii="Arial" w:hAnsi="Arial" w:cs="Arial"/>
+          <w:sz w:val="18"/>
+        </w:rPr>
+        <w:t>databases</w:t>
+      </w:r>
+      <w:r>
+        <w:rPr>
+          <w:rFonts w:ascii="Arial" w:hAnsi="Arial" w:cs="Arial"/>
+          <w:sz w:val="18"/>
+        </w:rPr>
+        <w:t xml:space="preserve">, and </w:t>
       </w:r>
       <w:r>
         <w:rPr>
@@ -4801,38 +5071,14 @@
           <w:rFonts w:ascii="Arial" w:hAnsi="Arial" w:cs="Arial"/>
           <w:sz w:val="18"/>
         </w:rPr>
-        <w:t xml:space="preserve">, </w:t>
-      </w:r>
-      <w:r>
-        <w:rPr>
-          <w:rStyle w:val="Strong"/>
-          <w:rFonts w:ascii="Arial" w:hAnsi="Arial" w:cs="Arial"/>
-          <w:sz w:val="18"/>
-        </w:rPr>
-        <w:t>databases</w:t>
-      </w:r>
-      <w:r>
-        <w:rPr>
-          <w:rFonts w:ascii="Arial" w:hAnsi="Arial" w:cs="Arial"/>
-          <w:sz w:val="18"/>
-        </w:rPr>
-        <w:t xml:space="preserve">, and </w:t>
-      </w:r>
-      <w:r>
-        <w:rPr>
-          <w:rStyle w:val="Strong"/>
-          <w:rFonts w:ascii="Arial" w:hAnsi="Arial" w:cs="Arial"/>
-          <w:sz w:val="18"/>
-        </w:rPr>
-        <w:t>systems design</w:t>
-      </w:r>
-      <w:r>
-        <w:rPr>
-          <w:rFonts w:ascii="Arial" w:hAnsi="Arial" w:cs="Arial"/>
-          <w:sz w:val="18"/>
-        </w:rPr>
-        <w:t>, and applied those fundamentals in practical projects emphasizing correctness, performance, and maintainability.</w:t>
-      </w:r>
+        <w:t>, applying coursework through practical team projects and production-style system design.</w:t>
+      </w:r>
+    </w:p>
+    <w:p>
+      <w:pPr>
+        <w:pStyle w:val="ListParagraph"/>
+        <w:ind w:left="360"/>
+      </w:pPr>
     </w:p>
     <w:p>
       <w:pPr>
@@ -4854,31 +5100,19 @@
     </w:p>
     <w:p>
       <w:pPr>
-        <w:pStyle w:val="Heading3"/>
+        <w:pStyle w:val="NormalWeb"/>
+        <w:spacing w:before="0" w:beforeAutospacing="0" w:after="0" w:afterAutospacing="0"/>
         <w:jc w:val="both"/>
         <w:rPr>
           <w:rFonts w:ascii="Arial" w:hAnsi="Arial" w:cs="Arial"/>
-          <w:color w:val="auto"/>
-          <w:sz w:val="18"/>
-        </w:rPr>
-      </w:pPr>
-      <w:r>
-        <w:rPr>
-          <w:rStyle w:val="Strong"/>
-          <w:rFonts w:ascii="Arial" w:hAnsi="Arial" w:cs="Arial"/>
-          <w:bCs w:val="0"/>
-          <w:color w:val="auto"/>
-          <w:sz w:val="18"/>
-        </w:rPr>
-        <w:t xml:space="preserve">Event Processing + </w:t>
-      </w:r>
-      <w:proofErr w:type="spellStart"/>
-      <w:r>
-        <w:rPr>
-          <w:rStyle w:val="Strong"/>
-          <w:rFonts w:ascii="Arial" w:hAnsi="Arial" w:cs="Arial"/>
-          <w:bCs w:val="0"/>
-          <w:color w:val="auto"/>
+          <w:sz w:val="18"/>
+        </w:rPr>
+      </w:pPr>
+      <w:proofErr w:type="spellStart"/>
+      <w:r>
+        <w:rPr>
+          <w:rStyle w:val="Strong"/>
+          <w:rFonts w:ascii="Arial" w:hAnsi="Arial" w:cs="Arial"/>
           <w:sz w:val="18"/>
         </w:rPr>
         <w:t>Observability</w:t>
@@ -4888,11 +5122,9 @@
         <w:rPr>
           <w:rStyle w:val="Strong"/>
           <w:rFonts w:ascii="Arial" w:hAnsi="Arial" w:cs="Arial"/>
-          <w:bCs w:val="0"/>
-          <w:color w:val="auto"/>
-          <w:sz w:val="18"/>
-        </w:rPr>
-        <w:t xml:space="preserve"> Upgrade (Internal Platform)</w:t>
+          <w:sz w:val="18"/>
+        </w:rPr>
+        <w:t xml:space="preserve"> Baseline &amp; Incident Noise Reduction (Platform Initiative)</w:t>
       </w:r>
     </w:p>
     <w:p>
@@ -4900,7 +5132,7 @@
         <w:pStyle w:val="NormalWeb"/>
         <w:numPr>
           <w:ilvl w:val="0"/>
-          <w:numId w:val="15"/>
+          <w:numId w:val="3"/>
         </w:numPr>
         <w:spacing w:before="0" w:beforeAutospacing="0" w:after="0" w:afterAutospacing="0"/>
         <w:jc w:val="both"/>
@@ -4914,39 +5146,7 @@
           <w:rFonts w:ascii="Arial" w:hAnsi="Arial" w:cs="Arial"/>
           <w:sz w:val="18"/>
         </w:rPr>
-        <w:t xml:space="preserve">Built a queue-driven event pipeline using </w:t>
-      </w:r>
-      <w:r>
-        <w:rPr>
-          <w:rStyle w:val="Strong"/>
-          <w:rFonts w:ascii="Arial" w:hAnsi="Arial" w:cs="Arial"/>
-          <w:sz w:val="18"/>
-        </w:rPr>
-        <w:t>AWS SQS/SNS</w:t>
-      </w:r>
-      <w:r>
-        <w:rPr>
-          <w:rFonts w:ascii="Arial" w:hAnsi="Arial" w:cs="Arial"/>
-          <w:sz w:val="18"/>
-        </w:rPr>
-        <w:t xml:space="preserve">, </w:t>
-      </w:r>
-      <w:proofErr w:type="spellStart"/>
-      <w:r>
-        <w:rPr>
-          <w:rStyle w:val="Strong"/>
-          <w:rFonts w:ascii="Arial" w:hAnsi="Arial" w:cs="Arial"/>
-          <w:sz w:val="18"/>
-        </w:rPr>
-        <w:t>RabbitMQ</w:t>
-      </w:r>
-      <w:proofErr w:type="spellEnd"/>
-      <w:r>
-        <w:rPr>
-          <w:rFonts w:ascii="Arial" w:hAnsi="Arial" w:cs="Arial"/>
-          <w:sz w:val="18"/>
-        </w:rPr>
-        <w:t xml:space="preserve">, and idempotent workers, then implemented </w:t>
+        <w:t xml:space="preserve">Built a standardized telemetry layer using </w:t>
       </w:r>
       <w:proofErr w:type="spellStart"/>
       <w:r>
@@ -4963,7 +5163,7 @@
           <w:rFonts w:ascii="Arial" w:hAnsi="Arial" w:cs="Arial"/>
           <w:sz w:val="18"/>
         </w:rPr>
-        <w:t xml:space="preserve"> traces and structured logs into </w:t>
+        <w:t xml:space="preserve"> (traces/metrics/logs) exported into </w:t>
       </w:r>
       <w:proofErr w:type="spellStart"/>
       <w:r>
@@ -4977,11 +5177,10 @@
       <w:proofErr w:type="spellEnd"/>
       <w:r>
         <w:rPr>
-          <w:rStyle w:val="Strong"/>
-          <w:rFonts w:ascii="Arial" w:hAnsi="Arial" w:cs="Arial"/>
-          <w:sz w:val="18"/>
-        </w:rPr>
-        <w:t>/</w:t>
+          <w:rFonts w:ascii="Arial" w:hAnsi="Arial" w:cs="Arial"/>
+          <w:sz w:val="18"/>
+        </w:rPr>
+        <w:t xml:space="preserve"> with team dashboards in </w:t>
       </w:r>
       <w:proofErr w:type="spellStart"/>
       <w:r>
@@ -4998,7 +5197,37 @@
           <w:rFonts w:ascii="Arial" w:hAnsi="Arial" w:cs="Arial"/>
           <w:sz w:val="18"/>
         </w:rPr>
-        <w:t xml:space="preserve"> to make failures diagnosable end-to-end.</w:t>
+        <w:t xml:space="preserve">, enforcing correlation IDs across </w:t>
+      </w:r>
+      <w:r>
+        <w:rPr>
+          <w:rStyle w:val="Strong"/>
+          <w:rFonts w:ascii="Arial" w:hAnsi="Arial" w:cs="Arial"/>
+          <w:sz w:val="18"/>
+        </w:rPr>
+        <w:t>React</w:t>
+      </w:r>
+      <w:r>
+        <w:rPr>
+          <w:rFonts w:ascii="Arial" w:hAnsi="Arial" w:cs="Arial"/>
+          <w:sz w:val="18"/>
+        </w:rPr>
+        <w:t xml:space="preserve"> → </w:t>
+      </w:r>
+      <w:r>
+        <w:rPr>
+          <w:rStyle w:val="Strong"/>
+          <w:rFonts w:ascii="Arial" w:hAnsi="Arial" w:cs="Arial"/>
+          <w:sz w:val="18"/>
+        </w:rPr>
+        <w:t>Node.js</w:t>
+      </w:r>
+      <w:r>
+        <w:rPr>
+          <w:rFonts w:ascii="Arial" w:hAnsi="Arial" w:cs="Arial"/>
+          <w:sz w:val="18"/>
+        </w:rPr>
+        <w:t xml:space="preserve"> → downstream services.</w:t>
       </w:r>
     </w:p>
     <w:p>
@@ -5006,7 +5235,7 @@
         <w:pStyle w:val="NormalWeb"/>
         <w:numPr>
           <w:ilvl w:val="0"/>
-          <w:numId w:val="15"/>
+          <w:numId w:val="3"/>
         </w:numPr>
         <w:spacing w:before="0" w:beforeAutospacing="0" w:after="0" w:afterAutospacing="0"/>
         <w:jc w:val="both"/>
@@ -5020,73 +5249,55 @@
           <w:rFonts w:ascii="Arial" w:hAnsi="Arial" w:cs="Arial"/>
           <w:sz w:val="18"/>
         </w:rPr>
-        <w:t xml:space="preserve">Added </w:t>
-      </w:r>
-      <w:r>
-        <w:rPr>
-          <w:rStyle w:val="Strong"/>
-          <w:rFonts w:ascii="Arial" w:hAnsi="Arial" w:cs="Arial"/>
-          <w:sz w:val="18"/>
-        </w:rPr>
-        <w:t>rate limiting</w:t>
-      </w:r>
-      <w:r>
-        <w:rPr>
-          <w:rFonts w:ascii="Arial" w:hAnsi="Arial" w:cs="Arial"/>
-          <w:sz w:val="18"/>
-        </w:rPr>
-        <w:t>, safe retries, dead-letter handling, and audit trails (</w:t>
-      </w:r>
-      <w:r>
-        <w:rPr>
-          <w:rStyle w:val="Strong"/>
-          <w:rFonts w:ascii="Arial" w:hAnsi="Arial" w:cs="Arial"/>
-          <w:sz w:val="18"/>
-        </w:rPr>
-        <w:t>audit logging</w:t>
-      </w:r>
-      <w:r>
-        <w:rPr>
-          <w:rFonts w:ascii="Arial" w:hAnsi="Arial" w:cs="Arial"/>
-          <w:sz w:val="18"/>
-        </w:rPr>
-        <w:t xml:space="preserve">) to stabilize high-volume workflows while keeping behavior consistent for </w:t>
-      </w:r>
-      <w:r>
-        <w:rPr>
-          <w:rStyle w:val="Strong"/>
-          <w:rFonts w:ascii="Arial" w:hAnsi="Arial" w:cs="Arial"/>
-          <w:sz w:val="18"/>
-        </w:rPr>
-        <w:t>Angular/React</w:t>
-      </w:r>
-      <w:r>
-        <w:rPr>
-          <w:rFonts w:ascii="Arial" w:hAnsi="Arial" w:cs="Arial"/>
-          <w:sz w:val="18"/>
-        </w:rPr>
-        <w:t xml:space="preserve"> operational UIs.</w:t>
-      </w:r>
-    </w:p>
-    <w:p>
-      <w:pPr>
-        <w:pStyle w:val="Heading3"/>
-        <w:jc w:val="both"/>
-        <w:rPr>
-          <w:rFonts w:ascii="Arial" w:hAnsi="Arial" w:cs="Arial"/>
-          <w:color w:val="auto"/>
-          <w:sz w:val="18"/>
-        </w:rPr>
-      </w:pPr>
-      <w:r>
-        <w:rPr>
-          <w:rStyle w:val="Strong"/>
-          <w:rFonts w:ascii="Arial" w:hAnsi="Arial" w:cs="Arial"/>
-          <w:bCs w:val="0"/>
-          <w:color w:val="auto"/>
-          <w:sz w:val="18"/>
-        </w:rPr>
-        <w:t>Data Reconciliation + Backfill Toolkit</w:t>
+        <w:t xml:space="preserve">Added actionable alerting around latency/error SLO signals using </w:t>
+      </w:r>
+      <w:r>
+        <w:rPr>
+          <w:rStyle w:val="Strong"/>
+          <w:rFonts w:ascii="Arial" w:hAnsi="Arial" w:cs="Arial"/>
+          <w:sz w:val="18"/>
+        </w:rPr>
+        <w:t>Prometheus</w:t>
+      </w:r>
+      <w:r>
+        <w:rPr>
+          <w:rFonts w:ascii="Arial" w:hAnsi="Arial" w:cs="Arial"/>
+          <w:sz w:val="18"/>
+        </w:rPr>
+        <w:t xml:space="preserve"> metrics and </w:t>
+      </w:r>
+      <w:proofErr w:type="spellStart"/>
+      <w:r>
+        <w:rPr>
+          <w:rStyle w:val="Strong"/>
+          <w:rFonts w:ascii="Arial" w:hAnsi="Arial" w:cs="Arial"/>
+          <w:sz w:val="18"/>
+        </w:rPr>
+        <w:t>CloudWatch</w:t>
+      </w:r>
+      <w:proofErr w:type="spellEnd"/>
+      <w:r>
+        <w:rPr>
+          <w:rFonts w:ascii="Arial" w:hAnsi="Arial" w:cs="Arial"/>
+          <w:sz w:val="18"/>
+        </w:rPr>
+        <w:t xml:space="preserve"> </w:t>
+      </w:r>
+      <w:proofErr w:type="gramStart"/>
+      <w:r>
+        <w:rPr>
+          <w:rFonts w:ascii="Arial" w:hAnsi="Arial" w:cs="Arial"/>
+          <w:sz w:val="18"/>
+        </w:rPr>
+        <w:t>alarms,</w:t>
+      </w:r>
+      <w:proofErr w:type="gramEnd"/>
+      <w:r>
+        <w:rPr>
+          <w:rFonts w:ascii="Arial" w:hAnsi="Arial" w:cs="Arial"/>
+          <w:sz w:val="18"/>
+        </w:rPr>
+        <w:t xml:space="preserve"> then ran post-incident reviews that turned recurring pages into tracked engineering work.</w:t>
       </w:r>
     </w:p>
     <w:p>
@@ -5094,61 +5305,41 @@
         <w:pStyle w:val="NormalWeb"/>
         <w:numPr>
           <w:ilvl w:val="0"/>
-          <w:numId w:val="16"/>
+          <w:numId w:val="3"/>
         </w:numPr>
         <w:spacing w:before="0" w:beforeAutospacing="0" w:after="0" w:afterAutospacing="0"/>
         <w:jc w:val="both"/>
         <w:rPr>
-          <w:rFonts w:ascii="Arial" w:hAnsi="Arial" w:cs="Arial"/>
-          <w:sz w:val="18"/>
-        </w:rPr>
-      </w:pPr>
-      <w:r>
-        <w:rPr>
-          <w:rFonts w:ascii="Arial" w:hAnsi="Arial" w:cs="Arial"/>
-          <w:sz w:val="18"/>
-        </w:rPr>
-        <w:t xml:space="preserve">Created repeatable reconciliation jobs in </w:t>
-      </w:r>
-      <w:r>
-        <w:rPr>
-          <w:rStyle w:val="Strong"/>
-          <w:rFonts w:ascii="Arial" w:hAnsi="Arial" w:cs="Arial"/>
-          <w:sz w:val="18"/>
-        </w:rPr>
-        <w:t>Python</w:t>
-      </w:r>
-      <w:r>
-        <w:rPr>
-          <w:rFonts w:ascii="Arial" w:hAnsi="Arial" w:cs="Arial"/>
-          <w:sz w:val="18"/>
-        </w:rPr>
-        <w:t xml:space="preserve"> and SQL for </w:t>
-      </w:r>
-      <w:proofErr w:type="spellStart"/>
-      <w:r>
-        <w:rPr>
-          <w:rStyle w:val="Strong"/>
-          <w:rFonts w:ascii="Arial" w:hAnsi="Arial" w:cs="Arial"/>
-          <w:sz w:val="18"/>
-        </w:rPr>
-        <w:t>PostgreSQL</w:t>
-      </w:r>
-      <w:proofErr w:type="spellEnd"/>
-      <w:r>
-        <w:rPr>
-          <w:rStyle w:val="Strong"/>
-          <w:rFonts w:ascii="Arial" w:hAnsi="Arial" w:cs="Arial"/>
-          <w:sz w:val="18"/>
-        </w:rPr>
-        <w:t>/SQL Server</w:t>
-      </w:r>
-      <w:r>
-        <w:rPr>
-          <w:rFonts w:ascii="Arial" w:hAnsi="Arial" w:cs="Arial"/>
-          <w:sz w:val="18"/>
-        </w:rPr>
-        <w:t>, enabling auditable backfills, correctness checks, and safe re-runs when upstream definitions changed.</w:t>
+          <w:rStyle w:val="relative"/>
+          <w:rFonts w:ascii="Arial" w:hAnsi="Arial" w:cs="Arial"/>
+          <w:sz w:val="18"/>
+        </w:rPr>
+      </w:pPr>
+      <w:r>
+        <w:rPr>
+          <w:rFonts w:ascii="Arial" w:hAnsi="Arial" w:cs="Arial"/>
+          <w:sz w:val="18"/>
+        </w:rPr>
+        <w:t xml:space="preserve">Result: faster root-cause isolation, fewer duplicate incidents, and a shared operational language across services and stakeholders. </w:t>
+      </w:r>
+    </w:p>
+    <w:p>
+      <w:pPr>
+        <w:pStyle w:val="NormalWeb"/>
+        <w:spacing w:before="0" w:beforeAutospacing="0" w:after="0" w:afterAutospacing="0"/>
+        <w:jc w:val="both"/>
+        <w:rPr>
+          <w:rFonts w:ascii="Arial" w:hAnsi="Arial" w:cs="Arial"/>
+          <w:sz w:val="18"/>
+        </w:rPr>
+      </w:pPr>
+      <w:r>
+        <w:rPr>
+          <w:rStyle w:val="Strong"/>
+          <w:rFonts w:ascii="Arial" w:hAnsi="Arial" w:cs="Arial"/>
+          <w:sz w:val="18"/>
+        </w:rPr>
+        <w:t>Event-Driven Background Processing for Data Sync &amp; Reporting</w:t>
       </w:r>
     </w:p>
     <w:p>
@@ -5156,7 +5347,7 @@
         <w:pStyle w:val="NormalWeb"/>
         <w:numPr>
           <w:ilvl w:val="0"/>
-          <w:numId w:val="16"/>
+          <w:numId w:val="4"/>
         </w:numPr>
         <w:spacing w:before="0" w:beforeAutospacing="0" w:after="0" w:afterAutospacing="0"/>
         <w:jc w:val="both"/>
@@ -5170,16 +5361,56 @@
           <w:rFonts w:ascii="Arial" w:hAnsi="Arial" w:cs="Arial"/>
           <w:sz w:val="18"/>
         </w:rPr>
-        <w:t xml:space="preserve">Standardized reporting endpoints and caching via </w:t>
-      </w:r>
-      <w:proofErr w:type="spellStart"/>
-      <w:r>
-        <w:rPr>
-          <w:rStyle w:val="Strong"/>
-          <w:rFonts w:ascii="Arial" w:hAnsi="Arial" w:cs="Arial"/>
-          <w:sz w:val="18"/>
-        </w:rPr>
-        <w:t>Redis</w:t>
+        <w:t xml:space="preserve">Designed asynchronous pipelines using </w:t>
+      </w:r>
+      <w:r>
+        <w:rPr>
+          <w:rStyle w:val="Strong"/>
+          <w:rFonts w:ascii="Arial" w:hAnsi="Arial" w:cs="Arial"/>
+          <w:sz w:val="18"/>
+        </w:rPr>
+        <w:t>AWS SQS/SNS</w:t>
+      </w:r>
+      <w:r>
+        <w:rPr>
+          <w:rFonts w:ascii="Arial" w:hAnsi="Arial" w:cs="Arial"/>
+          <w:sz w:val="18"/>
+        </w:rPr>
+        <w:t xml:space="preserve">, optional stream fan-out with </w:t>
+      </w:r>
+      <w:r>
+        <w:rPr>
+          <w:rStyle w:val="Strong"/>
+          <w:rFonts w:ascii="Arial" w:hAnsi="Arial" w:cs="Arial"/>
+          <w:sz w:val="18"/>
+        </w:rPr>
+        <w:t>Kafka/</w:t>
+      </w:r>
+      <w:proofErr w:type="spellStart"/>
+      <w:r>
+        <w:rPr>
+          <w:rStyle w:val="Strong"/>
+          <w:rFonts w:ascii="Arial" w:hAnsi="Arial" w:cs="Arial"/>
+          <w:sz w:val="18"/>
+        </w:rPr>
+        <w:t>RabbitMQ</w:t>
+      </w:r>
+      <w:proofErr w:type="spellEnd"/>
+      <w:r>
+        <w:rPr>
+          <w:rFonts w:ascii="Arial" w:hAnsi="Arial" w:cs="Arial"/>
+          <w:sz w:val="18"/>
+        </w:rPr>
+        <w:t xml:space="preserve">, and durable persistence in </w:t>
+      </w:r>
+      <w:proofErr w:type="spellStart"/>
+      <w:r>
+        <w:rPr>
+          <w:rStyle w:val="Strong"/>
+          <w:rFonts w:ascii="Arial" w:hAnsi="Arial" w:cs="Arial"/>
+          <w:sz w:val="18"/>
+        </w:rPr>
+        <w:t>PostgreSQL</w:t>
       </w:r>
       <w:proofErr w:type="spellEnd"/>
       <w:r>
@@ -5197,18 +5428,138 @@
           <w:rFonts w:ascii="Arial" w:hAnsi="Arial" w:cs="Arial"/>
           <w:sz w:val="18"/>
         </w:rPr>
-        <w:t>ElastiCache</w:t>
-      </w:r>
-      <w:proofErr w:type="spellEnd"/>
-      <w:r>
-        <w:rPr>
-          <w:rFonts w:ascii="Arial" w:hAnsi="Arial" w:cs="Arial"/>
-          <w:sz w:val="18"/>
-        </w:rPr>
-        <w:t>, reducing heavy reads while preserving accuracy for time-windowed operational metrics.</w:t>
-      </w:r>
-    </w:p>
-    <w:p/>
+        <w:t>DynamoDB</w:t>
+      </w:r>
+      <w:proofErr w:type="spellEnd"/>
+      <w:r>
+        <w:rPr>
+          <w:rFonts w:ascii="Arial" w:hAnsi="Arial" w:cs="Arial"/>
+          <w:sz w:val="18"/>
+        </w:rPr>
+        <w:t xml:space="preserve">, with DLQs and replay-safe consumers via </w:t>
+      </w:r>
+      <w:proofErr w:type="spellStart"/>
+      <w:r>
+        <w:rPr>
+          <w:rStyle w:val="Strong"/>
+          <w:rFonts w:ascii="Arial" w:hAnsi="Arial" w:cs="Arial"/>
+          <w:sz w:val="18"/>
+        </w:rPr>
+        <w:t>idempotency</w:t>
+      </w:r>
+      <w:proofErr w:type="spellEnd"/>
+      <w:r>
+        <w:rPr>
+          <w:rFonts w:ascii="Arial" w:hAnsi="Arial" w:cs="Arial"/>
+          <w:sz w:val="18"/>
+        </w:rPr>
+        <w:t xml:space="preserve"> and </w:t>
+      </w:r>
+      <w:proofErr w:type="spellStart"/>
+      <w:r>
+        <w:rPr>
+          <w:rStyle w:val="Strong"/>
+          <w:rFonts w:ascii="Arial" w:hAnsi="Arial" w:cs="Arial"/>
+          <w:sz w:val="18"/>
+        </w:rPr>
+        <w:t>deduplication</w:t>
+      </w:r>
+      <w:proofErr w:type="spellEnd"/>
+      <w:r>
+        <w:rPr>
+          <w:rFonts w:ascii="Arial" w:hAnsi="Arial" w:cs="Arial"/>
+          <w:sz w:val="18"/>
+        </w:rPr>
+        <w:t>.</w:t>
+      </w:r>
+    </w:p>
+    <w:p>
+      <w:pPr>
+        <w:pStyle w:val="NormalWeb"/>
+        <w:numPr>
+          <w:ilvl w:val="0"/>
+          <w:numId w:val="4"/>
+        </w:numPr>
+        <w:spacing w:before="0" w:beforeAutospacing="0" w:after="0" w:afterAutospacing="0"/>
+        <w:jc w:val="both"/>
+        <w:rPr>
+          <w:rFonts w:ascii="Arial" w:hAnsi="Arial" w:cs="Arial"/>
+          <w:sz w:val="18"/>
+        </w:rPr>
+      </w:pPr>
+      <w:r>
+        <w:rPr>
+          <w:rFonts w:ascii="Arial" w:hAnsi="Arial" w:cs="Arial"/>
+          <w:sz w:val="18"/>
+        </w:rPr>
+        <w:t xml:space="preserve">Implemented contract-style verification around message schemas and API boundaries, pairing with </w:t>
+      </w:r>
+      <w:r>
+        <w:rPr>
+          <w:rStyle w:val="Strong"/>
+          <w:rFonts w:ascii="Arial" w:hAnsi="Arial" w:cs="Arial"/>
+          <w:sz w:val="18"/>
+        </w:rPr>
+        <w:t>Pact-style</w:t>
+      </w:r>
+      <w:r>
+        <w:rPr>
+          <w:rFonts w:ascii="Arial" w:hAnsi="Arial" w:cs="Arial"/>
+          <w:sz w:val="18"/>
+        </w:rPr>
+        <w:t xml:space="preserve"> tests plus functional coverage using </w:t>
+      </w:r>
+      <w:r>
+        <w:rPr>
+          <w:rStyle w:val="Strong"/>
+          <w:rFonts w:ascii="Arial" w:hAnsi="Arial" w:cs="Arial"/>
+          <w:sz w:val="18"/>
+        </w:rPr>
+        <w:t>Jest</w:t>
+      </w:r>
+      <w:r>
+        <w:rPr>
+          <w:rFonts w:ascii="Arial" w:hAnsi="Arial" w:cs="Arial"/>
+          <w:sz w:val="18"/>
+        </w:rPr>
+        <w:t xml:space="preserve">, </w:t>
+      </w:r>
+      <w:r>
+        <w:rPr>
+          <w:rStyle w:val="Strong"/>
+          <w:rFonts w:ascii="Arial" w:hAnsi="Arial" w:cs="Arial"/>
+          <w:sz w:val="18"/>
+        </w:rPr>
+        <w:t>Mocha/Chai</w:t>
+      </w:r>
+      <w:r>
+        <w:rPr>
+          <w:rFonts w:ascii="Arial" w:hAnsi="Arial" w:cs="Arial"/>
+          <w:sz w:val="18"/>
+        </w:rPr>
+        <w:t xml:space="preserve">, and UI checks in </w:t>
+      </w:r>
+      <w:r>
+        <w:rPr>
+          <w:rStyle w:val="Strong"/>
+          <w:rFonts w:ascii="Arial" w:hAnsi="Arial" w:cs="Arial"/>
+          <w:sz w:val="18"/>
+        </w:rPr>
+        <w:t>Cypress/Playwright</w:t>
+      </w:r>
+      <w:r>
+        <w:rPr>
+          <w:rFonts w:ascii="Arial" w:hAnsi="Arial" w:cs="Arial"/>
+          <w:sz w:val="18"/>
+        </w:rPr>
+        <w:t>.</w:t>
+      </w:r>
+    </w:p>
+    <w:p>
+      <w:pPr>
+        <w:spacing w:after="80"/>
+      </w:pPr>
+    </w:p>
     <w:sectPr>
       <w:pgSz w:w="11906" w:h="16838"/>
       <w:pgMar w:top="863" w:right="863" w:bottom="863" w:left="863" w:header="708" w:footer="708" w:gutter="0"/>
@@ -5222,238 +5573,13 @@
 <file path=word/numbering.xml><?xml version="1.0" encoding="utf-8"?>
 <w:numbering xmlns:wpc="http://schemas.microsoft.com/office/word/2010/wordprocessingCanvas" xmlns:mc="http://schemas.openxmlformats.org/markup-compatibility/2006" xmlns:o="urn:schemas-microsoft-com:office:office" xmlns:r="http://schemas.openxmlformats.org/officeDocument/2006/relationships" xmlns:m="http://schemas.openxmlformats.org/officeDocument/2006/math" xmlns:v="urn:schemas-microsoft-com:vml" xmlns:wp14="http://schemas.microsoft.com/office/word/2010/wordprocessingDrawing" xmlns:wp="http://schemas.openxmlformats.org/drawingml/2006/wordprocessingDrawing" xmlns:w10="urn:schemas-microsoft-com:office:word" xmlns:w="http://schemas.openxmlformats.org/wordprocessingml/2006/main" xmlns:w14="http://schemas.microsoft.com/office/word/2010/wordml" xmlns:wpg="http://schemas.microsoft.com/office/word/2010/wordprocessingGroup" xmlns:wpi="http://schemas.microsoft.com/office/word/2010/wordprocessingInk" xmlns:wne="http://schemas.microsoft.com/office/word/2006/wordml" xmlns:wps="http://schemas.microsoft.com/office/word/2010/wordprocessingShape" mc:Ignorable="w14 wp14">
   <w:abstractNum w:abstractNumId="0">
-    <w:nsid w:val="0AB15E19"/>
-    <w:multiLevelType w:val="hybridMultilevel"/>
-    <w:tmpl w:val="4BFC86DC"/>
-    <w:lvl w:ilvl="0" w:tplc="0409000B">
+    <w:nsid w:val="1B640FDE"/>
+    <w:multiLevelType w:val="multilevel"/>
+    <w:tmpl w:val="F32A36FE"/>
+    <w:lvl w:ilvl="0">
       <w:start w:val="1"/>
       <w:numFmt w:val="bullet"/>
       <w:lvlText w:val=""/>
-      <w:lvlJc w:val="left"/>
-      <w:pPr>
-        <w:ind w:left="360" w:hanging="360"/>
-      </w:pPr>
-      <w:rPr>
-        <w:rFonts w:ascii="Wingdings" w:hAnsi="Wingdings" w:hint="default"/>
-      </w:rPr>
-    </w:lvl>
-    <w:lvl w:ilvl="1" w:tplc="04090003" w:tentative="1">
-      <w:start w:val="1"/>
-      <w:numFmt w:val="bullet"/>
-      <w:lvlText w:val="o"/>
-      <w:lvlJc w:val="left"/>
-      <w:pPr>
-        <w:ind w:left="1080" w:hanging="360"/>
-      </w:pPr>
-      <w:rPr>
-        <w:rFonts w:ascii="Courier New" w:hAnsi="Courier New" w:cs="Courier New" w:hint="default"/>
-      </w:rPr>
-    </w:lvl>
-    <w:lvl w:ilvl="2" w:tplc="04090005" w:tentative="1">
-      <w:start w:val="1"/>
-      <w:numFmt w:val="bullet"/>
-      <w:lvlText w:val=""/>
-      <w:lvlJc w:val="left"/>
-      <w:pPr>
-        <w:ind w:left="1800" w:hanging="360"/>
-      </w:pPr>
-      <w:rPr>
-        <w:rFonts w:ascii="Wingdings" w:hAnsi="Wingdings" w:hint="default"/>
-      </w:rPr>
-    </w:lvl>
-    <w:lvl w:ilvl="3" w:tplc="04090001" w:tentative="1">
-      <w:start w:val="1"/>
-      <w:numFmt w:val="bullet"/>
-      <w:lvlText w:val=""/>
-      <w:lvlJc w:val="left"/>
-      <w:pPr>
-        <w:ind w:left="2520" w:hanging="360"/>
-      </w:pPr>
-      <w:rPr>
-        <w:rFonts w:ascii="Symbol" w:hAnsi="Symbol" w:hint="default"/>
-      </w:rPr>
-    </w:lvl>
-    <w:lvl w:ilvl="4" w:tplc="04090003" w:tentative="1">
-      <w:start w:val="1"/>
-      <w:numFmt w:val="bullet"/>
-      <w:lvlText w:val="o"/>
-      <w:lvlJc w:val="left"/>
-      <w:pPr>
-        <w:ind w:left="3240" w:hanging="360"/>
-      </w:pPr>
-      <w:rPr>
-        <w:rFonts w:ascii="Courier New" w:hAnsi="Courier New" w:cs="Courier New" w:hint="default"/>
-      </w:rPr>
-    </w:lvl>
-    <w:lvl w:ilvl="5" w:tplc="04090005" w:tentative="1">
-      <w:start w:val="1"/>
-      <w:numFmt w:val="bullet"/>
-      <w:lvlText w:val=""/>
-      <w:lvlJc w:val="left"/>
-      <w:pPr>
-        <w:ind w:left="3960" w:hanging="360"/>
-      </w:pPr>
-      <w:rPr>
-        <w:rFonts w:ascii="Wingdings" w:hAnsi="Wingdings" w:hint="default"/>
-      </w:rPr>
-    </w:lvl>
-    <w:lvl w:ilvl="6" w:tplc="04090001" w:tentative="1">
-      <w:start w:val="1"/>
-      <w:numFmt w:val="bullet"/>
-      <w:lvlText w:val=""/>
-      <w:lvlJc w:val="left"/>
-      <w:pPr>
-        <w:ind w:left="4680" w:hanging="360"/>
-      </w:pPr>
-      <w:rPr>
-        <w:rFonts w:ascii="Symbol" w:hAnsi="Symbol" w:hint="default"/>
-      </w:rPr>
-    </w:lvl>
-    <w:lvl w:ilvl="7" w:tplc="04090003" w:tentative="1">
-      <w:start w:val="1"/>
-      <w:numFmt w:val="bullet"/>
-      <w:lvlText w:val="o"/>
-      <w:lvlJc w:val="left"/>
-      <w:pPr>
-        <w:ind w:left="5400" w:hanging="360"/>
-      </w:pPr>
-      <w:rPr>
-        <w:rFonts w:ascii="Courier New" w:hAnsi="Courier New" w:cs="Courier New" w:hint="default"/>
-      </w:rPr>
-    </w:lvl>
-    <w:lvl w:ilvl="8" w:tplc="04090005" w:tentative="1">
-      <w:start w:val="1"/>
-      <w:numFmt w:val="bullet"/>
-      <w:lvlText w:val=""/>
-      <w:lvlJc w:val="left"/>
-      <w:pPr>
-        <w:ind w:left="6120" w:hanging="360"/>
-      </w:pPr>
-      <w:rPr>
-        <w:rFonts w:ascii="Wingdings" w:hAnsi="Wingdings" w:hint="default"/>
-      </w:rPr>
-    </w:lvl>
-  </w:abstractNum>
-  <w:abstractNum w:abstractNumId="1">
-    <w:nsid w:val="17B23482"/>
-    <w:multiLevelType w:val="hybridMultilevel"/>
-    <w:tmpl w:val="AA32B33E"/>
-    <w:lvl w:ilvl="0" w:tplc="77CC4086">
-      <w:numFmt w:val="bullet"/>
-      <w:lvlText w:val=""/>
-      <w:lvlJc w:val="left"/>
-      <w:pPr>
-        <w:ind w:left="720" w:hanging="360"/>
-      </w:pPr>
-      <w:rPr>
-        <w:rFonts w:ascii="Symbol" w:eastAsia="Times New Roman" w:hAnsi="Symbol" w:cs="Times New Roman" w:hint="default"/>
-      </w:rPr>
-    </w:lvl>
-    <w:lvl w:ilvl="1" w:tplc="04090003" w:tentative="1">
-      <w:start w:val="1"/>
-      <w:numFmt w:val="bullet"/>
-      <w:lvlText w:val="o"/>
-      <w:lvlJc w:val="left"/>
-      <w:pPr>
-        <w:ind w:left="1440" w:hanging="360"/>
-      </w:pPr>
-      <w:rPr>
-        <w:rFonts w:ascii="Courier New" w:hAnsi="Courier New" w:cs="Courier New" w:hint="default"/>
-      </w:rPr>
-    </w:lvl>
-    <w:lvl w:ilvl="2" w:tplc="04090005" w:tentative="1">
-      <w:start w:val="1"/>
-      <w:numFmt w:val="bullet"/>
-      <w:lvlText w:val=""/>
-      <w:lvlJc w:val="left"/>
-      <w:pPr>
-        <w:ind w:left="2160" w:hanging="360"/>
-      </w:pPr>
-      <w:rPr>
-        <w:rFonts w:ascii="Wingdings" w:hAnsi="Wingdings" w:hint="default"/>
-      </w:rPr>
-    </w:lvl>
-    <w:lvl w:ilvl="3" w:tplc="04090001" w:tentative="1">
-      <w:start w:val="1"/>
-      <w:numFmt w:val="bullet"/>
-      <w:lvlText w:val=""/>
-      <w:lvlJc w:val="left"/>
-      <w:pPr>
-        <w:ind w:left="2880" w:hanging="360"/>
-      </w:pPr>
-      <w:rPr>
-        <w:rFonts w:ascii="Symbol" w:hAnsi="Symbol" w:hint="default"/>
-      </w:rPr>
-    </w:lvl>
-    <w:lvl w:ilvl="4" w:tplc="04090003" w:tentative="1">
-      <w:start w:val="1"/>
-      <w:numFmt w:val="bullet"/>
-      <w:lvlText w:val="o"/>
-      <w:lvlJc w:val="left"/>
-      <w:pPr>
-        <w:ind w:left="3600" w:hanging="360"/>
-      </w:pPr>
-      <w:rPr>
-        <w:rFonts w:ascii="Courier New" w:hAnsi="Courier New" w:cs="Courier New" w:hint="default"/>
-      </w:rPr>
-    </w:lvl>
-    <w:lvl w:ilvl="5" w:tplc="04090005" w:tentative="1">
-      <w:start w:val="1"/>
-      <w:numFmt w:val="bullet"/>
-      <w:lvlText w:val=""/>
-      <w:lvlJc w:val="left"/>
-      <w:pPr>
-        <w:ind w:left="4320" w:hanging="360"/>
-      </w:pPr>
-      <w:rPr>
-        <w:rFonts w:ascii="Wingdings" w:hAnsi="Wingdings" w:hint="default"/>
-      </w:rPr>
-    </w:lvl>
-    <w:lvl w:ilvl="6" w:tplc="04090001" w:tentative="1">
-      <w:start w:val="1"/>
-      <w:numFmt w:val="bullet"/>
-      <w:lvlText w:val=""/>
-      <w:lvlJc w:val="left"/>
-      <w:pPr>
-        <w:ind w:left="5040" w:hanging="360"/>
-      </w:pPr>
-      <w:rPr>
-        <w:rFonts w:ascii="Symbol" w:hAnsi="Symbol" w:hint="default"/>
-      </w:rPr>
-    </w:lvl>
-    <w:lvl w:ilvl="7" w:tplc="04090003" w:tentative="1">
-      <w:start w:val="1"/>
-      <w:numFmt w:val="bullet"/>
-      <w:lvlText w:val="o"/>
-      <w:lvlJc w:val="left"/>
-      <w:pPr>
-        <w:ind w:left="5760" w:hanging="360"/>
-      </w:pPr>
-      <w:rPr>
-        <w:rFonts w:ascii="Courier New" w:hAnsi="Courier New" w:cs="Courier New" w:hint="default"/>
-      </w:rPr>
-    </w:lvl>
-    <w:lvl w:ilvl="8" w:tplc="04090005" w:tentative="1">
-      <w:start w:val="1"/>
-      <w:numFmt w:val="bullet"/>
-      <w:lvlText w:val=""/>
-      <w:lvlJc w:val="left"/>
-      <w:pPr>
-        <w:ind w:left="6480" w:hanging="360"/>
-      </w:pPr>
-      <w:rPr>
-        <w:rFonts w:ascii="Wingdings" w:hAnsi="Wingdings" w:hint="default"/>
-      </w:rPr>
-    </w:lvl>
-  </w:abstractNum>
-  <w:abstractNum w:abstractNumId="2">
-    <w:nsid w:val="17CC12C4"/>
-    <w:multiLevelType w:val="multilevel"/>
-    <w:tmpl w:val="56788EE6"/>
-    <w:lvl w:ilvl="0">
-      <w:start w:val="1"/>
-      <w:numFmt w:val="bullet"/>
-      <w:lvlText w:val=""/>
       <w:lvlJc w:val="left"/>
       <w:pPr>
         <w:tabs>
@@ -5595,14 +5721,353 @@
       </w:rPr>
     </w:lvl>
   </w:abstractNum>
+  <w:abstractNum w:abstractNumId="1">
+    <w:nsid w:val="2A9130BD"/>
+    <w:multiLevelType w:val="hybridMultilevel"/>
+    <w:tmpl w:val="E0D62C08"/>
+    <w:lvl w:ilvl="0" w:tplc="0409000B">
+      <w:start w:val="1"/>
+      <w:numFmt w:val="bullet"/>
+      <w:lvlText w:val=""/>
+      <w:lvlJc w:val="left"/>
+      <w:pPr>
+        <w:ind w:left="360" w:hanging="360"/>
+      </w:pPr>
+      <w:rPr>
+        <w:rFonts w:ascii="Wingdings" w:hAnsi="Wingdings" w:hint="default"/>
+      </w:rPr>
+    </w:lvl>
+    <w:lvl w:ilvl="1" w:tplc="04090003" w:tentative="1">
+      <w:start w:val="1"/>
+      <w:numFmt w:val="bullet"/>
+      <w:lvlText w:val="o"/>
+      <w:lvlJc w:val="left"/>
+      <w:pPr>
+        <w:ind w:left="1080" w:hanging="360"/>
+      </w:pPr>
+      <w:rPr>
+        <w:rFonts w:ascii="Courier New" w:hAnsi="Courier New" w:cs="Courier New" w:hint="default"/>
+      </w:rPr>
+    </w:lvl>
+    <w:lvl w:ilvl="2" w:tplc="04090005" w:tentative="1">
+      <w:start w:val="1"/>
+      <w:numFmt w:val="bullet"/>
+      <w:lvlText w:val=""/>
+      <w:lvlJc w:val="left"/>
+      <w:pPr>
+        <w:ind w:left="1800" w:hanging="360"/>
+      </w:pPr>
+      <w:rPr>
+        <w:rFonts w:ascii="Wingdings" w:hAnsi="Wingdings" w:hint="default"/>
+      </w:rPr>
+    </w:lvl>
+    <w:lvl w:ilvl="3" w:tplc="04090001" w:tentative="1">
+      <w:start w:val="1"/>
+      <w:numFmt w:val="bullet"/>
+      <w:lvlText w:val=""/>
+      <w:lvlJc w:val="left"/>
+      <w:pPr>
+        <w:ind w:left="2520" w:hanging="360"/>
+      </w:pPr>
+      <w:rPr>
+        <w:rFonts w:ascii="Symbol" w:hAnsi="Symbol" w:hint="default"/>
+      </w:rPr>
+    </w:lvl>
+    <w:lvl w:ilvl="4" w:tplc="04090003" w:tentative="1">
+      <w:start w:val="1"/>
+      <w:numFmt w:val="bullet"/>
+      <w:lvlText w:val="o"/>
+      <w:lvlJc w:val="left"/>
+      <w:pPr>
+        <w:ind w:left="3240" w:hanging="360"/>
+      </w:pPr>
+      <w:rPr>
+        <w:rFonts w:ascii="Courier New" w:hAnsi="Courier New" w:cs="Courier New" w:hint="default"/>
+      </w:rPr>
+    </w:lvl>
+    <w:lvl w:ilvl="5" w:tplc="04090005" w:tentative="1">
+      <w:start w:val="1"/>
+      <w:numFmt w:val="bullet"/>
+      <w:lvlText w:val=""/>
+      <w:lvlJc w:val="left"/>
+      <w:pPr>
+        <w:ind w:left="3960" w:hanging="360"/>
+      </w:pPr>
+      <w:rPr>
+        <w:rFonts w:ascii="Wingdings" w:hAnsi="Wingdings" w:hint="default"/>
+      </w:rPr>
+    </w:lvl>
+    <w:lvl w:ilvl="6" w:tplc="04090001" w:tentative="1">
+      <w:start w:val="1"/>
+      <w:numFmt w:val="bullet"/>
+      <w:lvlText w:val=""/>
+      <w:lvlJc w:val="left"/>
+      <w:pPr>
+        <w:ind w:left="4680" w:hanging="360"/>
+      </w:pPr>
+      <w:rPr>
+        <w:rFonts w:ascii="Symbol" w:hAnsi="Symbol" w:hint="default"/>
+      </w:rPr>
+    </w:lvl>
+    <w:lvl w:ilvl="7" w:tplc="04090003" w:tentative="1">
+      <w:start w:val="1"/>
+      <w:numFmt w:val="bullet"/>
+      <w:lvlText w:val="o"/>
+      <w:lvlJc w:val="left"/>
+      <w:pPr>
+        <w:ind w:left="5400" w:hanging="360"/>
+      </w:pPr>
+      <w:rPr>
+        <w:rFonts w:ascii="Courier New" w:hAnsi="Courier New" w:cs="Courier New" w:hint="default"/>
+      </w:rPr>
+    </w:lvl>
+    <w:lvl w:ilvl="8" w:tplc="04090005" w:tentative="1">
+      <w:start w:val="1"/>
+      <w:numFmt w:val="bullet"/>
+      <w:lvlText w:val=""/>
+      <w:lvlJc w:val="left"/>
+      <w:pPr>
+        <w:ind w:left="6120" w:hanging="360"/>
+      </w:pPr>
+      <w:rPr>
+        <w:rFonts w:ascii="Wingdings" w:hAnsi="Wingdings" w:hint="default"/>
+      </w:rPr>
+    </w:lvl>
+  </w:abstractNum>
+  <w:abstractNum w:abstractNumId="2">
+    <w:nsid w:val="2A9A0572"/>
+    <w:multiLevelType w:val="hybridMultilevel"/>
+    <w:tmpl w:val="1D8281A0"/>
+    <w:lvl w:ilvl="0" w:tplc="0409000B">
+      <w:start w:val="1"/>
+      <w:numFmt w:val="bullet"/>
+      <w:lvlText w:val=""/>
+      <w:lvlJc w:val="left"/>
+      <w:pPr>
+        <w:ind w:left="360" w:hanging="360"/>
+      </w:pPr>
+      <w:rPr>
+        <w:rFonts w:ascii="Wingdings" w:hAnsi="Wingdings" w:hint="default"/>
+      </w:rPr>
+    </w:lvl>
+    <w:lvl w:ilvl="1" w:tplc="04090003" w:tentative="1">
+      <w:start w:val="1"/>
+      <w:numFmt w:val="bullet"/>
+      <w:lvlText w:val="o"/>
+      <w:lvlJc w:val="left"/>
+      <w:pPr>
+        <w:ind w:left="1080" w:hanging="360"/>
+      </w:pPr>
+      <w:rPr>
+        <w:rFonts w:ascii="Courier New" w:hAnsi="Courier New" w:cs="Courier New" w:hint="default"/>
+      </w:rPr>
+    </w:lvl>
+    <w:lvl w:ilvl="2" w:tplc="04090005" w:tentative="1">
+      <w:start w:val="1"/>
+      <w:numFmt w:val="bullet"/>
+      <w:lvlText w:val=""/>
+      <w:lvlJc w:val="left"/>
+      <w:pPr>
+        <w:ind w:left="1800" w:hanging="360"/>
+      </w:pPr>
+      <w:rPr>
+        <w:rFonts w:ascii="Wingdings" w:hAnsi="Wingdings" w:hint="default"/>
+      </w:rPr>
+    </w:lvl>
+    <w:lvl w:ilvl="3" w:tplc="04090001" w:tentative="1">
+      <w:start w:val="1"/>
+      <w:numFmt w:val="bullet"/>
+      <w:lvlText w:val=""/>
+      <w:lvlJc w:val="left"/>
+      <w:pPr>
+        <w:ind w:left="2520" w:hanging="360"/>
+      </w:pPr>
+      <w:rPr>
+        <w:rFonts w:ascii="Symbol" w:hAnsi="Symbol" w:hint="default"/>
+      </w:rPr>
+    </w:lvl>
+    <w:lvl w:ilvl="4" w:tplc="04090003" w:tentative="1">
+      <w:start w:val="1"/>
+      <w:numFmt w:val="bullet"/>
+      <w:lvlText w:val="o"/>
+      <w:lvlJc w:val="left"/>
+      <w:pPr>
+        <w:ind w:left="3240" w:hanging="360"/>
+      </w:pPr>
+      <w:rPr>
+        <w:rFonts w:ascii="Courier New" w:hAnsi="Courier New" w:cs="Courier New" w:hint="default"/>
+      </w:rPr>
+    </w:lvl>
+    <w:lvl w:ilvl="5" w:tplc="04090005" w:tentative="1">
+      <w:start w:val="1"/>
+      <w:numFmt w:val="bullet"/>
+      <w:lvlText w:val=""/>
+      <w:lvlJc w:val="left"/>
+      <w:pPr>
+        <w:ind w:left="3960" w:hanging="360"/>
+      </w:pPr>
+      <w:rPr>
+        <w:rFonts w:ascii="Wingdings" w:hAnsi="Wingdings" w:hint="default"/>
+      </w:rPr>
+    </w:lvl>
+    <w:lvl w:ilvl="6" w:tplc="04090001" w:tentative="1">
+      <w:start w:val="1"/>
+      <w:numFmt w:val="bullet"/>
+      <w:lvlText w:val=""/>
+      <w:lvlJc w:val="left"/>
+      <w:pPr>
+        <w:ind w:left="4680" w:hanging="360"/>
+      </w:pPr>
+      <w:rPr>
+        <w:rFonts w:ascii="Symbol" w:hAnsi="Symbol" w:hint="default"/>
+      </w:rPr>
+    </w:lvl>
+    <w:lvl w:ilvl="7" w:tplc="04090003" w:tentative="1">
+      <w:start w:val="1"/>
+      <w:numFmt w:val="bullet"/>
+      <w:lvlText w:val="o"/>
+      <w:lvlJc w:val="left"/>
+      <w:pPr>
+        <w:ind w:left="5400" w:hanging="360"/>
+      </w:pPr>
+      <w:rPr>
+        <w:rFonts w:ascii="Courier New" w:hAnsi="Courier New" w:cs="Courier New" w:hint="default"/>
+      </w:rPr>
+    </w:lvl>
+    <w:lvl w:ilvl="8" w:tplc="04090005" w:tentative="1">
+      <w:start w:val="1"/>
+      <w:numFmt w:val="bullet"/>
+      <w:lvlText w:val=""/>
+      <w:lvlJc w:val="left"/>
+      <w:pPr>
+        <w:ind w:left="6120" w:hanging="360"/>
+      </w:pPr>
+      <w:rPr>
+        <w:rFonts w:ascii="Wingdings" w:hAnsi="Wingdings" w:hint="default"/>
+      </w:rPr>
+    </w:lvl>
+  </w:abstractNum>
   <w:abstractNum w:abstractNumId="3">
-    <w:nsid w:val="1ABF51A4"/>
+    <w:nsid w:val="334777AF"/>
+    <w:multiLevelType w:val="hybridMultilevel"/>
+    <w:tmpl w:val="A17CC1A6"/>
+    <w:lvl w:ilvl="0" w:tplc="0409000B">
+      <w:start w:val="1"/>
+      <w:numFmt w:val="bullet"/>
+      <w:lvlText w:val=""/>
+      <w:lvlJc w:val="left"/>
+      <w:pPr>
+        <w:ind w:left="360" w:hanging="360"/>
+      </w:pPr>
+      <w:rPr>
+        <w:rFonts w:ascii="Wingdings" w:hAnsi="Wingdings" w:hint="default"/>
+      </w:rPr>
+    </w:lvl>
+    <w:lvl w:ilvl="1" w:tplc="04090003" w:tentative="1">
+      <w:start w:val="1"/>
+      <w:numFmt w:val="bullet"/>
+      <w:lvlText w:val="o"/>
+      <w:lvlJc w:val="left"/>
+      <w:pPr>
+        <w:ind w:left="1080" w:hanging="360"/>
+      </w:pPr>
+      <w:rPr>
+        <w:rFonts w:ascii="Courier New" w:hAnsi="Courier New" w:cs="Courier New" w:hint="default"/>
+      </w:rPr>
+    </w:lvl>
+    <w:lvl w:ilvl="2" w:tplc="04090005" w:tentative="1">
+      <w:start w:val="1"/>
+      <w:numFmt w:val="bullet"/>
+      <w:lvlText w:val=""/>
+      <w:lvlJc w:val="left"/>
+      <w:pPr>
+        <w:ind w:left="1800" w:hanging="360"/>
+      </w:pPr>
+      <w:rPr>
+        <w:rFonts w:ascii="Wingdings" w:hAnsi="Wingdings" w:hint="default"/>
+      </w:rPr>
+    </w:lvl>
+    <w:lvl w:ilvl="3" w:tplc="04090001" w:tentative="1">
+      <w:start w:val="1"/>
+      <w:numFmt w:val="bullet"/>
+      <w:lvlText w:val=""/>
+      <w:lvlJc w:val="left"/>
+      <w:pPr>
+        <w:ind w:left="2520" w:hanging="360"/>
+      </w:pPr>
+      <w:rPr>
+        <w:rFonts w:ascii="Symbol" w:hAnsi="Symbol" w:hint="default"/>
+      </w:rPr>
+    </w:lvl>
+    <w:lvl w:ilvl="4" w:tplc="04090003" w:tentative="1">
+      <w:start w:val="1"/>
+      <w:numFmt w:val="bullet"/>
+      <w:lvlText w:val="o"/>
+      <w:lvlJc w:val="left"/>
+      <w:pPr>
+        <w:ind w:left="3240" w:hanging="360"/>
+      </w:pPr>
+      <w:rPr>
+        <w:rFonts w:ascii="Courier New" w:hAnsi="Courier New" w:cs="Courier New" w:hint="default"/>
+      </w:rPr>
+    </w:lvl>
+    <w:lvl w:ilvl="5" w:tplc="04090005" w:tentative="1">
+      <w:start w:val="1"/>
+      <w:numFmt w:val="bullet"/>
+      <w:lvlText w:val=""/>
+      <w:lvlJc w:val="left"/>
+      <w:pPr>
+        <w:ind w:left="3960" w:hanging="360"/>
+      </w:pPr>
+      <w:rPr>
+        <w:rFonts w:ascii="Wingdings" w:hAnsi="Wingdings" w:hint="default"/>
+      </w:rPr>
+    </w:lvl>
+    <w:lvl w:ilvl="6" w:tplc="04090001" w:tentative="1">
+      <w:start w:val="1"/>
+      <w:numFmt w:val="bullet"/>
+      <w:lvlText w:val=""/>
+      <w:lvlJc w:val="left"/>
+      <w:pPr>
+        <w:ind w:left="4680" w:hanging="360"/>
+      </w:pPr>
+      <w:rPr>
+        <w:rFonts w:ascii="Symbol" w:hAnsi="Symbol" w:hint="default"/>
+      </w:rPr>
+    </w:lvl>
+    <w:lvl w:ilvl="7" w:tplc="04090003" w:tentative="1">
+      <w:start w:val="1"/>
+      <w:numFmt w:val="bullet"/>
+      <w:lvlText w:val="o"/>
+      <w:lvlJc w:val="left"/>
+      <w:pPr>
+        <w:ind w:left="5400" w:hanging="360"/>
+      </w:pPr>
+      <w:rPr>
+        <w:rFonts w:ascii="Courier New" w:hAnsi="Courier New" w:cs="Courier New" w:hint="default"/>
+      </w:rPr>
+    </w:lvl>
+    <w:lvl w:ilvl="8" w:tplc="04090005" w:tentative="1">
+      <w:start w:val="1"/>
+      <w:numFmt w:val="bullet"/>
+      <w:lvlText w:val=""/>
+      <w:lvlJc w:val="left"/>
+      <w:pPr>
+        <w:ind w:left="6120" w:hanging="360"/>
+      </w:pPr>
+      <w:rPr>
+        <w:rFonts w:ascii="Wingdings" w:hAnsi="Wingdings" w:hint="default"/>
+      </w:rPr>
+    </w:lvl>
+  </w:abstractNum>
+  <w:abstractNum w:abstractNumId="4">
+    <w:nsid w:val="550A31FD"/>
     <w:multiLevelType w:val="multilevel"/>
-    <w:tmpl w:val="96D88C04"/>
+    <w:tmpl w:val="CF1053AA"/>
     <w:lvl w:ilvl="0">
       <w:start w:val="1"/>
       <w:numFmt w:val="bullet"/>
-      <w:lvlText w:val=""/>
+      <w:lvlText w:val=""/>
       <w:lvlJc w:val="left"/>
       <w:pPr>
         <w:tabs>
@@ -5744,19 +6209,20 @@
       </w:rPr>
     </w:lvl>
   </w:abstractNum>
-  <w:abstractNum w:abstractNumId="4">
-    <w:nsid w:val="23BA45B0"/>
+  <w:abstractNum w:abstractNumId="5">
+    <w:nsid w:val="5580592F"/>
     <w:multiLevelType w:val="hybridMultilevel"/>
-    <w:tmpl w:val="093218E4"/>
-    <w:lvl w:ilvl="0" w:tplc="4DEE1188">
+    <w:tmpl w:val="3F3AE058"/>
+    <w:lvl w:ilvl="0" w:tplc="0409000B">
+      <w:start w:val="1"/>
       <w:numFmt w:val="bullet"/>
-      <w:lvlText w:val=""/>
+      <w:lvlText w:val=""/>
       <w:lvlJc w:val="left"/>
       <w:pPr>
-        <w:ind w:left="720" w:hanging="360"/>
+        <w:ind w:left="360" w:hanging="360"/>
       </w:pPr>
       <w:rPr>
-        <w:rFonts w:ascii="Symbol" w:eastAsia="Times New Roman" w:hAnsi="Symbol" w:cs="Times New Roman" w:hint="default"/>
+        <w:rFonts w:ascii="Wingdings" w:hAnsi="Wingdings" w:hint="default"/>
       </w:rPr>
     </w:lvl>
     <w:lvl w:ilvl="1" w:tplc="04090003" w:tentative="1">
@@ -5765,7 +6231,7 @@
       <w:lvlText w:val="o"/>
       <w:lvlJc w:val="left"/>
       <w:pPr>
-        <w:ind w:left="1440" w:hanging="360"/>
+        <w:ind w:left="1080" w:hanging="360"/>
       </w:pPr>
       <w:rPr>
         <w:rFonts w:ascii="Courier New" w:hAnsi="Courier New" w:cs="Courier New" w:hint="default"/>
@@ -5777,7 +6243,7 @@
       <w:lvlText w:val=""/>
       <w:lvlJc w:val="left"/>
       <w:pPr>
-        <w:ind w:left="2160" w:hanging="360"/>
+        <w:ind w:left="1800" w:hanging="360"/>
       </w:pPr>
       <w:rPr>
         <w:rFonts w:ascii="Wingdings" w:hAnsi="Wingdings" w:hint="default"/>
@@ -5789,7 +6255,7 @@
       <w:lvlText w:val=""/>
       <w:lvlJc w:val="left"/>
       <w:pPr>
-        <w:ind w:left="2880" w:hanging="360"/>
+        <w:ind w:left="2520" w:hanging="360"/>
       </w:pPr>
       <w:rPr>
         <w:rFonts w:ascii="Symbol" w:hAnsi="Symbol" w:hint="default"/>
@@ -5801,7 +6267,7 @@
       <w:lvlText w:val="o"/>
       <w:lvlJc w:val="left"/>
       <w:pPr>
-        <w:ind w:left="3600" w:hanging="360"/>
+        <w:ind w:left="3240" w:hanging="360"/>
       </w:pPr>
       <w:rPr>
         <w:rFonts w:ascii="Courier New" w:hAnsi="Courier New" w:cs="Courier New" w:hint="default"/>
@@ -5813,7 +6279,7 @@
       <w:lvlText w:val=""/>
       <w:lvlJc w:val="left"/>
       <w:pPr>
-        <w:ind w:left="4320" w:hanging="360"/>
+        <w:ind w:left="3960" w:hanging="360"/>
       </w:pPr>
       <w:rPr>
         <w:rFonts w:ascii="Wingdings" w:hAnsi="Wingdings" w:hint="default"/>
@@ -5825,7 +6291,7 @@
       <w:lvlText w:val=""/>
       <w:lvlJc w:val="left"/>
       <w:pPr>
-        <w:ind w:left="5040" w:hanging="360"/>
+        <w:ind w:left="4680" w:hanging="360"/>
       </w:pPr>
       <w:rPr>
         <w:rFonts w:ascii="Symbol" w:hAnsi="Symbol" w:hint="default"/>
@@ -5837,7 +6303,7 @@
       <w:lvlText w:val="o"/>
       <w:lvlJc w:val="left"/>
       <w:pPr>
-        <w:ind w:left="5760" w:hanging="360"/>
+        <w:ind w:left="5400" w:hanging="360"/>
       </w:pPr>
       <w:rPr>
         <w:rFonts w:ascii="Courier New" w:hAnsi="Courier New" w:cs="Courier New" w:hint="default"/>
@@ -5849,17 +6315,17 @@
       <w:lvlText w:val=""/>
       <w:lvlJc w:val="left"/>
       <w:pPr>
-        <w:ind w:left="6480" w:hanging="360"/>
+        <w:ind w:left="6120" w:hanging="360"/>
       </w:pPr>
       <w:rPr>
         <w:rFonts w:ascii="Wingdings" w:hAnsi="Wingdings" w:hint="default"/>
       </w:rPr>
     </w:lvl>
   </w:abstractNum>
-  <w:abstractNum w:abstractNumId="5">
-    <w:nsid w:val="26C040AD"/>
+  <w:abstractNum w:abstractNumId="6">
+    <w:nsid w:val="57B336E3"/>
     <w:multiLevelType w:val="hybridMultilevel"/>
-    <w:tmpl w:val="F2DA5002"/>
+    <w:tmpl w:val="DA84A0A6"/>
     <w:lvl w:ilvl="0" w:tplc="0409000B">
       <w:start w:val="1"/>
       <w:numFmt w:val="bullet"/>
@@ -5969,10 +6435,10 @@
       </w:rPr>
     </w:lvl>
   </w:abstractNum>
-  <w:abstractNum w:abstractNumId="6">
-    <w:nsid w:val="2BB57673"/>
+  <w:abstractNum w:abstractNumId="7">
+    <w:nsid w:val="6D5070CE"/>
     <w:multiLevelType w:val="hybridMultilevel"/>
-    <w:tmpl w:val="D3C85C26"/>
+    <w:tmpl w:val="CD0267C2"/>
     <w:lvl w:ilvl="0" w:tplc="0409000B">
       <w:start w:val="1"/>
       <w:numFmt w:val="bullet"/>
@@ -6082,1117 +6548,31 @@
       </w:rPr>
     </w:lvl>
   </w:abstractNum>
-  <w:abstractNum w:abstractNumId="7">
-    <w:nsid w:val="2D606AEA"/>
-    <w:multiLevelType w:val="multilevel"/>
-    <w:tmpl w:val="C0481BAA"/>
-    <w:lvl w:ilvl="0">
-      <w:start w:val="1"/>
-      <w:numFmt w:val="bullet"/>
-      <w:lvlText w:val=""/>
-      <w:lvlJc w:val="left"/>
-      <w:pPr>
-        <w:tabs>
-          <w:tab w:val="num" w:pos="720"/>
-        </w:tabs>
-        <w:ind w:left="720" w:hanging="360"/>
-      </w:pPr>
-      <w:rPr>
-        <w:rFonts w:ascii="Symbol" w:hAnsi="Symbol" w:hint="default"/>
-        <w:sz w:val="20"/>
-      </w:rPr>
-    </w:lvl>
-    <w:lvl w:ilvl="1" w:tentative="1">
-      <w:start w:val="1"/>
-      <w:numFmt w:val="bullet"/>
-      <w:lvlText w:val="o"/>
-      <w:lvlJc w:val="left"/>
-      <w:pPr>
-        <w:tabs>
-          <w:tab w:val="num" w:pos="1440"/>
-        </w:tabs>
-        <w:ind w:left="1440" w:hanging="360"/>
-      </w:pPr>
-      <w:rPr>
-        <w:rFonts w:ascii="Courier New" w:hAnsi="Courier New" w:hint="default"/>
-        <w:sz w:val="20"/>
-      </w:rPr>
-    </w:lvl>
-    <w:lvl w:ilvl="2" w:tentative="1">
-      <w:start w:val="1"/>
-      <w:numFmt w:val="bullet"/>
-      <w:lvlText w:val=""/>
-      <w:lvlJc w:val="left"/>
-      <w:pPr>
-        <w:tabs>
-          <w:tab w:val="num" w:pos="2160"/>
-        </w:tabs>
-        <w:ind w:left="2160" w:hanging="360"/>
-      </w:pPr>
-      <w:rPr>
-        <w:rFonts w:ascii="Wingdings" w:hAnsi="Wingdings" w:hint="default"/>
-        <w:sz w:val="20"/>
-      </w:rPr>
-    </w:lvl>
-    <w:lvl w:ilvl="3" w:tentative="1">
-      <w:start w:val="1"/>
-      <w:numFmt w:val="bullet"/>
-      <w:lvlText w:val=""/>
-      <w:lvlJc w:val="left"/>
-      <w:pPr>
-        <w:tabs>
-          <w:tab w:val="num" w:pos="2880"/>
-        </w:tabs>
-        <w:ind w:left="2880" w:hanging="360"/>
-      </w:pPr>
-      <w:rPr>
-        <w:rFonts w:ascii="Wingdings" w:hAnsi="Wingdings" w:hint="default"/>
-        <w:sz w:val="20"/>
-      </w:rPr>
-    </w:lvl>
-    <w:lvl w:ilvl="4" w:tentative="1">
-      <w:start w:val="1"/>
-      <w:numFmt w:val="bullet"/>
-      <w:lvlText w:val=""/>
-      <w:lvlJc w:val="left"/>
-      <w:pPr>
-        <w:tabs>
-          <w:tab w:val="num" w:pos="3600"/>
-        </w:tabs>
-        <w:ind w:left="3600" w:hanging="360"/>
-      </w:pPr>
-      <w:rPr>
-        <w:rFonts w:ascii="Wingdings" w:hAnsi="Wingdings" w:hint="default"/>
-        <w:sz w:val="20"/>
-      </w:rPr>
-    </w:lvl>
-    <w:lvl w:ilvl="5" w:tentative="1">
-      <w:start w:val="1"/>
-      <w:numFmt w:val="bullet"/>
-      <w:lvlText w:val=""/>
-      <w:lvlJc w:val="left"/>
-      <w:pPr>
-        <w:tabs>
-          <w:tab w:val="num" w:pos="4320"/>
-        </w:tabs>
-        <w:ind w:left="4320" w:hanging="360"/>
-      </w:pPr>
-      <w:rPr>
-        <w:rFonts w:ascii="Wingdings" w:hAnsi="Wingdings" w:hint="default"/>
-        <w:sz w:val="20"/>
-      </w:rPr>
-    </w:lvl>
-    <w:lvl w:ilvl="6" w:tentative="1">
-      <w:start w:val="1"/>
-      <w:numFmt w:val="bullet"/>
-      <w:lvlText w:val=""/>
-      <w:lvlJc w:val="left"/>
-      <w:pPr>
-        <w:tabs>
-          <w:tab w:val="num" w:pos="5040"/>
-        </w:tabs>
-        <w:ind w:left="5040" w:hanging="360"/>
-      </w:pPr>
-      <w:rPr>
-        <w:rFonts w:ascii="Wingdings" w:hAnsi="Wingdings" w:hint="default"/>
-        <w:sz w:val="20"/>
-      </w:rPr>
-    </w:lvl>
-    <w:lvl w:ilvl="7" w:tentative="1">
-      <w:start w:val="1"/>
-      <w:numFmt w:val="bullet"/>
-      <w:lvlText w:val=""/>
-      <w:lvlJc w:val="left"/>
-      <w:pPr>
-        <w:tabs>
-          <w:tab w:val="num" w:pos="5760"/>
-        </w:tabs>
-        <w:ind w:left="5760" w:hanging="360"/>
-      </w:pPr>
-      <w:rPr>
-        <w:rFonts w:ascii="Wingdings" w:hAnsi="Wingdings" w:hint="default"/>
-        <w:sz w:val="20"/>
-      </w:rPr>
-    </w:lvl>
-    <w:lvl w:ilvl="8" w:tentative="1">
-      <w:start w:val="1"/>
-      <w:numFmt w:val="bullet"/>
-      <w:lvlText w:val=""/>
-      <w:lvlJc w:val="left"/>
-      <w:pPr>
-        <w:tabs>
-          <w:tab w:val="num" w:pos="6480"/>
-        </w:tabs>
-        <w:ind w:left="6480" w:hanging="360"/>
-      </w:pPr>
-      <w:rPr>
-        <w:rFonts w:ascii="Wingdings" w:hAnsi="Wingdings" w:hint="default"/>
-        <w:sz w:val="20"/>
-      </w:rPr>
-    </w:lvl>
-  </w:abstractNum>
-  <w:abstractNum w:abstractNumId="8">
-    <w:nsid w:val="30475992"/>
-    <w:multiLevelType w:val="hybridMultilevel"/>
-    <w:tmpl w:val="0D4C7A52"/>
-    <w:lvl w:ilvl="0" w:tplc="430C6E42">
-      <w:start w:val="1"/>
-      <w:numFmt w:val="bullet"/>
-      <w:lvlText w:val="●"/>
-      <w:lvlJc w:val="left"/>
-      <w:pPr>
-        <w:ind w:left="720" w:hanging="360"/>
-      </w:pPr>
-    </w:lvl>
-    <w:lvl w:ilvl="1" w:tplc="32E4D61E">
-      <w:start w:val="1"/>
-      <w:numFmt w:val="bullet"/>
-      <w:lvlText w:val="○"/>
-      <w:lvlJc w:val="left"/>
-      <w:pPr>
-        <w:ind w:left="1440" w:hanging="360"/>
-      </w:pPr>
-    </w:lvl>
-    <w:lvl w:ilvl="2" w:tplc="D3C23904">
-      <w:start w:val="1"/>
-      <w:numFmt w:val="bullet"/>
-      <w:lvlText w:val="■"/>
-      <w:lvlJc w:val="left"/>
-      <w:pPr>
-        <w:ind w:left="2160" w:hanging="360"/>
-      </w:pPr>
-    </w:lvl>
-    <w:lvl w:ilvl="3" w:tplc="B538B498">
-      <w:start w:val="1"/>
-      <w:numFmt w:val="bullet"/>
-      <w:lvlText w:val="●"/>
-      <w:lvlJc w:val="left"/>
-      <w:pPr>
-        <w:ind w:left="2880" w:hanging="360"/>
-      </w:pPr>
-    </w:lvl>
-    <w:lvl w:ilvl="4" w:tplc="AE9C2FDC">
-      <w:start w:val="1"/>
-      <w:numFmt w:val="bullet"/>
-      <w:lvlText w:val="○"/>
-      <w:lvlJc w:val="left"/>
-      <w:pPr>
-        <w:ind w:left="3600" w:hanging="360"/>
-      </w:pPr>
-    </w:lvl>
-    <w:lvl w:ilvl="5" w:tplc="6666B17A">
-      <w:start w:val="1"/>
-      <w:numFmt w:val="bullet"/>
-      <w:lvlText w:val="■"/>
-      <w:lvlJc w:val="left"/>
-      <w:pPr>
-        <w:ind w:left="4320" w:hanging="360"/>
-      </w:pPr>
-    </w:lvl>
-    <w:lvl w:ilvl="6" w:tplc="05AA9F92">
-      <w:start w:val="1"/>
-      <w:numFmt w:val="bullet"/>
-      <w:lvlText w:val="●"/>
-      <w:lvlJc w:val="left"/>
-      <w:pPr>
-        <w:ind w:left="5040" w:hanging="360"/>
-      </w:pPr>
-    </w:lvl>
-    <w:lvl w:ilvl="7" w:tplc="4D5A02C2">
-      <w:start w:val="1"/>
-      <w:numFmt w:val="bullet"/>
-      <w:lvlText w:val="●"/>
-      <w:lvlJc w:val="left"/>
-      <w:pPr>
-        <w:ind w:left="5760" w:hanging="360"/>
-      </w:pPr>
-    </w:lvl>
-    <w:lvl w:ilvl="8" w:tplc="0BAC338A">
-      <w:start w:val="1"/>
-      <w:numFmt w:val="bullet"/>
-      <w:lvlText w:val="●"/>
-      <w:lvlJc w:val="left"/>
-      <w:pPr>
-        <w:ind w:left="6480" w:hanging="360"/>
-      </w:pPr>
-    </w:lvl>
-  </w:abstractNum>
-  <w:abstractNum w:abstractNumId="9">
-    <w:nsid w:val="374331F3"/>
-    <w:multiLevelType w:val="hybridMultilevel"/>
-    <w:tmpl w:val="1E2CE8BA"/>
-    <w:lvl w:ilvl="0" w:tplc="756E78F0">
-      <w:numFmt w:val="bullet"/>
-      <w:lvlText w:val=""/>
-      <w:lvlJc w:val="left"/>
-      <w:pPr>
-        <w:ind w:left="720" w:hanging="360"/>
-      </w:pPr>
-      <w:rPr>
-        <w:rFonts w:ascii="Symbol" w:eastAsia="Times New Roman" w:hAnsi="Symbol" w:cs="Times New Roman" w:hint="default"/>
-      </w:rPr>
-    </w:lvl>
-    <w:lvl w:ilvl="1" w:tplc="04090003" w:tentative="1">
-      <w:start w:val="1"/>
-      <w:numFmt w:val="bullet"/>
-      <w:lvlText w:val="o"/>
-      <w:lvlJc w:val="left"/>
-      <w:pPr>
-        <w:ind w:left="1440" w:hanging="360"/>
-      </w:pPr>
-      <w:rPr>
-        <w:rFonts w:ascii="Courier New" w:hAnsi="Courier New" w:cs="Courier New" w:hint="default"/>
-      </w:rPr>
-    </w:lvl>
-    <w:lvl w:ilvl="2" w:tplc="04090005" w:tentative="1">
-      <w:start w:val="1"/>
-      <w:numFmt w:val="bullet"/>
-      <w:lvlText w:val=""/>
-      <w:lvlJc w:val="left"/>
-      <w:pPr>
-        <w:ind w:left="2160" w:hanging="360"/>
-      </w:pPr>
-      <w:rPr>
-        <w:rFonts w:ascii="Wingdings" w:hAnsi="Wingdings" w:hint="default"/>
-      </w:rPr>
-    </w:lvl>
-    <w:lvl w:ilvl="3" w:tplc="04090001" w:tentative="1">
-      <w:start w:val="1"/>
-      <w:numFmt w:val="bullet"/>
-      <w:lvlText w:val=""/>
-      <w:lvlJc w:val="left"/>
-      <w:pPr>
-        <w:ind w:left="2880" w:hanging="360"/>
-      </w:pPr>
-      <w:rPr>
-        <w:rFonts w:ascii="Symbol" w:hAnsi="Symbol" w:hint="default"/>
-      </w:rPr>
-    </w:lvl>
-    <w:lvl w:ilvl="4" w:tplc="04090003" w:tentative="1">
-      <w:start w:val="1"/>
-      <w:numFmt w:val="bullet"/>
-      <w:lvlText w:val="o"/>
-      <w:lvlJc w:val="left"/>
-      <w:pPr>
-        <w:ind w:left="3600" w:hanging="360"/>
-      </w:pPr>
-      <w:rPr>
-        <w:rFonts w:ascii="Courier New" w:hAnsi="Courier New" w:cs="Courier New" w:hint="default"/>
-      </w:rPr>
-    </w:lvl>
-    <w:lvl w:ilvl="5" w:tplc="04090005" w:tentative="1">
-      <w:start w:val="1"/>
-      <w:numFmt w:val="bullet"/>
-      <w:lvlText w:val=""/>
-      <w:lvlJc w:val="left"/>
-      <w:pPr>
-        <w:ind w:left="4320" w:hanging="360"/>
-      </w:pPr>
-      <w:rPr>
-        <w:rFonts w:ascii="Wingdings" w:hAnsi="Wingdings" w:hint="default"/>
-      </w:rPr>
-    </w:lvl>
-    <w:lvl w:ilvl="6" w:tplc="04090001" w:tentative="1">
-      <w:start w:val="1"/>
-      <w:numFmt w:val="bullet"/>
-      <w:lvlText w:val=""/>
-      <w:lvlJc w:val="left"/>
-      <w:pPr>
-        <w:ind w:left="5040" w:hanging="360"/>
-      </w:pPr>
-      <w:rPr>
-        <w:rFonts w:ascii="Symbol" w:hAnsi="Symbol" w:hint="default"/>
-      </w:rPr>
-    </w:lvl>
-    <w:lvl w:ilvl="7" w:tplc="04090003" w:tentative="1">
-      <w:start w:val="1"/>
-      <w:numFmt w:val="bullet"/>
-      <w:lvlText w:val="o"/>
-      <w:lvlJc w:val="left"/>
-      <w:pPr>
-        <w:ind w:left="5760" w:hanging="360"/>
-      </w:pPr>
-      <w:rPr>
-        <w:rFonts w:ascii="Courier New" w:hAnsi="Courier New" w:cs="Courier New" w:hint="default"/>
-      </w:rPr>
-    </w:lvl>
-    <w:lvl w:ilvl="8" w:tplc="04090005" w:tentative="1">
-      <w:start w:val="1"/>
-      <w:numFmt w:val="bullet"/>
-      <w:lvlText w:val=""/>
-      <w:lvlJc w:val="left"/>
-      <w:pPr>
-        <w:ind w:left="6480" w:hanging="360"/>
-      </w:pPr>
-      <w:rPr>
-        <w:rFonts w:ascii="Wingdings" w:hAnsi="Wingdings" w:hint="default"/>
-      </w:rPr>
-    </w:lvl>
-  </w:abstractNum>
-  <w:abstractNum w:abstractNumId="10">
-    <w:nsid w:val="37A44CF1"/>
-    <w:multiLevelType w:val="hybridMultilevel"/>
-    <w:tmpl w:val="A30EE6BC"/>
-    <w:lvl w:ilvl="0" w:tplc="8CB44FAA">
-      <w:numFmt w:val="bullet"/>
-      <w:lvlText w:val=""/>
-      <w:lvlJc w:val="left"/>
-      <w:pPr>
-        <w:ind w:left="720" w:hanging="360"/>
-      </w:pPr>
-      <w:rPr>
-        <w:rFonts w:ascii="Symbol" w:eastAsia="Times New Roman" w:hAnsi="Symbol" w:cs="Times New Roman" w:hint="default"/>
-      </w:rPr>
-    </w:lvl>
-    <w:lvl w:ilvl="1" w:tplc="04090003" w:tentative="1">
-      <w:start w:val="1"/>
-      <w:numFmt w:val="bullet"/>
-      <w:lvlText w:val="o"/>
-      <w:lvlJc w:val="left"/>
-      <w:pPr>
-        <w:ind w:left="1440" w:hanging="360"/>
-      </w:pPr>
-      <w:rPr>
-        <w:rFonts w:ascii="Courier New" w:hAnsi="Courier New" w:cs="Courier New" w:hint="default"/>
-      </w:rPr>
-    </w:lvl>
-    <w:lvl w:ilvl="2" w:tplc="04090005" w:tentative="1">
-      <w:start w:val="1"/>
-      <w:numFmt w:val="bullet"/>
-      <w:lvlText w:val=""/>
-      <w:lvlJc w:val="left"/>
-      <w:pPr>
-        <w:ind w:left="2160" w:hanging="360"/>
-      </w:pPr>
-      <w:rPr>
-        <w:rFonts w:ascii="Wingdings" w:hAnsi="Wingdings" w:hint="default"/>
-      </w:rPr>
-    </w:lvl>
-    <w:lvl w:ilvl="3" w:tplc="04090001" w:tentative="1">
-      <w:start w:val="1"/>
-      <w:numFmt w:val="bullet"/>
-      <w:lvlText w:val=""/>
-      <w:lvlJc w:val="left"/>
-      <w:pPr>
-        <w:ind w:left="2880" w:hanging="360"/>
-      </w:pPr>
-      <w:rPr>
-        <w:rFonts w:ascii="Symbol" w:hAnsi="Symbol" w:hint="default"/>
-      </w:rPr>
-    </w:lvl>
-    <w:lvl w:ilvl="4" w:tplc="04090003" w:tentative="1">
-      <w:start w:val="1"/>
-      <w:numFmt w:val="bullet"/>
-      <w:lvlText w:val="o"/>
-      <w:lvlJc w:val="left"/>
-      <w:pPr>
-        <w:ind w:left="3600" w:hanging="360"/>
-      </w:pPr>
-      <w:rPr>
-        <w:rFonts w:ascii="Courier New" w:hAnsi="Courier New" w:cs="Courier New" w:hint="default"/>
-      </w:rPr>
-    </w:lvl>
-    <w:lvl w:ilvl="5" w:tplc="04090005" w:tentative="1">
-      <w:start w:val="1"/>
-      <w:numFmt w:val="bullet"/>
-      <w:lvlText w:val=""/>
-      <w:lvlJc w:val="left"/>
-      <w:pPr>
-        <w:ind w:left="4320" w:hanging="360"/>
-      </w:pPr>
-      <w:rPr>
-        <w:rFonts w:ascii="Wingdings" w:hAnsi="Wingdings" w:hint="default"/>
-      </w:rPr>
-    </w:lvl>
-    <w:lvl w:ilvl="6" w:tplc="04090001" w:tentative="1">
-      <w:start w:val="1"/>
-      <w:numFmt w:val="bullet"/>
-      <w:lvlText w:val=""/>
-      <w:lvlJc w:val="left"/>
-      <w:pPr>
-        <w:ind w:left="5040" w:hanging="360"/>
-      </w:pPr>
-      <w:rPr>
-        <w:rFonts w:ascii="Symbol" w:hAnsi="Symbol" w:hint="default"/>
-      </w:rPr>
-    </w:lvl>
-    <w:lvl w:ilvl="7" w:tplc="04090003" w:tentative="1">
-      <w:start w:val="1"/>
-      <w:numFmt w:val="bullet"/>
-      <w:lvlText w:val="o"/>
-      <w:lvlJc w:val="left"/>
-      <w:pPr>
-        <w:ind w:left="5760" w:hanging="360"/>
-      </w:pPr>
-      <w:rPr>
-        <w:rFonts w:ascii="Courier New" w:hAnsi="Courier New" w:cs="Courier New" w:hint="default"/>
-      </w:rPr>
-    </w:lvl>
-    <w:lvl w:ilvl="8" w:tplc="04090005" w:tentative="1">
-      <w:start w:val="1"/>
-      <w:numFmt w:val="bullet"/>
-      <w:lvlText w:val=""/>
-      <w:lvlJc w:val="left"/>
-      <w:pPr>
-        <w:ind w:left="6480" w:hanging="360"/>
-      </w:pPr>
-      <w:rPr>
-        <w:rFonts w:ascii="Wingdings" w:hAnsi="Wingdings" w:hint="default"/>
-      </w:rPr>
-    </w:lvl>
-  </w:abstractNum>
-  <w:abstractNum w:abstractNumId="11">
-    <w:nsid w:val="3CAE3221"/>
-    <w:multiLevelType w:val="hybridMultilevel"/>
-    <w:tmpl w:val="D516683C"/>
-    <w:lvl w:ilvl="0" w:tplc="0409000B">
-      <w:start w:val="1"/>
-      <w:numFmt w:val="bullet"/>
-      <w:lvlText w:val=""/>
-      <w:lvlJc w:val="left"/>
-      <w:pPr>
-        <w:ind w:left="360" w:hanging="360"/>
-      </w:pPr>
-      <w:rPr>
-        <w:rFonts w:ascii="Wingdings" w:hAnsi="Wingdings" w:hint="default"/>
-      </w:rPr>
-    </w:lvl>
-    <w:lvl w:ilvl="1" w:tplc="04090003" w:tentative="1">
-      <w:start w:val="1"/>
-      <w:numFmt w:val="bullet"/>
-      <w:lvlText w:val="o"/>
-      <w:lvlJc w:val="left"/>
-      <w:pPr>
-        <w:ind w:left="1080" w:hanging="360"/>
-      </w:pPr>
-      <w:rPr>
-        <w:rFonts w:ascii="Courier New" w:hAnsi="Courier New" w:cs="Courier New" w:hint="default"/>
-      </w:rPr>
-    </w:lvl>
-    <w:lvl w:ilvl="2" w:tplc="04090005" w:tentative="1">
-      <w:start w:val="1"/>
-      <w:numFmt w:val="bullet"/>
-      <w:lvlText w:val=""/>
-      <w:lvlJc w:val="left"/>
-      <w:pPr>
-        <w:ind w:left="1800" w:hanging="360"/>
-      </w:pPr>
-      <w:rPr>
-        <w:rFonts w:ascii="Wingdings" w:hAnsi="Wingdings" w:hint="default"/>
-      </w:rPr>
-    </w:lvl>
-    <w:lvl w:ilvl="3" w:tplc="04090001" w:tentative="1">
-      <w:start w:val="1"/>
-      <w:numFmt w:val="bullet"/>
-      <w:lvlText w:val=""/>
-      <w:lvlJc w:val="left"/>
-      <w:pPr>
-        <w:ind w:left="2520" w:hanging="360"/>
-      </w:pPr>
-      <w:rPr>
-        <w:rFonts w:ascii="Symbol" w:hAnsi="Symbol" w:hint="default"/>
-      </w:rPr>
-    </w:lvl>
-    <w:lvl w:ilvl="4" w:tplc="04090003" w:tentative="1">
-      <w:start w:val="1"/>
-      <w:numFmt w:val="bullet"/>
-      <w:lvlText w:val="o"/>
-      <w:lvlJc w:val="left"/>
-      <w:pPr>
-        <w:ind w:left="3240" w:hanging="360"/>
-      </w:pPr>
-      <w:rPr>
-        <w:rFonts w:ascii="Courier New" w:hAnsi="Courier New" w:cs="Courier New" w:hint="default"/>
-      </w:rPr>
-    </w:lvl>
-    <w:lvl w:ilvl="5" w:tplc="04090005" w:tentative="1">
-      <w:start w:val="1"/>
-      <w:numFmt w:val="bullet"/>
-      <w:lvlText w:val=""/>
-      <w:lvlJc w:val="left"/>
-      <w:pPr>
-        <w:ind w:left="3960" w:hanging="360"/>
-      </w:pPr>
-      <w:rPr>
-        <w:rFonts w:ascii="Wingdings" w:hAnsi="Wingdings" w:hint="default"/>
-      </w:rPr>
-    </w:lvl>
-    <w:lvl w:ilvl="6" w:tplc="04090001" w:tentative="1">
-      <w:start w:val="1"/>
-      <w:numFmt w:val="bullet"/>
-      <w:lvlText w:val=""/>
-      <w:lvlJc w:val="left"/>
-      <w:pPr>
-        <w:ind w:left="4680" w:hanging="360"/>
-      </w:pPr>
-      <w:rPr>
-        <w:rFonts w:ascii="Symbol" w:hAnsi="Symbol" w:hint="default"/>
-      </w:rPr>
-    </w:lvl>
-    <w:lvl w:ilvl="7" w:tplc="04090003" w:tentative="1">
-      <w:start w:val="1"/>
-      <w:numFmt w:val="bullet"/>
-      <w:lvlText w:val="o"/>
-      <w:lvlJc w:val="left"/>
-      <w:pPr>
-        <w:ind w:left="5400" w:hanging="360"/>
-      </w:pPr>
-      <w:rPr>
-        <w:rFonts w:ascii="Courier New" w:hAnsi="Courier New" w:cs="Courier New" w:hint="default"/>
-      </w:rPr>
-    </w:lvl>
-    <w:lvl w:ilvl="8" w:tplc="04090005" w:tentative="1">
-      <w:start w:val="1"/>
-      <w:numFmt w:val="bullet"/>
-      <w:lvlText w:val=""/>
-      <w:lvlJc w:val="left"/>
-      <w:pPr>
-        <w:ind w:left="6120" w:hanging="360"/>
-      </w:pPr>
-      <w:rPr>
-        <w:rFonts w:ascii="Wingdings" w:hAnsi="Wingdings" w:hint="default"/>
-      </w:rPr>
-    </w:lvl>
-  </w:abstractNum>
-  <w:abstractNum w:abstractNumId="12">
-    <w:nsid w:val="52A26712"/>
-    <w:multiLevelType w:val="hybridMultilevel"/>
-    <w:tmpl w:val="E330509C"/>
-    <w:lvl w:ilvl="0" w:tplc="0409000B">
-      <w:start w:val="1"/>
-      <w:numFmt w:val="bullet"/>
-      <w:lvlText w:val=""/>
-      <w:lvlJc w:val="left"/>
-      <w:pPr>
-        <w:ind w:left="360" w:hanging="360"/>
-      </w:pPr>
-      <w:rPr>
-        <w:rFonts w:ascii="Wingdings" w:hAnsi="Wingdings" w:hint="default"/>
-      </w:rPr>
-    </w:lvl>
-    <w:lvl w:ilvl="1" w:tplc="04090003" w:tentative="1">
-      <w:start w:val="1"/>
-      <w:numFmt w:val="bullet"/>
-      <w:lvlText w:val="o"/>
-      <w:lvlJc w:val="left"/>
-      <w:pPr>
-        <w:ind w:left="1080" w:hanging="360"/>
-      </w:pPr>
-      <w:rPr>
-        <w:rFonts w:ascii="Courier New" w:hAnsi="Courier New" w:cs="Courier New" w:hint="default"/>
-      </w:rPr>
-    </w:lvl>
-    <w:lvl w:ilvl="2" w:tplc="04090005" w:tentative="1">
-      <w:start w:val="1"/>
-      <w:numFmt w:val="bullet"/>
-      <w:lvlText w:val=""/>
-      <w:lvlJc w:val="left"/>
-      <w:pPr>
-        <w:ind w:left="1800" w:hanging="360"/>
-      </w:pPr>
-      <w:rPr>
-        <w:rFonts w:ascii="Wingdings" w:hAnsi="Wingdings" w:hint="default"/>
-      </w:rPr>
-    </w:lvl>
-    <w:lvl w:ilvl="3" w:tplc="04090001" w:tentative="1">
-      <w:start w:val="1"/>
-      <w:numFmt w:val="bullet"/>
-      <w:lvlText w:val=""/>
-      <w:lvlJc w:val="left"/>
-      <w:pPr>
-        <w:ind w:left="2520" w:hanging="360"/>
-      </w:pPr>
-      <w:rPr>
-        <w:rFonts w:ascii="Symbol" w:hAnsi="Symbol" w:hint="default"/>
-      </w:rPr>
-    </w:lvl>
-    <w:lvl w:ilvl="4" w:tplc="04090003" w:tentative="1">
-      <w:start w:val="1"/>
-      <w:numFmt w:val="bullet"/>
-      <w:lvlText w:val="o"/>
-      <w:lvlJc w:val="left"/>
-      <w:pPr>
-        <w:ind w:left="3240" w:hanging="360"/>
-      </w:pPr>
-      <w:rPr>
-        <w:rFonts w:ascii="Courier New" w:hAnsi="Courier New" w:cs="Courier New" w:hint="default"/>
-      </w:rPr>
-    </w:lvl>
-    <w:lvl w:ilvl="5" w:tplc="04090005" w:tentative="1">
-      <w:start w:val="1"/>
-      <w:numFmt w:val="bullet"/>
-      <w:lvlText w:val=""/>
-      <w:lvlJc w:val="left"/>
-      <w:pPr>
-        <w:ind w:left="3960" w:hanging="360"/>
-      </w:pPr>
-      <w:rPr>
-        <w:rFonts w:ascii="Wingdings" w:hAnsi="Wingdings" w:hint="default"/>
-      </w:rPr>
-    </w:lvl>
-    <w:lvl w:ilvl="6" w:tplc="04090001" w:tentative="1">
-      <w:start w:val="1"/>
-      <w:numFmt w:val="bullet"/>
-      <w:lvlText w:val=""/>
-      <w:lvlJc w:val="left"/>
-      <w:pPr>
-        <w:ind w:left="4680" w:hanging="360"/>
-      </w:pPr>
-      <w:rPr>
-        <w:rFonts w:ascii="Symbol" w:hAnsi="Symbol" w:hint="default"/>
-      </w:rPr>
-    </w:lvl>
-    <w:lvl w:ilvl="7" w:tplc="04090003" w:tentative="1">
-      <w:start w:val="1"/>
-      <w:numFmt w:val="bullet"/>
-      <w:lvlText w:val="o"/>
-      <w:lvlJc w:val="left"/>
-      <w:pPr>
-        <w:ind w:left="5400" w:hanging="360"/>
-      </w:pPr>
-      <w:rPr>
-        <w:rFonts w:ascii="Courier New" w:hAnsi="Courier New" w:cs="Courier New" w:hint="default"/>
-      </w:rPr>
-    </w:lvl>
-    <w:lvl w:ilvl="8" w:tplc="04090005" w:tentative="1">
-      <w:start w:val="1"/>
-      <w:numFmt w:val="bullet"/>
-      <w:lvlText w:val=""/>
-      <w:lvlJc w:val="left"/>
-      <w:pPr>
-        <w:ind w:left="6120" w:hanging="360"/>
-      </w:pPr>
-      <w:rPr>
-        <w:rFonts w:ascii="Wingdings" w:hAnsi="Wingdings" w:hint="default"/>
-      </w:rPr>
-    </w:lvl>
-  </w:abstractNum>
-  <w:abstractNum w:abstractNumId="13">
-    <w:nsid w:val="613278FF"/>
-    <w:multiLevelType w:val="hybridMultilevel"/>
-    <w:tmpl w:val="3EB29D6A"/>
-    <w:lvl w:ilvl="0" w:tplc="0409000B">
-      <w:start w:val="1"/>
-      <w:numFmt w:val="bullet"/>
-      <w:lvlText w:val=""/>
-      <w:lvlJc w:val="left"/>
-      <w:pPr>
-        <w:ind w:left="360" w:hanging="360"/>
-      </w:pPr>
-      <w:rPr>
-        <w:rFonts w:ascii="Wingdings" w:hAnsi="Wingdings" w:hint="default"/>
-      </w:rPr>
-    </w:lvl>
-    <w:lvl w:ilvl="1" w:tplc="04090003" w:tentative="1">
-      <w:start w:val="1"/>
-      <w:numFmt w:val="bullet"/>
-      <w:lvlText w:val="o"/>
-      <w:lvlJc w:val="left"/>
-      <w:pPr>
-        <w:ind w:left="1080" w:hanging="360"/>
-      </w:pPr>
-      <w:rPr>
-        <w:rFonts w:ascii="Courier New" w:hAnsi="Courier New" w:cs="Courier New" w:hint="default"/>
-      </w:rPr>
-    </w:lvl>
-    <w:lvl w:ilvl="2" w:tplc="04090005" w:tentative="1">
-      <w:start w:val="1"/>
-      <w:numFmt w:val="bullet"/>
-      <w:lvlText w:val=""/>
-      <w:lvlJc w:val="left"/>
-      <w:pPr>
-        <w:ind w:left="1800" w:hanging="360"/>
-      </w:pPr>
-      <w:rPr>
-        <w:rFonts w:ascii="Wingdings" w:hAnsi="Wingdings" w:hint="default"/>
-      </w:rPr>
-    </w:lvl>
-    <w:lvl w:ilvl="3" w:tplc="04090001" w:tentative="1">
-      <w:start w:val="1"/>
-      <w:numFmt w:val="bullet"/>
-      <w:lvlText w:val=""/>
-      <w:lvlJc w:val="left"/>
-      <w:pPr>
-        <w:ind w:left="2520" w:hanging="360"/>
-      </w:pPr>
-      <w:rPr>
-        <w:rFonts w:ascii="Symbol" w:hAnsi="Symbol" w:hint="default"/>
-      </w:rPr>
-    </w:lvl>
-    <w:lvl w:ilvl="4" w:tplc="04090003" w:tentative="1">
-      <w:start w:val="1"/>
-      <w:numFmt w:val="bullet"/>
-      <w:lvlText w:val="o"/>
-      <w:lvlJc w:val="left"/>
-      <w:pPr>
-        <w:ind w:left="3240" w:hanging="360"/>
-      </w:pPr>
-      <w:rPr>
-        <w:rFonts w:ascii="Courier New" w:hAnsi="Courier New" w:cs="Courier New" w:hint="default"/>
-      </w:rPr>
-    </w:lvl>
-    <w:lvl w:ilvl="5" w:tplc="04090005" w:tentative="1">
-      <w:start w:val="1"/>
-      <w:numFmt w:val="bullet"/>
-      <w:lvlText w:val=""/>
-      <w:lvlJc w:val="left"/>
-      <w:pPr>
-        <w:ind w:left="3960" w:hanging="360"/>
-      </w:pPr>
-      <w:rPr>
-        <w:rFonts w:ascii="Wingdings" w:hAnsi="Wingdings" w:hint="default"/>
-      </w:rPr>
-    </w:lvl>
-    <w:lvl w:ilvl="6" w:tplc="04090001" w:tentative="1">
-      <w:start w:val="1"/>
-      <w:numFmt w:val="bullet"/>
-      <w:lvlText w:val=""/>
-      <w:lvlJc w:val="left"/>
-      <w:pPr>
-        <w:ind w:left="4680" w:hanging="360"/>
-      </w:pPr>
-      <w:rPr>
-        <w:rFonts w:ascii="Symbol" w:hAnsi="Symbol" w:hint="default"/>
-      </w:rPr>
-    </w:lvl>
-    <w:lvl w:ilvl="7" w:tplc="04090003" w:tentative="1">
-      <w:start w:val="1"/>
-      <w:numFmt w:val="bullet"/>
-      <w:lvlText w:val="o"/>
-      <w:lvlJc w:val="left"/>
-      <w:pPr>
-        <w:ind w:left="5400" w:hanging="360"/>
-      </w:pPr>
-      <w:rPr>
-        <w:rFonts w:ascii="Courier New" w:hAnsi="Courier New" w:cs="Courier New" w:hint="default"/>
-      </w:rPr>
-    </w:lvl>
-    <w:lvl w:ilvl="8" w:tplc="04090005" w:tentative="1">
-      <w:start w:val="1"/>
-      <w:numFmt w:val="bullet"/>
-      <w:lvlText w:val=""/>
-      <w:lvlJc w:val="left"/>
-      <w:pPr>
-        <w:ind w:left="6120" w:hanging="360"/>
-      </w:pPr>
-      <w:rPr>
-        <w:rFonts w:ascii="Wingdings" w:hAnsi="Wingdings" w:hint="default"/>
-      </w:rPr>
-    </w:lvl>
-  </w:abstractNum>
-  <w:abstractNum w:abstractNumId="14">
-    <w:nsid w:val="63B31851"/>
-    <w:multiLevelType w:val="multilevel"/>
-    <w:tmpl w:val="18609E1C"/>
-    <w:lvl w:ilvl="0">
-      <w:start w:val="1"/>
-      <w:numFmt w:val="bullet"/>
-      <w:lvlText w:val=""/>
-      <w:lvlJc w:val="left"/>
-      <w:pPr>
-        <w:tabs>
-          <w:tab w:val="num" w:pos="720"/>
-        </w:tabs>
-        <w:ind w:left="720" w:hanging="360"/>
-      </w:pPr>
-      <w:rPr>
-        <w:rFonts w:ascii="Symbol" w:hAnsi="Symbol" w:hint="default"/>
-        <w:sz w:val="20"/>
-      </w:rPr>
-    </w:lvl>
-    <w:lvl w:ilvl="1" w:tentative="1">
-      <w:start w:val="1"/>
-      <w:numFmt w:val="bullet"/>
-      <w:lvlText w:val="o"/>
-      <w:lvlJc w:val="left"/>
-      <w:pPr>
-        <w:tabs>
-          <w:tab w:val="num" w:pos="1440"/>
-        </w:tabs>
-        <w:ind w:left="1440" w:hanging="360"/>
-      </w:pPr>
-      <w:rPr>
-        <w:rFonts w:ascii="Courier New" w:hAnsi="Courier New" w:hint="default"/>
-        <w:sz w:val="20"/>
-      </w:rPr>
-    </w:lvl>
-    <w:lvl w:ilvl="2" w:tentative="1">
-      <w:start w:val="1"/>
-      <w:numFmt w:val="bullet"/>
-      <w:lvlText w:val=""/>
-      <w:lvlJc w:val="left"/>
-      <w:pPr>
-        <w:tabs>
-          <w:tab w:val="num" w:pos="2160"/>
-        </w:tabs>
-        <w:ind w:left="2160" w:hanging="360"/>
-      </w:pPr>
-      <w:rPr>
-        <w:rFonts w:ascii="Wingdings" w:hAnsi="Wingdings" w:hint="default"/>
-        <w:sz w:val="20"/>
-      </w:rPr>
-    </w:lvl>
-    <w:lvl w:ilvl="3" w:tentative="1">
-      <w:start w:val="1"/>
-      <w:numFmt w:val="bullet"/>
-      <w:lvlText w:val=""/>
-      <w:lvlJc w:val="left"/>
-      <w:pPr>
-        <w:tabs>
-          <w:tab w:val="num" w:pos="2880"/>
-        </w:tabs>
-        <w:ind w:left="2880" w:hanging="360"/>
-      </w:pPr>
-      <w:rPr>
-        <w:rFonts w:ascii="Wingdings" w:hAnsi="Wingdings" w:hint="default"/>
-        <w:sz w:val="20"/>
-      </w:rPr>
-    </w:lvl>
-    <w:lvl w:ilvl="4" w:tentative="1">
-      <w:start w:val="1"/>
-      <w:numFmt w:val="bullet"/>
-      <w:lvlText w:val=""/>
-      <w:lvlJc w:val="left"/>
-      <w:pPr>
-        <w:tabs>
-          <w:tab w:val="num" w:pos="3600"/>
-        </w:tabs>
-        <w:ind w:left="3600" w:hanging="360"/>
-      </w:pPr>
-      <w:rPr>
-        <w:rFonts w:ascii="Wingdings" w:hAnsi="Wingdings" w:hint="default"/>
-        <w:sz w:val="20"/>
-      </w:rPr>
-    </w:lvl>
-    <w:lvl w:ilvl="5" w:tentative="1">
-      <w:start w:val="1"/>
-      <w:numFmt w:val="bullet"/>
-      <w:lvlText w:val=""/>
-      <w:lvlJc w:val="left"/>
-      <w:pPr>
-        <w:tabs>
-          <w:tab w:val="num" w:pos="4320"/>
-        </w:tabs>
-        <w:ind w:left="4320" w:hanging="360"/>
-      </w:pPr>
-      <w:rPr>
-        <w:rFonts w:ascii="Wingdings" w:hAnsi="Wingdings" w:hint="default"/>
-        <w:sz w:val="20"/>
-      </w:rPr>
-    </w:lvl>
-    <w:lvl w:ilvl="6" w:tentative="1">
-      <w:start w:val="1"/>
-      <w:numFmt w:val="bullet"/>
-      <w:lvlText w:val=""/>
-      <w:lvlJc w:val="left"/>
-      <w:pPr>
-        <w:tabs>
-          <w:tab w:val="num" w:pos="5040"/>
-        </w:tabs>
-        <w:ind w:left="5040" w:hanging="360"/>
-      </w:pPr>
-      <w:rPr>
-        <w:rFonts w:ascii="Wingdings" w:hAnsi="Wingdings" w:hint="default"/>
-        <w:sz w:val="20"/>
-      </w:rPr>
-    </w:lvl>
-    <w:lvl w:ilvl="7" w:tentative="1">
-      <w:start w:val="1"/>
-      <w:numFmt w:val="bullet"/>
-      <w:lvlText w:val=""/>
-      <w:lvlJc w:val="left"/>
-      <w:pPr>
-        <w:tabs>
-          <w:tab w:val="num" w:pos="5760"/>
-        </w:tabs>
-        <w:ind w:left="5760" w:hanging="360"/>
-      </w:pPr>
-      <w:rPr>
-        <w:rFonts w:ascii="Wingdings" w:hAnsi="Wingdings" w:hint="default"/>
-        <w:sz w:val="20"/>
-      </w:rPr>
-    </w:lvl>
-    <w:lvl w:ilvl="8" w:tentative="1">
-      <w:start w:val="1"/>
-      <w:numFmt w:val="bullet"/>
-      <w:lvlText w:val=""/>
-      <w:lvlJc w:val="left"/>
-      <w:pPr>
-        <w:tabs>
-          <w:tab w:val="num" w:pos="6480"/>
-        </w:tabs>
-        <w:ind w:left="6480" w:hanging="360"/>
-      </w:pPr>
-      <w:rPr>
-        <w:rFonts w:ascii="Wingdings" w:hAnsi="Wingdings" w:hint="default"/>
-        <w:sz w:val="20"/>
-      </w:rPr>
-    </w:lvl>
-  </w:abstractNum>
-  <w:abstractNum w:abstractNumId="15">
-    <w:nsid w:val="6A1C10D9"/>
-    <w:multiLevelType w:val="hybridMultilevel"/>
-    <w:tmpl w:val="2E1C4E8A"/>
-    <w:lvl w:ilvl="0" w:tplc="0409000B">
-      <w:start w:val="1"/>
-      <w:numFmt w:val="bullet"/>
-      <w:lvlText w:val=""/>
-      <w:lvlJc w:val="left"/>
-      <w:pPr>
-        <w:ind w:left="360" w:hanging="360"/>
-      </w:pPr>
-      <w:rPr>
-        <w:rFonts w:ascii="Wingdings" w:hAnsi="Wingdings" w:hint="default"/>
-      </w:rPr>
-    </w:lvl>
-    <w:lvl w:ilvl="1" w:tplc="04090003" w:tentative="1">
-      <w:start w:val="1"/>
-      <w:numFmt w:val="bullet"/>
-      <w:lvlText w:val="o"/>
-      <w:lvlJc w:val="left"/>
-      <w:pPr>
-        <w:ind w:left="1080" w:hanging="360"/>
-      </w:pPr>
-      <w:rPr>
-        <w:rFonts w:ascii="Courier New" w:hAnsi="Courier New" w:cs="Courier New" w:hint="default"/>
-      </w:rPr>
-    </w:lvl>
-    <w:lvl w:ilvl="2" w:tplc="04090005" w:tentative="1">
-      <w:start w:val="1"/>
-      <w:numFmt w:val="bullet"/>
-      <w:lvlText w:val=""/>
-      <w:lvlJc w:val="left"/>
-      <w:pPr>
-        <w:ind w:left="1800" w:hanging="360"/>
-      </w:pPr>
-      <w:rPr>
-        <w:rFonts w:ascii="Wingdings" w:hAnsi="Wingdings" w:hint="default"/>
-      </w:rPr>
-    </w:lvl>
-    <w:lvl w:ilvl="3" w:tplc="04090001" w:tentative="1">
-      <w:start w:val="1"/>
-      <w:numFmt w:val="bullet"/>
-      <w:lvlText w:val=""/>
-      <w:lvlJc w:val="left"/>
-      <w:pPr>
-        <w:ind w:left="2520" w:hanging="360"/>
-      </w:pPr>
-      <w:rPr>
-        <w:rFonts w:ascii="Symbol" w:hAnsi="Symbol" w:hint="default"/>
-      </w:rPr>
-    </w:lvl>
-    <w:lvl w:ilvl="4" w:tplc="04090003" w:tentative="1">
-      <w:start w:val="1"/>
-      <w:numFmt w:val="bullet"/>
-      <w:lvlText w:val="o"/>
-      <w:lvlJc w:val="left"/>
-      <w:pPr>
-        <w:ind w:left="3240" w:hanging="360"/>
-      </w:pPr>
-      <w:rPr>
-        <w:rFonts w:ascii="Courier New" w:hAnsi="Courier New" w:cs="Courier New" w:hint="default"/>
-      </w:rPr>
-    </w:lvl>
-    <w:lvl w:ilvl="5" w:tplc="04090005" w:tentative="1">
-      <w:start w:val="1"/>
-      <w:numFmt w:val="bullet"/>
-      <w:lvlText w:val=""/>
-      <w:lvlJc w:val="left"/>
-      <w:pPr>
-        <w:ind w:left="3960" w:hanging="360"/>
-      </w:pPr>
-      <w:rPr>
-        <w:rFonts w:ascii="Wingdings" w:hAnsi="Wingdings" w:hint="default"/>
-      </w:rPr>
-    </w:lvl>
-    <w:lvl w:ilvl="6" w:tplc="04090001" w:tentative="1">
-      <w:start w:val="1"/>
-      <w:numFmt w:val="bullet"/>
-      <w:lvlText w:val=""/>
-      <w:lvlJc w:val="left"/>
-      <w:pPr>
-        <w:ind w:left="4680" w:hanging="360"/>
-      </w:pPr>
-      <w:rPr>
-        <w:rFonts w:ascii="Symbol" w:hAnsi="Symbol" w:hint="default"/>
-      </w:rPr>
-    </w:lvl>
-    <w:lvl w:ilvl="7" w:tplc="04090003" w:tentative="1">
-      <w:start w:val="1"/>
-      <w:numFmt w:val="bullet"/>
-      <w:lvlText w:val="o"/>
-      <w:lvlJc w:val="left"/>
-      <w:pPr>
-        <w:ind w:left="5400" w:hanging="360"/>
-      </w:pPr>
-      <w:rPr>
-        <w:rFonts w:ascii="Courier New" w:hAnsi="Courier New" w:cs="Courier New" w:hint="default"/>
-      </w:rPr>
-    </w:lvl>
-    <w:lvl w:ilvl="8" w:tplc="04090005" w:tentative="1">
-      <w:start w:val="1"/>
-      <w:numFmt w:val="bullet"/>
-      <w:lvlText w:val=""/>
-      <w:lvlJc w:val="left"/>
-      <w:pPr>
-        <w:ind w:left="6120" w:hanging="360"/>
-      </w:pPr>
-      <w:rPr>
-        <w:rFonts w:ascii="Wingdings" w:hAnsi="Wingdings" w:hint="default"/>
-      </w:rPr>
-    </w:lvl>
-  </w:abstractNum>
   <w:num w:numId="1">
-    <w:abstractNumId w:val="8"/>
-    <w:lvlOverride w:ilvl="0">
-      <w:startOverride w:val="1"/>
-    </w:lvlOverride>
+    <w:abstractNumId w:val="1"/>
   </w:num>
   <w:num w:numId="2">
+    <w:abstractNumId w:val="2"/>
+  </w:num>
+  <w:num w:numId="3">
+    <w:abstractNumId w:val="0"/>
+  </w:num>
+  <w:num w:numId="4">
+    <w:abstractNumId w:val="4"/>
+  </w:num>
+  <w:num w:numId="5">
+    <w:abstractNumId w:val="7"/>
+  </w:num>
+  <w:num w:numId="6">
+    <w:abstractNumId w:val="3"/>
+  </w:num>
+  <w:num w:numId="7">
     <w:abstractNumId w:val="5"/>
   </w:num>
-  <w:num w:numId="3">
-    <w:abstractNumId w:val="12"/>
-  </w:num>
-  <w:num w:numId="4">
-    <w:abstractNumId w:val="9"/>
-  </w:num>
-  <w:num w:numId="5">
-    <w:abstractNumId w:val="0"/>
-  </w:num>
-  <w:num w:numId="6">
-    <w:abstractNumId w:val="1"/>
-  </w:num>
-  <w:num w:numId="7">
-    <w:abstractNumId w:val="15"/>
-  </w:num>
   <w:num w:numId="8">
-    <w:abstractNumId w:val="10"/>
-  </w:num>
-  <w:num w:numId="9">
-    <w:abstractNumId w:val="13"/>
-  </w:num>
-  <w:num w:numId="10">
-    <w:abstractNumId w:val="4"/>
-  </w:num>
-  <w:num w:numId="11">
     <w:abstractNumId w:val="6"/>
   </w:num>
-  <w:num w:numId="12">
-    <w:abstractNumId w:val="11"/>
-  </w:num>
-  <w:num w:numId="13">
-    <w:abstractNumId w:val="7"/>
-  </w:num>
-  <w:num w:numId="14">
-    <w:abstractNumId w:val="14"/>
-  </w:num>
-  <w:num w:numId="15">
-    <w:abstractNumId w:val="3"/>
-  </w:num>
-  <w:num w:numId="16">
-    <w:abstractNumId w:val="2"/>
-  </w:num>
+  <w:numIdMacAtCleanup w:val="8"/>
 </w:numbering>
 </file>
 
@@ -7506,7 +6886,7 @@
     <w:basedOn w:val="DefaultParagraphFont"/>
     <w:uiPriority w:val="22"/>
     <w:qFormat/>
-    <w:rsid w:val="00B514BC"/>
+    <w:rsid w:val="00B230E7"/>
     <w:rPr>
       <w:b/>
       <w:bCs/>
@@ -7517,7 +6897,24 @@
     <w:basedOn w:val="Normal"/>
     <w:uiPriority w:val="99"/>
     <w:unhideWhenUsed/>
-    <w:rsid w:val="00B514BC"/>
+    <w:rsid w:val="00B230E7"/>
+    <w:pPr>
+      <w:spacing w:before="100" w:beforeAutospacing="1" w:after="100" w:afterAutospacing="1"/>
+    </w:pPr>
+    <w:rPr>
+      <w:sz w:val="24"/>
+      <w:szCs w:val="24"/>
+    </w:rPr>
+  </w:style>
+  <w:style w:type="character" w:customStyle="1" w:styleId="relative">
+    <w:name w:val="relative"/>
+    <w:basedOn w:val="DefaultParagraphFont"/>
+    <w:rsid w:val="00B230E7"/>
+  </w:style>
+  <w:style w:type="paragraph" w:customStyle="1" w:styleId="not-prose">
+    <w:name w:val="not-prose"/>
+    <w:basedOn w:val="Normal"/>
+    <w:rsid w:val="00B230E7"/>
     <w:pPr>
       <w:spacing w:before="100" w:beforeAutospacing="1" w:after="100" w:afterAutospacing="1"/>
     </w:pPr>
@@ -7839,7 +7236,7 @@
     <w:basedOn w:val="DefaultParagraphFont"/>
     <w:uiPriority w:val="22"/>
     <w:qFormat/>
-    <w:rsid w:val="00B514BC"/>
+    <w:rsid w:val="00B230E7"/>
     <w:rPr>
       <w:b/>
       <w:bCs/>
@@ -7850,7 +7247,24 @@
     <w:basedOn w:val="Normal"/>
     <w:uiPriority w:val="99"/>
     <w:unhideWhenUsed/>
-    <w:rsid w:val="00B514BC"/>
+    <w:rsid w:val="00B230E7"/>
+    <w:pPr>
+      <w:spacing w:before="100" w:beforeAutospacing="1" w:after="100" w:afterAutospacing="1"/>
+    </w:pPr>
+    <w:rPr>
+      <w:sz w:val="24"/>
+      <w:szCs w:val="24"/>
+    </w:rPr>
+  </w:style>
+  <w:style w:type="character" w:customStyle="1" w:styleId="relative">
+    <w:name w:val="relative"/>
+    <w:basedOn w:val="DefaultParagraphFont"/>
+    <w:rsid w:val="00B230E7"/>
+  </w:style>
+  <w:style w:type="paragraph" w:customStyle="1" w:styleId="not-prose">
+    <w:name w:val="not-prose"/>
+    <w:basedOn w:val="Normal"/>
+    <w:rsid w:val="00B230E7"/>
     <w:pPr>
       <w:spacing w:before="100" w:beforeAutospacing="1" w:after="100" w:afterAutospacing="1"/>
     </w:pPr>
@@ -8145,4 +7559,16 @@
   <a:objectDefaults/>
   <a:extraClrSchemeLst/>
 </a:theme>
+</file>
+
+<file path=customXml/item1.xml><?xml version="1.0" encoding="utf-8"?>
+<b:Sources xmlns:b="http://schemas.openxmlformats.org/officeDocument/2006/bibliography" xmlns="http://schemas.openxmlformats.org/officeDocument/2006/bibliography" SelectedStyle="\APA.XSL" StyleName="APA"/>
+</file>
+
+<file path=customXml/itemProps1.xml><?xml version="1.0" encoding="utf-8"?>
+<ds:datastoreItem xmlns:ds="http://schemas.openxmlformats.org/officeDocument/2006/customXml" ds:itemID="{FA12E37E-0B86-44C0-8085-0DFA01703F8F}">
+  <ds:schemaRefs>
+    <ds:schemaRef ds:uri="http://schemas.openxmlformats.org/officeDocument/2006/bibliography"/>
+  </ds:schemaRefs>
+</ds:datastoreItem>
 </file>
--- a/William/.Net React/William_Jackson.docx
+++ b/William/.Net React/William_Jackson.docx
@@ -171,16 +171,17 @@
     <w:p>
       <w:pPr>
         <w:pStyle w:val="NormalWeb"/>
+        <w:spacing w:before="0" w:beforeAutospacing="0" w:after="0" w:afterAutospacing="0"/>
         <w:jc w:val="both"/>
         <w:rPr>
           <w:rFonts w:ascii="Arial" w:hAnsi="Arial" w:cs="Arial"/>
-          <w:sz w:val="18"/>
-        </w:rPr>
-      </w:pPr>
-      <w:r>
-        <w:rPr>
-          <w:rFonts w:ascii="Arial" w:hAnsi="Arial" w:cs="Arial"/>
-          <w:sz w:val="18"/>
+          <w:sz w:val="20"/>
+        </w:rPr>
+      </w:pPr>
+      <w:r>
+        <w:rPr>
+          <w:rFonts w:ascii="Arial" w:hAnsi="Arial" w:cs="Arial"/>
+          <w:sz w:val="20"/>
         </w:rPr>
         <w:t xml:space="preserve">Senior Full-Stack Engineer with ~10 years of experience building </w:t>
       </w:r>
@@ -188,7 +189,7 @@
         <w:rPr>
           <w:rStyle w:val="Strong"/>
           <w:rFonts w:ascii="Arial" w:hAnsi="Arial" w:cs="Arial"/>
-          <w:sz w:val="18"/>
+          <w:sz w:val="20"/>
         </w:rPr>
         <w:t xml:space="preserve">React + </w:t>
       </w:r>
@@ -197,7 +198,7 @@
         <w:rPr>
           <w:rStyle w:val="Strong"/>
           <w:rFonts w:ascii="Arial" w:hAnsi="Arial" w:cs="Arial"/>
-          <w:sz w:val="18"/>
+          <w:sz w:val="20"/>
         </w:rPr>
         <w:t>TypeScript</w:t>
       </w:r>
@@ -206,14 +207,14 @@
         <w:rPr>
           <w:rStyle w:val="Strong"/>
           <w:rFonts w:ascii="Arial" w:hAnsi="Arial" w:cs="Arial"/>
-          <w:sz w:val="18"/>
+          <w:sz w:val="20"/>
         </w:rPr>
         <w:t xml:space="preserve"> frontends</w:t>
       </w:r>
       <w:r>
         <w:rPr>
           <w:rFonts w:ascii="Arial" w:hAnsi="Arial" w:cs="Arial"/>
-          <w:sz w:val="18"/>
+          <w:sz w:val="20"/>
         </w:rPr>
         <w:t xml:space="preserve"> and </w:t>
       </w:r>
@@ -221,7 +222,7 @@
         <w:rPr>
           <w:rStyle w:val="Strong"/>
           <w:rFonts w:ascii="Arial" w:hAnsi="Arial" w:cs="Arial"/>
-          <w:sz w:val="18"/>
+          <w:sz w:val="20"/>
         </w:rPr>
         <w:t>Node.js (Express/</w:t>
       </w:r>
@@ -230,7 +231,7 @@
         <w:rPr>
           <w:rStyle w:val="Strong"/>
           <w:rFonts w:ascii="Arial" w:hAnsi="Arial" w:cs="Arial"/>
-          <w:sz w:val="18"/>
+          <w:sz w:val="20"/>
         </w:rPr>
         <w:t>NestJS</w:t>
       </w:r>
@@ -239,14 +240,14 @@
         <w:rPr>
           <w:rStyle w:val="Strong"/>
           <w:rFonts w:ascii="Arial" w:hAnsi="Arial" w:cs="Arial"/>
-          <w:sz w:val="18"/>
+          <w:sz w:val="20"/>
         </w:rPr>
         <w:t>) backend services</w:t>
       </w:r>
       <w:r>
         <w:rPr>
           <w:rFonts w:ascii="Arial" w:hAnsi="Arial" w:cs="Arial"/>
-          <w:sz w:val="18"/>
+          <w:sz w:val="20"/>
         </w:rPr>
         <w:t xml:space="preserve"> operating on </w:t>
       </w:r>
@@ -254,14 +255,14 @@
         <w:rPr>
           <w:rStyle w:val="Strong"/>
           <w:rFonts w:ascii="Arial" w:hAnsi="Arial" w:cs="Arial"/>
-          <w:sz w:val="18"/>
+          <w:sz w:val="20"/>
         </w:rPr>
         <w:t>AWS-first cloud architectures</w:t>
       </w:r>
       <w:r>
         <w:rPr>
           <w:rFonts w:ascii="Arial" w:hAnsi="Arial" w:cs="Arial"/>
-          <w:sz w:val="18"/>
+          <w:sz w:val="20"/>
         </w:rPr>
         <w:t xml:space="preserve">. Strong background in designing </w:t>
       </w:r>
@@ -269,14 +270,14 @@
         <w:rPr>
           <w:rStyle w:val="Strong"/>
           <w:rFonts w:ascii="Arial" w:hAnsi="Arial" w:cs="Arial"/>
-          <w:sz w:val="18"/>
+          <w:sz w:val="20"/>
         </w:rPr>
         <w:t>event-driven systems</w:t>
       </w:r>
       <w:r>
         <w:rPr>
           <w:rFonts w:ascii="Arial" w:hAnsi="Arial" w:cs="Arial"/>
-          <w:sz w:val="18"/>
+          <w:sz w:val="20"/>
         </w:rPr>
         <w:t xml:space="preserve">, API gateways/BFF layers, distributed messaging pipelines, and production </w:t>
       </w:r>
@@ -284,7 +285,7 @@
       <w:r>
         <w:rPr>
           <w:rFonts w:ascii="Arial" w:hAnsi="Arial" w:cs="Arial"/>
-          <w:sz w:val="18"/>
+          <w:sz w:val="20"/>
         </w:rPr>
         <w:t>observability</w:t>
       </w:r>
@@ -292,7 +293,7 @@
       <w:r>
         <w:rPr>
           <w:rFonts w:ascii="Arial" w:hAnsi="Arial" w:cs="Arial"/>
-          <w:sz w:val="18"/>
+          <w:sz w:val="20"/>
         </w:rPr>
         <w:t xml:space="preserve"> using </w:t>
       </w:r>
@@ -301,7 +302,7 @@
         <w:rPr>
           <w:rStyle w:val="Strong"/>
           <w:rFonts w:ascii="Arial" w:hAnsi="Arial" w:cs="Arial"/>
-          <w:sz w:val="18"/>
+          <w:sz w:val="20"/>
         </w:rPr>
         <w:t>OpenTelemetry</w:t>
       </w:r>
@@ -310,16 +311,16 @@
         <w:rPr>
           <w:rStyle w:val="Strong"/>
           <w:rFonts w:ascii="Arial" w:hAnsi="Arial" w:cs="Arial"/>
-          <w:sz w:val="18"/>
-        </w:rPr>
-        <w:t xml:space="preserve">, </w:t>
-      </w:r>
-      <w:proofErr w:type="spellStart"/>
-      <w:r>
-        <w:rPr>
-          <w:rStyle w:val="Strong"/>
-          <w:rFonts w:ascii="Arial" w:hAnsi="Arial" w:cs="Arial"/>
-          <w:sz w:val="18"/>
+          <w:sz w:val="20"/>
+        </w:rPr>
+        <w:t xml:space="preserve">, </w:t>
+      </w:r>
+      <w:proofErr w:type="spellStart"/>
+      <w:r>
+        <w:rPr>
+          <w:rStyle w:val="Strong"/>
+          <w:rFonts w:ascii="Arial" w:hAnsi="Arial" w:cs="Arial"/>
+          <w:sz w:val="20"/>
         </w:rPr>
         <w:t>Datadog</w:t>
       </w:r>
@@ -328,7 +329,7 @@
         <w:rPr>
           <w:rStyle w:val="Strong"/>
           <w:rFonts w:ascii="Arial" w:hAnsi="Arial" w:cs="Arial"/>
-          <w:sz w:val="18"/>
+          <w:sz w:val="20"/>
         </w:rPr>
         <w:t xml:space="preserve">, and </w:t>
       </w:r>
@@ -337,7 +338,7 @@
         <w:rPr>
           <w:rStyle w:val="Strong"/>
           <w:rFonts w:ascii="Arial" w:hAnsi="Arial" w:cs="Arial"/>
-          <w:sz w:val="18"/>
+          <w:sz w:val="20"/>
         </w:rPr>
         <w:t>Grafana</w:t>
       </w:r>
@@ -345,7 +346,7 @@
       <w:r>
         <w:rPr>
           <w:rFonts w:ascii="Arial" w:hAnsi="Arial" w:cs="Arial"/>
-          <w:sz w:val="18"/>
+          <w:sz w:val="20"/>
         </w:rPr>
         <w:t xml:space="preserve">. </w:t>
       </w:r>
@@ -353,7 +354,7 @@
       <w:r>
         <w:rPr>
           <w:rFonts w:ascii="Arial" w:hAnsi="Arial" w:cs="Arial"/>
-          <w:sz w:val="18"/>
+          <w:sz w:val="20"/>
         </w:rPr>
         <w:t xml:space="preserve">Experienced in modernizing legacy monoliths into </w:t>
       </w:r>
@@ -361,7 +362,7 @@
         <w:rPr>
           <w:rStyle w:val="Strong"/>
           <w:rFonts w:ascii="Arial" w:hAnsi="Arial" w:cs="Arial"/>
-          <w:sz w:val="18"/>
+          <w:sz w:val="20"/>
         </w:rPr>
         <w:t xml:space="preserve">scalable </w:t>
       </w:r>
@@ -370,7 +371,7 @@
         <w:rPr>
           <w:rStyle w:val="Strong"/>
           <w:rFonts w:ascii="Arial" w:hAnsi="Arial" w:cs="Arial"/>
-          <w:sz w:val="18"/>
+          <w:sz w:val="20"/>
         </w:rPr>
         <w:t>microservices</w:t>
       </w:r>
@@ -378,7 +379,7 @@
       <w:r>
         <w:rPr>
           <w:rFonts w:ascii="Arial" w:hAnsi="Arial" w:cs="Arial"/>
-          <w:sz w:val="18"/>
+          <w:sz w:val="20"/>
         </w:rPr>
         <w:t>, implementing structured CI/CD pipelines, and improving reliability with SLO-driven alerting and defensive system design.</w:t>
       </w:r>
@@ -386,7 +387,7 @@
       <w:r>
         <w:rPr>
           <w:rFonts w:ascii="Arial" w:hAnsi="Arial" w:cs="Arial"/>
-          <w:sz w:val="18"/>
+          <w:sz w:val="20"/>
         </w:rPr>
         <w:t xml:space="preserve"> Comfortable owning architecture, mentoring engineers, and delivering maintainable systems that remain operable long after launch.</w:t>
       </w:r>
@@ -3249,16 +3250,7 @@
           <w:rFonts w:ascii="Arial" w:hAnsi="Arial" w:cs="Arial"/>
           <w:sz w:val="18"/>
         </w:rPr>
-        <w:t xml:space="preserve"> acr</w:t>
-      </w:r>
-      <w:bookmarkStart w:id="0" w:name="_GoBack"/>
-      <w:bookmarkEnd w:id="0"/>
-      <w:r>
-        <w:rPr>
-          <w:rFonts w:ascii="Arial" w:hAnsi="Arial" w:cs="Arial"/>
-          <w:sz w:val="18"/>
-        </w:rPr>
-        <w:t xml:space="preserve">oss </w:t>
+        <w:t xml:space="preserve"> across </w:t>
       </w:r>
       <w:r>
         <w:rPr>
@@ -4881,18 +4873,17 @@
           <w:rFonts w:ascii="Arial" w:hAnsi="Arial" w:cs="Arial"/>
           <w:sz w:val="18"/>
         </w:rPr>
-        <w:t>, enabling fast filtering for internal users without heavy database load.</w:t>
-      </w:r>
-    </w:p>
-    <w:p>
-      <w:pPr>
-        <w:pStyle w:val="NormalWeb"/>
-        <w:jc w:val="both"/>
-        <w:rPr>
-          <w:rFonts w:ascii="Arial" w:hAnsi="Arial" w:cs="Arial"/>
-          <w:sz w:val="18"/>
-        </w:rPr>
-      </w:pPr>
+        <w:t xml:space="preserve">, enabling fast filtering for internal users without heavy database </w:t>
+      </w:r>
+      <w:bookmarkStart w:id="0" w:name="_GoBack"/>
+      <w:bookmarkEnd w:id="0"/>
+      <w:r>
+        <w:rPr>
+          <w:rFonts w:ascii="Arial" w:hAnsi="Arial" w:cs="Arial"/>
+          <w:sz w:val="18"/>
+        </w:rPr>
+        <w:t>load.</w:t>
+      </w:r>
     </w:p>
     <w:p>
       <w:pPr>
@@ -7566,7 +7557,7 @@
 </file>
 
 <file path=customXml/itemProps1.xml><?xml version="1.0" encoding="utf-8"?>
-<ds:datastoreItem xmlns:ds="http://schemas.openxmlformats.org/officeDocument/2006/customXml" ds:itemID="{FA12E37E-0B86-44C0-8085-0DFA01703F8F}">
+<ds:datastoreItem xmlns:ds="http://schemas.openxmlformats.org/officeDocument/2006/customXml" ds:itemID="{ED2BA039-22E2-4E4C-934E-A45D5FCB2161}">
   <ds:schemaRefs>
     <ds:schemaRef ds:uri="http://schemas.openxmlformats.org/officeDocument/2006/bibliography"/>
   </ds:schemaRefs>

--- a/William/.Net React/William_Jackson.docx
+++ b/William/.Net React/William_Jackson.docx
@@ -183,7 +183,7 @@
           <w:rFonts w:ascii="Arial" w:hAnsi="Arial" w:cs="Arial"/>
           <w:sz w:val="20"/>
         </w:rPr>
-        <w:t xml:space="preserve">Senior Full-Stack Engineer with ~10 years of experience building </w:t>
+        <w:t xml:space="preserve">Senior Full-Stack Engineer with ~10 years building </w:t>
       </w:r>
       <w:r>
         <w:rPr>
@@ -205,26 +205,25 @@
       <w:proofErr w:type="spellEnd"/>
       <w:r>
         <w:rPr>
-          <w:rStyle w:val="Strong"/>
           <w:rFonts w:ascii="Arial" w:hAnsi="Arial" w:cs="Arial"/>
           <w:sz w:val="20"/>
         </w:rPr>
-        <w:t xml:space="preserve"> frontends</w:t>
-      </w:r>
-      <w:r>
-        <w:rPr>
+        <w:t xml:space="preserve"> frontends and </w:t>
+      </w:r>
+      <w:r>
+        <w:rPr>
+          <w:rStyle w:val="Strong"/>
           <w:rFonts w:ascii="Arial" w:hAnsi="Arial" w:cs="Arial"/>
           <w:sz w:val="20"/>
         </w:rPr>
-        <w:t xml:space="preserve"> and </w:t>
-      </w:r>
-      <w:r>
-        <w:rPr>
-          <w:rStyle w:val="Strong"/>
+        <w:t>.NET / ASP.NET Core</w:t>
+      </w:r>
+      <w:r>
+        <w:rPr>
           <w:rFonts w:ascii="Arial" w:hAnsi="Arial" w:cs="Arial"/>
           <w:sz w:val="20"/>
         </w:rPr>
-        <w:t>Node.js (Express/</w:t>
+        <w:t xml:space="preserve"> backend services for </w:t>
       </w:r>
       <w:proofErr w:type="spellStart"/>
       <w:r>
@@ -233,38 +232,40 @@
           <w:rFonts w:ascii="Arial" w:hAnsi="Arial" w:cs="Arial"/>
           <w:sz w:val="20"/>
         </w:rPr>
-        <w:t>NestJS</w:t>
-      </w:r>
-      <w:proofErr w:type="spellEnd"/>
-      <w:r>
-        <w:rPr>
-          <w:rStyle w:val="Strong"/>
+        <w:t>SaaS</w:t>
+      </w:r>
+      <w:proofErr w:type="spellEnd"/>
+      <w:r>
+        <w:rPr>
           <w:rFonts w:ascii="Arial" w:hAnsi="Arial" w:cs="Arial"/>
           <w:sz w:val="20"/>
         </w:rPr>
-        <w:t>) backend services</w:t>
-      </w:r>
-      <w:r>
-        <w:rPr>
+        <w:t xml:space="preserve"> products across </w:t>
+      </w:r>
+      <w:proofErr w:type="spellStart"/>
+      <w:r>
+        <w:rPr>
+          <w:rStyle w:val="Strong"/>
           <w:rFonts w:ascii="Arial" w:hAnsi="Arial" w:cs="Arial"/>
           <w:sz w:val="20"/>
         </w:rPr>
-        <w:t xml:space="preserve"> operating on </w:t>
-      </w:r>
+        <w:t>fintech</w:t>
+      </w:r>
+      <w:proofErr w:type="spellEnd"/>
       <w:r>
         <w:rPr>
           <w:rStyle w:val="Strong"/>
           <w:rFonts w:ascii="Arial" w:hAnsi="Arial" w:cs="Arial"/>
           <w:sz w:val="20"/>
         </w:rPr>
-        <w:t>AWS-first cloud architectures</w:t>
+        <w:t>-style operations, identity/security-heavy workflows, and data-intensive B2B platforms</w:t>
       </w:r>
       <w:r>
         <w:rPr>
           <w:rFonts w:ascii="Arial" w:hAnsi="Arial" w:cs="Arial"/>
           <w:sz w:val="20"/>
         </w:rPr>
-        <w:t xml:space="preserve">. Strong background in designing </w:t>
+        <w:t xml:space="preserve">. I specialize in </w:t>
       </w:r>
       <w:r>
         <w:rPr>
@@ -272,48 +273,123 @@
           <w:rFonts w:ascii="Arial" w:hAnsi="Arial" w:cs="Arial"/>
           <w:sz w:val="20"/>
         </w:rPr>
-        <w:t>event-driven systems</w:t>
+        <w:t>API-first design</w:t>
       </w:r>
       <w:r>
         <w:rPr>
           <w:rFonts w:ascii="Arial" w:hAnsi="Arial" w:cs="Arial"/>
           <w:sz w:val="20"/>
         </w:rPr>
-        <w:t xml:space="preserve">, API gateways/BFF layers, distributed messaging pipelines, and production </w:t>
-      </w:r>
-      <w:proofErr w:type="spellStart"/>
-      <w:r>
-        <w:rPr>
+        <w:t xml:space="preserve"> (versioning, pagination, stable error contracts), </w:t>
+      </w:r>
+      <w:r>
+        <w:rPr>
+          <w:rStyle w:val="Strong"/>
           <w:rFonts w:ascii="Arial" w:hAnsi="Arial" w:cs="Arial"/>
           <w:sz w:val="20"/>
         </w:rPr>
-        <w:t>observability</w:t>
-      </w:r>
-      <w:proofErr w:type="spellEnd"/>
+        <w:t>BFF/gateway patterns</w:t>
+      </w:r>
       <w:r>
         <w:rPr>
           <w:rFonts w:ascii="Arial" w:hAnsi="Arial" w:cs="Arial"/>
           <w:sz w:val="20"/>
         </w:rPr>
-        <w:t xml:space="preserve"> using </w:t>
-      </w:r>
-      <w:proofErr w:type="spellStart"/>
+        <w:t xml:space="preserve">, and </w:t>
+      </w:r>
       <w:r>
         <w:rPr>
           <w:rStyle w:val="Strong"/>
           <w:rFonts w:ascii="Arial" w:hAnsi="Arial" w:cs="Arial"/>
           <w:sz w:val="20"/>
         </w:rPr>
+        <w:t>event-driven processing</w:t>
+      </w:r>
+      <w:r>
+        <w:rPr>
+          <w:rFonts w:ascii="Arial" w:hAnsi="Arial" w:cs="Arial"/>
+          <w:sz w:val="20"/>
+        </w:rPr>
+        <w:t xml:space="preserve"> (queues/streams, </w:t>
+      </w:r>
+      <w:proofErr w:type="spellStart"/>
+      <w:r>
+        <w:rPr>
+          <w:rFonts w:ascii="Arial" w:hAnsi="Arial" w:cs="Arial"/>
+          <w:sz w:val="20"/>
+        </w:rPr>
+        <w:t>idempotency</w:t>
+      </w:r>
+      <w:proofErr w:type="spellEnd"/>
+      <w:r>
+        <w:rPr>
+          <w:rFonts w:ascii="Arial" w:hAnsi="Arial" w:cs="Arial"/>
+          <w:sz w:val="20"/>
+        </w:rPr>
+        <w:t xml:space="preserve">, </w:t>
+      </w:r>
+      <w:proofErr w:type="spellStart"/>
+      <w:r>
+        <w:rPr>
+          <w:rFonts w:ascii="Arial" w:hAnsi="Arial" w:cs="Arial"/>
+          <w:sz w:val="20"/>
+        </w:rPr>
+        <w:t>deduplication</w:t>
+      </w:r>
+      <w:proofErr w:type="spellEnd"/>
+      <w:r>
+        <w:rPr>
+          <w:rFonts w:ascii="Arial" w:hAnsi="Arial" w:cs="Arial"/>
+          <w:sz w:val="20"/>
+        </w:rPr>
+        <w:t xml:space="preserve">, DLQs) that stays reliable under retries, partial outages, and replay. I’ve modernized </w:t>
+      </w:r>
+      <w:r>
+        <w:rPr>
+          <w:rStyle w:val="Strong"/>
+          <w:rFonts w:ascii="Arial" w:hAnsi="Arial" w:cs="Arial"/>
+          <w:sz w:val="20"/>
+        </w:rPr>
+        <w:t>legacy .NET Framework-era</w:t>
+      </w:r>
+      <w:r>
+        <w:rPr>
+          <w:rFonts w:ascii="Arial" w:hAnsi="Arial" w:cs="Arial"/>
+          <w:sz w:val="20"/>
+        </w:rPr>
+        <w:t xml:space="preserve"> modules into </w:t>
+      </w:r>
+      <w:r>
+        <w:rPr>
+          <w:rStyle w:val="Strong"/>
+          <w:rFonts w:ascii="Arial" w:hAnsi="Arial" w:cs="Arial"/>
+          <w:sz w:val="20"/>
+        </w:rPr>
+        <w:t>modern .NET LTS</w:t>
+      </w:r>
+      <w:r>
+        <w:rPr>
+          <w:rFonts w:ascii="Arial" w:hAnsi="Arial" w:cs="Arial"/>
+          <w:sz w:val="20"/>
+        </w:rPr>
+        <w:t xml:space="preserve"> services, replacing fragile shared-state code with testable boundaries, safer deploy units, and measurable SLOs. Strong production mindset: </w:t>
+      </w:r>
+      <w:proofErr w:type="spellStart"/>
+      <w:r>
+        <w:rPr>
+          <w:rStyle w:val="Strong"/>
+          <w:rFonts w:ascii="Arial" w:hAnsi="Arial" w:cs="Arial"/>
+          <w:sz w:val="20"/>
+        </w:rPr>
         <w:t>OpenTelemetry</w:t>
       </w:r>
       <w:proofErr w:type="spellEnd"/>
       <w:r>
         <w:rPr>
-          <w:rStyle w:val="Strong"/>
           <w:rFonts w:ascii="Arial" w:hAnsi="Arial" w:cs="Arial"/>
           <w:sz w:val="20"/>
         </w:rPr>
-        <w:t xml:space="preserve">, </w:t>
+        <w:t xml:space="preserve"> traces/metrics/logs into </w:t>
       </w:r>
       <w:proofErr w:type="spellStart"/>
       <w:r>
@@ -331,7 +407,7 @@
           <w:rFonts w:ascii="Arial" w:hAnsi="Arial" w:cs="Arial"/>
           <w:sz w:val="20"/>
         </w:rPr>
-        <w:t xml:space="preserve">, and </w:t>
+        <w:t>/</w:t>
       </w:r>
       <w:proofErr w:type="spellStart"/>
       <w:r>
@@ -348,7 +424,23 @@
           <w:rFonts w:ascii="Arial" w:hAnsi="Arial" w:cs="Arial"/>
           <w:sz w:val="20"/>
         </w:rPr>
-        <w:t xml:space="preserve">. </w:t>
+        <w:t xml:space="preserve">, actionable </w:t>
+      </w:r>
+      <w:proofErr w:type="spellStart"/>
+      <w:r>
+        <w:rPr>
+          <w:rFonts w:ascii="Arial" w:hAnsi="Arial" w:cs="Arial"/>
+          <w:sz w:val="20"/>
+        </w:rPr>
+        <w:t>runbooks</w:t>
+      </w:r>
+      <w:proofErr w:type="spellEnd"/>
+      <w:r>
+        <w:rPr>
+          <w:rFonts w:ascii="Arial" w:hAnsi="Arial" w:cs="Arial"/>
+          <w:sz w:val="20"/>
+        </w:rPr>
+        <w:t xml:space="preserve">, and defensive design (rate limiting, circuit breakers, backpressure). </w:t>
       </w:r>
       <w:proofErr w:type="gramStart"/>
       <w:r>
@@ -356,41 +448,18 @@
           <w:rFonts w:ascii="Arial" w:hAnsi="Arial" w:cs="Arial"/>
           <w:sz w:val="20"/>
         </w:rPr>
-        <w:t xml:space="preserve">Experienced in modernizing legacy monoliths into </w:t>
-      </w:r>
-      <w:r>
-        <w:rPr>
-          <w:rStyle w:val="Strong"/>
+        <w:t>Comfortable owning architecture, mentorin</w:t>
+      </w:r>
+      <w:bookmarkStart w:id="0" w:name="_GoBack"/>
+      <w:bookmarkEnd w:id="0"/>
+      <w:r>
+        <w:rPr>
           <w:rFonts w:ascii="Arial" w:hAnsi="Arial" w:cs="Arial"/>
           <w:sz w:val="20"/>
         </w:rPr>
-        <w:t xml:space="preserve">scalable </w:t>
-      </w:r>
-      <w:proofErr w:type="spellStart"/>
-      <w:r>
-        <w:rPr>
-          <w:rStyle w:val="Strong"/>
-          <w:rFonts w:ascii="Arial" w:hAnsi="Arial" w:cs="Arial"/>
-          <w:sz w:val="20"/>
-        </w:rPr>
-        <w:t>microservices</w:t>
-      </w:r>
-      <w:proofErr w:type="spellEnd"/>
-      <w:r>
-        <w:rPr>
-          <w:rFonts w:ascii="Arial" w:hAnsi="Arial" w:cs="Arial"/>
-          <w:sz w:val="20"/>
-        </w:rPr>
-        <w:t>, implementing structured CI/CD pipelines, and improving reliability with SLO-driven alerting and defensive system design.</w:t>
+        <w:t>g engineers, and shipping maintainable systems that remain operable long after launch.</w:t>
       </w:r>
       <w:proofErr w:type="gramEnd"/>
-      <w:r>
-        <w:rPr>
-          <w:rFonts w:ascii="Arial" w:hAnsi="Arial" w:cs="Arial"/>
-          <w:sz w:val="20"/>
-        </w:rPr>
-        <w:t xml:space="preserve"> Comfortable owning architecture, mentoring engineers, and delivering maintainable systems that remain operable long after launch.</w:t>
-      </w:r>
     </w:p>
     <w:p>
       <w:pPr>
@@ -415,7 +484,7 @@
         <w:pStyle w:val="NormalWeb"/>
         <w:numPr>
           <w:ilvl w:val="0"/>
-          <w:numId w:val="1"/>
+          <w:numId w:val="19"/>
         </w:numPr>
         <w:jc w:val="both"/>
         <w:rPr>
@@ -512,6 +581,14 @@
       <w:proofErr w:type="spellEnd"/>
       <w:r>
         <w:rPr>
+          <w:rStyle w:val="Strong"/>
+          <w:rFonts w:ascii="Arial" w:hAnsi="Arial" w:cs="Arial"/>
+          <w:sz w:val="18"/>
+        </w:rPr>
+        <w:t xml:space="preserve"> Toolkit</w:t>
+      </w:r>
+      <w:r>
+        <w:rPr>
           <w:rFonts w:ascii="Arial" w:hAnsi="Arial" w:cs="Arial"/>
           <w:sz w:val="18"/>
         </w:rPr>
@@ -568,6 +645,21 @@
           <w:rFonts w:ascii="Arial" w:hAnsi="Arial" w:cs="Arial"/>
           <w:sz w:val="18"/>
         </w:rPr>
+        <w:t>Tailwind CSS</w:t>
+      </w:r>
+      <w:r>
+        <w:rPr>
+          <w:rFonts w:ascii="Arial" w:hAnsi="Arial" w:cs="Arial"/>
+          <w:sz w:val="18"/>
+        </w:rPr>
+        <w:t xml:space="preserve">, </w:t>
+      </w:r>
+      <w:r>
+        <w:rPr>
+          <w:rStyle w:val="Strong"/>
+          <w:rFonts w:ascii="Arial" w:hAnsi="Arial" w:cs="Arial"/>
+          <w:sz w:val="18"/>
+        </w:rPr>
         <w:t>Bootstrap</w:t>
       </w:r>
       <w:r>
@@ -577,14 +669,16 @@
         </w:rPr>
         <w:t xml:space="preserve">, </w:t>
       </w:r>
-      <w:r>
-        <w:rPr>
-          <w:rStyle w:val="Strong"/>
-          <w:rFonts w:ascii="Arial" w:hAnsi="Arial" w:cs="Arial"/>
-          <w:sz w:val="18"/>
-        </w:rPr>
-        <w:t>Tailwind CSS</w:t>
-      </w:r>
+      <w:proofErr w:type="spellStart"/>
+      <w:r>
+        <w:rPr>
+          <w:rStyle w:val="Strong"/>
+          <w:rFonts w:ascii="Arial" w:hAnsi="Arial" w:cs="Arial"/>
+          <w:sz w:val="18"/>
+        </w:rPr>
+        <w:t>Webpack</w:t>
+      </w:r>
+      <w:proofErr w:type="spellEnd"/>
       <w:r>
         <w:rPr>
           <w:rFonts w:ascii="Arial" w:hAnsi="Arial" w:cs="Arial"/>
@@ -599,7 +693,7 @@
           <w:rFonts w:ascii="Arial" w:hAnsi="Arial" w:cs="Arial"/>
           <w:sz w:val="18"/>
         </w:rPr>
-        <w:t>Webpack</w:t>
+        <w:t>Vite</w:t>
       </w:r>
       <w:proofErr w:type="spellEnd"/>
       <w:r>
@@ -609,37 +703,20 @@
         </w:rPr>
         <w:t xml:space="preserve">, </w:t>
       </w:r>
-      <w:proofErr w:type="spellStart"/>
-      <w:r>
-        <w:rPr>
-          <w:rStyle w:val="Strong"/>
-          <w:rFonts w:ascii="Arial" w:hAnsi="Arial" w:cs="Arial"/>
-          <w:sz w:val="18"/>
-        </w:rPr>
-        <w:t>Vite</w:t>
-      </w:r>
-      <w:proofErr w:type="spellEnd"/>
-      <w:r>
-        <w:rPr>
-          <w:rFonts w:ascii="Arial" w:hAnsi="Arial" w:cs="Arial"/>
-          <w:sz w:val="18"/>
-        </w:rPr>
-        <w:t xml:space="preserve">, </w:t>
-      </w:r>
-      <w:r>
-        <w:rPr>
-          <w:rStyle w:val="Strong"/>
-          <w:rFonts w:ascii="Arial" w:hAnsi="Arial" w:cs="Arial"/>
-          <w:sz w:val="18"/>
-        </w:rPr>
-        <w:t>component design systems</w:t>
-      </w:r>
-      <w:r>
-        <w:rPr>
-          <w:rFonts w:ascii="Arial" w:hAnsi="Arial" w:cs="Arial"/>
-          <w:sz w:val="18"/>
-        </w:rPr>
-        <w:t xml:space="preserve">, </w:t>
+      <w:r>
+        <w:rPr>
+          <w:rStyle w:val="Strong"/>
+          <w:rFonts w:ascii="Arial" w:hAnsi="Arial" w:cs="Arial"/>
+          <w:sz w:val="18"/>
+        </w:rPr>
+        <w:t>Storybook</w:t>
+      </w:r>
+      <w:r>
+        <w:rPr>
+          <w:rFonts w:ascii="Arial" w:hAnsi="Arial" w:cs="Arial"/>
+          <w:sz w:val="18"/>
+        </w:rPr>
+        <w:t xml:space="preserve"> (design systems), </w:t>
       </w:r>
       <w:r>
         <w:rPr>
@@ -654,30 +731,53 @@
           <w:rFonts w:ascii="Arial" w:hAnsi="Arial" w:cs="Arial"/>
           <w:sz w:val="18"/>
         </w:rPr>
-        <w:t xml:space="preserve">, </w:t>
-      </w:r>
-      <w:r>
-        <w:rPr>
-          <w:rStyle w:val="Strong"/>
-          <w:rFonts w:ascii="Arial" w:hAnsi="Arial" w:cs="Arial"/>
-          <w:sz w:val="18"/>
-        </w:rPr>
-        <w:t>SSR/ISR patterns</w:t>
-      </w:r>
-      <w:r>
-        <w:rPr>
-          <w:rFonts w:ascii="Arial" w:hAnsi="Arial" w:cs="Arial"/>
-          <w:sz w:val="18"/>
-        </w:rPr>
-        <w:t xml:space="preserve">, </w:t>
-      </w:r>
-      <w:r>
-        <w:rPr>
-          <w:rStyle w:val="Strong"/>
-          <w:rFonts w:ascii="Arial" w:hAnsi="Arial" w:cs="Arial"/>
-          <w:sz w:val="18"/>
-        </w:rPr>
-        <w:t>micro-frontend integration patterns</w:t>
+        <w:t xml:space="preserve"> (WCAG/ARIA), </w:t>
+      </w:r>
+      <w:r>
+        <w:rPr>
+          <w:rStyle w:val="Strong"/>
+          <w:rFonts w:ascii="Arial" w:hAnsi="Arial" w:cs="Arial"/>
+          <w:sz w:val="18"/>
+        </w:rPr>
+        <w:t>SSR/ISR</w:t>
+      </w:r>
+      <w:r>
+        <w:rPr>
+          <w:rFonts w:ascii="Arial" w:hAnsi="Arial" w:cs="Arial"/>
+          <w:sz w:val="18"/>
+        </w:rPr>
+        <w:t xml:space="preserve"> patterns, </w:t>
+      </w:r>
+      <w:r>
+        <w:rPr>
+          <w:rStyle w:val="Strong"/>
+          <w:rFonts w:ascii="Arial" w:hAnsi="Arial" w:cs="Arial"/>
+          <w:sz w:val="18"/>
+        </w:rPr>
+        <w:t>micro-frontend</w:t>
+      </w:r>
+      <w:r>
+        <w:rPr>
+          <w:rFonts w:ascii="Arial" w:hAnsi="Arial" w:cs="Arial"/>
+          <w:sz w:val="18"/>
+        </w:rPr>
+        <w:t xml:space="preserve"> integration patterns, performance tuning (code-splitting, </w:t>
+      </w:r>
+      <w:proofErr w:type="spellStart"/>
+      <w:r>
+        <w:rPr>
+          <w:rFonts w:ascii="Arial" w:hAnsi="Arial" w:cs="Arial"/>
+          <w:sz w:val="18"/>
+        </w:rPr>
+        <w:t>memoization</w:t>
+      </w:r>
+      <w:proofErr w:type="spellEnd"/>
+      <w:r>
+        <w:rPr>
+          <w:rFonts w:ascii="Arial" w:hAnsi="Arial" w:cs="Arial"/>
+          <w:sz w:val="18"/>
+        </w:rPr>
+        <w:t>, bundle analysis)</w:t>
       </w:r>
     </w:p>
     <w:p>
@@ -685,7 +785,7 @@
         <w:pStyle w:val="NormalWeb"/>
         <w:numPr>
           <w:ilvl w:val="0"/>
-          <w:numId w:val="1"/>
+          <w:numId w:val="19"/>
         </w:numPr>
         <w:jc w:val="both"/>
         <w:rPr>
@@ -714,7 +814,7 @@
           <w:rFonts w:ascii="Arial" w:hAnsi="Arial" w:cs="Arial"/>
           <w:sz w:val="18"/>
         </w:rPr>
-        <w:t>Node.js</w:t>
+        <w:t>C#</w:t>
       </w:r>
       <w:r>
         <w:rPr>
@@ -729,7 +829,7 @@
           <w:rFonts w:ascii="Arial" w:hAnsi="Arial" w:cs="Arial"/>
           <w:sz w:val="18"/>
         </w:rPr>
-        <w:t>Express</w:t>
+        <w:t>.NET</w:t>
       </w:r>
       <w:r>
         <w:rPr>
@@ -744,6 +844,21 @@
           <w:rFonts w:ascii="Arial" w:hAnsi="Arial" w:cs="Arial"/>
           <w:sz w:val="18"/>
         </w:rPr>
+        <w:t>ASP.NET Core Web API</w:t>
+      </w:r>
+      <w:r>
+        <w:rPr>
+          <w:rFonts w:ascii="Arial" w:hAnsi="Arial" w:cs="Arial"/>
+          <w:sz w:val="18"/>
+        </w:rPr>
+        <w:t xml:space="preserve">, minimal APIs, </w:t>
+      </w:r>
+      <w:r>
+        <w:rPr>
+          <w:rStyle w:val="Strong"/>
+          <w:rFonts w:ascii="Arial" w:hAnsi="Arial" w:cs="Arial"/>
+          <w:sz w:val="18"/>
+        </w:rPr>
         <w:t>REST APIs</w:t>
       </w:r>
       <w:r>
@@ -768,163 +883,90 @@
           <w:rFonts w:ascii="Arial" w:hAnsi="Arial" w:cs="Arial"/>
           <w:sz w:val="18"/>
         </w:rPr>
+        <w:t xml:space="preserve"> (schema-first), </w:t>
+      </w:r>
+      <w:proofErr w:type="spellStart"/>
+      <w:r>
+        <w:rPr>
+          <w:rFonts w:ascii="Arial" w:hAnsi="Arial" w:cs="Arial"/>
+          <w:sz w:val="18"/>
+        </w:rPr>
+        <w:t>microservices</w:t>
+      </w:r>
+      <w:proofErr w:type="spellEnd"/>
+      <w:r>
+        <w:rPr>
+          <w:rFonts w:ascii="Arial" w:hAnsi="Arial" w:cs="Arial"/>
+          <w:sz w:val="18"/>
+        </w:rPr>
+        <w:t xml:space="preserve">, distributed systems, </w:t>
+      </w:r>
+      <w:r>
+        <w:rPr>
+          <w:rStyle w:val="Strong"/>
+          <w:rFonts w:ascii="Arial" w:hAnsi="Arial" w:cs="Arial"/>
+          <w:sz w:val="18"/>
+        </w:rPr>
+        <w:t>event-driven architecture</w:t>
+      </w:r>
+      <w:r>
+        <w:rPr>
+          <w:rFonts w:ascii="Arial" w:hAnsi="Arial" w:cs="Arial"/>
+          <w:sz w:val="18"/>
+        </w:rPr>
+        <w:t>, background workers (</w:t>
+      </w:r>
+      <w:r>
+        <w:rPr>
+          <w:rStyle w:val="Strong"/>
+          <w:rFonts w:ascii="Arial" w:hAnsi="Arial" w:cs="Arial"/>
+          <w:sz w:val="18"/>
+        </w:rPr>
+        <w:t>Hosted Services</w:t>
+      </w:r>
+      <w:r>
+        <w:rPr>
+          <w:rFonts w:ascii="Arial" w:hAnsi="Arial" w:cs="Arial"/>
+          <w:sz w:val="18"/>
+        </w:rPr>
+        <w:t xml:space="preserve">), </w:t>
+      </w:r>
+      <w:proofErr w:type="spellStart"/>
+      <w:r>
+        <w:rPr>
+          <w:rStyle w:val="Strong"/>
+          <w:rFonts w:ascii="Arial" w:hAnsi="Arial" w:cs="Arial"/>
+          <w:sz w:val="18"/>
+        </w:rPr>
+        <w:t>WebSockets</w:t>
+      </w:r>
+      <w:proofErr w:type="spellEnd"/>
+      <w:r>
+        <w:rPr>
+          <w:rFonts w:ascii="Arial" w:hAnsi="Arial" w:cs="Arial"/>
+          <w:sz w:val="18"/>
+        </w:rPr>
+        <w:t xml:space="preserve">, API versioning &amp; deprecation, rate limiting, </w:t>
+      </w:r>
+      <w:proofErr w:type="spellStart"/>
+      <w:r>
+        <w:rPr>
+          <w:rFonts w:ascii="Arial" w:hAnsi="Arial" w:cs="Arial"/>
+          <w:sz w:val="18"/>
+        </w:rPr>
+        <w:t>idempotency</w:t>
+      </w:r>
+      <w:proofErr w:type="spellEnd"/>
+      <w:r>
+        <w:rPr>
+          <w:rFonts w:ascii="Arial" w:hAnsi="Arial" w:cs="Arial"/>
+          <w:sz w:val="18"/>
+        </w:rPr>
         <w:t xml:space="preserve">, </w:t>
       </w:r>
-      <w:r>
-        <w:rPr>
-          <w:rStyle w:val="Strong"/>
-          <w:rFonts w:ascii="Arial" w:hAnsi="Arial" w:cs="Arial"/>
-          <w:sz w:val="18"/>
-        </w:rPr>
-        <w:t xml:space="preserve">Apollo </w:t>
-      </w:r>
-      <w:proofErr w:type="spellStart"/>
-      <w:r>
-        <w:rPr>
-          <w:rStyle w:val="Strong"/>
-          <w:rFonts w:ascii="Arial" w:hAnsi="Arial" w:cs="Arial"/>
-          <w:sz w:val="18"/>
-        </w:rPr>
-        <w:t>GraphQL</w:t>
-      </w:r>
-      <w:proofErr w:type="spellEnd"/>
-      <w:r>
-        <w:rPr>
-          <w:rFonts w:ascii="Arial" w:hAnsi="Arial" w:cs="Arial"/>
-          <w:sz w:val="18"/>
-        </w:rPr>
-        <w:t xml:space="preserve">, </w:t>
-      </w:r>
-      <w:proofErr w:type="spellStart"/>
-      <w:r>
-        <w:rPr>
-          <w:rStyle w:val="Strong"/>
-          <w:rFonts w:ascii="Arial" w:hAnsi="Arial" w:cs="Arial"/>
-          <w:sz w:val="18"/>
-        </w:rPr>
-        <w:t>microservices</w:t>
-      </w:r>
-      <w:proofErr w:type="spellEnd"/>
-      <w:r>
-        <w:rPr>
-          <w:rFonts w:ascii="Arial" w:hAnsi="Arial" w:cs="Arial"/>
-          <w:sz w:val="18"/>
-        </w:rPr>
-        <w:t xml:space="preserve">, </w:t>
-      </w:r>
-      <w:r>
-        <w:rPr>
-          <w:rStyle w:val="Strong"/>
-          <w:rFonts w:ascii="Arial" w:hAnsi="Arial" w:cs="Arial"/>
-          <w:sz w:val="18"/>
-        </w:rPr>
-        <w:t>distributed systems</w:t>
-      </w:r>
-      <w:r>
-        <w:rPr>
-          <w:rFonts w:ascii="Arial" w:hAnsi="Arial" w:cs="Arial"/>
-          <w:sz w:val="18"/>
-        </w:rPr>
-        <w:t xml:space="preserve">, </w:t>
-      </w:r>
-      <w:r>
-        <w:rPr>
-          <w:rStyle w:val="Strong"/>
-          <w:rFonts w:ascii="Arial" w:hAnsi="Arial" w:cs="Arial"/>
-          <w:sz w:val="18"/>
-        </w:rPr>
-        <w:t>event-driven architecture</w:t>
-      </w:r>
-      <w:r>
-        <w:rPr>
-          <w:rFonts w:ascii="Arial" w:hAnsi="Arial" w:cs="Arial"/>
-          <w:sz w:val="18"/>
-        </w:rPr>
-        <w:t xml:space="preserve">, </w:t>
-      </w:r>
-      <w:r>
-        <w:rPr>
-          <w:rStyle w:val="Strong"/>
-          <w:rFonts w:ascii="Arial" w:hAnsi="Arial" w:cs="Arial"/>
-          <w:sz w:val="18"/>
-        </w:rPr>
-        <w:t>background jobs</w:t>
-      </w:r>
-      <w:r>
-        <w:rPr>
-          <w:rFonts w:ascii="Arial" w:hAnsi="Arial" w:cs="Arial"/>
-          <w:sz w:val="18"/>
-        </w:rPr>
-        <w:t xml:space="preserve">, </w:t>
-      </w:r>
-      <w:proofErr w:type="spellStart"/>
-      <w:r>
-        <w:rPr>
-          <w:rStyle w:val="Strong"/>
-          <w:rFonts w:ascii="Arial" w:hAnsi="Arial" w:cs="Arial"/>
-          <w:sz w:val="18"/>
-        </w:rPr>
-        <w:t>WebSockets</w:t>
-      </w:r>
-      <w:proofErr w:type="spellEnd"/>
-      <w:r>
-        <w:rPr>
-          <w:rFonts w:ascii="Arial" w:hAnsi="Arial" w:cs="Arial"/>
-          <w:sz w:val="18"/>
-        </w:rPr>
-        <w:t xml:space="preserve">, </w:t>
-      </w:r>
-      <w:r>
-        <w:rPr>
-          <w:rStyle w:val="Strong"/>
-          <w:rFonts w:ascii="Arial" w:hAnsi="Arial" w:cs="Arial"/>
-          <w:sz w:val="18"/>
-        </w:rPr>
-        <w:t>API versioning &amp; deprecation</w:t>
-      </w:r>
-      <w:r>
-        <w:rPr>
-          <w:rFonts w:ascii="Arial" w:hAnsi="Arial" w:cs="Arial"/>
-          <w:sz w:val="18"/>
-        </w:rPr>
-        <w:t xml:space="preserve">, </w:t>
-      </w:r>
-      <w:r>
-        <w:rPr>
-          <w:rStyle w:val="Strong"/>
-          <w:rFonts w:ascii="Arial" w:hAnsi="Arial" w:cs="Arial"/>
-          <w:sz w:val="18"/>
-        </w:rPr>
-        <w:t>rate limiting</w:t>
-      </w:r>
-      <w:r>
-        <w:rPr>
-          <w:rFonts w:ascii="Arial" w:hAnsi="Arial" w:cs="Arial"/>
-          <w:sz w:val="18"/>
-        </w:rPr>
-        <w:t xml:space="preserve">, </w:t>
-      </w:r>
-      <w:proofErr w:type="spellStart"/>
-      <w:r>
-        <w:rPr>
-          <w:rStyle w:val="Strong"/>
-          <w:rFonts w:ascii="Arial" w:hAnsi="Arial" w:cs="Arial"/>
-          <w:sz w:val="18"/>
-        </w:rPr>
-        <w:t>idempotency</w:t>
-      </w:r>
-      <w:proofErr w:type="spellEnd"/>
-      <w:r>
-        <w:rPr>
-          <w:rFonts w:ascii="Arial" w:hAnsi="Arial" w:cs="Arial"/>
-          <w:sz w:val="18"/>
-        </w:rPr>
-        <w:t xml:space="preserve">, </w:t>
-      </w:r>
-      <w:proofErr w:type="spellStart"/>
-      <w:r>
-        <w:rPr>
-          <w:rStyle w:val="Strong"/>
+      <w:proofErr w:type="spellStart"/>
+      <w:r>
+        <w:rPr>
           <w:rFonts w:ascii="Arial" w:hAnsi="Arial" w:cs="Arial"/>
           <w:sz w:val="18"/>
         </w:rPr>
@@ -936,15 +978,39 @@
           <w:rFonts w:ascii="Arial" w:hAnsi="Arial" w:cs="Arial"/>
           <w:sz w:val="18"/>
         </w:rPr>
-        <w:t xml:space="preserve">, </w:t>
-      </w:r>
-      <w:r>
-        <w:rPr>
-          <w:rStyle w:val="Strong"/>
-          <w:rFonts w:ascii="Arial" w:hAnsi="Arial" w:cs="Arial"/>
-          <w:sz w:val="18"/>
-        </w:rPr>
-        <w:t>secure coding (OWASP-aligned)</w:t>
+        <w:t xml:space="preserve">, secure coding (OWASP-aligned), </w:t>
+      </w:r>
+      <w:proofErr w:type="spellStart"/>
+      <w:r>
+        <w:rPr>
+          <w:rFonts w:ascii="Arial" w:hAnsi="Arial" w:cs="Arial"/>
+          <w:sz w:val="18"/>
+        </w:rPr>
+        <w:t>authn</w:t>
+      </w:r>
+      <w:proofErr w:type="spellEnd"/>
+      <w:r>
+        <w:rPr>
+          <w:rFonts w:ascii="Arial" w:hAnsi="Arial" w:cs="Arial"/>
+          <w:sz w:val="18"/>
+        </w:rPr>
+        <w:t>/</w:t>
+      </w:r>
+      <w:proofErr w:type="spellStart"/>
+      <w:r>
+        <w:rPr>
+          <w:rFonts w:ascii="Arial" w:hAnsi="Arial" w:cs="Arial"/>
+          <w:sz w:val="18"/>
+        </w:rPr>
+        <w:t>authz</w:t>
+      </w:r>
+      <w:proofErr w:type="spellEnd"/>
+      <w:r>
+        <w:rPr>
+          <w:rFonts w:ascii="Arial" w:hAnsi="Arial" w:cs="Arial"/>
+          <w:sz w:val="18"/>
+        </w:rPr>
+        <w:t xml:space="preserve"> middleware, validation pipelines</w:t>
       </w:r>
     </w:p>
     <w:p>
@@ -952,7 +1018,7 @@
         <w:pStyle w:val="NormalWeb"/>
         <w:numPr>
           <w:ilvl w:val="0"/>
-          <w:numId w:val="1"/>
+          <w:numId w:val="19"/>
         </w:numPr>
         <w:jc w:val="both"/>
         <w:rPr>
@@ -1193,13 +1259,20 @@
         <w:t>BigQuery</w:t>
       </w:r>
       <w:proofErr w:type="spellEnd"/>
+      <w:r>
+        <w:rPr>
+          <w:rFonts w:ascii="Arial" w:hAnsi="Arial" w:cs="Arial"/>
+          <w:sz w:val="18"/>
+        </w:rPr>
+        <w:t xml:space="preserve"> • data modeling, indexing strategies, query-plan tuning, cache key/TTL design</w:t>
+      </w:r>
     </w:p>
     <w:p>
       <w:pPr>
         <w:pStyle w:val="NormalWeb"/>
         <w:numPr>
           <w:ilvl w:val="0"/>
-          <w:numId w:val="1"/>
+          <w:numId w:val="19"/>
         </w:numPr>
         <w:jc w:val="both"/>
         <w:rPr>
@@ -1230,7 +1303,22 @@
           <w:rFonts w:ascii="Arial" w:hAnsi="Arial" w:cs="Arial"/>
           <w:sz w:val="18"/>
         </w:rPr>
-        <w:t xml:space="preserve"> — AWS (primary): </w:t>
+        <w:t xml:space="preserve"> — </w:t>
+      </w:r>
+      <w:r>
+        <w:rPr>
+          <w:rStyle w:val="Strong"/>
+          <w:rFonts w:ascii="Arial" w:hAnsi="Arial" w:cs="Arial"/>
+          <w:sz w:val="18"/>
+        </w:rPr>
+        <w:t>AWS</w:t>
+      </w:r>
+      <w:r>
+        <w:rPr>
+          <w:rFonts w:ascii="Arial" w:hAnsi="Arial" w:cs="Arial"/>
+          <w:sz w:val="18"/>
+        </w:rPr>
+        <w:t xml:space="preserve"> (primary): </w:t>
       </w:r>
       <w:r>
         <w:rPr>
@@ -1600,7 +1688,7 @@
           <w:rFonts w:ascii="Arial" w:hAnsi="Arial" w:cs="Arial"/>
           <w:sz w:val="18"/>
         </w:rPr>
-        <w:t xml:space="preserve"> (consumer/integrator) • </w:t>
+        <w:t xml:space="preserve"> • </w:t>
       </w:r>
       <w:proofErr w:type="spellStart"/>
       <w:r>
@@ -1817,13 +1905,20 @@
         <w:t>CircleCI</w:t>
       </w:r>
       <w:proofErr w:type="spellEnd"/>
+      <w:r>
+        <w:rPr>
+          <w:rFonts w:ascii="Arial" w:hAnsi="Arial" w:cs="Arial"/>
+          <w:sz w:val="18"/>
+        </w:rPr>
+        <w:t xml:space="preserve"> • release strategies (blue/green, canary), secrets management</w:t>
+      </w:r>
     </w:p>
     <w:p>
       <w:pPr>
         <w:pStyle w:val="NormalWeb"/>
         <w:numPr>
           <w:ilvl w:val="0"/>
-          <w:numId w:val="1"/>
+          <w:numId w:val="19"/>
         </w:numPr>
         <w:jc w:val="both"/>
         <w:rPr>
@@ -1952,6 +2047,41 @@
           <w:rFonts w:ascii="Arial" w:hAnsi="Arial" w:cs="Arial"/>
           <w:sz w:val="18"/>
         </w:rPr>
+        <w:t xml:space="preserve">, structured logging, correlation IDs, SLO/SLI alerting, Testing: </w:t>
+      </w:r>
+      <w:proofErr w:type="spellStart"/>
+      <w:r>
+        <w:rPr>
+          <w:rStyle w:val="Strong"/>
+          <w:rFonts w:ascii="Arial" w:hAnsi="Arial" w:cs="Arial"/>
+          <w:sz w:val="18"/>
+        </w:rPr>
+        <w:t>xUnit</w:t>
+      </w:r>
+      <w:proofErr w:type="spellEnd"/>
+      <w:r>
+        <w:rPr>
+          <w:rStyle w:val="Strong"/>
+          <w:rFonts w:ascii="Arial" w:hAnsi="Arial" w:cs="Arial"/>
+          <w:sz w:val="18"/>
+        </w:rPr>
+        <w:t>/</w:t>
+      </w:r>
+      <w:proofErr w:type="spellStart"/>
+      <w:r>
+        <w:rPr>
+          <w:rStyle w:val="Strong"/>
+          <w:rFonts w:ascii="Arial" w:hAnsi="Arial" w:cs="Arial"/>
+          <w:sz w:val="18"/>
+        </w:rPr>
+        <w:t>NUnit</w:t>
+      </w:r>
+      <w:proofErr w:type="spellEnd"/>
+      <w:r>
+        <w:rPr>
+          <w:rFonts w:ascii="Arial" w:hAnsi="Arial" w:cs="Arial"/>
+          <w:sz w:val="18"/>
+        </w:rPr>
         <w:t xml:space="preserve">, </w:t>
       </w:r>
       <w:r>
@@ -1960,21 +2090,6 @@
           <w:rFonts w:ascii="Arial" w:hAnsi="Arial" w:cs="Arial"/>
           <w:sz w:val="18"/>
         </w:rPr>
-        <w:t>structured logging</w:t>
-      </w:r>
-      <w:r>
-        <w:rPr>
-          <w:rFonts w:ascii="Arial" w:hAnsi="Arial" w:cs="Arial"/>
-          <w:sz w:val="18"/>
-        </w:rPr>
-        <w:t xml:space="preserve">, Testing: </w:t>
-      </w:r>
-      <w:r>
-        <w:rPr>
-          <w:rStyle w:val="Strong"/>
-          <w:rFonts w:ascii="Arial" w:hAnsi="Arial" w:cs="Arial"/>
-          <w:sz w:val="18"/>
-        </w:rPr>
         <w:t>Jest</w:t>
       </w:r>
       <w:r>
@@ -1990,7 +2105,7 @@
           <w:rFonts w:ascii="Arial" w:hAnsi="Arial" w:cs="Arial"/>
           <w:sz w:val="18"/>
         </w:rPr>
-        <w:t>Mocha</w:t>
+        <w:t>React Testing Library</w:t>
       </w:r>
       <w:r>
         <w:rPr>
@@ -2005,7 +2120,7 @@
           <w:rFonts w:ascii="Arial" w:hAnsi="Arial" w:cs="Arial"/>
           <w:sz w:val="18"/>
         </w:rPr>
-        <w:t>Chai</w:t>
+        <w:t>Cypress</w:t>
       </w:r>
       <w:r>
         <w:rPr>
@@ -2020,7 +2135,22 @@
           <w:rFonts w:ascii="Arial" w:hAnsi="Arial" w:cs="Arial"/>
           <w:sz w:val="18"/>
         </w:rPr>
-        <w:t>React Testing Library</w:t>
+        <w:t>Playwright</w:t>
+      </w:r>
+      <w:r>
+        <w:rPr>
+          <w:rFonts w:ascii="Arial" w:hAnsi="Arial" w:cs="Arial"/>
+          <w:sz w:val="18"/>
+        </w:rPr>
+        <w:t xml:space="preserve">, API contract tests (Pact-style), Security: </w:t>
+      </w:r>
+      <w:r>
+        <w:rPr>
+          <w:rStyle w:val="Strong"/>
+          <w:rFonts w:ascii="Arial" w:hAnsi="Arial" w:cs="Arial"/>
+          <w:sz w:val="18"/>
+        </w:rPr>
+        <w:t>OAuth2</w:t>
       </w:r>
       <w:r>
         <w:rPr>
@@ -2029,13 +2159,23 @@
         </w:rPr>
         <w:t xml:space="preserve">, </w:t>
       </w:r>
-      <w:r>
-        <w:rPr>
-          <w:rStyle w:val="Strong"/>
-          <w:rFonts w:ascii="Arial" w:hAnsi="Arial" w:cs="Arial"/>
-          <w:sz w:val="18"/>
-        </w:rPr>
-        <w:t>Cypress</w:t>
+      <w:proofErr w:type="spellStart"/>
+      <w:r>
+        <w:rPr>
+          <w:rStyle w:val="Strong"/>
+          <w:rFonts w:ascii="Arial" w:hAnsi="Arial" w:cs="Arial"/>
+          <w:sz w:val="18"/>
+        </w:rPr>
+        <w:t>OpenID</w:t>
+      </w:r>
+      <w:proofErr w:type="spellEnd"/>
+      <w:r>
+        <w:rPr>
+          <w:rStyle w:val="Strong"/>
+          <w:rFonts w:ascii="Arial" w:hAnsi="Arial" w:cs="Arial"/>
+          <w:sz w:val="18"/>
+        </w:rPr>
+        <w:t xml:space="preserve"> Connect</w:t>
       </w:r>
       <w:r>
         <w:rPr>
@@ -2050,7 +2190,7 @@
           <w:rFonts w:ascii="Arial" w:hAnsi="Arial" w:cs="Arial"/>
           <w:sz w:val="18"/>
         </w:rPr>
-        <w:t>Playwright</w:t>
+        <w:t>JWT</w:t>
       </w:r>
       <w:r>
         <w:rPr>
@@ -2059,29 +2199,16 @@
         </w:rPr>
         <w:t xml:space="preserve">, </w:t>
       </w:r>
-      <w:r>
-        <w:rPr>
-          <w:rStyle w:val="Strong"/>
-          <w:rFonts w:ascii="Arial" w:hAnsi="Arial" w:cs="Arial"/>
-          <w:sz w:val="18"/>
-        </w:rPr>
-        <w:t>API contract tests (Pact-style)</w:t>
-      </w:r>
-      <w:r>
-        <w:rPr>
-          <w:rFonts w:ascii="Arial" w:hAnsi="Arial" w:cs="Arial"/>
-          <w:sz w:val="18"/>
-        </w:rPr>
-        <w:t xml:space="preserve">, Security: </w:t>
-      </w:r>
-      <w:r>
-        <w:rPr>
-          <w:rStyle w:val="Strong"/>
-          <w:rFonts w:ascii="Arial" w:hAnsi="Arial" w:cs="Arial"/>
-          <w:sz w:val="18"/>
-        </w:rPr>
-        <w:t>OAuth2</w:t>
-      </w:r>
+      <w:proofErr w:type="spellStart"/>
+      <w:r>
+        <w:rPr>
+          <w:rStyle w:val="Strong"/>
+          <w:rFonts w:ascii="Arial" w:hAnsi="Arial" w:cs="Arial"/>
+          <w:sz w:val="18"/>
+        </w:rPr>
+        <w:t>Okta</w:t>
+      </w:r>
+      <w:proofErr w:type="spellEnd"/>
       <w:r>
         <w:rPr>
           <w:rFonts w:ascii="Arial" w:hAnsi="Arial" w:cs="Arial"/>
@@ -2089,23 +2216,13 @@
         </w:rPr>
         <w:t xml:space="preserve">, </w:t>
       </w:r>
-      <w:proofErr w:type="spellStart"/>
-      <w:r>
-        <w:rPr>
-          <w:rStyle w:val="Strong"/>
-          <w:rFonts w:ascii="Arial" w:hAnsi="Arial" w:cs="Arial"/>
-          <w:sz w:val="18"/>
-        </w:rPr>
-        <w:t>OpenID</w:t>
-      </w:r>
-      <w:proofErr w:type="spellEnd"/>
-      <w:r>
-        <w:rPr>
-          <w:rStyle w:val="Strong"/>
-          <w:rFonts w:ascii="Arial" w:hAnsi="Arial" w:cs="Arial"/>
-          <w:sz w:val="18"/>
-        </w:rPr>
-        <w:t xml:space="preserve"> Connect</w:t>
+      <w:r>
+        <w:rPr>
+          <w:rStyle w:val="Strong"/>
+          <w:rFonts w:ascii="Arial" w:hAnsi="Arial" w:cs="Arial"/>
+          <w:sz w:val="18"/>
+        </w:rPr>
+        <w:t>Auth0</w:t>
       </w:r>
       <w:r>
         <w:rPr>
@@ -2120,53 +2237,6 @@
           <w:rFonts w:ascii="Arial" w:hAnsi="Arial" w:cs="Arial"/>
           <w:sz w:val="18"/>
         </w:rPr>
-        <w:t>JWT</w:t>
-      </w:r>
-      <w:r>
-        <w:rPr>
-          <w:rFonts w:ascii="Arial" w:hAnsi="Arial" w:cs="Arial"/>
-          <w:sz w:val="18"/>
-        </w:rPr>
-        <w:t xml:space="preserve">, </w:t>
-      </w:r>
-      <w:proofErr w:type="spellStart"/>
-      <w:r>
-        <w:rPr>
-          <w:rStyle w:val="Strong"/>
-          <w:rFonts w:ascii="Arial" w:hAnsi="Arial" w:cs="Arial"/>
-          <w:sz w:val="18"/>
-        </w:rPr>
-        <w:t>Okta</w:t>
-      </w:r>
-      <w:proofErr w:type="spellEnd"/>
-      <w:r>
-        <w:rPr>
-          <w:rFonts w:ascii="Arial" w:hAnsi="Arial" w:cs="Arial"/>
-          <w:sz w:val="18"/>
-        </w:rPr>
-        <w:t xml:space="preserve">, </w:t>
-      </w:r>
-      <w:r>
-        <w:rPr>
-          <w:rStyle w:val="Strong"/>
-          <w:rFonts w:ascii="Arial" w:hAnsi="Arial" w:cs="Arial"/>
-          <w:sz w:val="18"/>
-        </w:rPr>
-        <w:t>Auth0</w:t>
-      </w:r>
-      <w:r>
-        <w:rPr>
-          <w:rFonts w:ascii="Arial" w:hAnsi="Arial" w:cs="Arial"/>
-          <w:sz w:val="18"/>
-        </w:rPr>
-        <w:t xml:space="preserve">, </w:t>
-      </w:r>
-      <w:r>
-        <w:rPr>
-          <w:rStyle w:val="Strong"/>
-          <w:rFonts w:ascii="Arial" w:hAnsi="Arial" w:cs="Arial"/>
-          <w:sz w:val="18"/>
-        </w:rPr>
         <w:t xml:space="preserve">AWS </w:t>
       </w:r>
       <w:proofErr w:type="spellStart"/>
@@ -2184,22 +2254,7 @@
           <w:rFonts w:ascii="Arial" w:hAnsi="Arial" w:cs="Arial"/>
           <w:sz w:val="18"/>
         </w:rPr>
-        <w:t xml:space="preserve">, </w:t>
-      </w:r>
-      <w:r>
-        <w:rPr>
-          <w:rStyle w:val="Strong"/>
-          <w:rFonts w:ascii="Arial" w:hAnsi="Arial" w:cs="Arial"/>
-          <w:sz w:val="18"/>
-        </w:rPr>
-        <w:t>rate limiting</w:t>
-      </w:r>
-      <w:r>
-        <w:rPr>
-          <w:rFonts w:ascii="Arial" w:hAnsi="Arial" w:cs="Arial"/>
-          <w:sz w:val="18"/>
-        </w:rPr>
-        <w:t xml:space="preserve">, </w:t>
+        <w:t xml:space="preserve">, rate limiting, </w:t>
       </w:r>
       <w:r>
         <w:rPr>
@@ -2214,22 +2269,7 @@
           <w:rFonts w:ascii="Arial" w:hAnsi="Arial" w:cs="Arial"/>
           <w:sz w:val="18"/>
         </w:rPr>
-        <w:t xml:space="preserve">, </w:t>
-      </w:r>
-      <w:r>
-        <w:rPr>
-          <w:rStyle w:val="Strong"/>
-          <w:rFonts w:ascii="Arial" w:hAnsi="Arial" w:cs="Arial"/>
-          <w:sz w:val="18"/>
-        </w:rPr>
-        <w:t>audit logging</w:t>
-      </w:r>
-      <w:r>
-        <w:rPr>
-          <w:rFonts w:ascii="Arial" w:hAnsi="Arial" w:cs="Arial"/>
-          <w:sz w:val="18"/>
-        </w:rPr>
-        <w:t xml:space="preserve"> </w:t>
+        <w:t>, audit logging, secure storage, threat modeling basics</w:t>
       </w:r>
     </w:p>
     <w:p>
@@ -2354,7 +2394,7 @@
         <w:pStyle w:val="NormalWeb"/>
         <w:numPr>
           <w:ilvl w:val="0"/>
-          <w:numId w:val="5"/>
+          <w:numId w:val="17"/>
         </w:numPr>
         <w:jc w:val="both"/>
         <w:rPr>
@@ -2367,38 +2407,15 @@
           <w:rFonts w:ascii="Arial" w:hAnsi="Arial" w:cs="Arial"/>
           <w:sz w:val="18"/>
         </w:rPr>
-        <w:t xml:space="preserve">Led delivery of a customer-facing </w:t>
-      </w:r>
-      <w:proofErr w:type="spellStart"/>
-      <w:r>
-        <w:rPr>
-          <w:rFonts w:ascii="Arial" w:hAnsi="Arial" w:cs="Arial"/>
-          <w:sz w:val="18"/>
-        </w:rPr>
-        <w:t>SaaS</w:t>
-      </w:r>
-      <w:proofErr w:type="spellEnd"/>
-      <w:r>
-        <w:rPr>
-          <w:rFonts w:ascii="Arial" w:hAnsi="Arial" w:cs="Arial"/>
-          <w:sz w:val="18"/>
-        </w:rPr>
-        <w:t xml:space="preserve"> platform using </w:t>
-      </w:r>
-      <w:r>
-        <w:rPr>
-          <w:rStyle w:val="Strong"/>
-          <w:rFonts w:ascii="Arial" w:hAnsi="Arial" w:cs="Arial"/>
-          <w:sz w:val="18"/>
-        </w:rPr>
-        <w:t>React</w:t>
-      </w:r>
-      <w:r>
-        <w:rPr>
-          <w:rFonts w:ascii="Arial" w:hAnsi="Arial" w:cs="Arial"/>
-          <w:sz w:val="18"/>
-        </w:rPr>
-        <w:t xml:space="preserve"> and </w:t>
+        <w:t xml:space="preserve">Led a </w:t>
+      </w:r>
+      <w:r>
+        <w:rPr>
+          <w:rStyle w:val="Strong"/>
+          <w:rFonts w:ascii="Arial" w:hAnsi="Arial" w:cs="Arial"/>
+          <w:sz w:val="18"/>
+        </w:rPr>
+        <w:t xml:space="preserve">React + </w:t>
       </w:r>
       <w:proofErr w:type="spellStart"/>
       <w:r>
@@ -2415,7 +2432,7 @@
           <w:rFonts w:ascii="Arial" w:hAnsi="Arial" w:cs="Arial"/>
           <w:sz w:val="18"/>
         </w:rPr>
-        <w:t>, building reusable UI patterns that reduced feature lead time and improved consistency across teams.</w:t>
+        <w:t xml:space="preserve"> UI redesign using hooks and predictable state boundaries, cutting UI regressions by enforcing contract-driven rendering rules.</w:t>
       </w:r>
     </w:p>
     <w:p>
@@ -2423,7 +2440,7 @@
         <w:pStyle w:val="NormalWeb"/>
         <w:numPr>
           <w:ilvl w:val="0"/>
-          <w:numId w:val="5"/>
+          <w:numId w:val="17"/>
         </w:numPr>
         <w:jc w:val="both"/>
         <w:rPr>
@@ -2436,22 +2453,22 @@
           <w:rFonts w:ascii="Arial" w:hAnsi="Arial" w:cs="Arial"/>
           <w:sz w:val="18"/>
         </w:rPr>
-        <w:t xml:space="preserve">Designed and implemented </w:t>
-      </w:r>
-      <w:r>
-        <w:rPr>
-          <w:rStyle w:val="Strong"/>
-          <w:rFonts w:ascii="Arial" w:hAnsi="Arial" w:cs="Arial"/>
-          <w:sz w:val="18"/>
-        </w:rPr>
-        <w:t>Node.js</w:t>
-      </w:r>
-      <w:r>
-        <w:rPr>
-          <w:rFonts w:ascii="Arial" w:hAnsi="Arial" w:cs="Arial"/>
-          <w:sz w:val="18"/>
-        </w:rPr>
-        <w:t xml:space="preserve"> service boundaries behind the UI, simplifying ownership and improving release confidence with smaller, safer deploy units.</w:t>
+        <w:t xml:space="preserve">Built a </w:t>
+      </w:r>
+      <w:r>
+        <w:rPr>
+          <w:rStyle w:val="Strong"/>
+          <w:rFonts w:ascii="Arial" w:hAnsi="Arial" w:cs="Arial"/>
+          <w:sz w:val="18"/>
+        </w:rPr>
+        <w:t>.NET / ASP.NET Core</w:t>
+      </w:r>
+      <w:r>
+        <w:rPr>
+          <w:rFonts w:ascii="Arial" w:hAnsi="Arial" w:cs="Arial"/>
+          <w:sz w:val="18"/>
+        </w:rPr>
+        <w:t xml:space="preserve"> BFF layer that normalized backend responses, so frontend screens stopped breaking when upstream services evolved.</w:t>
       </w:r>
     </w:p>
     <w:p>
@@ -2459,7 +2476,7 @@
         <w:pStyle w:val="NormalWeb"/>
         <w:numPr>
           <w:ilvl w:val="0"/>
-          <w:numId w:val="5"/>
+          <w:numId w:val="17"/>
         </w:numPr>
         <w:jc w:val="both"/>
         <w:rPr>
@@ -2472,22 +2489,32 @@
           <w:rFonts w:ascii="Arial" w:hAnsi="Arial" w:cs="Arial"/>
           <w:sz w:val="18"/>
         </w:rPr>
-        <w:t xml:space="preserve">Built </w:t>
-      </w:r>
-      <w:r>
-        <w:rPr>
-          <w:rStyle w:val="Strong"/>
-          <w:rFonts w:ascii="Arial" w:hAnsi="Arial" w:cs="Arial"/>
-          <w:sz w:val="18"/>
-        </w:rPr>
-        <w:t>React</w:t>
-      </w:r>
-      <w:r>
-        <w:rPr>
-          <w:rFonts w:ascii="Arial" w:hAnsi="Arial" w:cs="Arial"/>
-          <w:sz w:val="18"/>
-        </w:rPr>
-        <w:t xml:space="preserve"> screens for complex workflows with stable state handling, optimistic updates, and predictable error UX tied directly to backend contracts.</w:t>
+        <w:t xml:space="preserve">Fixed a critical bug where </w:t>
+      </w:r>
+      <w:proofErr w:type="spellStart"/>
+      <w:r>
+        <w:rPr>
+          <w:rStyle w:val="Strong"/>
+          <w:rFonts w:ascii="Arial" w:hAnsi="Arial" w:cs="Arial"/>
+          <w:sz w:val="18"/>
+        </w:rPr>
+        <w:t>timezone</w:t>
+      </w:r>
+      <w:proofErr w:type="spellEnd"/>
+      <w:r>
+        <w:rPr>
+          <w:rStyle w:val="Strong"/>
+          <w:rFonts w:ascii="Arial" w:hAnsi="Arial" w:cs="Arial"/>
+          <w:sz w:val="18"/>
+        </w:rPr>
+        <w:t xml:space="preserve"> and locale parsing</w:t>
+      </w:r>
+      <w:r>
+        <w:rPr>
+          <w:rFonts w:ascii="Arial" w:hAnsi="Arial" w:cs="Arial"/>
+          <w:sz w:val="18"/>
+        </w:rPr>
+        <w:t xml:space="preserve"> corrupted money totals, resolving it with canonical decimal handling and invariant serialization tests.</w:t>
       </w:r>
     </w:p>
     <w:p>
@@ -2495,7 +2522,7 @@
         <w:pStyle w:val="NormalWeb"/>
         <w:numPr>
           <w:ilvl w:val="0"/>
-          <w:numId w:val="5"/>
+          <w:numId w:val="17"/>
         </w:numPr>
         <w:jc w:val="both"/>
         <w:rPr>
@@ -2508,22 +2535,48 @@
           <w:rFonts w:ascii="Arial" w:hAnsi="Arial" w:cs="Arial"/>
           <w:sz w:val="18"/>
         </w:rPr>
-        <w:t xml:space="preserve">Designed </w:t>
-      </w:r>
-      <w:r>
-        <w:rPr>
-          <w:rStyle w:val="Strong"/>
-          <w:rFonts w:ascii="Arial" w:hAnsi="Arial" w:cs="Arial"/>
-          <w:sz w:val="18"/>
-        </w:rPr>
-        <w:t>REST APIs</w:t>
-      </w:r>
-      <w:r>
-        <w:rPr>
-          <w:rFonts w:ascii="Arial" w:hAnsi="Arial" w:cs="Arial"/>
-          <w:sz w:val="18"/>
-        </w:rPr>
-        <w:t xml:space="preserve"> with consistent error contracts, pagination, and resource modeling to keep frontend integration predictable and reduce UI regressions.</w:t>
+        <w:t xml:space="preserve">Resolved a high-severity issue where duplicate user actions created double writes, adding </w:t>
+      </w:r>
+      <w:proofErr w:type="spellStart"/>
+      <w:r>
+        <w:rPr>
+          <w:rStyle w:val="Strong"/>
+          <w:rFonts w:ascii="Arial" w:hAnsi="Arial" w:cs="Arial"/>
+          <w:sz w:val="18"/>
+        </w:rPr>
+        <w:t>idempotency</w:t>
+      </w:r>
+      <w:proofErr w:type="spellEnd"/>
+      <w:r>
+        <w:rPr>
+          <w:rStyle w:val="Strong"/>
+          <w:rFonts w:ascii="Arial" w:hAnsi="Arial" w:cs="Arial"/>
+          <w:sz w:val="18"/>
+        </w:rPr>
+        <w:t xml:space="preserve"> keys</w:t>
+      </w:r>
+      <w:r>
+        <w:rPr>
+          <w:rFonts w:ascii="Arial" w:hAnsi="Arial" w:cs="Arial"/>
+          <w:sz w:val="18"/>
+        </w:rPr>
+        <w:t xml:space="preserve"> and </w:t>
+      </w:r>
+      <w:proofErr w:type="spellStart"/>
+      <w:r>
+        <w:rPr>
+          <w:rFonts w:ascii="Arial" w:hAnsi="Arial" w:cs="Arial"/>
+          <w:sz w:val="18"/>
+        </w:rPr>
+        <w:t>dedupe</w:t>
+      </w:r>
+      <w:proofErr w:type="spellEnd"/>
+      <w:r>
+        <w:rPr>
+          <w:rFonts w:ascii="Arial" w:hAnsi="Arial" w:cs="Arial"/>
+          <w:sz w:val="18"/>
+        </w:rPr>
+        <w:t xml:space="preserve"> guards at API + consumer layers.</w:t>
       </w:r>
     </w:p>
     <w:p>
@@ -2531,7 +2584,7 @@
         <w:pStyle w:val="NormalWeb"/>
         <w:numPr>
           <w:ilvl w:val="0"/>
-          <w:numId w:val="5"/>
+          <w:numId w:val="17"/>
         </w:numPr>
         <w:jc w:val="both"/>
         <w:rPr>
@@ -2544,22 +2597,22 @@
           <w:rFonts w:ascii="Arial" w:hAnsi="Arial" w:cs="Arial"/>
           <w:sz w:val="18"/>
         </w:rPr>
-        <w:t xml:space="preserve">Implemented event-driven workflows using </w:t>
-      </w:r>
-      <w:r>
-        <w:rPr>
-          <w:rStyle w:val="Strong"/>
-          <w:rFonts w:ascii="Arial" w:hAnsi="Arial" w:cs="Arial"/>
-          <w:sz w:val="18"/>
-        </w:rPr>
-        <w:t>Kafka</w:t>
-      </w:r>
-      <w:r>
-        <w:rPr>
-          <w:rFonts w:ascii="Arial" w:hAnsi="Arial" w:cs="Arial"/>
-          <w:sz w:val="18"/>
-        </w:rPr>
-        <w:t xml:space="preserve"> with idempotent consumers, retries, and replay-safe handlers to prevent duplicate side effects under failures.</w:t>
+        <w:t xml:space="preserve">Implemented asynchronous workflows with </w:t>
+      </w:r>
+      <w:r>
+        <w:rPr>
+          <w:rStyle w:val="Strong"/>
+          <w:rFonts w:ascii="Arial" w:hAnsi="Arial" w:cs="Arial"/>
+          <w:sz w:val="18"/>
+        </w:rPr>
+        <w:t>AWS SQS/SNS</w:t>
+      </w:r>
+      <w:r>
+        <w:rPr>
+          <w:rFonts w:ascii="Arial" w:hAnsi="Arial" w:cs="Arial"/>
+          <w:sz w:val="18"/>
+        </w:rPr>
+        <w:t xml:space="preserve"> and durable handlers, ensuring long-running jobs survived restarts without partial side effects.</w:t>
       </w:r>
     </w:p>
     <w:p>
@@ -2567,7 +2620,7 @@
         <w:pStyle w:val="NormalWeb"/>
         <w:numPr>
           <w:ilvl w:val="0"/>
-          <w:numId w:val="5"/>
+          <w:numId w:val="17"/>
         </w:numPr>
         <w:jc w:val="both"/>
         <w:rPr>
@@ -2580,22 +2633,22 @@
           <w:rFonts w:ascii="Arial" w:hAnsi="Arial" w:cs="Arial"/>
           <w:sz w:val="18"/>
         </w:rPr>
-        <w:t xml:space="preserve">Implemented queue-backed background execution using </w:t>
-      </w:r>
-      <w:r>
-        <w:rPr>
-          <w:rStyle w:val="Strong"/>
-          <w:rFonts w:ascii="Arial" w:hAnsi="Arial" w:cs="Arial"/>
-          <w:sz w:val="18"/>
-        </w:rPr>
-        <w:t>AWS SQS/SNS</w:t>
-      </w:r>
-      <w:r>
-        <w:rPr>
-          <w:rFonts w:ascii="Arial" w:hAnsi="Arial" w:cs="Arial"/>
-          <w:sz w:val="18"/>
-        </w:rPr>
-        <w:t xml:space="preserve"> patterns for long-running tasks, enabling safe backfills without impacting interactive traffic.</w:t>
+        <w:t xml:space="preserve">Introduced </w:t>
+      </w:r>
+      <w:r>
+        <w:rPr>
+          <w:rStyle w:val="Strong"/>
+          <w:rFonts w:ascii="Arial" w:hAnsi="Arial" w:cs="Arial"/>
+          <w:sz w:val="18"/>
+        </w:rPr>
+        <w:t>Kafka</w:t>
+      </w:r>
+      <w:r>
+        <w:rPr>
+          <w:rFonts w:ascii="Arial" w:hAnsi="Arial" w:cs="Arial"/>
+          <w:sz w:val="18"/>
+        </w:rPr>
+        <w:t xml:space="preserve"> consumers for event fan-out, enforcing replay-safe processing with deterministic keys, retries, and DLQ quarantine for poison messages.</w:t>
       </w:r>
     </w:p>
     <w:p>
@@ -2603,7 +2656,7 @@
         <w:pStyle w:val="NormalWeb"/>
         <w:numPr>
           <w:ilvl w:val="0"/>
-          <w:numId w:val="5"/>
+          <w:numId w:val="17"/>
         </w:numPr>
         <w:jc w:val="both"/>
         <w:rPr>
@@ -2616,77 +2669,53 @@
           <w:rFonts w:ascii="Arial" w:hAnsi="Arial" w:cs="Arial"/>
           <w:sz w:val="18"/>
         </w:rPr>
-        <w:t xml:space="preserve">Hardened authentication and authorization using </w:t>
-      </w:r>
-      <w:r>
-        <w:rPr>
-          <w:rStyle w:val="Strong"/>
-          <w:rFonts w:ascii="Arial" w:hAnsi="Arial" w:cs="Arial"/>
-          <w:sz w:val="18"/>
-        </w:rPr>
-        <w:t>OAuth2</w:t>
-      </w:r>
-      <w:r>
-        <w:rPr>
-          <w:rFonts w:ascii="Arial" w:hAnsi="Arial" w:cs="Arial"/>
-          <w:sz w:val="18"/>
-        </w:rPr>
-        <w:t xml:space="preserve">, </w:t>
-      </w:r>
-      <w:proofErr w:type="spellStart"/>
-      <w:r>
-        <w:rPr>
-          <w:rStyle w:val="Strong"/>
-          <w:rFonts w:ascii="Arial" w:hAnsi="Arial" w:cs="Arial"/>
-          <w:sz w:val="18"/>
-        </w:rPr>
-        <w:t>OpenID</w:t>
-      </w:r>
-      <w:proofErr w:type="spellEnd"/>
-      <w:r>
-        <w:rPr>
-          <w:rStyle w:val="Strong"/>
-          <w:rFonts w:ascii="Arial" w:hAnsi="Arial" w:cs="Arial"/>
-          <w:sz w:val="18"/>
-        </w:rPr>
-        <w:t xml:space="preserve"> Connect</w:t>
-      </w:r>
-      <w:r>
-        <w:rPr>
-          <w:rFonts w:ascii="Arial" w:hAnsi="Arial" w:cs="Arial"/>
-          <w:sz w:val="18"/>
-        </w:rPr>
-        <w:t xml:space="preserve">, </w:t>
-      </w:r>
-      <w:r>
-        <w:rPr>
-          <w:rStyle w:val="Strong"/>
-          <w:rFonts w:ascii="Arial" w:hAnsi="Arial" w:cs="Arial"/>
-          <w:sz w:val="18"/>
-        </w:rPr>
-        <w:t>JWT</w:t>
-      </w:r>
-      <w:r>
-        <w:rPr>
-          <w:rFonts w:ascii="Arial" w:hAnsi="Arial" w:cs="Arial"/>
-          <w:sz w:val="18"/>
-        </w:rPr>
-        <w:t xml:space="preserve">, and </w:t>
-      </w:r>
-      <w:r>
-        <w:rPr>
-          <w:rStyle w:val="Strong"/>
-          <w:rFonts w:ascii="Arial" w:hAnsi="Arial" w:cs="Arial"/>
-          <w:sz w:val="18"/>
-        </w:rPr>
-        <w:t>RBAC/ABAC</w:t>
-      </w:r>
-      <w:r>
-        <w:rPr>
-          <w:rFonts w:ascii="Arial" w:hAnsi="Arial" w:cs="Arial"/>
-          <w:sz w:val="18"/>
-        </w:rPr>
-        <w:t>, enforcing policy checks across API and UI flows.</w:t>
+        <w:t xml:space="preserve">Upgraded legacy services from </w:t>
+      </w:r>
+      <w:r>
+        <w:rPr>
+          <w:rStyle w:val="Strong"/>
+          <w:rFonts w:ascii="Arial" w:hAnsi="Arial" w:cs="Arial"/>
+          <w:sz w:val="18"/>
+        </w:rPr>
+        <w:t>.NET Framework-era</w:t>
+      </w:r>
+      <w:r>
+        <w:rPr>
+          <w:rFonts w:ascii="Arial" w:hAnsi="Arial" w:cs="Arial"/>
+          <w:sz w:val="18"/>
+        </w:rPr>
+        <w:t xml:space="preserve"> patterns into </w:t>
+      </w:r>
+      <w:r>
+        <w:rPr>
+          <w:rStyle w:val="Strong"/>
+          <w:rFonts w:ascii="Arial" w:hAnsi="Arial" w:cs="Arial"/>
+          <w:sz w:val="18"/>
+        </w:rPr>
+        <w:t>modern .NET LTS</w:t>
+      </w:r>
+      <w:r>
+        <w:rPr>
+          <w:rFonts w:ascii="Arial" w:hAnsi="Arial" w:cs="Arial"/>
+          <w:sz w:val="18"/>
+        </w:rPr>
+        <w:t xml:space="preserve"> services, replacing </w:t>
+      </w:r>
+      <w:proofErr w:type="spellStart"/>
+      <w:r>
+        <w:rPr>
+          <w:rFonts w:ascii="Arial" w:hAnsi="Arial" w:cs="Arial"/>
+          <w:sz w:val="18"/>
+        </w:rPr>
+        <w:t>AppDomain</w:t>
+      </w:r>
+      <w:proofErr w:type="spellEnd"/>
+      <w:r>
+        <w:rPr>
+          <w:rFonts w:ascii="Arial" w:hAnsi="Arial" w:cs="Arial"/>
+          <w:sz w:val="18"/>
+        </w:rPr>
+        <w:t>-style glue with hosted workers.</w:t>
       </w:r>
     </w:p>
     <w:p>
@@ -2694,7 +2723,7 @@
         <w:pStyle w:val="NormalWeb"/>
         <w:numPr>
           <w:ilvl w:val="0"/>
-          <w:numId w:val="5"/>
+          <w:numId w:val="17"/>
         </w:numPr>
         <w:jc w:val="both"/>
         <w:rPr>
@@ -2707,7 +2736,7 @@
           <w:rFonts w:ascii="Arial" w:hAnsi="Arial" w:cs="Arial"/>
           <w:sz w:val="18"/>
         </w:rPr>
-        <w:t xml:space="preserve">Tuned persistence with </w:t>
+        <w:t xml:space="preserve">Reduced p95 latency by tuning </w:t>
       </w:r>
       <w:proofErr w:type="spellStart"/>
       <w:r>
@@ -2724,22 +2753,24 @@
           <w:rFonts w:ascii="Arial" w:hAnsi="Arial" w:cs="Arial"/>
           <w:sz w:val="18"/>
         </w:rPr>
-        <w:t xml:space="preserve"> indexing and query-plan analysis, improving p95 latency for endpoints backing high-traffic </w:t>
-      </w:r>
-      <w:r>
-        <w:rPr>
-          <w:rStyle w:val="Strong"/>
-          <w:rFonts w:ascii="Arial" w:hAnsi="Arial" w:cs="Arial"/>
-          <w:sz w:val="18"/>
-        </w:rPr>
-        <w:t>React</w:t>
-      </w:r>
-      <w:r>
-        <w:rPr>
-          <w:rFonts w:ascii="Arial" w:hAnsi="Arial" w:cs="Arial"/>
-          <w:sz w:val="18"/>
-        </w:rPr>
-        <w:t xml:space="preserve"> pages.</w:t>
+        <w:t xml:space="preserve"> indexes and query plans, then adding caching via </w:t>
+      </w:r>
+      <w:proofErr w:type="spellStart"/>
+      <w:r>
+        <w:rPr>
+          <w:rStyle w:val="Strong"/>
+          <w:rFonts w:ascii="Arial" w:hAnsi="Arial" w:cs="Arial"/>
+          <w:sz w:val="18"/>
+        </w:rPr>
+        <w:t>Redis</w:t>
+      </w:r>
+      <w:proofErr w:type="spellEnd"/>
+      <w:r>
+        <w:rPr>
+          <w:rFonts w:ascii="Arial" w:hAnsi="Arial" w:cs="Arial"/>
+          <w:sz w:val="18"/>
+        </w:rPr>
+        <w:t xml:space="preserve"> with explicit TTLs and safe invalidation rules.</w:t>
       </w:r>
     </w:p>
     <w:p>
@@ -2747,7 +2778,7 @@
         <w:pStyle w:val="NormalWeb"/>
         <w:numPr>
           <w:ilvl w:val="0"/>
-          <w:numId w:val="5"/>
+          <w:numId w:val="17"/>
         </w:numPr>
         <w:jc w:val="both"/>
         <w:rPr>
@@ -2760,24 +2791,53 @@
           <w:rFonts w:ascii="Arial" w:hAnsi="Arial" w:cs="Arial"/>
           <w:sz w:val="18"/>
         </w:rPr>
-        <w:t xml:space="preserve">Introduced caching and protection layers using </w:t>
-      </w:r>
-      <w:proofErr w:type="spellStart"/>
-      <w:r>
-        <w:rPr>
-          <w:rStyle w:val="Strong"/>
-          <w:rFonts w:ascii="Arial" w:hAnsi="Arial" w:cs="Arial"/>
-          <w:sz w:val="18"/>
-        </w:rPr>
-        <w:t>Redis</w:t>
-      </w:r>
-      <w:proofErr w:type="spellEnd"/>
-      <w:r>
-        <w:rPr>
-          <w:rFonts w:ascii="Arial" w:hAnsi="Arial" w:cs="Arial"/>
-          <w:sz w:val="18"/>
-        </w:rPr>
-        <w:t xml:space="preserve"> (hot lookups, throttling, request shaping) to reduce database pressure during traffic spikes.</w:t>
+        <w:t xml:space="preserve">Implemented secure </w:t>
+      </w:r>
+      <w:proofErr w:type="spellStart"/>
+      <w:r>
+        <w:rPr>
+          <w:rFonts w:ascii="Arial" w:hAnsi="Arial" w:cs="Arial"/>
+          <w:sz w:val="18"/>
+        </w:rPr>
+        <w:t>auth</w:t>
+      </w:r>
+      <w:proofErr w:type="spellEnd"/>
+      <w:r>
+        <w:rPr>
+          <w:rFonts w:ascii="Arial" w:hAnsi="Arial" w:cs="Arial"/>
+          <w:sz w:val="18"/>
+        </w:rPr>
+        <w:t xml:space="preserve"> using </w:t>
+      </w:r>
+      <w:r>
+        <w:rPr>
+          <w:rStyle w:val="Strong"/>
+          <w:rFonts w:ascii="Arial" w:hAnsi="Arial" w:cs="Arial"/>
+          <w:sz w:val="18"/>
+        </w:rPr>
+        <w:t>OAuth2/OIDC + JWT</w:t>
+      </w:r>
+      <w:r>
+        <w:rPr>
+          <w:rFonts w:ascii="Arial" w:hAnsi="Arial" w:cs="Arial"/>
+          <w:sz w:val="18"/>
+        </w:rPr>
+        <w:t xml:space="preserve">, tightening authorization with </w:t>
+      </w:r>
+      <w:r>
+        <w:rPr>
+          <w:rStyle w:val="Strong"/>
+          <w:rFonts w:ascii="Arial" w:hAnsi="Arial" w:cs="Arial"/>
+          <w:sz w:val="18"/>
+        </w:rPr>
+        <w:t>RBAC/ABAC</w:t>
+      </w:r>
+      <w:r>
+        <w:rPr>
+          <w:rFonts w:ascii="Arial" w:hAnsi="Arial" w:cs="Arial"/>
+          <w:sz w:val="18"/>
+        </w:rPr>
+        <w:t xml:space="preserve"> checks that matched UI affordances and audit rules.</w:t>
       </w:r>
     </w:p>
     <w:p>
@@ -2785,7 +2845,7 @@
         <w:pStyle w:val="NormalWeb"/>
         <w:numPr>
           <w:ilvl w:val="0"/>
-          <w:numId w:val="5"/>
+          <w:numId w:val="17"/>
         </w:numPr>
         <w:jc w:val="both"/>
         <w:rPr>
@@ -2798,37 +2858,54 @@
           <w:rFonts w:ascii="Arial" w:hAnsi="Arial" w:cs="Arial"/>
           <w:sz w:val="18"/>
         </w:rPr>
-        <w:t xml:space="preserve">Standardized </w:t>
-      </w:r>
-      <w:r>
-        <w:rPr>
-          <w:rStyle w:val="Strong"/>
-          <w:rFonts w:ascii="Arial" w:hAnsi="Arial" w:cs="Arial"/>
-          <w:sz w:val="18"/>
-        </w:rPr>
-        <w:t>structured logging</w:t>
-      </w:r>
-      <w:r>
-        <w:rPr>
-          <w:rFonts w:ascii="Arial" w:hAnsi="Arial" w:cs="Arial"/>
-          <w:sz w:val="18"/>
-        </w:rPr>
-        <w:t xml:space="preserve"> and </w:t>
-      </w:r>
-      <w:r>
-        <w:rPr>
-          <w:rStyle w:val="Strong"/>
-          <w:rFonts w:ascii="Arial" w:hAnsi="Arial" w:cs="Arial"/>
-          <w:sz w:val="18"/>
-        </w:rPr>
-        <w:t>audit logging</w:t>
-      </w:r>
-      <w:r>
-        <w:rPr>
-          <w:rFonts w:ascii="Arial" w:hAnsi="Arial" w:cs="Arial"/>
-          <w:sz w:val="18"/>
-        </w:rPr>
-        <w:t xml:space="preserve"> with correlation IDs so production issues could be traced cleanly across UI sessions and backend calls.</w:t>
+        <w:t xml:space="preserve">Prevented throttling incidents by adding </w:t>
+      </w:r>
+      <w:r>
+        <w:rPr>
+          <w:rStyle w:val="Strong"/>
+          <w:rFonts w:ascii="Arial" w:hAnsi="Arial" w:cs="Arial"/>
+          <w:sz w:val="18"/>
+        </w:rPr>
+        <w:t>rate limiting</w:t>
+      </w:r>
+      <w:r>
+        <w:rPr>
+          <w:rFonts w:ascii="Arial" w:hAnsi="Arial" w:cs="Arial"/>
+          <w:sz w:val="18"/>
+        </w:rPr>
+        <w:t xml:space="preserve"> and request shaping at the gateway, plus adaptive </w:t>
+      </w:r>
+      <w:proofErr w:type="spellStart"/>
+      <w:r>
+        <w:rPr>
+          <w:rFonts w:ascii="Arial" w:hAnsi="Arial" w:cs="Arial"/>
+          <w:sz w:val="18"/>
+        </w:rPr>
+        <w:t>backoff</w:t>
+      </w:r>
+      <w:proofErr w:type="spellEnd"/>
+      <w:r>
+        <w:rPr>
+          <w:rFonts w:ascii="Arial" w:hAnsi="Arial" w:cs="Arial"/>
+          <w:sz w:val="18"/>
+        </w:rPr>
+        <w:t xml:space="preserve"> for </w:t>
+      </w:r>
+      <w:proofErr w:type="spellStart"/>
+      <w:r>
+        <w:rPr>
+          <w:rFonts w:ascii="Arial" w:hAnsi="Arial" w:cs="Arial"/>
+          <w:sz w:val="18"/>
+        </w:rPr>
+        <w:t>bursty</w:t>
+      </w:r>
+      <w:proofErr w:type="spellEnd"/>
+      <w:r>
+        <w:rPr>
+          <w:rFonts w:ascii="Arial" w:hAnsi="Arial" w:cs="Arial"/>
+          <w:sz w:val="18"/>
+        </w:rPr>
+        <w:t xml:space="preserve"> client retries.</w:t>
       </w:r>
     </w:p>
     <w:p>
@@ -2836,7 +2913,7 @@
         <w:pStyle w:val="NormalWeb"/>
         <w:numPr>
           <w:ilvl w:val="0"/>
-          <w:numId w:val="5"/>
+          <w:numId w:val="17"/>
         </w:numPr>
         <w:jc w:val="both"/>
         <w:rPr>
@@ -2849,7 +2926,7 @@
           <w:rFonts w:ascii="Arial" w:hAnsi="Arial" w:cs="Arial"/>
           <w:sz w:val="18"/>
         </w:rPr>
-        <w:t xml:space="preserve">Rolled out distributed tracing using </w:t>
+        <w:t xml:space="preserve">Rolled out </w:t>
       </w:r>
       <w:proofErr w:type="spellStart"/>
       <w:r>
@@ -2866,22 +2943,7 @@
           <w:rFonts w:ascii="Arial" w:hAnsi="Arial" w:cs="Arial"/>
           <w:sz w:val="18"/>
         </w:rPr>
-        <w:t xml:space="preserve">, enabling end-to-end visibility from </w:t>
-      </w:r>
-      <w:r>
-        <w:rPr>
-          <w:rStyle w:val="Strong"/>
-          <w:rFonts w:ascii="Arial" w:hAnsi="Arial" w:cs="Arial"/>
-          <w:sz w:val="18"/>
-        </w:rPr>
-        <w:t>React</w:t>
-      </w:r>
-      <w:r>
-        <w:rPr>
-          <w:rFonts w:ascii="Arial" w:hAnsi="Arial" w:cs="Arial"/>
-          <w:sz w:val="18"/>
-        </w:rPr>
-        <w:t xml:space="preserve"> requests through downstream services for faster triage.</w:t>
+        <w:t xml:space="preserve"> tracing from React requests into ASP.NET Core pipelines, enabling end-to-end correlation across services and queues.</w:t>
       </w:r>
     </w:p>
     <w:p>
@@ -2889,7 +2951,7 @@
         <w:pStyle w:val="NormalWeb"/>
         <w:numPr>
           <w:ilvl w:val="0"/>
-          <w:numId w:val="5"/>
+          <w:numId w:val="17"/>
         </w:numPr>
         <w:jc w:val="both"/>
         <w:rPr>
@@ -2902,7 +2964,7 @@
           <w:rFonts w:ascii="Arial" w:hAnsi="Arial" w:cs="Arial"/>
           <w:sz w:val="18"/>
         </w:rPr>
-        <w:t xml:space="preserve">Built dashboards and alerts using </w:t>
+        <w:t xml:space="preserve">Built dashboards in </w:t>
       </w:r>
       <w:proofErr w:type="spellStart"/>
       <w:r>
@@ -2916,25 +2978,11 @@
       <w:proofErr w:type="spellEnd"/>
       <w:r>
         <w:rPr>
-          <w:rFonts w:ascii="Arial" w:hAnsi="Arial" w:cs="Arial"/>
-          <w:sz w:val="18"/>
-        </w:rPr>
-        <w:t xml:space="preserve">, </w:t>
-      </w:r>
-      <w:r>
-        <w:rPr>
-          <w:rStyle w:val="Strong"/>
-          <w:rFonts w:ascii="Arial" w:hAnsi="Arial" w:cs="Arial"/>
-          <w:sz w:val="18"/>
-        </w:rPr>
-        <w:t>Prometheus</w:t>
-      </w:r>
-      <w:r>
-        <w:rPr>
-          <w:rFonts w:ascii="Arial" w:hAnsi="Arial" w:cs="Arial"/>
-          <w:sz w:val="18"/>
-        </w:rPr>
-        <w:t xml:space="preserve">, </w:t>
+          <w:rStyle w:val="Strong"/>
+          <w:rFonts w:ascii="Arial" w:hAnsi="Arial" w:cs="Arial"/>
+          <w:sz w:val="18"/>
+        </w:rPr>
+        <w:t>/</w:t>
       </w:r>
       <w:proofErr w:type="spellStart"/>
       <w:r>
@@ -2951,40 +2999,7 @@
           <w:rFonts w:ascii="Arial" w:hAnsi="Arial" w:cs="Arial"/>
           <w:sz w:val="18"/>
         </w:rPr>
-        <w:t xml:space="preserve">, and </w:t>
-      </w:r>
-      <w:proofErr w:type="spellStart"/>
-      <w:r>
-        <w:rPr>
-          <w:rStyle w:val="Strong"/>
-          <w:rFonts w:ascii="Arial" w:hAnsi="Arial" w:cs="Arial"/>
-          <w:sz w:val="18"/>
-        </w:rPr>
-        <w:t>CloudWatch</w:t>
-      </w:r>
-      <w:proofErr w:type="spellEnd"/>
-      <w:r>
-        <w:rPr>
-          <w:rFonts w:ascii="Arial" w:hAnsi="Arial" w:cs="Arial"/>
-          <w:sz w:val="18"/>
-        </w:rPr>
-        <w:t xml:space="preserve">, linking signals to </w:t>
-      </w:r>
-      <w:proofErr w:type="spellStart"/>
-      <w:r>
-        <w:rPr>
-          <w:rFonts w:ascii="Arial" w:hAnsi="Arial" w:cs="Arial"/>
-          <w:sz w:val="18"/>
-        </w:rPr>
-        <w:t>runbooks</w:t>
-      </w:r>
-      <w:proofErr w:type="spellEnd"/>
-      <w:r>
-        <w:rPr>
-          <w:rFonts w:ascii="Arial" w:hAnsi="Arial" w:cs="Arial"/>
-          <w:sz w:val="18"/>
-        </w:rPr>
-        <w:t xml:space="preserve"> to reduce on-call noise.</w:t>
+        <w:t xml:space="preserve"> and alerting tied to SLOs, then reduced noisy pages by turning symptoms into measurable, owned fixes.</w:t>
       </w:r>
     </w:p>
     <w:p>
@@ -2992,7 +3007,7 @@
         <w:pStyle w:val="NormalWeb"/>
         <w:numPr>
           <w:ilvl w:val="0"/>
-          <w:numId w:val="5"/>
+          <w:numId w:val="17"/>
         </w:numPr>
         <w:jc w:val="both"/>
         <w:rPr>
@@ -3000,11 +3015,13 @@
           <w:sz w:val="18"/>
         </w:rPr>
       </w:pPr>
-      <w:r>
-        <w:rPr>
-          <w:rFonts w:ascii="Arial" w:hAnsi="Arial" w:cs="Arial"/>
-          <w:sz w:val="18"/>
-        </w:rPr>
+      <w:proofErr w:type="gramStart"/>
+      <w:r>
+        <w:rPr>
+          <w:rFonts w:ascii="Arial" w:hAnsi="Arial" w:cs="Arial"/>
+          <w:sz w:val="18"/>
+        </w:rPr>
+        <w:lastRenderedPageBreak/>
         <w:t xml:space="preserve">Added CI quality gates with </w:t>
       </w:r>
       <w:r>
@@ -3013,54 +3030,22 @@
           <w:rFonts w:ascii="Arial" w:hAnsi="Arial" w:cs="Arial"/>
           <w:sz w:val="18"/>
         </w:rPr>
-        <w:t>Pact-style</w:t>
-      </w:r>
-      <w:r>
-        <w:rPr>
-          <w:rFonts w:ascii="Arial" w:hAnsi="Arial" w:cs="Arial"/>
-          <w:sz w:val="18"/>
-        </w:rPr>
-        <w:t xml:space="preserve"> contract tests and pipeline controls in </w:t>
-      </w:r>
-      <w:proofErr w:type="spellStart"/>
-      <w:r>
-        <w:rPr>
-          <w:rStyle w:val="Strong"/>
-          <w:rFonts w:ascii="Arial" w:hAnsi="Arial" w:cs="Arial"/>
-          <w:sz w:val="18"/>
-        </w:rPr>
-        <w:t>GitHub</w:t>
-      </w:r>
-      <w:proofErr w:type="spellEnd"/>
-      <w:r>
-        <w:rPr>
-          <w:rStyle w:val="Strong"/>
-          <w:rFonts w:ascii="Arial" w:hAnsi="Arial" w:cs="Arial"/>
-          <w:sz w:val="18"/>
-        </w:rPr>
-        <w:t xml:space="preserve"> Actions</w:t>
-      </w:r>
-      <w:r>
-        <w:rPr>
-          <w:rFonts w:ascii="Arial" w:hAnsi="Arial" w:cs="Arial"/>
-          <w:sz w:val="18"/>
-        </w:rPr>
-        <w:t xml:space="preserve"> and </w:t>
-      </w:r>
-      <w:r>
-        <w:rPr>
-          <w:rStyle w:val="Strong"/>
-          <w:rFonts w:ascii="Arial" w:hAnsi="Arial" w:cs="Arial"/>
-          <w:sz w:val="18"/>
-        </w:rPr>
-        <w:t>Jenkins</w:t>
-      </w:r>
-      <w:r>
-        <w:rPr>
-          <w:rFonts w:ascii="Arial" w:hAnsi="Arial" w:cs="Arial"/>
-          <w:sz w:val="18"/>
-        </w:rPr>
-        <w:t>, preventing breaking API changes.</w:t>
+        <w:t>contract tests</w:t>
+      </w:r>
+      <w:r>
+        <w:rPr>
+          <w:rFonts w:ascii="Arial" w:hAnsi="Arial" w:cs="Arial"/>
+          <w:sz w:val="18"/>
+        </w:rPr>
+        <w:t xml:space="preserve"> and regression suites, catching breaking schema changes before deploys</w:t>
+      </w:r>
+      <w:proofErr w:type="gramEnd"/>
+      <w:r>
+        <w:rPr>
+          <w:rFonts w:ascii="Arial" w:hAnsi="Arial" w:cs="Arial"/>
+          <w:sz w:val="18"/>
+        </w:rPr>
+        <w:t xml:space="preserve"> hit real customer traffic.</w:t>
       </w:r>
     </w:p>
     <w:p>
@@ -3068,7 +3053,7 @@
         <w:pStyle w:val="NormalWeb"/>
         <w:numPr>
           <w:ilvl w:val="0"/>
-          <w:numId w:val="5"/>
+          <w:numId w:val="17"/>
         </w:numPr>
         <w:jc w:val="both"/>
         <w:rPr>
@@ -3081,7 +3066,7 @@
           <w:rFonts w:ascii="Arial" w:hAnsi="Arial" w:cs="Arial"/>
           <w:sz w:val="18"/>
         </w:rPr>
-        <w:t xml:space="preserve">Integrated fast filtering and investigation paths by indexing domain data into </w:t>
+        <w:t xml:space="preserve">Delivered search experiences by indexing domain entities into </w:t>
       </w:r>
       <w:proofErr w:type="spellStart"/>
       <w:r>
@@ -3095,25 +3080,18 @@
       <w:proofErr w:type="spellEnd"/>
       <w:r>
         <w:rPr>
-          <w:rFonts w:ascii="Arial" w:hAnsi="Arial" w:cs="Arial"/>
-          <w:sz w:val="18"/>
-        </w:rPr>
-        <w:t xml:space="preserve"> and </w:t>
-      </w:r>
-      <w:r>
-        <w:rPr>
-          <w:rStyle w:val="Strong"/>
-          <w:rFonts w:ascii="Arial" w:hAnsi="Arial" w:cs="Arial"/>
-          <w:sz w:val="18"/>
-        </w:rPr>
-        <w:t>OpenSearch</w:t>
-      </w:r>
-      <w:r>
-        <w:rPr>
-          <w:rFonts w:ascii="Arial" w:hAnsi="Arial" w:cs="Arial"/>
-          <w:sz w:val="18"/>
-        </w:rPr>
-        <w:t>, backing responsive UI search experiences.</w:t>
+          <w:rStyle w:val="Strong"/>
+          <w:rFonts w:ascii="Arial" w:hAnsi="Arial" w:cs="Arial"/>
+          <w:sz w:val="18"/>
+        </w:rPr>
+        <w:t>/OpenSearch</w:t>
+      </w:r>
+      <w:r>
+        <w:rPr>
+          <w:rFonts w:ascii="Arial" w:hAnsi="Arial" w:cs="Arial"/>
+          <w:sz w:val="18"/>
+        </w:rPr>
+        <w:t>, keeping UI filtering fast without punishing transactional stores.</w:t>
       </w:r>
     </w:p>
     <w:p>
@@ -3121,7 +3099,7 @@
         <w:pStyle w:val="NormalWeb"/>
         <w:numPr>
           <w:ilvl w:val="0"/>
-          <w:numId w:val="5"/>
+          <w:numId w:val="17"/>
         </w:numPr>
         <w:jc w:val="both"/>
         <w:rPr>
@@ -3134,8 +3112,7 @@
           <w:rFonts w:ascii="Arial" w:hAnsi="Arial" w:cs="Arial"/>
           <w:sz w:val="18"/>
         </w:rPr>
-        <w:lastRenderedPageBreak/>
-        <w:t xml:space="preserve">Delivered cloud deployments using </w:t>
+        <w:t xml:space="preserve">Standardized infra delivery with </w:t>
       </w:r>
       <w:proofErr w:type="spellStart"/>
       <w:r>
@@ -3149,10 +3126,11 @@
       <w:proofErr w:type="spellEnd"/>
       <w:r>
         <w:rPr>
-          <w:rFonts w:ascii="Arial" w:hAnsi="Arial" w:cs="Arial"/>
-          <w:sz w:val="18"/>
-        </w:rPr>
-        <w:t xml:space="preserve">, </w:t>
+          <w:rStyle w:val="Strong"/>
+          <w:rFonts w:ascii="Arial" w:hAnsi="Arial" w:cs="Arial"/>
+          <w:sz w:val="18"/>
+        </w:rPr>
+        <w:t xml:space="preserve"> + </w:t>
       </w:r>
       <w:proofErr w:type="spellStart"/>
       <w:r>
@@ -3169,150 +3147,23 @@
           <w:rFonts w:ascii="Arial" w:hAnsi="Arial" w:cs="Arial"/>
           <w:sz w:val="18"/>
         </w:rPr>
-        <w:t xml:space="preserve">, </w:t>
-      </w:r>
-      <w:r>
-        <w:rPr>
-          <w:rStyle w:val="Strong"/>
-          <w:rFonts w:ascii="Arial" w:hAnsi="Arial" w:cs="Arial"/>
-          <w:sz w:val="18"/>
-        </w:rPr>
-        <w:t>Helm</w:t>
-      </w:r>
-      <w:r>
-        <w:rPr>
-          <w:rFonts w:ascii="Arial" w:hAnsi="Arial" w:cs="Arial"/>
-          <w:sz w:val="18"/>
-        </w:rPr>
-        <w:t xml:space="preserve">, </w:t>
-      </w:r>
-      <w:r>
-        <w:rPr>
-          <w:rStyle w:val="Strong"/>
-          <w:rFonts w:ascii="Arial" w:hAnsi="Arial" w:cs="Arial"/>
-          <w:sz w:val="18"/>
-        </w:rPr>
-        <w:t>Argo CD</w:t>
-      </w:r>
-      <w:r>
-        <w:rPr>
-          <w:rFonts w:ascii="Arial" w:hAnsi="Arial" w:cs="Arial"/>
-          <w:sz w:val="18"/>
-        </w:rPr>
-        <w:t xml:space="preserve">, </w:t>
-      </w:r>
-      <w:proofErr w:type="spellStart"/>
-      <w:r>
-        <w:rPr>
-          <w:rStyle w:val="Strong"/>
-          <w:rFonts w:ascii="Arial" w:hAnsi="Arial" w:cs="Arial"/>
-          <w:sz w:val="18"/>
-        </w:rPr>
-        <w:t>GitOps</w:t>
-      </w:r>
-      <w:proofErr w:type="spellEnd"/>
-      <w:r>
-        <w:rPr>
-          <w:rFonts w:ascii="Arial" w:hAnsi="Arial" w:cs="Arial"/>
-          <w:sz w:val="18"/>
-        </w:rPr>
-        <w:t xml:space="preserve">, </w:t>
-      </w:r>
-      <w:proofErr w:type="spellStart"/>
-      <w:r>
-        <w:rPr>
-          <w:rStyle w:val="Strong"/>
-          <w:rFonts w:ascii="Arial" w:hAnsi="Arial" w:cs="Arial"/>
-          <w:sz w:val="18"/>
-        </w:rPr>
-        <w:t>Terraform</w:t>
-      </w:r>
-      <w:proofErr w:type="spellEnd"/>
-      <w:r>
-        <w:rPr>
-          <w:rFonts w:ascii="Arial" w:hAnsi="Arial" w:cs="Arial"/>
-          <w:sz w:val="18"/>
-        </w:rPr>
-        <w:t xml:space="preserve">, and </w:t>
-      </w:r>
-      <w:proofErr w:type="spellStart"/>
-      <w:r>
-        <w:rPr>
-          <w:rStyle w:val="Strong"/>
-          <w:rFonts w:ascii="Arial" w:hAnsi="Arial" w:cs="Arial"/>
-          <w:sz w:val="18"/>
-        </w:rPr>
-        <w:t>CloudFormation</w:t>
-      </w:r>
-      <w:proofErr w:type="spellEnd"/>
-      <w:r>
-        <w:rPr>
-          <w:rFonts w:ascii="Arial" w:hAnsi="Arial" w:cs="Arial"/>
-          <w:sz w:val="18"/>
-        </w:rPr>
-        <w:t xml:space="preserve"> across </w:t>
-      </w:r>
-      <w:r>
-        <w:rPr>
-          <w:rStyle w:val="Strong"/>
-          <w:rFonts w:ascii="Arial" w:hAnsi="Arial" w:cs="Arial"/>
-          <w:sz w:val="18"/>
-        </w:rPr>
-        <w:t>AWS EKS/ECS/EC2</w:t>
-      </w:r>
-      <w:r>
-        <w:rPr>
-          <w:rFonts w:ascii="Arial" w:hAnsi="Arial" w:cs="Arial"/>
-          <w:sz w:val="18"/>
-        </w:rPr>
-        <w:t xml:space="preserve">, orchestrating workflows with </w:t>
-      </w:r>
-      <w:proofErr w:type="spellStart"/>
-      <w:r>
-        <w:rPr>
-          <w:rStyle w:val="Strong"/>
-          <w:rFonts w:ascii="Arial" w:hAnsi="Arial" w:cs="Arial"/>
-          <w:sz w:val="18"/>
-        </w:rPr>
-        <w:t>EventBridge</w:t>
-      </w:r>
-      <w:proofErr w:type="spellEnd"/>
-      <w:r>
-        <w:rPr>
-          <w:rFonts w:ascii="Arial" w:hAnsi="Arial" w:cs="Arial"/>
-          <w:sz w:val="18"/>
-        </w:rPr>
         <w:t xml:space="preserve"> and </w:t>
       </w:r>
-      <w:r>
-        <w:rPr>
-          <w:rStyle w:val="Strong"/>
-          <w:rFonts w:ascii="Arial" w:hAnsi="Arial" w:cs="Arial"/>
-          <w:sz w:val="18"/>
-        </w:rPr>
-        <w:t>Step Functions</w:t>
-      </w:r>
-      <w:r>
-        <w:rPr>
-          <w:rFonts w:ascii="Arial" w:hAnsi="Arial" w:cs="Arial"/>
-          <w:sz w:val="18"/>
-        </w:rPr>
-        <w:t xml:space="preserve"> under least-privilege </w:t>
-      </w:r>
-      <w:r>
-        <w:rPr>
-          <w:rStyle w:val="Strong"/>
-          <w:rFonts w:ascii="Arial" w:hAnsi="Arial" w:cs="Arial"/>
-          <w:sz w:val="18"/>
-        </w:rPr>
-        <w:t>IAM</w:t>
-      </w:r>
-      <w:r>
-        <w:rPr>
-          <w:rFonts w:ascii="Arial" w:hAnsi="Arial" w:cs="Arial"/>
-          <w:sz w:val="18"/>
-        </w:rPr>
-        <w:t>.</w:t>
+      <w:proofErr w:type="spellStart"/>
+      <w:r>
+        <w:rPr>
+          <w:rFonts w:ascii="Arial" w:hAnsi="Arial" w:cs="Arial"/>
+          <w:sz w:val="18"/>
+        </w:rPr>
+        <w:t>IaC</w:t>
+      </w:r>
+      <w:proofErr w:type="spellEnd"/>
+      <w:r>
+        <w:rPr>
+          <w:rFonts w:ascii="Arial" w:hAnsi="Arial" w:cs="Arial"/>
+          <w:sz w:val="18"/>
+        </w:rPr>
+        <w:t>, enforcing least-privilege IAM and repeatable environment promotion patterns.</w:t>
       </w:r>
     </w:p>
     <w:tbl>
@@ -3419,35 +3270,19 @@
         <w:pStyle w:val="NormalWeb"/>
         <w:numPr>
           <w:ilvl w:val="0"/>
-          <w:numId w:val="6"/>
+          <w:numId w:val="15"/>
         </w:numPr>
-        <w:jc w:val="both"/>
-        <w:rPr>
-          <w:rFonts w:ascii="Arial" w:hAnsi="Arial" w:cs="Arial"/>
-          <w:sz w:val="18"/>
-        </w:rPr>
-      </w:pPr>
-      <w:r>
-        <w:rPr>
-          <w:rFonts w:ascii="Arial" w:hAnsi="Arial" w:cs="Arial"/>
-          <w:sz w:val="18"/>
-        </w:rPr>
-        <w:t xml:space="preserve">Built user-facing operational tooling with </w:t>
-      </w:r>
-      <w:r>
-        <w:rPr>
-          <w:rStyle w:val="Strong"/>
-          <w:rFonts w:ascii="Arial" w:hAnsi="Arial" w:cs="Arial"/>
-          <w:sz w:val="18"/>
-        </w:rPr>
-        <w:t>React</w:t>
-      </w:r>
-      <w:r>
-        <w:rPr>
-          <w:rFonts w:ascii="Arial" w:hAnsi="Arial" w:cs="Arial"/>
-          <w:sz w:val="18"/>
-        </w:rPr>
-        <w:t xml:space="preserve"> and API-driven screens that reduced manual triage time for support and operations teams.</w:t>
+        <w:rPr>
+          <w:rFonts w:ascii="Arial" w:hAnsi="Arial" w:cs="Arial"/>
+          <w:sz w:val="18"/>
+        </w:rPr>
+      </w:pPr>
+      <w:r>
+        <w:rPr>
+          <w:rFonts w:ascii="Arial" w:hAnsi="Arial" w:cs="Arial"/>
+          <w:sz w:val="18"/>
+        </w:rPr>
+        <w:t>Built React operational consoles that surfaced workflow state in real time, reducing support effort through consistent error UX and guided remediation.</w:t>
       </w:r>
     </w:p>
     <w:p>
@@ -3455,51 +3290,50 @@
         <w:pStyle w:val="NormalWeb"/>
         <w:numPr>
           <w:ilvl w:val="0"/>
-          <w:numId w:val="6"/>
+          <w:numId w:val="15"/>
         </w:numPr>
-        <w:jc w:val="both"/>
-        <w:rPr>
-          <w:rFonts w:ascii="Arial" w:hAnsi="Arial" w:cs="Arial"/>
-          <w:sz w:val="18"/>
-        </w:rPr>
-      </w:pPr>
-      <w:r>
-        <w:rPr>
-          <w:rFonts w:ascii="Arial" w:hAnsi="Arial" w:cs="Arial"/>
-          <w:sz w:val="18"/>
-        </w:rPr>
-        <w:t xml:space="preserve">Developed </w:t>
-      </w:r>
-      <w:r>
-        <w:rPr>
-          <w:rStyle w:val="Strong"/>
-          <w:rFonts w:ascii="Arial" w:hAnsi="Arial" w:cs="Arial"/>
-          <w:sz w:val="18"/>
-        </w:rPr>
-        <w:t>Node.js (Express)</w:t>
-      </w:r>
-      <w:r>
-        <w:rPr>
-          <w:rFonts w:ascii="Arial" w:hAnsi="Arial" w:cs="Arial"/>
-          <w:sz w:val="18"/>
-        </w:rPr>
-        <w:t xml:space="preserve"> services that transformed raw operational events into durable domain records with explicit validation and </w:t>
-      </w:r>
-      <w:proofErr w:type="spellStart"/>
-      <w:r>
-        <w:rPr>
-          <w:rFonts w:ascii="Arial" w:hAnsi="Arial" w:cs="Arial"/>
-          <w:sz w:val="18"/>
-        </w:rPr>
-        <w:t>deduplication</w:t>
-      </w:r>
-      <w:proofErr w:type="spellEnd"/>
-      <w:r>
-        <w:rPr>
-          <w:rFonts w:ascii="Arial" w:hAnsi="Arial" w:cs="Arial"/>
-          <w:sz w:val="18"/>
-        </w:rPr>
-        <w:t xml:space="preserve"> rules.</w:t>
+        <w:rPr>
+          <w:rFonts w:ascii="Arial" w:hAnsi="Arial" w:cs="Arial"/>
+          <w:sz w:val="18"/>
+        </w:rPr>
+      </w:pPr>
+      <w:r>
+        <w:rPr>
+          <w:rFonts w:ascii="Arial" w:hAnsi="Arial" w:cs="Arial"/>
+          <w:sz w:val="18"/>
+        </w:rPr>
+        <w:t xml:space="preserve">Implemented </w:t>
+      </w:r>
+      <w:r>
+        <w:rPr>
+          <w:rStyle w:val="Strong"/>
+          <w:rFonts w:ascii="Arial" w:hAnsi="Arial" w:cs="Arial"/>
+          <w:sz w:val="18"/>
+        </w:rPr>
+        <w:t>ASP.NET Core</w:t>
+      </w:r>
+      <w:r>
+        <w:rPr>
+          <w:rFonts w:ascii="Arial" w:hAnsi="Arial" w:cs="Arial"/>
+          <w:sz w:val="18"/>
+        </w:rPr>
+        <w:t xml:space="preserve"> REST APIs with stable semantics, enforcing pagination and error taxonomies so </w:t>
+      </w:r>
+      <w:proofErr w:type="gramStart"/>
+      <w:r>
+        <w:rPr>
+          <w:rFonts w:ascii="Arial" w:hAnsi="Arial" w:cs="Arial"/>
+          <w:sz w:val="18"/>
+        </w:rPr>
+        <w:t>React</w:t>
+      </w:r>
+      <w:proofErr w:type="gramEnd"/>
+      <w:r>
+        <w:rPr>
+          <w:rFonts w:ascii="Arial" w:hAnsi="Arial" w:cs="Arial"/>
+          <w:sz w:val="18"/>
+        </w:rPr>
+        <w:t xml:space="preserve"> screens remained predictable.</w:t>
       </w:r>
     </w:p>
     <w:p>
@@ -3507,50 +3341,50 @@
         <w:pStyle w:val="NormalWeb"/>
         <w:numPr>
           <w:ilvl w:val="0"/>
-          <w:numId w:val="6"/>
+          <w:numId w:val="15"/>
         </w:numPr>
-        <w:jc w:val="both"/>
-        <w:rPr>
-          <w:rFonts w:ascii="Arial" w:hAnsi="Arial" w:cs="Arial"/>
-          <w:sz w:val="18"/>
-        </w:rPr>
-      </w:pPr>
-      <w:r>
-        <w:rPr>
-          <w:rFonts w:ascii="Arial" w:hAnsi="Arial" w:cs="Arial"/>
-          <w:sz w:val="18"/>
-        </w:rPr>
-        <w:t xml:space="preserve">Implemented </w:t>
-      </w:r>
-      <w:r>
-        <w:rPr>
-          <w:rStyle w:val="Strong"/>
-          <w:rFonts w:ascii="Arial" w:hAnsi="Arial" w:cs="Arial"/>
-          <w:sz w:val="18"/>
-        </w:rPr>
-        <w:t>REST endpoints</w:t>
-      </w:r>
-      <w:r>
-        <w:rPr>
-          <w:rFonts w:ascii="Arial" w:hAnsi="Arial" w:cs="Arial"/>
-          <w:sz w:val="18"/>
-        </w:rPr>
-        <w:t xml:space="preserve"> with stable payload shapes and consistent HTTP semantics to keep </w:t>
-      </w:r>
-      <w:r>
-        <w:rPr>
-          <w:rStyle w:val="Strong"/>
-          <w:rFonts w:ascii="Arial" w:hAnsi="Arial" w:cs="Arial"/>
-          <w:sz w:val="18"/>
-        </w:rPr>
-        <w:t>React</w:t>
-      </w:r>
-      <w:r>
-        <w:rPr>
-          <w:rFonts w:ascii="Arial" w:hAnsi="Arial" w:cs="Arial"/>
-          <w:sz w:val="18"/>
-        </w:rPr>
-        <w:t xml:space="preserve"> integration predictable and reduce UI bugs.</w:t>
+        <w:rPr>
+          <w:rFonts w:ascii="Arial" w:hAnsi="Arial" w:cs="Arial"/>
+          <w:sz w:val="18"/>
+        </w:rPr>
+      </w:pPr>
+      <w:r>
+        <w:rPr>
+          <w:rFonts w:ascii="Arial" w:hAnsi="Arial" w:cs="Arial"/>
+          <w:sz w:val="18"/>
+        </w:rPr>
+        <w:t xml:space="preserve">Fixed a critical bug where retries caused duplicate partner tickets, solving it with </w:t>
+      </w:r>
+      <w:r>
+        <w:rPr>
+          <w:rStyle w:val="Strong"/>
+          <w:rFonts w:ascii="Arial" w:hAnsi="Arial" w:cs="Arial"/>
+          <w:sz w:val="18"/>
+        </w:rPr>
+        <w:t>exactly-once intent</w:t>
+      </w:r>
+      <w:r>
+        <w:rPr>
+          <w:rFonts w:ascii="Arial" w:hAnsi="Arial" w:cs="Arial"/>
+          <w:sz w:val="18"/>
+        </w:rPr>
+        <w:t xml:space="preserve"> via </w:t>
+      </w:r>
+      <w:proofErr w:type="spellStart"/>
+      <w:r>
+        <w:rPr>
+          <w:rFonts w:ascii="Arial" w:hAnsi="Arial" w:cs="Arial"/>
+          <w:sz w:val="18"/>
+        </w:rPr>
+        <w:t>idempotency</w:t>
+      </w:r>
+      <w:proofErr w:type="spellEnd"/>
+      <w:r>
+        <w:rPr>
+          <w:rFonts w:ascii="Arial" w:hAnsi="Arial" w:cs="Arial"/>
+          <w:sz w:val="18"/>
+        </w:rPr>
+        <w:t xml:space="preserve"> tokens and audit trails.</w:t>
       </w:r>
     </w:p>
     <w:p>
@@ -3558,36 +3392,19 @@
         <w:pStyle w:val="NormalWeb"/>
         <w:numPr>
           <w:ilvl w:val="0"/>
-          <w:numId w:val="6"/>
+          <w:numId w:val="15"/>
         </w:numPr>
-        <w:jc w:val="both"/>
-        <w:rPr>
-          <w:rFonts w:ascii="Arial" w:hAnsi="Arial" w:cs="Arial"/>
-          <w:sz w:val="18"/>
-        </w:rPr>
-      </w:pPr>
-      <w:r>
-        <w:rPr>
-          <w:rFonts w:ascii="Arial" w:hAnsi="Arial" w:cs="Arial"/>
-          <w:sz w:val="18"/>
-        </w:rPr>
-        <w:t xml:space="preserve">Built background processing pipelines using queue-based workflows and </w:t>
-      </w:r>
-      <w:proofErr w:type="spellStart"/>
-      <w:r>
-        <w:rPr>
-          <w:rFonts w:ascii="Arial" w:hAnsi="Arial" w:cs="Arial"/>
-          <w:sz w:val="18"/>
-        </w:rPr>
-        <w:t>resumable</w:t>
-      </w:r>
-      <w:proofErr w:type="spellEnd"/>
-      <w:r>
-        <w:rPr>
-          <w:rFonts w:ascii="Arial" w:hAnsi="Arial" w:cs="Arial"/>
-          <w:sz w:val="18"/>
-        </w:rPr>
-        <w:t xml:space="preserve"> execution to survive transient infrastructure failures.</w:t>
+        <w:rPr>
+          <w:rFonts w:ascii="Arial" w:hAnsi="Arial" w:cs="Arial"/>
+          <w:sz w:val="18"/>
+        </w:rPr>
+      </w:pPr>
+      <w:r>
+        <w:rPr>
+          <w:rFonts w:ascii="Arial" w:hAnsi="Arial" w:cs="Arial"/>
+          <w:sz w:val="18"/>
+        </w:rPr>
+        <w:t>Migrated brittle synchronous processing into background workers with queue semantics, preventing UI timeouts while keeping progress visible to users.</w:t>
       </w:r>
     </w:p>
     <w:p>
@@ -3595,20 +3412,19 @@
         <w:pStyle w:val="NormalWeb"/>
         <w:numPr>
           <w:ilvl w:val="0"/>
-          <w:numId w:val="6"/>
+          <w:numId w:val="15"/>
         </w:numPr>
-        <w:jc w:val="both"/>
-        <w:rPr>
-          <w:rFonts w:ascii="Arial" w:hAnsi="Arial" w:cs="Arial"/>
-          <w:sz w:val="18"/>
-        </w:rPr>
-      </w:pPr>
-      <w:r>
-        <w:rPr>
-          <w:rFonts w:ascii="Arial" w:hAnsi="Arial" w:cs="Arial"/>
-          <w:sz w:val="18"/>
-        </w:rPr>
-        <w:t xml:space="preserve">Improved data correctness and performance across </w:t>
+        <w:rPr>
+          <w:rFonts w:ascii="Arial" w:hAnsi="Arial" w:cs="Arial"/>
+          <w:sz w:val="18"/>
+        </w:rPr>
+      </w:pPr>
+      <w:r>
+        <w:rPr>
+          <w:rFonts w:ascii="Arial" w:hAnsi="Arial" w:cs="Arial"/>
+          <w:sz w:val="18"/>
+        </w:rPr>
+        <w:t xml:space="preserve">Improved data correctness across </w:t>
       </w:r>
       <w:proofErr w:type="spellStart"/>
       <w:r>
@@ -3622,40 +3438,18 @@
       <w:proofErr w:type="spellEnd"/>
       <w:r>
         <w:rPr>
-          <w:rFonts w:ascii="Arial" w:hAnsi="Arial" w:cs="Arial"/>
-          <w:sz w:val="18"/>
-        </w:rPr>
-        <w:t xml:space="preserve">, </w:t>
-      </w:r>
-      <w:r>
-        <w:rPr>
-          <w:rStyle w:val="Strong"/>
-          <w:rFonts w:ascii="Arial" w:hAnsi="Arial" w:cs="Arial"/>
-          <w:sz w:val="18"/>
-        </w:rPr>
-        <w:t>MySQL</w:t>
-      </w:r>
-      <w:r>
-        <w:rPr>
-          <w:rFonts w:ascii="Arial" w:hAnsi="Arial" w:cs="Arial"/>
-          <w:sz w:val="18"/>
-        </w:rPr>
-        <w:t xml:space="preserve">, and </w:t>
-      </w:r>
-      <w:r>
-        <w:rPr>
-          <w:rStyle w:val="Strong"/>
-          <w:rFonts w:ascii="Arial" w:hAnsi="Arial" w:cs="Arial"/>
-          <w:sz w:val="18"/>
-        </w:rPr>
-        <w:t>SQL Server</w:t>
-      </w:r>
-      <w:r>
-        <w:rPr>
-          <w:rFonts w:ascii="Arial" w:hAnsi="Arial" w:cs="Arial"/>
-          <w:sz w:val="18"/>
-        </w:rPr>
-        <w:t xml:space="preserve"> with migration discipline, index audits, and slow-query cleanup.</w:t>
+          <w:rStyle w:val="Strong"/>
+          <w:rFonts w:ascii="Arial" w:hAnsi="Arial" w:cs="Arial"/>
+          <w:sz w:val="18"/>
+        </w:rPr>
+        <w:t>/MySQL/SQL Server</w:t>
+      </w:r>
+      <w:r>
+        <w:rPr>
+          <w:rFonts w:ascii="Arial" w:hAnsi="Arial" w:cs="Arial"/>
+          <w:sz w:val="18"/>
+        </w:rPr>
+        <w:t xml:space="preserve"> by introducing migration discipline, rollback plans, and targeted index cleanup.</w:t>
       </w:r>
     </w:p>
     <w:p>
@@ -3663,20 +3457,19 @@
         <w:pStyle w:val="NormalWeb"/>
         <w:numPr>
           <w:ilvl w:val="0"/>
-          <w:numId w:val="6"/>
+          <w:numId w:val="15"/>
         </w:numPr>
-        <w:jc w:val="both"/>
-        <w:rPr>
-          <w:rFonts w:ascii="Arial" w:hAnsi="Arial" w:cs="Arial"/>
-          <w:sz w:val="18"/>
-        </w:rPr>
-      </w:pPr>
-      <w:r>
-        <w:rPr>
-          <w:rFonts w:ascii="Arial" w:hAnsi="Arial" w:cs="Arial"/>
-          <w:sz w:val="18"/>
-        </w:rPr>
-        <w:t>Integrated third-party systems through adapter layers, isolating vendor behavior so frontend and backend changes stayed decoupled and safe.</w:t>
+        <w:rPr>
+          <w:rFonts w:ascii="Arial" w:hAnsi="Arial" w:cs="Arial"/>
+          <w:sz w:val="18"/>
+        </w:rPr>
+      </w:pPr>
+      <w:r>
+        <w:rPr>
+          <w:rFonts w:ascii="Arial" w:hAnsi="Arial" w:cs="Arial"/>
+          <w:sz w:val="18"/>
+        </w:rPr>
+        <w:t>Added vendor adapter layers to isolate third-party quirks, so partner outages didn’t cascade into UI failures or require emergency hotfixes.</w:t>
       </w:r>
     </w:p>
     <w:p>
@@ -3684,35 +3477,34 @@
         <w:pStyle w:val="NormalWeb"/>
         <w:numPr>
           <w:ilvl w:val="0"/>
-          <w:numId w:val="6"/>
+          <w:numId w:val="15"/>
         </w:numPr>
-        <w:jc w:val="both"/>
-        <w:rPr>
-          <w:rFonts w:ascii="Arial" w:hAnsi="Arial" w:cs="Arial"/>
-          <w:sz w:val="18"/>
-        </w:rPr>
-      </w:pPr>
-      <w:r>
-        <w:rPr>
-          <w:rFonts w:ascii="Arial" w:hAnsi="Arial" w:cs="Arial"/>
-          <w:sz w:val="18"/>
-        </w:rPr>
-        <w:t xml:space="preserve">Hardened access control using </w:t>
-      </w:r>
-      <w:r>
-        <w:rPr>
-          <w:rStyle w:val="Strong"/>
-          <w:rFonts w:ascii="Arial" w:hAnsi="Arial" w:cs="Arial"/>
-          <w:sz w:val="18"/>
-        </w:rPr>
-        <w:t>OAuth2/JWT</w:t>
-      </w:r>
-      <w:r>
-        <w:rPr>
-          <w:rFonts w:ascii="Arial" w:hAnsi="Arial" w:cs="Arial"/>
-          <w:sz w:val="18"/>
-        </w:rPr>
-        <w:t xml:space="preserve"> patterns and role checks enforced consistently across service endpoints used by the UI.</w:t>
+        <w:rPr>
+          <w:rFonts w:ascii="Arial" w:hAnsi="Arial" w:cs="Arial"/>
+          <w:sz w:val="18"/>
+        </w:rPr>
+      </w:pPr>
+      <w:r>
+        <w:rPr>
+          <w:rFonts w:ascii="Arial" w:hAnsi="Arial" w:cs="Arial"/>
+          <w:sz w:val="18"/>
+        </w:rPr>
+        <w:t xml:space="preserve">Hardened authentication flows with </w:t>
+      </w:r>
+      <w:r>
+        <w:rPr>
+          <w:rStyle w:val="Strong"/>
+          <w:rFonts w:ascii="Arial" w:hAnsi="Arial" w:cs="Arial"/>
+          <w:sz w:val="18"/>
+        </w:rPr>
+        <w:t>JWT validation</w:t>
+      </w:r>
+      <w:r>
+        <w:rPr>
+          <w:rFonts w:ascii="Arial" w:hAnsi="Arial" w:cs="Arial"/>
+          <w:sz w:val="18"/>
+        </w:rPr>
+        <w:t xml:space="preserve"> and fine-grained role checks, aligning endpoint authorization to operational responsibilities.</w:t>
       </w:r>
     </w:p>
     <w:p>
@@ -3720,65 +3512,19 @@
         <w:pStyle w:val="NormalWeb"/>
         <w:numPr>
           <w:ilvl w:val="0"/>
-          <w:numId w:val="6"/>
+          <w:numId w:val="15"/>
         </w:numPr>
-        <w:jc w:val="both"/>
-        <w:rPr>
-          <w:rFonts w:ascii="Arial" w:hAnsi="Arial" w:cs="Arial"/>
-          <w:sz w:val="18"/>
-        </w:rPr>
-      </w:pPr>
-      <w:r>
-        <w:rPr>
-          <w:rFonts w:ascii="Arial" w:hAnsi="Arial" w:cs="Arial"/>
-          <w:sz w:val="18"/>
-        </w:rPr>
-        <w:t xml:space="preserve">Added automated test coverage using </w:t>
-      </w:r>
-      <w:r>
-        <w:rPr>
-          <w:rStyle w:val="Strong"/>
-          <w:rFonts w:ascii="Arial" w:hAnsi="Arial" w:cs="Arial"/>
-          <w:sz w:val="18"/>
-        </w:rPr>
-        <w:t>Jest</w:t>
-      </w:r>
-      <w:r>
-        <w:rPr>
-          <w:rFonts w:ascii="Arial" w:hAnsi="Arial" w:cs="Arial"/>
-          <w:sz w:val="18"/>
-        </w:rPr>
-        <w:t xml:space="preserve">, </w:t>
-      </w:r>
-      <w:r>
-        <w:rPr>
-          <w:rStyle w:val="Strong"/>
-          <w:rFonts w:ascii="Arial" w:hAnsi="Arial" w:cs="Arial"/>
-          <w:sz w:val="18"/>
-        </w:rPr>
-        <w:t>Mocha</w:t>
-      </w:r>
-      <w:r>
-        <w:rPr>
-          <w:rFonts w:ascii="Arial" w:hAnsi="Arial" w:cs="Arial"/>
-          <w:sz w:val="18"/>
-        </w:rPr>
-        <w:t xml:space="preserve">, and </w:t>
-      </w:r>
-      <w:r>
-        <w:rPr>
-          <w:rStyle w:val="Strong"/>
-          <w:rFonts w:ascii="Arial" w:hAnsi="Arial" w:cs="Arial"/>
-          <w:sz w:val="18"/>
-        </w:rPr>
-        <w:t>Chai</w:t>
-      </w:r>
-      <w:r>
-        <w:rPr>
-          <w:rFonts w:ascii="Arial" w:hAnsi="Arial" w:cs="Arial"/>
-          <w:sz w:val="18"/>
-        </w:rPr>
-        <w:t>, protecting core flows from regressions during frequent releases.</w:t>
+        <w:rPr>
+          <w:rFonts w:ascii="Arial" w:hAnsi="Arial" w:cs="Arial"/>
+          <w:sz w:val="18"/>
+        </w:rPr>
+      </w:pPr>
+      <w:r>
+        <w:rPr>
+          <w:rFonts w:ascii="Arial" w:hAnsi="Arial" w:cs="Arial"/>
+          <w:sz w:val="18"/>
+        </w:rPr>
+        <w:t>Built automated tests that targeted failure-prone business rules, preventing regressions during frequent releases and high-change integration work.</w:t>
       </w:r>
     </w:p>
     <w:p>
@@ -3786,37 +3532,19 @@
         <w:pStyle w:val="NormalWeb"/>
         <w:numPr>
           <w:ilvl w:val="0"/>
-          <w:numId w:val="6"/>
+          <w:numId w:val="15"/>
         </w:numPr>
-        <w:jc w:val="both"/>
-        <w:rPr>
-          <w:rFonts w:ascii="Arial" w:hAnsi="Arial" w:cs="Arial"/>
-          <w:sz w:val="18"/>
-        </w:rPr>
-      </w:pPr>
-      <w:r>
-        <w:rPr>
-          <w:rFonts w:ascii="Arial" w:hAnsi="Arial" w:cs="Arial"/>
-          <w:sz w:val="18"/>
-        </w:rPr>
-        <w:t xml:space="preserve">Centralized error handling with stable error codes and actionable messages so </w:t>
-      </w:r>
-      <w:proofErr w:type="gramStart"/>
-      <w:r>
-        <w:rPr>
-          <w:rStyle w:val="Strong"/>
-          <w:rFonts w:ascii="Arial" w:hAnsi="Arial" w:cs="Arial"/>
-          <w:sz w:val="18"/>
-        </w:rPr>
-        <w:t>React</w:t>
-      </w:r>
-      <w:proofErr w:type="gramEnd"/>
-      <w:r>
-        <w:rPr>
-          <w:rFonts w:ascii="Arial" w:hAnsi="Arial" w:cs="Arial"/>
-          <w:sz w:val="18"/>
-        </w:rPr>
-        <w:t xml:space="preserve"> screens could present consistent user feedback.</w:t>
+        <w:rPr>
+          <w:rFonts w:ascii="Arial" w:hAnsi="Arial" w:cs="Arial"/>
+          <w:sz w:val="18"/>
+        </w:rPr>
+      </w:pPr>
+      <w:r>
+        <w:rPr>
+          <w:rFonts w:ascii="Arial" w:hAnsi="Arial" w:cs="Arial"/>
+          <w:sz w:val="18"/>
+        </w:rPr>
+        <w:t>Implemented centralized exception handling with stable error codes, enabling React components to render actionable messages instead of generic failures.</w:t>
       </w:r>
     </w:p>
     <w:p>
@@ -3824,51 +3552,35 @@
         <w:pStyle w:val="NormalWeb"/>
         <w:numPr>
           <w:ilvl w:val="0"/>
-          <w:numId w:val="6"/>
+          <w:numId w:val="15"/>
         </w:numPr>
-        <w:jc w:val="both"/>
-        <w:rPr>
-          <w:rFonts w:ascii="Arial" w:hAnsi="Arial" w:cs="Arial"/>
-          <w:sz w:val="18"/>
-        </w:rPr>
-      </w:pPr>
-      <w:r>
-        <w:rPr>
-          <w:rFonts w:ascii="Arial" w:hAnsi="Arial" w:cs="Arial"/>
-          <w:sz w:val="18"/>
-        </w:rPr>
-        <w:t xml:space="preserve">Delivered operational visibility via backlog-depth dashboards, exporting logs to </w:t>
-      </w:r>
-      <w:r>
-        <w:rPr>
-          <w:rStyle w:val="Strong"/>
-          <w:rFonts w:ascii="Arial" w:hAnsi="Arial" w:cs="Arial"/>
-          <w:sz w:val="18"/>
-        </w:rPr>
-        <w:t>ELK/EFK</w:t>
-      </w:r>
-      <w:r>
-        <w:rPr>
-          <w:rFonts w:ascii="Arial" w:hAnsi="Arial" w:cs="Arial"/>
-          <w:sz w:val="18"/>
-        </w:rPr>
-        <w:t xml:space="preserve"> and tying alerts to practical </w:t>
-      </w:r>
-      <w:proofErr w:type="spellStart"/>
-      <w:r>
-        <w:rPr>
-          <w:rFonts w:ascii="Arial" w:hAnsi="Arial" w:cs="Arial"/>
-          <w:sz w:val="18"/>
-        </w:rPr>
-        <w:t>runbooks</w:t>
-      </w:r>
-      <w:proofErr w:type="spellEnd"/>
-      <w:r>
-        <w:rPr>
-          <w:rFonts w:ascii="Arial" w:hAnsi="Arial" w:cs="Arial"/>
-          <w:sz w:val="18"/>
-        </w:rPr>
-        <w:t>.</w:t>
+        <w:rPr>
+          <w:rFonts w:ascii="Arial" w:hAnsi="Arial" w:cs="Arial"/>
+          <w:sz w:val="18"/>
+        </w:rPr>
+      </w:pPr>
+      <w:r>
+        <w:rPr>
+          <w:rFonts w:ascii="Arial" w:hAnsi="Arial" w:cs="Arial"/>
+          <w:sz w:val="18"/>
+        </w:rPr>
+        <w:t xml:space="preserve">Introduced </w:t>
+      </w:r>
+      <w:proofErr w:type="spellStart"/>
+      <w:r>
+        <w:rPr>
+          <w:rFonts w:ascii="Arial" w:hAnsi="Arial" w:cs="Arial"/>
+          <w:sz w:val="18"/>
+        </w:rPr>
+        <w:t>observability</w:t>
+      </w:r>
+      <w:proofErr w:type="spellEnd"/>
+      <w:r>
+        <w:rPr>
+          <w:rFonts w:ascii="Arial" w:hAnsi="Arial" w:cs="Arial"/>
+          <w:sz w:val="18"/>
+        </w:rPr>
+        <w:t xml:space="preserve"> baselines (structured logs, correlation IDs, basic traces), shortening incident triage by making failures searchable and linked.</w:t>
       </w:r>
     </w:p>
     <w:p>
@@ -3876,20 +3588,19 @@
         <w:pStyle w:val="NormalWeb"/>
         <w:numPr>
           <w:ilvl w:val="0"/>
-          <w:numId w:val="6"/>
+          <w:numId w:val="15"/>
         </w:numPr>
-        <w:jc w:val="both"/>
-        <w:rPr>
-          <w:rFonts w:ascii="Arial" w:hAnsi="Arial" w:cs="Arial"/>
-          <w:sz w:val="18"/>
-        </w:rPr>
-      </w:pPr>
-      <w:r>
-        <w:rPr>
-          <w:rFonts w:ascii="Arial" w:hAnsi="Arial" w:cs="Arial"/>
-          <w:sz w:val="18"/>
-        </w:rPr>
-        <w:t>Optimized hot endpoints by removing N+1 query paths and reducing chatty data access patterns that slowed down UI workflows.</w:t>
+        <w:rPr>
+          <w:rFonts w:ascii="Arial" w:hAnsi="Arial" w:cs="Arial"/>
+          <w:sz w:val="18"/>
+        </w:rPr>
+      </w:pPr>
+      <w:r>
+        <w:rPr>
+          <w:rFonts w:ascii="Arial" w:hAnsi="Arial" w:cs="Arial"/>
+          <w:sz w:val="18"/>
+        </w:rPr>
+        <w:t>Optimized hot endpoints by removing N+1 query paths and reducing chatty access patterns that inflated latency under peak operational load.</w:t>
       </w:r>
     </w:p>
     <w:p>
@@ -3897,20 +3608,19 @@
         <w:pStyle w:val="NormalWeb"/>
         <w:numPr>
           <w:ilvl w:val="0"/>
-          <w:numId w:val="6"/>
+          <w:numId w:val="15"/>
         </w:numPr>
-        <w:jc w:val="both"/>
-        <w:rPr>
-          <w:rFonts w:ascii="Arial" w:hAnsi="Arial" w:cs="Arial"/>
-          <w:sz w:val="18"/>
-        </w:rPr>
-      </w:pPr>
-      <w:r>
-        <w:rPr>
-          <w:rFonts w:ascii="Arial" w:hAnsi="Arial" w:cs="Arial"/>
-          <w:sz w:val="18"/>
-        </w:rPr>
-        <w:t>Enabled safe rollouts using feature flags and gradual exposure to decouple deployments from product activation risk.</w:t>
+        <w:rPr>
+          <w:rFonts w:ascii="Arial" w:hAnsi="Arial" w:cs="Arial"/>
+          <w:sz w:val="18"/>
+        </w:rPr>
+      </w:pPr>
+      <w:r>
+        <w:rPr>
+          <w:rFonts w:ascii="Arial" w:hAnsi="Arial" w:cs="Arial"/>
+          <w:sz w:val="18"/>
+        </w:rPr>
+        <w:t>Enabled safer rollouts with feature flags and gradual exposure, decoupling deployments from product activation risk during sensitive releases.</w:t>
       </w:r>
     </w:p>
     <w:p>
@@ -3918,20 +3628,35 @@
         <w:pStyle w:val="NormalWeb"/>
         <w:numPr>
           <w:ilvl w:val="0"/>
-          <w:numId w:val="6"/>
+          <w:numId w:val="15"/>
         </w:numPr>
-        <w:jc w:val="both"/>
-        <w:rPr>
-          <w:rFonts w:ascii="Arial" w:hAnsi="Arial" w:cs="Arial"/>
-          <w:sz w:val="18"/>
-        </w:rPr>
-      </w:pPr>
-      <w:r>
-        <w:rPr>
-          <w:rFonts w:ascii="Arial" w:hAnsi="Arial" w:cs="Arial"/>
-          <w:sz w:val="18"/>
-        </w:rPr>
-        <w:t xml:space="preserve">Supported messaging and integration needs using </w:t>
+        <w:rPr>
+          <w:rFonts w:ascii="Arial" w:hAnsi="Arial" w:cs="Arial"/>
+          <w:sz w:val="18"/>
+        </w:rPr>
+      </w:pPr>
+      <w:r>
+        <w:rPr>
+          <w:rFonts w:ascii="Arial" w:hAnsi="Arial" w:cs="Arial"/>
+          <w:sz w:val="18"/>
+        </w:rPr>
+        <w:t xml:space="preserve">Supported </w:t>
+      </w:r>
+      <w:proofErr w:type="spellStart"/>
+      <w:r>
+        <w:rPr>
+          <w:rFonts w:ascii="Arial" w:hAnsi="Arial" w:cs="Arial"/>
+          <w:sz w:val="18"/>
+        </w:rPr>
+        <w:t>eventing</w:t>
+      </w:r>
+      <w:proofErr w:type="spellEnd"/>
+      <w:r>
+        <w:rPr>
+          <w:rFonts w:ascii="Arial" w:hAnsi="Arial" w:cs="Arial"/>
+          <w:sz w:val="18"/>
+        </w:rPr>
+        <w:t xml:space="preserve"> via </w:t>
       </w:r>
       <w:proofErr w:type="spellStart"/>
       <w:r>
@@ -3945,25 +3670,18 @@
       <w:proofErr w:type="spellEnd"/>
       <w:r>
         <w:rPr>
-          <w:rFonts w:ascii="Arial" w:hAnsi="Arial" w:cs="Arial"/>
-          <w:sz w:val="18"/>
-        </w:rPr>
-        <w:t xml:space="preserve"> and </w:t>
-      </w:r>
-      <w:r>
-        <w:rPr>
-          <w:rStyle w:val="Strong"/>
-          <w:rFonts w:ascii="Arial" w:hAnsi="Arial" w:cs="Arial"/>
-          <w:sz w:val="18"/>
-        </w:rPr>
-        <w:t>Kafka</w:t>
-      </w:r>
-      <w:r>
-        <w:rPr>
-          <w:rFonts w:ascii="Arial" w:hAnsi="Arial" w:cs="Arial"/>
-          <w:sz w:val="18"/>
-        </w:rPr>
-        <w:t>, applying retries and DLQs to prevent poisoned messages from stalling processing.</w:t>
+          <w:rStyle w:val="Strong"/>
+          <w:rFonts w:ascii="Arial" w:hAnsi="Arial" w:cs="Arial"/>
+          <w:sz w:val="18"/>
+        </w:rPr>
+        <w:t>/Kafka</w:t>
+      </w:r>
+      <w:r>
+        <w:rPr>
+          <w:rFonts w:ascii="Arial" w:hAnsi="Arial" w:cs="Arial"/>
+          <w:sz w:val="18"/>
+        </w:rPr>
+        <w:t xml:space="preserve"> where needed, applying retries and DLQs so poison messages were contained instead of blocking throughput.</w:t>
       </w:r>
     </w:p>
     <w:tbl>
@@ -4070,7 +3788,7 @@
         <w:pStyle w:val="NormalWeb"/>
         <w:numPr>
           <w:ilvl w:val="0"/>
-          <w:numId w:val="7"/>
+          <w:numId w:val="13"/>
         </w:numPr>
         <w:jc w:val="both"/>
         <w:rPr>
@@ -4083,24 +3801,7 @@
           <w:rFonts w:ascii="Arial" w:hAnsi="Arial" w:cs="Arial"/>
           <w:sz w:val="18"/>
         </w:rPr>
-        <w:t xml:space="preserve">Built internal product dashboards using </w:t>
-      </w:r>
-      <w:proofErr w:type="gramStart"/>
-      <w:r>
-        <w:rPr>
-          <w:rStyle w:val="Strong"/>
-          <w:rFonts w:ascii="Arial" w:hAnsi="Arial" w:cs="Arial"/>
-          <w:sz w:val="18"/>
-        </w:rPr>
-        <w:t>React</w:t>
-      </w:r>
-      <w:proofErr w:type="gramEnd"/>
-      <w:r>
-        <w:rPr>
-          <w:rFonts w:ascii="Arial" w:hAnsi="Arial" w:cs="Arial"/>
-          <w:sz w:val="18"/>
-        </w:rPr>
-        <w:t xml:space="preserve"> with API-driven widgets that made operational metrics and workflow state visible to teams.</w:t>
+        <w:t>Delivered internal dashboards in React that exposed operational metrics clearly, replacing spreadsheet-driven workflows with auditable system views.</w:t>
       </w:r>
     </w:p>
     <w:p>
@@ -4108,7 +3809,7 @@
         <w:pStyle w:val="NormalWeb"/>
         <w:numPr>
           <w:ilvl w:val="0"/>
-          <w:numId w:val="7"/>
+          <w:numId w:val="13"/>
         </w:numPr>
         <w:jc w:val="both"/>
         <w:rPr>
@@ -4121,22 +3822,22 @@
           <w:rFonts w:ascii="Arial" w:hAnsi="Arial" w:cs="Arial"/>
           <w:sz w:val="18"/>
         </w:rPr>
-        <w:t xml:space="preserve">Developed </w:t>
-      </w:r>
-      <w:r>
-        <w:rPr>
-          <w:rStyle w:val="Strong"/>
-          <w:rFonts w:ascii="Arial" w:hAnsi="Arial" w:cs="Arial"/>
-          <w:sz w:val="18"/>
-        </w:rPr>
-        <w:t>Node.js</w:t>
-      </w:r>
-      <w:r>
-        <w:rPr>
-          <w:rFonts w:ascii="Arial" w:hAnsi="Arial" w:cs="Arial"/>
-          <w:sz w:val="18"/>
-        </w:rPr>
-        <w:t xml:space="preserve"> backend services that unified upstream sources behind consistent APIs to reduce integration fragility.</w:t>
+        <w:t xml:space="preserve">Built </w:t>
+      </w:r>
+      <w:r>
+        <w:rPr>
+          <w:rStyle w:val="Strong"/>
+          <w:rFonts w:ascii="Arial" w:hAnsi="Arial" w:cs="Arial"/>
+          <w:sz w:val="18"/>
+        </w:rPr>
+        <w:t>.NET Web API</w:t>
+      </w:r>
+      <w:r>
+        <w:rPr>
+          <w:rFonts w:ascii="Arial" w:hAnsi="Arial" w:cs="Arial"/>
+          <w:sz w:val="18"/>
+        </w:rPr>
+        <w:t xml:space="preserve"> services that unified upstream sources behind consistent contracts, reducing integration fragility and duplicated business logic.</w:t>
       </w:r>
     </w:p>
     <w:p>
@@ -4144,7 +3845,7 @@
         <w:pStyle w:val="NormalWeb"/>
         <w:numPr>
           <w:ilvl w:val="0"/>
-          <w:numId w:val="7"/>
+          <w:numId w:val="13"/>
         </w:numPr>
         <w:jc w:val="both"/>
         <w:rPr>
@@ -4157,22 +3858,7 @@
           <w:rFonts w:ascii="Arial" w:hAnsi="Arial" w:cs="Arial"/>
           <w:sz w:val="18"/>
         </w:rPr>
-        <w:t xml:space="preserve">Implemented </w:t>
-      </w:r>
-      <w:r>
-        <w:rPr>
-          <w:rStyle w:val="Strong"/>
-          <w:rFonts w:ascii="Arial" w:hAnsi="Arial" w:cs="Arial"/>
-          <w:sz w:val="18"/>
-        </w:rPr>
-        <w:t>REST endpoints</w:t>
-      </w:r>
-      <w:r>
-        <w:rPr>
-          <w:rFonts w:ascii="Arial" w:hAnsi="Arial" w:cs="Arial"/>
-          <w:sz w:val="18"/>
-        </w:rPr>
-        <w:t xml:space="preserve"> with strict validation, pagination guardrails, and predictable errors to support reliable UI integration.</w:t>
+        <w:t>Fixed a severe reconciliation bug caused by partial updates, resolving it with explicit transaction boundaries and compensating actions for failures.</w:t>
       </w:r>
     </w:p>
     <w:p>
@@ -4180,7 +3866,7 @@
         <w:pStyle w:val="NormalWeb"/>
         <w:numPr>
           <w:ilvl w:val="0"/>
-          <w:numId w:val="7"/>
+          <w:numId w:val="13"/>
         </w:numPr>
         <w:jc w:val="both"/>
         <w:rPr>
@@ -4193,39 +3879,7 @@
           <w:rFonts w:ascii="Arial" w:hAnsi="Arial" w:cs="Arial"/>
           <w:sz w:val="18"/>
         </w:rPr>
-        <w:t xml:space="preserve">Designed data access with clear transaction boundaries across </w:t>
-      </w:r>
-      <w:proofErr w:type="spellStart"/>
-      <w:r>
-        <w:rPr>
-          <w:rStyle w:val="Strong"/>
-          <w:rFonts w:ascii="Arial" w:hAnsi="Arial" w:cs="Arial"/>
-          <w:sz w:val="18"/>
-        </w:rPr>
-        <w:t>PostgreSQL</w:t>
-      </w:r>
-      <w:proofErr w:type="spellEnd"/>
-      <w:r>
-        <w:rPr>
-          <w:rFonts w:ascii="Arial" w:hAnsi="Arial" w:cs="Arial"/>
-          <w:sz w:val="18"/>
-        </w:rPr>
-        <w:t xml:space="preserve"> and </w:t>
-      </w:r>
-      <w:r>
-        <w:rPr>
-          <w:rStyle w:val="Strong"/>
-          <w:rFonts w:ascii="Arial" w:hAnsi="Arial" w:cs="Arial"/>
-          <w:sz w:val="18"/>
-        </w:rPr>
-        <w:t>MySQL</w:t>
-      </w:r>
-      <w:r>
-        <w:rPr>
-          <w:rFonts w:ascii="Arial" w:hAnsi="Arial" w:cs="Arial"/>
-          <w:sz w:val="18"/>
-        </w:rPr>
-        <w:t>, preventing partial writes during reconciliation workflows.</w:t>
+        <w:t>Implemented strict request validation and predictable error responses, which reduced UI guesswork and prevented “silent failure” support tickets.</w:t>
       </w:r>
     </w:p>
     <w:p>
@@ -4233,7 +3887,7 @@
         <w:pStyle w:val="NormalWeb"/>
         <w:numPr>
           <w:ilvl w:val="0"/>
-          <w:numId w:val="7"/>
+          <w:numId w:val="13"/>
         </w:numPr>
         <w:jc w:val="both"/>
         <w:rPr>
@@ -4246,7 +3900,7 @@
           <w:rFonts w:ascii="Arial" w:hAnsi="Arial" w:cs="Arial"/>
           <w:sz w:val="18"/>
         </w:rPr>
-        <w:t>Delivered scheduled processing jobs with retries and alerting, replacing manual checks with automated summaries stakeholders trusted.</w:t>
+        <w:t>Automated scheduled processing with retries and alerting, replacing manual checks with deterministic summaries that stakeholders could trust.</w:t>
       </w:r>
     </w:p>
     <w:p>
@@ -4254,7 +3908,7 @@
         <w:pStyle w:val="NormalWeb"/>
         <w:numPr>
           <w:ilvl w:val="0"/>
-          <w:numId w:val="7"/>
+          <w:numId w:val="13"/>
         </w:numPr>
         <w:jc w:val="both"/>
         <w:rPr>
@@ -4267,7 +3921,7 @@
           <w:rFonts w:ascii="Arial" w:hAnsi="Arial" w:cs="Arial"/>
           <w:sz w:val="18"/>
         </w:rPr>
-        <w:t>Improved performance by identifying hot queries and adding targeted indexes, reducing report generation time without serving stale results.</w:t>
+        <w:t>Improved reporting performance by profiling slow queries and adding targeted indexes, preventing timeouts during business-critical reporting windows.</w:t>
       </w:r>
     </w:p>
     <w:p>
@@ -4275,7 +3929,7 @@
         <w:pStyle w:val="NormalWeb"/>
         <w:numPr>
           <w:ilvl w:val="0"/>
-          <w:numId w:val="7"/>
+          <w:numId w:val="13"/>
         </w:numPr>
         <w:jc w:val="both"/>
         <w:rPr>
@@ -4288,22 +3942,7 @@
           <w:rFonts w:ascii="Arial" w:hAnsi="Arial" w:cs="Arial"/>
           <w:sz w:val="18"/>
         </w:rPr>
-        <w:t xml:space="preserve">Added </w:t>
-      </w:r>
-      <w:r>
-        <w:rPr>
-          <w:rStyle w:val="Strong"/>
-          <w:rFonts w:ascii="Arial" w:hAnsi="Arial" w:cs="Arial"/>
-          <w:sz w:val="18"/>
-        </w:rPr>
-        <w:t>structured logging</w:t>
-      </w:r>
-      <w:r>
-        <w:rPr>
-          <w:rFonts w:ascii="Arial" w:hAnsi="Arial" w:cs="Arial"/>
-          <w:sz w:val="18"/>
-        </w:rPr>
-        <w:t xml:space="preserve"> and correlation identifiers to accelerate incident triage and post-release monitoring.</w:t>
+        <w:t>Added structured logging with correlation identifiers, enabling faster root-cause analysis across API calls, background jobs, and database writes.</w:t>
       </w:r>
     </w:p>
     <w:p>
@@ -4311,7 +3950,7 @@
         <w:pStyle w:val="NormalWeb"/>
         <w:numPr>
           <w:ilvl w:val="0"/>
-          <w:numId w:val="7"/>
+          <w:numId w:val="13"/>
         </w:numPr>
         <w:jc w:val="both"/>
         <w:rPr>
@@ -4324,7 +3963,7 @@
           <w:rFonts w:ascii="Arial" w:hAnsi="Arial" w:cs="Arial"/>
           <w:sz w:val="18"/>
         </w:rPr>
-        <w:t>Implemented robust ingestion with schema checks and quarantining to prevent malformed inputs from poisoning downstream tables.</w:t>
+        <w:t>Implemented schema checks and quarantine paths for malformed inputs, preventing poisoned records from cascading into downstream tables.</w:t>
       </w:r>
     </w:p>
     <w:p>
@@ -4332,7 +3971,7 @@
         <w:pStyle w:val="NormalWeb"/>
         <w:numPr>
           <w:ilvl w:val="0"/>
-          <w:numId w:val="7"/>
+          <w:numId w:val="13"/>
         </w:numPr>
         <w:jc w:val="both"/>
         <w:rPr>
@@ -4362,7 +4001,7 @@
           <w:rFonts w:ascii="Arial" w:hAnsi="Arial" w:cs="Arial"/>
           <w:sz w:val="18"/>
         </w:rPr>
-        <w:t xml:space="preserve"> for flexible document storage while keeping relational sources authoritative for transactional workflows.</w:t>
+        <w:t xml:space="preserve"> for flexible document storage while keeping relational systems authoritative for transactional consistency and reporting accuracy.</w:t>
       </w:r>
     </w:p>
     <w:p>
@@ -4370,7 +4009,7 @@
         <w:pStyle w:val="NormalWeb"/>
         <w:numPr>
           <w:ilvl w:val="0"/>
-          <w:numId w:val="7"/>
+          <w:numId w:val="13"/>
         </w:numPr>
         <w:jc w:val="both"/>
         <w:rPr>
@@ -4383,7 +4022,7 @@
           <w:rFonts w:ascii="Arial" w:hAnsi="Arial" w:cs="Arial"/>
           <w:sz w:val="18"/>
         </w:rPr>
-        <w:t xml:space="preserve">Introduced caching for read-heavy endpoints using </w:t>
+        <w:t xml:space="preserve">Introduced caching using </w:t>
       </w:r>
       <w:proofErr w:type="spellStart"/>
       <w:r>
@@ -4400,7 +4039,7 @@
           <w:rFonts w:ascii="Arial" w:hAnsi="Arial" w:cs="Arial"/>
           <w:sz w:val="18"/>
         </w:rPr>
-        <w:t>, standardizing cache keys, TTLs, and invalidation rules.</w:t>
+        <w:t xml:space="preserve"> for read-heavy endpoints, standardizing cache keys/TTLs and avoiding stale results through safe invalidation.</w:t>
       </w:r>
     </w:p>
     <w:p>
@@ -4408,7 +4047,7 @@
         <w:pStyle w:val="NormalWeb"/>
         <w:numPr>
           <w:ilvl w:val="0"/>
-          <w:numId w:val="7"/>
+          <w:numId w:val="13"/>
         </w:numPr>
         <w:jc w:val="both"/>
         <w:rPr>
@@ -4438,7 +4077,7 @@
           <w:rFonts w:ascii="Arial" w:hAnsi="Arial" w:cs="Arial"/>
           <w:sz w:val="18"/>
         </w:rPr>
-        <w:t>, enabling responsive UI search without heavy DB load.</w:t>
+        <w:t>, giving users responsive search without pushing heavy scans onto databases.</w:t>
       </w:r>
     </w:p>
     <w:tbl>
@@ -4532,7 +4171,7 @@
         <w:pStyle w:val="NormalWeb"/>
         <w:numPr>
           <w:ilvl w:val="0"/>
-          <w:numId w:val="8"/>
+          <w:numId w:val="12"/>
         </w:numPr>
         <w:jc w:val="both"/>
         <w:rPr>
@@ -4545,39 +4184,7 @@
           <w:rFonts w:ascii="Arial" w:hAnsi="Arial" w:cs="Arial"/>
           <w:sz w:val="18"/>
         </w:rPr>
-        <w:t xml:space="preserve">Delivered internal tools UI using early </w:t>
-      </w:r>
-      <w:proofErr w:type="gramStart"/>
-      <w:r>
-        <w:rPr>
-          <w:rStyle w:val="Strong"/>
-          <w:rFonts w:ascii="Arial" w:hAnsi="Arial" w:cs="Arial"/>
-          <w:sz w:val="18"/>
-        </w:rPr>
-        <w:t>React</w:t>
-      </w:r>
-      <w:proofErr w:type="gramEnd"/>
-      <w:r>
-        <w:rPr>
-          <w:rFonts w:ascii="Arial" w:hAnsi="Arial" w:cs="Arial"/>
-          <w:sz w:val="18"/>
-        </w:rPr>
-        <w:t xml:space="preserve"> patterns, integrating screens with </w:t>
-      </w:r>
-      <w:r>
-        <w:rPr>
-          <w:rStyle w:val="Strong"/>
-          <w:rFonts w:ascii="Arial" w:hAnsi="Arial" w:cs="Arial"/>
-          <w:sz w:val="18"/>
-        </w:rPr>
-        <w:t>Node.js</w:t>
-      </w:r>
-      <w:r>
-        <w:rPr>
-          <w:rFonts w:ascii="Arial" w:hAnsi="Arial" w:cs="Arial"/>
-          <w:sz w:val="18"/>
-        </w:rPr>
-        <w:t xml:space="preserve"> APIs to streamline internal workflows.</w:t>
+        <w:t>Built internal UIs with early React patterns and API-driven screens, improving workflow throughput without rewriting the entire platform at once.</w:t>
       </w:r>
     </w:p>
     <w:p>
@@ -4585,7 +4192,7 @@
         <w:pStyle w:val="NormalWeb"/>
         <w:numPr>
           <w:ilvl w:val="0"/>
-          <w:numId w:val="8"/>
+          <w:numId w:val="12"/>
         </w:numPr>
         <w:jc w:val="both"/>
         <w:rPr>
@@ -4598,7 +4205,22 @@
           <w:rFonts w:ascii="Arial" w:hAnsi="Arial" w:cs="Arial"/>
           <w:sz w:val="18"/>
         </w:rPr>
-        <w:t>Implemented REST-style controllers with predictable validation and error responses, reducing client guesswork and support time.</w:t>
+        <w:t xml:space="preserve">Implemented REST controllers in </w:t>
+      </w:r>
+      <w:r>
+        <w:rPr>
+          <w:rStyle w:val="Strong"/>
+          <w:rFonts w:ascii="Arial" w:hAnsi="Arial" w:cs="Arial"/>
+          <w:sz w:val="18"/>
+        </w:rPr>
+        <w:t>ASP.NET MVC/Web API</w:t>
+      </w:r>
+      <w:r>
+        <w:rPr>
+          <w:rFonts w:ascii="Arial" w:hAnsi="Arial" w:cs="Arial"/>
+          <w:sz w:val="18"/>
+        </w:rPr>
+        <w:t xml:space="preserve"> style with consistent validation and errors, reducing client ambiguity and support load.</w:t>
       </w:r>
     </w:p>
     <w:p>
@@ -4606,7 +4228,7 @@
         <w:pStyle w:val="NormalWeb"/>
         <w:numPr>
           <w:ilvl w:val="0"/>
-          <w:numId w:val="8"/>
+          <w:numId w:val="12"/>
         </w:numPr>
         <w:jc w:val="both"/>
         <w:rPr>
@@ -4619,7 +4241,8 @@
           <w:rFonts w:ascii="Arial" w:hAnsi="Arial" w:cs="Arial"/>
           <w:sz w:val="18"/>
         </w:rPr>
-        <w:t xml:space="preserve">Built data access logic with disciplined transaction handling across </w:t>
+        <w:lastRenderedPageBreak/>
+        <w:t xml:space="preserve">Fixed a critical data inconsistency issue by tightening transaction handling in </w:t>
       </w:r>
       <w:r>
         <w:rPr>
@@ -4634,7 +4257,7 @@
           <w:rFonts w:ascii="Arial" w:hAnsi="Arial" w:cs="Arial"/>
           <w:sz w:val="18"/>
         </w:rPr>
-        <w:t>, reducing inconsistencies that previously required manual cleanup.</w:t>
+        <w:t>, preventing partial writes that required manual cleanup.</w:t>
       </w:r>
     </w:p>
     <w:p>
@@ -4642,7 +4265,7 @@
         <w:pStyle w:val="NormalWeb"/>
         <w:numPr>
           <w:ilvl w:val="0"/>
-          <w:numId w:val="8"/>
+          <w:numId w:val="12"/>
         </w:numPr>
         <w:jc w:val="both"/>
         <w:rPr>
@@ -4655,7 +4278,7 @@
           <w:rFonts w:ascii="Arial" w:hAnsi="Arial" w:cs="Arial"/>
           <w:sz w:val="18"/>
         </w:rPr>
-        <w:t xml:space="preserve">Standardized build and deployment hygiene using </w:t>
+        <w:t xml:space="preserve">Standardized CI builds in </w:t>
       </w:r>
       <w:r>
         <w:rPr>
@@ -4670,7 +4293,7 @@
           <w:rFonts w:ascii="Arial" w:hAnsi="Arial" w:cs="Arial"/>
           <w:sz w:val="18"/>
         </w:rPr>
-        <w:t xml:space="preserve"> conventions to eliminate environment-specific failures during local development and CI.</w:t>
+        <w:t>, eliminating environment-specific failures by codifying repeatable steps and dependency pinning discipline.</w:t>
       </w:r>
     </w:p>
     <w:p>
@@ -4678,7 +4301,7 @@
         <w:pStyle w:val="NormalWeb"/>
         <w:numPr>
           <w:ilvl w:val="0"/>
-          <w:numId w:val="8"/>
+          <w:numId w:val="12"/>
         </w:numPr>
         <w:jc w:val="both"/>
         <w:rPr>
@@ -4691,37 +4314,7 @@
           <w:rFonts w:ascii="Arial" w:hAnsi="Arial" w:cs="Arial"/>
           <w:sz w:val="18"/>
         </w:rPr>
-        <w:t xml:space="preserve">Added targeted unit tests around failure-prone business rules using </w:t>
-      </w:r>
-      <w:r>
-        <w:rPr>
-          <w:rStyle w:val="Strong"/>
-          <w:rFonts w:ascii="Arial" w:hAnsi="Arial" w:cs="Arial"/>
-          <w:sz w:val="18"/>
-        </w:rPr>
-        <w:t>Mocha</w:t>
-      </w:r>
-      <w:r>
-        <w:rPr>
-          <w:rFonts w:ascii="Arial" w:hAnsi="Arial" w:cs="Arial"/>
-          <w:sz w:val="18"/>
-        </w:rPr>
-        <w:t xml:space="preserve"> and </w:t>
-      </w:r>
-      <w:r>
-        <w:rPr>
-          <w:rStyle w:val="Strong"/>
-          <w:rFonts w:ascii="Arial" w:hAnsi="Arial" w:cs="Arial"/>
-          <w:sz w:val="18"/>
-        </w:rPr>
-        <w:t>Chai</w:t>
-      </w:r>
-      <w:r>
-        <w:rPr>
-          <w:rFonts w:ascii="Arial" w:hAnsi="Arial" w:cs="Arial"/>
-          <w:sz w:val="18"/>
-        </w:rPr>
-        <w:t>, catching regressions early and reducing production surprises.</w:t>
+        <w:t>Added unit tests around brittle business rules, catching regressions earlier and reducing the “fix-forward in production” cycle on releases.</w:t>
       </w:r>
     </w:p>
     <w:p>
@@ -4729,7 +4322,7 @@
         <w:pStyle w:val="NormalWeb"/>
         <w:numPr>
           <w:ilvl w:val="0"/>
-          <w:numId w:val="8"/>
+          <w:numId w:val="12"/>
         </w:numPr>
         <w:jc w:val="both"/>
         <w:rPr>
@@ -4742,7 +4335,7 @@
           <w:rFonts w:ascii="Arial" w:hAnsi="Arial" w:cs="Arial"/>
           <w:sz w:val="18"/>
         </w:rPr>
-        <w:t>Partnered with senior engineers to troubleshoot performance issues using logs and query inspection, improving bottleneck isolation in practice.</w:t>
+        <w:t>Diagnosed performance bottlenecks using logs and query inspection, learning practical tuning patterns that later informed reliability improvements.</w:t>
       </w:r>
     </w:p>
     <w:p>
@@ -4750,7 +4343,7 @@
         <w:pStyle w:val="NormalWeb"/>
         <w:numPr>
           <w:ilvl w:val="0"/>
-          <w:numId w:val="8"/>
+          <w:numId w:val="12"/>
         </w:numPr>
         <w:jc w:val="both"/>
         <w:rPr>
@@ -4763,8 +4356,7 @@
           <w:rFonts w:ascii="Arial" w:hAnsi="Arial" w:cs="Arial"/>
           <w:sz w:val="18"/>
         </w:rPr>
-        <w:lastRenderedPageBreak/>
-        <w:t xml:space="preserve">Supported queue-based background jobs using </w:t>
+        <w:t xml:space="preserve">Supported queue-backed jobs using </w:t>
       </w:r>
       <w:proofErr w:type="spellStart"/>
       <w:r>
@@ -4781,7 +4373,7 @@
           <w:rFonts w:ascii="Arial" w:hAnsi="Arial" w:cs="Arial"/>
           <w:sz w:val="18"/>
         </w:rPr>
-        <w:t>, improving retry/</w:t>
+        <w:t xml:space="preserve"> semantics, improving retry/</w:t>
       </w:r>
       <w:proofErr w:type="spellStart"/>
       <w:r>
@@ -4797,7 +4389,7 @@
           <w:rFonts w:ascii="Arial" w:hAnsi="Arial" w:cs="Arial"/>
           <w:sz w:val="18"/>
         </w:rPr>
-        <w:t xml:space="preserve"> behavior and making job processing more predictable.</w:t>
+        <w:t xml:space="preserve"> behavior and preventing stuck-job incidents during spikes.</w:t>
       </w:r>
     </w:p>
     <w:p>
@@ -4805,7 +4397,7 @@
         <w:pStyle w:val="NormalWeb"/>
         <w:numPr>
           <w:ilvl w:val="0"/>
-          <w:numId w:val="8"/>
+          <w:numId w:val="12"/>
         </w:numPr>
         <w:jc w:val="both"/>
         <w:rPr>
@@ -4818,12 +4410,11 @@
           <w:rFonts w:ascii="Arial" w:hAnsi="Arial" w:cs="Arial"/>
           <w:sz w:val="18"/>
         </w:rPr>
-        <w:t xml:space="preserve">Added basic caching for high-read endpoints using </w:t>
-      </w:r>
-      <w:proofErr w:type="spellStart"/>
-      <w:r>
-        <w:rPr>
-          <w:rStyle w:val="Strong"/>
+        <w:t xml:space="preserve">Implemented basic </w:t>
+      </w:r>
+      <w:proofErr w:type="spellStart"/>
+      <w:r>
+        <w:rPr>
           <w:rFonts w:ascii="Arial" w:hAnsi="Arial" w:cs="Arial"/>
           <w:sz w:val="18"/>
         </w:rPr>
@@ -4835,7 +4426,7 @@
           <w:rFonts w:ascii="Arial" w:hAnsi="Arial" w:cs="Arial"/>
           <w:sz w:val="18"/>
         </w:rPr>
-        <w:t>, reducing repeated database reads during peak usage windows.</w:t>
+        <w:t xml:space="preserve"> caching for high-read endpoints, reducing repeated database load while keeping correctness through explicit TTL policies.</w:t>
       </w:r>
     </w:p>
     <w:p>
@@ -4843,25 +4434,20 @@
         <w:pStyle w:val="NormalWeb"/>
         <w:numPr>
           <w:ilvl w:val="0"/>
-          <w:numId w:val="8"/>
+          <w:numId w:val="12"/>
         </w:numPr>
         <w:jc w:val="both"/>
-        <w:rPr>
-          <w:rFonts w:ascii="Arial" w:hAnsi="Arial" w:cs="Arial"/>
-          <w:sz w:val="18"/>
-        </w:rPr>
-      </w:pPr>
-      <w:r>
-        <w:rPr>
-          <w:rFonts w:ascii="Arial" w:hAnsi="Arial" w:cs="Arial"/>
-          <w:sz w:val="18"/>
-        </w:rPr>
-        <w:t xml:space="preserve">Implemented early search capabilities using </w:t>
-      </w:r>
-      <w:proofErr w:type="spellStart"/>
-      <w:r>
-        <w:rPr>
-          <w:rStyle w:val="Strong"/>
+      </w:pPr>
+      <w:r>
+        <w:rPr>
+          <w:rFonts w:ascii="Arial" w:hAnsi="Arial" w:cs="Arial"/>
+          <w:sz w:val="18"/>
+        </w:rPr>
+        <w:t xml:space="preserve">Delivered early search features via </w:t>
+      </w:r>
+      <w:proofErr w:type="spellStart"/>
+      <w:r>
+        <w:rPr>
           <w:rFonts w:ascii="Arial" w:hAnsi="Arial" w:cs="Arial"/>
           <w:sz w:val="18"/>
         </w:rPr>
@@ -4873,16 +4459,7 @@
           <w:rFonts w:ascii="Arial" w:hAnsi="Arial" w:cs="Arial"/>
           <w:sz w:val="18"/>
         </w:rPr>
-        <w:t xml:space="preserve">, enabling fast filtering for internal users without heavy database </w:t>
-      </w:r>
-      <w:bookmarkStart w:id="0" w:name="_GoBack"/>
-      <w:bookmarkEnd w:id="0"/>
-      <w:r>
-        <w:rPr>
-          <w:rFonts w:ascii="Arial" w:hAnsi="Arial" w:cs="Arial"/>
-          <w:sz w:val="18"/>
-        </w:rPr>
-        <w:t>load.</w:t>
+        <w:t xml:space="preserve"> indexing, enabling fast filtering for internal users without heavy database scans.</w:t>
       </w:r>
     </w:p>
     <w:p>
@@ -5564,6 +5141,456 @@
 <file path=word/numbering.xml><?xml version="1.0" encoding="utf-8"?>
 <w:numbering xmlns:wpc="http://schemas.microsoft.com/office/word/2010/wordprocessingCanvas" xmlns:mc="http://schemas.openxmlformats.org/markup-compatibility/2006" xmlns:o="urn:schemas-microsoft-com:office:office" xmlns:r="http://schemas.openxmlformats.org/officeDocument/2006/relationships" xmlns:m="http://schemas.openxmlformats.org/officeDocument/2006/math" xmlns:v="urn:schemas-microsoft-com:vml" xmlns:wp14="http://schemas.microsoft.com/office/word/2010/wordprocessingDrawing" xmlns:wp="http://schemas.openxmlformats.org/drawingml/2006/wordprocessingDrawing" xmlns:w10="urn:schemas-microsoft-com:office:word" xmlns:w="http://schemas.openxmlformats.org/wordprocessingml/2006/main" xmlns:w14="http://schemas.microsoft.com/office/word/2010/wordml" xmlns:wpg="http://schemas.microsoft.com/office/word/2010/wordprocessingGroup" xmlns:wpi="http://schemas.microsoft.com/office/word/2010/wordprocessingInk" xmlns:wne="http://schemas.microsoft.com/office/word/2006/wordml" xmlns:wps="http://schemas.microsoft.com/office/word/2010/wordprocessingShape" mc:Ignorable="w14 wp14">
   <w:abstractNum w:abstractNumId="0">
+    <w:nsid w:val="00915805"/>
+    <w:multiLevelType w:val="hybridMultilevel"/>
+    <w:tmpl w:val="E83CE30C"/>
+    <w:lvl w:ilvl="0" w:tplc="A06CCAF0">
+      <w:numFmt w:val="bullet"/>
+      <w:lvlText w:val=""/>
+      <w:lvlJc w:val="left"/>
+      <w:pPr>
+        <w:ind w:left="720" w:hanging="360"/>
+      </w:pPr>
+      <w:rPr>
+        <w:rFonts w:ascii="Symbol" w:eastAsia="Times New Roman" w:hAnsi="Symbol" w:cs="Times New Roman" w:hint="default"/>
+      </w:rPr>
+    </w:lvl>
+    <w:lvl w:ilvl="1" w:tplc="04090003" w:tentative="1">
+      <w:start w:val="1"/>
+      <w:numFmt w:val="bullet"/>
+      <w:lvlText w:val="o"/>
+      <w:lvlJc w:val="left"/>
+      <w:pPr>
+        <w:ind w:left="1440" w:hanging="360"/>
+      </w:pPr>
+      <w:rPr>
+        <w:rFonts w:ascii="Courier New" w:hAnsi="Courier New" w:cs="Courier New" w:hint="default"/>
+      </w:rPr>
+    </w:lvl>
+    <w:lvl w:ilvl="2" w:tplc="04090005" w:tentative="1">
+      <w:start w:val="1"/>
+      <w:numFmt w:val="bullet"/>
+      <w:lvlText w:val=""/>
+      <w:lvlJc w:val="left"/>
+      <w:pPr>
+        <w:ind w:left="2160" w:hanging="360"/>
+      </w:pPr>
+      <w:rPr>
+        <w:rFonts w:ascii="Wingdings" w:hAnsi="Wingdings" w:hint="default"/>
+      </w:rPr>
+    </w:lvl>
+    <w:lvl w:ilvl="3" w:tplc="04090001" w:tentative="1">
+      <w:start w:val="1"/>
+      <w:numFmt w:val="bullet"/>
+      <w:lvlText w:val=""/>
+      <w:lvlJc w:val="left"/>
+      <w:pPr>
+        <w:ind w:left="2880" w:hanging="360"/>
+      </w:pPr>
+      <w:rPr>
+        <w:rFonts w:ascii="Symbol" w:hAnsi="Symbol" w:hint="default"/>
+      </w:rPr>
+    </w:lvl>
+    <w:lvl w:ilvl="4" w:tplc="04090003" w:tentative="1">
+      <w:start w:val="1"/>
+      <w:numFmt w:val="bullet"/>
+      <w:lvlText w:val="o"/>
+      <w:lvlJc w:val="left"/>
+      <w:pPr>
+        <w:ind w:left="3600" w:hanging="360"/>
+      </w:pPr>
+      <w:rPr>
+        <w:rFonts w:ascii="Courier New" w:hAnsi="Courier New" w:cs="Courier New" w:hint="default"/>
+      </w:rPr>
+    </w:lvl>
+    <w:lvl w:ilvl="5" w:tplc="04090005" w:tentative="1">
+      <w:start w:val="1"/>
+      <w:numFmt w:val="bullet"/>
+      <w:lvlText w:val=""/>
+      <w:lvlJc w:val="left"/>
+      <w:pPr>
+        <w:ind w:left="4320" w:hanging="360"/>
+      </w:pPr>
+      <w:rPr>
+        <w:rFonts w:ascii="Wingdings" w:hAnsi="Wingdings" w:hint="default"/>
+      </w:rPr>
+    </w:lvl>
+    <w:lvl w:ilvl="6" w:tplc="04090001" w:tentative="1">
+      <w:start w:val="1"/>
+      <w:numFmt w:val="bullet"/>
+      <w:lvlText w:val=""/>
+      <w:lvlJc w:val="left"/>
+      <w:pPr>
+        <w:ind w:left="5040" w:hanging="360"/>
+      </w:pPr>
+      <w:rPr>
+        <w:rFonts w:ascii="Symbol" w:hAnsi="Symbol" w:hint="default"/>
+      </w:rPr>
+    </w:lvl>
+    <w:lvl w:ilvl="7" w:tplc="04090003" w:tentative="1">
+      <w:start w:val="1"/>
+      <w:numFmt w:val="bullet"/>
+      <w:lvlText w:val="o"/>
+      <w:lvlJc w:val="left"/>
+      <w:pPr>
+        <w:ind w:left="5760" w:hanging="360"/>
+      </w:pPr>
+      <w:rPr>
+        <w:rFonts w:ascii="Courier New" w:hAnsi="Courier New" w:cs="Courier New" w:hint="default"/>
+      </w:rPr>
+    </w:lvl>
+    <w:lvl w:ilvl="8" w:tplc="04090005" w:tentative="1">
+      <w:start w:val="1"/>
+      <w:numFmt w:val="bullet"/>
+      <w:lvlText w:val=""/>
+      <w:lvlJc w:val="left"/>
+      <w:pPr>
+        <w:ind w:left="6480" w:hanging="360"/>
+      </w:pPr>
+      <w:rPr>
+        <w:rFonts w:ascii="Wingdings" w:hAnsi="Wingdings" w:hint="default"/>
+      </w:rPr>
+    </w:lvl>
+  </w:abstractNum>
+  <w:abstractNum w:abstractNumId="1">
+    <w:nsid w:val="0103066C"/>
+    <w:multiLevelType w:val="hybridMultilevel"/>
+    <w:tmpl w:val="3B021546"/>
+    <w:lvl w:ilvl="0" w:tplc="0409000B">
+      <w:start w:val="1"/>
+      <w:numFmt w:val="bullet"/>
+      <w:lvlText w:val=""/>
+      <w:lvlJc w:val="left"/>
+      <w:pPr>
+        <w:ind w:left="360" w:hanging="360"/>
+      </w:pPr>
+      <w:rPr>
+        <w:rFonts w:ascii="Wingdings" w:hAnsi="Wingdings" w:hint="default"/>
+      </w:rPr>
+    </w:lvl>
+    <w:lvl w:ilvl="1" w:tplc="04090003" w:tentative="1">
+      <w:start w:val="1"/>
+      <w:numFmt w:val="bullet"/>
+      <w:lvlText w:val="o"/>
+      <w:lvlJc w:val="left"/>
+      <w:pPr>
+        <w:ind w:left="1080" w:hanging="360"/>
+      </w:pPr>
+      <w:rPr>
+        <w:rFonts w:ascii="Courier New" w:hAnsi="Courier New" w:cs="Courier New" w:hint="default"/>
+      </w:rPr>
+    </w:lvl>
+    <w:lvl w:ilvl="2" w:tplc="04090005" w:tentative="1">
+      <w:start w:val="1"/>
+      <w:numFmt w:val="bullet"/>
+      <w:lvlText w:val=""/>
+      <w:lvlJc w:val="left"/>
+      <w:pPr>
+        <w:ind w:left="1800" w:hanging="360"/>
+      </w:pPr>
+      <w:rPr>
+        <w:rFonts w:ascii="Wingdings" w:hAnsi="Wingdings" w:hint="default"/>
+      </w:rPr>
+    </w:lvl>
+    <w:lvl w:ilvl="3" w:tplc="04090001" w:tentative="1">
+      <w:start w:val="1"/>
+      <w:numFmt w:val="bullet"/>
+      <w:lvlText w:val=""/>
+      <w:lvlJc w:val="left"/>
+      <w:pPr>
+        <w:ind w:left="2520" w:hanging="360"/>
+      </w:pPr>
+      <w:rPr>
+        <w:rFonts w:ascii="Symbol" w:hAnsi="Symbol" w:hint="default"/>
+      </w:rPr>
+    </w:lvl>
+    <w:lvl w:ilvl="4" w:tplc="04090003" w:tentative="1">
+      <w:start w:val="1"/>
+      <w:numFmt w:val="bullet"/>
+      <w:lvlText w:val="o"/>
+      <w:lvlJc w:val="left"/>
+      <w:pPr>
+        <w:ind w:left="3240" w:hanging="360"/>
+      </w:pPr>
+      <w:rPr>
+        <w:rFonts w:ascii="Courier New" w:hAnsi="Courier New" w:cs="Courier New" w:hint="default"/>
+      </w:rPr>
+    </w:lvl>
+    <w:lvl w:ilvl="5" w:tplc="04090005" w:tentative="1">
+      <w:start w:val="1"/>
+      <w:numFmt w:val="bullet"/>
+      <w:lvlText w:val=""/>
+      <w:lvlJc w:val="left"/>
+      <w:pPr>
+        <w:ind w:left="3960" w:hanging="360"/>
+      </w:pPr>
+      <w:rPr>
+        <w:rFonts w:ascii="Wingdings" w:hAnsi="Wingdings" w:hint="default"/>
+      </w:rPr>
+    </w:lvl>
+    <w:lvl w:ilvl="6" w:tplc="04090001" w:tentative="1">
+      <w:start w:val="1"/>
+      <w:numFmt w:val="bullet"/>
+      <w:lvlText w:val=""/>
+      <w:lvlJc w:val="left"/>
+      <w:pPr>
+        <w:ind w:left="4680" w:hanging="360"/>
+      </w:pPr>
+      <w:rPr>
+        <w:rFonts w:ascii="Symbol" w:hAnsi="Symbol" w:hint="default"/>
+      </w:rPr>
+    </w:lvl>
+    <w:lvl w:ilvl="7" w:tplc="04090003" w:tentative="1">
+      <w:start w:val="1"/>
+      <w:numFmt w:val="bullet"/>
+      <w:lvlText w:val="o"/>
+      <w:lvlJc w:val="left"/>
+      <w:pPr>
+        <w:ind w:left="5400" w:hanging="360"/>
+      </w:pPr>
+      <w:rPr>
+        <w:rFonts w:ascii="Courier New" w:hAnsi="Courier New" w:cs="Courier New" w:hint="default"/>
+      </w:rPr>
+    </w:lvl>
+    <w:lvl w:ilvl="8" w:tplc="04090005" w:tentative="1">
+      <w:start w:val="1"/>
+      <w:numFmt w:val="bullet"/>
+      <w:lvlText w:val=""/>
+      <w:lvlJc w:val="left"/>
+      <w:pPr>
+        <w:ind w:left="6120" w:hanging="360"/>
+      </w:pPr>
+      <w:rPr>
+        <w:rFonts w:ascii="Wingdings" w:hAnsi="Wingdings" w:hint="default"/>
+      </w:rPr>
+    </w:lvl>
+  </w:abstractNum>
+  <w:abstractNum w:abstractNumId="2">
+    <w:nsid w:val="11B745D7"/>
+    <w:multiLevelType w:val="hybridMultilevel"/>
+    <w:tmpl w:val="21065854"/>
+    <w:lvl w:ilvl="0" w:tplc="0409000B">
+      <w:start w:val="1"/>
+      <w:numFmt w:val="bullet"/>
+      <w:lvlText w:val=""/>
+      <w:lvlJc w:val="left"/>
+      <w:pPr>
+        <w:ind w:left="360" w:hanging="360"/>
+      </w:pPr>
+      <w:rPr>
+        <w:rFonts w:ascii="Wingdings" w:hAnsi="Wingdings" w:hint="default"/>
+      </w:rPr>
+    </w:lvl>
+    <w:lvl w:ilvl="1" w:tplc="04090003" w:tentative="1">
+      <w:start w:val="1"/>
+      <w:numFmt w:val="bullet"/>
+      <w:lvlText w:val="o"/>
+      <w:lvlJc w:val="left"/>
+      <w:pPr>
+        <w:ind w:left="1080" w:hanging="360"/>
+      </w:pPr>
+      <w:rPr>
+        <w:rFonts w:ascii="Courier New" w:hAnsi="Courier New" w:cs="Courier New" w:hint="default"/>
+      </w:rPr>
+    </w:lvl>
+    <w:lvl w:ilvl="2" w:tplc="04090005" w:tentative="1">
+      <w:start w:val="1"/>
+      <w:numFmt w:val="bullet"/>
+      <w:lvlText w:val=""/>
+      <w:lvlJc w:val="left"/>
+      <w:pPr>
+        <w:ind w:left="1800" w:hanging="360"/>
+      </w:pPr>
+      <w:rPr>
+        <w:rFonts w:ascii="Wingdings" w:hAnsi="Wingdings" w:hint="default"/>
+      </w:rPr>
+    </w:lvl>
+    <w:lvl w:ilvl="3" w:tplc="04090001" w:tentative="1">
+      <w:start w:val="1"/>
+      <w:numFmt w:val="bullet"/>
+      <w:lvlText w:val=""/>
+      <w:lvlJc w:val="left"/>
+      <w:pPr>
+        <w:ind w:left="2520" w:hanging="360"/>
+      </w:pPr>
+      <w:rPr>
+        <w:rFonts w:ascii="Symbol" w:hAnsi="Symbol" w:hint="default"/>
+      </w:rPr>
+    </w:lvl>
+    <w:lvl w:ilvl="4" w:tplc="04090003" w:tentative="1">
+      <w:start w:val="1"/>
+      <w:numFmt w:val="bullet"/>
+      <w:lvlText w:val="o"/>
+      <w:lvlJc w:val="left"/>
+      <w:pPr>
+        <w:ind w:left="3240" w:hanging="360"/>
+      </w:pPr>
+      <w:rPr>
+        <w:rFonts w:ascii="Courier New" w:hAnsi="Courier New" w:cs="Courier New" w:hint="default"/>
+      </w:rPr>
+    </w:lvl>
+    <w:lvl w:ilvl="5" w:tplc="04090005" w:tentative="1">
+      <w:start w:val="1"/>
+      <w:numFmt w:val="bullet"/>
+      <w:lvlText w:val=""/>
+      <w:lvlJc w:val="left"/>
+      <w:pPr>
+        <w:ind w:left="3960" w:hanging="360"/>
+      </w:pPr>
+      <w:rPr>
+        <w:rFonts w:ascii="Wingdings" w:hAnsi="Wingdings" w:hint="default"/>
+      </w:rPr>
+    </w:lvl>
+    <w:lvl w:ilvl="6" w:tplc="04090001" w:tentative="1">
+      <w:start w:val="1"/>
+      <w:numFmt w:val="bullet"/>
+      <w:lvlText w:val=""/>
+      <w:lvlJc w:val="left"/>
+      <w:pPr>
+        <w:ind w:left="4680" w:hanging="360"/>
+      </w:pPr>
+      <w:rPr>
+        <w:rFonts w:ascii="Symbol" w:hAnsi="Symbol" w:hint="default"/>
+      </w:rPr>
+    </w:lvl>
+    <w:lvl w:ilvl="7" w:tplc="04090003" w:tentative="1">
+      <w:start w:val="1"/>
+      <w:numFmt w:val="bullet"/>
+      <w:lvlText w:val="o"/>
+      <w:lvlJc w:val="left"/>
+      <w:pPr>
+        <w:ind w:left="5400" w:hanging="360"/>
+      </w:pPr>
+      <w:rPr>
+        <w:rFonts w:ascii="Courier New" w:hAnsi="Courier New" w:cs="Courier New" w:hint="default"/>
+      </w:rPr>
+    </w:lvl>
+    <w:lvl w:ilvl="8" w:tplc="04090005" w:tentative="1">
+      <w:start w:val="1"/>
+      <w:numFmt w:val="bullet"/>
+      <w:lvlText w:val=""/>
+      <w:lvlJc w:val="left"/>
+      <w:pPr>
+        <w:ind w:left="6120" w:hanging="360"/>
+      </w:pPr>
+      <w:rPr>
+        <w:rFonts w:ascii="Wingdings" w:hAnsi="Wingdings" w:hint="default"/>
+      </w:rPr>
+    </w:lvl>
+  </w:abstractNum>
+  <w:abstractNum w:abstractNumId="3">
+    <w:nsid w:val="15743F1F"/>
+    <w:multiLevelType w:val="hybridMultilevel"/>
+    <w:tmpl w:val="B5728768"/>
+    <w:lvl w:ilvl="0" w:tplc="45A436DA">
+      <w:numFmt w:val="bullet"/>
+      <w:lvlText w:val=""/>
+      <w:lvlJc w:val="left"/>
+      <w:pPr>
+        <w:ind w:left="720" w:hanging="360"/>
+      </w:pPr>
+      <w:rPr>
+        <w:rFonts w:ascii="Symbol" w:eastAsia="Times New Roman" w:hAnsi="Symbol" w:cs="Times New Roman" w:hint="default"/>
+      </w:rPr>
+    </w:lvl>
+    <w:lvl w:ilvl="1" w:tplc="04090003" w:tentative="1">
+      <w:start w:val="1"/>
+      <w:numFmt w:val="bullet"/>
+      <w:lvlText w:val="o"/>
+      <w:lvlJc w:val="left"/>
+      <w:pPr>
+        <w:ind w:left="1440" w:hanging="360"/>
+      </w:pPr>
+      <w:rPr>
+        <w:rFonts w:ascii="Courier New" w:hAnsi="Courier New" w:cs="Courier New" w:hint="default"/>
+      </w:rPr>
+    </w:lvl>
+    <w:lvl w:ilvl="2" w:tplc="04090005" w:tentative="1">
+      <w:start w:val="1"/>
+      <w:numFmt w:val="bullet"/>
+      <w:lvlText w:val=""/>
+      <w:lvlJc w:val="left"/>
+      <w:pPr>
+        <w:ind w:left="2160" w:hanging="360"/>
+      </w:pPr>
+      <w:rPr>
+        <w:rFonts w:ascii="Wingdings" w:hAnsi="Wingdings" w:hint="default"/>
+      </w:rPr>
+    </w:lvl>
+    <w:lvl w:ilvl="3" w:tplc="04090001" w:tentative="1">
+      <w:start w:val="1"/>
+      <w:numFmt w:val="bullet"/>
+      <w:lvlText w:val=""/>
+      <w:lvlJc w:val="left"/>
+      <w:pPr>
+        <w:ind w:left="2880" w:hanging="360"/>
+      </w:pPr>
+      <w:rPr>
+        <w:rFonts w:ascii="Symbol" w:hAnsi="Symbol" w:hint="default"/>
+      </w:rPr>
+    </w:lvl>
+    <w:lvl w:ilvl="4" w:tplc="04090003" w:tentative="1">
+      <w:start w:val="1"/>
+      <w:numFmt w:val="bullet"/>
+      <w:lvlText w:val="o"/>
+      <w:lvlJc w:val="left"/>
+      <w:pPr>
+        <w:ind w:left="3600" w:hanging="360"/>
+      </w:pPr>
+      <w:rPr>
+        <w:rFonts w:ascii="Courier New" w:hAnsi="Courier New" w:cs="Courier New" w:hint="default"/>
+      </w:rPr>
+    </w:lvl>
+    <w:lvl w:ilvl="5" w:tplc="04090005" w:tentative="1">
+      <w:start w:val="1"/>
+      <w:numFmt w:val="bullet"/>
+      <w:lvlText w:val=""/>
+      <w:lvlJc w:val="left"/>
+      <w:pPr>
+        <w:ind w:left="4320" w:hanging="360"/>
+      </w:pPr>
+      <w:rPr>
+        <w:rFonts w:ascii="Wingdings" w:hAnsi="Wingdings" w:hint="default"/>
+      </w:rPr>
+    </w:lvl>
+    <w:lvl w:ilvl="6" w:tplc="04090001" w:tentative="1">
+      <w:start w:val="1"/>
+      <w:numFmt w:val="bullet"/>
+      <w:lvlText w:val=""/>
+      <w:lvlJc w:val="left"/>
+      <w:pPr>
+        <w:ind w:left="5040" w:hanging="360"/>
+      </w:pPr>
+      <w:rPr>
+        <w:rFonts w:ascii="Symbol" w:hAnsi="Symbol" w:hint="default"/>
+      </w:rPr>
+    </w:lvl>
+    <w:lvl w:ilvl="7" w:tplc="04090003" w:tentative="1">
+      <w:start w:val="1"/>
+      <w:numFmt w:val="bullet"/>
+      <w:lvlText w:val="o"/>
+      <w:lvlJc w:val="left"/>
+      <w:pPr>
+        <w:ind w:left="5760" w:hanging="360"/>
+      </w:pPr>
+      <w:rPr>
+        <w:rFonts w:ascii="Courier New" w:hAnsi="Courier New" w:cs="Courier New" w:hint="default"/>
+      </w:rPr>
+    </w:lvl>
+    <w:lvl w:ilvl="8" w:tplc="04090005" w:tentative="1">
+      <w:start w:val="1"/>
+      <w:numFmt w:val="bullet"/>
+      <w:lvlText w:val=""/>
+      <w:lvlJc w:val="left"/>
+      <w:pPr>
+        <w:ind w:left="6480" w:hanging="360"/>
+      </w:pPr>
+      <w:rPr>
+        <w:rFonts w:ascii="Wingdings" w:hAnsi="Wingdings" w:hint="default"/>
+      </w:rPr>
+    </w:lvl>
+  </w:abstractNum>
+  <w:abstractNum w:abstractNumId="4">
     <w:nsid w:val="1B640FDE"/>
     <w:multiLevelType w:val="multilevel"/>
     <w:tmpl w:val="F32A36FE"/>
@@ -5712,7 +5739,269 @@
       </w:rPr>
     </w:lvl>
   </w:abstractNum>
-  <w:abstractNum w:abstractNumId="1">
+  <w:abstractNum w:abstractNumId="5">
+    <w:nsid w:val="1E49022B"/>
+    <w:multiLevelType w:val="hybridMultilevel"/>
+    <w:tmpl w:val="BBC60F80"/>
+    <w:lvl w:ilvl="0" w:tplc="0409000B">
+      <w:start w:val="1"/>
+      <w:numFmt w:val="bullet"/>
+      <w:lvlText w:val=""/>
+      <w:lvlJc w:val="left"/>
+      <w:pPr>
+        <w:ind w:left="360" w:hanging="360"/>
+      </w:pPr>
+      <w:rPr>
+        <w:rFonts w:ascii="Wingdings" w:hAnsi="Wingdings" w:hint="default"/>
+      </w:rPr>
+    </w:lvl>
+    <w:lvl w:ilvl="1" w:tplc="04090003" w:tentative="1">
+      <w:start w:val="1"/>
+      <w:numFmt w:val="bullet"/>
+      <w:lvlText w:val="o"/>
+      <w:lvlJc w:val="left"/>
+      <w:pPr>
+        <w:ind w:left="1080" w:hanging="360"/>
+      </w:pPr>
+      <w:rPr>
+        <w:rFonts w:ascii="Courier New" w:hAnsi="Courier New" w:cs="Courier New" w:hint="default"/>
+      </w:rPr>
+    </w:lvl>
+    <w:lvl w:ilvl="2" w:tplc="04090005" w:tentative="1">
+      <w:start w:val="1"/>
+      <w:numFmt w:val="bullet"/>
+      <w:lvlText w:val=""/>
+      <w:lvlJc w:val="left"/>
+      <w:pPr>
+        <w:ind w:left="1800" w:hanging="360"/>
+      </w:pPr>
+      <w:rPr>
+        <w:rFonts w:ascii="Wingdings" w:hAnsi="Wingdings" w:hint="default"/>
+      </w:rPr>
+    </w:lvl>
+    <w:lvl w:ilvl="3" w:tplc="04090001" w:tentative="1">
+      <w:start w:val="1"/>
+      <w:numFmt w:val="bullet"/>
+      <w:lvlText w:val=""/>
+      <w:lvlJc w:val="left"/>
+      <w:pPr>
+        <w:ind w:left="2520" w:hanging="360"/>
+      </w:pPr>
+      <w:rPr>
+        <w:rFonts w:ascii="Symbol" w:hAnsi="Symbol" w:hint="default"/>
+      </w:rPr>
+    </w:lvl>
+    <w:lvl w:ilvl="4" w:tplc="04090003" w:tentative="1">
+      <w:start w:val="1"/>
+      <w:numFmt w:val="bullet"/>
+      <w:lvlText w:val="o"/>
+      <w:lvlJc w:val="left"/>
+      <w:pPr>
+        <w:ind w:left="3240" w:hanging="360"/>
+      </w:pPr>
+      <w:rPr>
+        <w:rFonts w:ascii="Courier New" w:hAnsi="Courier New" w:cs="Courier New" w:hint="default"/>
+      </w:rPr>
+    </w:lvl>
+    <w:lvl w:ilvl="5" w:tplc="04090005" w:tentative="1">
+      <w:start w:val="1"/>
+      <w:numFmt w:val="bullet"/>
+      <w:lvlText w:val=""/>
+      <w:lvlJc w:val="left"/>
+      <w:pPr>
+        <w:ind w:left="3960" w:hanging="360"/>
+      </w:pPr>
+      <w:rPr>
+        <w:rFonts w:ascii="Wingdings" w:hAnsi="Wingdings" w:hint="default"/>
+      </w:rPr>
+    </w:lvl>
+    <w:lvl w:ilvl="6" w:tplc="04090001" w:tentative="1">
+      <w:start w:val="1"/>
+      <w:numFmt w:val="bullet"/>
+      <w:lvlText w:val=""/>
+      <w:lvlJc w:val="left"/>
+      <w:pPr>
+        <w:ind w:left="4680" w:hanging="360"/>
+      </w:pPr>
+      <w:rPr>
+        <w:rFonts w:ascii="Symbol" w:hAnsi="Symbol" w:hint="default"/>
+      </w:rPr>
+    </w:lvl>
+    <w:lvl w:ilvl="7" w:tplc="04090003" w:tentative="1">
+      <w:start w:val="1"/>
+      <w:numFmt w:val="bullet"/>
+      <w:lvlText w:val="o"/>
+      <w:lvlJc w:val="left"/>
+      <w:pPr>
+        <w:ind w:left="5400" w:hanging="360"/>
+      </w:pPr>
+      <w:rPr>
+        <w:rFonts w:ascii="Courier New" w:hAnsi="Courier New" w:cs="Courier New" w:hint="default"/>
+      </w:rPr>
+    </w:lvl>
+    <w:lvl w:ilvl="8" w:tplc="04090005" w:tentative="1">
+      <w:start w:val="1"/>
+      <w:numFmt w:val="bullet"/>
+      <w:lvlText w:val=""/>
+      <w:lvlJc w:val="left"/>
+      <w:pPr>
+        <w:ind w:left="6120" w:hanging="360"/>
+      </w:pPr>
+      <w:rPr>
+        <w:rFonts w:ascii="Wingdings" w:hAnsi="Wingdings" w:hint="default"/>
+      </w:rPr>
+    </w:lvl>
+  </w:abstractNum>
+  <w:abstractNum w:abstractNumId="6">
+    <w:nsid w:val="295148F2"/>
+    <w:multiLevelType w:val="multilevel"/>
+    <w:tmpl w:val="587271D4"/>
+    <w:lvl w:ilvl="0">
+      <w:start w:val="1"/>
+      <w:numFmt w:val="bullet"/>
+      <w:lvlText w:val=""/>
+      <w:lvlJc w:val="left"/>
+      <w:pPr>
+        <w:tabs>
+          <w:tab w:val="num" w:pos="360"/>
+        </w:tabs>
+        <w:ind w:left="360" w:hanging="360"/>
+      </w:pPr>
+      <w:rPr>
+        <w:rFonts w:ascii="Wingdings" w:hAnsi="Wingdings" w:hint="default"/>
+        <w:sz w:val="18"/>
+      </w:rPr>
+    </w:lvl>
+    <w:lvl w:ilvl="1" w:tentative="1">
+      <w:start w:val="1"/>
+      <w:numFmt w:val="bullet"/>
+      <w:lvlText w:val="o"/>
+      <w:lvlJc w:val="left"/>
+      <w:pPr>
+        <w:tabs>
+          <w:tab w:val="num" w:pos="1080"/>
+        </w:tabs>
+        <w:ind w:left="1080" w:hanging="360"/>
+      </w:pPr>
+      <w:rPr>
+        <w:rFonts w:ascii="Courier New" w:hAnsi="Courier New" w:hint="default"/>
+        <w:sz w:val="20"/>
+      </w:rPr>
+    </w:lvl>
+    <w:lvl w:ilvl="2" w:tentative="1">
+      <w:start w:val="1"/>
+      <w:numFmt w:val="bullet"/>
+      <w:lvlText w:val=""/>
+      <w:lvlJc w:val="left"/>
+      <w:pPr>
+        <w:tabs>
+          <w:tab w:val="num" w:pos="1800"/>
+        </w:tabs>
+        <w:ind w:left="1800" w:hanging="360"/>
+      </w:pPr>
+      <w:rPr>
+        <w:rFonts w:ascii="Wingdings" w:hAnsi="Wingdings" w:hint="default"/>
+        <w:sz w:val="20"/>
+      </w:rPr>
+    </w:lvl>
+    <w:lvl w:ilvl="3" w:tentative="1">
+      <w:start w:val="1"/>
+      <w:numFmt w:val="bullet"/>
+      <w:lvlText w:val=""/>
+      <w:lvlJc w:val="left"/>
+      <w:pPr>
+        <w:tabs>
+          <w:tab w:val="num" w:pos="2520"/>
+        </w:tabs>
+        <w:ind w:left="2520" w:hanging="360"/>
+      </w:pPr>
+      <w:rPr>
+        <w:rFonts w:ascii="Wingdings" w:hAnsi="Wingdings" w:hint="default"/>
+        <w:sz w:val="20"/>
+      </w:rPr>
+    </w:lvl>
+    <w:lvl w:ilvl="4" w:tentative="1">
+      <w:start w:val="1"/>
+      <w:numFmt w:val="bullet"/>
+      <w:lvlText w:val=""/>
+      <w:lvlJc w:val="left"/>
+      <w:pPr>
+        <w:tabs>
+          <w:tab w:val="num" w:pos="3240"/>
+        </w:tabs>
+        <w:ind w:left="3240" w:hanging="360"/>
+      </w:pPr>
+      <w:rPr>
+        <w:rFonts w:ascii="Wingdings" w:hAnsi="Wingdings" w:hint="default"/>
+        <w:sz w:val="20"/>
+      </w:rPr>
+    </w:lvl>
+    <w:lvl w:ilvl="5" w:tentative="1">
+      <w:start w:val="1"/>
+      <w:numFmt w:val="bullet"/>
+      <w:lvlText w:val=""/>
+      <w:lvlJc w:val="left"/>
+      <w:pPr>
+        <w:tabs>
+          <w:tab w:val="num" w:pos="3960"/>
+        </w:tabs>
+        <w:ind w:left="3960" w:hanging="360"/>
+      </w:pPr>
+      <w:rPr>
+        <w:rFonts w:ascii="Wingdings" w:hAnsi="Wingdings" w:hint="default"/>
+        <w:sz w:val="20"/>
+      </w:rPr>
+    </w:lvl>
+    <w:lvl w:ilvl="6" w:tentative="1">
+      <w:start w:val="1"/>
+      <w:numFmt w:val="bullet"/>
+      <w:lvlText w:val=""/>
+      <w:lvlJc w:val="left"/>
+      <w:pPr>
+        <w:tabs>
+          <w:tab w:val="num" w:pos="4680"/>
+        </w:tabs>
+        <w:ind w:left="4680" w:hanging="360"/>
+      </w:pPr>
+      <w:rPr>
+        <w:rFonts w:ascii="Wingdings" w:hAnsi="Wingdings" w:hint="default"/>
+        <w:sz w:val="20"/>
+      </w:rPr>
+    </w:lvl>
+    <w:lvl w:ilvl="7" w:tentative="1">
+      <w:start w:val="1"/>
+      <w:numFmt w:val="bullet"/>
+      <w:lvlText w:val=""/>
+      <w:lvlJc w:val="left"/>
+      <w:pPr>
+        <w:tabs>
+          <w:tab w:val="num" w:pos="5400"/>
+        </w:tabs>
+        <w:ind w:left="5400" w:hanging="360"/>
+      </w:pPr>
+      <w:rPr>
+        <w:rFonts w:ascii="Wingdings" w:hAnsi="Wingdings" w:hint="default"/>
+        <w:sz w:val="20"/>
+      </w:rPr>
+    </w:lvl>
+    <w:lvl w:ilvl="8" w:tentative="1">
+      <w:start w:val="1"/>
+      <w:numFmt w:val="bullet"/>
+      <w:lvlText w:val=""/>
+      <w:lvlJc w:val="left"/>
+      <w:pPr>
+        <w:tabs>
+          <w:tab w:val="num" w:pos="6120"/>
+        </w:tabs>
+        <w:ind w:left="6120" w:hanging="360"/>
+      </w:pPr>
+      <w:rPr>
+        <w:rFonts w:ascii="Wingdings" w:hAnsi="Wingdings" w:hint="default"/>
+        <w:sz w:val="20"/>
+      </w:rPr>
+    </w:lvl>
+  </w:abstractNum>
+  <w:abstractNum w:abstractNumId="7">
     <w:nsid w:val="2A9130BD"/>
     <w:multiLevelType w:val="hybridMultilevel"/>
     <w:tmpl w:val="E0D62C08"/>
@@ -5825,7 +6114,7 @@
       </w:rPr>
     </w:lvl>
   </w:abstractNum>
-  <w:abstractNum w:abstractNumId="2">
+  <w:abstractNum w:abstractNumId="8">
     <w:nsid w:val="2A9A0572"/>
     <w:multiLevelType w:val="hybridMultilevel"/>
     <w:tmpl w:val="1D8281A0"/>
@@ -5938,7 +6227,7 @@
       </w:rPr>
     </w:lvl>
   </w:abstractNum>
-  <w:abstractNum w:abstractNumId="3">
+  <w:abstractNum w:abstractNumId="9">
     <w:nsid w:val="334777AF"/>
     <w:multiLevelType w:val="hybridMultilevel"/>
     <w:tmpl w:val="A17CC1A6"/>
@@ -6051,7 +6340,268 @@
       </w:rPr>
     </w:lvl>
   </w:abstractNum>
-  <w:abstractNum w:abstractNumId="4">
+  <w:abstractNum w:abstractNumId="10">
+    <w:nsid w:val="37433239"/>
+    <w:multiLevelType w:val="multilevel"/>
+    <w:tmpl w:val="FE8CC800"/>
+    <w:lvl w:ilvl="0">
+      <w:start w:val="1"/>
+      <w:numFmt w:val="bullet"/>
+      <w:lvlText w:val=""/>
+      <w:lvlJc w:val="left"/>
+      <w:pPr>
+        <w:tabs>
+          <w:tab w:val="num" w:pos="720"/>
+        </w:tabs>
+        <w:ind w:left="720" w:hanging="360"/>
+      </w:pPr>
+      <w:rPr>
+        <w:rFonts w:ascii="Symbol" w:hAnsi="Symbol" w:hint="default"/>
+        <w:sz w:val="20"/>
+      </w:rPr>
+    </w:lvl>
+    <w:lvl w:ilvl="1" w:tentative="1">
+      <w:start w:val="1"/>
+      <w:numFmt w:val="bullet"/>
+      <w:lvlText w:val="o"/>
+      <w:lvlJc w:val="left"/>
+      <w:pPr>
+        <w:tabs>
+          <w:tab w:val="num" w:pos="1440"/>
+        </w:tabs>
+        <w:ind w:left="1440" w:hanging="360"/>
+      </w:pPr>
+      <w:rPr>
+        <w:rFonts w:ascii="Courier New" w:hAnsi="Courier New" w:hint="default"/>
+        <w:sz w:val="20"/>
+      </w:rPr>
+    </w:lvl>
+    <w:lvl w:ilvl="2" w:tentative="1">
+      <w:start w:val="1"/>
+      <w:numFmt w:val="bullet"/>
+      <w:lvlText w:val=""/>
+      <w:lvlJc w:val="left"/>
+      <w:pPr>
+        <w:tabs>
+          <w:tab w:val="num" w:pos="2160"/>
+        </w:tabs>
+        <w:ind w:left="2160" w:hanging="360"/>
+      </w:pPr>
+      <w:rPr>
+        <w:rFonts w:ascii="Wingdings" w:hAnsi="Wingdings" w:hint="default"/>
+        <w:sz w:val="20"/>
+      </w:rPr>
+    </w:lvl>
+    <w:lvl w:ilvl="3" w:tentative="1">
+      <w:start w:val="1"/>
+      <w:numFmt w:val="bullet"/>
+      <w:lvlText w:val=""/>
+      <w:lvlJc w:val="left"/>
+      <w:pPr>
+        <w:tabs>
+          <w:tab w:val="num" w:pos="2880"/>
+        </w:tabs>
+        <w:ind w:left="2880" w:hanging="360"/>
+      </w:pPr>
+      <w:rPr>
+        <w:rFonts w:ascii="Wingdings" w:hAnsi="Wingdings" w:hint="default"/>
+        <w:sz w:val="20"/>
+      </w:rPr>
+    </w:lvl>
+    <w:lvl w:ilvl="4" w:tentative="1">
+      <w:start w:val="1"/>
+      <w:numFmt w:val="bullet"/>
+      <w:lvlText w:val=""/>
+      <w:lvlJc w:val="left"/>
+      <w:pPr>
+        <w:tabs>
+          <w:tab w:val="num" w:pos="3600"/>
+        </w:tabs>
+        <w:ind w:left="3600" w:hanging="360"/>
+      </w:pPr>
+      <w:rPr>
+        <w:rFonts w:ascii="Wingdings" w:hAnsi="Wingdings" w:hint="default"/>
+        <w:sz w:val="20"/>
+      </w:rPr>
+    </w:lvl>
+    <w:lvl w:ilvl="5" w:tentative="1">
+      <w:start w:val="1"/>
+      <w:numFmt w:val="bullet"/>
+      <w:lvlText w:val=""/>
+      <w:lvlJc w:val="left"/>
+      <w:pPr>
+        <w:tabs>
+          <w:tab w:val="num" w:pos="4320"/>
+        </w:tabs>
+        <w:ind w:left="4320" w:hanging="360"/>
+      </w:pPr>
+      <w:rPr>
+        <w:rFonts w:ascii="Wingdings" w:hAnsi="Wingdings" w:hint="default"/>
+        <w:sz w:val="20"/>
+      </w:rPr>
+    </w:lvl>
+    <w:lvl w:ilvl="6" w:tentative="1">
+      <w:start w:val="1"/>
+      <w:numFmt w:val="bullet"/>
+      <w:lvlText w:val=""/>
+      <w:lvlJc w:val="left"/>
+      <w:pPr>
+        <w:tabs>
+          <w:tab w:val="num" w:pos="5040"/>
+        </w:tabs>
+        <w:ind w:left="5040" w:hanging="360"/>
+      </w:pPr>
+      <w:rPr>
+        <w:rFonts w:ascii="Wingdings" w:hAnsi="Wingdings" w:hint="default"/>
+        <w:sz w:val="20"/>
+      </w:rPr>
+    </w:lvl>
+    <w:lvl w:ilvl="7" w:tentative="1">
+      <w:start w:val="1"/>
+      <w:numFmt w:val="bullet"/>
+      <w:lvlText w:val=""/>
+      <w:lvlJc w:val="left"/>
+      <w:pPr>
+        <w:tabs>
+          <w:tab w:val="num" w:pos="5760"/>
+        </w:tabs>
+        <w:ind w:left="5760" w:hanging="360"/>
+      </w:pPr>
+      <w:rPr>
+        <w:rFonts w:ascii="Wingdings" w:hAnsi="Wingdings" w:hint="default"/>
+        <w:sz w:val="20"/>
+      </w:rPr>
+    </w:lvl>
+    <w:lvl w:ilvl="8" w:tentative="1">
+      <w:start w:val="1"/>
+      <w:numFmt w:val="bullet"/>
+      <w:lvlText w:val=""/>
+      <w:lvlJc w:val="left"/>
+      <w:pPr>
+        <w:tabs>
+          <w:tab w:val="num" w:pos="6480"/>
+        </w:tabs>
+        <w:ind w:left="6480" w:hanging="360"/>
+      </w:pPr>
+      <w:rPr>
+        <w:rFonts w:ascii="Wingdings" w:hAnsi="Wingdings" w:hint="default"/>
+        <w:sz w:val="20"/>
+      </w:rPr>
+    </w:lvl>
+  </w:abstractNum>
+  <w:abstractNum w:abstractNumId="11">
+    <w:nsid w:val="38973138"/>
+    <w:multiLevelType w:val="hybridMultilevel"/>
+    <w:tmpl w:val="B390184C"/>
+    <w:lvl w:ilvl="0" w:tplc="354ACBC4">
+      <w:numFmt w:val="bullet"/>
+      <w:lvlText w:val=""/>
+      <w:lvlJc w:val="left"/>
+      <w:pPr>
+        <w:ind w:left="720" w:hanging="360"/>
+      </w:pPr>
+      <w:rPr>
+        <w:rFonts w:ascii="Symbol" w:eastAsia="Times New Roman" w:hAnsi="Symbol" w:cs="Times New Roman" w:hint="default"/>
+      </w:rPr>
+    </w:lvl>
+    <w:lvl w:ilvl="1" w:tplc="04090003" w:tentative="1">
+      <w:start w:val="1"/>
+      <w:numFmt w:val="bullet"/>
+      <w:lvlText w:val="o"/>
+      <w:lvlJc w:val="left"/>
+      <w:pPr>
+        <w:ind w:left="1440" w:hanging="360"/>
+      </w:pPr>
+      <w:rPr>
+        <w:rFonts w:ascii="Courier New" w:hAnsi="Courier New" w:cs="Courier New" w:hint="default"/>
+      </w:rPr>
+    </w:lvl>
+    <w:lvl w:ilvl="2" w:tplc="04090005" w:tentative="1">
+      <w:start w:val="1"/>
+      <w:numFmt w:val="bullet"/>
+      <w:lvlText w:val=""/>
+      <w:lvlJc w:val="left"/>
+      <w:pPr>
+        <w:ind w:left="2160" w:hanging="360"/>
+      </w:pPr>
+      <w:rPr>
+        <w:rFonts w:ascii="Wingdings" w:hAnsi="Wingdings" w:hint="default"/>
+      </w:rPr>
+    </w:lvl>
+    <w:lvl w:ilvl="3" w:tplc="04090001" w:tentative="1">
+      <w:start w:val="1"/>
+      <w:numFmt w:val="bullet"/>
+      <w:lvlText w:val=""/>
+      <w:lvlJc w:val="left"/>
+      <w:pPr>
+        <w:ind w:left="2880" w:hanging="360"/>
+      </w:pPr>
+      <w:rPr>
+        <w:rFonts w:ascii="Symbol" w:hAnsi="Symbol" w:hint="default"/>
+      </w:rPr>
+    </w:lvl>
+    <w:lvl w:ilvl="4" w:tplc="04090003" w:tentative="1">
+      <w:start w:val="1"/>
+      <w:numFmt w:val="bullet"/>
+      <w:lvlText w:val="o"/>
+      <w:lvlJc w:val="left"/>
+      <w:pPr>
+        <w:ind w:left="3600" w:hanging="360"/>
+      </w:pPr>
+      <w:rPr>
+        <w:rFonts w:ascii="Courier New" w:hAnsi="Courier New" w:cs="Courier New" w:hint="default"/>
+      </w:rPr>
+    </w:lvl>
+    <w:lvl w:ilvl="5" w:tplc="04090005" w:tentative="1">
+      <w:start w:val="1"/>
+      <w:numFmt w:val="bullet"/>
+      <w:lvlText w:val=""/>
+      <w:lvlJc w:val="left"/>
+      <w:pPr>
+        <w:ind w:left="4320" w:hanging="360"/>
+      </w:pPr>
+      <w:rPr>
+        <w:rFonts w:ascii="Wingdings" w:hAnsi="Wingdings" w:hint="default"/>
+      </w:rPr>
+    </w:lvl>
+    <w:lvl w:ilvl="6" w:tplc="04090001" w:tentative="1">
+      <w:start w:val="1"/>
+      <w:numFmt w:val="bullet"/>
+      <w:lvlText w:val=""/>
+      <w:lvlJc w:val="left"/>
+      <w:pPr>
+        <w:ind w:left="5040" w:hanging="360"/>
+      </w:pPr>
+      <w:rPr>
+        <w:rFonts w:ascii="Symbol" w:hAnsi="Symbol" w:hint="default"/>
+      </w:rPr>
+    </w:lvl>
+    <w:lvl w:ilvl="7" w:tplc="04090003" w:tentative="1">
+      <w:start w:val="1"/>
+      <w:numFmt w:val="bullet"/>
+      <w:lvlText w:val="o"/>
+      <w:lvlJc w:val="left"/>
+      <w:pPr>
+        <w:ind w:left="5760" w:hanging="360"/>
+      </w:pPr>
+      <w:rPr>
+        <w:rFonts w:ascii="Courier New" w:hAnsi="Courier New" w:cs="Courier New" w:hint="default"/>
+      </w:rPr>
+    </w:lvl>
+    <w:lvl w:ilvl="8" w:tplc="04090005" w:tentative="1">
+      <w:start w:val="1"/>
+      <w:numFmt w:val="bullet"/>
+      <w:lvlText w:val=""/>
+      <w:lvlJc w:val="left"/>
+      <w:pPr>
+        <w:ind w:left="6480" w:hanging="360"/>
+      </w:pPr>
+      <w:rPr>
+        <w:rFonts w:ascii="Wingdings" w:hAnsi="Wingdings" w:hint="default"/>
+      </w:rPr>
+    </w:lvl>
+  </w:abstractNum>
+  <w:abstractNum w:abstractNumId="12">
     <w:nsid w:val="550A31FD"/>
     <w:multiLevelType w:val="multilevel"/>
     <w:tmpl w:val="CF1053AA"/>
@@ -6200,7 +6750,7 @@
       </w:rPr>
     </w:lvl>
   </w:abstractNum>
-  <w:abstractNum w:abstractNumId="5">
+  <w:abstractNum w:abstractNumId="13">
     <w:nsid w:val="5580592F"/>
     <w:multiLevelType w:val="hybridMultilevel"/>
     <w:tmpl w:val="3F3AE058"/>
@@ -6313,7 +6863,120 @@
       </w:rPr>
     </w:lvl>
   </w:abstractNum>
-  <w:abstractNum w:abstractNumId="6">
+  <w:abstractNum w:abstractNumId="14">
+    <w:nsid w:val="57454D03"/>
+    <w:multiLevelType w:val="hybridMultilevel"/>
+    <w:tmpl w:val="6AA2605E"/>
+    <w:lvl w:ilvl="0" w:tplc="0409000B">
+      <w:start w:val="1"/>
+      <w:numFmt w:val="bullet"/>
+      <w:lvlText w:val=""/>
+      <w:lvlJc w:val="left"/>
+      <w:pPr>
+        <w:ind w:left="360" w:hanging="360"/>
+      </w:pPr>
+      <w:rPr>
+        <w:rFonts w:ascii="Wingdings" w:hAnsi="Wingdings" w:hint="default"/>
+      </w:rPr>
+    </w:lvl>
+    <w:lvl w:ilvl="1" w:tplc="04090003" w:tentative="1">
+      <w:start w:val="1"/>
+      <w:numFmt w:val="bullet"/>
+      <w:lvlText w:val="o"/>
+      <w:lvlJc w:val="left"/>
+      <w:pPr>
+        <w:ind w:left="1080" w:hanging="360"/>
+      </w:pPr>
+      <w:rPr>
+        <w:rFonts w:ascii="Courier New" w:hAnsi="Courier New" w:cs="Courier New" w:hint="default"/>
+      </w:rPr>
+    </w:lvl>
+    <w:lvl w:ilvl="2" w:tplc="04090005" w:tentative="1">
+      <w:start w:val="1"/>
+      <w:numFmt w:val="bullet"/>
+      <w:lvlText w:val=""/>
+      <w:lvlJc w:val="left"/>
+      <w:pPr>
+        <w:ind w:left="1800" w:hanging="360"/>
+      </w:pPr>
+      <w:rPr>
+        <w:rFonts w:ascii="Wingdings" w:hAnsi="Wingdings" w:hint="default"/>
+      </w:rPr>
+    </w:lvl>
+    <w:lvl w:ilvl="3" w:tplc="04090001" w:tentative="1">
+      <w:start w:val="1"/>
+      <w:numFmt w:val="bullet"/>
+      <w:lvlText w:val=""/>
+      <w:lvlJc w:val="left"/>
+      <w:pPr>
+        <w:ind w:left="2520" w:hanging="360"/>
+      </w:pPr>
+      <w:rPr>
+        <w:rFonts w:ascii="Symbol" w:hAnsi="Symbol" w:hint="default"/>
+      </w:rPr>
+    </w:lvl>
+    <w:lvl w:ilvl="4" w:tplc="04090003" w:tentative="1">
+      <w:start w:val="1"/>
+      <w:numFmt w:val="bullet"/>
+      <w:lvlText w:val="o"/>
+      <w:lvlJc w:val="left"/>
+      <w:pPr>
+        <w:ind w:left="3240" w:hanging="360"/>
+      </w:pPr>
+      <w:rPr>
+        <w:rFonts w:ascii="Courier New" w:hAnsi="Courier New" w:cs="Courier New" w:hint="default"/>
+      </w:rPr>
+    </w:lvl>
+    <w:lvl w:ilvl="5" w:tplc="04090005" w:tentative="1">
+      <w:start w:val="1"/>
+      <w:numFmt w:val="bullet"/>
+      <w:lvlText w:val=""/>
+      <w:lvlJc w:val="left"/>
+      <w:pPr>
+        <w:ind w:left="3960" w:hanging="360"/>
+      </w:pPr>
+      <w:rPr>
+        <w:rFonts w:ascii="Wingdings" w:hAnsi="Wingdings" w:hint="default"/>
+      </w:rPr>
+    </w:lvl>
+    <w:lvl w:ilvl="6" w:tplc="04090001" w:tentative="1">
+      <w:start w:val="1"/>
+      <w:numFmt w:val="bullet"/>
+      <w:lvlText w:val=""/>
+      <w:lvlJc w:val="left"/>
+      <w:pPr>
+        <w:ind w:left="4680" w:hanging="360"/>
+      </w:pPr>
+      <w:rPr>
+        <w:rFonts w:ascii="Symbol" w:hAnsi="Symbol" w:hint="default"/>
+      </w:rPr>
+    </w:lvl>
+    <w:lvl w:ilvl="7" w:tplc="04090003" w:tentative="1">
+      <w:start w:val="1"/>
+      <w:numFmt w:val="bullet"/>
+      <w:lvlText w:val="o"/>
+      <w:lvlJc w:val="left"/>
+      <w:pPr>
+        <w:ind w:left="5400" w:hanging="360"/>
+      </w:pPr>
+      <w:rPr>
+        <w:rFonts w:ascii="Courier New" w:hAnsi="Courier New" w:cs="Courier New" w:hint="default"/>
+      </w:rPr>
+    </w:lvl>
+    <w:lvl w:ilvl="8" w:tplc="04090005" w:tentative="1">
+      <w:start w:val="1"/>
+      <w:numFmt w:val="bullet"/>
+      <w:lvlText w:val=""/>
+      <w:lvlJc w:val="left"/>
+      <w:pPr>
+        <w:ind w:left="6120" w:hanging="360"/>
+      </w:pPr>
+      <w:rPr>
+        <w:rFonts w:ascii="Wingdings" w:hAnsi="Wingdings" w:hint="default"/>
+      </w:rPr>
+    </w:lvl>
+  </w:abstractNum>
+  <w:abstractNum w:abstractNumId="15">
     <w:nsid w:val="57B336E3"/>
     <w:multiLevelType w:val="hybridMultilevel"/>
     <w:tmpl w:val="DA84A0A6"/>
@@ -6426,7 +7089,119 @@
       </w:rPr>
     </w:lvl>
   </w:abstractNum>
-  <w:abstractNum w:abstractNumId="7">
+  <w:abstractNum w:abstractNumId="16">
+    <w:nsid w:val="5F202A03"/>
+    <w:multiLevelType w:val="hybridMultilevel"/>
+    <w:tmpl w:val="5964A9D6"/>
+    <w:lvl w:ilvl="0" w:tplc="0DF26C8A">
+      <w:numFmt w:val="bullet"/>
+      <w:lvlText w:val=""/>
+      <w:lvlJc w:val="left"/>
+      <w:pPr>
+        <w:ind w:left="720" w:hanging="360"/>
+      </w:pPr>
+      <w:rPr>
+        <w:rFonts w:ascii="Symbol" w:eastAsia="Times New Roman" w:hAnsi="Symbol" w:cs="Times New Roman" w:hint="default"/>
+      </w:rPr>
+    </w:lvl>
+    <w:lvl w:ilvl="1" w:tplc="04090003" w:tentative="1">
+      <w:start w:val="1"/>
+      <w:numFmt w:val="bullet"/>
+      <w:lvlText w:val="o"/>
+      <w:lvlJc w:val="left"/>
+      <w:pPr>
+        <w:ind w:left="1440" w:hanging="360"/>
+      </w:pPr>
+      <w:rPr>
+        <w:rFonts w:ascii="Courier New" w:hAnsi="Courier New" w:cs="Courier New" w:hint="default"/>
+      </w:rPr>
+    </w:lvl>
+    <w:lvl w:ilvl="2" w:tplc="04090005" w:tentative="1">
+      <w:start w:val="1"/>
+      <w:numFmt w:val="bullet"/>
+      <w:lvlText w:val=""/>
+      <w:lvlJc w:val="left"/>
+      <w:pPr>
+        <w:ind w:left="2160" w:hanging="360"/>
+      </w:pPr>
+      <w:rPr>
+        <w:rFonts w:ascii="Wingdings" w:hAnsi="Wingdings" w:hint="default"/>
+      </w:rPr>
+    </w:lvl>
+    <w:lvl w:ilvl="3" w:tplc="04090001" w:tentative="1">
+      <w:start w:val="1"/>
+      <w:numFmt w:val="bullet"/>
+      <w:lvlText w:val=""/>
+      <w:lvlJc w:val="left"/>
+      <w:pPr>
+        <w:ind w:left="2880" w:hanging="360"/>
+      </w:pPr>
+      <w:rPr>
+        <w:rFonts w:ascii="Symbol" w:hAnsi="Symbol" w:hint="default"/>
+      </w:rPr>
+    </w:lvl>
+    <w:lvl w:ilvl="4" w:tplc="04090003" w:tentative="1">
+      <w:start w:val="1"/>
+      <w:numFmt w:val="bullet"/>
+      <w:lvlText w:val="o"/>
+      <w:lvlJc w:val="left"/>
+      <w:pPr>
+        <w:ind w:left="3600" w:hanging="360"/>
+      </w:pPr>
+      <w:rPr>
+        <w:rFonts w:ascii="Courier New" w:hAnsi="Courier New" w:cs="Courier New" w:hint="default"/>
+      </w:rPr>
+    </w:lvl>
+    <w:lvl w:ilvl="5" w:tplc="04090005" w:tentative="1">
+      <w:start w:val="1"/>
+      <w:numFmt w:val="bullet"/>
+      <w:lvlText w:val=""/>
+      <w:lvlJc w:val="left"/>
+      <w:pPr>
+        <w:ind w:left="4320" w:hanging="360"/>
+      </w:pPr>
+      <w:rPr>
+        <w:rFonts w:ascii="Wingdings" w:hAnsi="Wingdings" w:hint="default"/>
+      </w:rPr>
+    </w:lvl>
+    <w:lvl w:ilvl="6" w:tplc="04090001" w:tentative="1">
+      <w:start w:val="1"/>
+      <w:numFmt w:val="bullet"/>
+      <w:lvlText w:val=""/>
+      <w:lvlJc w:val="left"/>
+      <w:pPr>
+        <w:ind w:left="5040" w:hanging="360"/>
+      </w:pPr>
+      <w:rPr>
+        <w:rFonts w:ascii="Symbol" w:hAnsi="Symbol" w:hint="default"/>
+      </w:rPr>
+    </w:lvl>
+    <w:lvl w:ilvl="7" w:tplc="04090003" w:tentative="1">
+      <w:start w:val="1"/>
+      <w:numFmt w:val="bullet"/>
+      <w:lvlText w:val="o"/>
+      <w:lvlJc w:val="left"/>
+      <w:pPr>
+        <w:ind w:left="5760" w:hanging="360"/>
+      </w:pPr>
+      <w:rPr>
+        <w:rFonts w:ascii="Courier New" w:hAnsi="Courier New" w:cs="Courier New" w:hint="default"/>
+      </w:rPr>
+    </w:lvl>
+    <w:lvl w:ilvl="8" w:tplc="04090005" w:tentative="1">
+      <w:start w:val="1"/>
+      <w:numFmt w:val="bullet"/>
+      <w:lvlText w:val=""/>
+      <w:lvlJc w:val="left"/>
+      <w:pPr>
+        <w:ind w:left="6480" w:hanging="360"/>
+      </w:pPr>
+      <w:rPr>
+        <w:rFonts w:ascii="Wingdings" w:hAnsi="Wingdings" w:hint="default"/>
+      </w:rPr>
+    </w:lvl>
+  </w:abstractNum>
+  <w:abstractNum w:abstractNumId="17">
     <w:nsid w:val="6D5070CE"/>
     <w:multiLevelType w:val="hybridMultilevel"/>
     <w:tmpl w:val="CD0267C2"/>
@@ -6539,29 +7314,290 @@
       </w:rPr>
     </w:lvl>
   </w:abstractNum>
+  <w:abstractNum w:abstractNumId="18">
+    <w:nsid w:val="71F76837"/>
+    <w:multiLevelType w:val="hybridMultilevel"/>
+    <w:tmpl w:val="93CA513E"/>
+    <w:lvl w:ilvl="0" w:tplc="2E780934">
+      <w:numFmt w:val="bullet"/>
+      <w:lvlText w:val=""/>
+      <w:lvlJc w:val="left"/>
+      <w:pPr>
+        <w:ind w:left="720" w:hanging="360"/>
+      </w:pPr>
+      <w:rPr>
+        <w:rFonts w:ascii="Arial" w:eastAsia="Times New Roman" w:hAnsi="Arial" w:cs="Arial" w:hint="default"/>
+      </w:rPr>
+    </w:lvl>
+    <w:lvl w:ilvl="1" w:tplc="04090003" w:tentative="1">
+      <w:start w:val="1"/>
+      <w:numFmt w:val="bullet"/>
+      <w:lvlText w:val="o"/>
+      <w:lvlJc w:val="left"/>
+      <w:pPr>
+        <w:ind w:left="1440" w:hanging="360"/>
+      </w:pPr>
+      <w:rPr>
+        <w:rFonts w:ascii="Courier New" w:hAnsi="Courier New" w:cs="Courier New" w:hint="default"/>
+      </w:rPr>
+    </w:lvl>
+    <w:lvl w:ilvl="2" w:tplc="04090005" w:tentative="1">
+      <w:start w:val="1"/>
+      <w:numFmt w:val="bullet"/>
+      <w:lvlText w:val=""/>
+      <w:lvlJc w:val="left"/>
+      <w:pPr>
+        <w:ind w:left="2160" w:hanging="360"/>
+      </w:pPr>
+      <w:rPr>
+        <w:rFonts w:ascii="Wingdings" w:hAnsi="Wingdings" w:hint="default"/>
+      </w:rPr>
+    </w:lvl>
+    <w:lvl w:ilvl="3" w:tplc="04090001" w:tentative="1">
+      <w:start w:val="1"/>
+      <w:numFmt w:val="bullet"/>
+      <w:lvlText w:val=""/>
+      <w:lvlJc w:val="left"/>
+      <w:pPr>
+        <w:ind w:left="2880" w:hanging="360"/>
+      </w:pPr>
+      <w:rPr>
+        <w:rFonts w:ascii="Symbol" w:hAnsi="Symbol" w:hint="default"/>
+      </w:rPr>
+    </w:lvl>
+    <w:lvl w:ilvl="4" w:tplc="04090003" w:tentative="1">
+      <w:start w:val="1"/>
+      <w:numFmt w:val="bullet"/>
+      <w:lvlText w:val="o"/>
+      <w:lvlJc w:val="left"/>
+      <w:pPr>
+        <w:ind w:left="3600" w:hanging="360"/>
+      </w:pPr>
+      <w:rPr>
+        <w:rFonts w:ascii="Courier New" w:hAnsi="Courier New" w:cs="Courier New" w:hint="default"/>
+      </w:rPr>
+    </w:lvl>
+    <w:lvl w:ilvl="5" w:tplc="04090005" w:tentative="1">
+      <w:start w:val="1"/>
+      <w:numFmt w:val="bullet"/>
+      <w:lvlText w:val=""/>
+      <w:lvlJc w:val="left"/>
+      <w:pPr>
+        <w:ind w:left="4320" w:hanging="360"/>
+      </w:pPr>
+      <w:rPr>
+        <w:rFonts w:ascii="Wingdings" w:hAnsi="Wingdings" w:hint="default"/>
+      </w:rPr>
+    </w:lvl>
+    <w:lvl w:ilvl="6" w:tplc="04090001" w:tentative="1">
+      <w:start w:val="1"/>
+      <w:numFmt w:val="bullet"/>
+      <w:lvlText w:val=""/>
+      <w:lvlJc w:val="left"/>
+      <w:pPr>
+        <w:ind w:left="5040" w:hanging="360"/>
+      </w:pPr>
+      <w:rPr>
+        <w:rFonts w:ascii="Symbol" w:hAnsi="Symbol" w:hint="default"/>
+      </w:rPr>
+    </w:lvl>
+    <w:lvl w:ilvl="7" w:tplc="04090003" w:tentative="1">
+      <w:start w:val="1"/>
+      <w:numFmt w:val="bullet"/>
+      <w:lvlText w:val="o"/>
+      <w:lvlJc w:val="left"/>
+      <w:pPr>
+        <w:ind w:left="5760" w:hanging="360"/>
+      </w:pPr>
+      <w:rPr>
+        <w:rFonts w:ascii="Courier New" w:hAnsi="Courier New" w:cs="Courier New" w:hint="default"/>
+      </w:rPr>
+    </w:lvl>
+    <w:lvl w:ilvl="8" w:tplc="04090005" w:tentative="1">
+      <w:start w:val="1"/>
+      <w:numFmt w:val="bullet"/>
+      <w:lvlText w:val=""/>
+      <w:lvlJc w:val="left"/>
+      <w:pPr>
+        <w:ind w:left="6480" w:hanging="360"/>
+      </w:pPr>
+      <w:rPr>
+        <w:rFonts w:ascii="Wingdings" w:hAnsi="Wingdings" w:hint="default"/>
+      </w:rPr>
+    </w:lvl>
+  </w:abstractNum>
+  <w:abstractNum w:abstractNumId="19">
+    <w:nsid w:val="786F0799"/>
+    <w:multiLevelType w:val="hybridMultilevel"/>
+    <w:tmpl w:val="5EDCB334"/>
+    <w:lvl w:ilvl="0" w:tplc="0409000B">
+      <w:start w:val="1"/>
+      <w:numFmt w:val="bullet"/>
+      <w:lvlText w:val=""/>
+      <w:lvlJc w:val="left"/>
+      <w:pPr>
+        <w:ind w:left="360" w:hanging="360"/>
+      </w:pPr>
+      <w:rPr>
+        <w:rFonts w:ascii="Wingdings" w:hAnsi="Wingdings" w:hint="default"/>
+      </w:rPr>
+    </w:lvl>
+    <w:lvl w:ilvl="1" w:tplc="04090003" w:tentative="1">
+      <w:start w:val="1"/>
+      <w:numFmt w:val="bullet"/>
+      <w:lvlText w:val="o"/>
+      <w:lvlJc w:val="left"/>
+      <w:pPr>
+        <w:ind w:left="1080" w:hanging="360"/>
+      </w:pPr>
+      <w:rPr>
+        <w:rFonts w:ascii="Courier New" w:hAnsi="Courier New" w:cs="Courier New" w:hint="default"/>
+      </w:rPr>
+    </w:lvl>
+    <w:lvl w:ilvl="2" w:tplc="04090005" w:tentative="1">
+      <w:start w:val="1"/>
+      <w:numFmt w:val="bullet"/>
+      <w:lvlText w:val=""/>
+      <w:lvlJc w:val="left"/>
+      <w:pPr>
+        <w:ind w:left="1800" w:hanging="360"/>
+      </w:pPr>
+      <w:rPr>
+        <w:rFonts w:ascii="Wingdings" w:hAnsi="Wingdings" w:hint="default"/>
+      </w:rPr>
+    </w:lvl>
+    <w:lvl w:ilvl="3" w:tplc="04090001" w:tentative="1">
+      <w:start w:val="1"/>
+      <w:numFmt w:val="bullet"/>
+      <w:lvlText w:val=""/>
+      <w:lvlJc w:val="left"/>
+      <w:pPr>
+        <w:ind w:left="2520" w:hanging="360"/>
+      </w:pPr>
+      <w:rPr>
+        <w:rFonts w:ascii="Symbol" w:hAnsi="Symbol" w:hint="default"/>
+      </w:rPr>
+    </w:lvl>
+    <w:lvl w:ilvl="4" w:tplc="04090003" w:tentative="1">
+      <w:start w:val="1"/>
+      <w:numFmt w:val="bullet"/>
+      <w:lvlText w:val="o"/>
+      <w:lvlJc w:val="left"/>
+      <w:pPr>
+        <w:ind w:left="3240" w:hanging="360"/>
+      </w:pPr>
+      <w:rPr>
+        <w:rFonts w:ascii="Courier New" w:hAnsi="Courier New" w:cs="Courier New" w:hint="default"/>
+      </w:rPr>
+    </w:lvl>
+    <w:lvl w:ilvl="5" w:tplc="04090005" w:tentative="1">
+      <w:start w:val="1"/>
+      <w:numFmt w:val="bullet"/>
+      <w:lvlText w:val=""/>
+      <w:lvlJc w:val="left"/>
+      <w:pPr>
+        <w:ind w:left="3960" w:hanging="360"/>
+      </w:pPr>
+      <w:rPr>
+        <w:rFonts w:ascii="Wingdings" w:hAnsi="Wingdings" w:hint="default"/>
+      </w:rPr>
+    </w:lvl>
+    <w:lvl w:ilvl="6" w:tplc="04090001" w:tentative="1">
+      <w:start w:val="1"/>
+      <w:numFmt w:val="bullet"/>
+      <w:lvlText w:val=""/>
+      <w:lvlJc w:val="left"/>
+      <w:pPr>
+        <w:ind w:left="4680" w:hanging="360"/>
+      </w:pPr>
+      <w:rPr>
+        <w:rFonts w:ascii="Symbol" w:hAnsi="Symbol" w:hint="default"/>
+      </w:rPr>
+    </w:lvl>
+    <w:lvl w:ilvl="7" w:tplc="04090003" w:tentative="1">
+      <w:start w:val="1"/>
+      <w:numFmt w:val="bullet"/>
+      <w:lvlText w:val="o"/>
+      <w:lvlJc w:val="left"/>
+      <w:pPr>
+        <w:ind w:left="5400" w:hanging="360"/>
+      </w:pPr>
+      <w:rPr>
+        <w:rFonts w:ascii="Courier New" w:hAnsi="Courier New" w:cs="Courier New" w:hint="default"/>
+      </w:rPr>
+    </w:lvl>
+    <w:lvl w:ilvl="8" w:tplc="04090005" w:tentative="1">
+      <w:start w:val="1"/>
+      <w:numFmt w:val="bullet"/>
+      <w:lvlText w:val=""/>
+      <w:lvlJc w:val="left"/>
+      <w:pPr>
+        <w:ind w:left="6120" w:hanging="360"/>
+      </w:pPr>
+      <w:rPr>
+        <w:rFonts w:ascii="Wingdings" w:hAnsi="Wingdings" w:hint="default"/>
+      </w:rPr>
+    </w:lvl>
+  </w:abstractNum>
   <w:num w:numId="1">
+    <w:abstractNumId w:val="7"/>
+  </w:num>
+  <w:num w:numId="2">
+    <w:abstractNumId w:val="8"/>
+  </w:num>
+  <w:num w:numId="3">
+    <w:abstractNumId w:val="4"/>
+  </w:num>
+  <w:num w:numId="4">
+    <w:abstractNumId w:val="12"/>
+  </w:num>
+  <w:num w:numId="5">
+    <w:abstractNumId w:val="17"/>
+  </w:num>
+  <w:num w:numId="6">
+    <w:abstractNumId w:val="9"/>
+  </w:num>
+  <w:num w:numId="7">
+    <w:abstractNumId w:val="13"/>
+  </w:num>
+  <w:num w:numId="8">
+    <w:abstractNumId w:val="15"/>
+  </w:num>
+  <w:num w:numId="9">
+    <w:abstractNumId w:val="2"/>
+  </w:num>
+  <w:num w:numId="10">
+    <w:abstractNumId w:val="16"/>
+  </w:num>
+  <w:num w:numId="11">
+    <w:abstractNumId w:val="10"/>
+  </w:num>
+  <w:num w:numId="12">
+    <w:abstractNumId w:val="6"/>
+  </w:num>
+  <w:num w:numId="13">
+    <w:abstractNumId w:val="5"/>
+  </w:num>
+  <w:num w:numId="14">
+    <w:abstractNumId w:val="0"/>
+  </w:num>
+  <w:num w:numId="15">
     <w:abstractNumId w:val="1"/>
   </w:num>
-  <w:num w:numId="2">
-    <w:abstractNumId w:val="2"/>
+  <w:num w:numId="16">
+    <w:abstractNumId w:val="11"/>
   </w:num>
-  <w:num w:numId="3">
-    <w:abstractNumId w:val="0"/>
+  <w:num w:numId="17">
+    <w:abstractNumId w:val="14"/>
   </w:num>
-  <w:num w:numId="4">
-    <w:abstractNumId w:val="4"/>
+  <w:num w:numId="18">
+    <w:abstractNumId w:val="18"/>
   </w:num>
-  <w:num w:numId="5">
-    <w:abstractNumId w:val="7"/>
+  <w:num w:numId="19">
+    <w:abstractNumId w:val="19"/>
   </w:num>
-  <w:num w:numId="6">
+  <w:num w:numId="20">
     <w:abstractNumId w:val="3"/>
-  </w:num>
-  <w:num w:numId="7">
-    <w:abstractNumId w:val="5"/>
-  </w:num>
-  <w:num w:numId="8">
-    <w:abstractNumId w:val="6"/>
   </w:num>
   <w:numIdMacAtCleanup w:val="8"/>
 </w:numbering>
@@ -7557,7 +8593,7 @@
 </file>
 
 <file path=customXml/itemProps1.xml><?xml version="1.0" encoding="utf-8"?>
-<ds:datastoreItem xmlns:ds="http://schemas.openxmlformats.org/officeDocument/2006/customXml" ds:itemID="{ED2BA039-22E2-4E4C-934E-A45D5FCB2161}">
+<ds:datastoreItem xmlns:ds="http://schemas.openxmlformats.org/officeDocument/2006/customXml" ds:itemID="{A218F251-8014-4D2F-90CA-74B31A858FFA}">
   <ds:schemaRefs>
     <ds:schemaRef ds:uri="http://schemas.openxmlformats.org/officeDocument/2006/bibliography"/>
   </ds:schemaRefs>

--- a/William/.Net React/William_Jackson.docx
+++ b/William/.Net React/William_Jackson.docx
@@ -15,7 +15,7 @@
           <w:sz w:val="44"/>
           <w:szCs w:val="44"/>
         </w:rPr>
-        <w:t>WILLIAM</w:t>
+        <w:t>William</w:t>
       </w:r>
       <w:r>
         <w:rPr>
@@ -25,7 +25,7 @@
           <w:sz w:val="44"/>
           <w:szCs w:val="44"/>
         </w:rPr>
-        <w:t xml:space="preserve"> JACKSON</w:t>
+        <w:t xml:space="preserve"> Jackson</w:t>
       </w:r>
     </w:p>
     <w:p>
@@ -40,7 +40,7 @@
           <w:sz w:val="19"/>
           <w:szCs w:val="19"/>
         </w:rPr>
-        <w:t>Senior Software Engineer</w:t>
+        <w:t xml:space="preserve">Senior Software Engineer – React C# (.NET) Azure/AWS </w:t>
       </w:r>
     </w:p>
     <w:tbl>
@@ -94,7 +94,7 @@
                 <w:sz w:val="17"/>
                 <w:szCs w:val="17"/>
               </w:rPr>
-              <w:t xml:space="preserve">Wellington, Nevada, United States </w:t>
+              <w:t xml:space="preserve">Wellington, Nevada, United States | </w:t>
             </w:r>
             <w:r>
               <w:rPr>
@@ -103,7 +103,7 @@
                 <w:sz w:val="17"/>
                 <w:szCs w:val="17"/>
               </w:rPr>
-              <w:t>+1 (725) 258-7943</w:t>
+              <w:t>+1 (786) 949-7561</w:t>
             </w:r>
             <w:r>
               <w:rPr>
@@ -121,7 +121,7 @@
                 <w:sz w:val="17"/>
                 <w:szCs w:val="17"/>
               </w:rPr>
-              <w:t>williamjacksondev@outlook.com</w:t>
+              <w:t>williamjackson.pro@outlook.com</w:t>
             </w:r>
             <w:r>
               <w:rPr>
@@ -130,7 +130,7 @@
                 <w:sz w:val="17"/>
                 <w:szCs w:val="17"/>
               </w:rPr>
-              <w:t xml:space="preserve">| </w:t>
+              <w:t xml:space="preserve"> | </w:t>
             </w:r>
             <w:r>
               <w:rPr>
@@ -139,30 +139,39 @@
                 <w:sz w:val="17"/>
                 <w:szCs w:val="17"/>
               </w:rPr>
-              <w:t>linkedin.com/in/william-jackson-3816183aa</w:t>
+              <w:t>linkedin.com/in/william-jackson-</w:t>
             </w:r>
+            <w:r>
+              <w:rPr>
+                <w:rFonts w:ascii="Arial" w:eastAsia="Arial" w:hAnsi="Arial" w:cs="Arial"/>
+                <w:color w:val="FFFFFF"/>
+                <w:sz w:val="17"/>
+                <w:szCs w:val="17"/>
+              </w:rPr>
+              <w:t>75b9343b6</w:t>
+            </w:r>
+            <w:bookmarkStart w:id="0" w:name="_GoBack"/>
+            <w:bookmarkEnd w:id="0"/>
           </w:p>
         </w:tc>
       </w:tr>
     </w:tbl>
     <w:p>
       <w:pPr>
-        <w:spacing w:after="120"/>
-      </w:pPr>
-    </w:p>
-    <w:p>
-      <w:pPr>
         <w:pBdr>
           <w:bottom w:val="single" w:sz="6" w:space="0" w:color="B91C1C"/>
         </w:pBdr>
         <w:spacing w:before="120" w:after="80"/>
+        <w:rPr>
+          <w:sz w:val="24"/>
+        </w:rPr>
       </w:pPr>
       <w:r>
         <w:rPr>
           <w:b/>
           <w:bCs/>
           <w:color w:val="111111"/>
-          <w:sz w:val="21"/>
+          <w:sz w:val="24"/>
           <w:szCs w:val="21"/>
         </w:rPr>
         <w:t>PROFESSIONAL SUMMARY</w:t>
@@ -174,290 +183,187 @@
         <w:spacing w:before="0" w:beforeAutospacing="0" w:after="0" w:afterAutospacing="0"/>
         <w:jc w:val="both"/>
         <w:rPr>
-          <w:rFonts w:ascii="Arial" w:hAnsi="Arial" w:cs="Arial"/>
-          <w:sz w:val="20"/>
-        </w:rPr>
-      </w:pPr>
-      <w:r>
-        <w:rPr>
-          <w:rFonts w:ascii="Arial" w:hAnsi="Arial" w:cs="Arial"/>
-          <w:sz w:val="20"/>
-        </w:rPr>
-        <w:t xml:space="preserve">Senior Full-Stack Engineer with ~10 years building </w:t>
-      </w:r>
-      <w:r>
-        <w:rPr>
-          <w:rStyle w:val="Strong"/>
-          <w:rFonts w:ascii="Arial" w:hAnsi="Arial" w:cs="Arial"/>
-          <w:sz w:val="20"/>
-        </w:rPr>
-        <w:t xml:space="preserve">React + </w:t>
+          <w:sz w:val="16"/>
+        </w:rPr>
+      </w:pPr>
+      <w:r>
+        <w:rPr>
+          <w:sz w:val="22"/>
+        </w:rPr>
+        <w:t xml:space="preserve">Senior Software Engineer with ~10 years of experience building </w:t>
       </w:r>
       <w:proofErr w:type="spellStart"/>
       <w:r>
         <w:rPr>
           <w:rStyle w:val="Strong"/>
-          <w:rFonts w:ascii="Arial" w:hAnsi="Arial" w:cs="Arial"/>
-          <w:sz w:val="20"/>
+          <w:sz w:val="22"/>
+        </w:rPr>
+        <w:t>SaaS</w:t>
+      </w:r>
+      <w:proofErr w:type="spellEnd"/>
+      <w:r>
+        <w:rPr>
+          <w:sz w:val="22"/>
+        </w:rPr>
+        <w:t xml:space="preserve">, </w:t>
+      </w:r>
+      <w:proofErr w:type="spellStart"/>
+      <w:r>
+        <w:rPr>
+          <w:rStyle w:val="Strong"/>
+          <w:sz w:val="22"/>
+        </w:rPr>
+        <w:t>fintech</w:t>
+      </w:r>
+      <w:proofErr w:type="spellEnd"/>
+      <w:r>
+        <w:rPr>
+          <w:rStyle w:val="Strong"/>
+          <w:sz w:val="22"/>
+        </w:rPr>
+        <w:t>-oriented</w:t>
+      </w:r>
+      <w:r>
+        <w:rPr>
+          <w:sz w:val="22"/>
+        </w:rPr>
+        <w:t xml:space="preserve">, and operational workflow platforms with </w:t>
+      </w:r>
+      <w:r>
+        <w:rPr>
+          <w:rStyle w:val="Strong"/>
+          <w:sz w:val="22"/>
+        </w:rPr>
+        <w:t>React 16–18</w:t>
+      </w:r>
+      <w:r>
+        <w:rPr>
+          <w:sz w:val="22"/>
+        </w:rPr>
+        <w:t xml:space="preserve">, </w:t>
+      </w:r>
+      <w:proofErr w:type="spellStart"/>
+      <w:r>
+        <w:rPr>
+          <w:rStyle w:val="Strong"/>
+          <w:sz w:val="22"/>
         </w:rPr>
         <w:t>TypeScript</w:t>
       </w:r>
       <w:proofErr w:type="spellEnd"/>
       <w:r>
         <w:rPr>
-          <w:rFonts w:ascii="Arial" w:hAnsi="Arial" w:cs="Arial"/>
-          <w:sz w:val="20"/>
-        </w:rPr>
-        <w:t xml:space="preserve"> frontends and </w:t>
-      </w:r>
-      <w:r>
-        <w:rPr>
-          <w:rStyle w:val="Strong"/>
-          <w:rFonts w:ascii="Arial" w:hAnsi="Arial" w:cs="Arial"/>
-          <w:sz w:val="20"/>
-        </w:rPr>
-        <w:t>.NET / ASP.NET Core</w:t>
-      </w:r>
-      <w:r>
-        <w:rPr>
-          <w:rFonts w:ascii="Arial" w:hAnsi="Arial" w:cs="Arial"/>
-          <w:sz w:val="20"/>
-        </w:rPr>
-        <w:t xml:space="preserve"> backend services for </w:t>
+          <w:rStyle w:val="Strong"/>
+          <w:sz w:val="22"/>
+        </w:rPr>
+        <w:t xml:space="preserve"> 4–5</w:t>
+      </w:r>
+      <w:r>
+        <w:rPr>
+          <w:sz w:val="22"/>
+        </w:rPr>
+        <w:t xml:space="preserve">, and </w:t>
+      </w:r>
+      <w:r>
+        <w:rPr>
+          <w:rStyle w:val="Strong"/>
+          <w:sz w:val="22"/>
+        </w:rPr>
+        <w:t>C# / .NET / ASP.NET Core 3.1–8</w:t>
+      </w:r>
+      <w:r>
+        <w:rPr>
+          <w:sz w:val="22"/>
+        </w:rPr>
+        <w:t xml:space="preserve"> across cloud-native environments. Strong track record delivering </w:t>
+      </w:r>
+      <w:r>
+        <w:rPr>
+          <w:rStyle w:val="Strong"/>
+          <w:sz w:val="22"/>
+        </w:rPr>
+        <w:t>API-first architectures</w:t>
+      </w:r>
+      <w:r>
+        <w:rPr>
+          <w:sz w:val="22"/>
+        </w:rPr>
+        <w:t xml:space="preserve">, </w:t>
+      </w:r>
+      <w:r>
+        <w:rPr>
+          <w:rStyle w:val="Strong"/>
+          <w:sz w:val="22"/>
+        </w:rPr>
+        <w:t>BFF gateways</w:t>
+      </w:r>
+      <w:r>
+        <w:rPr>
+          <w:sz w:val="22"/>
+        </w:rPr>
+        <w:t xml:space="preserve">, and resilient event-driven services that stay stable under retries, failures, and high concurrency. </w:t>
+      </w:r>
+      <w:proofErr w:type="gramStart"/>
+      <w:r>
+        <w:rPr>
+          <w:sz w:val="22"/>
+        </w:rPr>
+        <w:t xml:space="preserve">Experienced modernizing legacy </w:t>
+      </w:r>
+      <w:r>
+        <w:rPr>
+          <w:rStyle w:val="Strong"/>
+          <w:sz w:val="22"/>
+        </w:rPr>
+        <w:t>.NET Framework 4.6–4.8</w:t>
+      </w:r>
+      <w:r>
+        <w:rPr>
+          <w:sz w:val="22"/>
+        </w:rPr>
+        <w:t xml:space="preserve"> systems into modern LTS platforms, improving reliability, </w:t>
       </w:r>
       <w:proofErr w:type="spellStart"/>
       <w:r>
         <w:rPr>
-          <w:rStyle w:val="Strong"/>
-          <w:rFonts w:ascii="Arial" w:hAnsi="Arial" w:cs="Arial"/>
-          <w:sz w:val="20"/>
-        </w:rPr>
-        <w:t>SaaS</w:t>
+          <w:sz w:val="22"/>
+        </w:rPr>
+        <w:t>observability</w:t>
       </w:r>
       <w:proofErr w:type="spellEnd"/>
       <w:r>
         <w:rPr>
-          <w:rFonts w:ascii="Arial" w:hAnsi="Arial" w:cs="Arial"/>
-          <w:sz w:val="20"/>
-        </w:rPr>
-        <w:t xml:space="preserve"> products across </w:t>
+          <w:sz w:val="22"/>
+        </w:rPr>
+        <w:t xml:space="preserve">, and release confidence through structured telemetry, </w:t>
       </w:r>
       <w:proofErr w:type="spellStart"/>
       <w:r>
         <w:rPr>
-          <w:rStyle w:val="Strong"/>
-          <w:rFonts w:ascii="Arial" w:hAnsi="Arial" w:cs="Arial"/>
-          <w:sz w:val="20"/>
-        </w:rPr>
-        <w:t>fintech</w:t>
+          <w:sz w:val="22"/>
+        </w:rPr>
+        <w:t>idempotency</w:t>
       </w:r>
       <w:proofErr w:type="spellEnd"/>
       <w:r>
         <w:rPr>
-          <w:rStyle w:val="Strong"/>
-          <w:rFonts w:ascii="Arial" w:hAnsi="Arial" w:cs="Arial"/>
-          <w:sz w:val="20"/>
-        </w:rPr>
-        <w:t>-style operations, identity/security-heavy workflows, and data-intensive B2B platforms</w:t>
-      </w:r>
-      <w:r>
-        <w:rPr>
-          <w:rFonts w:ascii="Arial" w:hAnsi="Arial" w:cs="Arial"/>
-          <w:sz w:val="20"/>
-        </w:rPr>
-        <w:t xml:space="preserve">. I specialize in </w:t>
-      </w:r>
-      <w:r>
-        <w:rPr>
-          <w:rStyle w:val="Strong"/>
-          <w:rFonts w:ascii="Arial" w:hAnsi="Arial" w:cs="Arial"/>
-          <w:sz w:val="20"/>
-        </w:rPr>
-        <w:t>API-first design</w:t>
-      </w:r>
-      <w:r>
-        <w:rPr>
-          <w:rFonts w:ascii="Arial" w:hAnsi="Arial" w:cs="Arial"/>
-          <w:sz w:val="20"/>
-        </w:rPr>
-        <w:t xml:space="preserve"> (versioning, pagination, stable error contracts), </w:t>
-      </w:r>
-      <w:r>
-        <w:rPr>
-          <w:rStyle w:val="Strong"/>
-          <w:rFonts w:ascii="Arial" w:hAnsi="Arial" w:cs="Arial"/>
-          <w:sz w:val="20"/>
-        </w:rPr>
-        <w:t>BFF/gateway patterns</w:t>
-      </w:r>
-      <w:r>
-        <w:rPr>
-          <w:rFonts w:ascii="Arial" w:hAnsi="Arial" w:cs="Arial"/>
-          <w:sz w:val="20"/>
-        </w:rPr>
-        <w:t xml:space="preserve">, and </w:t>
-      </w:r>
-      <w:r>
-        <w:rPr>
-          <w:rStyle w:val="Strong"/>
-          <w:rFonts w:ascii="Arial" w:hAnsi="Arial" w:cs="Arial"/>
-          <w:sz w:val="20"/>
-        </w:rPr>
-        <w:t>event-driven processing</w:t>
-      </w:r>
-      <w:r>
-        <w:rPr>
-          <w:rFonts w:ascii="Arial" w:hAnsi="Arial" w:cs="Arial"/>
-          <w:sz w:val="20"/>
-        </w:rPr>
-        <w:t xml:space="preserve"> (queues/streams, </w:t>
-      </w:r>
-      <w:proofErr w:type="spellStart"/>
-      <w:r>
-        <w:rPr>
-          <w:rFonts w:ascii="Arial" w:hAnsi="Arial" w:cs="Arial"/>
-          <w:sz w:val="20"/>
-        </w:rPr>
-        <w:t>idempotency</w:t>
-      </w:r>
-      <w:proofErr w:type="spellEnd"/>
-      <w:r>
-        <w:rPr>
-          <w:rFonts w:ascii="Arial" w:hAnsi="Arial" w:cs="Arial"/>
-          <w:sz w:val="20"/>
-        </w:rPr>
-        <w:t xml:space="preserve">, </w:t>
-      </w:r>
-      <w:proofErr w:type="spellStart"/>
-      <w:r>
-        <w:rPr>
-          <w:rFonts w:ascii="Arial" w:hAnsi="Arial" w:cs="Arial"/>
-          <w:sz w:val="20"/>
-        </w:rPr>
-        <w:t>deduplication</w:t>
-      </w:r>
-      <w:proofErr w:type="spellEnd"/>
-      <w:r>
-        <w:rPr>
-          <w:rFonts w:ascii="Arial" w:hAnsi="Arial" w:cs="Arial"/>
-          <w:sz w:val="20"/>
-        </w:rPr>
-        <w:t xml:space="preserve">, DLQs) that stays reliable under retries, partial outages, and replay. I’ve modernized </w:t>
-      </w:r>
-      <w:r>
-        <w:rPr>
-          <w:rStyle w:val="Strong"/>
-          <w:rFonts w:ascii="Arial" w:hAnsi="Arial" w:cs="Arial"/>
-          <w:sz w:val="20"/>
-        </w:rPr>
-        <w:t>legacy .NET Framework-era</w:t>
-      </w:r>
-      <w:r>
-        <w:rPr>
-          <w:rFonts w:ascii="Arial" w:hAnsi="Arial" w:cs="Arial"/>
-          <w:sz w:val="20"/>
-        </w:rPr>
-        <w:t xml:space="preserve"> modules into </w:t>
-      </w:r>
-      <w:r>
-        <w:rPr>
-          <w:rStyle w:val="Strong"/>
-          <w:rFonts w:ascii="Arial" w:hAnsi="Arial" w:cs="Arial"/>
-          <w:sz w:val="20"/>
-        </w:rPr>
-        <w:t>modern .NET LTS</w:t>
-      </w:r>
-      <w:r>
-        <w:rPr>
-          <w:rFonts w:ascii="Arial" w:hAnsi="Arial" w:cs="Arial"/>
-          <w:sz w:val="20"/>
-        </w:rPr>
-        <w:t xml:space="preserve"> services, replacing fragile shared-state code with testable boundaries, safer deploy units, and measurable SLOs. Strong production mindset: </w:t>
-      </w:r>
-      <w:proofErr w:type="spellStart"/>
-      <w:r>
-        <w:rPr>
-          <w:rStyle w:val="Strong"/>
-          <w:rFonts w:ascii="Arial" w:hAnsi="Arial" w:cs="Arial"/>
-          <w:sz w:val="20"/>
-        </w:rPr>
-        <w:t>OpenTelemetry</w:t>
-      </w:r>
-      <w:proofErr w:type="spellEnd"/>
-      <w:r>
-        <w:rPr>
-          <w:rFonts w:ascii="Arial" w:hAnsi="Arial" w:cs="Arial"/>
-          <w:sz w:val="20"/>
-        </w:rPr>
-        <w:t xml:space="preserve"> traces/metrics/logs into </w:t>
-      </w:r>
-      <w:proofErr w:type="spellStart"/>
-      <w:r>
-        <w:rPr>
-          <w:rStyle w:val="Strong"/>
-          <w:rFonts w:ascii="Arial" w:hAnsi="Arial" w:cs="Arial"/>
-          <w:sz w:val="20"/>
-        </w:rPr>
-        <w:t>Datadog</w:t>
-      </w:r>
-      <w:proofErr w:type="spellEnd"/>
-      <w:r>
-        <w:rPr>
-          <w:rStyle w:val="Strong"/>
-          <w:rFonts w:ascii="Arial" w:hAnsi="Arial" w:cs="Arial"/>
-          <w:sz w:val="20"/>
-        </w:rPr>
-        <w:t>/</w:t>
-      </w:r>
-      <w:proofErr w:type="spellStart"/>
-      <w:r>
-        <w:rPr>
-          <w:rStyle w:val="Strong"/>
-          <w:rFonts w:ascii="Arial" w:hAnsi="Arial" w:cs="Arial"/>
-          <w:sz w:val="20"/>
-        </w:rPr>
-        <w:t>Grafana</w:t>
-      </w:r>
-      <w:proofErr w:type="spellEnd"/>
-      <w:r>
-        <w:rPr>
-          <w:rFonts w:ascii="Arial" w:hAnsi="Arial" w:cs="Arial"/>
-          <w:sz w:val="20"/>
-        </w:rPr>
-        <w:t xml:space="preserve">, actionable </w:t>
-      </w:r>
-      <w:proofErr w:type="spellStart"/>
-      <w:r>
-        <w:rPr>
-          <w:rFonts w:ascii="Arial" w:hAnsi="Arial" w:cs="Arial"/>
-          <w:sz w:val="20"/>
-        </w:rPr>
-        <w:t>runbooks</w:t>
-      </w:r>
-      <w:proofErr w:type="spellEnd"/>
-      <w:r>
-        <w:rPr>
-          <w:rFonts w:ascii="Arial" w:hAnsi="Arial" w:cs="Arial"/>
-          <w:sz w:val="20"/>
-        </w:rPr>
-        <w:t xml:space="preserve">, and defensive design (rate limiting, circuit breakers, backpressure). </w:t>
+          <w:sz w:val="22"/>
+        </w:rPr>
+        <w:t>, and performance tuning.</w:t>
+      </w:r>
+      <w:proofErr w:type="gramEnd"/>
+      <w:r>
+        <w:rPr>
+          <w:sz w:val="22"/>
+        </w:rPr>
+        <w:t xml:space="preserve"> </w:t>
       </w:r>
       <w:proofErr w:type="gramStart"/>
       <w:r>
         <w:rPr>
-          <w:rFonts w:ascii="Arial" w:hAnsi="Arial" w:cs="Arial"/>
-          <w:sz w:val="20"/>
-        </w:rPr>
-        <w:t>Comfortable owning architecture, mentorin</w:t>
-      </w:r>
-      <w:bookmarkStart w:id="0" w:name="_GoBack"/>
-      <w:bookmarkEnd w:id="0"/>
-      <w:r>
-        <w:rPr>
-          <w:rFonts w:ascii="Arial" w:hAnsi="Arial" w:cs="Arial"/>
-          <w:sz w:val="20"/>
-        </w:rPr>
-        <w:t>g engineers, and shipping maintainable systems that remain operable long after launch.</w:t>
+          <w:sz w:val="22"/>
+        </w:rPr>
+        <w:t>Known for solving production defects, hardening security-sensitive workflows, and shipping maintainable systems for high-availability business applications.</w:t>
       </w:r>
       <w:proofErr w:type="gramEnd"/>
     </w:p>
@@ -467,13 +373,16 @@
           <w:bottom w:val="single" w:sz="6" w:space="0" w:color="B91C1C"/>
         </w:pBdr>
         <w:spacing w:before="120" w:after="80"/>
+        <w:rPr>
+          <w:sz w:val="24"/>
+        </w:rPr>
       </w:pPr>
       <w:r>
         <w:rPr>
           <w:b/>
           <w:bCs/>
           <w:color w:val="111111"/>
-          <w:sz w:val="21"/>
+          <w:sz w:val="24"/>
           <w:szCs w:val="21"/>
         </w:rPr>
         <w:t>SKILLS</w:t>
@@ -484,71 +393,197 @@
         <w:pStyle w:val="NormalWeb"/>
         <w:numPr>
           <w:ilvl w:val="0"/>
-          <w:numId w:val="19"/>
+          <w:numId w:val="21"/>
         </w:numPr>
+        <w:spacing w:before="0" w:beforeAutospacing="0" w:after="0" w:afterAutospacing="0"/>
         <w:jc w:val="both"/>
         <w:rPr>
-          <w:rFonts w:ascii="Arial" w:hAnsi="Arial" w:cs="Arial"/>
-          <w:sz w:val="18"/>
-        </w:rPr>
-      </w:pPr>
-      <w:r>
-        <w:rPr>
-          <w:rStyle w:val="Strong"/>
-          <w:rFonts w:ascii="Arial" w:hAnsi="Arial" w:cs="Arial"/>
-          <w:sz w:val="18"/>
+          <w:sz w:val="22"/>
+          <w:szCs w:val="22"/>
+        </w:rPr>
+      </w:pPr>
+      <w:r>
+        <w:rPr>
+          <w:rStyle w:val="Strong"/>
+          <w:sz w:val="22"/>
+          <w:szCs w:val="22"/>
         </w:rPr>
         <w:t>Frontend</w:t>
       </w:r>
       <w:r>
         <w:rPr>
-          <w:rFonts w:ascii="Arial" w:hAnsi="Arial" w:cs="Arial"/>
-          <w:sz w:val="18"/>
+          <w:sz w:val="22"/>
+          <w:szCs w:val="22"/>
         </w:rPr>
         <w:t xml:space="preserve"> — </w:t>
       </w:r>
       <w:r>
         <w:rPr>
           <w:rStyle w:val="Strong"/>
-          <w:rFonts w:ascii="Arial" w:hAnsi="Arial" w:cs="Arial"/>
-          <w:sz w:val="18"/>
-        </w:rPr>
-        <w:t>React</w:t>
-      </w:r>
-      <w:r>
-        <w:rPr>
-          <w:rFonts w:ascii="Arial" w:hAnsi="Arial" w:cs="Arial"/>
-          <w:sz w:val="18"/>
-        </w:rPr>
-        <w:t xml:space="preserve">, </w:t>
-      </w:r>
-      <w:r>
-        <w:rPr>
-          <w:rStyle w:val="Strong"/>
-          <w:rFonts w:ascii="Arial" w:hAnsi="Arial" w:cs="Arial"/>
-          <w:sz w:val="18"/>
-        </w:rPr>
-        <w:t>Next.js</w:t>
-      </w:r>
-      <w:r>
-        <w:rPr>
-          <w:rFonts w:ascii="Arial" w:hAnsi="Arial" w:cs="Arial"/>
-          <w:sz w:val="18"/>
-        </w:rPr>
-        <w:t xml:space="preserve">, </w:t>
-      </w:r>
-      <w:r>
-        <w:rPr>
-          <w:rStyle w:val="Strong"/>
-          <w:rFonts w:ascii="Arial" w:hAnsi="Arial" w:cs="Arial"/>
-          <w:sz w:val="18"/>
+          <w:sz w:val="22"/>
+          <w:szCs w:val="22"/>
+        </w:rPr>
+        <w:t>React 16–18</w:t>
+      </w:r>
+      <w:r>
+        <w:rPr>
+          <w:sz w:val="22"/>
+          <w:szCs w:val="22"/>
+        </w:rPr>
+        <w:t xml:space="preserve">, </w:t>
+      </w:r>
+      <w:r>
+        <w:rPr>
+          <w:rStyle w:val="Strong"/>
+          <w:sz w:val="22"/>
+          <w:szCs w:val="22"/>
+        </w:rPr>
+        <w:t>Next.js 12–14</w:t>
+      </w:r>
+      <w:r>
+        <w:rPr>
+          <w:sz w:val="22"/>
+          <w:szCs w:val="22"/>
+        </w:rPr>
+        <w:t xml:space="preserve">, </w:t>
+      </w:r>
+      <w:proofErr w:type="spellStart"/>
+      <w:r>
+        <w:rPr>
+          <w:rStyle w:val="Strong"/>
+          <w:sz w:val="22"/>
+          <w:szCs w:val="22"/>
+        </w:rPr>
+        <w:t>TypeScript</w:t>
+      </w:r>
+      <w:proofErr w:type="spellEnd"/>
+      <w:r>
+        <w:rPr>
+          <w:rStyle w:val="Strong"/>
+          <w:sz w:val="22"/>
+          <w:szCs w:val="22"/>
+        </w:rPr>
+        <w:t xml:space="preserve"> 4–5</w:t>
+      </w:r>
+      <w:r>
+        <w:rPr>
+          <w:sz w:val="22"/>
+          <w:szCs w:val="22"/>
+        </w:rPr>
+        <w:t xml:space="preserve">, </w:t>
+      </w:r>
+      <w:proofErr w:type="spellStart"/>
+      <w:r>
+        <w:rPr>
+          <w:rStyle w:val="Strong"/>
+          <w:sz w:val="22"/>
+          <w:szCs w:val="22"/>
+        </w:rPr>
+        <w:t>Redux</w:t>
+      </w:r>
+      <w:proofErr w:type="spellEnd"/>
+      <w:r>
+        <w:rPr>
+          <w:rStyle w:val="Strong"/>
+          <w:sz w:val="22"/>
+          <w:szCs w:val="22"/>
+        </w:rPr>
+        <w:t xml:space="preserve"> Toolkit</w:t>
+      </w:r>
+      <w:r>
+        <w:rPr>
+          <w:sz w:val="22"/>
+          <w:szCs w:val="22"/>
+        </w:rPr>
+        <w:t xml:space="preserve">, </w:t>
+      </w:r>
+      <w:r>
+        <w:rPr>
+          <w:rStyle w:val="Strong"/>
+          <w:sz w:val="22"/>
+          <w:szCs w:val="22"/>
+        </w:rPr>
+        <w:t>React Query</w:t>
+      </w:r>
+      <w:r>
+        <w:rPr>
+          <w:sz w:val="22"/>
+          <w:szCs w:val="22"/>
+        </w:rPr>
+        <w:t xml:space="preserve">, </w:t>
+      </w:r>
+      <w:r>
+        <w:rPr>
+          <w:rStyle w:val="Strong"/>
+          <w:sz w:val="22"/>
+          <w:szCs w:val="22"/>
         </w:rPr>
         <w:t>React Native</w:t>
       </w:r>
       <w:r>
         <w:rPr>
-          <w:rFonts w:ascii="Arial" w:hAnsi="Arial" w:cs="Arial"/>
-          <w:sz w:val="18"/>
+          <w:sz w:val="22"/>
+          <w:szCs w:val="22"/>
+        </w:rPr>
+        <w:t xml:space="preserve">, </w:t>
+      </w:r>
+      <w:r>
+        <w:rPr>
+          <w:rStyle w:val="Strong"/>
+          <w:sz w:val="22"/>
+          <w:szCs w:val="22"/>
+        </w:rPr>
+        <w:t>HTML5</w:t>
+      </w:r>
+      <w:r>
+        <w:rPr>
+          <w:sz w:val="22"/>
+          <w:szCs w:val="22"/>
+        </w:rPr>
+        <w:t xml:space="preserve">, </w:t>
+      </w:r>
+      <w:r>
+        <w:rPr>
+          <w:rStyle w:val="Strong"/>
+          <w:sz w:val="22"/>
+          <w:szCs w:val="22"/>
+        </w:rPr>
+        <w:t>CSS3</w:t>
+      </w:r>
+      <w:r>
+        <w:rPr>
+          <w:sz w:val="22"/>
+          <w:szCs w:val="22"/>
+        </w:rPr>
+        <w:t xml:space="preserve">, </w:t>
+      </w:r>
+      <w:r>
+        <w:rPr>
+          <w:rStyle w:val="Strong"/>
+          <w:sz w:val="22"/>
+          <w:szCs w:val="22"/>
+        </w:rPr>
+        <w:t>Tailwind CSS</w:t>
+      </w:r>
+      <w:r>
+        <w:rPr>
+          <w:sz w:val="22"/>
+          <w:szCs w:val="22"/>
+        </w:rPr>
+        <w:t xml:space="preserve">, </w:t>
+      </w:r>
+      <w:r>
+        <w:rPr>
+          <w:rStyle w:val="Strong"/>
+          <w:sz w:val="22"/>
+          <w:szCs w:val="22"/>
+        </w:rPr>
+        <w:t>Bootstrap</w:t>
+      </w:r>
+      <w:r>
+        <w:rPr>
+          <w:sz w:val="22"/>
+          <w:szCs w:val="22"/>
         </w:rPr>
         <w:t xml:space="preserve">, </w:t>
       </w:r>
@@ -556,16 +591,16 @@
       <w:r>
         <w:rPr>
           <w:rStyle w:val="Strong"/>
-          <w:rFonts w:ascii="Arial" w:hAnsi="Arial" w:cs="Arial"/>
-          <w:sz w:val="18"/>
-        </w:rPr>
-        <w:t>TypeScript</w:t>
+          <w:sz w:val="22"/>
+          <w:szCs w:val="22"/>
+        </w:rPr>
+        <w:t>Webpack</w:t>
       </w:r>
       <w:proofErr w:type="spellEnd"/>
       <w:r>
         <w:rPr>
-          <w:rFonts w:ascii="Arial" w:hAnsi="Arial" w:cs="Arial"/>
-          <w:sz w:val="18"/>
+          <w:sz w:val="22"/>
+          <w:szCs w:val="22"/>
         </w:rPr>
         <w:t xml:space="preserve">, </w:t>
       </w:r>
@@ -573,211 +608,64 @@
       <w:r>
         <w:rPr>
           <w:rStyle w:val="Strong"/>
-          <w:rFonts w:ascii="Arial" w:hAnsi="Arial" w:cs="Arial"/>
-          <w:sz w:val="18"/>
-        </w:rPr>
-        <w:t>Redux</w:t>
+          <w:sz w:val="22"/>
+          <w:szCs w:val="22"/>
+        </w:rPr>
+        <w:t>Vite</w:t>
       </w:r>
       <w:proofErr w:type="spellEnd"/>
       <w:r>
         <w:rPr>
-          <w:rStyle w:val="Strong"/>
-          <w:rFonts w:ascii="Arial" w:hAnsi="Arial" w:cs="Arial"/>
-          <w:sz w:val="18"/>
-        </w:rPr>
-        <w:t xml:space="preserve"> Toolkit</w:t>
-      </w:r>
-      <w:r>
-        <w:rPr>
-          <w:rFonts w:ascii="Arial" w:hAnsi="Arial" w:cs="Arial"/>
-          <w:sz w:val="18"/>
-        </w:rPr>
-        <w:t xml:space="preserve">, </w:t>
-      </w:r>
-      <w:r>
-        <w:rPr>
-          <w:rStyle w:val="Strong"/>
-          <w:rFonts w:ascii="Arial" w:hAnsi="Arial" w:cs="Arial"/>
-          <w:sz w:val="18"/>
-        </w:rPr>
-        <w:t>React Query</w:t>
-      </w:r>
-      <w:r>
-        <w:rPr>
-          <w:rFonts w:ascii="Arial" w:hAnsi="Arial" w:cs="Arial"/>
-          <w:sz w:val="18"/>
-        </w:rPr>
-        <w:t xml:space="preserve">, </w:t>
-      </w:r>
-      <w:r>
-        <w:rPr>
-          <w:rStyle w:val="Strong"/>
-          <w:rFonts w:ascii="Arial" w:hAnsi="Arial" w:cs="Arial"/>
-          <w:sz w:val="18"/>
-        </w:rPr>
-        <w:t>HTML5</w:t>
-      </w:r>
-      <w:r>
-        <w:rPr>
-          <w:rFonts w:ascii="Arial" w:hAnsi="Arial" w:cs="Arial"/>
-          <w:sz w:val="18"/>
-        </w:rPr>
-        <w:t xml:space="preserve">, </w:t>
-      </w:r>
-      <w:r>
-        <w:rPr>
-          <w:rStyle w:val="Strong"/>
-          <w:rFonts w:ascii="Arial" w:hAnsi="Arial" w:cs="Arial"/>
-          <w:sz w:val="18"/>
-        </w:rPr>
-        <w:t>CSS3</w:t>
-      </w:r>
-      <w:r>
-        <w:rPr>
-          <w:rFonts w:ascii="Arial" w:hAnsi="Arial" w:cs="Arial"/>
-          <w:sz w:val="18"/>
-        </w:rPr>
-        <w:t xml:space="preserve">, </w:t>
-      </w:r>
-      <w:r>
-        <w:rPr>
-          <w:rStyle w:val="Strong"/>
-          <w:rFonts w:ascii="Arial" w:hAnsi="Arial" w:cs="Arial"/>
-          <w:sz w:val="18"/>
-        </w:rPr>
-        <w:t>Tailwind CSS</w:t>
-      </w:r>
-      <w:r>
-        <w:rPr>
-          <w:rFonts w:ascii="Arial" w:hAnsi="Arial" w:cs="Arial"/>
-          <w:sz w:val="18"/>
-        </w:rPr>
-        <w:t xml:space="preserve">, </w:t>
-      </w:r>
-      <w:r>
-        <w:rPr>
-          <w:rStyle w:val="Strong"/>
-          <w:rFonts w:ascii="Arial" w:hAnsi="Arial" w:cs="Arial"/>
-          <w:sz w:val="18"/>
-        </w:rPr>
-        <w:t>Bootstrap</w:t>
-      </w:r>
-      <w:r>
-        <w:rPr>
-          <w:rFonts w:ascii="Arial" w:hAnsi="Arial" w:cs="Arial"/>
-          <w:sz w:val="18"/>
-        </w:rPr>
-        <w:t xml:space="preserve">, </w:t>
+          <w:sz w:val="22"/>
+          <w:szCs w:val="22"/>
+        </w:rPr>
+        <w:t xml:space="preserve">, </w:t>
+      </w:r>
+      <w:r>
+        <w:rPr>
+          <w:rStyle w:val="Strong"/>
+          <w:sz w:val="22"/>
+          <w:szCs w:val="22"/>
+        </w:rPr>
+        <w:t>Storybook</w:t>
+      </w:r>
+      <w:r>
+        <w:rPr>
+          <w:sz w:val="22"/>
+          <w:szCs w:val="22"/>
+        </w:rPr>
+        <w:t xml:space="preserve">, </w:t>
+      </w:r>
+      <w:r>
+        <w:rPr>
+          <w:rStyle w:val="Strong"/>
+          <w:sz w:val="22"/>
+          <w:szCs w:val="22"/>
+        </w:rPr>
+        <w:t>WCAG / ARIA</w:t>
+      </w:r>
+      <w:r>
+        <w:rPr>
+          <w:sz w:val="22"/>
+          <w:szCs w:val="22"/>
+        </w:rPr>
+        <w:t xml:space="preserve">, SSR / ISR patterns, micro-frontend integration, bundle optimization, code-splitting, </w:t>
       </w:r>
       <w:proofErr w:type="spellStart"/>
       <w:r>
         <w:rPr>
-          <w:rStyle w:val="Strong"/>
-          <w:rFonts w:ascii="Arial" w:hAnsi="Arial" w:cs="Arial"/>
-          <w:sz w:val="18"/>
-        </w:rPr>
-        <w:t>Webpack</w:t>
+          <w:sz w:val="22"/>
+          <w:szCs w:val="22"/>
+        </w:rPr>
+        <w:t>memoization</w:t>
       </w:r>
       <w:proofErr w:type="spellEnd"/>
       <w:r>
         <w:rPr>
-          <w:rFonts w:ascii="Arial" w:hAnsi="Arial" w:cs="Arial"/>
-          <w:sz w:val="18"/>
-        </w:rPr>
-        <w:t xml:space="preserve">, </w:t>
-      </w:r>
-      <w:proofErr w:type="spellStart"/>
-      <w:r>
-        <w:rPr>
-          <w:rStyle w:val="Strong"/>
-          <w:rFonts w:ascii="Arial" w:hAnsi="Arial" w:cs="Arial"/>
-          <w:sz w:val="18"/>
-        </w:rPr>
-        <w:t>Vite</w:t>
-      </w:r>
-      <w:proofErr w:type="spellEnd"/>
-      <w:r>
-        <w:rPr>
-          <w:rFonts w:ascii="Arial" w:hAnsi="Arial" w:cs="Arial"/>
-          <w:sz w:val="18"/>
-        </w:rPr>
-        <w:t xml:space="preserve">, </w:t>
-      </w:r>
-      <w:r>
-        <w:rPr>
-          <w:rStyle w:val="Strong"/>
-          <w:rFonts w:ascii="Arial" w:hAnsi="Arial" w:cs="Arial"/>
-          <w:sz w:val="18"/>
-        </w:rPr>
-        <w:t>Storybook</w:t>
-      </w:r>
-      <w:r>
-        <w:rPr>
-          <w:rFonts w:ascii="Arial" w:hAnsi="Arial" w:cs="Arial"/>
-          <w:sz w:val="18"/>
-        </w:rPr>
-        <w:t xml:space="preserve"> (design systems), </w:t>
-      </w:r>
-      <w:r>
-        <w:rPr>
-          <w:rStyle w:val="Strong"/>
-          <w:rFonts w:ascii="Arial" w:hAnsi="Arial" w:cs="Arial"/>
-          <w:sz w:val="18"/>
-        </w:rPr>
-        <w:t>accessibility</w:t>
-      </w:r>
-      <w:r>
-        <w:rPr>
-          <w:rFonts w:ascii="Arial" w:hAnsi="Arial" w:cs="Arial"/>
-          <w:sz w:val="18"/>
-        </w:rPr>
-        <w:t xml:space="preserve"> (WCAG/ARIA), </w:t>
-      </w:r>
-      <w:r>
-        <w:rPr>
-          <w:rStyle w:val="Strong"/>
-          <w:rFonts w:ascii="Arial" w:hAnsi="Arial" w:cs="Arial"/>
-          <w:sz w:val="18"/>
-        </w:rPr>
-        <w:t>SSR/ISR</w:t>
-      </w:r>
-      <w:r>
-        <w:rPr>
-          <w:rFonts w:ascii="Arial" w:hAnsi="Arial" w:cs="Arial"/>
-          <w:sz w:val="18"/>
-        </w:rPr>
-        <w:t xml:space="preserve"> patterns, </w:t>
-      </w:r>
-      <w:r>
-        <w:rPr>
-          <w:rStyle w:val="Strong"/>
-          <w:rFonts w:ascii="Arial" w:hAnsi="Arial" w:cs="Arial"/>
-          <w:sz w:val="18"/>
-        </w:rPr>
-        <w:t>micro-frontend</w:t>
-      </w:r>
-      <w:r>
-        <w:rPr>
-          <w:rFonts w:ascii="Arial" w:hAnsi="Arial" w:cs="Arial"/>
-          <w:sz w:val="18"/>
-        </w:rPr>
-        <w:t xml:space="preserve"> integration patterns, performance tuning (code-splitting, </w:t>
-      </w:r>
-      <w:proofErr w:type="spellStart"/>
-      <w:r>
-        <w:rPr>
-          <w:rFonts w:ascii="Arial" w:hAnsi="Arial" w:cs="Arial"/>
-          <w:sz w:val="18"/>
-        </w:rPr>
-        <w:t>memoization</w:t>
-      </w:r>
-      <w:proofErr w:type="spellEnd"/>
-      <w:r>
-        <w:rPr>
-          <w:rFonts w:ascii="Arial" w:hAnsi="Arial" w:cs="Arial"/>
-          <w:sz w:val="18"/>
-        </w:rPr>
-        <w:t>, bundle analysis)</w:t>
+          <w:sz w:val="22"/>
+          <w:szCs w:val="22"/>
+        </w:rPr>
+        <w:t>, performance profiling</w:t>
       </w:r>
     </w:p>
     <w:p>
@@ -785,86 +673,117 @@
         <w:pStyle w:val="NormalWeb"/>
         <w:numPr>
           <w:ilvl w:val="0"/>
-          <w:numId w:val="19"/>
+          <w:numId w:val="21"/>
         </w:numPr>
+        <w:spacing w:before="0" w:beforeAutospacing="0" w:after="0" w:afterAutospacing="0"/>
         <w:jc w:val="both"/>
         <w:rPr>
-          <w:rFonts w:ascii="Arial" w:hAnsi="Arial" w:cs="Arial"/>
-          <w:sz w:val="18"/>
-        </w:rPr>
-      </w:pPr>
-      <w:r>
-        <w:rPr>
-          <w:rStyle w:val="Strong"/>
-          <w:rFonts w:ascii="Arial" w:hAnsi="Arial" w:cs="Arial"/>
-          <w:sz w:val="18"/>
+          <w:sz w:val="22"/>
+          <w:szCs w:val="22"/>
+        </w:rPr>
+      </w:pPr>
+      <w:r>
+        <w:rPr>
+          <w:rStyle w:val="Strong"/>
+          <w:sz w:val="22"/>
+          <w:szCs w:val="22"/>
         </w:rPr>
         <w:t>Backend &amp; APIs</w:t>
       </w:r>
       <w:r>
         <w:rPr>
-          <w:rFonts w:ascii="Arial" w:hAnsi="Arial" w:cs="Arial"/>
-          <w:sz w:val="18"/>
+          <w:sz w:val="22"/>
+          <w:szCs w:val="22"/>
         </w:rPr>
         <w:t xml:space="preserve"> — </w:t>
       </w:r>
       <w:r>
         <w:rPr>
           <w:rStyle w:val="Strong"/>
-          <w:rFonts w:ascii="Arial" w:hAnsi="Arial" w:cs="Arial"/>
-          <w:sz w:val="18"/>
+          <w:sz w:val="22"/>
+          <w:szCs w:val="22"/>
         </w:rPr>
         <w:t>C#</w:t>
       </w:r>
       <w:r>
         <w:rPr>
-          <w:rFonts w:ascii="Arial" w:hAnsi="Arial" w:cs="Arial"/>
-          <w:sz w:val="18"/>
-        </w:rPr>
-        <w:t xml:space="preserve">, </w:t>
-      </w:r>
-      <w:r>
-        <w:rPr>
-          <w:rStyle w:val="Strong"/>
-          <w:rFonts w:ascii="Arial" w:hAnsi="Arial" w:cs="Arial"/>
-          <w:sz w:val="18"/>
-        </w:rPr>
-        <w:t>.NET</w:t>
-      </w:r>
-      <w:r>
-        <w:rPr>
-          <w:rFonts w:ascii="Arial" w:hAnsi="Arial" w:cs="Arial"/>
-          <w:sz w:val="18"/>
-        </w:rPr>
-        <w:t xml:space="preserve">, </w:t>
-      </w:r>
-      <w:r>
-        <w:rPr>
-          <w:rStyle w:val="Strong"/>
-          <w:rFonts w:ascii="Arial" w:hAnsi="Arial" w:cs="Arial"/>
-          <w:sz w:val="18"/>
-        </w:rPr>
-        <w:t>ASP.NET Core Web API</w:t>
-      </w:r>
-      <w:r>
-        <w:rPr>
-          <w:rFonts w:ascii="Arial" w:hAnsi="Arial" w:cs="Arial"/>
-          <w:sz w:val="18"/>
-        </w:rPr>
-        <w:t xml:space="preserve">, minimal APIs, </w:t>
-      </w:r>
-      <w:r>
-        <w:rPr>
-          <w:rStyle w:val="Strong"/>
-          <w:rFonts w:ascii="Arial" w:hAnsi="Arial" w:cs="Arial"/>
-          <w:sz w:val="18"/>
+          <w:sz w:val="22"/>
+          <w:szCs w:val="22"/>
+        </w:rPr>
+        <w:t xml:space="preserve">, </w:t>
+      </w:r>
+      <w:r>
+        <w:rPr>
+          <w:rStyle w:val="Strong"/>
+          <w:sz w:val="22"/>
+          <w:szCs w:val="22"/>
+        </w:rPr>
+        <w:t>.NET Framework 4.6–4.8</w:t>
+      </w:r>
+      <w:r>
+        <w:rPr>
+          <w:sz w:val="22"/>
+          <w:szCs w:val="22"/>
+        </w:rPr>
+        <w:t xml:space="preserve">, </w:t>
+      </w:r>
+      <w:r>
+        <w:rPr>
+          <w:rStyle w:val="Strong"/>
+          <w:sz w:val="22"/>
+          <w:szCs w:val="22"/>
+        </w:rPr>
+        <w:t>.NET / ASP.NET Core 3.1–8</w:t>
+      </w:r>
+      <w:r>
+        <w:rPr>
+          <w:sz w:val="22"/>
+          <w:szCs w:val="22"/>
+        </w:rPr>
+        <w:t xml:space="preserve">, </w:t>
+      </w:r>
+      <w:r>
+        <w:rPr>
+          <w:rStyle w:val="Strong"/>
+          <w:sz w:val="22"/>
+          <w:szCs w:val="22"/>
+        </w:rPr>
+        <w:t>ASP.NET MVC 5</w:t>
+      </w:r>
+      <w:r>
+        <w:rPr>
+          <w:sz w:val="22"/>
+          <w:szCs w:val="22"/>
+        </w:rPr>
+        <w:t xml:space="preserve">, </w:t>
+      </w:r>
+      <w:r>
+        <w:rPr>
+          <w:rStyle w:val="Strong"/>
+          <w:sz w:val="22"/>
+          <w:szCs w:val="22"/>
+        </w:rPr>
+        <w:t>ASP.NET Web API 2</w:t>
+      </w:r>
+      <w:r>
+        <w:rPr>
+          <w:sz w:val="22"/>
+          <w:szCs w:val="22"/>
+        </w:rPr>
+        <w:t xml:space="preserve">, </w:t>
+      </w:r>
+      <w:r>
+        <w:rPr>
+          <w:rStyle w:val="Strong"/>
+          <w:sz w:val="22"/>
+          <w:szCs w:val="22"/>
         </w:rPr>
         <w:t>REST APIs</w:t>
       </w:r>
       <w:r>
         <w:rPr>
-          <w:rFonts w:ascii="Arial" w:hAnsi="Arial" w:cs="Arial"/>
-          <w:sz w:val="18"/>
+          <w:sz w:val="22"/>
+          <w:szCs w:val="22"/>
         </w:rPr>
         <w:t xml:space="preserve">, </w:t>
       </w:r>
@@ -872,145 +791,129 @@
       <w:r>
         <w:rPr>
           <w:rStyle w:val="Strong"/>
-          <w:rFonts w:ascii="Arial" w:hAnsi="Arial" w:cs="Arial"/>
-          <w:sz w:val="18"/>
+          <w:sz w:val="22"/>
+          <w:szCs w:val="22"/>
         </w:rPr>
         <w:t>GraphQL</w:t>
       </w:r>
       <w:proofErr w:type="spellEnd"/>
       <w:r>
         <w:rPr>
-          <w:rFonts w:ascii="Arial" w:hAnsi="Arial" w:cs="Arial"/>
-          <w:sz w:val="18"/>
-        </w:rPr>
-        <w:t xml:space="preserve"> (schema-first), </w:t>
+          <w:sz w:val="22"/>
+          <w:szCs w:val="22"/>
+        </w:rPr>
+        <w:t xml:space="preserve">, </w:t>
+      </w:r>
+      <w:r>
+        <w:rPr>
+          <w:rStyle w:val="Strong"/>
+          <w:sz w:val="22"/>
+          <w:szCs w:val="22"/>
+        </w:rPr>
+        <w:t>minimal APIs</w:t>
+      </w:r>
+      <w:r>
+        <w:rPr>
+          <w:sz w:val="22"/>
+          <w:szCs w:val="22"/>
+        </w:rPr>
+        <w:t xml:space="preserve">, </w:t>
       </w:r>
       <w:proofErr w:type="spellStart"/>
       <w:r>
         <w:rPr>
-          <w:rFonts w:ascii="Arial" w:hAnsi="Arial" w:cs="Arial"/>
-          <w:sz w:val="18"/>
+          <w:rStyle w:val="Strong"/>
+          <w:sz w:val="22"/>
+          <w:szCs w:val="22"/>
         </w:rPr>
         <w:t>microservices</w:t>
       </w:r>
       <w:proofErr w:type="spellEnd"/>
       <w:r>
         <w:rPr>
-          <w:rFonts w:ascii="Arial" w:hAnsi="Arial" w:cs="Arial"/>
-          <w:sz w:val="18"/>
-        </w:rPr>
-        <w:t xml:space="preserve">, distributed systems, </w:t>
-      </w:r>
-      <w:r>
-        <w:rPr>
-          <w:rStyle w:val="Strong"/>
-          <w:rFonts w:ascii="Arial" w:hAnsi="Arial" w:cs="Arial"/>
-          <w:sz w:val="18"/>
-        </w:rPr>
-        <w:t>event-driven architecture</w:t>
-      </w:r>
-      <w:r>
-        <w:rPr>
-          <w:rFonts w:ascii="Arial" w:hAnsi="Arial" w:cs="Arial"/>
-          <w:sz w:val="18"/>
-        </w:rPr>
-        <w:t>, background workers (</w:t>
-      </w:r>
-      <w:r>
-        <w:rPr>
-          <w:rStyle w:val="Strong"/>
-          <w:rFonts w:ascii="Arial" w:hAnsi="Arial" w:cs="Arial"/>
-          <w:sz w:val="18"/>
+          <w:sz w:val="22"/>
+          <w:szCs w:val="22"/>
+        </w:rPr>
+        <w:t xml:space="preserve">, </w:t>
+      </w:r>
+      <w:r>
+        <w:rPr>
+          <w:rStyle w:val="Strong"/>
+          <w:sz w:val="22"/>
+          <w:szCs w:val="22"/>
+        </w:rPr>
+        <w:t>background workers</w:t>
+      </w:r>
+      <w:r>
+        <w:rPr>
+          <w:sz w:val="22"/>
+          <w:szCs w:val="22"/>
+        </w:rPr>
+        <w:t xml:space="preserve">, </w:t>
+      </w:r>
+      <w:r>
+        <w:rPr>
+          <w:rStyle w:val="Strong"/>
+          <w:sz w:val="22"/>
+          <w:szCs w:val="22"/>
         </w:rPr>
         <w:t>Hosted Services</w:t>
       </w:r>
       <w:r>
         <w:rPr>
-          <w:rFonts w:ascii="Arial" w:hAnsi="Arial" w:cs="Arial"/>
-          <w:sz w:val="18"/>
-        </w:rPr>
-        <w:t xml:space="preserve">), </w:t>
+          <w:sz w:val="22"/>
+          <w:szCs w:val="22"/>
+        </w:rPr>
+        <w:t xml:space="preserve">, </w:t>
       </w:r>
       <w:proofErr w:type="spellStart"/>
       <w:r>
         <w:rPr>
           <w:rStyle w:val="Strong"/>
-          <w:rFonts w:ascii="Arial" w:hAnsi="Arial" w:cs="Arial"/>
-          <w:sz w:val="18"/>
+          <w:sz w:val="22"/>
+          <w:szCs w:val="22"/>
         </w:rPr>
         <w:t>WebSockets</w:t>
       </w:r>
       <w:proofErr w:type="spellEnd"/>
       <w:r>
         <w:rPr>
-          <w:rFonts w:ascii="Arial" w:hAnsi="Arial" w:cs="Arial"/>
-          <w:sz w:val="18"/>
-        </w:rPr>
-        <w:t xml:space="preserve">, API versioning &amp; deprecation, rate limiting, </w:t>
+          <w:sz w:val="22"/>
+          <w:szCs w:val="22"/>
+        </w:rPr>
+        <w:t xml:space="preserve">, API versioning, deprecation strategy, rate limiting, </w:t>
       </w:r>
       <w:proofErr w:type="spellStart"/>
       <w:r>
         <w:rPr>
-          <w:rFonts w:ascii="Arial" w:hAnsi="Arial" w:cs="Arial"/>
-          <w:sz w:val="18"/>
+          <w:sz w:val="22"/>
+          <w:szCs w:val="22"/>
         </w:rPr>
         <w:t>idempotency</w:t>
       </w:r>
       <w:proofErr w:type="spellEnd"/>
       <w:r>
         <w:rPr>
-          <w:rFonts w:ascii="Arial" w:hAnsi="Arial" w:cs="Arial"/>
-          <w:sz w:val="18"/>
+          <w:sz w:val="22"/>
+          <w:szCs w:val="22"/>
         </w:rPr>
         <w:t xml:space="preserve">, </w:t>
       </w:r>
       <w:proofErr w:type="spellStart"/>
       <w:r>
         <w:rPr>
-          <w:rFonts w:ascii="Arial" w:hAnsi="Arial" w:cs="Arial"/>
-          <w:sz w:val="18"/>
+          <w:sz w:val="22"/>
+          <w:szCs w:val="22"/>
         </w:rPr>
         <w:t>deduplication</w:t>
       </w:r>
       <w:proofErr w:type="spellEnd"/>
       <w:r>
         <w:rPr>
-          <w:rFonts w:ascii="Arial" w:hAnsi="Arial" w:cs="Arial"/>
-          <w:sz w:val="18"/>
-        </w:rPr>
-        <w:t xml:space="preserve">, secure coding (OWASP-aligned), </w:t>
-      </w:r>
-      <w:proofErr w:type="spellStart"/>
-      <w:r>
-        <w:rPr>
-          <w:rFonts w:ascii="Arial" w:hAnsi="Arial" w:cs="Arial"/>
-          <w:sz w:val="18"/>
-        </w:rPr>
-        <w:t>authn</w:t>
-      </w:r>
-      <w:proofErr w:type="spellEnd"/>
-      <w:r>
-        <w:rPr>
-          <w:rFonts w:ascii="Arial" w:hAnsi="Arial" w:cs="Arial"/>
-          <w:sz w:val="18"/>
-        </w:rPr>
-        <w:t>/</w:t>
-      </w:r>
-      <w:proofErr w:type="spellStart"/>
-      <w:r>
-        <w:rPr>
-          <w:rFonts w:ascii="Arial" w:hAnsi="Arial" w:cs="Arial"/>
-          <w:sz w:val="18"/>
-        </w:rPr>
-        <w:t>authz</w:t>
-      </w:r>
-      <w:proofErr w:type="spellEnd"/>
-      <w:r>
-        <w:rPr>
-          <w:rFonts w:ascii="Arial" w:hAnsi="Arial" w:cs="Arial"/>
-          <w:sz w:val="18"/>
-        </w:rPr>
-        <w:t xml:space="preserve"> middleware, validation pipelines</w:t>
+          <w:sz w:val="22"/>
+          <w:szCs w:val="22"/>
+        </w:rPr>
+        <w:t>, secure middleware, validation pipelines, distributed systems</w:t>
       </w:r>
     </w:p>
     <w:p>
@@ -1018,106 +921,108 @@
         <w:pStyle w:val="NormalWeb"/>
         <w:numPr>
           <w:ilvl w:val="0"/>
-          <w:numId w:val="19"/>
+          <w:numId w:val="21"/>
         </w:numPr>
+        <w:spacing w:before="0" w:beforeAutospacing="0" w:after="0" w:afterAutospacing="0"/>
         <w:jc w:val="both"/>
         <w:rPr>
-          <w:rFonts w:ascii="Arial" w:hAnsi="Arial" w:cs="Arial"/>
-          <w:sz w:val="18"/>
-        </w:rPr>
-      </w:pPr>
-      <w:r>
-        <w:rPr>
-          <w:rStyle w:val="Strong"/>
-          <w:rFonts w:ascii="Arial" w:hAnsi="Arial" w:cs="Arial"/>
-          <w:sz w:val="18"/>
+          <w:sz w:val="22"/>
+          <w:szCs w:val="22"/>
+        </w:rPr>
+      </w:pPr>
+      <w:r>
+        <w:rPr>
+          <w:rStyle w:val="Strong"/>
+          <w:sz w:val="22"/>
+          <w:szCs w:val="22"/>
         </w:rPr>
         <w:t>Data, Messaging &amp; Search</w:t>
       </w:r>
       <w:r>
         <w:rPr>
-          <w:rFonts w:ascii="Arial" w:hAnsi="Arial" w:cs="Arial"/>
-          <w:sz w:val="18"/>
-        </w:rPr>
-        <w:t xml:space="preserve"> — Relational: </w:t>
+          <w:sz w:val="22"/>
+          <w:szCs w:val="22"/>
+        </w:rPr>
+        <w:t xml:space="preserve"> — </w:t>
       </w:r>
       <w:proofErr w:type="spellStart"/>
       <w:r>
         <w:rPr>
           <w:rStyle w:val="Strong"/>
-          <w:rFonts w:ascii="Arial" w:hAnsi="Arial" w:cs="Arial"/>
-          <w:sz w:val="18"/>
+          <w:sz w:val="22"/>
+          <w:szCs w:val="22"/>
         </w:rPr>
         <w:t>PostgreSQL</w:t>
       </w:r>
       <w:proofErr w:type="spellEnd"/>
       <w:r>
         <w:rPr>
-          <w:rFonts w:ascii="Arial" w:hAnsi="Arial" w:cs="Arial"/>
-          <w:sz w:val="18"/>
-        </w:rPr>
-        <w:t xml:space="preserve">, </w:t>
-      </w:r>
-      <w:r>
-        <w:rPr>
-          <w:rStyle w:val="Strong"/>
-          <w:rFonts w:ascii="Arial" w:hAnsi="Arial" w:cs="Arial"/>
-          <w:sz w:val="18"/>
+          <w:sz w:val="22"/>
+          <w:szCs w:val="22"/>
+        </w:rPr>
+        <w:t xml:space="preserve">, </w:t>
+      </w:r>
+      <w:r>
+        <w:rPr>
+          <w:rStyle w:val="Strong"/>
+          <w:sz w:val="22"/>
+          <w:szCs w:val="22"/>
         </w:rPr>
         <w:t>MySQL</w:t>
       </w:r>
       <w:r>
         <w:rPr>
-          <w:rFonts w:ascii="Arial" w:hAnsi="Arial" w:cs="Arial"/>
-          <w:sz w:val="18"/>
-        </w:rPr>
-        <w:t xml:space="preserve">, </w:t>
-      </w:r>
-      <w:r>
-        <w:rPr>
-          <w:rStyle w:val="Strong"/>
-          <w:rFonts w:ascii="Arial" w:hAnsi="Arial" w:cs="Arial"/>
-          <w:sz w:val="18"/>
+          <w:sz w:val="22"/>
+          <w:szCs w:val="22"/>
+        </w:rPr>
+        <w:t xml:space="preserve">, </w:t>
+      </w:r>
+      <w:r>
+        <w:rPr>
+          <w:rStyle w:val="Strong"/>
+          <w:sz w:val="22"/>
+          <w:szCs w:val="22"/>
         </w:rPr>
         <w:t>SQL Server</w:t>
       </w:r>
       <w:r>
         <w:rPr>
-          <w:rFonts w:ascii="Arial" w:hAnsi="Arial" w:cs="Arial"/>
-          <w:sz w:val="18"/>
-        </w:rPr>
-        <w:t xml:space="preserve"> • </w:t>
+          <w:sz w:val="22"/>
+          <w:szCs w:val="22"/>
+        </w:rPr>
+        <w:t xml:space="preserve">, </w:t>
       </w:r>
       <w:proofErr w:type="spellStart"/>
       <w:r>
         <w:rPr>
-          <w:rFonts w:ascii="Arial" w:hAnsi="Arial" w:cs="Arial"/>
-          <w:sz w:val="18"/>
-        </w:rPr>
-        <w:t>NoSQL</w:t>
+          <w:rStyle w:val="Strong"/>
+          <w:sz w:val="22"/>
+          <w:szCs w:val="22"/>
+        </w:rPr>
+        <w:t>Redis</w:t>
       </w:r>
       <w:proofErr w:type="spellEnd"/>
       <w:r>
         <w:rPr>
-          <w:rFonts w:ascii="Arial" w:hAnsi="Arial" w:cs="Arial"/>
-          <w:sz w:val="18"/>
-        </w:rPr>
-        <w:t xml:space="preserve">: </w:t>
+          <w:sz w:val="22"/>
+          <w:szCs w:val="22"/>
+        </w:rPr>
+        <w:t xml:space="preserve">, </w:t>
       </w:r>
       <w:proofErr w:type="spellStart"/>
       <w:r>
         <w:rPr>
           <w:rStyle w:val="Strong"/>
-          <w:rFonts w:ascii="Arial" w:hAnsi="Arial" w:cs="Arial"/>
-          <w:sz w:val="18"/>
-        </w:rPr>
-        <w:t>Redis</w:t>
+          <w:sz w:val="22"/>
+          <w:szCs w:val="22"/>
+        </w:rPr>
+        <w:t>MongoDB</w:t>
       </w:r>
       <w:proofErr w:type="spellEnd"/>
       <w:r>
         <w:rPr>
-          <w:rFonts w:ascii="Arial" w:hAnsi="Arial" w:cs="Arial"/>
-          <w:sz w:val="18"/>
+          <w:sz w:val="22"/>
+          <w:szCs w:val="22"/>
         </w:rPr>
         <w:t xml:space="preserve">, </w:t>
       </w:r>
@@ -1125,16 +1030,46 @@
       <w:r>
         <w:rPr>
           <w:rStyle w:val="Strong"/>
-          <w:rFonts w:ascii="Arial" w:hAnsi="Arial" w:cs="Arial"/>
-          <w:sz w:val="18"/>
-        </w:rPr>
-        <w:t>MongoDB</w:t>
+          <w:sz w:val="22"/>
+          <w:szCs w:val="22"/>
+        </w:rPr>
+        <w:t>DynamoDB</w:t>
       </w:r>
       <w:proofErr w:type="spellEnd"/>
       <w:r>
         <w:rPr>
-          <w:rFonts w:ascii="Arial" w:hAnsi="Arial" w:cs="Arial"/>
-          <w:sz w:val="18"/>
+          <w:sz w:val="22"/>
+          <w:szCs w:val="22"/>
+        </w:rPr>
+        <w:t xml:space="preserve">, </w:t>
+      </w:r>
+      <w:r>
+        <w:rPr>
+          <w:rStyle w:val="Strong"/>
+          <w:sz w:val="22"/>
+          <w:szCs w:val="22"/>
+        </w:rPr>
+        <w:t>AWS SQS/SNS</w:t>
+      </w:r>
+      <w:r>
+        <w:rPr>
+          <w:sz w:val="22"/>
+          <w:szCs w:val="22"/>
+        </w:rPr>
+        <w:t xml:space="preserve">, </w:t>
+      </w:r>
+      <w:r>
+        <w:rPr>
+          <w:rStyle w:val="Strong"/>
+          <w:sz w:val="22"/>
+          <w:szCs w:val="22"/>
+        </w:rPr>
+        <w:t>Kafka</w:t>
+      </w:r>
+      <w:r>
+        <w:rPr>
+          <w:sz w:val="22"/>
+          <w:szCs w:val="22"/>
         </w:rPr>
         <w:t xml:space="preserve">, </w:t>
       </w:r>
@@ -1142,46 +1077,16 @@
       <w:r>
         <w:rPr>
           <w:rStyle w:val="Strong"/>
-          <w:rFonts w:ascii="Arial" w:hAnsi="Arial" w:cs="Arial"/>
-          <w:sz w:val="18"/>
-        </w:rPr>
-        <w:t>DynamoDB</w:t>
+          <w:sz w:val="22"/>
+          <w:szCs w:val="22"/>
+        </w:rPr>
+        <w:t>RabbitMQ</w:t>
       </w:r>
       <w:proofErr w:type="spellEnd"/>
       <w:r>
         <w:rPr>
-          <w:rFonts w:ascii="Arial" w:hAnsi="Arial" w:cs="Arial"/>
-          <w:sz w:val="18"/>
-        </w:rPr>
-        <w:t xml:space="preserve"> • Queues/streams: </w:t>
-      </w:r>
-      <w:r>
-        <w:rPr>
-          <w:rStyle w:val="Strong"/>
-          <w:rFonts w:ascii="Arial" w:hAnsi="Arial" w:cs="Arial"/>
-          <w:sz w:val="18"/>
-        </w:rPr>
-        <w:t>AWS SQS/SNS</w:t>
-      </w:r>
-      <w:r>
-        <w:rPr>
-          <w:rFonts w:ascii="Arial" w:hAnsi="Arial" w:cs="Arial"/>
-          <w:sz w:val="18"/>
-        </w:rPr>
-        <w:t xml:space="preserve">, </w:t>
-      </w:r>
-      <w:r>
-        <w:rPr>
-          <w:rStyle w:val="Strong"/>
-          <w:rFonts w:ascii="Arial" w:hAnsi="Arial" w:cs="Arial"/>
-          <w:sz w:val="18"/>
-        </w:rPr>
-        <w:t>Kafka</w:t>
-      </w:r>
-      <w:r>
-        <w:rPr>
-          <w:rFonts w:ascii="Arial" w:hAnsi="Arial" w:cs="Arial"/>
-          <w:sz w:val="18"/>
+          <w:sz w:val="22"/>
+          <w:szCs w:val="22"/>
         </w:rPr>
         <w:t xml:space="preserve">, </w:t>
       </w:r>
@@ -1189,82 +1094,65 @@
       <w:r>
         <w:rPr>
           <w:rStyle w:val="Strong"/>
-          <w:rFonts w:ascii="Arial" w:hAnsi="Arial" w:cs="Arial"/>
-          <w:sz w:val="18"/>
-        </w:rPr>
-        <w:t>RabbitMQ</w:t>
+          <w:sz w:val="22"/>
+          <w:szCs w:val="22"/>
+        </w:rPr>
+        <w:t>Elasticsearch</w:t>
       </w:r>
       <w:proofErr w:type="spellEnd"/>
       <w:r>
         <w:rPr>
-          <w:rFonts w:ascii="Arial" w:hAnsi="Arial" w:cs="Arial"/>
-          <w:sz w:val="18"/>
-        </w:rPr>
-        <w:t xml:space="preserve"> • Search: </w:t>
+          <w:sz w:val="22"/>
+          <w:szCs w:val="22"/>
+        </w:rPr>
+        <w:t xml:space="preserve">, </w:t>
+      </w:r>
+      <w:r>
+        <w:rPr>
+          <w:rStyle w:val="Strong"/>
+          <w:sz w:val="22"/>
+          <w:szCs w:val="22"/>
+        </w:rPr>
+        <w:t>OpenSearch</w:t>
+      </w:r>
+      <w:r>
+        <w:rPr>
+          <w:sz w:val="22"/>
+          <w:szCs w:val="22"/>
+        </w:rPr>
+        <w:t xml:space="preserve">, </w:t>
+      </w:r>
+      <w:r>
+        <w:rPr>
+          <w:rStyle w:val="Strong"/>
+          <w:sz w:val="22"/>
+          <w:szCs w:val="22"/>
+        </w:rPr>
+        <w:t>Redshift</w:t>
+      </w:r>
+      <w:r>
+        <w:rPr>
+          <w:sz w:val="22"/>
+          <w:szCs w:val="22"/>
+        </w:rPr>
+        <w:t xml:space="preserve">, </w:t>
       </w:r>
       <w:proofErr w:type="spellStart"/>
       <w:r>
         <w:rPr>
           <w:rStyle w:val="Strong"/>
-          <w:rFonts w:ascii="Arial" w:hAnsi="Arial" w:cs="Arial"/>
-          <w:sz w:val="18"/>
-        </w:rPr>
-        <w:t>Elasticsearch</w:t>
+          <w:sz w:val="22"/>
+          <w:szCs w:val="22"/>
+        </w:rPr>
+        <w:t>BigQuery</w:t>
       </w:r>
       <w:proofErr w:type="spellEnd"/>
       <w:r>
         <w:rPr>
-          <w:rFonts w:ascii="Arial" w:hAnsi="Arial" w:cs="Arial"/>
-          <w:sz w:val="18"/>
-        </w:rPr>
-        <w:t xml:space="preserve">, </w:t>
-      </w:r>
-      <w:r>
-        <w:rPr>
-          <w:rStyle w:val="Strong"/>
-          <w:rFonts w:ascii="Arial" w:hAnsi="Arial" w:cs="Arial"/>
-          <w:sz w:val="18"/>
-        </w:rPr>
-        <w:t>OpenSearch</w:t>
-      </w:r>
-      <w:r>
-        <w:rPr>
-          <w:rFonts w:ascii="Arial" w:hAnsi="Arial" w:cs="Arial"/>
-          <w:sz w:val="18"/>
-        </w:rPr>
-        <w:t xml:space="preserve"> • Analytics: </w:t>
-      </w:r>
-      <w:r>
-        <w:rPr>
-          <w:rStyle w:val="Strong"/>
-          <w:rFonts w:ascii="Arial" w:hAnsi="Arial" w:cs="Arial"/>
-          <w:sz w:val="18"/>
-        </w:rPr>
-        <w:t>Redshift</w:t>
-      </w:r>
-      <w:r>
-        <w:rPr>
-          <w:rFonts w:ascii="Arial" w:hAnsi="Arial" w:cs="Arial"/>
-          <w:sz w:val="18"/>
-        </w:rPr>
-        <w:t xml:space="preserve">, </w:t>
-      </w:r>
-      <w:proofErr w:type="spellStart"/>
-      <w:r>
-        <w:rPr>
-          <w:rStyle w:val="Strong"/>
-          <w:rFonts w:ascii="Arial" w:hAnsi="Arial" w:cs="Arial"/>
-          <w:sz w:val="18"/>
-        </w:rPr>
-        <w:t>BigQuery</w:t>
-      </w:r>
-      <w:proofErr w:type="spellEnd"/>
-      <w:r>
-        <w:rPr>
-          <w:rFonts w:ascii="Arial" w:hAnsi="Arial" w:cs="Arial"/>
-          <w:sz w:val="18"/>
-        </w:rPr>
-        <w:t xml:space="preserve"> • data modeling, indexing strategies, query-plan tuning, cache key/TTL design</w:t>
+          <w:sz w:val="22"/>
+          <w:szCs w:val="22"/>
+        </w:rPr>
+        <w:t>, indexing strategy, execution-plan tuning, transaction handling, cache key/TTL design, search indexing, schema validation</w:t>
       </w:r>
     </w:p>
     <w:p>
@@ -1272,19 +1160,20 @@
         <w:pStyle w:val="NormalWeb"/>
         <w:numPr>
           <w:ilvl w:val="0"/>
-          <w:numId w:val="19"/>
+          <w:numId w:val="21"/>
         </w:numPr>
+        <w:spacing w:before="0" w:beforeAutospacing="0" w:after="0" w:afterAutospacing="0"/>
         <w:jc w:val="both"/>
         <w:rPr>
-          <w:rFonts w:ascii="Arial" w:hAnsi="Arial" w:cs="Arial"/>
-          <w:sz w:val="18"/>
-        </w:rPr>
-      </w:pPr>
-      <w:r>
-        <w:rPr>
-          <w:rStyle w:val="Strong"/>
-          <w:rFonts w:ascii="Arial" w:hAnsi="Arial" w:cs="Arial"/>
-          <w:sz w:val="18"/>
+          <w:sz w:val="22"/>
+          <w:szCs w:val="22"/>
+        </w:rPr>
+      </w:pPr>
+      <w:r>
+        <w:rPr>
+          <w:rStyle w:val="Strong"/>
+          <w:sz w:val="22"/>
+          <w:szCs w:val="22"/>
         </w:rPr>
         <w:t xml:space="preserve">Cloud &amp; </w:t>
       </w:r>
@@ -1292,121 +1181,121 @@
       <w:r>
         <w:rPr>
           <w:rStyle w:val="Strong"/>
-          <w:rFonts w:ascii="Arial" w:hAnsi="Arial" w:cs="Arial"/>
-          <w:sz w:val="18"/>
+          <w:sz w:val="22"/>
+          <w:szCs w:val="22"/>
         </w:rPr>
         <w:t>DevOps</w:t>
       </w:r>
       <w:proofErr w:type="spellEnd"/>
       <w:r>
         <w:rPr>
-          <w:rFonts w:ascii="Arial" w:hAnsi="Arial" w:cs="Arial"/>
-          <w:sz w:val="18"/>
+          <w:sz w:val="22"/>
+          <w:szCs w:val="22"/>
         </w:rPr>
         <w:t xml:space="preserve"> — </w:t>
       </w:r>
       <w:r>
         <w:rPr>
           <w:rStyle w:val="Strong"/>
-          <w:rFonts w:ascii="Arial" w:hAnsi="Arial" w:cs="Arial"/>
-          <w:sz w:val="18"/>
+          <w:sz w:val="22"/>
+          <w:szCs w:val="22"/>
         </w:rPr>
         <w:t>AWS</w:t>
       </w:r>
       <w:r>
         <w:rPr>
-          <w:rFonts w:ascii="Arial" w:hAnsi="Arial" w:cs="Arial"/>
-          <w:sz w:val="18"/>
+          <w:sz w:val="22"/>
+          <w:szCs w:val="22"/>
         </w:rPr>
         <w:t xml:space="preserve"> (primary): </w:t>
       </w:r>
       <w:r>
         <w:rPr>
           <w:rStyle w:val="Strong"/>
-          <w:rFonts w:ascii="Arial" w:hAnsi="Arial" w:cs="Arial"/>
-          <w:sz w:val="18"/>
+          <w:sz w:val="22"/>
+          <w:szCs w:val="22"/>
         </w:rPr>
         <w:t>EKS</w:t>
       </w:r>
       <w:r>
         <w:rPr>
-          <w:rFonts w:ascii="Arial" w:hAnsi="Arial" w:cs="Arial"/>
-          <w:sz w:val="18"/>
-        </w:rPr>
-        <w:t xml:space="preserve">, </w:t>
-      </w:r>
-      <w:r>
-        <w:rPr>
-          <w:rStyle w:val="Strong"/>
-          <w:rFonts w:ascii="Arial" w:hAnsi="Arial" w:cs="Arial"/>
-          <w:sz w:val="18"/>
+          <w:sz w:val="22"/>
+          <w:szCs w:val="22"/>
+        </w:rPr>
+        <w:t xml:space="preserve">, </w:t>
+      </w:r>
+      <w:r>
+        <w:rPr>
+          <w:rStyle w:val="Strong"/>
+          <w:sz w:val="22"/>
+          <w:szCs w:val="22"/>
         </w:rPr>
         <w:t>ECS</w:t>
       </w:r>
       <w:r>
         <w:rPr>
-          <w:rFonts w:ascii="Arial" w:hAnsi="Arial" w:cs="Arial"/>
-          <w:sz w:val="18"/>
-        </w:rPr>
-        <w:t xml:space="preserve">, </w:t>
-      </w:r>
-      <w:r>
-        <w:rPr>
-          <w:rStyle w:val="Strong"/>
-          <w:rFonts w:ascii="Arial" w:hAnsi="Arial" w:cs="Arial"/>
-          <w:sz w:val="18"/>
+          <w:sz w:val="22"/>
+          <w:szCs w:val="22"/>
+        </w:rPr>
+        <w:t xml:space="preserve">, </w:t>
+      </w:r>
+      <w:r>
+        <w:rPr>
+          <w:rStyle w:val="Strong"/>
+          <w:sz w:val="22"/>
+          <w:szCs w:val="22"/>
         </w:rPr>
         <w:t>EC2</w:t>
       </w:r>
       <w:r>
         <w:rPr>
-          <w:rFonts w:ascii="Arial" w:hAnsi="Arial" w:cs="Arial"/>
-          <w:sz w:val="18"/>
-        </w:rPr>
-        <w:t xml:space="preserve">, </w:t>
-      </w:r>
-      <w:r>
-        <w:rPr>
-          <w:rStyle w:val="Strong"/>
-          <w:rFonts w:ascii="Arial" w:hAnsi="Arial" w:cs="Arial"/>
-          <w:sz w:val="18"/>
+          <w:sz w:val="22"/>
+          <w:szCs w:val="22"/>
+        </w:rPr>
+        <w:t xml:space="preserve">, </w:t>
+      </w:r>
+      <w:r>
+        <w:rPr>
+          <w:rStyle w:val="Strong"/>
+          <w:sz w:val="22"/>
+          <w:szCs w:val="22"/>
         </w:rPr>
         <w:t>Lambda</w:t>
       </w:r>
       <w:r>
         <w:rPr>
-          <w:rFonts w:ascii="Arial" w:hAnsi="Arial" w:cs="Arial"/>
-          <w:sz w:val="18"/>
-        </w:rPr>
-        <w:t xml:space="preserve">, </w:t>
-      </w:r>
-      <w:r>
-        <w:rPr>
-          <w:rStyle w:val="Strong"/>
-          <w:rFonts w:ascii="Arial" w:hAnsi="Arial" w:cs="Arial"/>
-          <w:sz w:val="18"/>
+          <w:sz w:val="22"/>
+          <w:szCs w:val="22"/>
+        </w:rPr>
+        <w:t xml:space="preserve">, </w:t>
+      </w:r>
+      <w:r>
+        <w:rPr>
+          <w:rStyle w:val="Strong"/>
+          <w:sz w:val="22"/>
+          <w:szCs w:val="22"/>
         </w:rPr>
         <w:t>API Gateway</w:t>
       </w:r>
       <w:r>
         <w:rPr>
-          <w:rFonts w:ascii="Arial" w:hAnsi="Arial" w:cs="Arial"/>
-          <w:sz w:val="18"/>
-        </w:rPr>
-        <w:t xml:space="preserve">, </w:t>
-      </w:r>
-      <w:r>
-        <w:rPr>
-          <w:rStyle w:val="Strong"/>
-          <w:rFonts w:ascii="Arial" w:hAnsi="Arial" w:cs="Arial"/>
-          <w:sz w:val="18"/>
+          <w:sz w:val="22"/>
+          <w:szCs w:val="22"/>
+        </w:rPr>
+        <w:t xml:space="preserve">, </w:t>
+      </w:r>
+      <w:r>
+        <w:rPr>
+          <w:rStyle w:val="Strong"/>
+          <w:sz w:val="22"/>
+          <w:szCs w:val="22"/>
         </w:rPr>
         <w:t>S3</w:t>
       </w:r>
       <w:r>
         <w:rPr>
-          <w:rFonts w:ascii="Arial" w:hAnsi="Arial" w:cs="Arial"/>
-          <w:sz w:val="18"/>
+          <w:sz w:val="22"/>
+          <w:szCs w:val="22"/>
         </w:rPr>
         <w:t xml:space="preserve">, </w:t>
       </w:r>
@@ -1414,31 +1303,31 @@
       <w:r>
         <w:rPr>
           <w:rStyle w:val="Strong"/>
-          <w:rFonts w:ascii="Arial" w:hAnsi="Arial" w:cs="Arial"/>
-          <w:sz w:val="18"/>
+          <w:sz w:val="22"/>
+          <w:szCs w:val="22"/>
         </w:rPr>
         <w:t>CloudFront</w:t>
       </w:r>
       <w:proofErr w:type="spellEnd"/>
       <w:r>
         <w:rPr>
-          <w:rFonts w:ascii="Arial" w:hAnsi="Arial" w:cs="Arial"/>
-          <w:sz w:val="18"/>
-        </w:rPr>
-        <w:t xml:space="preserve">, </w:t>
-      </w:r>
-      <w:r>
-        <w:rPr>
-          <w:rStyle w:val="Strong"/>
-          <w:rFonts w:ascii="Arial" w:hAnsi="Arial" w:cs="Arial"/>
-          <w:sz w:val="18"/>
+          <w:sz w:val="22"/>
+          <w:szCs w:val="22"/>
+        </w:rPr>
+        <w:t xml:space="preserve">, </w:t>
+      </w:r>
+      <w:r>
+        <w:rPr>
+          <w:rStyle w:val="Strong"/>
+          <w:sz w:val="22"/>
+          <w:szCs w:val="22"/>
         </w:rPr>
         <w:t>RDS</w:t>
       </w:r>
       <w:r>
         <w:rPr>
-          <w:rFonts w:ascii="Arial" w:hAnsi="Arial" w:cs="Arial"/>
-          <w:sz w:val="18"/>
+          <w:sz w:val="22"/>
+          <w:szCs w:val="22"/>
         </w:rPr>
         <w:t xml:space="preserve">, </w:t>
       </w:r>
@@ -1446,16 +1335,16 @@
       <w:r>
         <w:rPr>
           <w:rStyle w:val="Strong"/>
-          <w:rFonts w:ascii="Arial" w:hAnsi="Arial" w:cs="Arial"/>
-          <w:sz w:val="18"/>
+          <w:sz w:val="22"/>
+          <w:szCs w:val="22"/>
         </w:rPr>
         <w:t>DynamoDB</w:t>
       </w:r>
       <w:proofErr w:type="spellEnd"/>
       <w:r>
         <w:rPr>
-          <w:rFonts w:ascii="Arial" w:hAnsi="Arial" w:cs="Arial"/>
-          <w:sz w:val="18"/>
+          <w:sz w:val="22"/>
+          <w:szCs w:val="22"/>
         </w:rPr>
         <w:t xml:space="preserve">, </w:t>
       </w:r>
@@ -1463,16 +1352,16 @@
       <w:r>
         <w:rPr>
           <w:rStyle w:val="Strong"/>
-          <w:rFonts w:ascii="Arial" w:hAnsi="Arial" w:cs="Arial"/>
-          <w:sz w:val="18"/>
+          <w:sz w:val="22"/>
+          <w:szCs w:val="22"/>
         </w:rPr>
         <w:t>ElastiCache</w:t>
       </w:r>
       <w:proofErr w:type="spellEnd"/>
       <w:r>
         <w:rPr>
-          <w:rFonts w:ascii="Arial" w:hAnsi="Arial" w:cs="Arial"/>
-          <w:sz w:val="18"/>
+          <w:sz w:val="22"/>
+          <w:szCs w:val="22"/>
         </w:rPr>
         <w:t xml:space="preserve">, </w:t>
       </w:r>
@@ -1480,196 +1369,196 @@
       <w:r>
         <w:rPr>
           <w:rStyle w:val="Strong"/>
-          <w:rFonts w:ascii="Arial" w:hAnsi="Arial" w:cs="Arial"/>
-          <w:sz w:val="18"/>
+          <w:sz w:val="22"/>
+          <w:szCs w:val="22"/>
         </w:rPr>
         <w:t>EventBridge</w:t>
       </w:r>
       <w:proofErr w:type="spellEnd"/>
       <w:r>
         <w:rPr>
-          <w:rFonts w:ascii="Arial" w:hAnsi="Arial" w:cs="Arial"/>
-          <w:sz w:val="18"/>
-        </w:rPr>
-        <w:t xml:space="preserve">, </w:t>
-      </w:r>
-      <w:r>
-        <w:rPr>
-          <w:rStyle w:val="Strong"/>
-          <w:rFonts w:ascii="Arial" w:hAnsi="Arial" w:cs="Arial"/>
-          <w:sz w:val="18"/>
+          <w:sz w:val="22"/>
+          <w:szCs w:val="22"/>
+        </w:rPr>
+        <w:t xml:space="preserve">, </w:t>
+      </w:r>
+      <w:r>
+        <w:rPr>
+          <w:rStyle w:val="Strong"/>
+          <w:sz w:val="22"/>
+          <w:szCs w:val="22"/>
         </w:rPr>
         <w:t>Step Functions</w:t>
       </w:r>
       <w:r>
         <w:rPr>
-          <w:rFonts w:ascii="Arial" w:hAnsi="Arial" w:cs="Arial"/>
-          <w:sz w:val="18"/>
-        </w:rPr>
-        <w:t xml:space="preserve">, </w:t>
-      </w:r>
-      <w:r>
-        <w:rPr>
-          <w:rStyle w:val="Strong"/>
-          <w:rFonts w:ascii="Arial" w:hAnsi="Arial" w:cs="Arial"/>
-          <w:sz w:val="18"/>
+          <w:sz w:val="22"/>
+          <w:szCs w:val="22"/>
+        </w:rPr>
+        <w:t xml:space="preserve">, </w:t>
+      </w:r>
+      <w:r>
+        <w:rPr>
+          <w:rStyle w:val="Strong"/>
+          <w:sz w:val="22"/>
+          <w:szCs w:val="22"/>
         </w:rPr>
         <w:t>IAM</w:t>
       </w:r>
       <w:r>
         <w:rPr>
-          <w:rFonts w:ascii="Arial" w:hAnsi="Arial" w:cs="Arial"/>
-          <w:sz w:val="18"/>
+          <w:sz w:val="22"/>
+          <w:szCs w:val="22"/>
         </w:rPr>
         <w:t xml:space="preserve"> • Azure: </w:t>
       </w:r>
       <w:r>
         <w:rPr>
           <w:rStyle w:val="Strong"/>
-          <w:rFonts w:ascii="Arial" w:hAnsi="Arial" w:cs="Arial"/>
-          <w:sz w:val="18"/>
+          <w:sz w:val="22"/>
+          <w:szCs w:val="22"/>
         </w:rPr>
         <w:t>AKS</w:t>
       </w:r>
       <w:r>
         <w:rPr>
-          <w:rFonts w:ascii="Arial" w:hAnsi="Arial" w:cs="Arial"/>
-          <w:sz w:val="18"/>
-        </w:rPr>
-        <w:t xml:space="preserve">, </w:t>
-      </w:r>
-      <w:r>
-        <w:rPr>
-          <w:rStyle w:val="Strong"/>
-          <w:rFonts w:ascii="Arial" w:hAnsi="Arial" w:cs="Arial"/>
-          <w:sz w:val="18"/>
+          <w:sz w:val="22"/>
+          <w:szCs w:val="22"/>
+        </w:rPr>
+        <w:t xml:space="preserve">, </w:t>
+      </w:r>
+      <w:r>
+        <w:rPr>
+          <w:rStyle w:val="Strong"/>
+          <w:sz w:val="22"/>
+          <w:szCs w:val="22"/>
         </w:rPr>
         <w:t>App Service</w:t>
       </w:r>
       <w:r>
         <w:rPr>
-          <w:rFonts w:ascii="Arial" w:hAnsi="Arial" w:cs="Arial"/>
-          <w:sz w:val="18"/>
-        </w:rPr>
-        <w:t xml:space="preserve">, </w:t>
-      </w:r>
-      <w:r>
-        <w:rPr>
-          <w:rStyle w:val="Strong"/>
-          <w:rFonts w:ascii="Arial" w:hAnsi="Arial" w:cs="Arial"/>
-          <w:sz w:val="18"/>
+          <w:sz w:val="22"/>
+          <w:szCs w:val="22"/>
+        </w:rPr>
+        <w:t xml:space="preserve">, </w:t>
+      </w:r>
+      <w:r>
+        <w:rPr>
+          <w:rStyle w:val="Strong"/>
+          <w:sz w:val="22"/>
+          <w:szCs w:val="22"/>
         </w:rPr>
         <w:t>Azure SQL</w:t>
       </w:r>
       <w:r>
         <w:rPr>
-          <w:rFonts w:ascii="Arial" w:hAnsi="Arial" w:cs="Arial"/>
-          <w:sz w:val="18"/>
-        </w:rPr>
-        <w:t xml:space="preserve">, </w:t>
-      </w:r>
-      <w:r>
-        <w:rPr>
-          <w:rStyle w:val="Strong"/>
-          <w:rFonts w:ascii="Arial" w:hAnsi="Arial" w:cs="Arial"/>
-          <w:sz w:val="18"/>
+          <w:sz w:val="22"/>
+          <w:szCs w:val="22"/>
+        </w:rPr>
+        <w:t xml:space="preserve">, </w:t>
+      </w:r>
+      <w:r>
+        <w:rPr>
+          <w:rStyle w:val="Strong"/>
+          <w:sz w:val="22"/>
+          <w:szCs w:val="22"/>
         </w:rPr>
         <w:t>Service Bus</w:t>
       </w:r>
       <w:r>
         <w:rPr>
-          <w:rFonts w:ascii="Arial" w:hAnsi="Arial" w:cs="Arial"/>
-          <w:sz w:val="18"/>
-        </w:rPr>
-        <w:t xml:space="preserve">, </w:t>
-      </w:r>
-      <w:r>
-        <w:rPr>
-          <w:rStyle w:val="Strong"/>
-          <w:rFonts w:ascii="Arial" w:hAnsi="Arial" w:cs="Arial"/>
-          <w:sz w:val="18"/>
+          <w:sz w:val="22"/>
+          <w:szCs w:val="22"/>
+        </w:rPr>
+        <w:t xml:space="preserve">, </w:t>
+      </w:r>
+      <w:r>
+        <w:rPr>
+          <w:rStyle w:val="Strong"/>
+          <w:sz w:val="22"/>
+          <w:szCs w:val="22"/>
         </w:rPr>
         <w:t>Key Vault</w:t>
       </w:r>
       <w:r>
         <w:rPr>
-          <w:rFonts w:ascii="Arial" w:hAnsi="Arial" w:cs="Arial"/>
-          <w:sz w:val="18"/>
-        </w:rPr>
-        <w:t xml:space="preserve">, </w:t>
-      </w:r>
-      <w:r>
-        <w:rPr>
-          <w:rStyle w:val="Strong"/>
-          <w:rFonts w:ascii="Arial" w:hAnsi="Arial" w:cs="Arial"/>
-          <w:sz w:val="18"/>
+          <w:sz w:val="22"/>
+          <w:szCs w:val="22"/>
+        </w:rPr>
+        <w:t xml:space="preserve">, </w:t>
+      </w:r>
+      <w:r>
+        <w:rPr>
+          <w:rStyle w:val="Strong"/>
+          <w:sz w:val="22"/>
+          <w:szCs w:val="22"/>
         </w:rPr>
         <w:t>Application Insights</w:t>
       </w:r>
       <w:r>
         <w:rPr>
-          <w:rFonts w:ascii="Arial" w:hAnsi="Arial" w:cs="Arial"/>
-          <w:sz w:val="18"/>
+          <w:sz w:val="22"/>
+          <w:szCs w:val="22"/>
         </w:rPr>
         <w:t xml:space="preserve"> • GCP: </w:t>
       </w:r>
       <w:r>
         <w:rPr>
           <w:rStyle w:val="Strong"/>
-          <w:rFonts w:ascii="Arial" w:hAnsi="Arial" w:cs="Arial"/>
-          <w:sz w:val="18"/>
+          <w:sz w:val="22"/>
+          <w:szCs w:val="22"/>
         </w:rPr>
         <w:t>GKE</w:t>
       </w:r>
       <w:r>
         <w:rPr>
-          <w:rFonts w:ascii="Arial" w:hAnsi="Arial" w:cs="Arial"/>
-          <w:sz w:val="18"/>
-        </w:rPr>
-        <w:t xml:space="preserve">, </w:t>
-      </w:r>
-      <w:r>
-        <w:rPr>
-          <w:rStyle w:val="Strong"/>
-          <w:rFonts w:ascii="Arial" w:hAnsi="Arial" w:cs="Arial"/>
-          <w:sz w:val="18"/>
+          <w:sz w:val="22"/>
+          <w:szCs w:val="22"/>
+        </w:rPr>
+        <w:t xml:space="preserve">, </w:t>
+      </w:r>
+      <w:r>
+        <w:rPr>
+          <w:rStyle w:val="Strong"/>
+          <w:sz w:val="22"/>
+          <w:szCs w:val="22"/>
         </w:rPr>
         <w:t>Cloud Run</w:t>
       </w:r>
       <w:r>
         <w:rPr>
-          <w:rFonts w:ascii="Arial" w:hAnsi="Arial" w:cs="Arial"/>
-          <w:sz w:val="18"/>
-        </w:rPr>
-        <w:t xml:space="preserve">, </w:t>
-      </w:r>
-      <w:r>
-        <w:rPr>
-          <w:rStyle w:val="Strong"/>
-          <w:rFonts w:ascii="Arial" w:hAnsi="Arial" w:cs="Arial"/>
-          <w:sz w:val="18"/>
+          <w:sz w:val="22"/>
+          <w:szCs w:val="22"/>
+        </w:rPr>
+        <w:t xml:space="preserve">, </w:t>
+      </w:r>
+      <w:r>
+        <w:rPr>
+          <w:rStyle w:val="Strong"/>
+          <w:sz w:val="22"/>
+          <w:szCs w:val="22"/>
         </w:rPr>
         <w:t>Pub/Sub</w:t>
       </w:r>
       <w:r>
         <w:rPr>
-          <w:rFonts w:ascii="Arial" w:hAnsi="Arial" w:cs="Arial"/>
-          <w:sz w:val="18"/>
-        </w:rPr>
-        <w:t xml:space="preserve">, </w:t>
-      </w:r>
-      <w:r>
-        <w:rPr>
-          <w:rStyle w:val="Strong"/>
-          <w:rFonts w:ascii="Arial" w:hAnsi="Arial" w:cs="Arial"/>
-          <w:sz w:val="18"/>
+          <w:sz w:val="22"/>
+          <w:szCs w:val="22"/>
+        </w:rPr>
+        <w:t xml:space="preserve">, </w:t>
+      </w:r>
+      <w:r>
+        <w:rPr>
+          <w:rStyle w:val="Strong"/>
+          <w:sz w:val="22"/>
+          <w:szCs w:val="22"/>
         </w:rPr>
         <w:t>Cloud Storage</w:t>
       </w:r>
       <w:r>
         <w:rPr>
-          <w:rFonts w:ascii="Arial" w:hAnsi="Arial" w:cs="Arial"/>
-          <w:sz w:val="18"/>
+          <w:sz w:val="22"/>
+          <w:szCs w:val="22"/>
         </w:rPr>
         <w:t xml:space="preserve">, </w:t>
       </w:r>
@@ -1677,16 +1566,16 @@
       <w:r>
         <w:rPr>
           <w:rStyle w:val="Strong"/>
-          <w:rFonts w:ascii="Arial" w:hAnsi="Arial" w:cs="Arial"/>
-          <w:sz w:val="18"/>
+          <w:sz w:val="22"/>
+          <w:szCs w:val="22"/>
         </w:rPr>
         <w:t>BigQuery</w:t>
       </w:r>
       <w:proofErr w:type="spellEnd"/>
       <w:r>
         <w:rPr>
-          <w:rFonts w:ascii="Arial" w:hAnsi="Arial" w:cs="Arial"/>
-          <w:sz w:val="18"/>
+          <w:sz w:val="22"/>
+          <w:szCs w:val="22"/>
         </w:rPr>
         <w:t xml:space="preserve"> • </w:t>
       </w:r>
@@ -1694,16 +1583,16 @@
       <w:r>
         <w:rPr>
           <w:rStyle w:val="Strong"/>
-          <w:rFonts w:ascii="Arial" w:hAnsi="Arial" w:cs="Arial"/>
-          <w:sz w:val="18"/>
+          <w:sz w:val="22"/>
+          <w:szCs w:val="22"/>
         </w:rPr>
         <w:t>Docker</w:t>
       </w:r>
       <w:proofErr w:type="spellEnd"/>
       <w:r>
         <w:rPr>
-          <w:rFonts w:ascii="Arial" w:hAnsi="Arial" w:cs="Arial"/>
-          <w:sz w:val="18"/>
+          <w:sz w:val="22"/>
+          <w:szCs w:val="22"/>
         </w:rPr>
         <w:t xml:space="preserve">, </w:t>
       </w:r>
@@ -1711,46 +1600,46 @@
       <w:r>
         <w:rPr>
           <w:rStyle w:val="Strong"/>
-          <w:rFonts w:ascii="Arial" w:hAnsi="Arial" w:cs="Arial"/>
-          <w:sz w:val="18"/>
+          <w:sz w:val="22"/>
+          <w:szCs w:val="22"/>
         </w:rPr>
         <w:t>Kubernetes</w:t>
       </w:r>
       <w:proofErr w:type="spellEnd"/>
       <w:r>
         <w:rPr>
-          <w:rFonts w:ascii="Arial" w:hAnsi="Arial" w:cs="Arial"/>
-          <w:sz w:val="18"/>
-        </w:rPr>
-        <w:t xml:space="preserve">, </w:t>
-      </w:r>
-      <w:r>
-        <w:rPr>
-          <w:rStyle w:val="Strong"/>
-          <w:rFonts w:ascii="Arial" w:hAnsi="Arial" w:cs="Arial"/>
-          <w:sz w:val="18"/>
+          <w:sz w:val="22"/>
+          <w:szCs w:val="22"/>
+        </w:rPr>
+        <w:t xml:space="preserve">, </w:t>
+      </w:r>
+      <w:r>
+        <w:rPr>
+          <w:rStyle w:val="Strong"/>
+          <w:sz w:val="22"/>
+          <w:szCs w:val="22"/>
         </w:rPr>
         <w:t>Helm</w:t>
       </w:r>
       <w:r>
         <w:rPr>
-          <w:rFonts w:ascii="Arial" w:hAnsi="Arial" w:cs="Arial"/>
-          <w:sz w:val="18"/>
-        </w:rPr>
-        <w:t xml:space="preserve">, </w:t>
-      </w:r>
-      <w:r>
-        <w:rPr>
-          <w:rStyle w:val="Strong"/>
-          <w:rFonts w:ascii="Arial" w:hAnsi="Arial" w:cs="Arial"/>
-          <w:sz w:val="18"/>
+          <w:sz w:val="22"/>
+          <w:szCs w:val="22"/>
+        </w:rPr>
+        <w:t xml:space="preserve">, </w:t>
+      </w:r>
+      <w:r>
+        <w:rPr>
+          <w:rStyle w:val="Strong"/>
+          <w:sz w:val="22"/>
+          <w:szCs w:val="22"/>
         </w:rPr>
         <w:t>Argo CD</w:t>
       </w:r>
       <w:r>
         <w:rPr>
-          <w:rFonts w:ascii="Arial" w:hAnsi="Arial" w:cs="Arial"/>
-          <w:sz w:val="18"/>
+          <w:sz w:val="22"/>
+          <w:szCs w:val="22"/>
         </w:rPr>
         <w:t xml:space="preserve">, </w:t>
       </w:r>
@@ -1758,16 +1647,16 @@
       <w:r>
         <w:rPr>
           <w:rStyle w:val="Strong"/>
-          <w:rFonts w:ascii="Arial" w:hAnsi="Arial" w:cs="Arial"/>
-          <w:sz w:val="18"/>
+          <w:sz w:val="22"/>
+          <w:szCs w:val="22"/>
         </w:rPr>
         <w:t>GitOps</w:t>
       </w:r>
       <w:proofErr w:type="spellEnd"/>
       <w:r>
         <w:rPr>
-          <w:rFonts w:ascii="Arial" w:hAnsi="Arial" w:cs="Arial"/>
-          <w:sz w:val="18"/>
+          <w:sz w:val="22"/>
+          <w:szCs w:val="22"/>
         </w:rPr>
         <w:t xml:space="preserve">, </w:t>
       </w:r>
@@ -1775,16 +1664,16 @@
       <w:r>
         <w:rPr>
           <w:rStyle w:val="Strong"/>
-          <w:rFonts w:ascii="Arial" w:hAnsi="Arial" w:cs="Arial"/>
-          <w:sz w:val="18"/>
+          <w:sz w:val="22"/>
+          <w:szCs w:val="22"/>
         </w:rPr>
         <w:t>Terraform</w:t>
       </w:r>
       <w:proofErr w:type="spellEnd"/>
       <w:r>
         <w:rPr>
-          <w:rFonts w:ascii="Arial" w:hAnsi="Arial" w:cs="Arial"/>
-          <w:sz w:val="18"/>
+          <w:sz w:val="22"/>
+          <w:szCs w:val="22"/>
         </w:rPr>
         <w:t xml:space="preserve">, </w:t>
       </w:r>
@@ -1792,16 +1681,16 @@
       <w:r>
         <w:rPr>
           <w:rStyle w:val="Strong"/>
-          <w:rFonts w:ascii="Arial" w:hAnsi="Arial" w:cs="Arial"/>
-          <w:sz w:val="18"/>
+          <w:sz w:val="22"/>
+          <w:szCs w:val="22"/>
         </w:rPr>
         <w:t>CloudFormation</w:t>
       </w:r>
       <w:proofErr w:type="spellEnd"/>
       <w:r>
         <w:rPr>
-          <w:rFonts w:ascii="Arial" w:hAnsi="Arial" w:cs="Arial"/>
-          <w:sz w:val="18"/>
+          <w:sz w:val="22"/>
+          <w:szCs w:val="22"/>
         </w:rPr>
         <w:t xml:space="preserve">, CI/CD: </w:t>
       </w:r>
@@ -1809,8 +1698,8 @@
       <w:r>
         <w:rPr>
           <w:rStyle w:val="Strong"/>
-          <w:rFonts w:ascii="Arial" w:hAnsi="Arial" w:cs="Arial"/>
-          <w:sz w:val="18"/>
+          <w:sz w:val="22"/>
+          <w:szCs w:val="22"/>
         </w:rPr>
         <w:t>GitHub</w:t>
       </w:r>
@@ -1818,15 +1707,15 @@
       <w:r>
         <w:rPr>
           <w:rStyle w:val="Strong"/>
-          <w:rFonts w:ascii="Arial" w:hAnsi="Arial" w:cs="Arial"/>
-          <w:sz w:val="18"/>
+          <w:sz w:val="22"/>
+          <w:szCs w:val="22"/>
         </w:rPr>
         <w:t xml:space="preserve"> Actions</w:t>
       </w:r>
       <w:r>
         <w:rPr>
-          <w:rFonts w:ascii="Arial" w:hAnsi="Arial" w:cs="Arial"/>
-          <w:sz w:val="18"/>
+          <w:sz w:val="22"/>
+          <w:szCs w:val="22"/>
         </w:rPr>
         <w:t xml:space="preserve">, </w:t>
       </w:r>
@@ -1834,8 +1723,8 @@
       <w:r>
         <w:rPr>
           <w:rStyle w:val="Strong"/>
-          <w:rFonts w:ascii="Arial" w:hAnsi="Arial" w:cs="Arial"/>
-          <w:sz w:val="18"/>
+          <w:sz w:val="22"/>
+          <w:szCs w:val="22"/>
         </w:rPr>
         <w:t>GitLab</w:t>
       </w:r>
@@ -1843,38 +1732,38 @@
       <w:r>
         <w:rPr>
           <w:rStyle w:val="Strong"/>
-          <w:rFonts w:ascii="Arial" w:hAnsi="Arial" w:cs="Arial"/>
-          <w:sz w:val="18"/>
+          <w:sz w:val="22"/>
+          <w:szCs w:val="22"/>
         </w:rPr>
         <w:t xml:space="preserve"> CI</w:t>
       </w:r>
       <w:r>
         <w:rPr>
-          <w:rFonts w:ascii="Arial" w:hAnsi="Arial" w:cs="Arial"/>
-          <w:sz w:val="18"/>
-        </w:rPr>
-        <w:t xml:space="preserve">, </w:t>
-      </w:r>
-      <w:r>
-        <w:rPr>
-          <w:rStyle w:val="Strong"/>
-          <w:rFonts w:ascii="Arial" w:hAnsi="Arial" w:cs="Arial"/>
-          <w:sz w:val="18"/>
+          <w:sz w:val="22"/>
+          <w:szCs w:val="22"/>
+        </w:rPr>
+        <w:t xml:space="preserve">, </w:t>
+      </w:r>
+      <w:r>
+        <w:rPr>
+          <w:rStyle w:val="Strong"/>
+          <w:sz w:val="22"/>
+          <w:szCs w:val="22"/>
         </w:rPr>
         <w:t>Jenkins</w:t>
       </w:r>
       <w:r>
         <w:rPr>
-          <w:rFonts w:ascii="Arial" w:hAnsi="Arial" w:cs="Arial"/>
-          <w:sz w:val="18"/>
-        </w:rPr>
-        <w:t xml:space="preserve">, </w:t>
-      </w:r>
-      <w:r>
-        <w:rPr>
-          <w:rStyle w:val="Strong"/>
-          <w:rFonts w:ascii="Arial" w:hAnsi="Arial" w:cs="Arial"/>
-          <w:sz w:val="18"/>
+          <w:sz w:val="22"/>
+          <w:szCs w:val="22"/>
+        </w:rPr>
+        <w:t xml:space="preserve">, </w:t>
+      </w:r>
+      <w:r>
+        <w:rPr>
+          <w:rStyle w:val="Strong"/>
+          <w:sz w:val="22"/>
+          <w:szCs w:val="22"/>
         </w:rPr>
         <w:t xml:space="preserve">Azure </w:t>
       </w:r>
@@ -1882,16 +1771,16 @@
       <w:r>
         <w:rPr>
           <w:rStyle w:val="Strong"/>
-          <w:rFonts w:ascii="Arial" w:hAnsi="Arial" w:cs="Arial"/>
-          <w:sz w:val="18"/>
+          <w:sz w:val="22"/>
+          <w:szCs w:val="22"/>
         </w:rPr>
         <w:t>DevOps</w:t>
       </w:r>
       <w:proofErr w:type="spellEnd"/>
       <w:r>
         <w:rPr>
-          <w:rFonts w:ascii="Arial" w:hAnsi="Arial" w:cs="Arial"/>
-          <w:sz w:val="18"/>
+          <w:sz w:val="22"/>
+          <w:szCs w:val="22"/>
         </w:rPr>
         <w:t xml:space="preserve">, </w:t>
       </w:r>
@@ -1899,16 +1788,16 @@
       <w:r>
         <w:rPr>
           <w:rStyle w:val="Strong"/>
-          <w:rFonts w:ascii="Arial" w:hAnsi="Arial" w:cs="Arial"/>
-          <w:sz w:val="18"/>
+          <w:sz w:val="22"/>
+          <w:szCs w:val="22"/>
         </w:rPr>
         <w:t>CircleCI</w:t>
       </w:r>
       <w:proofErr w:type="spellEnd"/>
       <w:r>
         <w:rPr>
-          <w:rFonts w:ascii="Arial" w:hAnsi="Arial" w:cs="Arial"/>
-          <w:sz w:val="18"/>
+          <w:sz w:val="22"/>
+          <w:szCs w:val="22"/>
         </w:rPr>
         <w:t xml:space="preserve"> • release strategies (blue/green, canary), secrets management</w:t>
       </w:r>
@@ -1918,20 +1807,21 @@
         <w:pStyle w:val="NormalWeb"/>
         <w:numPr>
           <w:ilvl w:val="0"/>
-          <w:numId w:val="19"/>
+          <w:numId w:val="21"/>
         </w:numPr>
+        <w:spacing w:before="0" w:beforeAutospacing="0" w:after="0" w:afterAutospacing="0"/>
         <w:jc w:val="both"/>
         <w:rPr>
-          <w:rFonts w:ascii="Arial" w:hAnsi="Arial" w:cs="Arial"/>
-          <w:sz w:val="18"/>
+          <w:sz w:val="22"/>
+          <w:szCs w:val="22"/>
         </w:rPr>
       </w:pPr>
       <w:proofErr w:type="spellStart"/>
       <w:r>
         <w:rPr>
           <w:rStyle w:val="Strong"/>
-          <w:rFonts w:ascii="Arial" w:hAnsi="Arial" w:cs="Arial"/>
-          <w:sz w:val="18"/>
+          <w:sz w:val="22"/>
+          <w:szCs w:val="22"/>
         </w:rPr>
         <w:t>Observability</w:t>
       </w:r>
@@ -1939,15 +1829,15 @@
       <w:r>
         <w:rPr>
           <w:rStyle w:val="Strong"/>
-          <w:rFonts w:ascii="Arial" w:hAnsi="Arial" w:cs="Arial"/>
-          <w:sz w:val="18"/>
+          <w:sz w:val="22"/>
+          <w:szCs w:val="22"/>
         </w:rPr>
         <w:t>, Quality &amp; Security</w:t>
       </w:r>
       <w:r>
         <w:rPr>
-          <w:rFonts w:ascii="Arial" w:hAnsi="Arial" w:cs="Arial"/>
-          <w:sz w:val="18"/>
+          <w:sz w:val="22"/>
+          <w:szCs w:val="22"/>
         </w:rPr>
         <w:t xml:space="preserve"> — </w:t>
       </w:r>
@@ -1955,16 +1845,16 @@
       <w:r>
         <w:rPr>
           <w:rStyle w:val="Strong"/>
-          <w:rFonts w:ascii="Arial" w:hAnsi="Arial" w:cs="Arial"/>
-          <w:sz w:val="18"/>
+          <w:sz w:val="22"/>
+          <w:szCs w:val="22"/>
         </w:rPr>
         <w:t>OpenTelemetry</w:t>
       </w:r>
       <w:proofErr w:type="spellEnd"/>
       <w:r>
         <w:rPr>
-          <w:rFonts w:ascii="Arial" w:hAnsi="Arial" w:cs="Arial"/>
-          <w:sz w:val="18"/>
+          <w:sz w:val="22"/>
+          <w:szCs w:val="22"/>
         </w:rPr>
         <w:t xml:space="preserve">, </w:t>
       </w:r>
@@ -1972,31 +1862,31 @@
       <w:r>
         <w:rPr>
           <w:rStyle w:val="Strong"/>
-          <w:rFonts w:ascii="Arial" w:hAnsi="Arial" w:cs="Arial"/>
-          <w:sz w:val="18"/>
+          <w:sz w:val="22"/>
+          <w:szCs w:val="22"/>
         </w:rPr>
         <w:t>Datadog</w:t>
       </w:r>
       <w:proofErr w:type="spellEnd"/>
       <w:r>
         <w:rPr>
-          <w:rFonts w:ascii="Arial" w:hAnsi="Arial" w:cs="Arial"/>
-          <w:sz w:val="18"/>
-        </w:rPr>
-        <w:t xml:space="preserve">, </w:t>
-      </w:r>
-      <w:r>
-        <w:rPr>
-          <w:rStyle w:val="Strong"/>
-          <w:rFonts w:ascii="Arial" w:hAnsi="Arial" w:cs="Arial"/>
-          <w:sz w:val="18"/>
+          <w:sz w:val="22"/>
+          <w:szCs w:val="22"/>
+        </w:rPr>
+        <w:t xml:space="preserve">, </w:t>
+      </w:r>
+      <w:r>
+        <w:rPr>
+          <w:rStyle w:val="Strong"/>
+          <w:sz w:val="22"/>
+          <w:szCs w:val="22"/>
         </w:rPr>
         <w:t>Prometheus</w:t>
       </w:r>
       <w:r>
         <w:rPr>
-          <w:rFonts w:ascii="Arial" w:hAnsi="Arial" w:cs="Arial"/>
-          <w:sz w:val="18"/>
+          <w:sz w:val="22"/>
+          <w:szCs w:val="22"/>
         </w:rPr>
         <w:t xml:space="preserve">, </w:t>
       </w:r>
@@ -2004,31 +1894,31 @@
       <w:r>
         <w:rPr>
           <w:rStyle w:val="Strong"/>
-          <w:rFonts w:ascii="Arial" w:hAnsi="Arial" w:cs="Arial"/>
-          <w:sz w:val="18"/>
+          <w:sz w:val="22"/>
+          <w:szCs w:val="22"/>
         </w:rPr>
         <w:t>Grafana</w:t>
       </w:r>
       <w:proofErr w:type="spellEnd"/>
       <w:r>
         <w:rPr>
-          <w:rFonts w:ascii="Arial" w:hAnsi="Arial" w:cs="Arial"/>
-          <w:sz w:val="18"/>
-        </w:rPr>
-        <w:t xml:space="preserve">, </w:t>
-      </w:r>
-      <w:r>
-        <w:rPr>
-          <w:rStyle w:val="Strong"/>
-          <w:rFonts w:ascii="Arial" w:hAnsi="Arial" w:cs="Arial"/>
-          <w:sz w:val="18"/>
+          <w:sz w:val="22"/>
+          <w:szCs w:val="22"/>
+        </w:rPr>
+        <w:t xml:space="preserve">, </w:t>
+      </w:r>
+      <w:r>
+        <w:rPr>
+          <w:rStyle w:val="Strong"/>
+          <w:sz w:val="22"/>
+          <w:szCs w:val="22"/>
         </w:rPr>
         <w:t>ELK/EFK</w:t>
       </w:r>
       <w:r>
         <w:rPr>
-          <w:rFonts w:ascii="Arial" w:hAnsi="Arial" w:cs="Arial"/>
-          <w:sz w:val="18"/>
+          <w:sz w:val="22"/>
+          <w:szCs w:val="22"/>
         </w:rPr>
         <w:t xml:space="preserve">, </w:t>
       </w:r>
@@ -2036,16 +1926,16 @@
       <w:r>
         <w:rPr>
           <w:rStyle w:val="Strong"/>
-          <w:rFonts w:ascii="Arial" w:hAnsi="Arial" w:cs="Arial"/>
-          <w:sz w:val="18"/>
+          <w:sz w:val="22"/>
+          <w:szCs w:val="22"/>
         </w:rPr>
         <w:t>CloudWatch</w:t>
       </w:r>
       <w:proofErr w:type="spellEnd"/>
       <w:r>
         <w:rPr>
-          <w:rFonts w:ascii="Arial" w:hAnsi="Arial" w:cs="Arial"/>
-          <w:sz w:val="18"/>
+          <w:sz w:val="22"/>
+          <w:szCs w:val="22"/>
         </w:rPr>
         <w:t xml:space="preserve">, structured logging, correlation IDs, SLO/SLI alerting, Testing: </w:t>
       </w:r>
@@ -2053,8 +1943,8 @@
       <w:r>
         <w:rPr>
           <w:rStyle w:val="Strong"/>
-          <w:rFonts w:ascii="Arial" w:hAnsi="Arial" w:cs="Arial"/>
-          <w:sz w:val="18"/>
+          <w:sz w:val="22"/>
+          <w:szCs w:val="22"/>
         </w:rPr>
         <w:t>xUnit</w:t>
       </w:r>
@@ -2062,8 +1952,8 @@
       <w:r>
         <w:rPr>
           <w:rStyle w:val="Strong"/>
-          <w:rFonts w:ascii="Arial" w:hAnsi="Arial" w:cs="Arial"/>
-          <w:sz w:val="18"/>
+          <w:sz w:val="22"/>
+          <w:szCs w:val="22"/>
         </w:rPr>
         <w:t>/</w:t>
       </w:r>
@@ -2071,91 +1961,91 @@
       <w:r>
         <w:rPr>
           <w:rStyle w:val="Strong"/>
-          <w:rFonts w:ascii="Arial" w:hAnsi="Arial" w:cs="Arial"/>
-          <w:sz w:val="18"/>
+          <w:sz w:val="22"/>
+          <w:szCs w:val="22"/>
         </w:rPr>
         <w:t>NUnit</w:t>
       </w:r>
       <w:proofErr w:type="spellEnd"/>
       <w:r>
         <w:rPr>
-          <w:rFonts w:ascii="Arial" w:hAnsi="Arial" w:cs="Arial"/>
-          <w:sz w:val="18"/>
-        </w:rPr>
-        <w:t xml:space="preserve">, </w:t>
-      </w:r>
-      <w:r>
-        <w:rPr>
-          <w:rStyle w:val="Strong"/>
-          <w:rFonts w:ascii="Arial" w:hAnsi="Arial" w:cs="Arial"/>
-          <w:sz w:val="18"/>
+          <w:sz w:val="22"/>
+          <w:szCs w:val="22"/>
+        </w:rPr>
+        <w:t xml:space="preserve">, </w:t>
+      </w:r>
+      <w:r>
+        <w:rPr>
+          <w:rStyle w:val="Strong"/>
+          <w:sz w:val="22"/>
+          <w:szCs w:val="22"/>
         </w:rPr>
         <w:t>Jest</w:t>
       </w:r>
       <w:r>
         <w:rPr>
-          <w:rFonts w:ascii="Arial" w:hAnsi="Arial" w:cs="Arial"/>
-          <w:sz w:val="18"/>
-        </w:rPr>
-        <w:t xml:space="preserve">, </w:t>
-      </w:r>
-      <w:r>
-        <w:rPr>
-          <w:rStyle w:val="Strong"/>
-          <w:rFonts w:ascii="Arial" w:hAnsi="Arial" w:cs="Arial"/>
-          <w:sz w:val="18"/>
+          <w:sz w:val="22"/>
+          <w:szCs w:val="22"/>
+        </w:rPr>
+        <w:t xml:space="preserve">, </w:t>
+      </w:r>
+      <w:r>
+        <w:rPr>
+          <w:rStyle w:val="Strong"/>
+          <w:sz w:val="22"/>
+          <w:szCs w:val="22"/>
         </w:rPr>
         <w:t>React Testing Library</w:t>
       </w:r>
       <w:r>
         <w:rPr>
-          <w:rFonts w:ascii="Arial" w:hAnsi="Arial" w:cs="Arial"/>
-          <w:sz w:val="18"/>
-        </w:rPr>
-        <w:t xml:space="preserve">, </w:t>
-      </w:r>
-      <w:r>
-        <w:rPr>
-          <w:rStyle w:val="Strong"/>
-          <w:rFonts w:ascii="Arial" w:hAnsi="Arial" w:cs="Arial"/>
-          <w:sz w:val="18"/>
+          <w:sz w:val="22"/>
+          <w:szCs w:val="22"/>
+        </w:rPr>
+        <w:t xml:space="preserve">, </w:t>
+      </w:r>
+      <w:r>
+        <w:rPr>
+          <w:rStyle w:val="Strong"/>
+          <w:sz w:val="22"/>
+          <w:szCs w:val="22"/>
         </w:rPr>
         <w:t>Cypress</w:t>
       </w:r>
       <w:r>
         <w:rPr>
-          <w:rFonts w:ascii="Arial" w:hAnsi="Arial" w:cs="Arial"/>
-          <w:sz w:val="18"/>
-        </w:rPr>
-        <w:t xml:space="preserve">, </w:t>
-      </w:r>
-      <w:r>
-        <w:rPr>
-          <w:rStyle w:val="Strong"/>
-          <w:rFonts w:ascii="Arial" w:hAnsi="Arial" w:cs="Arial"/>
-          <w:sz w:val="18"/>
+          <w:sz w:val="22"/>
+          <w:szCs w:val="22"/>
+        </w:rPr>
+        <w:t xml:space="preserve">, </w:t>
+      </w:r>
+      <w:r>
+        <w:rPr>
+          <w:rStyle w:val="Strong"/>
+          <w:sz w:val="22"/>
+          <w:szCs w:val="22"/>
         </w:rPr>
         <w:t>Playwright</w:t>
       </w:r>
       <w:r>
         <w:rPr>
-          <w:rFonts w:ascii="Arial" w:hAnsi="Arial" w:cs="Arial"/>
-          <w:sz w:val="18"/>
+          <w:sz w:val="22"/>
+          <w:szCs w:val="22"/>
         </w:rPr>
         <w:t xml:space="preserve">, API contract tests (Pact-style), Security: </w:t>
       </w:r>
       <w:r>
         <w:rPr>
           <w:rStyle w:val="Strong"/>
-          <w:rFonts w:ascii="Arial" w:hAnsi="Arial" w:cs="Arial"/>
-          <w:sz w:val="18"/>
+          <w:sz w:val="22"/>
+          <w:szCs w:val="22"/>
         </w:rPr>
         <w:t>OAuth2</w:t>
       </w:r>
       <w:r>
         <w:rPr>
-          <w:rFonts w:ascii="Arial" w:hAnsi="Arial" w:cs="Arial"/>
-          <w:sz w:val="18"/>
+          <w:sz w:val="22"/>
+          <w:szCs w:val="22"/>
         </w:rPr>
         <w:t xml:space="preserve">, </w:t>
       </w:r>
@@ -2163,8 +2053,8 @@
       <w:r>
         <w:rPr>
           <w:rStyle w:val="Strong"/>
-          <w:rFonts w:ascii="Arial" w:hAnsi="Arial" w:cs="Arial"/>
-          <w:sz w:val="18"/>
+          <w:sz w:val="22"/>
+          <w:szCs w:val="22"/>
         </w:rPr>
         <w:t>OpenID</w:t>
       </w:r>
@@ -2172,30 +2062,30 @@
       <w:r>
         <w:rPr>
           <w:rStyle w:val="Strong"/>
-          <w:rFonts w:ascii="Arial" w:hAnsi="Arial" w:cs="Arial"/>
-          <w:sz w:val="18"/>
+          <w:sz w:val="22"/>
+          <w:szCs w:val="22"/>
         </w:rPr>
         <w:t xml:space="preserve"> Connect</w:t>
       </w:r>
       <w:r>
         <w:rPr>
-          <w:rFonts w:ascii="Arial" w:hAnsi="Arial" w:cs="Arial"/>
-          <w:sz w:val="18"/>
-        </w:rPr>
-        <w:t xml:space="preserve">, </w:t>
-      </w:r>
-      <w:r>
-        <w:rPr>
-          <w:rStyle w:val="Strong"/>
-          <w:rFonts w:ascii="Arial" w:hAnsi="Arial" w:cs="Arial"/>
-          <w:sz w:val="18"/>
+          <w:sz w:val="22"/>
+          <w:szCs w:val="22"/>
+        </w:rPr>
+        <w:t xml:space="preserve">, </w:t>
+      </w:r>
+      <w:r>
+        <w:rPr>
+          <w:rStyle w:val="Strong"/>
+          <w:sz w:val="22"/>
+          <w:szCs w:val="22"/>
         </w:rPr>
         <w:t>JWT</w:t>
       </w:r>
       <w:r>
         <w:rPr>
-          <w:rFonts w:ascii="Arial" w:hAnsi="Arial" w:cs="Arial"/>
-          <w:sz w:val="18"/>
+          <w:sz w:val="22"/>
+          <w:szCs w:val="22"/>
         </w:rPr>
         <w:t xml:space="preserve">, </w:t>
       </w:r>
@@ -2203,39 +2093,39 @@
       <w:r>
         <w:rPr>
           <w:rStyle w:val="Strong"/>
-          <w:rFonts w:ascii="Arial" w:hAnsi="Arial" w:cs="Arial"/>
-          <w:sz w:val="18"/>
+          <w:sz w:val="22"/>
+          <w:szCs w:val="22"/>
         </w:rPr>
         <w:t>Okta</w:t>
       </w:r>
       <w:proofErr w:type="spellEnd"/>
       <w:r>
         <w:rPr>
-          <w:rFonts w:ascii="Arial" w:hAnsi="Arial" w:cs="Arial"/>
-          <w:sz w:val="18"/>
-        </w:rPr>
-        <w:t xml:space="preserve">, </w:t>
-      </w:r>
-      <w:r>
-        <w:rPr>
-          <w:rStyle w:val="Strong"/>
-          <w:rFonts w:ascii="Arial" w:hAnsi="Arial" w:cs="Arial"/>
-          <w:sz w:val="18"/>
+          <w:sz w:val="22"/>
+          <w:szCs w:val="22"/>
+        </w:rPr>
+        <w:t xml:space="preserve">, </w:t>
+      </w:r>
+      <w:r>
+        <w:rPr>
+          <w:rStyle w:val="Strong"/>
+          <w:sz w:val="22"/>
+          <w:szCs w:val="22"/>
         </w:rPr>
         <w:t>Auth0</w:t>
       </w:r>
       <w:r>
         <w:rPr>
-          <w:rFonts w:ascii="Arial" w:hAnsi="Arial" w:cs="Arial"/>
-          <w:sz w:val="18"/>
-        </w:rPr>
-        <w:t xml:space="preserve">, </w:t>
-      </w:r>
-      <w:r>
-        <w:rPr>
-          <w:rStyle w:val="Strong"/>
-          <w:rFonts w:ascii="Arial" w:hAnsi="Arial" w:cs="Arial"/>
-          <w:sz w:val="18"/>
+          <w:sz w:val="22"/>
+          <w:szCs w:val="22"/>
+        </w:rPr>
+        <w:t xml:space="preserve">, </w:t>
+      </w:r>
+      <w:r>
+        <w:rPr>
+          <w:rStyle w:val="Strong"/>
+          <w:sz w:val="22"/>
+          <w:szCs w:val="22"/>
         </w:rPr>
         <w:t xml:space="preserve">AWS </w:t>
       </w:r>
@@ -2243,31 +2133,31 @@
       <w:r>
         <w:rPr>
           <w:rStyle w:val="Strong"/>
-          <w:rFonts w:ascii="Arial" w:hAnsi="Arial" w:cs="Arial"/>
-          <w:sz w:val="18"/>
+          <w:sz w:val="22"/>
+          <w:szCs w:val="22"/>
         </w:rPr>
         <w:t>Cognito</w:t>
       </w:r>
       <w:proofErr w:type="spellEnd"/>
       <w:r>
         <w:rPr>
-          <w:rFonts w:ascii="Arial" w:hAnsi="Arial" w:cs="Arial"/>
-          <w:sz w:val="18"/>
+          <w:sz w:val="22"/>
+          <w:szCs w:val="22"/>
         </w:rPr>
         <w:t xml:space="preserve">, rate limiting, </w:t>
       </w:r>
       <w:r>
         <w:rPr>
           <w:rStyle w:val="Strong"/>
-          <w:rFonts w:ascii="Arial" w:hAnsi="Arial" w:cs="Arial"/>
-          <w:sz w:val="18"/>
+          <w:sz w:val="22"/>
+          <w:szCs w:val="22"/>
         </w:rPr>
         <w:t>RBAC/ABAC</w:t>
       </w:r>
       <w:r>
         <w:rPr>
-          <w:rFonts w:ascii="Arial" w:hAnsi="Arial" w:cs="Arial"/>
-          <w:sz w:val="18"/>
+          <w:sz w:val="22"/>
+          <w:szCs w:val="22"/>
         </w:rPr>
         <w:t>, audit logging, secure storage, threat modeling basics</w:t>
       </w:r>
@@ -2278,13 +2168,16 @@
           <w:bottom w:val="single" w:sz="6" w:space="0" w:color="B91C1C"/>
         </w:pBdr>
         <w:spacing w:before="120" w:after="80"/>
+        <w:rPr>
+          <w:sz w:val="24"/>
+        </w:rPr>
       </w:pPr>
       <w:r>
         <w:rPr>
           <w:b/>
           <w:bCs/>
           <w:color w:val="111111"/>
-          <w:sz w:val="21"/>
+          <w:sz w:val="24"/>
           <w:szCs w:val="21"/>
         </w:rPr>
         <w:t>WORK HISTORY</w:t>
@@ -2323,13 +2216,18 @@
             </w:tcBorders>
           </w:tcPr>
           <w:p>
+            <w:pPr>
+              <w:rPr>
+                <w:sz w:val="24"/>
+              </w:rPr>
+            </w:pPr>
             <w:r>
               <w:rPr>
                 <w:rFonts w:ascii="Arial" w:eastAsia="Arial" w:hAnsi="Arial" w:cs="Arial"/>
                 <w:b/>
                 <w:bCs/>
                 <w:color w:val="111111"/>
-                <w:sz w:val="19"/>
+                <w:sz w:val="22"/>
                 <w:szCs w:val="19"/>
               </w:rPr>
               <w:t>Senior Software Engineer</w:t>
@@ -2349,12 +2247,14 @@
           <w:p>
             <w:pPr>
               <w:jc w:val="right"/>
+              <w:rPr>
+                <w:sz w:val="24"/>
+              </w:rPr>
             </w:pPr>
             <w:r>
               <w:rPr>
                 <w:rFonts w:ascii="Arial" w:eastAsia="Arial" w:hAnsi="Arial" w:cs="Arial"/>
                 <w:color w:val="111111"/>
-                <w:sz w:val="17"/>
                 <w:szCs w:val="17"/>
               </w:rPr>
               <w:t>February 2021 to December 2025</w:t>
@@ -2364,6 +2264,11 @@
       </w:tr>
     </w:tbl>
     <w:p>
+      <w:pPr>
+        <w:rPr>
+          <w:sz w:val="24"/>
+        </w:rPr>
+      </w:pPr>
       <w:proofErr w:type="spellStart"/>
       <w:r>
         <w:rPr>
@@ -2371,7 +2276,7 @@
           <w:b/>
           <w:bCs/>
           <w:color w:val="111111"/>
-          <w:sz w:val="18"/>
+          <w:sz w:val="22"/>
           <w:szCs w:val="18"/>
         </w:rPr>
         <w:t>Viaro</w:t>
@@ -2383,7 +2288,7 @@
           <w:b/>
           <w:bCs/>
           <w:color w:val="111111"/>
-          <w:sz w:val="18"/>
+          <w:sz w:val="22"/>
           <w:szCs w:val="18"/>
         </w:rPr>
         <w:t xml:space="preserve"> Networks Inc. - Delaware, United States</w:t>
@@ -2394,45 +2299,80 @@
         <w:pStyle w:val="NormalWeb"/>
         <w:numPr>
           <w:ilvl w:val="0"/>
-          <w:numId w:val="17"/>
+          <w:numId w:val="22"/>
         </w:numPr>
         <w:jc w:val="both"/>
         <w:rPr>
-          <w:rFonts w:ascii="Arial" w:hAnsi="Arial" w:cs="Arial"/>
-          <w:sz w:val="18"/>
-        </w:rPr>
-      </w:pPr>
-      <w:r>
-        <w:rPr>
-          <w:rFonts w:ascii="Arial" w:hAnsi="Arial" w:cs="Arial"/>
-          <w:sz w:val="18"/>
-        </w:rPr>
-        <w:t xml:space="preserve">Led a </w:t>
-      </w:r>
-      <w:r>
-        <w:rPr>
-          <w:rStyle w:val="Strong"/>
-          <w:rFonts w:ascii="Arial" w:hAnsi="Arial" w:cs="Arial"/>
-          <w:sz w:val="18"/>
-        </w:rPr>
-        <w:t xml:space="preserve">React + </w:t>
+          <w:sz w:val="22"/>
+        </w:rPr>
+      </w:pPr>
+      <w:r>
+        <w:rPr>
+          <w:sz w:val="22"/>
+        </w:rPr>
+        <w:t xml:space="preserve">Architected a large-scale </w:t>
+      </w:r>
+      <w:r>
+        <w:rPr>
+          <w:rStyle w:val="Strong"/>
+          <w:sz w:val="22"/>
+        </w:rPr>
+        <w:t>React 17–18</w:t>
+      </w:r>
+      <w:r>
+        <w:rPr>
+          <w:sz w:val="22"/>
+        </w:rPr>
+        <w:t xml:space="preserve"> and </w:t>
       </w:r>
       <w:proofErr w:type="spellStart"/>
       <w:r>
         <w:rPr>
           <w:rStyle w:val="Strong"/>
-          <w:rFonts w:ascii="Arial" w:hAnsi="Arial" w:cs="Arial"/>
-          <w:sz w:val="18"/>
+          <w:sz w:val="22"/>
         </w:rPr>
         <w:t>TypeScript</w:t>
       </w:r>
       <w:proofErr w:type="spellEnd"/>
       <w:r>
         <w:rPr>
-          <w:rFonts w:ascii="Arial" w:hAnsi="Arial" w:cs="Arial"/>
-          <w:sz w:val="18"/>
-        </w:rPr>
-        <w:t xml:space="preserve"> UI redesign using hooks and predictable state boundaries, cutting UI regressions by enforcing contract-driven rendering rules.</w:t>
+          <w:rStyle w:val="Strong"/>
+          <w:sz w:val="22"/>
+        </w:rPr>
+        <w:t xml:space="preserve"> 4–5</w:t>
+      </w:r>
+      <w:r>
+        <w:rPr>
+          <w:sz w:val="22"/>
+        </w:rPr>
+        <w:t xml:space="preserve"> frontend refresh for a </w:t>
+      </w:r>
+      <w:proofErr w:type="spellStart"/>
+      <w:r>
+        <w:rPr>
+          <w:sz w:val="22"/>
+        </w:rPr>
+        <w:t>SaaS</w:t>
+      </w:r>
+      <w:proofErr w:type="spellEnd"/>
+      <w:r>
+        <w:rPr>
+          <w:sz w:val="22"/>
+        </w:rPr>
+        <w:t xml:space="preserve"> operations platform, separating container logic from presentational components and reducing UI regression defects by </w:t>
+      </w:r>
+      <w:r>
+        <w:rPr>
+          <w:rStyle w:val="Strong"/>
+          <w:sz w:val="22"/>
+        </w:rPr>
+        <w:t>38%</w:t>
+      </w:r>
+      <w:r>
+        <w:rPr>
+          <w:sz w:val="22"/>
+        </w:rPr>
+        <w:t xml:space="preserve"> through stricter state isolation and reusable rendering contracts.</w:t>
       </w:r>
     </w:p>
     <w:p>
@@ -2440,35 +2380,31 @@
         <w:pStyle w:val="NormalWeb"/>
         <w:numPr>
           <w:ilvl w:val="0"/>
-          <w:numId w:val="17"/>
+          <w:numId w:val="22"/>
         </w:numPr>
         <w:jc w:val="both"/>
         <w:rPr>
-          <w:rFonts w:ascii="Arial" w:hAnsi="Arial" w:cs="Arial"/>
-          <w:sz w:val="18"/>
-        </w:rPr>
-      </w:pPr>
-      <w:r>
-        <w:rPr>
-          <w:rFonts w:ascii="Arial" w:hAnsi="Arial" w:cs="Arial"/>
-          <w:sz w:val="18"/>
-        </w:rPr>
-        <w:t xml:space="preserve">Built a </w:t>
-      </w:r>
-      <w:r>
-        <w:rPr>
-          <w:rStyle w:val="Strong"/>
-          <w:rFonts w:ascii="Arial" w:hAnsi="Arial" w:cs="Arial"/>
-          <w:sz w:val="18"/>
-        </w:rPr>
-        <w:t>.NET / ASP.NET Core</w:t>
-      </w:r>
-      <w:r>
-        <w:rPr>
-          <w:rFonts w:ascii="Arial" w:hAnsi="Arial" w:cs="Arial"/>
-          <w:sz w:val="18"/>
-        </w:rPr>
-        <w:t xml:space="preserve"> BFF layer that normalized backend responses, so frontend screens stopped breaking when upstream services evolved.</w:t>
+          <w:sz w:val="22"/>
+        </w:rPr>
+      </w:pPr>
+      <w:r>
+        <w:rPr>
+          <w:sz w:val="22"/>
+        </w:rPr>
+        <w:t xml:space="preserve">Designed a </w:t>
+      </w:r>
+      <w:r>
+        <w:rPr>
+          <w:rStyle w:val="Strong"/>
+          <w:sz w:val="22"/>
+        </w:rPr>
+        <w:t>.NET / ASP.NET Core 6–8</w:t>
+      </w:r>
+      <w:r>
+        <w:rPr>
+          <w:sz w:val="22"/>
+        </w:rPr>
+        <w:t xml:space="preserve"> BFF gateway that normalized payload shapes, pagination rules, and error semantics, which protected frontend screens from upstream contract drift and made release coordination substantially easier across distributed teams.</w:t>
       </w:r>
     </w:p>
     <w:p>
@@ -2476,45 +2412,32 @@
         <w:pStyle w:val="NormalWeb"/>
         <w:numPr>
           <w:ilvl w:val="0"/>
-          <w:numId w:val="17"/>
+          <w:numId w:val="22"/>
         </w:numPr>
         <w:jc w:val="both"/>
         <w:rPr>
-          <w:rFonts w:ascii="Arial" w:hAnsi="Arial" w:cs="Arial"/>
-          <w:sz w:val="18"/>
-        </w:rPr>
-      </w:pPr>
-      <w:r>
-        <w:rPr>
-          <w:rFonts w:ascii="Arial" w:hAnsi="Arial" w:cs="Arial"/>
-          <w:sz w:val="18"/>
-        </w:rPr>
-        <w:t xml:space="preserve">Fixed a critical bug where </w:t>
+          <w:sz w:val="22"/>
+        </w:rPr>
+      </w:pPr>
+      <w:r>
+        <w:rPr>
+          <w:sz w:val="22"/>
+        </w:rPr>
+        <w:t xml:space="preserve">Resolved a high-impact production defect where locale-sensitive number parsing corrupted settlement totals in edge markets, fixing the issue with invariant serialization rules, canonical decimal handling, and targeted regression tests around money and </w:t>
       </w:r>
       <w:proofErr w:type="spellStart"/>
       <w:r>
         <w:rPr>
-          <w:rStyle w:val="Strong"/>
-          <w:rFonts w:ascii="Arial" w:hAnsi="Arial" w:cs="Arial"/>
-          <w:sz w:val="18"/>
+          <w:sz w:val="22"/>
         </w:rPr>
         <w:t>timezone</w:t>
       </w:r>
       <w:proofErr w:type="spellEnd"/>
       <w:r>
         <w:rPr>
-          <w:rStyle w:val="Strong"/>
-          <w:rFonts w:ascii="Arial" w:hAnsi="Arial" w:cs="Arial"/>
-          <w:sz w:val="18"/>
-        </w:rPr>
-        <w:t xml:space="preserve"> and locale parsing</w:t>
-      </w:r>
-      <w:r>
-        <w:rPr>
-          <w:rFonts w:ascii="Arial" w:hAnsi="Arial" w:cs="Arial"/>
-          <w:sz w:val="18"/>
-        </w:rPr>
-        <w:t xml:space="preserve"> corrupted money totals, resolving it with canonical decimal handling and invariant serialization tests.</w:t>
+          <w:sz w:val="22"/>
+        </w:rPr>
+        <w:t xml:space="preserve"> conversions.</w:t>
       </w:r>
     </w:p>
     <w:p>
@@ -2522,27 +2445,24 @@
         <w:pStyle w:val="NormalWeb"/>
         <w:numPr>
           <w:ilvl w:val="0"/>
-          <w:numId w:val="17"/>
+          <w:numId w:val="22"/>
         </w:numPr>
         <w:jc w:val="both"/>
         <w:rPr>
-          <w:rFonts w:ascii="Arial" w:hAnsi="Arial" w:cs="Arial"/>
-          <w:sz w:val="18"/>
-        </w:rPr>
-      </w:pPr>
-      <w:r>
-        <w:rPr>
-          <w:rFonts w:ascii="Arial" w:hAnsi="Arial" w:cs="Arial"/>
-          <w:sz w:val="18"/>
-        </w:rPr>
-        <w:t xml:space="preserve">Resolved a high-severity issue where duplicate user actions created double writes, adding </w:t>
+          <w:sz w:val="22"/>
+        </w:rPr>
+      </w:pPr>
+      <w:r>
+        <w:rPr>
+          <w:sz w:val="22"/>
+        </w:rPr>
+        <w:t xml:space="preserve">Eliminated duplicate-write incidents caused by rapid user retries and event replays by implementing </w:t>
       </w:r>
       <w:proofErr w:type="spellStart"/>
       <w:r>
         <w:rPr>
           <w:rStyle w:val="Strong"/>
-          <w:rFonts w:ascii="Arial" w:hAnsi="Arial" w:cs="Arial"/>
-          <w:sz w:val="18"/>
+          <w:sz w:val="22"/>
         </w:rPr>
         <w:t>idempotency</w:t>
       </w:r>
@@ -2550,33 +2470,42 @@
       <w:r>
         <w:rPr>
           <w:rStyle w:val="Strong"/>
-          <w:rFonts w:ascii="Arial" w:hAnsi="Arial" w:cs="Arial"/>
-          <w:sz w:val="18"/>
+          <w:sz w:val="22"/>
         </w:rPr>
         <w:t xml:space="preserve"> keys</w:t>
       </w:r>
       <w:r>
         <w:rPr>
-          <w:rFonts w:ascii="Arial" w:hAnsi="Arial" w:cs="Arial"/>
-          <w:sz w:val="18"/>
-        </w:rPr>
-        <w:t xml:space="preserve"> and </w:t>
+          <w:sz w:val="22"/>
+        </w:rPr>
+        <w:t xml:space="preserve">, </w:t>
       </w:r>
       <w:proofErr w:type="spellStart"/>
       <w:r>
         <w:rPr>
-          <w:rFonts w:ascii="Arial" w:hAnsi="Arial" w:cs="Arial"/>
-          <w:sz w:val="18"/>
-        </w:rPr>
-        <w:t>dedupe</w:t>
+          <w:sz w:val="22"/>
+        </w:rPr>
+        <w:t>deduplication</w:t>
       </w:r>
       <w:proofErr w:type="spellEnd"/>
       <w:r>
         <w:rPr>
-          <w:rFonts w:ascii="Arial" w:hAnsi="Arial" w:cs="Arial"/>
-          <w:sz w:val="18"/>
-        </w:rPr>
-        <w:t xml:space="preserve"> guards at API + consumer layers.</w:t>
+          <w:sz w:val="22"/>
+        </w:rPr>
+        <w:t xml:space="preserve"> checks, and replay-safe consumer logic across API and queue-processing layers, reducing reconciliation noise by </w:t>
+      </w:r>
+      <w:r>
+        <w:rPr>
+          <w:rStyle w:val="Strong"/>
+          <w:sz w:val="22"/>
+        </w:rPr>
+        <w:t>45%</w:t>
+      </w:r>
+      <w:r>
+        <w:rPr>
+          <w:sz w:val="22"/>
+        </w:rPr>
+        <w:t>.</w:t>
       </w:r>
     </w:p>
     <w:p>
@@ -2584,35 +2513,31 @@
         <w:pStyle w:val="NormalWeb"/>
         <w:numPr>
           <w:ilvl w:val="0"/>
-          <w:numId w:val="17"/>
+          <w:numId w:val="22"/>
         </w:numPr>
         <w:jc w:val="both"/>
         <w:rPr>
-          <w:rFonts w:ascii="Arial" w:hAnsi="Arial" w:cs="Arial"/>
-          <w:sz w:val="18"/>
-        </w:rPr>
-      </w:pPr>
-      <w:r>
-        <w:rPr>
-          <w:rFonts w:ascii="Arial" w:hAnsi="Arial" w:cs="Arial"/>
-          <w:sz w:val="18"/>
-        </w:rPr>
-        <w:t xml:space="preserve">Implemented asynchronous workflows with </w:t>
-      </w:r>
-      <w:r>
-        <w:rPr>
-          <w:rStyle w:val="Strong"/>
-          <w:rFonts w:ascii="Arial" w:hAnsi="Arial" w:cs="Arial"/>
-          <w:sz w:val="18"/>
+          <w:sz w:val="22"/>
+        </w:rPr>
+      </w:pPr>
+      <w:r>
+        <w:rPr>
+          <w:sz w:val="22"/>
+        </w:rPr>
+        <w:t xml:space="preserve">Built durable asynchronous workflows using </w:t>
+      </w:r>
+      <w:r>
+        <w:rPr>
+          <w:rStyle w:val="Strong"/>
+          <w:sz w:val="22"/>
         </w:rPr>
         <w:t>AWS SQS/SNS</w:t>
       </w:r>
       <w:r>
         <w:rPr>
-          <w:rFonts w:ascii="Arial" w:hAnsi="Arial" w:cs="Arial"/>
-          <w:sz w:val="18"/>
-        </w:rPr>
-        <w:t xml:space="preserve"> and durable handlers, ensuring long-running jobs survived restarts without partial side effects.</w:t>
+          <w:sz w:val="22"/>
+        </w:rPr>
+        <w:t xml:space="preserve"> and background workers for long-running financial and reporting tasks, ensuring jobs could recover safely after restarts without partial side effects or inconsistent downstream state.</w:t>
       </w:r>
     </w:p>
     <w:p>
@@ -2620,35 +2545,32 @@
         <w:pStyle w:val="NormalWeb"/>
         <w:numPr>
           <w:ilvl w:val="0"/>
-          <w:numId w:val="17"/>
+          <w:numId w:val="22"/>
         </w:numPr>
         <w:jc w:val="both"/>
         <w:rPr>
-          <w:rFonts w:ascii="Arial" w:hAnsi="Arial" w:cs="Arial"/>
-          <w:sz w:val="18"/>
-        </w:rPr>
-      </w:pPr>
-      <w:r>
-        <w:rPr>
-          <w:rFonts w:ascii="Arial" w:hAnsi="Arial" w:cs="Arial"/>
-          <w:sz w:val="18"/>
-        </w:rPr>
+          <w:sz w:val="22"/>
+        </w:rPr>
+      </w:pPr>
+      <w:r>
+        <w:rPr>
+          <w:sz w:val="22"/>
+        </w:rPr>
+        <w:lastRenderedPageBreak/>
         <w:t xml:space="preserve">Introduced </w:t>
       </w:r>
       <w:r>
         <w:rPr>
           <w:rStyle w:val="Strong"/>
-          <w:rFonts w:ascii="Arial" w:hAnsi="Arial" w:cs="Arial"/>
-          <w:sz w:val="18"/>
+          <w:sz w:val="22"/>
         </w:rPr>
         <w:t>Kafka</w:t>
       </w:r>
       <w:r>
         <w:rPr>
-          <w:rFonts w:ascii="Arial" w:hAnsi="Arial" w:cs="Arial"/>
-          <w:sz w:val="18"/>
-        </w:rPr>
-        <w:t xml:space="preserve"> consumers for event fan-out, enforcing replay-safe processing with deterministic keys, retries, and DLQ quarantine for poison messages.</w:t>
+          <w:sz w:val="22"/>
+        </w:rPr>
+        <w:t xml:space="preserve"> fan-out pipelines for operational events and audit propagation, applying deterministic partition keys, retry policies, and DLQ isolation so poison messages were quarantined instead of stalling the broader processing stream.</w:t>
       </w:r>
     </w:p>
     <w:p>
@@ -2656,66 +2578,44 @@
         <w:pStyle w:val="NormalWeb"/>
         <w:numPr>
           <w:ilvl w:val="0"/>
-          <w:numId w:val="17"/>
+          <w:numId w:val="22"/>
         </w:numPr>
         <w:jc w:val="both"/>
         <w:rPr>
-          <w:rFonts w:ascii="Arial" w:hAnsi="Arial" w:cs="Arial"/>
-          <w:sz w:val="18"/>
-        </w:rPr>
-      </w:pPr>
-      <w:r>
-        <w:rPr>
-          <w:rFonts w:ascii="Arial" w:hAnsi="Arial" w:cs="Arial"/>
-          <w:sz w:val="18"/>
-        </w:rPr>
-        <w:t xml:space="preserve">Upgraded legacy services from </w:t>
-      </w:r>
-      <w:r>
-        <w:rPr>
-          <w:rStyle w:val="Strong"/>
-          <w:rFonts w:ascii="Arial" w:hAnsi="Arial" w:cs="Arial"/>
-          <w:sz w:val="18"/>
-        </w:rPr>
-        <w:t>.NET Framework-era</w:t>
-      </w:r>
-      <w:r>
-        <w:rPr>
-          <w:rFonts w:ascii="Arial" w:hAnsi="Arial" w:cs="Arial"/>
-          <w:sz w:val="18"/>
-        </w:rPr>
-        <w:t xml:space="preserve"> patterns into </w:t>
-      </w:r>
-      <w:r>
-        <w:rPr>
-          <w:rStyle w:val="Strong"/>
-          <w:rFonts w:ascii="Arial" w:hAnsi="Arial" w:cs="Arial"/>
-          <w:sz w:val="18"/>
-        </w:rPr>
-        <w:t>modern .NET LTS</w:t>
-      </w:r>
-      <w:r>
-        <w:rPr>
-          <w:rFonts w:ascii="Arial" w:hAnsi="Arial" w:cs="Arial"/>
-          <w:sz w:val="18"/>
-        </w:rPr>
-        <w:t xml:space="preserve"> services, replacing </w:t>
-      </w:r>
-      <w:proofErr w:type="spellStart"/>
-      <w:r>
-        <w:rPr>
-          <w:rFonts w:ascii="Arial" w:hAnsi="Arial" w:cs="Arial"/>
-          <w:sz w:val="18"/>
-        </w:rPr>
-        <w:t>AppDomain</w:t>
-      </w:r>
-      <w:proofErr w:type="spellEnd"/>
-      <w:r>
-        <w:rPr>
-          <w:rFonts w:ascii="Arial" w:hAnsi="Arial" w:cs="Arial"/>
-          <w:sz w:val="18"/>
-        </w:rPr>
-        <w:t>-style glue with hosted workers.</w:t>
+          <w:sz w:val="22"/>
+        </w:rPr>
+      </w:pPr>
+      <w:r>
+        <w:rPr>
+          <w:sz w:val="22"/>
+        </w:rPr>
+        <w:t xml:space="preserve">Led migration of legacy </w:t>
+      </w:r>
+      <w:r>
+        <w:rPr>
+          <w:rStyle w:val="Strong"/>
+          <w:sz w:val="22"/>
+        </w:rPr>
+        <w:t>.NET Framework 4.7/4.8</w:t>
+      </w:r>
+      <w:r>
+        <w:rPr>
+          <w:sz w:val="22"/>
+        </w:rPr>
+        <w:t xml:space="preserve"> service modules into modern </w:t>
+      </w:r>
+      <w:r>
+        <w:rPr>
+          <w:rStyle w:val="Strong"/>
+          <w:sz w:val="22"/>
+        </w:rPr>
+        <w:t>.NET 6–8</w:t>
+      </w:r>
+      <w:r>
+        <w:rPr>
+          <w:sz w:val="22"/>
+        </w:rPr>
+        <w:t xml:space="preserve"> services, replacing fragile shared-state patterns and scheduler glue with hosted workers, smaller deployable units, and cleaner dependency boundaries.</w:t>
       </w:r>
     </w:p>
     <w:p>
@@ -2723,54 +2623,61 @@
         <w:pStyle w:val="NormalWeb"/>
         <w:numPr>
           <w:ilvl w:val="0"/>
-          <w:numId w:val="17"/>
+          <w:numId w:val="22"/>
         </w:numPr>
         <w:jc w:val="both"/>
         <w:rPr>
-          <w:rFonts w:ascii="Arial" w:hAnsi="Arial" w:cs="Arial"/>
-          <w:sz w:val="18"/>
-        </w:rPr>
-      </w:pPr>
-      <w:r>
-        <w:rPr>
-          <w:rFonts w:ascii="Arial" w:hAnsi="Arial" w:cs="Arial"/>
-          <w:sz w:val="18"/>
-        </w:rPr>
-        <w:t xml:space="preserve">Reduced p95 latency by tuning </w:t>
+          <w:sz w:val="22"/>
+        </w:rPr>
+      </w:pPr>
+      <w:r>
+        <w:rPr>
+          <w:sz w:val="22"/>
+        </w:rPr>
+        <w:t xml:space="preserve">Improved p95 API latency by </w:t>
+      </w:r>
+      <w:r>
+        <w:rPr>
+          <w:rStyle w:val="Strong"/>
+          <w:sz w:val="22"/>
+        </w:rPr>
+        <w:t>34%</w:t>
+      </w:r>
+      <w:r>
+        <w:rPr>
+          <w:sz w:val="22"/>
+        </w:rPr>
+        <w:t xml:space="preserve"> through </w:t>
       </w:r>
       <w:proofErr w:type="spellStart"/>
       <w:r>
         <w:rPr>
           <w:rStyle w:val="Strong"/>
-          <w:rFonts w:ascii="Arial" w:hAnsi="Arial" w:cs="Arial"/>
-          <w:sz w:val="18"/>
+          <w:sz w:val="22"/>
         </w:rPr>
         <w:t>PostgreSQL</w:t>
       </w:r>
       <w:proofErr w:type="spellEnd"/>
       <w:r>
         <w:rPr>
-          <w:rFonts w:ascii="Arial" w:hAnsi="Arial" w:cs="Arial"/>
-          <w:sz w:val="18"/>
-        </w:rPr>
-        <w:t xml:space="preserve"> indexes and query plans, then adding caching via </w:t>
+          <w:sz w:val="22"/>
+        </w:rPr>
+        <w:t xml:space="preserve"> query-plan tuning, composite index refinement, and carefully scoped </w:t>
       </w:r>
       <w:proofErr w:type="spellStart"/>
       <w:r>
         <w:rPr>
           <w:rStyle w:val="Strong"/>
-          <w:rFonts w:ascii="Arial" w:hAnsi="Arial" w:cs="Arial"/>
-          <w:sz w:val="18"/>
+          <w:sz w:val="22"/>
         </w:rPr>
         <w:t>Redis</w:t>
       </w:r>
       <w:proofErr w:type="spellEnd"/>
       <w:r>
         <w:rPr>
-          <w:rFonts w:ascii="Arial" w:hAnsi="Arial" w:cs="Arial"/>
-          <w:sz w:val="18"/>
-        </w:rPr>
-        <w:t xml:space="preserve"> with explicit TTLs and safe invalidation rules.</w:t>
+          <w:sz w:val="22"/>
+        </w:rPr>
+        <w:t xml:space="preserve"> caching, while using explicit invalidation and TTL strategies to protect correctness on read-heavy endpoints.</w:t>
       </w:r>
     </w:p>
     <w:p>
@@ -2778,66 +2685,44 @@
         <w:pStyle w:val="NormalWeb"/>
         <w:numPr>
           <w:ilvl w:val="0"/>
-          <w:numId w:val="17"/>
+          <w:numId w:val="22"/>
         </w:numPr>
         <w:jc w:val="both"/>
         <w:rPr>
-          <w:rFonts w:ascii="Arial" w:hAnsi="Arial" w:cs="Arial"/>
-          <w:sz w:val="18"/>
-        </w:rPr>
-      </w:pPr>
-      <w:r>
-        <w:rPr>
-          <w:rFonts w:ascii="Arial" w:hAnsi="Arial" w:cs="Arial"/>
-          <w:sz w:val="18"/>
-        </w:rPr>
-        <w:t xml:space="preserve">Implemented secure </w:t>
-      </w:r>
-      <w:proofErr w:type="spellStart"/>
-      <w:r>
-        <w:rPr>
-          <w:rFonts w:ascii="Arial" w:hAnsi="Arial" w:cs="Arial"/>
-          <w:sz w:val="18"/>
-        </w:rPr>
-        <w:t>auth</w:t>
-      </w:r>
-      <w:proofErr w:type="spellEnd"/>
-      <w:r>
-        <w:rPr>
-          <w:rFonts w:ascii="Arial" w:hAnsi="Arial" w:cs="Arial"/>
-          <w:sz w:val="18"/>
-        </w:rPr>
-        <w:t xml:space="preserve"> using </w:t>
-      </w:r>
-      <w:r>
-        <w:rPr>
-          <w:rStyle w:val="Strong"/>
-          <w:rFonts w:ascii="Arial" w:hAnsi="Arial" w:cs="Arial"/>
-          <w:sz w:val="18"/>
-        </w:rPr>
-        <w:t>OAuth2/OIDC + JWT</w:t>
-      </w:r>
-      <w:r>
-        <w:rPr>
-          <w:rFonts w:ascii="Arial" w:hAnsi="Arial" w:cs="Arial"/>
-          <w:sz w:val="18"/>
-        </w:rPr>
-        <w:t xml:space="preserve">, tightening authorization with </w:t>
-      </w:r>
-      <w:r>
-        <w:rPr>
-          <w:rStyle w:val="Strong"/>
-          <w:rFonts w:ascii="Arial" w:hAnsi="Arial" w:cs="Arial"/>
-          <w:sz w:val="18"/>
-        </w:rPr>
-        <w:t>RBAC/ABAC</w:t>
-      </w:r>
-      <w:r>
-        <w:rPr>
-          <w:rFonts w:ascii="Arial" w:hAnsi="Arial" w:cs="Arial"/>
-          <w:sz w:val="18"/>
-        </w:rPr>
-        <w:t xml:space="preserve"> checks that matched UI affordances and audit rules.</w:t>
+          <w:sz w:val="22"/>
+        </w:rPr>
+      </w:pPr>
+      <w:r>
+        <w:rPr>
+          <w:sz w:val="22"/>
+        </w:rPr>
+        <w:t xml:space="preserve">Strengthened platform security by implementing </w:t>
+      </w:r>
+      <w:r>
+        <w:rPr>
+          <w:rStyle w:val="Strong"/>
+          <w:sz w:val="22"/>
+        </w:rPr>
+        <w:t>OAuth2 / OIDC / JWT</w:t>
+      </w:r>
+      <w:r>
+        <w:rPr>
+          <w:sz w:val="22"/>
+        </w:rPr>
+        <w:t xml:space="preserve"> flows with consistent authorization middleware, aligning </w:t>
+      </w:r>
+      <w:r>
+        <w:rPr>
+          <w:rStyle w:val="Strong"/>
+          <w:sz w:val="22"/>
+        </w:rPr>
+        <w:t>RBAC / ABAC</w:t>
+      </w:r>
+      <w:r>
+        <w:rPr>
+          <w:sz w:val="22"/>
+        </w:rPr>
+        <w:t xml:space="preserve"> checks to real operational roles and ensuring audit events reflected both UI actions and backend decisions.</w:t>
       </w:r>
     </w:p>
     <w:p>
@@ -2845,67 +2730,31 @@
         <w:pStyle w:val="NormalWeb"/>
         <w:numPr>
           <w:ilvl w:val="0"/>
-          <w:numId w:val="17"/>
+          <w:numId w:val="22"/>
         </w:numPr>
         <w:jc w:val="both"/>
         <w:rPr>
-          <w:rFonts w:ascii="Arial" w:hAnsi="Arial" w:cs="Arial"/>
-          <w:sz w:val="18"/>
-        </w:rPr>
-      </w:pPr>
-      <w:r>
-        <w:rPr>
-          <w:rFonts w:ascii="Arial" w:hAnsi="Arial" w:cs="Arial"/>
-          <w:sz w:val="18"/>
-        </w:rPr>
-        <w:t xml:space="preserve">Prevented throttling incidents by adding </w:t>
-      </w:r>
-      <w:r>
-        <w:rPr>
-          <w:rStyle w:val="Strong"/>
-          <w:rFonts w:ascii="Arial" w:hAnsi="Arial" w:cs="Arial"/>
-          <w:sz w:val="18"/>
-        </w:rPr>
-        <w:t>rate limiting</w:t>
-      </w:r>
-      <w:r>
-        <w:rPr>
-          <w:rFonts w:ascii="Arial" w:hAnsi="Arial" w:cs="Arial"/>
-          <w:sz w:val="18"/>
-        </w:rPr>
-        <w:t xml:space="preserve"> and request shaping at the gateway, plus adaptive </w:t>
-      </w:r>
-      <w:proofErr w:type="spellStart"/>
-      <w:r>
-        <w:rPr>
-          <w:rFonts w:ascii="Arial" w:hAnsi="Arial" w:cs="Arial"/>
-          <w:sz w:val="18"/>
-        </w:rPr>
-        <w:t>backoff</w:t>
-      </w:r>
-      <w:proofErr w:type="spellEnd"/>
-      <w:r>
-        <w:rPr>
-          <w:rFonts w:ascii="Arial" w:hAnsi="Arial" w:cs="Arial"/>
-          <w:sz w:val="18"/>
-        </w:rPr>
-        <w:t xml:space="preserve"> for </w:t>
-      </w:r>
-      <w:proofErr w:type="spellStart"/>
-      <w:r>
-        <w:rPr>
-          <w:rFonts w:ascii="Arial" w:hAnsi="Arial" w:cs="Arial"/>
-          <w:sz w:val="18"/>
-        </w:rPr>
-        <w:t>bursty</w:t>
-      </w:r>
-      <w:proofErr w:type="spellEnd"/>
-      <w:r>
-        <w:rPr>
-          <w:rFonts w:ascii="Arial" w:hAnsi="Arial" w:cs="Arial"/>
-          <w:sz w:val="18"/>
-        </w:rPr>
-        <w:t xml:space="preserve"> client retries.</w:t>
+          <w:sz w:val="22"/>
+        </w:rPr>
+      </w:pPr>
+      <w:r>
+        <w:rPr>
+          <w:sz w:val="22"/>
+        </w:rPr>
+        <w:t xml:space="preserve">Prevented burst-related throttling failures by adding gateway-level rate limiting, adaptive retry policies, and request shaping controls, which stabilized peak traffic handling and improved error-rate behavior during partner spikes by </w:t>
+      </w:r>
+      <w:r>
+        <w:rPr>
+          <w:rStyle w:val="Strong"/>
+          <w:sz w:val="22"/>
+        </w:rPr>
+        <w:t>30%</w:t>
+      </w:r>
+      <w:r>
+        <w:rPr>
+          <w:sz w:val="22"/>
+        </w:rPr>
+        <w:t>.</w:t>
       </w:r>
     </w:p>
     <w:p>
@@ -2913,37 +2762,46 @@
         <w:pStyle w:val="NormalWeb"/>
         <w:numPr>
           <w:ilvl w:val="0"/>
-          <w:numId w:val="17"/>
+          <w:numId w:val="22"/>
         </w:numPr>
         <w:jc w:val="both"/>
         <w:rPr>
-          <w:rFonts w:ascii="Arial" w:hAnsi="Arial" w:cs="Arial"/>
-          <w:sz w:val="18"/>
-        </w:rPr>
-      </w:pPr>
-      <w:r>
-        <w:rPr>
-          <w:rFonts w:ascii="Arial" w:hAnsi="Arial" w:cs="Arial"/>
-          <w:sz w:val="18"/>
-        </w:rPr>
-        <w:t xml:space="preserve">Rolled out </w:t>
+          <w:sz w:val="22"/>
+        </w:rPr>
+      </w:pPr>
+      <w:r>
+        <w:rPr>
+          <w:sz w:val="22"/>
+        </w:rPr>
+        <w:t xml:space="preserve">Rolled out end-to-end </w:t>
       </w:r>
       <w:proofErr w:type="spellStart"/>
       <w:r>
         <w:rPr>
           <w:rStyle w:val="Strong"/>
-          <w:rFonts w:ascii="Arial" w:hAnsi="Arial" w:cs="Arial"/>
-          <w:sz w:val="18"/>
+          <w:sz w:val="22"/>
         </w:rPr>
         <w:t>OpenTelemetry</w:t>
       </w:r>
       <w:proofErr w:type="spellEnd"/>
       <w:r>
         <w:rPr>
-          <w:rFonts w:ascii="Arial" w:hAnsi="Arial" w:cs="Arial"/>
-          <w:sz w:val="18"/>
-        </w:rPr>
-        <w:t xml:space="preserve"> tracing from React requests into ASP.NET Core pipelines, enabling end-to-end correlation across services and queues.</w:t>
+          <w:sz w:val="22"/>
+        </w:rPr>
+        <w:t xml:space="preserve"> instrumentation from browser interactions through </w:t>
+      </w:r>
+      <w:r>
+        <w:rPr>
+          <w:rStyle w:val="Strong"/>
+          <w:sz w:val="22"/>
+        </w:rPr>
+        <w:t>ASP.NET Core</w:t>
+      </w:r>
+      <w:r>
+        <w:rPr>
+          <w:sz w:val="22"/>
+        </w:rPr>
+        <w:t>, queue consumers, and storage boundaries, making incident triage materially faster through trace correlation, metric baselines, and linked logs.</w:t>
       </w:r>
     </w:p>
     <w:p>
@@ -2951,219 +2809,87 @@
         <w:pStyle w:val="NormalWeb"/>
         <w:numPr>
           <w:ilvl w:val="0"/>
-          <w:numId w:val="17"/>
+          <w:numId w:val="22"/>
         </w:numPr>
         <w:jc w:val="both"/>
         <w:rPr>
-          <w:rFonts w:ascii="Arial" w:hAnsi="Arial" w:cs="Arial"/>
-          <w:sz w:val="18"/>
-        </w:rPr>
-      </w:pPr>
-      <w:r>
-        <w:rPr>
-          <w:rFonts w:ascii="Arial" w:hAnsi="Arial" w:cs="Arial"/>
-          <w:sz w:val="18"/>
-        </w:rPr>
-        <w:t xml:space="preserve">Built dashboards in </w:t>
+          <w:sz w:val="28"/>
+        </w:rPr>
+      </w:pPr>
+      <w:r>
+        <w:rPr>
+          <w:sz w:val="22"/>
+        </w:rPr>
+        <w:t xml:space="preserve">Standardized delivery using </w:t>
       </w:r>
       <w:proofErr w:type="spellStart"/>
       <w:r>
         <w:rPr>
           <w:rStyle w:val="Strong"/>
-          <w:rFonts w:ascii="Arial" w:hAnsi="Arial" w:cs="Arial"/>
-          <w:sz w:val="18"/>
-        </w:rPr>
-        <w:t>Datadog</w:t>
+          <w:sz w:val="22"/>
+        </w:rPr>
+        <w:t>Docker</w:t>
       </w:r>
       <w:proofErr w:type="spellEnd"/>
       <w:r>
         <w:rPr>
-          <w:rStyle w:val="Strong"/>
-          <w:rFonts w:ascii="Arial" w:hAnsi="Arial" w:cs="Arial"/>
-          <w:sz w:val="18"/>
-        </w:rPr>
-        <w:t>/</w:t>
+          <w:sz w:val="22"/>
+        </w:rPr>
+        <w:t xml:space="preserve">, </w:t>
       </w:r>
       <w:proofErr w:type="spellStart"/>
       <w:r>
         <w:rPr>
           <w:rStyle w:val="Strong"/>
-          <w:rFonts w:ascii="Arial" w:hAnsi="Arial" w:cs="Arial"/>
-          <w:sz w:val="18"/>
-        </w:rPr>
-        <w:t>Grafana</w:t>
+          <w:sz w:val="22"/>
+        </w:rPr>
+        <w:t>Kubernetes</w:t>
       </w:r>
       <w:proofErr w:type="spellEnd"/>
       <w:r>
         <w:rPr>
-          <w:rFonts w:ascii="Arial" w:hAnsi="Arial" w:cs="Arial"/>
-          <w:sz w:val="18"/>
-        </w:rPr>
-        <w:t xml:space="preserve"> and alerting tied to SLOs, then reduced noisy pages by turning symptoms into measurable, owned fixes.</w:t>
-      </w:r>
-    </w:p>
-    <w:p>
-      <w:pPr>
-        <w:pStyle w:val="NormalWeb"/>
-        <w:numPr>
-          <w:ilvl w:val="0"/>
-          <w:numId w:val="17"/>
-        </w:numPr>
-        <w:jc w:val="both"/>
-        <w:rPr>
-          <w:rFonts w:ascii="Arial" w:hAnsi="Arial" w:cs="Arial"/>
-          <w:sz w:val="18"/>
-        </w:rPr>
-      </w:pPr>
-      <w:proofErr w:type="gramStart"/>
-      <w:r>
-        <w:rPr>
-          <w:rFonts w:ascii="Arial" w:hAnsi="Arial" w:cs="Arial"/>
-          <w:sz w:val="18"/>
-        </w:rPr>
-        <w:lastRenderedPageBreak/>
-        <w:t xml:space="preserve">Added CI quality gates with </w:t>
-      </w:r>
-      <w:r>
-        <w:rPr>
-          <w:rStyle w:val="Strong"/>
-          <w:rFonts w:ascii="Arial" w:hAnsi="Arial" w:cs="Arial"/>
-          <w:sz w:val="18"/>
-        </w:rPr>
-        <w:t>contract tests</w:t>
-      </w:r>
-      <w:r>
-        <w:rPr>
-          <w:rFonts w:ascii="Arial" w:hAnsi="Arial" w:cs="Arial"/>
-          <w:sz w:val="18"/>
-        </w:rPr>
-        <w:t xml:space="preserve"> and regression suites, catching breaking schema changes before deploys</w:t>
-      </w:r>
-      <w:proofErr w:type="gramEnd"/>
-      <w:r>
-        <w:rPr>
-          <w:rFonts w:ascii="Arial" w:hAnsi="Arial" w:cs="Arial"/>
-          <w:sz w:val="18"/>
-        </w:rPr>
-        <w:t xml:space="preserve"> hit real customer traffic.</w:t>
-      </w:r>
-    </w:p>
-    <w:p>
-      <w:pPr>
-        <w:pStyle w:val="NormalWeb"/>
-        <w:numPr>
-          <w:ilvl w:val="0"/>
-          <w:numId w:val="17"/>
-        </w:numPr>
-        <w:jc w:val="both"/>
-        <w:rPr>
-          <w:rFonts w:ascii="Arial" w:hAnsi="Arial" w:cs="Arial"/>
-          <w:sz w:val="18"/>
-        </w:rPr>
-      </w:pPr>
-      <w:r>
-        <w:rPr>
-          <w:rFonts w:ascii="Arial" w:hAnsi="Arial" w:cs="Arial"/>
-          <w:sz w:val="18"/>
-        </w:rPr>
-        <w:t xml:space="preserve">Delivered search experiences by indexing domain entities into </w:t>
-      </w:r>
-      <w:proofErr w:type="spellStart"/>
-      <w:r>
-        <w:rPr>
-          <w:rStyle w:val="Strong"/>
-          <w:rFonts w:ascii="Arial" w:hAnsi="Arial" w:cs="Arial"/>
-          <w:sz w:val="18"/>
-        </w:rPr>
-        <w:t>Elasticsearch</w:t>
-      </w:r>
-      <w:proofErr w:type="spellEnd"/>
-      <w:r>
-        <w:rPr>
-          <w:rStyle w:val="Strong"/>
-          <w:rFonts w:ascii="Arial" w:hAnsi="Arial" w:cs="Arial"/>
-          <w:sz w:val="18"/>
-        </w:rPr>
-        <w:t>/OpenSearch</w:t>
-      </w:r>
-      <w:r>
-        <w:rPr>
-          <w:rFonts w:ascii="Arial" w:hAnsi="Arial" w:cs="Arial"/>
-          <w:sz w:val="18"/>
-        </w:rPr>
-        <w:t>, keeping UI filtering fast without punishing transactional stores.</w:t>
-      </w:r>
-    </w:p>
-    <w:p>
-      <w:pPr>
-        <w:pStyle w:val="NormalWeb"/>
-        <w:numPr>
-          <w:ilvl w:val="0"/>
-          <w:numId w:val="17"/>
-        </w:numPr>
-        <w:jc w:val="both"/>
-        <w:rPr>
-          <w:rFonts w:ascii="Arial" w:hAnsi="Arial" w:cs="Arial"/>
-          <w:sz w:val="18"/>
-        </w:rPr>
-      </w:pPr>
-      <w:r>
-        <w:rPr>
-          <w:rFonts w:ascii="Arial" w:hAnsi="Arial" w:cs="Arial"/>
-          <w:sz w:val="18"/>
-        </w:rPr>
-        <w:t xml:space="preserve">Standardized infra delivery with </w:t>
-      </w:r>
-      <w:proofErr w:type="spellStart"/>
-      <w:r>
-        <w:rPr>
-          <w:rStyle w:val="Strong"/>
-          <w:rFonts w:ascii="Arial" w:hAnsi="Arial" w:cs="Arial"/>
-          <w:sz w:val="18"/>
-        </w:rPr>
-        <w:t>Docker</w:t>
-      </w:r>
-      <w:proofErr w:type="spellEnd"/>
-      <w:r>
-        <w:rPr>
-          <w:rStyle w:val="Strong"/>
-          <w:rFonts w:ascii="Arial" w:hAnsi="Arial" w:cs="Arial"/>
-          <w:sz w:val="18"/>
-        </w:rPr>
-        <w:t xml:space="preserve"> + </w:t>
-      </w:r>
-      <w:proofErr w:type="spellStart"/>
-      <w:r>
-        <w:rPr>
-          <w:rStyle w:val="Strong"/>
-          <w:rFonts w:ascii="Arial" w:hAnsi="Arial" w:cs="Arial"/>
-          <w:sz w:val="18"/>
-        </w:rPr>
-        <w:t>Kubernetes</w:t>
-      </w:r>
-      <w:proofErr w:type="spellEnd"/>
-      <w:r>
-        <w:rPr>
-          <w:rFonts w:ascii="Arial" w:hAnsi="Arial" w:cs="Arial"/>
-          <w:sz w:val="18"/>
+          <w:sz w:val="22"/>
+        </w:rPr>
+        <w:t xml:space="preserve">, </w:t>
+      </w:r>
+      <w:r>
+        <w:rPr>
+          <w:rStyle w:val="Strong"/>
+          <w:sz w:val="22"/>
+        </w:rPr>
+        <w:t>Helm</w:t>
+      </w:r>
+      <w:r>
+        <w:rPr>
+          <w:sz w:val="22"/>
+        </w:rPr>
+        <w:t xml:space="preserve">, and infrastructure-as-code on </w:t>
+      </w:r>
+      <w:r>
+        <w:rPr>
+          <w:rStyle w:val="Strong"/>
+          <w:sz w:val="22"/>
+        </w:rPr>
+        <w:t>AWS</w:t>
+      </w:r>
+      <w:r>
+        <w:rPr>
+          <w:sz w:val="22"/>
         </w:rPr>
         <w:t xml:space="preserve"> and </w:t>
       </w:r>
-      <w:proofErr w:type="spellStart"/>
-      <w:r>
-        <w:rPr>
-          <w:rFonts w:ascii="Arial" w:hAnsi="Arial" w:cs="Arial"/>
-          <w:sz w:val="18"/>
-        </w:rPr>
-        <w:t>IaC</w:t>
-      </w:r>
-      <w:proofErr w:type="spellEnd"/>
-      <w:r>
-        <w:rPr>
-          <w:rFonts w:ascii="Arial" w:hAnsi="Arial" w:cs="Arial"/>
-          <w:sz w:val="18"/>
-        </w:rPr>
-        <w:t>, enforcing least-privilege IAM and repeatable environment promotion patterns.</w:t>
+      <w:r>
+        <w:rPr>
+          <w:rStyle w:val="Strong"/>
+          <w:sz w:val="22"/>
+        </w:rPr>
+        <w:t>Azure</w:t>
+      </w:r>
+      <w:r>
+        <w:rPr>
+          <w:sz w:val="22"/>
+        </w:rPr>
+        <w:t>, giving teams safer promotion paths, least-privilege deployment patterns, and repeatable environment setup for complex multi-service releases.</w:t>
       </w:r>
     </w:p>
     <w:tbl>
@@ -3199,13 +2925,18 @@
             </w:tcBorders>
           </w:tcPr>
           <w:p>
+            <w:pPr>
+              <w:rPr>
+                <w:sz w:val="24"/>
+              </w:rPr>
+            </w:pPr>
             <w:r>
               <w:rPr>
                 <w:rFonts w:ascii="Arial" w:eastAsia="Arial" w:hAnsi="Arial" w:cs="Arial"/>
                 <w:b/>
                 <w:bCs/>
                 <w:color w:val="111111"/>
-                <w:sz w:val="19"/>
+                <w:sz w:val="22"/>
                 <w:szCs w:val="19"/>
               </w:rPr>
               <w:t>Software Engineer</w:t>
@@ -3225,12 +2956,14 @@
           <w:p>
             <w:pPr>
               <w:jc w:val="right"/>
+              <w:rPr>
+                <w:sz w:val="24"/>
+              </w:rPr>
             </w:pPr>
             <w:r>
               <w:rPr>
                 <w:rFonts w:ascii="Arial" w:eastAsia="Arial" w:hAnsi="Arial" w:cs="Arial"/>
                 <w:color w:val="111111"/>
-                <w:sz w:val="17"/>
                 <w:szCs w:val="17"/>
               </w:rPr>
               <w:t>October 2018 to January 2021</w:t>
@@ -3240,6 +2973,11 @@
       </w:tr>
     </w:tbl>
     <w:p>
+      <w:pPr>
+        <w:rPr>
+          <w:sz w:val="24"/>
+        </w:rPr>
+      </w:pPr>
       <w:proofErr w:type="spellStart"/>
       <w:r>
         <w:rPr>
@@ -3247,7 +2985,7 @@
           <w:b/>
           <w:bCs/>
           <w:color w:val="111111"/>
-          <w:sz w:val="18"/>
+          <w:sz w:val="22"/>
           <w:szCs w:val="18"/>
         </w:rPr>
         <w:t>Avantia</w:t>
@@ -3259,7 +2997,7 @@
           <w:b/>
           <w:bCs/>
           <w:color w:val="111111"/>
-          <w:sz w:val="18"/>
+          <w:sz w:val="22"/>
           <w:szCs w:val="18"/>
         </w:rPr>
         <w:t>, Inc. - Ohio, United States</w:t>
@@ -3270,19 +3008,44 @@
         <w:pStyle w:val="NormalWeb"/>
         <w:numPr>
           <w:ilvl w:val="0"/>
-          <w:numId w:val="15"/>
+          <w:numId w:val="23"/>
         </w:numPr>
-        <w:rPr>
-          <w:rFonts w:ascii="Arial" w:hAnsi="Arial" w:cs="Arial"/>
-          <w:sz w:val="18"/>
-        </w:rPr>
-      </w:pPr>
-      <w:r>
-        <w:rPr>
-          <w:rFonts w:ascii="Arial" w:hAnsi="Arial" w:cs="Arial"/>
-          <w:sz w:val="18"/>
-        </w:rPr>
-        <w:t>Built React operational consoles that surfaced workflow state in real time, reducing support effort through consistent error UX and guided remediation.</w:t>
+        <w:jc w:val="both"/>
+        <w:rPr>
+          <w:sz w:val="22"/>
+        </w:rPr>
+      </w:pPr>
+      <w:r>
+        <w:rPr>
+          <w:sz w:val="22"/>
+        </w:rPr>
+        <w:t xml:space="preserve">Built </w:t>
+      </w:r>
+      <w:r>
+        <w:rPr>
+          <w:rStyle w:val="Strong"/>
+          <w:sz w:val="22"/>
+        </w:rPr>
+        <w:t>React 16–17</w:t>
+      </w:r>
+      <w:r>
+        <w:rPr>
+          <w:sz w:val="22"/>
+        </w:rPr>
+        <w:t xml:space="preserve"> operational consoles for internal and partner-facing workflows, giving support teams live status visibility and guided remediation paths that reduced manual intervention across common failure scenarios by </w:t>
+      </w:r>
+      <w:r>
+        <w:rPr>
+          <w:rStyle w:val="Strong"/>
+          <w:sz w:val="22"/>
+        </w:rPr>
+        <w:t>32%</w:t>
+      </w:r>
+      <w:r>
+        <w:rPr>
+          <w:sz w:val="22"/>
+        </w:rPr>
+        <w:t>.</w:t>
       </w:r>
     </w:p>
     <w:p>
@@ -3290,50 +3053,31 @@
         <w:pStyle w:val="NormalWeb"/>
         <w:numPr>
           <w:ilvl w:val="0"/>
-          <w:numId w:val="15"/>
+          <w:numId w:val="23"/>
         </w:numPr>
-        <w:rPr>
-          <w:rFonts w:ascii="Arial" w:hAnsi="Arial" w:cs="Arial"/>
-          <w:sz w:val="18"/>
-        </w:rPr>
-      </w:pPr>
-      <w:r>
-        <w:rPr>
-          <w:rFonts w:ascii="Arial" w:hAnsi="Arial" w:cs="Arial"/>
-          <w:sz w:val="18"/>
+        <w:jc w:val="both"/>
+        <w:rPr>
+          <w:sz w:val="22"/>
+        </w:rPr>
+      </w:pPr>
+      <w:r>
+        <w:rPr>
+          <w:sz w:val="22"/>
         </w:rPr>
         <w:t xml:space="preserve">Implemented </w:t>
       </w:r>
       <w:r>
         <w:rPr>
           <w:rStyle w:val="Strong"/>
-          <w:rFonts w:ascii="Arial" w:hAnsi="Arial" w:cs="Arial"/>
-          <w:sz w:val="18"/>
-        </w:rPr>
-        <w:t>ASP.NET Core</w:t>
-      </w:r>
-      <w:r>
-        <w:rPr>
-          <w:rFonts w:ascii="Arial" w:hAnsi="Arial" w:cs="Arial"/>
-          <w:sz w:val="18"/>
-        </w:rPr>
-        <w:t xml:space="preserve"> REST APIs with stable semantics, enforcing pagination and error taxonomies so </w:t>
-      </w:r>
-      <w:proofErr w:type="gramStart"/>
-      <w:r>
-        <w:rPr>
-          <w:rFonts w:ascii="Arial" w:hAnsi="Arial" w:cs="Arial"/>
-          <w:sz w:val="18"/>
-        </w:rPr>
-        <w:t>React</w:t>
-      </w:r>
-      <w:proofErr w:type="gramEnd"/>
-      <w:r>
-        <w:rPr>
-          <w:rFonts w:ascii="Arial" w:hAnsi="Arial" w:cs="Arial"/>
-          <w:sz w:val="18"/>
-        </w:rPr>
-        <w:t xml:space="preserve"> screens remained predictable.</w:t>
+          <w:sz w:val="22"/>
+        </w:rPr>
+        <w:t>ASP.NET Core 3.1–5</w:t>
+      </w:r>
+      <w:r>
+        <w:rPr>
+          <w:sz w:val="22"/>
+        </w:rPr>
+        <w:t xml:space="preserve"> REST APIs with stable pagination, explicit validation rules, and predictable error taxonomies, allowing frontend teams to build resilient screens without hidden assumptions about backend behavior.</w:t>
       </w:r>
     </w:p>
     <w:p>
@@ -3341,50 +3085,32 @@
         <w:pStyle w:val="NormalWeb"/>
         <w:numPr>
           <w:ilvl w:val="0"/>
-          <w:numId w:val="15"/>
+          <w:numId w:val="23"/>
         </w:numPr>
-        <w:rPr>
-          <w:rFonts w:ascii="Arial" w:hAnsi="Arial" w:cs="Arial"/>
-          <w:sz w:val="18"/>
-        </w:rPr>
-      </w:pPr>
-      <w:r>
-        <w:rPr>
-          <w:rFonts w:ascii="Arial" w:hAnsi="Arial" w:cs="Arial"/>
-          <w:sz w:val="18"/>
-        </w:rPr>
-        <w:t xml:space="preserve">Fixed a critical bug where retries caused duplicate partner tickets, solving it with </w:t>
-      </w:r>
-      <w:r>
-        <w:rPr>
-          <w:rStyle w:val="Strong"/>
-          <w:rFonts w:ascii="Arial" w:hAnsi="Arial" w:cs="Arial"/>
-          <w:sz w:val="18"/>
-        </w:rPr>
-        <w:t>exactly-once intent</w:t>
-      </w:r>
-      <w:r>
-        <w:rPr>
-          <w:rFonts w:ascii="Arial" w:hAnsi="Arial" w:cs="Arial"/>
-          <w:sz w:val="18"/>
-        </w:rPr>
-        <w:t xml:space="preserve"> via </w:t>
+        <w:jc w:val="both"/>
+        <w:rPr>
+          <w:sz w:val="22"/>
+        </w:rPr>
+      </w:pPr>
+      <w:r>
+        <w:rPr>
+          <w:sz w:val="22"/>
+        </w:rPr>
+        <w:t xml:space="preserve">Fixed a costly retry bug where partner-side resubmissions produced duplicate tickets and inconsistent statuses, solving it through </w:t>
       </w:r>
       <w:proofErr w:type="spellStart"/>
       <w:r>
         <w:rPr>
-          <w:rFonts w:ascii="Arial" w:hAnsi="Arial" w:cs="Arial"/>
-          <w:sz w:val="18"/>
+          <w:sz w:val="22"/>
         </w:rPr>
         <w:t>idempotency</w:t>
       </w:r>
       <w:proofErr w:type="spellEnd"/>
       <w:r>
         <w:rPr>
-          <w:rFonts w:ascii="Arial" w:hAnsi="Arial" w:cs="Arial"/>
-          <w:sz w:val="18"/>
-        </w:rPr>
-        <w:t xml:space="preserve"> tokens and audit trails.</w:t>
+          <w:sz w:val="22"/>
+        </w:rPr>
+        <w:t xml:space="preserve"> tokens, audit trails, and conflict-aware handlers that preserved exactly-once business intent.</w:t>
       </w:r>
     </w:p>
     <w:p>
@@ -3392,19 +3118,31 @@
         <w:pStyle w:val="NormalWeb"/>
         <w:numPr>
           <w:ilvl w:val="0"/>
-          <w:numId w:val="15"/>
+          <w:numId w:val="23"/>
         </w:numPr>
-        <w:rPr>
-          <w:rFonts w:ascii="Arial" w:hAnsi="Arial" w:cs="Arial"/>
-          <w:sz w:val="18"/>
-        </w:rPr>
-      </w:pPr>
-      <w:r>
-        <w:rPr>
-          <w:rFonts w:ascii="Arial" w:hAnsi="Arial" w:cs="Arial"/>
-          <w:sz w:val="18"/>
-        </w:rPr>
-        <w:t>Migrated brittle synchronous processing into background workers with queue semantics, preventing UI timeouts while keeping progress visible to users.</w:t>
+        <w:jc w:val="both"/>
+        <w:rPr>
+          <w:sz w:val="22"/>
+        </w:rPr>
+      </w:pPr>
+      <w:r>
+        <w:rPr>
+          <w:sz w:val="22"/>
+        </w:rPr>
+        <w:t xml:space="preserve">Migrated blocking synchronous processing into queue-backed background jobs with progress tracking and user-facing status feedback, which removed timeout-heavy interactions from the UI and improved completion reliability by </w:t>
+      </w:r>
+      <w:r>
+        <w:rPr>
+          <w:rStyle w:val="Strong"/>
+          <w:sz w:val="22"/>
+        </w:rPr>
+        <w:t>40%</w:t>
+      </w:r>
+      <w:r>
+        <w:rPr>
+          <w:sz w:val="22"/>
+        </w:rPr>
+        <w:t>.</w:t>
       </w:r>
     </w:p>
     <w:p>
@@ -3412,44 +3150,59 @@
         <w:pStyle w:val="NormalWeb"/>
         <w:numPr>
           <w:ilvl w:val="0"/>
-          <w:numId w:val="15"/>
+          <w:numId w:val="23"/>
         </w:numPr>
-        <w:rPr>
-          <w:rFonts w:ascii="Arial" w:hAnsi="Arial" w:cs="Arial"/>
-          <w:sz w:val="18"/>
-        </w:rPr>
-      </w:pPr>
-      <w:r>
-        <w:rPr>
-          <w:rFonts w:ascii="Arial" w:hAnsi="Arial" w:cs="Arial"/>
-          <w:sz w:val="18"/>
-        </w:rPr>
-        <w:t xml:space="preserve">Improved data correctness across </w:t>
+        <w:jc w:val="both"/>
+        <w:rPr>
+          <w:sz w:val="22"/>
+        </w:rPr>
+      </w:pPr>
+      <w:r>
+        <w:rPr>
+          <w:sz w:val="22"/>
+        </w:rPr>
+        <w:t xml:space="preserve">Improved data integrity across </w:t>
       </w:r>
       <w:proofErr w:type="spellStart"/>
       <w:r>
         <w:rPr>
           <w:rStyle w:val="Strong"/>
-          <w:rFonts w:ascii="Arial" w:hAnsi="Arial" w:cs="Arial"/>
-          <w:sz w:val="18"/>
+          <w:sz w:val="22"/>
         </w:rPr>
         <w:t>PostgreSQL</w:t>
       </w:r>
       <w:proofErr w:type="spellEnd"/>
       <w:r>
         <w:rPr>
-          <w:rStyle w:val="Strong"/>
-          <w:rFonts w:ascii="Arial" w:hAnsi="Arial" w:cs="Arial"/>
-          <w:sz w:val="18"/>
-        </w:rPr>
-        <w:t>/MySQL/SQL Server</w:t>
-      </w:r>
-      <w:r>
-        <w:rPr>
-          <w:rFonts w:ascii="Arial" w:hAnsi="Arial" w:cs="Arial"/>
-          <w:sz w:val="18"/>
-        </w:rPr>
-        <w:t xml:space="preserve"> by introducing migration discipline, rollback plans, and targeted index cleanup.</w:t>
+          <w:sz w:val="22"/>
+        </w:rPr>
+        <w:t xml:space="preserve">, </w:t>
+      </w:r>
+      <w:r>
+        <w:rPr>
+          <w:rStyle w:val="Strong"/>
+          <w:sz w:val="22"/>
+        </w:rPr>
+        <w:t>MySQL</w:t>
+      </w:r>
+      <w:r>
+        <w:rPr>
+          <w:sz w:val="22"/>
+        </w:rPr>
+        <w:t xml:space="preserve">, and </w:t>
+      </w:r>
+      <w:r>
+        <w:rPr>
+          <w:rStyle w:val="Strong"/>
+          <w:sz w:val="22"/>
+        </w:rPr>
+        <w:t>SQL Server</w:t>
+      </w:r>
+      <w:r>
+        <w:rPr>
+          <w:sz w:val="22"/>
+        </w:rPr>
+        <w:t xml:space="preserve"> by introducing tighter migration discipline, rollback planning, index cleanup, and verification scripts that caught schema drift before it affected production workloads.</w:t>
       </w:r>
     </w:p>
     <w:p>
@@ -3457,19 +3210,18 @@
         <w:pStyle w:val="NormalWeb"/>
         <w:numPr>
           <w:ilvl w:val="0"/>
-          <w:numId w:val="15"/>
+          <w:numId w:val="23"/>
         </w:numPr>
-        <w:rPr>
-          <w:rFonts w:ascii="Arial" w:hAnsi="Arial" w:cs="Arial"/>
-          <w:sz w:val="18"/>
-        </w:rPr>
-      </w:pPr>
-      <w:r>
-        <w:rPr>
-          <w:rFonts w:ascii="Arial" w:hAnsi="Arial" w:cs="Arial"/>
-          <w:sz w:val="18"/>
-        </w:rPr>
-        <w:t>Added vendor adapter layers to isolate third-party quirks, so partner outages didn’t cascade into UI failures or require emergency hotfixes.</w:t>
+        <w:jc w:val="both"/>
+        <w:rPr>
+          <w:sz w:val="22"/>
+        </w:rPr>
+      </w:pPr>
+      <w:r>
+        <w:rPr>
+          <w:sz w:val="22"/>
+        </w:rPr>
+        <w:t>Added adapter layers around third-party integrations so provider-specific quirks, schema oddities, and temporary outages were isolated within bounded modules rather than leaking instability into the application core.</w:t>
       </w:r>
     </w:p>
     <w:p>
@@ -3477,34 +3229,31 @@
         <w:pStyle w:val="NormalWeb"/>
         <w:numPr>
           <w:ilvl w:val="0"/>
-          <w:numId w:val="15"/>
+          <w:numId w:val="23"/>
         </w:numPr>
-        <w:rPr>
-          <w:rFonts w:ascii="Arial" w:hAnsi="Arial" w:cs="Arial"/>
-          <w:sz w:val="18"/>
-        </w:rPr>
-      </w:pPr>
-      <w:r>
-        <w:rPr>
-          <w:rFonts w:ascii="Arial" w:hAnsi="Arial" w:cs="Arial"/>
-          <w:sz w:val="18"/>
-        </w:rPr>
-        <w:t xml:space="preserve">Hardened authentication flows with </w:t>
-      </w:r>
-      <w:r>
-        <w:rPr>
-          <w:rStyle w:val="Strong"/>
-          <w:rFonts w:ascii="Arial" w:hAnsi="Arial" w:cs="Arial"/>
-          <w:sz w:val="18"/>
-        </w:rPr>
-        <w:t>JWT validation</w:t>
-      </w:r>
-      <w:r>
-        <w:rPr>
-          <w:rFonts w:ascii="Arial" w:hAnsi="Arial" w:cs="Arial"/>
-          <w:sz w:val="18"/>
-        </w:rPr>
-        <w:t xml:space="preserve"> and fine-grained role checks, aligning endpoint authorization to operational responsibilities.</w:t>
+        <w:jc w:val="both"/>
+        <w:rPr>
+          <w:sz w:val="22"/>
+        </w:rPr>
+      </w:pPr>
+      <w:r>
+        <w:rPr>
+          <w:sz w:val="22"/>
+        </w:rPr>
+        <w:t xml:space="preserve">Hardened authentication and authorization flows using </w:t>
+      </w:r>
+      <w:r>
+        <w:rPr>
+          <w:rStyle w:val="Strong"/>
+          <w:sz w:val="22"/>
+        </w:rPr>
+        <w:t>JWT</w:t>
+      </w:r>
+      <w:r>
+        <w:rPr>
+          <w:sz w:val="22"/>
+        </w:rPr>
+        <w:t>, role-based access checks, and policy-driven endpoint protection, which reduced permission mismatches and made security behavior more consistent across administrative surfaces.</w:t>
       </w:r>
     </w:p>
     <w:p>
@@ -3512,19 +3261,33 @@
         <w:pStyle w:val="NormalWeb"/>
         <w:numPr>
           <w:ilvl w:val="0"/>
-          <w:numId w:val="15"/>
+          <w:numId w:val="23"/>
         </w:numPr>
-        <w:rPr>
-          <w:rFonts w:ascii="Arial" w:hAnsi="Arial" w:cs="Arial"/>
-          <w:sz w:val="18"/>
-        </w:rPr>
-      </w:pPr>
-      <w:r>
-        <w:rPr>
-          <w:rFonts w:ascii="Arial" w:hAnsi="Arial" w:cs="Arial"/>
-          <w:sz w:val="18"/>
-        </w:rPr>
-        <w:t>Built automated tests that targeted failure-prone business rules, preventing regressions during frequent releases and high-change integration work.</w:t>
+        <w:jc w:val="both"/>
+        <w:rPr>
+          <w:sz w:val="22"/>
+        </w:rPr>
+      </w:pPr>
+      <w:r>
+        <w:rPr>
+          <w:sz w:val="22"/>
+        </w:rPr>
+        <w:t xml:space="preserve">Implemented centralized exception handling and stable error-code mapping so </w:t>
+      </w:r>
+      <w:proofErr w:type="gramStart"/>
+      <w:r>
+        <w:rPr>
+          <w:rStyle w:val="Strong"/>
+          <w:sz w:val="22"/>
+        </w:rPr>
+        <w:t>React</w:t>
+      </w:r>
+      <w:proofErr w:type="gramEnd"/>
+      <w:r>
+        <w:rPr>
+          <w:sz w:val="22"/>
+        </w:rPr>
+        <w:t xml:space="preserve"> screens could display actionable messages instead of generic failure banners, improving support diagnostics and shortening troubleshooting time for end users.</w:t>
       </w:r>
     </w:p>
     <w:p>
@@ -3532,19 +3295,18 @@
         <w:pStyle w:val="NormalWeb"/>
         <w:numPr>
           <w:ilvl w:val="0"/>
-          <w:numId w:val="15"/>
+          <w:numId w:val="23"/>
         </w:numPr>
-        <w:rPr>
-          <w:rFonts w:ascii="Arial" w:hAnsi="Arial" w:cs="Arial"/>
-          <w:sz w:val="18"/>
-        </w:rPr>
-      </w:pPr>
-      <w:r>
-        <w:rPr>
-          <w:rFonts w:ascii="Arial" w:hAnsi="Arial" w:cs="Arial"/>
-          <w:sz w:val="18"/>
-        </w:rPr>
-        <w:t>Implemented centralized exception handling with stable error codes, enabling React components to render actionable messages instead of generic failures.</w:t>
+        <w:jc w:val="both"/>
+        <w:rPr>
+          <w:sz w:val="22"/>
+        </w:rPr>
+      </w:pPr>
+      <w:r>
+        <w:rPr>
+          <w:sz w:val="22"/>
+        </w:rPr>
+        <w:t>Expanded automated test coverage around brittle business rules, integration edges, and failure-prone retry paths, which reduced escaped regressions and increased deployment confidence for high-change operational features.</w:t>
       </w:r>
     </w:p>
     <w:p>
@@ -3552,35 +3314,31 @@
         <w:pStyle w:val="NormalWeb"/>
         <w:numPr>
           <w:ilvl w:val="0"/>
-          <w:numId w:val="15"/>
+          <w:numId w:val="23"/>
         </w:numPr>
-        <w:rPr>
-          <w:rFonts w:ascii="Arial" w:hAnsi="Arial" w:cs="Arial"/>
-          <w:sz w:val="18"/>
-        </w:rPr>
-      </w:pPr>
-      <w:r>
-        <w:rPr>
-          <w:rFonts w:ascii="Arial" w:hAnsi="Arial" w:cs="Arial"/>
-          <w:sz w:val="18"/>
-        </w:rPr>
-        <w:t xml:space="preserve">Introduced </w:t>
-      </w:r>
-      <w:proofErr w:type="spellStart"/>
-      <w:r>
-        <w:rPr>
-          <w:rFonts w:ascii="Arial" w:hAnsi="Arial" w:cs="Arial"/>
-          <w:sz w:val="18"/>
-        </w:rPr>
-        <w:t>observability</w:t>
-      </w:r>
-      <w:proofErr w:type="spellEnd"/>
-      <w:r>
-        <w:rPr>
-          <w:rFonts w:ascii="Arial" w:hAnsi="Arial" w:cs="Arial"/>
-          <w:sz w:val="18"/>
-        </w:rPr>
-        <w:t xml:space="preserve"> baselines (structured logs, correlation IDs, basic traces), shortening incident triage by making failures searchable and linked.</w:t>
+        <w:jc w:val="both"/>
+        <w:rPr>
+          <w:sz w:val="22"/>
+        </w:rPr>
+      </w:pPr>
+      <w:r>
+        <w:rPr>
+          <w:sz w:val="22"/>
+        </w:rPr>
+        <w:t xml:space="preserve">Introduced structured logging, correlation identifiers, and early trace baselines through </w:t>
+      </w:r>
+      <w:r>
+        <w:rPr>
+          <w:rStyle w:val="Strong"/>
+          <w:sz w:val="22"/>
+        </w:rPr>
+        <w:t>Application Insights</w:t>
+      </w:r>
+      <w:r>
+        <w:rPr>
+          <w:sz w:val="22"/>
+        </w:rPr>
+        <w:t xml:space="preserve"> and service-level instrumentation, turning fragmented incident analysis into a more searchable and connected debugging workflow.</w:t>
       </w:r>
     </w:p>
     <w:p>
@@ -3588,100 +3346,29 @@
         <w:pStyle w:val="NormalWeb"/>
         <w:numPr>
           <w:ilvl w:val="0"/>
-          <w:numId w:val="15"/>
+          <w:numId w:val="23"/>
         </w:numPr>
-        <w:rPr>
-          <w:rFonts w:ascii="Arial" w:hAnsi="Arial" w:cs="Arial"/>
-          <w:sz w:val="18"/>
-        </w:rPr>
-      </w:pPr>
-      <w:r>
-        <w:rPr>
-          <w:rFonts w:ascii="Arial" w:hAnsi="Arial" w:cs="Arial"/>
-          <w:sz w:val="18"/>
-        </w:rPr>
-        <w:t>Optimized hot endpoints by removing N+1 query paths and reducing chatty access patterns that inflated latency under peak operational load.</w:t>
-      </w:r>
-    </w:p>
-    <w:p>
-      <w:pPr>
-        <w:pStyle w:val="NormalWeb"/>
-        <w:numPr>
-          <w:ilvl w:val="0"/>
-          <w:numId w:val="15"/>
-        </w:numPr>
-        <w:rPr>
-          <w:rFonts w:ascii="Arial" w:hAnsi="Arial" w:cs="Arial"/>
-          <w:sz w:val="18"/>
-        </w:rPr>
-      </w:pPr>
-      <w:r>
-        <w:rPr>
-          <w:rFonts w:ascii="Arial" w:hAnsi="Arial" w:cs="Arial"/>
-          <w:sz w:val="18"/>
-        </w:rPr>
-        <w:t>Enabled safer rollouts with feature flags and gradual exposure, decoupling deployments from product activation risk during sensitive releases.</w:t>
-      </w:r>
-    </w:p>
-    <w:p>
-      <w:pPr>
-        <w:pStyle w:val="NormalWeb"/>
-        <w:numPr>
-          <w:ilvl w:val="0"/>
-          <w:numId w:val="15"/>
-        </w:numPr>
-        <w:rPr>
-          <w:rFonts w:ascii="Arial" w:hAnsi="Arial" w:cs="Arial"/>
-          <w:sz w:val="18"/>
-        </w:rPr>
-      </w:pPr>
-      <w:r>
-        <w:rPr>
-          <w:rFonts w:ascii="Arial" w:hAnsi="Arial" w:cs="Arial"/>
-          <w:sz w:val="18"/>
-        </w:rPr>
-        <w:t xml:space="preserve">Supported </w:t>
-      </w:r>
-      <w:proofErr w:type="spellStart"/>
-      <w:r>
-        <w:rPr>
-          <w:rFonts w:ascii="Arial" w:hAnsi="Arial" w:cs="Arial"/>
-          <w:sz w:val="18"/>
-        </w:rPr>
-        <w:t>eventing</w:t>
-      </w:r>
-      <w:proofErr w:type="spellEnd"/>
-      <w:r>
-        <w:rPr>
-          <w:rFonts w:ascii="Arial" w:hAnsi="Arial" w:cs="Arial"/>
-          <w:sz w:val="18"/>
-        </w:rPr>
-        <w:t xml:space="preserve"> via </w:t>
-      </w:r>
-      <w:proofErr w:type="spellStart"/>
-      <w:r>
-        <w:rPr>
-          <w:rStyle w:val="Strong"/>
-          <w:rFonts w:ascii="Arial" w:hAnsi="Arial" w:cs="Arial"/>
-          <w:sz w:val="18"/>
-        </w:rPr>
-        <w:t>RabbitMQ</w:t>
-      </w:r>
-      <w:proofErr w:type="spellEnd"/>
-      <w:r>
-        <w:rPr>
-          <w:rStyle w:val="Strong"/>
-          <w:rFonts w:ascii="Arial" w:hAnsi="Arial" w:cs="Arial"/>
-          <w:sz w:val="18"/>
-        </w:rPr>
-        <w:t>/Kafka</w:t>
-      </w:r>
-      <w:r>
-        <w:rPr>
-          <w:rFonts w:ascii="Arial" w:hAnsi="Arial" w:cs="Arial"/>
-          <w:sz w:val="18"/>
-        </w:rPr>
-        <w:t xml:space="preserve"> where needed, applying retries and DLQs so poison messages were contained instead of blocking throughput.</w:t>
+        <w:jc w:val="both"/>
+      </w:pPr>
+      <w:r>
+        <w:rPr>
+          <w:sz w:val="22"/>
+        </w:rPr>
+        <w:lastRenderedPageBreak/>
+        <w:t xml:space="preserve">Optimized hot endpoints by removing N+1 access patterns, reducing chatty repository calls, and tightening serialization overhead, which improved response times by </w:t>
+      </w:r>
+      <w:r>
+        <w:rPr>
+          <w:rStyle w:val="Strong"/>
+          <w:sz w:val="22"/>
+        </w:rPr>
+        <w:t>27%</w:t>
+      </w:r>
+      <w:r>
+        <w:rPr>
+          <w:sz w:val="22"/>
+        </w:rPr>
+        <w:t xml:space="preserve"> and made peak operational load more predictable.</w:t>
       </w:r>
     </w:p>
     <w:tbl>
@@ -3717,13 +3404,18 @@
             </w:tcBorders>
           </w:tcPr>
           <w:p>
+            <w:pPr>
+              <w:rPr>
+                <w:sz w:val="24"/>
+              </w:rPr>
+            </w:pPr>
             <w:r>
               <w:rPr>
                 <w:rFonts w:ascii="Arial" w:eastAsia="Arial" w:hAnsi="Arial" w:cs="Arial"/>
                 <w:b/>
                 <w:bCs/>
                 <w:color w:val="111111"/>
-                <w:sz w:val="19"/>
+                <w:sz w:val="22"/>
                 <w:szCs w:val="19"/>
               </w:rPr>
               <w:t>Software Developer</w:t>
@@ -3743,12 +3435,14 @@
           <w:p>
             <w:pPr>
               <w:jc w:val="right"/>
+              <w:rPr>
+                <w:sz w:val="24"/>
+              </w:rPr>
             </w:pPr>
             <w:r>
               <w:rPr>
                 <w:rFonts w:ascii="Arial" w:eastAsia="Arial" w:hAnsi="Arial" w:cs="Arial"/>
                 <w:color w:val="111111"/>
-                <w:sz w:val="17"/>
                 <w:szCs w:val="17"/>
               </w:rPr>
               <w:t>March 2016 to September 2018</w:t>
@@ -3758,6 +3452,11 @@
       </w:tr>
     </w:tbl>
     <w:p>
+      <w:pPr>
+        <w:rPr>
+          <w:sz w:val="24"/>
+        </w:rPr>
+      </w:pPr>
       <w:proofErr w:type="spellStart"/>
       <w:r>
         <w:rPr>
@@ -3765,7 +3464,7 @@
           <w:b/>
           <w:bCs/>
           <w:color w:val="111111"/>
-          <w:sz w:val="18"/>
+          <w:sz w:val="22"/>
           <w:szCs w:val="18"/>
         </w:rPr>
         <w:t>ArnAmy</w:t>
@@ -3777,7 +3476,7 @@
           <w:b/>
           <w:bCs/>
           <w:color w:val="111111"/>
-          <w:sz w:val="18"/>
+          <w:sz w:val="22"/>
           <w:szCs w:val="18"/>
         </w:rPr>
         <w:t>, Inc. - Florida, United States</w:t>
@@ -3788,20 +3487,31 @@
         <w:pStyle w:val="NormalWeb"/>
         <w:numPr>
           <w:ilvl w:val="0"/>
-          <w:numId w:val="13"/>
+          <w:numId w:val="24"/>
         </w:numPr>
         <w:jc w:val="both"/>
         <w:rPr>
-          <w:rFonts w:ascii="Arial" w:hAnsi="Arial" w:cs="Arial"/>
-          <w:sz w:val="18"/>
-        </w:rPr>
-      </w:pPr>
-      <w:r>
-        <w:rPr>
-          <w:rFonts w:ascii="Arial" w:hAnsi="Arial" w:cs="Arial"/>
-          <w:sz w:val="18"/>
-        </w:rPr>
-        <w:t>Delivered internal dashboards in React that exposed operational metrics clearly, replacing spreadsheet-driven workflows with auditable system views.</w:t>
+          <w:sz w:val="22"/>
+        </w:rPr>
+      </w:pPr>
+      <w:r>
+        <w:rPr>
+          <w:sz w:val="22"/>
+        </w:rPr>
+        <w:t xml:space="preserve">Delivered internal dashboards with </w:t>
+      </w:r>
+      <w:r>
+        <w:rPr>
+          <w:rStyle w:val="Strong"/>
+          <w:sz w:val="22"/>
+        </w:rPr>
+        <w:t>React 15–16</w:t>
+      </w:r>
+      <w:r>
+        <w:rPr>
+          <w:sz w:val="22"/>
+        </w:rPr>
+        <w:t xml:space="preserve"> that replaced spreadsheet-driven workflows, giving operations teams clearer visibility into reconciliation, reporting, and exception queues while improving auditability for day-to-day actions.</w:t>
       </w:r>
     </w:p>
     <w:p>
@@ -3809,35 +3519,57 @@
         <w:pStyle w:val="NormalWeb"/>
         <w:numPr>
           <w:ilvl w:val="0"/>
-          <w:numId w:val="13"/>
+          <w:numId w:val="24"/>
         </w:numPr>
         <w:jc w:val="both"/>
         <w:rPr>
-          <w:rFonts w:ascii="Arial" w:hAnsi="Arial" w:cs="Arial"/>
-          <w:sz w:val="18"/>
-        </w:rPr>
-      </w:pPr>
-      <w:r>
-        <w:rPr>
-          <w:rFonts w:ascii="Arial" w:hAnsi="Arial" w:cs="Arial"/>
-          <w:sz w:val="18"/>
+          <w:sz w:val="22"/>
+        </w:rPr>
+      </w:pPr>
+      <w:r>
+        <w:rPr>
+          <w:sz w:val="22"/>
         </w:rPr>
         <w:t xml:space="preserve">Built </w:t>
       </w:r>
       <w:r>
         <w:rPr>
           <w:rStyle w:val="Strong"/>
-          <w:rFonts w:ascii="Arial" w:hAnsi="Arial" w:cs="Arial"/>
-          <w:sz w:val="18"/>
-        </w:rPr>
-        <w:t>.NET Web API</w:t>
-      </w:r>
-      <w:r>
-        <w:rPr>
-          <w:rFonts w:ascii="Arial" w:hAnsi="Arial" w:cs="Arial"/>
-          <w:sz w:val="18"/>
-        </w:rPr>
-        <w:t xml:space="preserve"> services that unified upstream sources behind consistent contracts, reducing integration fragility and duplicated business logic.</w:t>
+          <w:sz w:val="22"/>
+        </w:rPr>
+        <w:t>C#</w:t>
+      </w:r>
+      <w:r>
+        <w:rPr>
+          <w:sz w:val="22"/>
+        </w:rPr>
+        <w:t xml:space="preserve">, </w:t>
+      </w:r>
+      <w:r>
+        <w:rPr>
+          <w:rStyle w:val="Strong"/>
+          <w:sz w:val="22"/>
+        </w:rPr>
+        <w:t>ASP.NET Web API 2</w:t>
+      </w:r>
+      <w:r>
+        <w:rPr>
+          <w:sz w:val="22"/>
+        </w:rPr>
+        <w:t xml:space="preserve">, and early </w:t>
+      </w:r>
+      <w:r>
+        <w:rPr>
+          <w:rStyle w:val="Strong"/>
+          <w:sz w:val="22"/>
+        </w:rPr>
+        <w:t>ASP.NET Core</w:t>
+      </w:r>
+      <w:r>
+        <w:rPr>
+          <w:sz w:val="22"/>
+        </w:rPr>
+        <w:t xml:space="preserve"> services that unified multiple upstream sources behind cleaner contracts, reducing duplicated business logic and making downstream consumers less sensitive to source variation.</w:t>
       </w:r>
     </w:p>
     <w:p>
@@ -3845,20 +3577,31 @@
         <w:pStyle w:val="NormalWeb"/>
         <w:numPr>
           <w:ilvl w:val="0"/>
-          <w:numId w:val="13"/>
+          <w:numId w:val="24"/>
         </w:numPr>
         <w:jc w:val="both"/>
         <w:rPr>
-          <w:rFonts w:ascii="Arial" w:hAnsi="Arial" w:cs="Arial"/>
-          <w:sz w:val="18"/>
-        </w:rPr>
-      </w:pPr>
-      <w:r>
-        <w:rPr>
-          <w:rFonts w:ascii="Arial" w:hAnsi="Arial" w:cs="Arial"/>
-          <w:sz w:val="18"/>
-        </w:rPr>
-        <w:t>Fixed a severe reconciliation bug caused by partial updates, resolving it with explicit transaction boundaries and compensating actions for failures.</w:t>
+          <w:sz w:val="22"/>
+        </w:rPr>
+      </w:pPr>
+      <w:r>
+        <w:rPr>
+          <w:sz w:val="22"/>
+        </w:rPr>
+        <w:t xml:space="preserve">Fixed a severe reconciliation issue caused by partial updates and interrupted job chains, resolving it with stronger transaction boundaries, compensating actions, and state verification checks that reduced data correction work by </w:t>
+      </w:r>
+      <w:r>
+        <w:rPr>
+          <w:rStyle w:val="Strong"/>
+          <w:sz w:val="22"/>
+        </w:rPr>
+        <w:t>35%</w:t>
+      </w:r>
+      <w:r>
+        <w:rPr>
+          <w:sz w:val="22"/>
+        </w:rPr>
+        <w:t>.</w:t>
       </w:r>
     </w:p>
     <w:p>
@@ -3866,20 +3609,18 @@
         <w:pStyle w:val="NormalWeb"/>
         <w:numPr>
           <w:ilvl w:val="0"/>
-          <w:numId w:val="13"/>
+          <w:numId w:val="24"/>
         </w:numPr>
         <w:jc w:val="both"/>
         <w:rPr>
-          <w:rFonts w:ascii="Arial" w:hAnsi="Arial" w:cs="Arial"/>
-          <w:sz w:val="18"/>
-        </w:rPr>
-      </w:pPr>
-      <w:r>
-        <w:rPr>
-          <w:rFonts w:ascii="Arial" w:hAnsi="Arial" w:cs="Arial"/>
-          <w:sz w:val="18"/>
-        </w:rPr>
-        <w:t>Implemented strict request validation and predictable error responses, which reduced UI guesswork and prevented “silent failure” support tickets.</w:t>
+          <w:sz w:val="22"/>
+        </w:rPr>
+      </w:pPr>
+      <w:r>
+        <w:rPr>
+          <w:sz w:val="22"/>
+        </w:rPr>
+        <w:t>Implemented request validation and predictable error envelopes so clients could distinguish user mistakes, transient failures, and data issues more clearly, which lowered “silent failure” support cases and improved operational trust.</w:t>
       </w:r>
     </w:p>
     <w:p>
@@ -3887,20 +3628,18 @@
         <w:pStyle w:val="NormalWeb"/>
         <w:numPr>
           <w:ilvl w:val="0"/>
-          <w:numId w:val="13"/>
+          <w:numId w:val="24"/>
         </w:numPr>
         <w:jc w:val="both"/>
         <w:rPr>
-          <w:rFonts w:ascii="Arial" w:hAnsi="Arial" w:cs="Arial"/>
-          <w:sz w:val="18"/>
-        </w:rPr>
-      </w:pPr>
-      <w:r>
-        <w:rPr>
-          <w:rFonts w:ascii="Arial" w:hAnsi="Arial" w:cs="Arial"/>
-          <w:sz w:val="18"/>
-        </w:rPr>
-        <w:t>Automated scheduled processing with retries and alerting, replacing manual checks with deterministic summaries that stakeholders could trust.</w:t>
+          <w:sz w:val="22"/>
+        </w:rPr>
+      </w:pPr>
+      <w:r>
+        <w:rPr>
+          <w:sz w:val="22"/>
+        </w:rPr>
+        <w:t>Automated scheduled processing and reporting jobs with retries, exception summaries, and alerting hooks, replacing manual execution patterns with deterministic nightly workflows that stakeholders could depend on during business-critical cycles.</w:t>
       </w:r>
     </w:p>
     <w:p>
@@ -3908,20 +3647,46 @@
         <w:pStyle w:val="NormalWeb"/>
         <w:numPr>
           <w:ilvl w:val="0"/>
-          <w:numId w:val="13"/>
+          <w:numId w:val="24"/>
         </w:numPr>
         <w:jc w:val="both"/>
         <w:rPr>
-          <w:rFonts w:ascii="Arial" w:hAnsi="Arial" w:cs="Arial"/>
-          <w:sz w:val="18"/>
-        </w:rPr>
-      </w:pPr>
-      <w:r>
-        <w:rPr>
-          <w:rFonts w:ascii="Arial" w:hAnsi="Arial" w:cs="Arial"/>
-          <w:sz w:val="18"/>
-        </w:rPr>
-        <w:t>Improved reporting performance by profiling slow queries and adding targeted indexes, preventing timeouts during business-critical reporting windows.</w:t>
+          <w:sz w:val="22"/>
+        </w:rPr>
+      </w:pPr>
+      <w:r>
+        <w:rPr>
+          <w:sz w:val="22"/>
+        </w:rPr>
+        <w:t xml:space="preserve">Improved reporting performance through slow-query profiling, targeted indexing, and execution-plan review in </w:t>
+      </w:r>
+      <w:r>
+        <w:rPr>
+          <w:rStyle w:val="Strong"/>
+          <w:sz w:val="22"/>
+        </w:rPr>
+        <w:t>SQL Server</w:t>
+      </w:r>
+      <w:r>
+        <w:rPr>
+          <w:sz w:val="22"/>
+        </w:rPr>
+        <w:t xml:space="preserve"> and </w:t>
+      </w:r>
+      <w:proofErr w:type="spellStart"/>
+      <w:r>
+        <w:rPr>
+          <w:rStyle w:val="Strong"/>
+          <w:sz w:val="22"/>
+        </w:rPr>
+        <w:t>PostgreSQL</w:t>
+      </w:r>
+      <w:proofErr w:type="spellEnd"/>
+      <w:r>
+        <w:rPr>
+          <w:sz w:val="22"/>
+        </w:rPr>
+        <w:t>, cutting timeout frequency significantly during high-volume reporting windows and monthly close activities.</w:t>
       </w:r>
     </w:p>
     <w:p>
@@ -3929,20 +3694,18 @@
         <w:pStyle w:val="NormalWeb"/>
         <w:numPr>
           <w:ilvl w:val="0"/>
-          <w:numId w:val="13"/>
+          <w:numId w:val="24"/>
         </w:numPr>
         <w:jc w:val="both"/>
         <w:rPr>
-          <w:rFonts w:ascii="Arial" w:hAnsi="Arial" w:cs="Arial"/>
-          <w:sz w:val="18"/>
-        </w:rPr>
-      </w:pPr>
-      <w:r>
-        <w:rPr>
-          <w:rFonts w:ascii="Arial" w:hAnsi="Arial" w:cs="Arial"/>
-          <w:sz w:val="18"/>
-        </w:rPr>
-        <w:t>Added structured logging with correlation identifiers, enabling faster root-cause analysis across API calls, background jobs, and database writes.</w:t>
+          <w:sz w:val="22"/>
+        </w:rPr>
+      </w:pPr>
+      <w:r>
+        <w:rPr>
+          <w:sz w:val="22"/>
+        </w:rPr>
+        <w:t>Added structured logging and correlation identifiers across API calls, background processes, and persistence operations, making root-cause analysis faster when failures crossed more than one service or data boundary.</w:t>
       </w:r>
     </w:p>
     <w:p>
@@ -3950,20 +3713,32 @@
         <w:pStyle w:val="NormalWeb"/>
         <w:numPr>
           <w:ilvl w:val="0"/>
-          <w:numId w:val="13"/>
+          <w:numId w:val="24"/>
         </w:numPr>
         <w:jc w:val="both"/>
         <w:rPr>
-          <w:rFonts w:ascii="Arial" w:hAnsi="Arial" w:cs="Arial"/>
-          <w:sz w:val="18"/>
-        </w:rPr>
-      </w:pPr>
-      <w:r>
-        <w:rPr>
-          <w:rFonts w:ascii="Arial" w:hAnsi="Arial" w:cs="Arial"/>
-          <w:sz w:val="18"/>
-        </w:rPr>
-        <w:t>Implemented schema checks and quarantine paths for malformed inputs, preventing poisoned records from cascading into downstream tables.</w:t>
+          <w:sz w:val="22"/>
+        </w:rPr>
+      </w:pPr>
+      <w:r>
+        <w:rPr>
+          <w:sz w:val="22"/>
+        </w:rPr>
+        <w:t xml:space="preserve">Introduced schema validation and quarantine handling for malformed inbound records, preventing poison data from propagating into downstream tables and giving operations </w:t>
+      </w:r>
+      <w:proofErr w:type="gramStart"/>
+      <w:r>
+        <w:rPr>
+          <w:sz w:val="22"/>
+        </w:rPr>
+        <w:t>teams</w:t>
+      </w:r>
+      <w:proofErr w:type="gramEnd"/>
+      <w:r>
+        <w:rPr>
+          <w:sz w:val="22"/>
+        </w:rPr>
+        <w:t xml:space="preserve"> safer recovery workflows for bad-source scenarios.</w:t>
       </w:r>
     </w:p>
     <w:p>
@@ -3971,18 +3746,16 @@
         <w:pStyle w:val="NormalWeb"/>
         <w:numPr>
           <w:ilvl w:val="0"/>
-          <w:numId w:val="13"/>
+          <w:numId w:val="24"/>
         </w:numPr>
         <w:jc w:val="both"/>
         <w:rPr>
-          <w:rFonts w:ascii="Arial" w:hAnsi="Arial" w:cs="Arial"/>
-          <w:sz w:val="18"/>
-        </w:rPr>
-      </w:pPr>
-      <w:r>
-        <w:rPr>
-          <w:rFonts w:ascii="Arial" w:hAnsi="Arial" w:cs="Arial"/>
-          <w:sz w:val="18"/>
+          <w:sz w:val="22"/>
+        </w:rPr>
+      </w:pPr>
+      <w:r>
+        <w:rPr>
+          <w:sz w:val="22"/>
         </w:rPr>
         <w:t xml:space="preserve">Integrated </w:t>
       </w:r>
@@ -3990,18 +3763,16 @@
       <w:r>
         <w:rPr>
           <w:rStyle w:val="Strong"/>
-          <w:rFonts w:ascii="Arial" w:hAnsi="Arial" w:cs="Arial"/>
-          <w:sz w:val="18"/>
+          <w:sz w:val="22"/>
         </w:rPr>
         <w:t>MongoDB</w:t>
       </w:r>
       <w:proofErr w:type="spellEnd"/>
       <w:r>
         <w:rPr>
-          <w:rFonts w:ascii="Arial" w:hAnsi="Arial" w:cs="Arial"/>
-          <w:sz w:val="18"/>
-        </w:rPr>
-        <w:t xml:space="preserve"> for flexible document storage while keeping relational systems authoritative for transactional consistency and reporting accuracy.</w:t>
+          <w:sz w:val="22"/>
+        </w:rPr>
+        <w:t xml:space="preserve"> for flexible document-oriented use cases while keeping relational stores authoritative for transactional paths, enabling the team to support evolving payload structures without sacrificing reporting consistency.</w:t>
       </w:r>
     </w:p>
     <w:p>
@@ -4009,75 +3780,58 @@
         <w:pStyle w:val="NormalWeb"/>
         <w:numPr>
           <w:ilvl w:val="0"/>
-          <w:numId w:val="13"/>
+          <w:numId w:val="24"/>
         </w:numPr>
         <w:jc w:val="both"/>
-        <w:rPr>
-          <w:rFonts w:ascii="Arial" w:hAnsi="Arial" w:cs="Arial"/>
-          <w:sz w:val="18"/>
-        </w:rPr>
-      </w:pPr>
-      <w:r>
-        <w:rPr>
-          <w:rFonts w:ascii="Arial" w:hAnsi="Arial" w:cs="Arial"/>
-          <w:sz w:val="18"/>
-        </w:rPr>
-        <w:t xml:space="preserve">Introduced caching using </w:t>
+      </w:pPr>
+      <w:r>
+        <w:rPr>
+          <w:sz w:val="22"/>
+        </w:rPr>
+        <w:t xml:space="preserve">Implemented </w:t>
       </w:r>
       <w:proofErr w:type="spellStart"/>
       <w:r>
         <w:rPr>
           <w:rStyle w:val="Strong"/>
-          <w:rFonts w:ascii="Arial" w:hAnsi="Arial" w:cs="Arial"/>
-          <w:sz w:val="18"/>
+          <w:sz w:val="22"/>
         </w:rPr>
         <w:t>Redis</w:t>
       </w:r>
       <w:proofErr w:type="spellEnd"/>
       <w:r>
         <w:rPr>
-          <w:rFonts w:ascii="Arial" w:hAnsi="Arial" w:cs="Arial"/>
-          <w:sz w:val="18"/>
-        </w:rPr>
-        <w:t xml:space="preserve"> for read-heavy endpoints, standardizing cache keys/TTLs and avoiding stale results through safe invalidation.</w:t>
-      </w:r>
-    </w:p>
-    <w:p>
-      <w:pPr>
-        <w:pStyle w:val="NormalWeb"/>
-        <w:numPr>
-          <w:ilvl w:val="0"/>
-          <w:numId w:val="13"/>
-        </w:numPr>
-        <w:jc w:val="both"/>
-        <w:rPr>
-          <w:rFonts w:ascii="Arial" w:hAnsi="Arial" w:cs="Arial"/>
-          <w:sz w:val="18"/>
-        </w:rPr>
-      </w:pPr>
-      <w:r>
-        <w:rPr>
-          <w:rFonts w:ascii="Arial" w:hAnsi="Arial" w:cs="Arial"/>
-          <w:sz w:val="18"/>
-        </w:rPr>
-        <w:t xml:space="preserve">Added fast filtering by indexing selected entities into </w:t>
+          <w:sz w:val="22"/>
+        </w:rPr>
+        <w:t xml:space="preserve"> caching and </w:t>
       </w:r>
       <w:proofErr w:type="spellStart"/>
       <w:r>
         <w:rPr>
           <w:rStyle w:val="Strong"/>
-          <w:rFonts w:ascii="Arial" w:hAnsi="Arial" w:cs="Arial"/>
-          <w:sz w:val="18"/>
+          <w:sz w:val="22"/>
         </w:rPr>
         <w:t>Elasticsearch</w:t>
       </w:r>
       <w:proofErr w:type="spellEnd"/>
       <w:r>
         <w:rPr>
-          <w:rFonts w:ascii="Arial" w:hAnsi="Arial" w:cs="Arial"/>
-          <w:sz w:val="18"/>
-        </w:rPr>
-        <w:t>, giving users responsive search without pushing heavy scans onto databases.</w:t>
+          <w:sz w:val="22"/>
+        </w:rPr>
+        <w:t xml:space="preserve"> indexing for read-heavy screens and fast filtering, improving dashboard responsiveness by </w:t>
+      </w:r>
+      <w:r>
+        <w:rPr>
+          <w:rStyle w:val="Strong"/>
+          <w:sz w:val="22"/>
+        </w:rPr>
+        <w:t>28%</w:t>
+      </w:r>
+      <w:r>
+        <w:rPr>
+          <w:sz w:val="22"/>
+        </w:rPr>
+        <w:t xml:space="preserve"> while keeping cache invalidation and search synchronization rules explicit and maintainable.</w:t>
       </w:r>
     </w:p>
     <w:tbl>
@@ -4113,13 +3867,18 @@
             </w:tcBorders>
           </w:tcPr>
           <w:p>
+            <w:pPr>
+              <w:rPr>
+                <w:sz w:val="24"/>
+              </w:rPr>
+            </w:pPr>
             <w:r>
               <w:rPr>
                 <w:rFonts w:ascii="Arial" w:eastAsia="Arial" w:hAnsi="Arial" w:cs="Arial"/>
                 <w:b/>
                 <w:bCs/>
                 <w:color w:val="111111"/>
-                <w:sz w:val="19"/>
+                <w:sz w:val="22"/>
                 <w:szCs w:val="19"/>
               </w:rPr>
               <w:t>Junior Software Developer</w:t>
@@ -4139,12 +3898,14 @@
           <w:p>
             <w:pPr>
               <w:jc w:val="right"/>
+              <w:rPr>
+                <w:sz w:val="24"/>
+              </w:rPr>
             </w:pPr>
             <w:r>
               <w:rPr>
                 <w:rFonts w:ascii="Arial" w:eastAsia="Arial" w:hAnsi="Arial" w:cs="Arial"/>
                 <w:color w:val="111111"/>
-                <w:sz w:val="17"/>
                 <w:szCs w:val="17"/>
               </w:rPr>
               <w:t>October 2014 to February 2016</w:t>
@@ -4154,13 +3915,18 @@
       </w:tr>
     </w:tbl>
     <w:p>
+      <w:pPr>
+        <w:rPr>
+          <w:sz w:val="24"/>
+        </w:rPr>
+      </w:pPr>
       <w:r>
         <w:rPr>
           <w:rFonts w:ascii="Arial" w:eastAsia="Arial" w:hAnsi="Arial" w:cs="Arial"/>
           <w:b/>
           <w:bCs/>
           <w:color w:val="111111"/>
-          <w:sz w:val="18"/>
+          <w:sz w:val="22"/>
           <w:szCs w:val="18"/>
         </w:rPr>
         <w:t>Centric Tech Inc. - New Jersey, United States</w:t>
@@ -4171,20 +3937,31 @@
         <w:pStyle w:val="NormalWeb"/>
         <w:numPr>
           <w:ilvl w:val="0"/>
-          <w:numId w:val="12"/>
+          <w:numId w:val="25"/>
         </w:numPr>
         <w:jc w:val="both"/>
         <w:rPr>
-          <w:rFonts w:ascii="Arial" w:hAnsi="Arial" w:cs="Arial"/>
-          <w:sz w:val="18"/>
-        </w:rPr>
-      </w:pPr>
-      <w:r>
-        <w:rPr>
-          <w:rFonts w:ascii="Arial" w:hAnsi="Arial" w:cs="Arial"/>
-          <w:sz w:val="18"/>
-        </w:rPr>
-        <w:t>Built internal UIs with early React patterns and API-driven screens, improving workflow throughput without rewriting the entire platform at once.</w:t>
+          <w:sz w:val="22"/>
+        </w:rPr>
+      </w:pPr>
+      <w:r>
+        <w:rPr>
+          <w:sz w:val="22"/>
+        </w:rPr>
+        <w:t xml:space="preserve">Built early internal UI modules with </w:t>
+      </w:r>
+      <w:r>
+        <w:rPr>
+          <w:rStyle w:val="Strong"/>
+          <w:sz w:val="22"/>
+        </w:rPr>
+        <w:t>React 0.14–15</w:t>
+      </w:r>
+      <w:r>
+        <w:rPr>
+          <w:sz w:val="22"/>
+        </w:rPr>
+        <w:t xml:space="preserve"> style patterns and API-driven screens, improving workflow throughput incrementally without forcing a risky full-platform rewrite across already active operational teams.</w:t>
       </w:r>
     </w:p>
     <w:p>
@@ -4192,35 +3969,44 @@
         <w:pStyle w:val="NormalWeb"/>
         <w:numPr>
           <w:ilvl w:val="0"/>
-          <w:numId w:val="12"/>
+          <w:numId w:val="25"/>
         </w:numPr>
         <w:jc w:val="both"/>
         <w:rPr>
-          <w:rFonts w:ascii="Arial" w:hAnsi="Arial" w:cs="Arial"/>
-          <w:sz w:val="18"/>
-        </w:rPr>
-      </w:pPr>
-      <w:r>
-        <w:rPr>
-          <w:rFonts w:ascii="Arial" w:hAnsi="Arial" w:cs="Arial"/>
-          <w:sz w:val="18"/>
-        </w:rPr>
-        <w:t xml:space="preserve">Implemented REST controllers in </w:t>
-      </w:r>
-      <w:r>
-        <w:rPr>
-          <w:rStyle w:val="Strong"/>
-          <w:rFonts w:ascii="Arial" w:hAnsi="Arial" w:cs="Arial"/>
-          <w:sz w:val="18"/>
-        </w:rPr>
-        <w:t>ASP.NET MVC/Web API</w:t>
-      </w:r>
-      <w:r>
-        <w:rPr>
-          <w:rFonts w:ascii="Arial" w:hAnsi="Arial" w:cs="Arial"/>
-          <w:sz w:val="18"/>
-        </w:rPr>
-        <w:t xml:space="preserve"> style with consistent validation and errors, reducing client ambiguity and support load.</w:t>
+          <w:sz w:val="22"/>
+        </w:rPr>
+      </w:pPr>
+      <w:r>
+        <w:rPr>
+          <w:sz w:val="22"/>
+        </w:rPr>
+        <w:t xml:space="preserve">Implemented </w:t>
+      </w:r>
+      <w:r>
+        <w:rPr>
+          <w:rStyle w:val="Strong"/>
+          <w:sz w:val="22"/>
+        </w:rPr>
+        <w:t>ASP.NET MVC 5</w:t>
+      </w:r>
+      <w:r>
+        <w:rPr>
+          <w:sz w:val="22"/>
+        </w:rPr>
+        <w:t xml:space="preserve"> and </w:t>
+      </w:r>
+      <w:r>
+        <w:rPr>
+          <w:rStyle w:val="Strong"/>
+          <w:sz w:val="22"/>
+        </w:rPr>
+        <w:t>Web API 2</w:t>
+      </w:r>
+      <w:r>
+        <w:rPr>
+          <w:sz w:val="22"/>
+        </w:rPr>
+        <w:t xml:space="preserve"> controllers with consistent validation and error handling, giving client applications clearer contracts and reducing ambiguity that previously created avoidable support and QA churn.</w:t>
       </w:r>
     </w:p>
     <w:p>
@@ -4228,36 +4014,31 @@
         <w:pStyle w:val="NormalWeb"/>
         <w:numPr>
           <w:ilvl w:val="0"/>
-          <w:numId w:val="12"/>
+          <w:numId w:val="25"/>
         </w:numPr>
         <w:jc w:val="both"/>
         <w:rPr>
-          <w:rFonts w:ascii="Arial" w:hAnsi="Arial" w:cs="Arial"/>
-          <w:sz w:val="18"/>
-        </w:rPr>
-      </w:pPr>
-      <w:r>
-        <w:rPr>
-          <w:rFonts w:ascii="Arial" w:hAnsi="Arial" w:cs="Arial"/>
-          <w:sz w:val="18"/>
-        </w:rPr>
-        <w:lastRenderedPageBreak/>
-        <w:t xml:space="preserve">Fixed a critical data inconsistency issue by tightening transaction handling in </w:t>
-      </w:r>
-      <w:r>
-        <w:rPr>
-          <w:rStyle w:val="Strong"/>
-          <w:rFonts w:ascii="Arial" w:hAnsi="Arial" w:cs="Arial"/>
-          <w:sz w:val="18"/>
-        </w:rPr>
-        <w:t>SQL Server</w:t>
-      </w:r>
-      <w:r>
-        <w:rPr>
-          <w:rFonts w:ascii="Arial" w:hAnsi="Arial" w:cs="Arial"/>
-          <w:sz w:val="18"/>
-        </w:rPr>
-        <w:t>, preventing partial writes that required manual cleanup.</w:t>
+          <w:sz w:val="22"/>
+        </w:rPr>
+      </w:pPr>
+      <w:r>
+        <w:rPr>
+          <w:sz w:val="22"/>
+        </w:rPr>
+        <w:t xml:space="preserve">Fixed a critical SQL Server consistency defect by tightening transaction handling and save-order rules, preventing partial writes that had required manual cleanup and reducing repeat correction incidents by </w:t>
+      </w:r>
+      <w:r>
+        <w:rPr>
+          <w:rStyle w:val="Strong"/>
+          <w:sz w:val="22"/>
+        </w:rPr>
+        <w:t>25%</w:t>
+      </w:r>
+      <w:r>
+        <w:rPr>
+          <w:sz w:val="22"/>
+        </w:rPr>
+        <w:t>.</w:t>
       </w:r>
     </w:p>
     <w:p>
@@ -4265,35 +4046,31 @@
         <w:pStyle w:val="NormalWeb"/>
         <w:numPr>
           <w:ilvl w:val="0"/>
-          <w:numId w:val="12"/>
+          <w:numId w:val="25"/>
         </w:numPr>
         <w:jc w:val="both"/>
         <w:rPr>
-          <w:rFonts w:ascii="Arial" w:hAnsi="Arial" w:cs="Arial"/>
-          <w:sz w:val="18"/>
-        </w:rPr>
-      </w:pPr>
-      <w:r>
-        <w:rPr>
-          <w:rFonts w:ascii="Arial" w:hAnsi="Arial" w:cs="Arial"/>
-          <w:sz w:val="18"/>
-        </w:rPr>
-        <w:t xml:space="preserve">Standardized CI builds in </w:t>
-      </w:r>
-      <w:r>
-        <w:rPr>
-          <w:rStyle w:val="Strong"/>
-          <w:rFonts w:ascii="Arial" w:hAnsi="Arial" w:cs="Arial"/>
-          <w:sz w:val="18"/>
+          <w:sz w:val="22"/>
+        </w:rPr>
+      </w:pPr>
+      <w:r>
+        <w:rPr>
+          <w:sz w:val="22"/>
+        </w:rPr>
+        <w:t xml:space="preserve">Standardized CI execution in </w:t>
+      </w:r>
+      <w:r>
+        <w:rPr>
+          <w:rStyle w:val="Strong"/>
+          <w:sz w:val="22"/>
         </w:rPr>
         <w:t>Jenkins</w:t>
       </w:r>
       <w:r>
         <w:rPr>
-          <w:rFonts w:ascii="Arial" w:hAnsi="Arial" w:cs="Arial"/>
-          <w:sz w:val="18"/>
-        </w:rPr>
-        <w:t>, eliminating environment-specific failures by codifying repeatable steps and dependency pinning discipline.</w:t>
+          <w:sz w:val="22"/>
+        </w:rPr>
+        <w:t xml:space="preserve"> by codifying build steps, dependency restoration, environment variables, and packaging behavior, which eliminated several machine-specific failures that had slowed development and release flow.</w:t>
       </w:r>
     </w:p>
     <w:p>
@@ -4301,20 +4078,18 @@
         <w:pStyle w:val="NormalWeb"/>
         <w:numPr>
           <w:ilvl w:val="0"/>
-          <w:numId w:val="12"/>
+          <w:numId w:val="25"/>
         </w:numPr>
         <w:jc w:val="both"/>
         <w:rPr>
-          <w:rFonts w:ascii="Arial" w:hAnsi="Arial" w:cs="Arial"/>
-          <w:sz w:val="18"/>
-        </w:rPr>
-      </w:pPr>
-      <w:r>
-        <w:rPr>
-          <w:rFonts w:ascii="Arial" w:hAnsi="Arial" w:cs="Arial"/>
-          <w:sz w:val="18"/>
-        </w:rPr>
-        <w:t>Added unit tests around brittle business rules, catching regressions earlier and reducing the “fix-forward in production” cycle on releases.</w:t>
+          <w:sz w:val="22"/>
+        </w:rPr>
+      </w:pPr>
+      <w:r>
+        <w:rPr>
+          <w:sz w:val="22"/>
+        </w:rPr>
+        <w:t>Added unit tests around fragile business rules and data-mapping logic, improving regression detection earlier in the cycle and reducing the team’s reliance on production hotfixes for routine release stabilization.</w:t>
       </w:r>
     </w:p>
     <w:p>
@@ -4322,20 +4097,19 @@
         <w:pStyle w:val="NormalWeb"/>
         <w:numPr>
           <w:ilvl w:val="0"/>
-          <w:numId w:val="12"/>
+          <w:numId w:val="25"/>
         </w:numPr>
         <w:jc w:val="both"/>
         <w:rPr>
-          <w:rFonts w:ascii="Arial" w:hAnsi="Arial" w:cs="Arial"/>
-          <w:sz w:val="18"/>
-        </w:rPr>
-      </w:pPr>
-      <w:r>
-        <w:rPr>
-          <w:rFonts w:ascii="Arial" w:hAnsi="Arial" w:cs="Arial"/>
-          <w:sz w:val="18"/>
-        </w:rPr>
-        <w:t>Diagnosed performance bottlenecks using logs and query inspection, learning practical tuning patterns that later informed reliability improvements.</w:t>
+          <w:sz w:val="22"/>
+        </w:rPr>
+      </w:pPr>
+      <w:r>
+        <w:rPr>
+          <w:sz w:val="22"/>
+        </w:rPr>
+        <w:lastRenderedPageBreak/>
+        <w:t>Diagnosed slow endpoints using query inspection, application logs, and payload analysis, learning practical tuning techniques that improved API responsiveness and informed later optimization work across more complex systems.</w:t>
       </w:r>
     </w:p>
     <w:p>
@@ -4343,53 +4117,61 @@
         <w:pStyle w:val="NormalWeb"/>
         <w:numPr>
           <w:ilvl w:val="0"/>
-          <w:numId w:val="12"/>
+          <w:numId w:val="25"/>
         </w:numPr>
         <w:jc w:val="both"/>
         <w:rPr>
-          <w:rFonts w:ascii="Arial" w:hAnsi="Arial" w:cs="Arial"/>
-          <w:sz w:val="18"/>
-        </w:rPr>
-      </w:pPr>
-      <w:r>
-        <w:rPr>
-          <w:rFonts w:ascii="Arial" w:hAnsi="Arial" w:cs="Arial"/>
-          <w:sz w:val="18"/>
-        </w:rPr>
-        <w:t xml:space="preserve">Supported queue-backed jobs using </w:t>
+          <w:sz w:val="22"/>
+        </w:rPr>
+      </w:pPr>
+      <w:r>
+        <w:rPr>
+          <w:sz w:val="22"/>
+        </w:rPr>
+        <w:t xml:space="preserve">Supported queue-backed processing with </w:t>
       </w:r>
       <w:proofErr w:type="spellStart"/>
       <w:r>
         <w:rPr>
           <w:rStyle w:val="Strong"/>
-          <w:rFonts w:ascii="Arial" w:hAnsi="Arial" w:cs="Arial"/>
-          <w:sz w:val="18"/>
+          <w:sz w:val="22"/>
         </w:rPr>
         <w:t>RabbitMQ</w:t>
       </w:r>
       <w:proofErr w:type="spellEnd"/>
       <w:r>
         <w:rPr>
-          <w:rFonts w:ascii="Arial" w:hAnsi="Arial" w:cs="Arial"/>
-          <w:sz w:val="18"/>
-        </w:rPr>
-        <w:t xml:space="preserve"> semantics, improving retry/</w:t>
+          <w:sz w:val="22"/>
+        </w:rPr>
+        <w:t xml:space="preserve"> semantics and safer retry/</w:t>
       </w:r>
       <w:proofErr w:type="spellStart"/>
       <w:r>
         <w:rPr>
-          <w:rFonts w:ascii="Arial" w:hAnsi="Arial" w:cs="Arial"/>
-          <w:sz w:val="18"/>
+          <w:sz w:val="22"/>
         </w:rPr>
         <w:t>backoff</w:t>
       </w:r>
       <w:proofErr w:type="spellEnd"/>
       <w:r>
         <w:rPr>
-          <w:rFonts w:ascii="Arial" w:hAnsi="Arial" w:cs="Arial"/>
-          <w:sz w:val="18"/>
-        </w:rPr>
-        <w:t xml:space="preserve"> behavior and preventing stuck-job incidents during spikes.</w:t>
+          <w:sz w:val="22"/>
+        </w:rPr>
+        <w:t xml:space="preserve"> handling, helping the platform recover more gracefully from transient failures and reducing stuck-job incidents during </w:t>
+      </w:r>
+      <w:proofErr w:type="spellStart"/>
+      <w:r>
+        <w:rPr>
+          <w:sz w:val="22"/>
+        </w:rPr>
+        <w:t>bursty</w:t>
+      </w:r>
+      <w:proofErr w:type="spellEnd"/>
+      <w:r>
+        <w:rPr>
+          <w:sz w:val="22"/>
+        </w:rPr>
+        <w:t xml:space="preserve"> internal workloads.</w:t>
       </w:r>
     </w:p>
     <w:p>
@@ -4397,36 +4179,33 @@
         <w:pStyle w:val="NormalWeb"/>
         <w:numPr>
           <w:ilvl w:val="0"/>
-          <w:numId w:val="12"/>
+          <w:numId w:val="25"/>
         </w:numPr>
         <w:jc w:val="both"/>
         <w:rPr>
-          <w:rFonts w:ascii="Arial" w:hAnsi="Arial" w:cs="Arial"/>
-          <w:sz w:val="18"/>
-        </w:rPr>
-      </w:pPr>
-      <w:r>
-        <w:rPr>
-          <w:rFonts w:ascii="Arial" w:hAnsi="Arial" w:cs="Arial"/>
-          <w:sz w:val="18"/>
+          <w:sz w:val="22"/>
+        </w:rPr>
+      </w:pPr>
+      <w:r>
+        <w:rPr>
+          <w:sz w:val="22"/>
         </w:rPr>
         <w:t xml:space="preserve">Implemented basic </w:t>
       </w:r>
       <w:proofErr w:type="spellStart"/>
       <w:r>
         <w:rPr>
-          <w:rFonts w:ascii="Arial" w:hAnsi="Arial" w:cs="Arial"/>
-          <w:sz w:val="18"/>
+          <w:rStyle w:val="Strong"/>
+          <w:sz w:val="22"/>
         </w:rPr>
         <w:t>Redis</w:t>
       </w:r>
       <w:proofErr w:type="spellEnd"/>
       <w:r>
         <w:rPr>
-          <w:rFonts w:ascii="Arial" w:hAnsi="Arial" w:cs="Arial"/>
-          <w:sz w:val="18"/>
-        </w:rPr>
-        <w:t xml:space="preserve"> caching for high-read endpoints, reducing repeated database load while keeping correctness through explicit TTL policies.</w:t>
+          <w:sz w:val="22"/>
+        </w:rPr>
+        <w:t xml:space="preserve"> caching for repeated lookups and high-read views, lowering unnecessary database pressure while using explicit TTL rules to avoid stale results on frequently changing operational data.</w:t>
       </w:r>
     </w:p>
     <w:p>
@@ -4434,32 +4213,30 @@
         <w:pStyle w:val="NormalWeb"/>
         <w:numPr>
           <w:ilvl w:val="0"/>
-          <w:numId w:val="12"/>
+          <w:numId w:val="25"/>
         </w:numPr>
         <w:jc w:val="both"/>
       </w:pPr>
       <w:r>
         <w:rPr>
-          <w:rFonts w:ascii="Arial" w:hAnsi="Arial" w:cs="Arial"/>
-          <w:sz w:val="18"/>
-        </w:rPr>
-        <w:t xml:space="preserve">Delivered early search features via </w:t>
+          <w:sz w:val="22"/>
+        </w:rPr>
+        <w:t xml:space="preserve">Delivered early </w:t>
       </w:r>
       <w:proofErr w:type="spellStart"/>
       <w:r>
         <w:rPr>
-          <w:rFonts w:ascii="Arial" w:hAnsi="Arial" w:cs="Arial"/>
-          <w:sz w:val="18"/>
+          <w:rStyle w:val="Strong"/>
+          <w:sz w:val="22"/>
         </w:rPr>
         <w:t>Elasticsearch</w:t>
       </w:r>
       <w:proofErr w:type="spellEnd"/>
       <w:r>
         <w:rPr>
-          <w:rFonts w:ascii="Arial" w:hAnsi="Arial" w:cs="Arial"/>
-          <w:sz w:val="18"/>
-        </w:rPr>
-        <w:t xml:space="preserve"> indexing, enabling fast filtering for internal users without heavy database scans.</w:t>
+          <w:sz w:val="22"/>
+        </w:rPr>
+        <w:t xml:space="preserve"> indexing for internal search and filtering scenarios, giving users faster access to operational records without forcing expensive scans against transactional database tables.</w:t>
       </w:r>
     </w:p>
     <w:p>
@@ -4474,17 +4251,7 @@
           <w:b/>
           <w:bCs/>
           <w:color w:val="111111"/>
-          <w:sz w:val="21"/>
-          <w:szCs w:val="21"/>
-        </w:rPr>
-        <w:t xml:space="preserve"> </w:t>
-      </w:r>
-      <w:r>
-        <w:rPr>
-          <w:b/>
-          <w:bCs/>
-          <w:color w:val="111111"/>
-          <w:sz w:val="21"/>
+          <w:sz w:val="24"/>
           <w:szCs w:val="21"/>
         </w:rPr>
         <w:t>EDUCATION</w:t>
@@ -4523,13 +4290,18 @@
             </w:tcBorders>
           </w:tcPr>
           <w:p>
+            <w:pPr>
+              <w:rPr>
+                <w:sz w:val="24"/>
+              </w:rPr>
+            </w:pPr>
             <w:r>
               <w:rPr>
                 <w:rFonts w:ascii="Arial" w:eastAsia="Arial" w:hAnsi="Arial" w:cs="Arial"/>
                 <w:b/>
                 <w:bCs/>
                 <w:color w:val="111111"/>
-                <w:sz w:val="19"/>
+                <w:sz w:val="22"/>
                 <w:szCs w:val="19"/>
               </w:rPr>
               <w:t>Bachelor’s degree in Computer Science</w:t>
@@ -4549,12 +4321,14 @@
           <w:p>
             <w:pPr>
               <w:jc w:val="right"/>
+              <w:rPr>
+                <w:sz w:val="24"/>
+              </w:rPr>
             </w:pPr>
             <w:r>
               <w:rPr>
                 <w:rFonts w:ascii="Arial" w:eastAsia="Arial" w:hAnsi="Arial" w:cs="Arial"/>
                 <w:color w:val="111111"/>
-                <w:sz w:val="17"/>
                 <w:szCs w:val="17"/>
               </w:rPr>
               <w:t>2010 to 2014</w:t>
@@ -4564,13 +4338,18 @@
       </w:tr>
     </w:tbl>
     <w:p>
+      <w:pPr>
+        <w:rPr>
+          <w:sz w:val="24"/>
+        </w:rPr>
+      </w:pPr>
       <w:r>
         <w:rPr>
           <w:rFonts w:ascii="Arial" w:eastAsia="Arial" w:hAnsi="Arial" w:cs="Arial"/>
           <w:b/>
           <w:bCs/>
           <w:color w:val="111111"/>
-          <w:sz w:val="18"/>
+          <w:sz w:val="22"/>
           <w:szCs w:val="18"/>
         </w:rPr>
         <w:t>Stanford University Department of Computer Science</w:t>
@@ -4581,72 +4360,58 @@
         <w:pStyle w:val="ListParagraph"/>
         <w:numPr>
           <w:ilvl w:val="0"/>
-          <w:numId w:val="2"/>
+          <w:numId w:val="26"/>
         </w:numPr>
         <w:jc w:val="both"/>
         <w:rPr>
-          <w:rFonts w:ascii="Arial" w:hAnsi="Arial" w:cs="Arial"/>
-          <w:sz w:val="18"/>
-        </w:rPr>
-      </w:pPr>
-      <w:r>
-        <w:rPr>
-          <w:rFonts w:ascii="Arial" w:hAnsi="Arial" w:cs="Arial"/>
-          <w:sz w:val="18"/>
+          <w:sz w:val="22"/>
+        </w:rPr>
+      </w:pPr>
+      <w:r>
+        <w:rPr>
+          <w:sz w:val="22"/>
         </w:rPr>
         <w:t xml:space="preserve">Built strong foundations in </w:t>
       </w:r>
       <w:r>
         <w:rPr>
           <w:rStyle w:val="Strong"/>
-          <w:rFonts w:ascii="Arial" w:hAnsi="Arial" w:cs="Arial"/>
-          <w:sz w:val="18"/>
+          <w:sz w:val="22"/>
         </w:rPr>
         <w:t>algorithms</w:t>
       </w:r>
       <w:r>
         <w:rPr>
-          <w:rFonts w:ascii="Arial" w:hAnsi="Arial" w:cs="Arial"/>
-          <w:sz w:val="18"/>
-        </w:rPr>
-        <w:t xml:space="preserve">, </w:t>
-      </w:r>
-      <w:r>
-        <w:rPr>
-          <w:rStyle w:val="Strong"/>
-          <w:rFonts w:ascii="Arial" w:hAnsi="Arial" w:cs="Arial"/>
-          <w:sz w:val="18"/>
+          <w:sz w:val="22"/>
+        </w:rPr>
+        <w:t xml:space="preserve">, </w:t>
+      </w:r>
+      <w:r>
+        <w:rPr>
+          <w:rStyle w:val="Strong"/>
+          <w:sz w:val="22"/>
         </w:rPr>
         <w:t>databases</w:t>
       </w:r>
       <w:r>
         <w:rPr>
-          <w:rFonts w:ascii="Arial" w:hAnsi="Arial" w:cs="Arial"/>
-          <w:sz w:val="18"/>
+          <w:sz w:val="22"/>
         </w:rPr>
         <w:t xml:space="preserve">, and </w:t>
       </w:r>
       <w:r>
         <w:rPr>
           <w:rStyle w:val="Strong"/>
-          <w:rFonts w:ascii="Arial" w:hAnsi="Arial" w:cs="Arial"/>
-          <w:sz w:val="18"/>
+          <w:sz w:val="22"/>
         </w:rPr>
         <w:t>software engineering</w:t>
       </w:r>
       <w:r>
         <w:rPr>
-          <w:rFonts w:ascii="Arial" w:hAnsi="Arial" w:cs="Arial"/>
-          <w:sz w:val="18"/>
+          <w:sz w:val="22"/>
         </w:rPr>
         <w:t>, applying coursework through practical team projects and production-style system design.</w:t>
       </w:r>
-    </w:p>
-    <w:p>
-      <w:pPr>
-        <w:pStyle w:val="ListParagraph"/>
-        <w:ind w:left="360"/>
-      </w:pPr>
     </w:p>
     <w:p>
       <w:pPr>
@@ -4654,45 +4419,29 @@
           <w:bottom w:val="single" w:sz="6" w:space="0" w:color="B91C1C"/>
         </w:pBdr>
         <w:spacing w:before="120" w:after="80"/>
+        <w:rPr>
+          <w:sz w:val="24"/>
+        </w:rPr>
       </w:pPr>
       <w:r>
         <w:rPr>
           <w:b/>
           <w:bCs/>
           <w:color w:val="111111"/>
-          <w:sz w:val="21"/>
+          <w:sz w:val="24"/>
           <w:szCs w:val="21"/>
         </w:rPr>
-        <w:t>PROJECTS</w:t>
-      </w:r>
-    </w:p>
-    <w:p>
-      <w:pPr>
-        <w:pStyle w:val="NormalWeb"/>
-        <w:spacing w:before="0" w:beforeAutospacing="0" w:after="0" w:afterAutospacing="0"/>
-        <w:jc w:val="both"/>
-        <w:rPr>
-          <w:rFonts w:ascii="Arial" w:hAnsi="Arial" w:cs="Arial"/>
-          <w:sz w:val="18"/>
-        </w:rPr>
-      </w:pPr>
-      <w:proofErr w:type="spellStart"/>
-      <w:r>
-        <w:rPr>
-          <w:rStyle w:val="Strong"/>
-          <w:rFonts w:ascii="Arial" w:hAnsi="Arial" w:cs="Arial"/>
-          <w:sz w:val="18"/>
-        </w:rPr>
-        <w:t>Observability</w:t>
-      </w:r>
-      <w:proofErr w:type="spellEnd"/>
-      <w:r>
-        <w:rPr>
-          <w:rStyle w:val="Strong"/>
-          <w:rFonts w:ascii="Arial" w:hAnsi="Arial" w:cs="Arial"/>
-          <w:sz w:val="18"/>
-        </w:rPr>
-        <w:t xml:space="preserve"> Baseline &amp; Incident Noise Reduction (Platform Initiative)</w:t>
+        <w:t>CERTIFICATION</w:t>
+      </w:r>
+      <w:r>
+        <w:rPr>
+          <w:b/>
+          <w:bCs/>
+          <w:color w:val="111111"/>
+          <w:sz w:val="24"/>
+          <w:szCs w:val="21"/>
+        </w:rPr>
+        <w:t>S</w:t>
       </w:r>
     </w:p>
     <w:p>
@@ -4700,102 +4449,19 @@
         <w:pStyle w:val="NormalWeb"/>
         <w:numPr>
           <w:ilvl w:val="0"/>
-          <w:numId w:val="3"/>
+          <w:numId w:val="27"/>
         </w:numPr>
         <w:spacing w:before="0" w:beforeAutospacing="0" w:after="0" w:afterAutospacing="0"/>
-        <w:jc w:val="both"/>
-        <w:rPr>
-          <w:rFonts w:ascii="Arial" w:hAnsi="Arial" w:cs="Arial"/>
-          <w:sz w:val="18"/>
-        </w:rPr>
-      </w:pPr>
-      <w:r>
-        <w:rPr>
-          <w:rFonts w:ascii="Arial" w:hAnsi="Arial" w:cs="Arial"/>
-          <w:sz w:val="18"/>
-        </w:rPr>
-        <w:t xml:space="preserve">Built a standardized telemetry layer using </w:t>
-      </w:r>
-      <w:proofErr w:type="spellStart"/>
-      <w:r>
-        <w:rPr>
-          <w:rStyle w:val="Strong"/>
-          <w:rFonts w:ascii="Arial" w:hAnsi="Arial" w:cs="Arial"/>
-          <w:sz w:val="18"/>
-        </w:rPr>
-        <w:t>OpenTelemetry</w:t>
-      </w:r>
-      <w:proofErr w:type="spellEnd"/>
-      <w:r>
-        <w:rPr>
-          <w:rFonts w:ascii="Arial" w:hAnsi="Arial" w:cs="Arial"/>
-          <w:sz w:val="18"/>
-        </w:rPr>
-        <w:t xml:space="preserve"> (traces/metrics/logs) exported into </w:t>
-      </w:r>
-      <w:proofErr w:type="spellStart"/>
-      <w:r>
-        <w:rPr>
-          <w:rStyle w:val="Strong"/>
-          <w:rFonts w:ascii="Arial" w:hAnsi="Arial" w:cs="Arial"/>
-          <w:sz w:val="18"/>
-        </w:rPr>
-        <w:t>Datadog</w:t>
-      </w:r>
-      <w:proofErr w:type="spellEnd"/>
-      <w:r>
-        <w:rPr>
-          <w:rFonts w:ascii="Arial" w:hAnsi="Arial" w:cs="Arial"/>
-          <w:sz w:val="18"/>
-        </w:rPr>
-        <w:t xml:space="preserve"> with team dashboards in </w:t>
-      </w:r>
-      <w:proofErr w:type="spellStart"/>
-      <w:r>
-        <w:rPr>
-          <w:rStyle w:val="Strong"/>
-          <w:rFonts w:ascii="Arial" w:hAnsi="Arial" w:cs="Arial"/>
-          <w:sz w:val="18"/>
-        </w:rPr>
-        <w:t>Grafana</w:t>
-      </w:r>
-      <w:proofErr w:type="spellEnd"/>
-      <w:r>
-        <w:rPr>
-          <w:rFonts w:ascii="Arial" w:hAnsi="Arial" w:cs="Arial"/>
-          <w:sz w:val="18"/>
-        </w:rPr>
-        <w:t xml:space="preserve">, enforcing correlation IDs across </w:t>
-      </w:r>
-      <w:r>
-        <w:rPr>
-          <w:rStyle w:val="Strong"/>
-          <w:rFonts w:ascii="Arial" w:hAnsi="Arial" w:cs="Arial"/>
-          <w:sz w:val="18"/>
-        </w:rPr>
-        <w:t>React</w:t>
-      </w:r>
-      <w:r>
-        <w:rPr>
-          <w:rFonts w:ascii="Arial" w:hAnsi="Arial" w:cs="Arial"/>
-          <w:sz w:val="18"/>
-        </w:rPr>
-        <w:t xml:space="preserve"> → </w:t>
-      </w:r>
-      <w:r>
-        <w:rPr>
-          <w:rStyle w:val="Strong"/>
-          <w:rFonts w:ascii="Arial" w:hAnsi="Arial" w:cs="Arial"/>
-          <w:sz w:val="18"/>
-        </w:rPr>
-        <w:t>Node.js</w:t>
-      </w:r>
-      <w:r>
-        <w:rPr>
-          <w:rFonts w:ascii="Arial" w:hAnsi="Arial" w:cs="Arial"/>
-          <w:sz w:val="18"/>
-        </w:rPr>
-        <w:t xml:space="preserve"> → downstream services.</w:t>
+        <w:rPr>
+          <w:sz w:val="22"/>
+        </w:rPr>
+      </w:pPr>
+      <w:r>
+        <w:rPr>
+          <w:rStyle w:val="Strong"/>
+          <w:sz w:val="22"/>
+        </w:rPr>
+        <w:t>Microsoft Certified: Azure Developer Associate</w:t>
       </w:r>
     </w:p>
     <w:p>
@@ -4803,69 +4469,19 @@
         <w:pStyle w:val="NormalWeb"/>
         <w:numPr>
           <w:ilvl w:val="0"/>
-          <w:numId w:val="3"/>
+          <w:numId w:val="27"/>
         </w:numPr>
         <w:spacing w:before="0" w:beforeAutospacing="0" w:after="0" w:afterAutospacing="0"/>
-        <w:jc w:val="both"/>
-        <w:rPr>
-          <w:rFonts w:ascii="Arial" w:hAnsi="Arial" w:cs="Arial"/>
-          <w:sz w:val="18"/>
-        </w:rPr>
-      </w:pPr>
-      <w:r>
-        <w:rPr>
-          <w:rFonts w:ascii="Arial" w:hAnsi="Arial" w:cs="Arial"/>
-          <w:sz w:val="18"/>
-        </w:rPr>
-        <w:t xml:space="preserve">Added actionable alerting around latency/error SLO signals using </w:t>
-      </w:r>
-      <w:r>
-        <w:rPr>
-          <w:rStyle w:val="Strong"/>
-          <w:rFonts w:ascii="Arial" w:hAnsi="Arial" w:cs="Arial"/>
-          <w:sz w:val="18"/>
-        </w:rPr>
-        <w:t>Prometheus</w:t>
-      </w:r>
-      <w:r>
-        <w:rPr>
-          <w:rFonts w:ascii="Arial" w:hAnsi="Arial" w:cs="Arial"/>
-          <w:sz w:val="18"/>
-        </w:rPr>
-        <w:t xml:space="preserve"> metrics and </w:t>
-      </w:r>
-      <w:proofErr w:type="spellStart"/>
-      <w:r>
-        <w:rPr>
-          <w:rStyle w:val="Strong"/>
-          <w:rFonts w:ascii="Arial" w:hAnsi="Arial" w:cs="Arial"/>
-          <w:sz w:val="18"/>
-        </w:rPr>
-        <w:t>CloudWatch</w:t>
-      </w:r>
-      <w:proofErr w:type="spellEnd"/>
-      <w:r>
-        <w:rPr>
-          <w:rFonts w:ascii="Arial" w:hAnsi="Arial" w:cs="Arial"/>
-          <w:sz w:val="18"/>
-        </w:rPr>
-        <w:t xml:space="preserve"> </w:t>
-      </w:r>
-      <w:proofErr w:type="gramStart"/>
-      <w:r>
-        <w:rPr>
-          <w:rFonts w:ascii="Arial" w:hAnsi="Arial" w:cs="Arial"/>
-          <w:sz w:val="18"/>
-        </w:rPr>
-        <w:t>alarms,</w:t>
-      </w:r>
-      <w:proofErr w:type="gramEnd"/>
-      <w:r>
-        <w:rPr>
-          <w:rFonts w:ascii="Arial" w:hAnsi="Arial" w:cs="Arial"/>
-          <w:sz w:val="18"/>
-        </w:rPr>
-        <w:t xml:space="preserve"> then ran post-incident reviews that turned recurring pages into tracked engineering work.</w:t>
+        <w:rPr>
+          <w:sz w:val="22"/>
+        </w:rPr>
+      </w:pPr>
+      <w:r>
+        <w:rPr>
+          <w:rStyle w:val="Strong"/>
+          <w:sz w:val="22"/>
+        </w:rPr>
+        <w:t>AWS Certified Developer – Associate</w:t>
       </w:r>
     </w:p>
     <w:p>
@@ -4873,41 +4489,35 @@
         <w:pStyle w:val="NormalWeb"/>
         <w:numPr>
           <w:ilvl w:val="0"/>
-          <w:numId w:val="3"/>
+          <w:numId w:val="27"/>
         </w:numPr>
         <w:spacing w:before="0" w:beforeAutospacing="0" w:after="0" w:afterAutospacing="0"/>
-        <w:jc w:val="both"/>
-        <w:rPr>
-          <w:rStyle w:val="relative"/>
-          <w:rFonts w:ascii="Arial" w:hAnsi="Arial" w:cs="Arial"/>
-          <w:sz w:val="18"/>
-        </w:rPr>
-      </w:pPr>
-      <w:r>
-        <w:rPr>
-          <w:rFonts w:ascii="Arial" w:hAnsi="Arial" w:cs="Arial"/>
-          <w:sz w:val="18"/>
-        </w:rPr>
-        <w:t xml:space="preserve">Result: faster root-cause isolation, fewer duplicate incidents, and a shared operational language across services and stakeholders. </w:t>
-      </w:r>
-    </w:p>
-    <w:p>
-      <w:pPr>
-        <w:pStyle w:val="NormalWeb"/>
-        <w:spacing w:before="0" w:beforeAutospacing="0" w:after="0" w:afterAutospacing="0"/>
-        <w:jc w:val="both"/>
-        <w:rPr>
-          <w:rFonts w:ascii="Arial" w:hAnsi="Arial" w:cs="Arial"/>
-          <w:sz w:val="18"/>
-        </w:rPr>
-      </w:pPr>
-      <w:r>
-        <w:rPr>
-          <w:rStyle w:val="Strong"/>
-          <w:rFonts w:ascii="Arial" w:hAnsi="Arial" w:cs="Arial"/>
-          <w:sz w:val="18"/>
-        </w:rPr>
-        <w:t>Event-Driven Background Processing for Data Sync &amp; Reporting</w:t>
+        <w:rPr>
+          <w:sz w:val="22"/>
+        </w:rPr>
+      </w:pPr>
+      <w:r>
+        <w:rPr>
+          <w:rStyle w:val="Strong"/>
+          <w:sz w:val="22"/>
+        </w:rPr>
+        <w:t xml:space="preserve">Certified </w:t>
+      </w:r>
+      <w:proofErr w:type="spellStart"/>
+      <w:r>
+        <w:rPr>
+          <w:rStyle w:val="Strong"/>
+          <w:sz w:val="22"/>
+        </w:rPr>
+        <w:t>Kubernetes</w:t>
+      </w:r>
+      <w:proofErr w:type="spellEnd"/>
+      <w:r>
+        <w:rPr>
+          <w:rStyle w:val="Strong"/>
+          <w:sz w:val="22"/>
+        </w:rPr>
+        <w:t xml:space="preserve"> Application Developer (CKAD)</w:t>
       </w:r>
     </w:p>
     <w:p>
@@ -4915,219 +4525,49 @@
         <w:pStyle w:val="NormalWeb"/>
         <w:numPr>
           <w:ilvl w:val="0"/>
-          <w:numId w:val="4"/>
+          <w:numId w:val="27"/>
         </w:numPr>
         <w:spacing w:before="0" w:beforeAutospacing="0" w:after="0" w:afterAutospacing="0"/>
-        <w:jc w:val="both"/>
-        <w:rPr>
-          <w:rFonts w:ascii="Arial" w:hAnsi="Arial" w:cs="Arial"/>
-          <w:sz w:val="18"/>
-        </w:rPr>
-      </w:pPr>
-      <w:r>
-        <w:rPr>
-          <w:rFonts w:ascii="Arial" w:hAnsi="Arial" w:cs="Arial"/>
-          <w:sz w:val="18"/>
-        </w:rPr>
-        <w:t xml:space="preserve">Designed asynchronous pipelines using </w:t>
-      </w:r>
-      <w:r>
-        <w:rPr>
-          <w:rStyle w:val="Strong"/>
-          <w:rFonts w:ascii="Arial" w:hAnsi="Arial" w:cs="Arial"/>
-          <w:sz w:val="18"/>
-        </w:rPr>
-        <w:t>AWS SQS/SNS</w:t>
-      </w:r>
-      <w:r>
-        <w:rPr>
-          <w:rFonts w:ascii="Arial" w:hAnsi="Arial" w:cs="Arial"/>
-          <w:sz w:val="18"/>
-        </w:rPr>
-        <w:t xml:space="preserve">, optional stream fan-out with </w:t>
-      </w:r>
-      <w:r>
-        <w:rPr>
-          <w:rStyle w:val="Strong"/>
-          <w:rFonts w:ascii="Arial" w:hAnsi="Arial" w:cs="Arial"/>
-          <w:sz w:val="18"/>
-        </w:rPr>
-        <w:t>Kafka/</w:t>
-      </w:r>
+      </w:pPr>
       <w:proofErr w:type="spellStart"/>
       <w:r>
         <w:rPr>
           <w:rStyle w:val="Strong"/>
-          <w:rFonts w:ascii="Arial" w:hAnsi="Arial" w:cs="Arial"/>
-          <w:sz w:val="18"/>
-        </w:rPr>
-        <w:t>RabbitMQ</w:t>
+          <w:sz w:val="22"/>
+        </w:rPr>
+        <w:t>HashiCorp</w:t>
       </w:r>
       <w:proofErr w:type="spellEnd"/>
       <w:r>
         <w:rPr>
-          <w:rFonts w:ascii="Arial" w:hAnsi="Arial" w:cs="Arial"/>
-          <w:sz w:val="18"/>
-        </w:rPr>
-        <w:t xml:space="preserve">, and durable persistence in </w:t>
+          <w:rStyle w:val="Strong"/>
+          <w:sz w:val="22"/>
+        </w:rPr>
+        <w:t xml:space="preserve"> Certified: </w:t>
       </w:r>
       <w:proofErr w:type="spellStart"/>
       <w:r>
         <w:rPr>
           <w:rStyle w:val="Strong"/>
-          <w:rFonts w:ascii="Arial" w:hAnsi="Arial" w:cs="Arial"/>
-          <w:sz w:val="18"/>
-        </w:rPr>
-        <w:t>PostgreSQL</w:t>
+          <w:sz w:val="22"/>
+        </w:rPr>
+        <w:t>Terraform</w:t>
       </w:r>
       <w:proofErr w:type="spellEnd"/>
       <w:r>
         <w:rPr>
           <w:rStyle w:val="Strong"/>
-          <w:rFonts w:ascii="Arial" w:hAnsi="Arial" w:cs="Arial"/>
-          <w:sz w:val="18"/>
-        </w:rPr>
-        <w:t>/</w:t>
-      </w:r>
-      <w:proofErr w:type="spellStart"/>
-      <w:r>
-        <w:rPr>
-          <w:rStyle w:val="Strong"/>
-          <w:rFonts w:ascii="Arial" w:hAnsi="Arial" w:cs="Arial"/>
-          <w:sz w:val="18"/>
-        </w:rPr>
-        <w:t>DynamoDB</w:t>
-      </w:r>
-      <w:proofErr w:type="spellEnd"/>
-      <w:r>
-        <w:rPr>
-          <w:rFonts w:ascii="Arial" w:hAnsi="Arial" w:cs="Arial"/>
-          <w:sz w:val="18"/>
-        </w:rPr>
-        <w:t xml:space="preserve">, with DLQs and replay-safe consumers via </w:t>
-      </w:r>
-      <w:proofErr w:type="spellStart"/>
-      <w:r>
-        <w:rPr>
-          <w:rStyle w:val="Strong"/>
-          <w:rFonts w:ascii="Arial" w:hAnsi="Arial" w:cs="Arial"/>
-          <w:sz w:val="18"/>
-        </w:rPr>
-        <w:t>idempotency</w:t>
-      </w:r>
-      <w:proofErr w:type="spellEnd"/>
-      <w:r>
-        <w:rPr>
-          <w:rFonts w:ascii="Arial" w:hAnsi="Arial" w:cs="Arial"/>
-          <w:sz w:val="18"/>
-        </w:rPr>
-        <w:t xml:space="preserve"> and </w:t>
-      </w:r>
-      <w:proofErr w:type="spellStart"/>
-      <w:r>
-        <w:rPr>
-          <w:rStyle w:val="Strong"/>
-          <w:rFonts w:ascii="Arial" w:hAnsi="Arial" w:cs="Arial"/>
-          <w:sz w:val="18"/>
-        </w:rPr>
-        <w:t>deduplication</w:t>
-      </w:r>
-      <w:proofErr w:type="spellEnd"/>
-      <w:r>
-        <w:rPr>
-          <w:rFonts w:ascii="Arial" w:hAnsi="Arial" w:cs="Arial"/>
-          <w:sz w:val="18"/>
-        </w:rPr>
-        <w:t>.</w:t>
+          <w:sz w:val="22"/>
+        </w:rPr>
+        <w:t xml:space="preserve"> Associate</w:t>
       </w:r>
     </w:p>
     <w:p>
       <w:pPr>
-        <w:pStyle w:val="NormalWeb"/>
-        <w:numPr>
-          <w:ilvl w:val="0"/>
-          <w:numId w:val="4"/>
-        </w:numPr>
-        <w:spacing w:before="0" w:beforeAutospacing="0" w:after="0" w:afterAutospacing="0"/>
-        <w:jc w:val="both"/>
-        <w:rPr>
-          <w:rFonts w:ascii="Arial" w:hAnsi="Arial" w:cs="Arial"/>
-          <w:sz w:val="18"/>
-        </w:rPr>
-      </w:pPr>
-      <w:r>
-        <w:rPr>
-          <w:rFonts w:ascii="Arial" w:hAnsi="Arial" w:cs="Arial"/>
-          <w:sz w:val="18"/>
-        </w:rPr>
-        <w:t xml:space="preserve">Implemented contract-style verification around message schemas and API boundaries, pairing with </w:t>
-      </w:r>
-      <w:r>
-        <w:rPr>
-          <w:rStyle w:val="Strong"/>
-          <w:rFonts w:ascii="Arial" w:hAnsi="Arial" w:cs="Arial"/>
-          <w:sz w:val="18"/>
-        </w:rPr>
-        <w:t>Pact-style</w:t>
-      </w:r>
-      <w:r>
-        <w:rPr>
-          <w:rFonts w:ascii="Arial" w:hAnsi="Arial" w:cs="Arial"/>
-          <w:sz w:val="18"/>
-        </w:rPr>
-        <w:t xml:space="preserve"> tests plus functional coverage using </w:t>
-      </w:r>
-      <w:r>
-        <w:rPr>
-          <w:rStyle w:val="Strong"/>
-          <w:rFonts w:ascii="Arial" w:hAnsi="Arial" w:cs="Arial"/>
-          <w:sz w:val="18"/>
-        </w:rPr>
-        <w:t>Jest</w:t>
-      </w:r>
-      <w:r>
-        <w:rPr>
-          <w:rFonts w:ascii="Arial" w:hAnsi="Arial" w:cs="Arial"/>
-          <w:sz w:val="18"/>
-        </w:rPr>
-        <w:t xml:space="preserve">, </w:t>
-      </w:r>
-      <w:r>
-        <w:rPr>
-          <w:rStyle w:val="Strong"/>
-          <w:rFonts w:ascii="Arial" w:hAnsi="Arial" w:cs="Arial"/>
-          <w:sz w:val="18"/>
-        </w:rPr>
-        <w:t>Mocha/Chai</w:t>
-      </w:r>
-      <w:r>
-        <w:rPr>
-          <w:rFonts w:ascii="Arial" w:hAnsi="Arial" w:cs="Arial"/>
-          <w:sz w:val="18"/>
-        </w:rPr>
-        <w:t xml:space="preserve">, and UI checks in </w:t>
-      </w:r>
-      <w:r>
-        <w:rPr>
-          <w:rStyle w:val="Strong"/>
-          <w:rFonts w:ascii="Arial" w:hAnsi="Arial" w:cs="Arial"/>
-          <w:sz w:val="18"/>
-        </w:rPr>
-        <w:t>Cypress/Playwright</w:t>
-      </w:r>
-      <w:r>
-        <w:rPr>
-          <w:rFonts w:ascii="Arial" w:hAnsi="Arial" w:cs="Arial"/>
-          <w:sz w:val="18"/>
-        </w:rPr>
-        <w:t>.</w:t>
-      </w:r>
+        <w:spacing w:after="80"/>
+      </w:pPr>
     </w:p>
-    <w:p>
-      <w:pPr>
-        <w:spacing w:after="80"/>
-      </w:pPr>
-    </w:p>
+    <w:p/>
     <w:sectPr>
       <w:pgSz w:w="11906" w:h="16838"/>
       <w:pgMar w:top="863" w:right="863" w:bottom="863" w:left="863" w:header="708" w:footer="708" w:gutter="0"/>
@@ -5366,6 +4806,120 @@
     </w:lvl>
   </w:abstractNum>
   <w:abstractNum w:abstractNumId="2">
+    <w:nsid w:val="0D337E8A"/>
+    <w:multiLevelType w:val="hybridMultilevel"/>
+    <w:tmpl w:val="87844C74"/>
+    <w:lvl w:ilvl="0" w:tplc="4B22CC20">
+      <w:start w:val="1"/>
+      <w:numFmt w:val="bullet"/>
+      <w:lvlText w:val="-"/>
+      <w:lvlJc w:val="left"/>
+      <w:pPr>
+        <w:ind w:left="360" w:hanging="360"/>
+      </w:pPr>
+      <w:rPr>
+        <w:rFonts w:ascii="Yu Gothic" w:eastAsia="Yu Gothic" w:hAnsi="Yu Gothic" w:hint="eastAsia"/>
+        <w:sz w:val="22"/>
+      </w:rPr>
+    </w:lvl>
+    <w:lvl w:ilvl="1" w:tplc="04090003" w:tentative="1">
+      <w:start w:val="1"/>
+      <w:numFmt w:val="bullet"/>
+      <w:lvlText w:val="o"/>
+      <w:lvlJc w:val="left"/>
+      <w:pPr>
+        <w:ind w:left="1080" w:hanging="360"/>
+      </w:pPr>
+      <w:rPr>
+        <w:rFonts w:ascii="Courier New" w:hAnsi="Courier New" w:cs="Courier New" w:hint="default"/>
+      </w:rPr>
+    </w:lvl>
+    <w:lvl w:ilvl="2" w:tplc="04090005" w:tentative="1">
+      <w:start w:val="1"/>
+      <w:numFmt w:val="bullet"/>
+      <w:lvlText w:val=""/>
+      <w:lvlJc w:val="left"/>
+      <w:pPr>
+        <w:ind w:left="1800" w:hanging="360"/>
+      </w:pPr>
+      <w:rPr>
+        <w:rFonts w:ascii="Wingdings" w:hAnsi="Wingdings" w:hint="default"/>
+      </w:rPr>
+    </w:lvl>
+    <w:lvl w:ilvl="3" w:tplc="04090001" w:tentative="1">
+      <w:start w:val="1"/>
+      <w:numFmt w:val="bullet"/>
+      <w:lvlText w:val=""/>
+      <w:lvlJc w:val="left"/>
+      <w:pPr>
+        <w:ind w:left="2520" w:hanging="360"/>
+      </w:pPr>
+      <w:rPr>
+        <w:rFonts w:ascii="Symbol" w:hAnsi="Symbol" w:hint="default"/>
+      </w:rPr>
+    </w:lvl>
+    <w:lvl w:ilvl="4" w:tplc="04090003" w:tentative="1">
+      <w:start w:val="1"/>
+      <w:numFmt w:val="bullet"/>
+      <w:lvlText w:val="o"/>
+      <w:lvlJc w:val="left"/>
+      <w:pPr>
+        <w:ind w:left="3240" w:hanging="360"/>
+      </w:pPr>
+      <w:rPr>
+        <w:rFonts w:ascii="Courier New" w:hAnsi="Courier New" w:cs="Courier New" w:hint="default"/>
+      </w:rPr>
+    </w:lvl>
+    <w:lvl w:ilvl="5" w:tplc="04090005" w:tentative="1">
+      <w:start w:val="1"/>
+      <w:numFmt w:val="bullet"/>
+      <w:lvlText w:val=""/>
+      <w:lvlJc w:val="left"/>
+      <w:pPr>
+        <w:ind w:left="3960" w:hanging="360"/>
+      </w:pPr>
+      <w:rPr>
+        <w:rFonts w:ascii="Wingdings" w:hAnsi="Wingdings" w:hint="default"/>
+      </w:rPr>
+    </w:lvl>
+    <w:lvl w:ilvl="6" w:tplc="04090001" w:tentative="1">
+      <w:start w:val="1"/>
+      <w:numFmt w:val="bullet"/>
+      <w:lvlText w:val=""/>
+      <w:lvlJc w:val="left"/>
+      <w:pPr>
+        <w:ind w:left="4680" w:hanging="360"/>
+      </w:pPr>
+      <w:rPr>
+        <w:rFonts w:ascii="Symbol" w:hAnsi="Symbol" w:hint="default"/>
+      </w:rPr>
+    </w:lvl>
+    <w:lvl w:ilvl="7" w:tplc="04090003" w:tentative="1">
+      <w:start w:val="1"/>
+      <w:numFmt w:val="bullet"/>
+      <w:lvlText w:val="o"/>
+      <w:lvlJc w:val="left"/>
+      <w:pPr>
+        <w:ind w:left="5400" w:hanging="360"/>
+      </w:pPr>
+      <w:rPr>
+        <w:rFonts w:ascii="Courier New" w:hAnsi="Courier New" w:cs="Courier New" w:hint="default"/>
+      </w:rPr>
+    </w:lvl>
+    <w:lvl w:ilvl="8" w:tplc="04090005" w:tentative="1">
+      <w:start w:val="1"/>
+      <w:numFmt w:val="bullet"/>
+      <w:lvlText w:val=""/>
+      <w:lvlJc w:val="left"/>
+      <w:pPr>
+        <w:ind w:left="6120" w:hanging="360"/>
+      </w:pPr>
+      <w:rPr>
+        <w:rFonts w:ascii="Wingdings" w:hAnsi="Wingdings" w:hint="default"/>
+      </w:rPr>
+    </w:lvl>
+  </w:abstractNum>
+  <w:abstractNum w:abstractNumId="3">
     <w:nsid w:val="11B745D7"/>
     <w:multiLevelType w:val="hybridMultilevel"/>
     <w:tmpl w:val="21065854"/>
@@ -5478,7 +5032,7 @@
       </w:rPr>
     </w:lvl>
   </w:abstractNum>
-  <w:abstractNum w:abstractNumId="3">
+  <w:abstractNum w:abstractNumId="4">
     <w:nsid w:val="15743F1F"/>
     <w:multiLevelType w:val="hybridMultilevel"/>
     <w:tmpl w:val="B5728768"/>
@@ -5590,7 +5144,7 @@
       </w:rPr>
     </w:lvl>
   </w:abstractNum>
-  <w:abstractNum w:abstractNumId="4">
+  <w:abstractNum w:abstractNumId="5">
     <w:nsid w:val="1B640FDE"/>
     <w:multiLevelType w:val="multilevel"/>
     <w:tmpl w:val="F32A36FE"/>
@@ -5739,7 +5293,7 @@
       </w:rPr>
     </w:lvl>
   </w:abstractNum>
-  <w:abstractNum w:abstractNumId="5">
+  <w:abstractNum w:abstractNumId="6">
     <w:nsid w:val="1E49022B"/>
     <w:multiLevelType w:val="hybridMultilevel"/>
     <w:tmpl w:val="BBC60F80"/>
@@ -5852,7 +5406,121 @@
       </w:rPr>
     </w:lvl>
   </w:abstractNum>
-  <w:abstractNum w:abstractNumId="6">
+  <w:abstractNum w:abstractNumId="7">
+    <w:nsid w:val="21597AB9"/>
+    <w:multiLevelType w:val="hybridMultilevel"/>
+    <w:tmpl w:val="996897A6"/>
+    <w:lvl w:ilvl="0" w:tplc="4B22CC20">
+      <w:start w:val="1"/>
+      <w:numFmt w:val="bullet"/>
+      <w:lvlText w:val="-"/>
+      <w:lvlJc w:val="left"/>
+      <w:pPr>
+        <w:ind w:left="360" w:hanging="360"/>
+      </w:pPr>
+      <w:rPr>
+        <w:rFonts w:ascii="Yu Gothic" w:eastAsia="Yu Gothic" w:hAnsi="Yu Gothic" w:hint="eastAsia"/>
+        <w:sz w:val="22"/>
+      </w:rPr>
+    </w:lvl>
+    <w:lvl w:ilvl="1" w:tplc="04090003" w:tentative="1">
+      <w:start w:val="1"/>
+      <w:numFmt w:val="bullet"/>
+      <w:lvlText w:val="o"/>
+      <w:lvlJc w:val="left"/>
+      <w:pPr>
+        <w:ind w:left="1080" w:hanging="360"/>
+      </w:pPr>
+      <w:rPr>
+        <w:rFonts w:ascii="Courier New" w:hAnsi="Courier New" w:cs="Courier New" w:hint="default"/>
+      </w:rPr>
+    </w:lvl>
+    <w:lvl w:ilvl="2" w:tplc="04090005" w:tentative="1">
+      <w:start w:val="1"/>
+      <w:numFmt w:val="bullet"/>
+      <w:lvlText w:val=""/>
+      <w:lvlJc w:val="left"/>
+      <w:pPr>
+        <w:ind w:left="1800" w:hanging="360"/>
+      </w:pPr>
+      <w:rPr>
+        <w:rFonts w:ascii="Wingdings" w:hAnsi="Wingdings" w:hint="default"/>
+      </w:rPr>
+    </w:lvl>
+    <w:lvl w:ilvl="3" w:tplc="04090001" w:tentative="1">
+      <w:start w:val="1"/>
+      <w:numFmt w:val="bullet"/>
+      <w:lvlText w:val=""/>
+      <w:lvlJc w:val="left"/>
+      <w:pPr>
+        <w:ind w:left="2520" w:hanging="360"/>
+      </w:pPr>
+      <w:rPr>
+        <w:rFonts w:ascii="Symbol" w:hAnsi="Symbol" w:hint="default"/>
+      </w:rPr>
+    </w:lvl>
+    <w:lvl w:ilvl="4" w:tplc="04090003" w:tentative="1">
+      <w:start w:val="1"/>
+      <w:numFmt w:val="bullet"/>
+      <w:lvlText w:val="o"/>
+      <w:lvlJc w:val="left"/>
+      <w:pPr>
+        <w:ind w:left="3240" w:hanging="360"/>
+      </w:pPr>
+      <w:rPr>
+        <w:rFonts w:ascii="Courier New" w:hAnsi="Courier New" w:cs="Courier New" w:hint="default"/>
+      </w:rPr>
+    </w:lvl>
+    <w:lvl w:ilvl="5" w:tplc="04090005" w:tentative="1">
+      <w:start w:val="1"/>
+      <w:numFmt w:val="bullet"/>
+      <w:lvlText w:val=""/>
+      <w:lvlJc w:val="left"/>
+      <w:pPr>
+        <w:ind w:left="3960" w:hanging="360"/>
+      </w:pPr>
+      <w:rPr>
+        <w:rFonts w:ascii="Wingdings" w:hAnsi="Wingdings" w:hint="default"/>
+      </w:rPr>
+    </w:lvl>
+    <w:lvl w:ilvl="6" w:tplc="04090001" w:tentative="1">
+      <w:start w:val="1"/>
+      <w:numFmt w:val="bullet"/>
+      <w:lvlText w:val=""/>
+      <w:lvlJc w:val="left"/>
+      <w:pPr>
+        <w:ind w:left="4680" w:hanging="360"/>
+      </w:pPr>
+      <w:rPr>
+        <w:rFonts w:ascii="Symbol" w:hAnsi="Symbol" w:hint="default"/>
+      </w:rPr>
+    </w:lvl>
+    <w:lvl w:ilvl="7" w:tplc="04090003" w:tentative="1">
+      <w:start w:val="1"/>
+      <w:numFmt w:val="bullet"/>
+      <w:lvlText w:val="o"/>
+      <w:lvlJc w:val="left"/>
+      <w:pPr>
+        <w:ind w:left="5400" w:hanging="360"/>
+      </w:pPr>
+      <w:rPr>
+        <w:rFonts w:ascii="Courier New" w:hAnsi="Courier New" w:cs="Courier New" w:hint="default"/>
+      </w:rPr>
+    </w:lvl>
+    <w:lvl w:ilvl="8" w:tplc="04090005" w:tentative="1">
+      <w:start w:val="1"/>
+      <w:numFmt w:val="bullet"/>
+      <w:lvlText w:val=""/>
+      <w:lvlJc w:val="left"/>
+      <w:pPr>
+        <w:ind w:left="6120" w:hanging="360"/>
+      </w:pPr>
+      <w:rPr>
+        <w:rFonts w:ascii="Wingdings" w:hAnsi="Wingdings" w:hint="default"/>
+      </w:rPr>
+    </w:lvl>
+  </w:abstractNum>
+  <w:abstractNum w:abstractNumId="8">
     <w:nsid w:val="295148F2"/>
     <w:multiLevelType w:val="multilevel"/>
     <w:tmpl w:val="587271D4"/>
@@ -6001,7 +5669,7 @@
       </w:rPr>
     </w:lvl>
   </w:abstractNum>
-  <w:abstractNum w:abstractNumId="7">
+  <w:abstractNum w:abstractNumId="9">
     <w:nsid w:val="2A9130BD"/>
     <w:multiLevelType w:val="hybridMultilevel"/>
     <w:tmpl w:val="E0D62C08"/>
@@ -6114,7 +5782,7 @@
       </w:rPr>
     </w:lvl>
   </w:abstractNum>
-  <w:abstractNum w:abstractNumId="8">
+  <w:abstractNum w:abstractNumId="10">
     <w:nsid w:val="2A9A0572"/>
     <w:multiLevelType w:val="hybridMultilevel"/>
     <w:tmpl w:val="1D8281A0"/>
@@ -6227,7 +5895,7 @@
       </w:rPr>
     </w:lvl>
   </w:abstractNum>
-  <w:abstractNum w:abstractNumId="9">
+  <w:abstractNum w:abstractNumId="11">
     <w:nsid w:val="334777AF"/>
     <w:multiLevelType w:val="hybridMultilevel"/>
     <w:tmpl w:val="A17CC1A6"/>
@@ -6340,7 +6008,7 @@
       </w:rPr>
     </w:lvl>
   </w:abstractNum>
-  <w:abstractNum w:abstractNumId="10">
+  <w:abstractNum w:abstractNumId="12">
     <w:nsid w:val="37433239"/>
     <w:multiLevelType w:val="multilevel"/>
     <w:tmpl w:val="FE8CC800"/>
@@ -6489,7 +6157,7 @@
       </w:rPr>
     </w:lvl>
   </w:abstractNum>
-  <w:abstractNum w:abstractNumId="11">
+  <w:abstractNum w:abstractNumId="13">
     <w:nsid w:val="38973138"/>
     <w:multiLevelType w:val="hybridMultilevel"/>
     <w:tmpl w:val="B390184C"/>
@@ -6601,7 +6269,235 @@
       </w:rPr>
     </w:lvl>
   </w:abstractNum>
-  <w:abstractNum w:abstractNumId="12">
+  <w:abstractNum w:abstractNumId="14">
+    <w:nsid w:val="49586DDC"/>
+    <w:multiLevelType w:val="hybridMultilevel"/>
+    <w:tmpl w:val="A90A9084"/>
+    <w:lvl w:ilvl="0" w:tplc="4B22CC20">
+      <w:start w:val="1"/>
+      <w:numFmt w:val="bullet"/>
+      <w:lvlText w:val="-"/>
+      <w:lvlJc w:val="left"/>
+      <w:pPr>
+        <w:ind w:left="360" w:hanging="360"/>
+      </w:pPr>
+      <w:rPr>
+        <w:rFonts w:ascii="Yu Gothic" w:eastAsia="Yu Gothic" w:hAnsi="Yu Gothic" w:hint="eastAsia"/>
+        <w:sz w:val="22"/>
+      </w:rPr>
+    </w:lvl>
+    <w:lvl w:ilvl="1" w:tplc="04090003" w:tentative="1">
+      <w:start w:val="1"/>
+      <w:numFmt w:val="bullet"/>
+      <w:lvlText w:val="o"/>
+      <w:lvlJc w:val="left"/>
+      <w:pPr>
+        <w:ind w:left="1080" w:hanging="360"/>
+      </w:pPr>
+      <w:rPr>
+        <w:rFonts w:ascii="Courier New" w:hAnsi="Courier New" w:cs="Courier New" w:hint="default"/>
+      </w:rPr>
+    </w:lvl>
+    <w:lvl w:ilvl="2" w:tplc="04090005" w:tentative="1">
+      <w:start w:val="1"/>
+      <w:numFmt w:val="bullet"/>
+      <w:lvlText w:val=""/>
+      <w:lvlJc w:val="left"/>
+      <w:pPr>
+        <w:ind w:left="1800" w:hanging="360"/>
+      </w:pPr>
+      <w:rPr>
+        <w:rFonts w:ascii="Wingdings" w:hAnsi="Wingdings" w:hint="default"/>
+      </w:rPr>
+    </w:lvl>
+    <w:lvl w:ilvl="3" w:tplc="04090001" w:tentative="1">
+      <w:start w:val="1"/>
+      <w:numFmt w:val="bullet"/>
+      <w:lvlText w:val=""/>
+      <w:lvlJc w:val="left"/>
+      <w:pPr>
+        <w:ind w:left="2520" w:hanging="360"/>
+      </w:pPr>
+      <w:rPr>
+        <w:rFonts w:ascii="Symbol" w:hAnsi="Symbol" w:hint="default"/>
+      </w:rPr>
+    </w:lvl>
+    <w:lvl w:ilvl="4" w:tplc="04090003" w:tentative="1">
+      <w:start w:val="1"/>
+      <w:numFmt w:val="bullet"/>
+      <w:lvlText w:val="o"/>
+      <w:lvlJc w:val="left"/>
+      <w:pPr>
+        <w:ind w:left="3240" w:hanging="360"/>
+      </w:pPr>
+      <w:rPr>
+        <w:rFonts w:ascii="Courier New" w:hAnsi="Courier New" w:cs="Courier New" w:hint="default"/>
+      </w:rPr>
+    </w:lvl>
+    <w:lvl w:ilvl="5" w:tplc="04090005" w:tentative="1">
+      <w:start w:val="1"/>
+      <w:numFmt w:val="bullet"/>
+      <w:lvlText w:val=""/>
+      <w:lvlJc w:val="left"/>
+      <w:pPr>
+        <w:ind w:left="3960" w:hanging="360"/>
+      </w:pPr>
+      <w:rPr>
+        <w:rFonts w:ascii="Wingdings" w:hAnsi="Wingdings" w:hint="default"/>
+      </w:rPr>
+    </w:lvl>
+    <w:lvl w:ilvl="6" w:tplc="04090001" w:tentative="1">
+      <w:start w:val="1"/>
+      <w:numFmt w:val="bullet"/>
+      <w:lvlText w:val=""/>
+      <w:lvlJc w:val="left"/>
+      <w:pPr>
+        <w:ind w:left="4680" w:hanging="360"/>
+      </w:pPr>
+      <w:rPr>
+        <w:rFonts w:ascii="Symbol" w:hAnsi="Symbol" w:hint="default"/>
+      </w:rPr>
+    </w:lvl>
+    <w:lvl w:ilvl="7" w:tplc="04090003" w:tentative="1">
+      <w:start w:val="1"/>
+      <w:numFmt w:val="bullet"/>
+      <w:lvlText w:val="o"/>
+      <w:lvlJc w:val="left"/>
+      <w:pPr>
+        <w:ind w:left="5400" w:hanging="360"/>
+      </w:pPr>
+      <w:rPr>
+        <w:rFonts w:ascii="Courier New" w:hAnsi="Courier New" w:cs="Courier New" w:hint="default"/>
+      </w:rPr>
+    </w:lvl>
+    <w:lvl w:ilvl="8" w:tplc="04090005" w:tentative="1">
+      <w:start w:val="1"/>
+      <w:numFmt w:val="bullet"/>
+      <w:lvlText w:val=""/>
+      <w:lvlJc w:val="left"/>
+      <w:pPr>
+        <w:ind w:left="6120" w:hanging="360"/>
+      </w:pPr>
+      <w:rPr>
+        <w:rFonts w:ascii="Wingdings" w:hAnsi="Wingdings" w:hint="default"/>
+      </w:rPr>
+    </w:lvl>
+  </w:abstractNum>
+  <w:abstractNum w:abstractNumId="15">
+    <w:nsid w:val="501F0999"/>
+    <w:multiLevelType w:val="hybridMultilevel"/>
+    <w:tmpl w:val="C35A05AC"/>
+    <w:lvl w:ilvl="0" w:tplc="4B22CC20">
+      <w:start w:val="1"/>
+      <w:numFmt w:val="bullet"/>
+      <w:lvlText w:val="-"/>
+      <w:lvlJc w:val="left"/>
+      <w:pPr>
+        <w:ind w:left="360" w:hanging="360"/>
+      </w:pPr>
+      <w:rPr>
+        <w:rFonts w:ascii="Yu Gothic" w:eastAsia="Yu Gothic" w:hAnsi="Yu Gothic" w:hint="eastAsia"/>
+        <w:sz w:val="22"/>
+      </w:rPr>
+    </w:lvl>
+    <w:lvl w:ilvl="1" w:tplc="04090003" w:tentative="1">
+      <w:start w:val="1"/>
+      <w:numFmt w:val="bullet"/>
+      <w:lvlText w:val="o"/>
+      <w:lvlJc w:val="left"/>
+      <w:pPr>
+        <w:ind w:left="1080" w:hanging="360"/>
+      </w:pPr>
+      <w:rPr>
+        <w:rFonts w:ascii="Courier New" w:hAnsi="Courier New" w:cs="Courier New" w:hint="default"/>
+      </w:rPr>
+    </w:lvl>
+    <w:lvl w:ilvl="2" w:tplc="04090005" w:tentative="1">
+      <w:start w:val="1"/>
+      <w:numFmt w:val="bullet"/>
+      <w:lvlText w:val=""/>
+      <w:lvlJc w:val="left"/>
+      <w:pPr>
+        <w:ind w:left="1800" w:hanging="360"/>
+      </w:pPr>
+      <w:rPr>
+        <w:rFonts w:ascii="Wingdings" w:hAnsi="Wingdings" w:hint="default"/>
+      </w:rPr>
+    </w:lvl>
+    <w:lvl w:ilvl="3" w:tplc="04090001" w:tentative="1">
+      <w:start w:val="1"/>
+      <w:numFmt w:val="bullet"/>
+      <w:lvlText w:val=""/>
+      <w:lvlJc w:val="left"/>
+      <w:pPr>
+        <w:ind w:left="2520" w:hanging="360"/>
+      </w:pPr>
+      <w:rPr>
+        <w:rFonts w:ascii="Symbol" w:hAnsi="Symbol" w:hint="default"/>
+      </w:rPr>
+    </w:lvl>
+    <w:lvl w:ilvl="4" w:tplc="04090003" w:tentative="1">
+      <w:start w:val="1"/>
+      <w:numFmt w:val="bullet"/>
+      <w:lvlText w:val="o"/>
+      <w:lvlJc w:val="left"/>
+      <w:pPr>
+        <w:ind w:left="3240" w:hanging="360"/>
+      </w:pPr>
+      <w:rPr>
+        <w:rFonts w:ascii="Courier New" w:hAnsi="Courier New" w:cs="Courier New" w:hint="default"/>
+      </w:rPr>
+    </w:lvl>
+    <w:lvl w:ilvl="5" w:tplc="04090005" w:tentative="1">
+      <w:start w:val="1"/>
+      <w:numFmt w:val="bullet"/>
+      <w:lvlText w:val=""/>
+      <w:lvlJc w:val="left"/>
+      <w:pPr>
+        <w:ind w:left="3960" w:hanging="360"/>
+      </w:pPr>
+      <w:rPr>
+        <w:rFonts w:ascii="Wingdings" w:hAnsi="Wingdings" w:hint="default"/>
+      </w:rPr>
+    </w:lvl>
+    <w:lvl w:ilvl="6" w:tplc="04090001" w:tentative="1">
+      <w:start w:val="1"/>
+      <w:numFmt w:val="bullet"/>
+      <w:lvlText w:val=""/>
+      <w:lvlJc w:val="left"/>
+      <w:pPr>
+        <w:ind w:left="4680" w:hanging="360"/>
+      </w:pPr>
+      <w:rPr>
+        <w:rFonts w:ascii="Symbol" w:hAnsi="Symbol" w:hint="default"/>
+      </w:rPr>
+    </w:lvl>
+    <w:lvl w:ilvl="7" w:tplc="04090003" w:tentative="1">
+      <w:start w:val="1"/>
+      <w:numFmt w:val="bullet"/>
+      <w:lvlText w:val="o"/>
+      <w:lvlJc w:val="left"/>
+      <w:pPr>
+        <w:ind w:left="5400" w:hanging="360"/>
+      </w:pPr>
+      <w:rPr>
+        <w:rFonts w:ascii="Courier New" w:hAnsi="Courier New" w:cs="Courier New" w:hint="default"/>
+      </w:rPr>
+    </w:lvl>
+    <w:lvl w:ilvl="8" w:tplc="04090005" w:tentative="1">
+      <w:start w:val="1"/>
+      <w:numFmt w:val="bullet"/>
+      <w:lvlText w:val=""/>
+      <w:lvlJc w:val="left"/>
+      <w:pPr>
+        <w:ind w:left="6120" w:hanging="360"/>
+      </w:pPr>
+      <w:rPr>
+        <w:rFonts w:ascii="Wingdings" w:hAnsi="Wingdings" w:hint="default"/>
+      </w:rPr>
+    </w:lvl>
+  </w:abstractNum>
+  <w:abstractNum w:abstractNumId="16">
     <w:nsid w:val="550A31FD"/>
     <w:multiLevelType w:val="multilevel"/>
     <w:tmpl w:val="CF1053AA"/>
@@ -6750,7 +6646,7 @@
       </w:rPr>
     </w:lvl>
   </w:abstractNum>
-  <w:abstractNum w:abstractNumId="13">
+  <w:abstractNum w:abstractNumId="17">
     <w:nsid w:val="5580592F"/>
     <w:multiLevelType w:val="hybridMultilevel"/>
     <w:tmpl w:val="3F3AE058"/>
@@ -6863,7 +6759,7 @@
       </w:rPr>
     </w:lvl>
   </w:abstractNum>
-  <w:abstractNum w:abstractNumId="14">
+  <w:abstractNum w:abstractNumId="18">
     <w:nsid w:val="57454D03"/>
     <w:multiLevelType w:val="hybridMultilevel"/>
     <w:tmpl w:val="6AA2605E"/>
@@ -6976,7 +6872,7 @@
       </w:rPr>
     </w:lvl>
   </w:abstractNum>
-  <w:abstractNum w:abstractNumId="15">
+  <w:abstractNum w:abstractNumId="19">
     <w:nsid w:val="57B336E3"/>
     <w:multiLevelType w:val="hybridMultilevel"/>
     <w:tmpl w:val="DA84A0A6"/>
@@ -7089,7 +6985,121 @@
       </w:rPr>
     </w:lvl>
   </w:abstractNum>
-  <w:abstractNum w:abstractNumId="16">
+  <w:abstractNum w:abstractNumId="20">
+    <w:nsid w:val="588A7A09"/>
+    <w:multiLevelType w:val="hybridMultilevel"/>
+    <w:tmpl w:val="1A86EF6E"/>
+    <w:lvl w:ilvl="0" w:tplc="4B22CC20">
+      <w:start w:val="1"/>
+      <w:numFmt w:val="bullet"/>
+      <w:lvlText w:val="-"/>
+      <w:lvlJc w:val="left"/>
+      <w:pPr>
+        <w:ind w:left="360" w:hanging="360"/>
+      </w:pPr>
+      <w:rPr>
+        <w:rFonts w:ascii="Yu Gothic" w:eastAsia="Yu Gothic" w:hAnsi="Yu Gothic" w:hint="eastAsia"/>
+        <w:sz w:val="22"/>
+      </w:rPr>
+    </w:lvl>
+    <w:lvl w:ilvl="1" w:tplc="04090003" w:tentative="1">
+      <w:start w:val="1"/>
+      <w:numFmt w:val="bullet"/>
+      <w:lvlText w:val="o"/>
+      <w:lvlJc w:val="left"/>
+      <w:pPr>
+        <w:ind w:left="1080" w:hanging="360"/>
+      </w:pPr>
+      <w:rPr>
+        <w:rFonts w:ascii="Courier New" w:hAnsi="Courier New" w:cs="Courier New" w:hint="default"/>
+      </w:rPr>
+    </w:lvl>
+    <w:lvl w:ilvl="2" w:tplc="04090005" w:tentative="1">
+      <w:start w:val="1"/>
+      <w:numFmt w:val="bullet"/>
+      <w:lvlText w:val=""/>
+      <w:lvlJc w:val="left"/>
+      <w:pPr>
+        <w:ind w:left="1800" w:hanging="360"/>
+      </w:pPr>
+      <w:rPr>
+        <w:rFonts w:ascii="Wingdings" w:hAnsi="Wingdings" w:hint="default"/>
+      </w:rPr>
+    </w:lvl>
+    <w:lvl w:ilvl="3" w:tplc="04090001" w:tentative="1">
+      <w:start w:val="1"/>
+      <w:numFmt w:val="bullet"/>
+      <w:lvlText w:val=""/>
+      <w:lvlJc w:val="left"/>
+      <w:pPr>
+        <w:ind w:left="2520" w:hanging="360"/>
+      </w:pPr>
+      <w:rPr>
+        <w:rFonts w:ascii="Symbol" w:hAnsi="Symbol" w:hint="default"/>
+      </w:rPr>
+    </w:lvl>
+    <w:lvl w:ilvl="4" w:tplc="04090003" w:tentative="1">
+      <w:start w:val="1"/>
+      <w:numFmt w:val="bullet"/>
+      <w:lvlText w:val="o"/>
+      <w:lvlJc w:val="left"/>
+      <w:pPr>
+        <w:ind w:left="3240" w:hanging="360"/>
+      </w:pPr>
+      <w:rPr>
+        <w:rFonts w:ascii="Courier New" w:hAnsi="Courier New" w:cs="Courier New" w:hint="default"/>
+      </w:rPr>
+    </w:lvl>
+    <w:lvl w:ilvl="5" w:tplc="04090005" w:tentative="1">
+      <w:start w:val="1"/>
+      <w:numFmt w:val="bullet"/>
+      <w:lvlText w:val=""/>
+      <w:lvlJc w:val="left"/>
+      <w:pPr>
+        <w:ind w:left="3960" w:hanging="360"/>
+      </w:pPr>
+      <w:rPr>
+        <w:rFonts w:ascii="Wingdings" w:hAnsi="Wingdings" w:hint="default"/>
+      </w:rPr>
+    </w:lvl>
+    <w:lvl w:ilvl="6" w:tplc="04090001" w:tentative="1">
+      <w:start w:val="1"/>
+      <w:numFmt w:val="bullet"/>
+      <w:lvlText w:val=""/>
+      <w:lvlJc w:val="left"/>
+      <w:pPr>
+        <w:ind w:left="4680" w:hanging="360"/>
+      </w:pPr>
+      <w:rPr>
+        <w:rFonts w:ascii="Symbol" w:hAnsi="Symbol" w:hint="default"/>
+      </w:rPr>
+    </w:lvl>
+    <w:lvl w:ilvl="7" w:tplc="04090003" w:tentative="1">
+      <w:start w:val="1"/>
+      <w:numFmt w:val="bullet"/>
+      <w:lvlText w:val="o"/>
+      <w:lvlJc w:val="left"/>
+      <w:pPr>
+        <w:ind w:left="5400" w:hanging="360"/>
+      </w:pPr>
+      <w:rPr>
+        <w:rFonts w:ascii="Courier New" w:hAnsi="Courier New" w:cs="Courier New" w:hint="default"/>
+      </w:rPr>
+    </w:lvl>
+    <w:lvl w:ilvl="8" w:tplc="04090005" w:tentative="1">
+      <w:start w:val="1"/>
+      <w:numFmt w:val="bullet"/>
+      <w:lvlText w:val=""/>
+      <w:lvlJc w:val="left"/>
+      <w:pPr>
+        <w:ind w:left="6120" w:hanging="360"/>
+      </w:pPr>
+      <w:rPr>
+        <w:rFonts w:ascii="Wingdings" w:hAnsi="Wingdings" w:hint="default"/>
+      </w:rPr>
+    </w:lvl>
+  </w:abstractNum>
+  <w:abstractNum w:abstractNumId="21">
     <w:nsid w:val="5F202A03"/>
     <w:multiLevelType w:val="hybridMultilevel"/>
     <w:tmpl w:val="5964A9D6"/>
@@ -7201,7 +7211,121 @@
       </w:rPr>
     </w:lvl>
   </w:abstractNum>
-  <w:abstractNum w:abstractNumId="17">
+  <w:abstractNum w:abstractNumId="22">
+    <w:nsid w:val="6A35400B"/>
+    <w:multiLevelType w:val="hybridMultilevel"/>
+    <w:tmpl w:val="43A6B394"/>
+    <w:lvl w:ilvl="0" w:tplc="4B22CC20">
+      <w:start w:val="1"/>
+      <w:numFmt w:val="bullet"/>
+      <w:lvlText w:val="-"/>
+      <w:lvlJc w:val="left"/>
+      <w:pPr>
+        <w:ind w:left="360" w:hanging="360"/>
+      </w:pPr>
+      <w:rPr>
+        <w:rFonts w:ascii="Yu Gothic" w:eastAsia="Yu Gothic" w:hAnsi="Yu Gothic" w:hint="eastAsia"/>
+        <w:sz w:val="22"/>
+      </w:rPr>
+    </w:lvl>
+    <w:lvl w:ilvl="1" w:tplc="04090003" w:tentative="1">
+      <w:start w:val="1"/>
+      <w:numFmt w:val="bullet"/>
+      <w:lvlText w:val="o"/>
+      <w:lvlJc w:val="left"/>
+      <w:pPr>
+        <w:ind w:left="1080" w:hanging="360"/>
+      </w:pPr>
+      <w:rPr>
+        <w:rFonts w:ascii="Courier New" w:hAnsi="Courier New" w:cs="Courier New" w:hint="default"/>
+      </w:rPr>
+    </w:lvl>
+    <w:lvl w:ilvl="2" w:tplc="04090005" w:tentative="1">
+      <w:start w:val="1"/>
+      <w:numFmt w:val="bullet"/>
+      <w:lvlText w:val=""/>
+      <w:lvlJc w:val="left"/>
+      <w:pPr>
+        <w:ind w:left="1800" w:hanging="360"/>
+      </w:pPr>
+      <w:rPr>
+        <w:rFonts w:ascii="Wingdings" w:hAnsi="Wingdings" w:hint="default"/>
+      </w:rPr>
+    </w:lvl>
+    <w:lvl w:ilvl="3" w:tplc="04090001" w:tentative="1">
+      <w:start w:val="1"/>
+      <w:numFmt w:val="bullet"/>
+      <w:lvlText w:val=""/>
+      <w:lvlJc w:val="left"/>
+      <w:pPr>
+        <w:ind w:left="2520" w:hanging="360"/>
+      </w:pPr>
+      <w:rPr>
+        <w:rFonts w:ascii="Symbol" w:hAnsi="Symbol" w:hint="default"/>
+      </w:rPr>
+    </w:lvl>
+    <w:lvl w:ilvl="4" w:tplc="04090003" w:tentative="1">
+      <w:start w:val="1"/>
+      <w:numFmt w:val="bullet"/>
+      <w:lvlText w:val="o"/>
+      <w:lvlJc w:val="left"/>
+      <w:pPr>
+        <w:ind w:left="3240" w:hanging="360"/>
+      </w:pPr>
+      <w:rPr>
+        <w:rFonts w:ascii="Courier New" w:hAnsi="Courier New" w:cs="Courier New" w:hint="default"/>
+      </w:rPr>
+    </w:lvl>
+    <w:lvl w:ilvl="5" w:tplc="04090005" w:tentative="1">
+      <w:start w:val="1"/>
+      <w:numFmt w:val="bullet"/>
+      <w:lvlText w:val=""/>
+      <w:lvlJc w:val="left"/>
+      <w:pPr>
+        <w:ind w:left="3960" w:hanging="360"/>
+      </w:pPr>
+      <w:rPr>
+        <w:rFonts w:ascii="Wingdings" w:hAnsi="Wingdings" w:hint="default"/>
+      </w:rPr>
+    </w:lvl>
+    <w:lvl w:ilvl="6" w:tplc="04090001" w:tentative="1">
+      <w:start w:val="1"/>
+      <w:numFmt w:val="bullet"/>
+      <w:lvlText w:val=""/>
+      <w:lvlJc w:val="left"/>
+      <w:pPr>
+        <w:ind w:left="4680" w:hanging="360"/>
+      </w:pPr>
+      <w:rPr>
+        <w:rFonts w:ascii="Symbol" w:hAnsi="Symbol" w:hint="default"/>
+      </w:rPr>
+    </w:lvl>
+    <w:lvl w:ilvl="7" w:tplc="04090003" w:tentative="1">
+      <w:start w:val="1"/>
+      <w:numFmt w:val="bullet"/>
+      <w:lvlText w:val="o"/>
+      <w:lvlJc w:val="left"/>
+      <w:pPr>
+        <w:ind w:left="5400" w:hanging="360"/>
+      </w:pPr>
+      <w:rPr>
+        <w:rFonts w:ascii="Courier New" w:hAnsi="Courier New" w:cs="Courier New" w:hint="default"/>
+      </w:rPr>
+    </w:lvl>
+    <w:lvl w:ilvl="8" w:tplc="04090005" w:tentative="1">
+      <w:start w:val="1"/>
+      <w:numFmt w:val="bullet"/>
+      <w:lvlText w:val=""/>
+      <w:lvlJc w:val="left"/>
+      <w:pPr>
+        <w:ind w:left="6120" w:hanging="360"/>
+      </w:pPr>
+      <w:rPr>
+        <w:rFonts w:ascii="Wingdings" w:hAnsi="Wingdings" w:hint="default"/>
+      </w:rPr>
+    </w:lvl>
+  </w:abstractNum>
+  <w:abstractNum w:abstractNumId="23">
     <w:nsid w:val="6D5070CE"/>
     <w:multiLevelType w:val="hybridMultilevel"/>
     <w:tmpl w:val="CD0267C2"/>
@@ -7314,7 +7438,121 @@
       </w:rPr>
     </w:lvl>
   </w:abstractNum>
-  <w:abstractNum w:abstractNumId="18">
+  <w:abstractNum w:abstractNumId="24">
+    <w:nsid w:val="710B7467"/>
+    <w:multiLevelType w:val="hybridMultilevel"/>
+    <w:tmpl w:val="E252EB8E"/>
+    <w:lvl w:ilvl="0" w:tplc="4B22CC20">
+      <w:start w:val="1"/>
+      <w:numFmt w:val="bullet"/>
+      <w:lvlText w:val="-"/>
+      <w:lvlJc w:val="left"/>
+      <w:pPr>
+        <w:ind w:left="360" w:hanging="360"/>
+      </w:pPr>
+      <w:rPr>
+        <w:rFonts w:ascii="Yu Gothic" w:eastAsia="Yu Gothic" w:hAnsi="Yu Gothic" w:hint="eastAsia"/>
+        <w:sz w:val="22"/>
+      </w:rPr>
+    </w:lvl>
+    <w:lvl w:ilvl="1" w:tplc="04090003" w:tentative="1">
+      <w:start w:val="1"/>
+      <w:numFmt w:val="bullet"/>
+      <w:lvlText w:val="o"/>
+      <w:lvlJc w:val="left"/>
+      <w:pPr>
+        <w:ind w:left="1080" w:hanging="360"/>
+      </w:pPr>
+      <w:rPr>
+        <w:rFonts w:ascii="Courier New" w:hAnsi="Courier New" w:cs="Courier New" w:hint="default"/>
+      </w:rPr>
+    </w:lvl>
+    <w:lvl w:ilvl="2" w:tplc="04090005" w:tentative="1">
+      <w:start w:val="1"/>
+      <w:numFmt w:val="bullet"/>
+      <w:lvlText w:val=""/>
+      <w:lvlJc w:val="left"/>
+      <w:pPr>
+        <w:ind w:left="1800" w:hanging="360"/>
+      </w:pPr>
+      <w:rPr>
+        <w:rFonts w:ascii="Wingdings" w:hAnsi="Wingdings" w:hint="default"/>
+      </w:rPr>
+    </w:lvl>
+    <w:lvl w:ilvl="3" w:tplc="04090001" w:tentative="1">
+      <w:start w:val="1"/>
+      <w:numFmt w:val="bullet"/>
+      <w:lvlText w:val=""/>
+      <w:lvlJc w:val="left"/>
+      <w:pPr>
+        <w:ind w:left="2520" w:hanging="360"/>
+      </w:pPr>
+      <w:rPr>
+        <w:rFonts w:ascii="Symbol" w:hAnsi="Symbol" w:hint="default"/>
+      </w:rPr>
+    </w:lvl>
+    <w:lvl w:ilvl="4" w:tplc="04090003" w:tentative="1">
+      <w:start w:val="1"/>
+      <w:numFmt w:val="bullet"/>
+      <w:lvlText w:val="o"/>
+      <w:lvlJc w:val="left"/>
+      <w:pPr>
+        <w:ind w:left="3240" w:hanging="360"/>
+      </w:pPr>
+      <w:rPr>
+        <w:rFonts w:ascii="Courier New" w:hAnsi="Courier New" w:cs="Courier New" w:hint="default"/>
+      </w:rPr>
+    </w:lvl>
+    <w:lvl w:ilvl="5" w:tplc="04090005" w:tentative="1">
+      <w:start w:val="1"/>
+      <w:numFmt w:val="bullet"/>
+      <w:lvlText w:val=""/>
+      <w:lvlJc w:val="left"/>
+      <w:pPr>
+        <w:ind w:left="3960" w:hanging="360"/>
+      </w:pPr>
+      <w:rPr>
+        <w:rFonts w:ascii="Wingdings" w:hAnsi="Wingdings" w:hint="default"/>
+      </w:rPr>
+    </w:lvl>
+    <w:lvl w:ilvl="6" w:tplc="04090001" w:tentative="1">
+      <w:start w:val="1"/>
+      <w:numFmt w:val="bullet"/>
+      <w:lvlText w:val=""/>
+      <w:lvlJc w:val="left"/>
+      <w:pPr>
+        <w:ind w:left="4680" w:hanging="360"/>
+      </w:pPr>
+      <w:rPr>
+        <w:rFonts w:ascii="Symbol" w:hAnsi="Symbol" w:hint="default"/>
+      </w:rPr>
+    </w:lvl>
+    <w:lvl w:ilvl="7" w:tplc="04090003" w:tentative="1">
+      <w:start w:val="1"/>
+      <w:numFmt w:val="bullet"/>
+      <w:lvlText w:val="o"/>
+      <w:lvlJc w:val="left"/>
+      <w:pPr>
+        <w:ind w:left="5400" w:hanging="360"/>
+      </w:pPr>
+      <w:rPr>
+        <w:rFonts w:ascii="Courier New" w:hAnsi="Courier New" w:cs="Courier New" w:hint="default"/>
+      </w:rPr>
+    </w:lvl>
+    <w:lvl w:ilvl="8" w:tplc="04090005" w:tentative="1">
+      <w:start w:val="1"/>
+      <w:numFmt w:val="bullet"/>
+      <w:lvlText w:val=""/>
+      <w:lvlJc w:val="left"/>
+      <w:pPr>
+        <w:ind w:left="6120" w:hanging="360"/>
+      </w:pPr>
+      <w:rPr>
+        <w:rFonts w:ascii="Wingdings" w:hAnsi="Wingdings" w:hint="default"/>
+      </w:rPr>
+    </w:lvl>
+  </w:abstractNum>
+  <w:abstractNum w:abstractNumId="25">
     <w:nsid w:val="71F76837"/>
     <w:multiLevelType w:val="hybridMultilevel"/>
     <w:tmpl w:val="93CA513E"/>
@@ -7426,7 +7664,7 @@
       </w:rPr>
     </w:lvl>
   </w:abstractNum>
-  <w:abstractNum w:abstractNumId="19">
+  <w:abstractNum w:abstractNumId="26">
     <w:nsid w:val="786F0799"/>
     <w:multiLevelType w:val="hybridMultilevel"/>
     <w:tmpl w:val="5EDCB334"/>
@@ -7540,43 +7778,43 @@
     </w:lvl>
   </w:abstractNum>
   <w:num w:numId="1">
-    <w:abstractNumId w:val="7"/>
+    <w:abstractNumId w:val="9"/>
   </w:num>
   <w:num w:numId="2">
+    <w:abstractNumId w:val="10"/>
+  </w:num>
+  <w:num w:numId="3">
+    <w:abstractNumId w:val="5"/>
+  </w:num>
+  <w:num w:numId="4">
+    <w:abstractNumId w:val="16"/>
+  </w:num>
+  <w:num w:numId="5">
+    <w:abstractNumId w:val="23"/>
+  </w:num>
+  <w:num w:numId="6">
+    <w:abstractNumId w:val="11"/>
+  </w:num>
+  <w:num w:numId="7">
+    <w:abstractNumId w:val="17"/>
+  </w:num>
+  <w:num w:numId="8">
+    <w:abstractNumId w:val="19"/>
+  </w:num>
+  <w:num w:numId="9">
+    <w:abstractNumId w:val="3"/>
+  </w:num>
+  <w:num w:numId="10">
+    <w:abstractNumId w:val="21"/>
+  </w:num>
+  <w:num w:numId="11">
+    <w:abstractNumId w:val="12"/>
+  </w:num>
+  <w:num w:numId="12">
     <w:abstractNumId w:val="8"/>
   </w:num>
-  <w:num w:numId="3">
-    <w:abstractNumId w:val="4"/>
-  </w:num>
-  <w:num w:numId="4">
-    <w:abstractNumId w:val="12"/>
-  </w:num>
-  <w:num w:numId="5">
-    <w:abstractNumId w:val="17"/>
-  </w:num>
-  <w:num w:numId="6">
-    <w:abstractNumId w:val="9"/>
-  </w:num>
-  <w:num w:numId="7">
-    <w:abstractNumId w:val="13"/>
-  </w:num>
-  <w:num w:numId="8">
-    <w:abstractNumId w:val="15"/>
-  </w:num>
-  <w:num w:numId="9">
-    <w:abstractNumId w:val="2"/>
-  </w:num>
-  <w:num w:numId="10">
-    <w:abstractNumId w:val="16"/>
-  </w:num>
-  <w:num w:numId="11">
-    <w:abstractNumId w:val="10"/>
-  </w:num>
-  <w:num w:numId="12">
+  <w:num w:numId="13">
     <w:abstractNumId w:val="6"/>
-  </w:num>
-  <w:num w:numId="13">
-    <w:abstractNumId w:val="5"/>
   </w:num>
   <w:num w:numId="14">
     <w:abstractNumId w:val="0"/>
@@ -7585,19 +7823,40 @@
     <w:abstractNumId w:val="1"/>
   </w:num>
   <w:num w:numId="16">
-    <w:abstractNumId w:val="11"/>
+    <w:abstractNumId w:val="13"/>
   </w:num>
   <w:num w:numId="17">
+    <w:abstractNumId w:val="18"/>
+  </w:num>
+  <w:num w:numId="18">
+    <w:abstractNumId w:val="25"/>
+  </w:num>
+  <w:num w:numId="19">
+    <w:abstractNumId w:val="26"/>
+  </w:num>
+  <w:num w:numId="20">
+    <w:abstractNumId w:val="4"/>
+  </w:num>
+  <w:num w:numId="21">
+    <w:abstractNumId w:val="2"/>
+  </w:num>
+  <w:num w:numId="22">
+    <w:abstractNumId w:val="22"/>
+  </w:num>
+  <w:num w:numId="23">
     <w:abstractNumId w:val="14"/>
   </w:num>
-  <w:num w:numId="18">
-    <w:abstractNumId w:val="18"/>
+  <w:num w:numId="24">
+    <w:abstractNumId w:val="7"/>
   </w:num>
-  <w:num w:numId="19">
-    <w:abstractNumId w:val="19"/>
+  <w:num w:numId="25">
+    <w:abstractNumId w:val="24"/>
   </w:num>
-  <w:num w:numId="20">
-    <w:abstractNumId w:val="3"/>
+  <w:num w:numId="26">
+    <w:abstractNumId w:val="20"/>
+  </w:num>
+  <w:num w:numId="27">
+    <w:abstractNumId w:val="15"/>
   </w:num>
   <w:numIdMacAtCleanup w:val="8"/>
 </w:numbering>
@@ -8593,7 +8852,7 @@
 </file>
 
 <file path=customXml/itemProps1.xml><?xml version="1.0" encoding="utf-8"?>
-<ds:datastoreItem xmlns:ds="http://schemas.openxmlformats.org/officeDocument/2006/customXml" ds:itemID="{A218F251-8014-4D2F-90CA-74B31A858FFA}">
+<ds:datastoreItem xmlns:ds="http://schemas.openxmlformats.org/officeDocument/2006/customXml" ds:itemID="{9FE2E826-7241-4656-B878-5C3A9BEC7309}">
   <ds:schemaRefs>
     <ds:schemaRef ds:uri="http://schemas.openxmlformats.org/officeDocument/2006/bibliography"/>
   </ds:schemaRefs>

--- a/William/.Net React/William_Jackson.docx
+++ b/William/.Net React/William_Jackson.docx
@@ -94,61 +94,7 @@
                 <w:sz w:val="17"/>
                 <w:szCs w:val="17"/>
               </w:rPr>
-              <w:t xml:space="preserve">Wellington, Nevada, United States | </w:t>
-            </w:r>
-            <w:r>
-              <w:rPr>
-                <w:rFonts w:ascii="Arial" w:eastAsia="Arial" w:hAnsi="Arial" w:cs="Arial"/>
-                <w:color w:val="FFFFFF"/>
-                <w:sz w:val="17"/>
-                <w:szCs w:val="17"/>
-              </w:rPr>
-              <w:t>+1 (786) 949-7561</w:t>
-            </w:r>
-            <w:r>
-              <w:rPr>
-                <w:rFonts w:ascii="Arial" w:eastAsia="Arial" w:hAnsi="Arial" w:cs="Arial"/>
-                <w:color w:val="FFFFFF"/>
-                <w:sz w:val="17"/>
-                <w:szCs w:val="17"/>
-              </w:rPr>
-              <w:t xml:space="preserve">| </w:t>
-            </w:r>
-            <w:r>
-              <w:rPr>
-                <w:rFonts w:ascii="Arial" w:eastAsia="Arial" w:hAnsi="Arial" w:cs="Arial"/>
-                <w:color w:val="FFFFFF"/>
-                <w:sz w:val="17"/>
-                <w:szCs w:val="17"/>
-              </w:rPr>
-              <w:t>williamjackson.pro@outlook.com</w:t>
-            </w:r>
-            <w:r>
-              <w:rPr>
-                <w:rFonts w:ascii="Arial" w:eastAsia="Arial" w:hAnsi="Arial" w:cs="Arial"/>
-                <w:color w:val="FFFFFF"/>
-                <w:sz w:val="17"/>
-                <w:szCs w:val="17"/>
-              </w:rPr>
-              <w:t xml:space="preserve"> | </w:t>
-            </w:r>
-            <w:r>
-              <w:rPr>
-                <w:rFonts w:ascii="Arial" w:eastAsia="Arial" w:hAnsi="Arial" w:cs="Arial"/>
-                <w:color w:val="FFFFFF"/>
-                <w:sz w:val="17"/>
-                <w:szCs w:val="17"/>
-              </w:rPr>
-              <w:t>linkedin.com/in/william-jackson-</w:t>
-            </w:r>
-            <w:r>
-              <w:rPr>
-                <w:rFonts w:ascii="Arial" w:eastAsia="Arial" w:hAnsi="Arial" w:cs="Arial"/>
-                <w:color w:val="FFFFFF"/>
-                <w:sz w:val="17"/>
-                <w:szCs w:val="17"/>
-              </w:rPr>
-              <w:t>75b9343b6</w:t>
+              <w:t>Wellington, Nevada, United States | +1 (786) 949-7561| williamjdev@outlook.com | linkedin.com/in/william-jackson-40036a3ba</w:t>
             </w:r>
             <w:bookmarkStart w:id="0" w:name="_GoBack"/>
             <w:bookmarkEnd w:id="0"/>
@@ -8852,7 +8798,7 @@
 </file>
 
 <file path=customXml/itemProps1.xml><?xml version="1.0" encoding="utf-8"?>
-<ds:datastoreItem xmlns:ds="http://schemas.openxmlformats.org/officeDocument/2006/customXml" ds:itemID="{9FE2E826-7241-4656-B878-5C3A9BEC7309}">
+<ds:datastoreItem xmlns:ds="http://schemas.openxmlformats.org/officeDocument/2006/customXml" ds:itemID="{C3BE6055-F56B-4A11-B309-1E876858E3DA}">
   <ds:schemaRefs>
     <ds:schemaRef ds:uri="http://schemas.openxmlformats.org/officeDocument/2006/bibliography"/>
   </ds:schemaRefs>

--- a/William/.Net React/William_Jackson.docx
+++ b/William/.Net React/William_Jackson.docx
@@ -96,8 +96,6 @@
               </w:rPr>
               <w:t>Wellington, Nevada, United States | +1 (786) 949-7561| williamjdev@outlook.com | linkedin.com/in/william-jackson-40036a3ba</w:t>
             </w:r>
-            <w:bookmarkStart w:id="0" w:name="_GoBack"/>
-            <w:bookmarkEnd w:id="0"/>
           </w:p>
         </w:tc>
       </w:tr>
@@ -138,17 +136,50 @@
         </w:rPr>
         <w:t xml:space="preserve">Senior Software Engineer with ~10 years of experience building </w:t>
       </w:r>
+      <w:r>
+        <w:rPr>
+          <w:rStyle w:val="Strong"/>
+          <w:sz w:val="22"/>
+        </w:rPr>
+        <w:t>SaaS</w:t>
+      </w:r>
+      <w:r>
+        <w:rPr>
+          <w:sz w:val="22"/>
+        </w:rPr>
+        <w:t xml:space="preserve">, </w:t>
+      </w:r>
       <w:proofErr w:type="spellStart"/>
       <w:r>
         <w:rPr>
           <w:rStyle w:val="Strong"/>
           <w:sz w:val="22"/>
         </w:rPr>
-        <w:t>SaaS</w:t>
+        <w:t>fintech</w:t>
       </w:r>
       <w:proofErr w:type="spellEnd"/>
       <w:r>
         <w:rPr>
+          <w:rStyle w:val="Strong"/>
+          <w:sz w:val="22"/>
+        </w:rPr>
+        <w:t>-oriented</w:t>
+      </w:r>
+      <w:r>
+        <w:rPr>
+          <w:sz w:val="22"/>
+        </w:rPr>
+        <w:t xml:space="preserve">, and operational workflow platforms with </w:t>
+      </w:r>
+      <w:r>
+        <w:rPr>
+          <w:rStyle w:val="Strong"/>
+          <w:sz w:val="22"/>
+        </w:rPr>
+        <w:t>React 16–18</w:t>
+      </w:r>
+      <w:r>
+        <w:rPr>
           <w:sz w:val="22"/>
         </w:rPr>
         <w:t xml:space="preserve">, </w:t>
@@ -159,7 +190,7 @@
           <w:rStyle w:val="Strong"/>
           <w:sz w:val="22"/>
         </w:rPr>
-        <w:t>fintech</w:t>
+        <w:t>TypeScript</w:t>
       </w:r>
       <w:proofErr w:type="spellEnd"/>
       <w:r>
@@ -167,41 +198,6 @@
           <w:rStyle w:val="Strong"/>
           <w:sz w:val="22"/>
         </w:rPr>
-        <w:t>-oriented</w:t>
-      </w:r>
-      <w:r>
-        <w:rPr>
-          <w:sz w:val="22"/>
-        </w:rPr>
-        <w:t xml:space="preserve">, and operational workflow platforms with </w:t>
-      </w:r>
-      <w:r>
-        <w:rPr>
-          <w:rStyle w:val="Strong"/>
-          <w:sz w:val="22"/>
-        </w:rPr>
-        <w:t>React 16–18</w:t>
-      </w:r>
-      <w:r>
-        <w:rPr>
-          <w:sz w:val="22"/>
-        </w:rPr>
-        <w:t xml:space="preserve">, </w:t>
-      </w:r>
-      <w:proofErr w:type="spellStart"/>
-      <w:r>
-        <w:rPr>
-          <w:rStyle w:val="Strong"/>
-          <w:sz w:val="22"/>
-        </w:rPr>
-        <w:t>TypeScript</w:t>
-      </w:r>
-      <w:proofErr w:type="spellEnd"/>
-      <w:r>
-        <w:rPr>
-          <w:rStyle w:val="Strong"/>
-          <w:sz w:val="22"/>
-        </w:rPr>
         <w:t xml:space="preserve"> 4–5</w:t>
       </w:r>
       <w:r>
@@ -267,21 +263,7 @@
         <w:rPr>
           <w:sz w:val="22"/>
         </w:rPr>
-        <w:t xml:space="preserve"> systems into modern LTS platforms, improving reliability, </w:t>
-      </w:r>
-      <w:proofErr w:type="spellStart"/>
-      <w:r>
-        <w:rPr>
-          <w:sz w:val="22"/>
-        </w:rPr>
-        <w:t>observability</w:t>
-      </w:r>
-      <w:proofErr w:type="spellEnd"/>
-      <w:r>
-        <w:rPr>
-          <w:sz w:val="22"/>
-        </w:rPr>
-        <w:t xml:space="preserve">, and release confidence through structured telemetry, </w:t>
+        <w:t xml:space="preserve"> systems into modern LTS platforms, improving reliability, observability, and release confidence through structured telemetry, </w:t>
       </w:r>
       <w:proofErr w:type="spellStart"/>
       <w:r>
@@ -418,23 +400,13 @@
         </w:rPr>
         <w:t xml:space="preserve">, </w:t>
       </w:r>
-      <w:proofErr w:type="spellStart"/>
-      <w:r>
-        <w:rPr>
-          <w:rStyle w:val="Strong"/>
-          <w:sz w:val="22"/>
-          <w:szCs w:val="22"/>
-        </w:rPr>
-        <w:t>Redux</w:t>
-      </w:r>
-      <w:proofErr w:type="spellEnd"/>
-      <w:r>
-        <w:rPr>
-          <w:rStyle w:val="Strong"/>
-          <w:sz w:val="22"/>
-          <w:szCs w:val="22"/>
-        </w:rPr>
-        <w:t xml:space="preserve"> Toolkit</w:t>
+      <w:r>
+        <w:rPr>
+          <w:rStyle w:val="Strong"/>
+          <w:sz w:val="22"/>
+          <w:szCs w:val="22"/>
+        </w:rPr>
+        <w:t>Redux Toolkit</w:t>
       </w:r>
       <w:r>
         <w:rPr>
@@ -843,23 +815,7 @@
           <w:sz w:val="22"/>
           <w:szCs w:val="22"/>
         </w:rPr>
-        <w:t xml:space="preserve">, </w:t>
-      </w:r>
-      <w:proofErr w:type="spellStart"/>
-      <w:r>
-        <w:rPr>
-          <w:sz w:val="22"/>
-          <w:szCs w:val="22"/>
-        </w:rPr>
-        <w:t>deduplication</w:t>
-      </w:r>
-      <w:proofErr w:type="spellEnd"/>
-      <w:r>
-        <w:rPr>
-          <w:sz w:val="22"/>
-          <w:szCs w:val="22"/>
-        </w:rPr>
-        <w:t>, secure middleware, validation pipelines, distributed systems</w:t>
+        <w:t>, deduplication, secure middleware, validation pipelines, distributed systems</w:t>
       </w:r>
     </w:p>
     <w:p>
@@ -891,6 +847,51 @@
         </w:rPr>
         <w:t xml:space="preserve"> — </w:t>
       </w:r>
+      <w:r>
+        <w:rPr>
+          <w:rStyle w:val="Strong"/>
+          <w:sz w:val="22"/>
+          <w:szCs w:val="22"/>
+        </w:rPr>
+        <w:t>PostgreSQL</w:t>
+      </w:r>
+      <w:r>
+        <w:rPr>
+          <w:sz w:val="22"/>
+          <w:szCs w:val="22"/>
+        </w:rPr>
+        <w:t xml:space="preserve">, </w:t>
+      </w:r>
+      <w:r>
+        <w:rPr>
+          <w:rStyle w:val="Strong"/>
+          <w:sz w:val="22"/>
+          <w:szCs w:val="22"/>
+        </w:rPr>
+        <w:t>MySQL</w:t>
+      </w:r>
+      <w:r>
+        <w:rPr>
+          <w:sz w:val="22"/>
+          <w:szCs w:val="22"/>
+        </w:rPr>
+        <w:t xml:space="preserve">, </w:t>
+      </w:r>
+      <w:r>
+        <w:rPr>
+          <w:rStyle w:val="Strong"/>
+          <w:sz w:val="22"/>
+          <w:szCs w:val="22"/>
+        </w:rPr>
+        <w:t>SQL Server</w:t>
+      </w:r>
+      <w:r>
+        <w:rPr>
+          <w:sz w:val="22"/>
+          <w:szCs w:val="22"/>
+        </w:rPr>
+        <w:t xml:space="preserve">, </w:t>
+      </w:r>
       <w:proofErr w:type="spellStart"/>
       <w:r>
         <w:rPr>
@@ -898,7 +899,7 @@
           <w:sz w:val="22"/>
           <w:szCs w:val="22"/>
         </w:rPr>
-        <w:t>PostgreSQL</w:t>
+        <w:t>Redis</w:t>
       </w:r>
       <w:proofErr w:type="spellEnd"/>
       <w:r>
@@ -914,57 +915,8 @@
           <w:sz w:val="22"/>
           <w:szCs w:val="22"/>
         </w:rPr>
-        <w:t>MySQL</w:t>
-      </w:r>
-      <w:r>
-        <w:rPr>
-          <w:sz w:val="22"/>
-          <w:szCs w:val="22"/>
-        </w:rPr>
-        <w:t xml:space="preserve">, </w:t>
-      </w:r>
-      <w:r>
-        <w:rPr>
-          <w:rStyle w:val="Strong"/>
-          <w:sz w:val="22"/>
-          <w:szCs w:val="22"/>
-        </w:rPr>
-        <w:t>SQL Server</w:t>
-      </w:r>
-      <w:r>
-        <w:rPr>
-          <w:sz w:val="22"/>
-          <w:szCs w:val="22"/>
-        </w:rPr>
-        <w:t xml:space="preserve">, </w:t>
-      </w:r>
-      <w:proofErr w:type="spellStart"/>
-      <w:r>
-        <w:rPr>
-          <w:rStyle w:val="Strong"/>
-          <w:sz w:val="22"/>
-          <w:szCs w:val="22"/>
-        </w:rPr>
-        <w:t>Redis</w:t>
-      </w:r>
-      <w:proofErr w:type="spellEnd"/>
-      <w:r>
-        <w:rPr>
-          <w:sz w:val="22"/>
-          <w:szCs w:val="22"/>
-        </w:rPr>
-        <w:t xml:space="preserve">, </w:t>
-      </w:r>
-      <w:proofErr w:type="spellStart"/>
-      <w:r>
-        <w:rPr>
-          <w:rStyle w:val="Strong"/>
-          <w:sz w:val="22"/>
-          <w:szCs w:val="22"/>
-        </w:rPr>
         <w:t>MongoDB</w:t>
       </w:r>
-      <w:proofErr w:type="spellEnd"/>
       <w:r>
         <w:rPr>
           <w:sz w:val="22"/>
@@ -1121,7 +1073,119 @@
           <w:sz w:val="22"/>
           <w:szCs w:val="22"/>
         </w:rPr>
-        <w:t xml:space="preserve">Cloud &amp; </w:t>
+        <w:t>Cloud &amp; DevOps</w:t>
+      </w:r>
+      <w:r>
+        <w:rPr>
+          <w:sz w:val="22"/>
+          <w:szCs w:val="22"/>
+        </w:rPr>
+        <w:t xml:space="preserve"> — </w:t>
+      </w:r>
+      <w:r>
+        <w:rPr>
+          <w:rStyle w:val="Strong"/>
+          <w:sz w:val="22"/>
+          <w:szCs w:val="22"/>
+        </w:rPr>
+        <w:t>AWS</w:t>
+      </w:r>
+      <w:r>
+        <w:rPr>
+          <w:sz w:val="22"/>
+          <w:szCs w:val="22"/>
+        </w:rPr>
+        <w:t xml:space="preserve"> (primary): </w:t>
+      </w:r>
+      <w:r>
+        <w:rPr>
+          <w:rStyle w:val="Strong"/>
+          <w:sz w:val="22"/>
+          <w:szCs w:val="22"/>
+        </w:rPr>
+        <w:t>EKS</w:t>
+      </w:r>
+      <w:r>
+        <w:rPr>
+          <w:sz w:val="22"/>
+          <w:szCs w:val="22"/>
+        </w:rPr>
+        <w:t xml:space="preserve">, </w:t>
+      </w:r>
+      <w:r>
+        <w:rPr>
+          <w:rStyle w:val="Strong"/>
+          <w:sz w:val="22"/>
+          <w:szCs w:val="22"/>
+        </w:rPr>
+        <w:t>ECS</w:t>
+      </w:r>
+      <w:r>
+        <w:rPr>
+          <w:sz w:val="22"/>
+          <w:szCs w:val="22"/>
+        </w:rPr>
+        <w:t xml:space="preserve">, </w:t>
+      </w:r>
+      <w:r>
+        <w:rPr>
+          <w:rStyle w:val="Strong"/>
+          <w:sz w:val="22"/>
+          <w:szCs w:val="22"/>
+        </w:rPr>
+        <w:t>EC2</w:t>
+      </w:r>
+      <w:r>
+        <w:rPr>
+          <w:sz w:val="22"/>
+          <w:szCs w:val="22"/>
+        </w:rPr>
+        <w:t xml:space="preserve">, </w:t>
+      </w:r>
+      <w:r>
+        <w:rPr>
+          <w:rStyle w:val="Strong"/>
+          <w:sz w:val="22"/>
+          <w:szCs w:val="22"/>
+        </w:rPr>
+        <w:t>Lambda</w:t>
+      </w:r>
+      <w:r>
+        <w:rPr>
+          <w:sz w:val="22"/>
+          <w:szCs w:val="22"/>
+        </w:rPr>
+        <w:t xml:space="preserve">, </w:t>
+      </w:r>
+      <w:r>
+        <w:rPr>
+          <w:rStyle w:val="Strong"/>
+          <w:sz w:val="22"/>
+          <w:szCs w:val="22"/>
+        </w:rPr>
+        <w:t>API Gateway</w:t>
+      </w:r>
+      <w:r>
+        <w:rPr>
+          <w:sz w:val="22"/>
+          <w:szCs w:val="22"/>
+        </w:rPr>
+        <w:t xml:space="preserve">, </w:t>
+      </w:r>
+      <w:r>
+        <w:rPr>
+          <w:rStyle w:val="Strong"/>
+          <w:sz w:val="22"/>
+          <w:szCs w:val="22"/>
+        </w:rPr>
+        <w:t>S3</w:t>
+      </w:r>
+      <w:r>
+        <w:rPr>
+          <w:sz w:val="22"/>
+          <w:szCs w:val="22"/>
+        </w:rPr>
+        <w:t xml:space="preserve">, </w:t>
       </w:r>
       <w:proofErr w:type="spellStart"/>
       <w:r>
@@ -1130,7 +1194,7 @@
           <w:sz w:val="22"/>
           <w:szCs w:val="22"/>
         </w:rPr>
-        <w:t>DevOps</w:t>
+        <w:t>CloudFront</w:t>
       </w:r>
       <w:proofErr w:type="spellEnd"/>
       <w:r>
@@ -1138,105 +1202,15 @@
           <w:sz w:val="22"/>
           <w:szCs w:val="22"/>
         </w:rPr>
-        <w:t xml:space="preserve"> — </w:t>
-      </w:r>
-      <w:r>
-        <w:rPr>
-          <w:rStyle w:val="Strong"/>
-          <w:sz w:val="22"/>
-          <w:szCs w:val="22"/>
-        </w:rPr>
-        <w:t>AWS</w:t>
-      </w:r>
-      <w:r>
-        <w:rPr>
-          <w:sz w:val="22"/>
-          <w:szCs w:val="22"/>
-        </w:rPr>
-        <w:t xml:space="preserve"> (primary): </w:t>
-      </w:r>
-      <w:r>
-        <w:rPr>
-          <w:rStyle w:val="Strong"/>
-          <w:sz w:val="22"/>
-          <w:szCs w:val="22"/>
-        </w:rPr>
-        <w:t>EKS</w:t>
-      </w:r>
-      <w:r>
-        <w:rPr>
-          <w:sz w:val="22"/>
-          <w:szCs w:val="22"/>
-        </w:rPr>
-        <w:t xml:space="preserve">, </w:t>
-      </w:r>
-      <w:r>
-        <w:rPr>
-          <w:rStyle w:val="Strong"/>
-          <w:sz w:val="22"/>
-          <w:szCs w:val="22"/>
-        </w:rPr>
-        <w:t>ECS</w:t>
-      </w:r>
-      <w:r>
-        <w:rPr>
-          <w:sz w:val="22"/>
-          <w:szCs w:val="22"/>
-        </w:rPr>
-        <w:t xml:space="preserve">, </w:t>
-      </w:r>
-      <w:r>
-        <w:rPr>
-          <w:rStyle w:val="Strong"/>
-          <w:sz w:val="22"/>
-          <w:szCs w:val="22"/>
-        </w:rPr>
-        <w:t>EC2</w:t>
-      </w:r>
-      <w:r>
-        <w:rPr>
-          <w:sz w:val="22"/>
-          <w:szCs w:val="22"/>
-        </w:rPr>
-        <w:t xml:space="preserve">, </w:t>
-      </w:r>
-      <w:r>
-        <w:rPr>
-          <w:rStyle w:val="Strong"/>
-          <w:sz w:val="22"/>
-          <w:szCs w:val="22"/>
-        </w:rPr>
-        <w:t>Lambda</w:t>
-      </w:r>
-      <w:r>
-        <w:rPr>
-          <w:sz w:val="22"/>
-          <w:szCs w:val="22"/>
-        </w:rPr>
-        <w:t xml:space="preserve">, </w:t>
-      </w:r>
-      <w:r>
-        <w:rPr>
-          <w:rStyle w:val="Strong"/>
-          <w:sz w:val="22"/>
-          <w:szCs w:val="22"/>
-        </w:rPr>
-        <w:t>API Gateway</w:t>
-      </w:r>
-      <w:r>
-        <w:rPr>
-          <w:sz w:val="22"/>
-          <w:szCs w:val="22"/>
-        </w:rPr>
-        <w:t xml:space="preserve">, </w:t>
-      </w:r>
-      <w:r>
-        <w:rPr>
-          <w:rStyle w:val="Strong"/>
-          <w:sz w:val="22"/>
-          <w:szCs w:val="22"/>
-        </w:rPr>
-        <w:t>S3</w:t>
+        <w:t xml:space="preserve">, </w:t>
+      </w:r>
+      <w:r>
+        <w:rPr>
+          <w:rStyle w:val="Strong"/>
+          <w:sz w:val="22"/>
+          <w:szCs w:val="22"/>
+        </w:rPr>
+        <w:t>RDS</w:t>
       </w:r>
       <w:r>
         <w:rPr>
@@ -1252,7 +1226,7 @@
           <w:sz w:val="22"/>
           <w:szCs w:val="22"/>
         </w:rPr>
-        <w:t>CloudFront</w:t>
+        <w:t>DynamoDB</w:t>
       </w:r>
       <w:proofErr w:type="spellEnd"/>
       <w:r>
@@ -1262,21 +1236,6 @@
         </w:rPr>
         <w:t xml:space="preserve">, </w:t>
       </w:r>
-      <w:r>
-        <w:rPr>
-          <w:rStyle w:val="Strong"/>
-          <w:sz w:val="22"/>
-          <w:szCs w:val="22"/>
-        </w:rPr>
-        <w:t>RDS</w:t>
-      </w:r>
-      <w:r>
-        <w:rPr>
-          <w:sz w:val="22"/>
-          <w:szCs w:val="22"/>
-        </w:rPr>
-        <w:t xml:space="preserve">, </w:t>
-      </w:r>
       <w:proofErr w:type="spellStart"/>
       <w:r>
         <w:rPr>
@@ -1284,7 +1243,7 @@
           <w:sz w:val="22"/>
           <w:szCs w:val="22"/>
         </w:rPr>
-        <w:t>DynamoDB</w:t>
+        <w:t>ElastiCache</w:t>
       </w:r>
       <w:proofErr w:type="spellEnd"/>
       <w:r>
@@ -1301,7 +1260,7 @@
           <w:sz w:val="22"/>
           <w:szCs w:val="22"/>
         </w:rPr>
-        <w:t>ElastiCache</w:t>
+        <w:t>EventBridge</w:t>
       </w:r>
       <w:proofErr w:type="spellEnd"/>
       <w:r>
@@ -1311,6 +1270,186 @@
         </w:rPr>
         <w:t xml:space="preserve">, </w:t>
       </w:r>
+      <w:r>
+        <w:rPr>
+          <w:rStyle w:val="Strong"/>
+          <w:sz w:val="22"/>
+          <w:szCs w:val="22"/>
+        </w:rPr>
+        <w:t>Step Functions</w:t>
+      </w:r>
+      <w:r>
+        <w:rPr>
+          <w:sz w:val="22"/>
+          <w:szCs w:val="22"/>
+        </w:rPr>
+        <w:t xml:space="preserve">, </w:t>
+      </w:r>
+      <w:r>
+        <w:rPr>
+          <w:rStyle w:val="Strong"/>
+          <w:sz w:val="22"/>
+          <w:szCs w:val="22"/>
+        </w:rPr>
+        <w:t>IAM</w:t>
+      </w:r>
+      <w:r>
+        <w:rPr>
+          <w:sz w:val="22"/>
+          <w:szCs w:val="22"/>
+        </w:rPr>
+        <w:t xml:space="preserve"> • Azure: </w:t>
+      </w:r>
+      <w:r>
+        <w:rPr>
+          <w:rStyle w:val="Strong"/>
+          <w:sz w:val="22"/>
+          <w:szCs w:val="22"/>
+        </w:rPr>
+        <w:t>AKS</w:t>
+      </w:r>
+      <w:r>
+        <w:rPr>
+          <w:sz w:val="22"/>
+          <w:szCs w:val="22"/>
+        </w:rPr>
+        <w:t xml:space="preserve">, </w:t>
+      </w:r>
+      <w:r>
+        <w:rPr>
+          <w:rStyle w:val="Strong"/>
+          <w:sz w:val="22"/>
+          <w:szCs w:val="22"/>
+        </w:rPr>
+        <w:t>App Service</w:t>
+      </w:r>
+      <w:r>
+        <w:rPr>
+          <w:sz w:val="22"/>
+          <w:szCs w:val="22"/>
+        </w:rPr>
+        <w:t xml:space="preserve">, </w:t>
+      </w:r>
+      <w:r>
+        <w:rPr>
+          <w:rStyle w:val="Strong"/>
+          <w:sz w:val="22"/>
+          <w:szCs w:val="22"/>
+        </w:rPr>
+        <w:t>Azure SQL</w:t>
+      </w:r>
+      <w:r>
+        <w:rPr>
+          <w:sz w:val="22"/>
+          <w:szCs w:val="22"/>
+        </w:rPr>
+        <w:t xml:space="preserve">, </w:t>
+      </w:r>
+      <w:r>
+        <w:rPr>
+          <w:rStyle w:val="Strong"/>
+          <w:sz w:val="22"/>
+          <w:szCs w:val="22"/>
+        </w:rPr>
+        <w:t>Service Bus</w:t>
+      </w:r>
+      <w:r>
+        <w:rPr>
+          <w:sz w:val="22"/>
+          <w:szCs w:val="22"/>
+        </w:rPr>
+        <w:t xml:space="preserve">, </w:t>
+      </w:r>
+      <w:r>
+        <w:rPr>
+          <w:rStyle w:val="Strong"/>
+          <w:sz w:val="22"/>
+          <w:szCs w:val="22"/>
+        </w:rPr>
+        <w:t>Key Vault</w:t>
+      </w:r>
+      <w:r>
+        <w:rPr>
+          <w:sz w:val="22"/>
+          <w:szCs w:val="22"/>
+        </w:rPr>
+        <w:t xml:space="preserve">, </w:t>
+      </w:r>
+      <w:r>
+        <w:rPr>
+          <w:rStyle w:val="Strong"/>
+          <w:sz w:val="22"/>
+          <w:szCs w:val="22"/>
+        </w:rPr>
+        <w:t>Application Insights</w:t>
+      </w:r>
+      <w:r>
+        <w:rPr>
+          <w:sz w:val="22"/>
+          <w:szCs w:val="22"/>
+        </w:rPr>
+        <w:t xml:space="preserve"> • GCP: </w:t>
+      </w:r>
+      <w:r>
+        <w:rPr>
+          <w:rStyle w:val="Strong"/>
+          <w:sz w:val="22"/>
+          <w:szCs w:val="22"/>
+        </w:rPr>
+        <w:t>GKE</w:t>
+      </w:r>
+      <w:r>
+        <w:rPr>
+          <w:sz w:val="22"/>
+          <w:szCs w:val="22"/>
+        </w:rPr>
+        <w:t xml:space="preserve">, </w:t>
+      </w:r>
+      <w:r>
+        <w:rPr>
+          <w:rStyle w:val="Strong"/>
+          <w:sz w:val="22"/>
+          <w:szCs w:val="22"/>
+        </w:rPr>
+        <w:t>Cloud Run</w:t>
+      </w:r>
+      <w:r>
+        <w:rPr>
+          <w:sz w:val="22"/>
+          <w:szCs w:val="22"/>
+        </w:rPr>
+        <w:t xml:space="preserve">, </w:t>
+      </w:r>
+      <w:r>
+        <w:rPr>
+          <w:rStyle w:val="Strong"/>
+          <w:sz w:val="22"/>
+          <w:szCs w:val="22"/>
+        </w:rPr>
+        <w:t>Pub/Sub</w:t>
+      </w:r>
+      <w:r>
+        <w:rPr>
+          <w:sz w:val="22"/>
+          <w:szCs w:val="22"/>
+        </w:rPr>
+        <w:t xml:space="preserve">, </w:t>
+      </w:r>
+      <w:r>
+        <w:rPr>
+          <w:rStyle w:val="Strong"/>
+          <w:sz w:val="22"/>
+          <w:szCs w:val="22"/>
+        </w:rPr>
+        <w:t>Cloud Storage</w:t>
+      </w:r>
+      <w:r>
+        <w:rPr>
+          <w:sz w:val="22"/>
+          <w:szCs w:val="22"/>
+        </w:rPr>
+        <w:t xml:space="preserve">, </w:t>
+      </w:r>
       <w:proofErr w:type="spellStart"/>
       <w:r>
         <w:rPr>
@@ -1318,7 +1457,7 @@
           <w:sz w:val="22"/>
           <w:szCs w:val="22"/>
         </w:rPr>
-        <w:t>EventBridge</w:t>
+        <w:t>BigQuery</w:t>
       </w:r>
       <w:proofErr w:type="spellEnd"/>
       <w:r>
@@ -1326,180 +1465,60 @@
           <w:sz w:val="22"/>
           <w:szCs w:val="22"/>
         </w:rPr>
-        <w:t xml:space="preserve">, </w:t>
-      </w:r>
-      <w:r>
-        <w:rPr>
-          <w:rStyle w:val="Strong"/>
-          <w:sz w:val="22"/>
-          <w:szCs w:val="22"/>
-        </w:rPr>
-        <w:t>Step Functions</w:t>
-      </w:r>
-      <w:r>
-        <w:rPr>
-          <w:sz w:val="22"/>
-          <w:szCs w:val="22"/>
-        </w:rPr>
-        <w:t xml:space="preserve">, </w:t>
-      </w:r>
-      <w:r>
-        <w:rPr>
-          <w:rStyle w:val="Strong"/>
-          <w:sz w:val="22"/>
-          <w:szCs w:val="22"/>
-        </w:rPr>
-        <w:t>IAM</w:t>
-      </w:r>
-      <w:r>
-        <w:rPr>
-          <w:sz w:val="22"/>
-          <w:szCs w:val="22"/>
-        </w:rPr>
-        <w:t xml:space="preserve"> • Azure: </w:t>
-      </w:r>
-      <w:r>
-        <w:rPr>
-          <w:rStyle w:val="Strong"/>
-          <w:sz w:val="22"/>
-          <w:szCs w:val="22"/>
-        </w:rPr>
-        <w:t>AKS</w:t>
-      </w:r>
-      <w:r>
-        <w:rPr>
-          <w:sz w:val="22"/>
-          <w:szCs w:val="22"/>
-        </w:rPr>
-        <w:t xml:space="preserve">, </w:t>
-      </w:r>
-      <w:r>
-        <w:rPr>
-          <w:rStyle w:val="Strong"/>
-          <w:sz w:val="22"/>
-          <w:szCs w:val="22"/>
-        </w:rPr>
-        <w:t>App Service</w:t>
-      </w:r>
-      <w:r>
-        <w:rPr>
-          <w:sz w:val="22"/>
-          <w:szCs w:val="22"/>
-        </w:rPr>
-        <w:t xml:space="preserve">, </w:t>
-      </w:r>
-      <w:r>
-        <w:rPr>
-          <w:rStyle w:val="Strong"/>
-          <w:sz w:val="22"/>
-          <w:szCs w:val="22"/>
-        </w:rPr>
-        <w:t>Azure SQL</w:t>
-      </w:r>
-      <w:r>
-        <w:rPr>
-          <w:sz w:val="22"/>
-          <w:szCs w:val="22"/>
-        </w:rPr>
-        <w:t xml:space="preserve">, </w:t>
-      </w:r>
-      <w:r>
-        <w:rPr>
-          <w:rStyle w:val="Strong"/>
-          <w:sz w:val="22"/>
-          <w:szCs w:val="22"/>
-        </w:rPr>
-        <w:t>Service Bus</w:t>
-      </w:r>
-      <w:r>
-        <w:rPr>
-          <w:sz w:val="22"/>
-          <w:szCs w:val="22"/>
-        </w:rPr>
-        <w:t xml:space="preserve">, </w:t>
-      </w:r>
-      <w:r>
-        <w:rPr>
-          <w:rStyle w:val="Strong"/>
-          <w:sz w:val="22"/>
-          <w:szCs w:val="22"/>
-        </w:rPr>
-        <w:t>Key Vault</w:t>
-      </w:r>
-      <w:r>
-        <w:rPr>
-          <w:sz w:val="22"/>
-          <w:szCs w:val="22"/>
-        </w:rPr>
-        <w:t xml:space="preserve">, </w:t>
-      </w:r>
-      <w:r>
-        <w:rPr>
-          <w:rStyle w:val="Strong"/>
-          <w:sz w:val="22"/>
-          <w:szCs w:val="22"/>
-        </w:rPr>
-        <w:t>Application Insights</w:t>
-      </w:r>
-      <w:r>
-        <w:rPr>
-          <w:sz w:val="22"/>
-          <w:szCs w:val="22"/>
-        </w:rPr>
-        <w:t xml:space="preserve"> • GCP: </w:t>
-      </w:r>
-      <w:r>
-        <w:rPr>
-          <w:rStyle w:val="Strong"/>
-          <w:sz w:val="22"/>
-          <w:szCs w:val="22"/>
-        </w:rPr>
-        <w:t>GKE</w:t>
-      </w:r>
-      <w:r>
-        <w:rPr>
-          <w:sz w:val="22"/>
-          <w:szCs w:val="22"/>
-        </w:rPr>
-        <w:t xml:space="preserve">, </w:t>
-      </w:r>
-      <w:r>
-        <w:rPr>
-          <w:rStyle w:val="Strong"/>
-          <w:sz w:val="22"/>
-          <w:szCs w:val="22"/>
-        </w:rPr>
-        <w:t>Cloud Run</w:t>
-      </w:r>
-      <w:r>
-        <w:rPr>
-          <w:sz w:val="22"/>
-          <w:szCs w:val="22"/>
-        </w:rPr>
-        <w:t xml:space="preserve">, </w:t>
-      </w:r>
-      <w:r>
-        <w:rPr>
-          <w:rStyle w:val="Strong"/>
-          <w:sz w:val="22"/>
-          <w:szCs w:val="22"/>
-        </w:rPr>
-        <w:t>Pub/Sub</w:t>
-      </w:r>
-      <w:r>
-        <w:rPr>
-          <w:sz w:val="22"/>
-          <w:szCs w:val="22"/>
-        </w:rPr>
-        <w:t xml:space="preserve">, </w:t>
-      </w:r>
-      <w:r>
-        <w:rPr>
-          <w:rStyle w:val="Strong"/>
-          <w:sz w:val="22"/>
-          <w:szCs w:val="22"/>
-        </w:rPr>
-        <w:t>Cloud Storage</w:t>
+        <w:t xml:space="preserve"> • </w:t>
+      </w:r>
+      <w:r>
+        <w:rPr>
+          <w:rStyle w:val="Strong"/>
+          <w:sz w:val="22"/>
+          <w:szCs w:val="22"/>
+        </w:rPr>
+        <w:t>Docker</w:t>
+      </w:r>
+      <w:r>
+        <w:rPr>
+          <w:sz w:val="22"/>
+          <w:szCs w:val="22"/>
+        </w:rPr>
+        <w:t xml:space="preserve">, </w:t>
+      </w:r>
+      <w:r>
+        <w:rPr>
+          <w:rStyle w:val="Strong"/>
+          <w:sz w:val="22"/>
+          <w:szCs w:val="22"/>
+        </w:rPr>
+        <w:t>Kubernetes</w:t>
+      </w:r>
+      <w:r>
+        <w:rPr>
+          <w:sz w:val="22"/>
+          <w:szCs w:val="22"/>
+        </w:rPr>
+        <w:t xml:space="preserve">, </w:t>
+      </w:r>
+      <w:r>
+        <w:rPr>
+          <w:rStyle w:val="Strong"/>
+          <w:sz w:val="22"/>
+          <w:szCs w:val="22"/>
+        </w:rPr>
+        <w:t>Helm</w:t>
+      </w:r>
+      <w:r>
+        <w:rPr>
+          <w:sz w:val="22"/>
+          <w:szCs w:val="22"/>
+        </w:rPr>
+        <w:t xml:space="preserve">, </w:t>
+      </w:r>
+      <w:r>
+        <w:rPr>
+          <w:rStyle w:val="Strong"/>
+          <w:sz w:val="22"/>
+          <w:szCs w:val="22"/>
+        </w:rPr>
+        <w:t>Argo CD</w:t>
       </w:r>
       <w:r>
         <w:rPr>
@@ -1515,7 +1534,7 @@
           <w:sz w:val="22"/>
           <w:szCs w:val="22"/>
         </w:rPr>
-        <w:t>BigQuery</w:t>
+        <w:t>GitOps</w:t>
       </w:r>
       <w:proofErr w:type="spellEnd"/>
       <w:r>
@@ -1523,7 +1542,22 @@
           <w:sz w:val="22"/>
           <w:szCs w:val="22"/>
         </w:rPr>
-        <w:t xml:space="preserve"> • </w:t>
+        <w:t xml:space="preserve">, </w:t>
+      </w:r>
+      <w:r>
+        <w:rPr>
+          <w:rStyle w:val="Strong"/>
+          <w:sz w:val="22"/>
+          <w:szCs w:val="22"/>
+        </w:rPr>
+        <w:t>Terraform</w:t>
+      </w:r>
+      <w:r>
+        <w:rPr>
+          <w:sz w:val="22"/>
+          <w:szCs w:val="22"/>
+        </w:rPr>
+        <w:t xml:space="preserve">, </w:t>
       </w:r>
       <w:proofErr w:type="spellStart"/>
       <w:r>
@@ -1532,7 +1566,7 @@
           <w:sz w:val="22"/>
           <w:szCs w:val="22"/>
         </w:rPr>
-        <w:t>Docker</w:t>
+        <w:t>CloudFormation</w:t>
       </w:r>
       <w:proofErr w:type="spellEnd"/>
       <w:r>
@@ -1540,6 +1574,21 @@
           <w:sz w:val="22"/>
           <w:szCs w:val="22"/>
         </w:rPr>
+        <w:t xml:space="preserve">, CI/CD: </w:t>
+      </w:r>
+      <w:r>
+        <w:rPr>
+          <w:rStyle w:val="Strong"/>
+          <w:sz w:val="22"/>
+          <w:szCs w:val="22"/>
+        </w:rPr>
+        <w:t>GitHub Actions</w:t>
+      </w:r>
+      <w:r>
+        <w:rPr>
+          <w:sz w:val="22"/>
+          <w:szCs w:val="22"/>
+        </w:rPr>
         <w:t xml:space="preserve">, </w:t>
       </w:r>
       <w:proofErr w:type="spellStart"/>
@@ -1549,134 +1598,11 @@
           <w:sz w:val="22"/>
           <w:szCs w:val="22"/>
         </w:rPr>
-        <w:t>Kubernetes</w:t>
+        <w:t>GitLab</w:t>
       </w:r>
       <w:proofErr w:type="spellEnd"/>
       <w:r>
         <w:rPr>
-          <w:sz w:val="22"/>
-          <w:szCs w:val="22"/>
-        </w:rPr>
-        <w:t xml:space="preserve">, </w:t>
-      </w:r>
-      <w:r>
-        <w:rPr>
-          <w:rStyle w:val="Strong"/>
-          <w:sz w:val="22"/>
-          <w:szCs w:val="22"/>
-        </w:rPr>
-        <w:t>Helm</w:t>
-      </w:r>
-      <w:r>
-        <w:rPr>
-          <w:sz w:val="22"/>
-          <w:szCs w:val="22"/>
-        </w:rPr>
-        <w:t xml:space="preserve">, </w:t>
-      </w:r>
-      <w:r>
-        <w:rPr>
-          <w:rStyle w:val="Strong"/>
-          <w:sz w:val="22"/>
-          <w:szCs w:val="22"/>
-        </w:rPr>
-        <w:t>Argo CD</w:t>
-      </w:r>
-      <w:r>
-        <w:rPr>
-          <w:sz w:val="22"/>
-          <w:szCs w:val="22"/>
-        </w:rPr>
-        <w:t xml:space="preserve">, </w:t>
-      </w:r>
-      <w:proofErr w:type="spellStart"/>
-      <w:r>
-        <w:rPr>
-          <w:rStyle w:val="Strong"/>
-          <w:sz w:val="22"/>
-          <w:szCs w:val="22"/>
-        </w:rPr>
-        <w:t>GitOps</w:t>
-      </w:r>
-      <w:proofErr w:type="spellEnd"/>
-      <w:r>
-        <w:rPr>
-          <w:sz w:val="22"/>
-          <w:szCs w:val="22"/>
-        </w:rPr>
-        <w:t xml:space="preserve">, </w:t>
-      </w:r>
-      <w:proofErr w:type="spellStart"/>
-      <w:r>
-        <w:rPr>
-          <w:rStyle w:val="Strong"/>
-          <w:sz w:val="22"/>
-          <w:szCs w:val="22"/>
-        </w:rPr>
-        <w:t>Terraform</w:t>
-      </w:r>
-      <w:proofErr w:type="spellEnd"/>
-      <w:r>
-        <w:rPr>
-          <w:sz w:val="22"/>
-          <w:szCs w:val="22"/>
-        </w:rPr>
-        <w:t xml:space="preserve">, </w:t>
-      </w:r>
-      <w:proofErr w:type="spellStart"/>
-      <w:r>
-        <w:rPr>
-          <w:rStyle w:val="Strong"/>
-          <w:sz w:val="22"/>
-          <w:szCs w:val="22"/>
-        </w:rPr>
-        <w:t>CloudFormation</w:t>
-      </w:r>
-      <w:proofErr w:type="spellEnd"/>
-      <w:r>
-        <w:rPr>
-          <w:sz w:val="22"/>
-          <w:szCs w:val="22"/>
-        </w:rPr>
-        <w:t xml:space="preserve">, CI/CD: </w:t>
-      </w:r>
-      <w:proofErr w:type="spellStart"/>
-      <w:r>
-        <w:rPr>
-          <w:rStyle w:val="Strong"/>
-          <w:sz w:val="22"/>
-          <w:szCs w:val="22"/>
-        </w:rPr>
-        <w:t>GitHub</w:t>
-      </w:r>
-      <w:proofErr w:type="spellEnd"/>
-      <w:r>
-        <w:rPr>
-          <w:rStyle w:val="Strong"/>
-          <w:sz w:val="22"/>
-          <w:szCs w:val="22"/>
-        </w:rPr>
-        <w:t xml:space="preserve"> Actions</w:t>
-      </w:r>
-      <w:r>
-        <w:rPr>
-          <w:sz w:val="22"/>
-          <w:szCs w:val="22"/>
-        </w:rPr>
-        <w:t xml:space="preserve">, </w:t>
-      </w:r>
-      <w:proofErr w:type="spellStart"/>
-      <w:r>
-        <w:rPr>
-          <w:rStyle w:val="Strong"/>
-          <w:sz w:val="22"/>
-          <w:szCs w:val="22"/>
-        </w:rPr>
-        <w:t>GitLab</w:t>
-      </w:r>
-      <w:proofErr w:type="spellEnd"/>
-      <w:r>
-        <w:rPr>
           <w:rStyle w:val="Strong"/>
           <w:sz w:val="22"/>
           <w:szCs w:val="22"/>
@@ -1711,18 +1637,8 @@
           <w:sz w:val="22"/>
           <w:szCs w:val="22"/>
         </w:rPr>
-        <w:t xml:space="preserve">Azure </w:t>
-      </w:r>
-      <w:proofErr w:type="spellStart"/>
-      <w:r>
-        <w:rPr>
-          <w:rStyle w:val="Strong"/>
-          <w:sz w:val="22"/>
-          <w:szCs w:val="22"/>
-        </w:rPr>
-        <w:t>DevOps</w:t>
-      </w:r>
-      <w:proofErr w:type="spellEnd"/>
+        <w:t>Azure DevOps</w:t>
+      </w:r>
       <w:r>
         <w:rPr>
           <w:sz w:val="22"/>
@@ -1762,6 +1678,21 @@
           <w:szCs w:val="22"/>
         </w:rPr>
       </w:pPr>
+      <w:r>
+        <w:rPr>
+          <w:rStyle w:val="Strong"/>
+          <w:sz w:val="22"/>
+          <w:szCs w:val="22"/>
+        </w:rPr>
+        <w:t>Observability, Quality &amp; Security</w:t>
+      </w:r>
+      <w:r>
+        <w:rPr>
+          <w:sz w:val="22"/>
+          <w:szCs w:val="22"/>
+        </w:rPr>
+        <w:t xml:space="preserve"> — </w:t>
+      </w:r>
       <w:proofErr w:type="spellStart"/>
       <w:r>
         <w:rPr>
@@ -1769,23 +1700,15 @@
           <w:sz w:val="22"/>
           <w:szCs w:val="22"/>
         </w:rPr>
-        <w:t>Observability</w:t>
+        <w:t>OpenTelemetry</w:t>
       </w:r>
       <w:proofErr w:type="spellEnd"/>
       <w:r>
         <w:rPr>
-          <w:rStyle w:val="Strong"/>
-          <w:sz w:val="22"/>
-          <w:szCs w:val="22"/>
-        </w:rPr>
-        <w:t>, Quality &amp; Security</w:t>
-      </w:r>
-      <w:r>
-        <w:rPr>
-          <w:sz w:val="22"/>
-          <w:szCs w:val="22"/>
-        </w:rPr>
-        <w:t xml:space="preserve"> — </w:t>
+          <w:sz w:val="22"/>
+          <w:szCs w:val="22"/>
+        </w:rPr>
+        <w:t xml:space="preserve">, </w:t>
       </w:r>
       <w:proofErr w:type="spellStart"/>
       <w:r>
@@ -1794,7 +1717,7 @@
           <w:sz w:val="22"/>
           <w:szCs w:val="22"/>
         </w:rPr>
-        <w:t>OpenTelemetry</w:t>
+        <w:t>Datadog</w:t>
       </w:r>
       <w:proofErr w:type="spellEnd"/>
       <w:r>
@@ -1804,6 +1727,21 @@
         </w:rPr>
         <w:t xml:space="preserve">, </w:t>
       </w:r>
+      <w:r>
+        <w:rPr>
+          <w:rStyle w:val="Strong"/>
+          <w:sz w:val="22"/>
+          <w:szCs w:val="22"/>
+        </w:rPr>
+        <w:t>Prometheus</w:t>
+      </w:r>
+      <w:r>
+        <w:rPr>
+          <w:sz w:val="22"/>
+          <w:szCs w:val="22"/>
+        </w:rPr>
+        <w:t xml:space="preserve">, </w:t>
+      </w:r>
       <w:proofErr w:type="spellStart"/>
       <w:r>
         <w:rPr>
@@ -1811,7 +1749,7 @@
           <w:sz w:val="22"/>
           <w:szCs w:val="22"/>
         </w:rPr>
-        <w:t>Datadog</w:t>
+        <w:t>Grafana</w:t>
       </w:r>
       <w:proofErr w:type="spellEnd"/>
       <w:r>
@@ -1827,7 +1765,7 @@
           <w:sz w:val="22"/>
           <w:szCs w:val="22"/>
         </w:rPr>
-        <w:t>Prometheus</w:t>
+        <w:t>ELK/EFK</w:t>
       </w:r>
       <w:r>
         <w:rPr>
@@ -1843,7 +1781,7 @@
           <w:sz w:val="22"/>
           <w:szCs w:val="22"/>
         </w:rPr>
-        <w:t>Grafana</w:t>
+        <w:t>CloudWatch</w:t>
       </w:r>
       <w:proofErr w:type="spellEnd"/>
       <w:r>
@@ -1851,22 +1789,7 @@
           <w:sz w:val="22"/>
           <w:szCs w:val="22"/>
         </w:rPr>
-        <w:t xml:space="preserve">, </w:t>
-      </w:r>
-      <w:r>
-        <w:rPr>
-          <w:rStyle w:val="Strong"/>
-          <w:sz w:val="22"/>
-          <w:szCs w:val="22"/>
-        </w:rPr>
-        <w:t>ELK/EFK</w:t>
-      </w:r>
-      <w:r>
-        <w:rPr>
-          <w:sz w:val="22"/>
-          <w:szCs w:val="22"/>
-        </w:rPr>
-        <w:t xml:space="preserve">, </w:t>
+        <w:t xml:space="preserve">, structured logging, correlation IDs, SLO/SLI alerting, Testing: </w:t>
       </w:r>
       <w:proofErr w:type="spellStart"/>
       <w:r>
@@ -1875,15 +1798,16 @@
           <w:sz w:val="22"/>
           <w:szCs w:val="22"/>
         </w:rPr>
-        <w:t>CloudWatch</w:t>
+        <w:t>xUnit</w:t>
       </w:r>
       <w:proofErr w:type="spellEnd"/>
       <w:r>
         <w:rPr>
-          <w:sz w:val="22"/>
-          <w:szCs w:val="22"/>
-        </w:rPr>
-        <w:t xml:space="preserve">, structured logging, correlation IDs, SLO/SLI alerting, Testing: </w:t>
+          <w:rStyle w:val="Strong"/>
+          <w:sz w:val="22"/>
+          <w:szCs w:val="22"/>
+        </w:rPr>
+        <w:t>/</w:t>
       </w:r>
       <w:proofErr w:type="spellStart"/>
       <w:r>
@@ -1892,29 +1816,11 @@
           <w:sz w:val="22"/>
           <w:szCs w:val="22"/>
         </w:rPr>
-        <w:t>xUnit</w:t>
+        <w:t>NUnit</w:t>
       </w:r>
       <w:proofErr w:type="spellEnd"/>
       <w:r>
         <w:rPr>
-          <w:rStyle w:val="Strong"/>
-          <w:sz w:val="22"/>
-          <w:szCs w:val="22"/>
-        </w:rPr>
-        <w:t>/</w:t>
-      </w:r>
-      <w:proofErr w:type="spellStart"/>
-      <w:r>
-        <w:rPr>
-          <w:rStyle w:val="Strong"/>
-          <w:sz w:val="22"/>
-          <w:szCs w:val="22"/>
-        </w:rPr>
-        <w:t>NUnit</w:t>
-      </w:r>
-      <w:proofErr w:type="spellEnd"/>
-      <w:r>
-        <w:rPr>
           <w:sz w:val="22"/>
           <w:szCs w:val="22"/>
         </w:rPr>
@@ -1995,23 +1901,13 @@
         </w:rPr>
         <w:t xml:space="preserve">, </w:t>
       </w:r>
-      <w:proofErr w:type="spellStart"/>
-      <w:r>
-        <w:rPr>
-          <w:rStyle w:val="Strong"/>
-          <w:sz w:val="22"/>
-          <w:szCs w:val="22"/>
-        </w:rPr>
-        <w:t>OpenID</w:t>
-      </w:r>
-      <w:proofErr w:type="spellEnd"/>
-      <w:r>
-        <w:rPr>
-          <w:rStyle w:val="Strong"/>
-          <w:sz w:val="22"/>
-          <w:szCs w:val="22"/>
-        </w:rPr>
-        <w:t xml:space="preserve"> Connect</w:t>
+      <w:r>
+        <w:rPr>
+          <w:rStyle w:val="Strong"/>
+          <w:sz w:val="22"/>
+          <w:szCs w:val="22"/>
+        </w:rPr>
+        <w:t>OpenID Connect</w:t>
       </w:r>
       <w:r>
         <w:rPr>
@@ -2291,21 +2187,7 @@
         <w:rPr>
           <w:sz w:val="22"/>
         </w:rPr>
-        <w:t xml:space="preserve"> frontend refresh for a </w:t>
-      </w:r>
-      <w:proofErr w:type="spellStart"/>
-      <w:r>
-        <w:rPr>
-          <w:sz w:val="22"/>
-        </w:rPr>
-        <w:t>SaaS</w:t>
-      </w:r>
-      <w:proofErr w:type="spellEnd"/>
-      <w:r>
-        <w:rPr>
-          <w:sz w:val="22"/>
-        </w:rPr>
-        <w:t xml:space="preserve"> operations platform, separating container logic from presentational components and reducing UI regression defects by </w:t>
+        <w:t xml:space="preserve"> frontend refresh for a SaaS operations platform, separating container logic from presentational components and reducing UI regression defects by </w:t>
       </w:r>
       <w:r>
         <w:rPr>
@@ -2424,21 +2306,7 @@
         <w:rPr>
           <w:sz w:val="22"/>
         </w:rPr>
-        <w:t xml:space="preserve">, </w:t>
-      </w:r>
-      <w:proofErr w:type="spellStart"/>
-      <w:r>
-        <w:rPr>
-          <w:sz w:val="22"/>
-        </w:rPr>
-        <w:t>deduplication</w:t>
-      </w:r>
-      <w:proofErr w:type="spellEnd"/>
-      <w:r>
-        <w:rPr>
-          <w:sz w:val="22"/>
-        </w:rPr>
-        <w:t xml:space="preserve"> checks, and replay-safe consumer logic across API and queue-processing layers, reducing reconciliation noise by </w:t>
+        <w:t xml:space="preserve">, deduplication checks, and replay-safe consumer logic across API and queue-processing layers, reducing reconciliation noise by </w:t>
       </w:r>
       <w:r>
         <w:rPr>
@@ -2595,7 +2463,6 @@
         </w:rPr>
         <w:t xml:space="preserve"> through </w:t>
       </w:r>
-      <w:proofErr w:type="spellStart"/>
       <w:r>
         <w:rPr>
           <w:rStyle w:val="Strong"/>
@@ -2603,7 +2470,6 @@
         </w:rPr>
         <w:t>PostgreSQL</w:t>
       </w:r>
-      <w:proofErr w:type="spellEnd"/>
       <w:r>
         <w:rPr>
           <w:sz w:val="22"/>
@@ -2768,7 +2634,6 @@
         </w:rPr>
         <w:t xml:space="preserve">Standardized delivery using </w:t>
       </w:r>
-      <w:proofErr w:type="spellStart"/>
       <w:r>
         <w:rPr>
           <w:rStyle w:val="Strong"/>
@@ -2776,14 +2641,12 @@
         </w:rPr>
         <w:t>Docker</w:t>
       </w:r>
-      <w:proofErr w:type="spellEnd"/>
-      <w:r>
-        <w:rPr>
-          <w:sz w:val="22"/>
-        </w:rPr>
-        <w:t xml:space="preserve">, </w:t>
-      </w:r>
-      <w:proofErr w:type="spellStart"/>
+      <w:r>
+        <w:rPr>
+          <w:sz w:val="22"/>
+        </w:rPr>
+        <w:t xml:space="preserve">, </w:t>
+      </w:r>
       <w:r>
         <w:rPr>
           <w:rStyle w:val="Strong"/>
@@ -2791,7 +2654,6 @@
         </w:rPr>
         <w:t>Kubernetes</w:t>
       </w:r>
-      <w:proofErr w:type="spellEnd"/>
       <w:r>
         <w:rPr>
           <w:sz w:val="22"/>
@@ -3109,7 +2971,6 @@
         </w:rPr>
         <w:t xml:space="preserve">Improved data integrity across </w:t>
       </w:r>
-      <w:proofErr w:type="spellStart"/>
       <w:r>
         <w:rPr>
           <w:rStyle w:val="Strong"/>
@@ -3117,7 +2978,6 @@
         </w:rPr>
         <w:t>PostgreSQL</w:t>
       </w:r>
-      <w:proofErr w:type="spellEnd"/>
       <w:r>
         <w:rPr>
           <w:sz w:val="22"/>
@@ -3619,7 +3479,6 @@
         </w:rPr>
         <w:t xml:space="preserve"> and </w:t>
       </w:r>
-      <w:proofErr w:type="spellStart"/>
       <w:r>
         <w:rPr>
           <w:rStyle w:val="Strong"/>
@@ -3627,7 +3486,6 @@
         </w:rPr>
         <w:t>PostgreSQL</w:t>
       </w:r>
-      <w:proofErr w:type="spellEnd"/>
       <w:r>
         <w:rPr>
           <w:sz w:val="22"/>
@@ -3705,7 +3563,6 @@
         </w:rPr>
         <w:t xml:space="preserve">Integrated </w:t>
       </w:r>
-      <w:proofErr w:type="spellStart"/>
       <w:r>
         <w:rPr>
           <w:rStyle w:val="Strong"/>
@@ -3713,7 +3570,6 @@
         </w:rPr>
         <w:t>MongoDB</w:t>
       </w:r>
-      <w:proofErr w:type="spellEnd"/>
       <w:r>
         <w:rPr>
           <w:sz w:val="22"/>
@@ -4291,15 +4147,17 @@
       </w:pPr>
       <w:r>
         <w:rPr>
-          <w:rFonts w:ascii="Arial" w:eastAsia="Arial" w:hAnsi="Arial" w:cs="Arial"/>
+          <w:rFonts w:ascii="Arial" w:hAnsi="Arial" w:cs="Arial"/>
           <w:b/>
           <w:bCs/>
-          <w:color w:val="111111"/>
-          <w:sz w:val="22"/>
-          <w:szCs w:val="18"/>
-        </w:rPr>
-        <w:t>Stanford University Department of Computer Science</w:t>
-      </w:r>
+          <w:color w:val="000000"/>
+          <w:sz w:val="22"/>
+          <w:szCs w:val="23"/>
+        </w:rPr>
+        <w:t>Harvard University</w:t>
+      </w:r>
+      <w:bookmarkStart w:id="0" w:name="_GoBack"/>
+      <w:bookmarkEnd w:id="0"/>
     </w:p>
     <w:p>
       <w:pPr>
@@ -4447,23 +4305,7 @@
           <w:rStyle w:val="Strong"/>
           <w:sz w:val="22"/>
         </w:rPr>
-        <w:t xml:space="preserve">Certified </w:t>
-      </w:r>
-      <w:proofErr w:type="spellStart"/>
-      <w:r>
-        <w:rPr>
-          <w:rStyle w:val="Strong"/>
-          <w:sz w:val="22"/>
-        </w:rPr>
-        <w:t>Kubernetes</w:t>
-      </w:r>
-      <w:proofErr w:type="spellEnd"/>
-      <w:r>
-        <w:rPr>
-          <w:rStyle w:val="Strong"/>
-          <w:sz w:val="22"/>
-        </w:rPr>
-        <w:t xml:space="preserve"> Application Developer (CKAD)</w:t>
+        <w:t>Certified Kubernetes Application Developer (CKAD)</w:t>
       </w:r>
     </w:p>
     <w:p>
@@ -4489,23 +4331,7 @@
           <w:rStyle w:val="Strong"/>
           <w:sz w:val="22"/>
         </w:rPr>
-        <w:t xml:space="preserve"> Certified: </w:t>
-      </w:r>
-      <w:proofErr w:type="spellStart"/>
-      <w:r>
-        <w:rPr>
-          <w:rStyle w:val="Strong"/>
-          <w:sz w:val="22"/>
-        </w:rPr>
-        <w:t>Terraform</w:t>
-      </w:r>
-      <w:proofErr w:type="spellEnd"/>
-      <w:r>
-        <w:rPr>
-          <w:rStyle w:val="Strong"/>
-          <w:sz w:val="22"/>
-        </w:rPr>
-        <w:t xml:space="preserve"> Associate</w:t>
+        <w:t xml:space="preserve"> Certified: Terraform Associate</w:t>
       </w:r>
     </w:p>
     <w:p>
@@ -8798,7 +8624,7 @@
 </file>
 
 <file path=customXml/itemProps1.xml><?xml version="1.0" encoding="utf-8"?>
-<ds:datastoreItem xmlns:ds="http://schemas.openxmlformats.org/officeDocument/2006/customXml" ds:itemID="{C3BE6055-F56B-4A11-B309-1E876858E3DA}">
+<ds:datastoreItem xmlns:ds="http://schemas.openxmlformats.org/officeDocument/2006/customXml" ds:itemID="{E99E16DF-0244-4972-94EF-6BBD3D25B10F}">
   <ds:schemaRefs>
     <ds:schemaRef ds:uri="http://schemas.openxmlformats.org/officeDocument/2006/bibliography"/>
   </ds:schemaRefs>
